--- a/Senku-Memoria.docx
+++ b/Senku-Memoria.docx
@@ -60,15 +60,7 @@
           <w:szCs w:val="18"/>
           <w:lang w:val="es-ES"/>
         </w:rPr>
-        <w:t>Mario Domínguez López</w:t>
-      </w:r>
-      <w:r>
-        <w:rPr>
-          <w:sz w:val="18"/>
-          <w:szCs w:val="18"/>
-          <w:lang w:val="es-ES"/>
-        </w:rPr>
-        <w:t xml:space="preserve"> </w:t>
+        <w:t xml:space="preserve">Mario Domínguez López </w:t>
       </w:r>
       <w:r>
         <w:rPr>
@@ -132,7 +124,7 @@
       <w:hyperlink r:id="rId9" w:history="1">
         <w:r>
           <w:rPr>
-            <w:rStyle w:val="Hipervnculo"/>
+            <w:rStyle w:val="Hyperlink"/>
             <w:sz w:val="18"/>
             <w:szCs w:val="18"/>
             <w:lang w:val="es-ES"/>
@@ -148,6 +140,14 @@
         </w:rPr>
         <w:t xml:space="preserve"> / </w:t>
       </w:r>
+      <w:r>
+        <w:rPr>
+          <w:sz w:val="18"/>
+          <w:szCs w:val="18"/>
+          <w:lang w:val="es-ES"/>
+        </w:rPr>
+        <w:t>mardomlop11</w:t>
+      </w:r>
     </w:p>
     <w:p>
       <w:pPr>
@@ -227,7 +227,7 @@
       <w:hyperlink r:id="rId10" w:history="1">
         <w:r>
           <w:rPr>
-            <w:rStyle w:val="Hipervnculo"/>
+            <w:rStyle w:val="Hyperlink"/>
             <w:sz w:val="18"/>
             <w:szCs w:val="18"/>
             <w:lang w:val="es-ES"/>
@@ -391,25 +391,7 @@
         <w:rPr>
           <w:lang w:val="es-ES"/>
         </w:rPr>
-        <w:t xml:space="preserve">, </w:t>
-      </w:r>
-      <w:r>
-        <w:rPr>
-          <w:lang w:val="es-ES"/>
-        </w:rPr>
-        <w:t>planificación automática</w:t>
-      </w:r>
-      <w:r>
-        <w:rPr>
-          <w:lang w:val="es-ES"/>
-        </w:rPr>
-        <w:t xml:space="preserve">, </w:t>
-      </w:r>
-      <w:r>
-        <w:rPr>
-          <w:lang w:val="es-ES"/>
-        </w:rPr>
-        <w:t>árbol de búsqueda</w:t>
+        <w:t>, planificación automática, árbol de búsqueda</w:t>
       </w:r>
       <w:r>
         <w:rPr>
@@ -420,7 +402,7 @@
     </w:p>
     <w:p>
       <w:pPr>
-        <w:pStyle w:val="Ttulo1"/>
+        <w:pStyle w:val="Heading1"/>
         <w:rPr>
           <w:lang w:val="es-ES"/>
         </w:rPr>
@@ -455,17 +437,7 @@
           <w:szCs w:val="20"/>
           <w:lang w:eastAsia="es-ES" w:bidi="ar-SA"/>
         </w:rPr>
-        <w:t>El ámbito de la</w:t>
-      </w:r>
-      <w:r>
-        <w:rPr>
-          <w:rFonts w:ascii="Times New Roman" w:eastAsia="Times New Roman" w:hAnsi="Times New Roman" w:cs="Times New Roman"/>
-          <w:kern w:val="0"/>
-          <w:sz w:val="20"/>
-          <w:szCs w:val="20"/>
-          <w:lang w:eastAsia="es-ES" w:bidi="ar-SA"/>
-        </w:rPr>
-        <w:t xml:space="preserve"> </w:t>
+        <w:t xml:space="preserve">El ámbito de la </w:t>
       </w:r>
       <w:r>
         <w:rPr>
@@ -533,37 +505,7 @@
           <w:szCs w:val="20"/>
           <w:lang w:eastAsia="es-ES" w:bidi="ar-SA"/>
         </w:rPr>
-        <w:t xml:space="preserve"> </w:t>
-      </w:r>
-      <w:r>
-        <w:rPr>
-          <w:rFonts w:ascii="Times New Roman" w:eastAsia="Times New Roman" w:hAnsi="Times New Roman" w:cs="Times New Roman"/>
-          <w:kern w:val="0"/>
-          <w:sz w:val="20"/>
-          <w:szCs w:val="20"/>
-          <w:lang w:eastAsia="es-ES" w:bidi="ar-SA"/>
-        </w:rPr>
-        <w:t xml:space="preserve">ha utilizado históricamente los juegos </w:t>
-      </w:r>
-      <w:r>
-        <w:rPr>
-          <w:rFonts w:ascii="Times New Roman" w:eastAsia="Times New Roman" w:hAnsi="Times New Roman" w:cs="Times New Roman"/>
-          <w:kern w:val="0"/>
-          <w:sz w:val="20"/>
-          <w:szCs w:val="20"/>
-          <w:lang w:eastAsia="es-ES" w:bidi="ar-SA"/>
-        </w:rPr>
-        <w:t xml:space="preserve">y </w:t>
-      </w:r>
-      <w:r>
-        <w:rPr>
-          <w:rFonts w:ascii="Times New Roman" w:eastAsia="Times New Roman" w:hAnsi="Times New Roman" w:cs="Times New Roman"/>
-          <w:kern w:val="0"/>
-          <w:sz w:val="20"/>
-          <w:szCs w:val="20"/>
-          <w:lang w:eastAsia="es-ES" w:bidi="ar-SA"/>
-        </w:rPr>
-        <w:t xml:space="preserve"> puzles, como entornos controlados de gran utilidad para la evaluación del desempeño de agentes y algoritmos de búsqueda. Dentro de esta categoría, el </w:t>
+        <w:t xml:space="preserve"> ha utilizado históricamente los juegos y  puzles, como entornos controlados de gran utilidad para la evaluación del desempeño de agentes y algoritmos de búsqueda. Dentro de esta categoría, el </w:t>
       </w:r>
       <w:r>
         <w:rPr>
@@ -597,7 +539,7 @@
           <w:szCs w:val="20"/>
           <w:lang w:eastAsia="es-ES" w:bidi="ar-SA"/>
         </w:rPr>
-        <w:t xml:space="preserve"> representa un desafío clásico de optimización combinatoria y planificación. El juego </w:t>
+        <w:t xml:space="preserve"> representa un desafío clásico </w:t>
       </w:r>
       <w:r>
         <w:rPr>
@@ -607,7 +549,7 @@
           <w:szCs w:val="20"/>
           <w:lang w:eastAsia="es-ES" w:bidi="ar-SA"/>
         </w:rPr>
-        <w:t>está formado por</w:t>
+        <w:t>que en este trabajo atacaremos desde el ángulo de</w:t>
       </w:r>
       <w:r>
         <w:rPr>
@@ -617,7 +559,107 @@
           <w:szCs w:val="20"/>
           <w:lang w:eastAsia="es-ES" w:bidi="ar-SA"/>
         </w:rPr>
-        <w:t xml:space="preserve"> un tablero con M piezas y un único hueco; el objetivo consiste en realizar una secuencia de saltos ortogonales para eliminar piezas sucesivamente hasta que solo una permanezca en la posición del hueco original.</w:t>
+        <w:t xml:space="preserve"> </w:t>
+      </w:r>
+      <w:r>
+        <w:rPr>
+          <w:rFonts w:ascii="Times New Roman" w:eastAsia="Times New Roman" w:hAnsi="Times New Roman" w:cs="Times New Roman"/>
+          <w:kern w:val="0"/>
+          <w:sz w:val="20"/>
+          <w:szCs w:val="20"/>
+          <w:lang w:eastAsia="es-ES" w:bidi="ar-SA"/>
+        </w:rPr>
+        <w:t>la p</w:t>
+      </w:r>
+      <w:r>
+        <w:rPr>
+          <w:rFonts w:ascii="Times New Roman" w:eastAsia="Times New Roman" w:hAnsi="Times New Roman" w:cs="Times New Roman"/>
+          <w:kern w:val="0"/>
+          <w:sz w:val="20"/>
+          <w:szCs w:val="20"/>
+          <w:lang w:eastAsia="es-ES" w:bidi="ar-SA"/>
+        </w:rPr>
+        <w:t>lanificación</w:t>
+      </w:r>
+      <w:r>
+        <w:rPr>
+          <w:rFonts w:ascii="Times New Roman" w:eastAsia="Times New Roman" w:hAnsi="Times New Roman" w:cs="Times New Roman"/>
+          <w:kern w:val="0"/>
+          <w:sz w:val="20"/>
+          <w:szCs w:val="20"/>
+          <w:lang w:eastAsia="es-ES" w:bidi="ar-SA"/>
+        </w:rPr>
+        <w:t xml:space="preserve"> automática</w:t>
+      </w:r>
+      <w:r>
+        <w:rPr>
+          <w:rFonts w:ascii="Times New Roman" w:eastAsia="Times New Roman" w:hAnsi="Times New Roman" w:cs="Times New Roman"/>
+          <w:kern w:val="0"/>
+          <w:sz w:val="20"/>
+          <w:szCs w:val="20"/>
+          <w:lang w:eastAsia="es-ES" w:bidi="ar-SA"/>
+        </w:rPr>
+        <w:t xml:space="preserve">. El juego </w:t>
+      </w:r>
+      <w:r>
+        <w:rPr>
+          <w:rFonts w:ascii="Times New Roman" w:eastAsia="Times New Roman" w:hAnsi="Times New Roman" w:cs="Times New Roman"/>
+          <w:kern w:val="0"/>
+          <w:sz w:val="20"/>
+          <w:szCs w:val="20"/>
+          <w:lang w:eastAsia="es-ES" w:bidi="ar-SA"/>
+        </w:rPr>
+        <w:t>está formado por</w:t>
+      </w:r>
+      <w:r>
+        <w:rPr>
+          <w:rFonts w:ascii="Times New Roman" w:eastAsia="Times New Roman" w:hAnsi="Times New Roman" w:cs="Times New Roman"/>
+          <w:kern w:val="0"/>
+          <w:sz w:val="20"/>
+          <w:szCs w:val="20"/>
+          <w:lang w:eastAsia="es-ES" w:bidi="ar-SA"/>
+        </w:rPr>
+        <w:t xml:space="preserve"> un tablero con M piezas y un único hueco; el objetivo consiste en realizar una secuencia de saltos ortogonales para eliminar piezas sucesivamente hasta que solo una permanezca</w:t>
+      </w:r>
+      <w:r>
+        <w:rPr>
+          <w:rFonts w:ascii="Times New Roman" w:eastAsia="Times New Roman" w:hAnsi="Times New Roman" w:cs="Times New Roman"/>
+          <w:kern w:val="0"/>
+          <w:sz w:val="20"/>
+          <w:szCs w:val="20"/>
+          <w:lang w:eastAsia="es-ES" w:bidi="ar-SA"/>
+        </w:rPr>
+        <w:t>,</w:t>
+      </w:r>
+      <w:r>
+        <w:rPr>
+          <w:rFonts w:ascii="Times New Roman" w:eastAsia="Times New Roman" w:hAnsi="Times New Roman" w:cs="Times New Roman"/>
+          <w:kern w:val="0"/>
+          <w:sz w:val="20"/>
+          <w:szCs w:val="20"/>
+          <w:lang w:eastAsia="es-ES" w:bidi="ar-SA"/>
+        </w:rPr>
+        <w:t xml:space="preserve"> en la posición del hueco original</w:t>
+      </w:r>
+      <w:r>
+        <w:rPr>
+          <w:rFonts w:ascii="Times New Roman" w:eastAsia="Times New Roman" w:hAnsi="Times New Roman" w:cs="Times New Roman"/>
+          <w:kern w:val="0"/>
+          <w:sz w:val="20"/>
+          <w:szCs w:val="20"/>
+          <w:lang w:eastAsia="es-ES" w:bidi="ar-SA"/>
+        </w:rPr>
+        <w:t xml:space="preserve"> si fuera posible</w:t>
+      </w:r>
+      <w:r>
+        <w:rPr>
+          <w:rFonts w:ascii="Times New Roman" w:eastAsia="Times New Roman" w:hAnsi="Times New Roman" w:cs="Times New Roman"/>
+          <w:kern w:val="0"/>
+          <w:sz w:val="20"/>
+          <w:szCs w:val="20"/>
+          <w:lang w:eastAsia="es-ES" w:bidi="ar-SA"/>
+        </w:rPr>
+        <w:t>.</w:t>
       </w:r>
     </w:p>
     <w:p>
@@ -673,19 +715,7 @@
         <w:rPr>
           <w:lang w:val="es-ES"/>
         </w:rPr>
-        <w:t>, donde los nodos representan los estados del tablero y las aristas corresponden a las acciones válidas. Dado que el espacio de estados puede ser altamente complejo, el uso de algoritmos basados en grafos y técnicas heurísticas resulta fundamental para una exploración eficiente</w:t>
-      </w:r>
-      <w:r>
-        <w:rPr>
-          <w:lang w:val="es-ES"/>
-        </w:rPr>
-        <w:t>.</w:t>
-      </w:r>
-      <w:r>
-        <w:rPr>
-          <w:lang w:val="es-ES"/>
-        </w:rPr>
-        <w:t xml:space="preserve"> </w:t>
+        <w:t>, donde los nodos representan los estados del tablero y las aristas corresponden a las acciones válidas. Dado que el espacio de estados puede ser altamente complejo, el uso de algoritmos basados en grafos y técnicas heurísticas resulta fundamental para una exploración eficiente.</w:t>
       </w:r>
     </w:p>
     <w:p>
@@ -699,6 +729,26 @@
         <w:rPr>
           <w:lang w:val="es-ES"/>
         </w:rPr>
+        <w:t>#####No usamos búsqueda de grafo en el trabajo hehe</w:t>
+      </w:r>
+      <w:r>
+        <w:rPr>
+          <w:lang w:val="es-ES"/>
+        </w:rPr>
+        <w:t>, usamos búsqueda en espacio de estados</w:t>
+      </w:r>
+    </w:p>
+    <w:p>
+      <w:pPr>
+        <w:pStyle w:val="Textbody"/>
+        <w:rPr>
+          <w:lang w:val="es-ES"/>
+        </w:rPr>
+      </w:pPr>
+      <w:r>
+        <w:rPr>
+          <w:lang w:val="es-ES"/>
+        </w:rPr>
         <w:t xml:space="preserve">El </w:t>
       </w:r>
       <w:r>
@@ -739,7 +789,19 @@
         <w:rPr>
           <w:lang w:val="es-ES"/>
         </w:rPr>
-        <w:t xml:space="preserve"> El principal problema esta en la eficiencia en la búsqueda en tableros grandes con grandes espacios de estados, por lo que la solución propuesta se ha enfocado utilizando algoritmos avanzados de búsqueda mediante el lenguaje de programación Python. El algoritmo utilizado es el Beam Search que se explicará más adelante, pero en resumen es un algo</w:t>
+        <w:t xml:space="preserve"> El principal problema est</w:t>
+      </w:r>
+      <w:r>
+        <w:rPr>
+          <w:lang w:val="es-ES"/>
+        </w:rPr>
+        <w:t>á</w:t>
+      </w:r>
+      <w:r>
+        <w:rPr>
+          <w:lang w:val="es-ES"/>
+        </w:rPr>
+        <w:t xml:space="preserve"> en la eficiencia en la búsqueda en tableros grandes con grandes espacios de estados, por lo que la solución propuesta se ha enfocado utilizando algoritmos avanzados de búsqueda mediante el lenguaje de programación Python. El algoritmo utilizado es el Beam Search que se explicará más adelante, pero en resumen es un algo</w:t>
       </w:r>
       <w:r>
         <w:rPr>
@@ -750,7 +812,7 @@
     </w:p>
     <w:p>
       <w:pPr>
-        <w:pStyle w:val="Ttulo1"/>
+        <w:pStyle w:val="Heading1"/>
         <w:rPr>
           <w:lang w:val="es-ES"/>
         </w:rPr>
@@ -778,7 +840,7 @@
     </w:p>
     <w:p>
       <w:pPr>
-        <w:pStyle w:val="Ttulo2"/>
+        <w:pStyle w:val="Heading2"/>
         <w:rPr>
           <w:lang w:val="es-ES"/>
         </w:rPr>
@@ -788,6 +850,20 @@
           <w:lang w:val="es-ES"/>
         </w:rPr>
         <w:t>Métodos empleados</w:t>
+      </w:r>
+    </w:p>
+    <w:p>
+      <w:pPr>
+        <w:pStyle w:val="Standard"/>
+        <w:rPr>
+          <w:lang w:val="es-ES" w:eastAsia="en-US"/>
+        </w:rPr>
+      </w:pPr>
+      <w:r>
+        <w:rPr>
+          <w:lang w:val="es-ES" w:eastAsia="en-US"/>
+        </w:rPr>
+        <w:t>##### búsqueda en espacio de estados y clasificación por heurística</w:t>
       </w:r>
     </w:p>
     <w:p>
@@ -902,7 +978,7 @@
     </w:p>
     <w:p>
       <w:pPr>
-        <w:pStyle w:val="Ttulo2"/>
+        <w:pStyle w:val="Heading2"/>
         <w:rPr>
           <w:lang w:val="es-ES"/>
         </w:rPr>
@@ -916,56 +992,98 @@
     </w:p>
     <w:p>
       <w:pPr>
-        <w:pStyle w:val="Textbody"/>
-        <w:rPr>
-          <w:lang w:val="es-ES"/>
-        </w:rPr>
-      </w:pPr>
-      <w:r>
-        <w:rPr>
-          <w:lang w:val="es-ES"/>
-        </w:rPr>
-        <w:t>Se puede realizar un recorrido en la literatura sobre trabajos anteriores que estén relacionados y que sea por tanto interesante comentar aquí. Por supuesto, añadir las referencias bibliográficas correspondientes.</w:t>
+        <w:pStyle w:val="Standard"/>
+        <w:rPr>
+          <w:lang w:val="es-ES" w:eastAsia="en-US"/>
+        </w:rPr>
+      </w:pPr>
+      <w:r>
+        <w:rPr>
+          <w:lang w:val="es-ES" w:eastAsia="en-US"/>
+        </w:rPr>
+        <w:t>#### No se si aquí es el sitio, pero se puede poner referencia a consultar los links de las referencias para ver que había estados irresolubles del problema</w:t>
       </w:r>
     </w:p>
     <w:p>
       <w:pPr>
-        <w:pStyle w:val="Ttulo1"/>
-        <w:rPr>
-          <w:lang w:val="es-ES"/>
-        </w:rPr>
-      </w:pPr>
-      <w:r>
-        <w:rPr>
-          <w:lang w:val="es-ES"/>
-        </w:rPr>
-        <w:t>Metodología</w:t>
+        <w:pStyle w:val="Textbody"/>
+        <w:rPr>
+          <w:lang w:val="es-ES"/>
+        </w:rPr>
+      </w:pPr>
+      <w:r>
+        <w:rPr>
+          <w:lang w:val="es-ES"/>
+        </w:rPr>
+        <w:t>Se puede realizar un recorrido en la literatura sobre trabajos anteriores que estén relacionados y que sea por tanto interesante comentar aquí. Por supuesto, añadir las referencias bibliográficas correspondientes.</w:t>
       </w:r>
     </w:p>
     <w:p>
       <w:pPr>
-        <w:pStyle w:val="Textbody"/>
-        <w:rPr>
-          <w:lang w:val="es-ES"/>
-        </w:rPr>
-      </w:pPr>
-      <w:r>
-        <w:rPr>
-          <w:lang w:val="es-ES"/>
-        </w:rPr>
-        <w:t>Esta sección se dedica a la descripción del método implementado en el trabajo. Esta parte es la correspondiente a lo realmente desarrollado en el trabajo, y se puede emplear pseudocódigo (nunca código), esquemas, tablas, etc.</w:t>
+        <w:pStyle w:val="Heading1"/>
+        <w:rPr>
+          <w:lang w:val="es-ES"/>
+        </w:rPr>
+      </w:pPr>
+      <w:r>
+        <w:rPr>
+          <w:lang w:val="es-ES"/>
+        </w:rPr>
+        <w:t>Metodología</w:t>
       </w:r>
     </w:p>
     <w:p>
       <w:pPr>
-        <w:pStyle w:val="Textbody"/>
-        <w:rPr>
-          <w:lang w:val="es-ES"/>
-        </w:rPr>
-      </w:pPr>
+        <w:pStyle w:val="Standard"/>
+        <w:rPr>
+          <w:lang w:val="es-ES" w:eastAsia="en-US"/>
+        </w:rPr>
+      </w:pPr>
+      <w:r>
+        <w:rPr>
+          <w:lang w:val="es-ES" w:eastAsia="en-US"/>
+        </w:rPr>
+        <w:t xml:space="preserve">#### </w:t>
+      </w:r>
+      <w:r>
+        <w:rPr>
+          <w:lang w:val="es-ES" w:eastAsia="en-US"/>
+        </w:rPr>
+        <w:t>en la parte común seguimos el tipo de trabajo que nos enseñaron en la práctica, y en la parte de junio hemos ido optimizando la búsqueda mediante estudio y experimentación.</w:t>
+      </w:r>
     </w:p>
     <w:p>
       <w:pPr>
+        <w:pStyle w:val="Standard"/>
+        <w:rPr>
+          <w:lang w:val="es-ES" w:eastAsia="en-US"/>
+        </w:rPr>
+      </w:pPr>
+    </w:p>
+    <w:p>
+      <w:pPr>
+        <w:pStyle w:val="Textbody"/>
+        <w:rPr>
+          <w:lang w:val="es-ES"/>
+        </w:rPr>
+      </w:pPr>
+      <w:r>
+        <w:rPr>
+          <w:lang w:val="es-ES"/>
+        </w:rPr>
+        <w:t>Esta sección se dedica a la descripción del método implementado en el trabajo. Esta parte es la correspondiente a lo realmente desarrollado en el trabajo, y se puede emplear pseudocódigo (nunca código), esquemas, tablas, etc.</w:t>
+      </w:r>
+    </w:p>
+    <w:p>
+      <w:pPr>
+        <w:pStyle w:val="Textbody"/>
+        <w:rPr>
+          <w:lang w:val="es-ES"/>
+        </w:rPr>
+      </w:pPr>
+    </w:p>
+    <w:p>
+      <w:pPr>
         <w:pStyle w:val="Textbody"/>
         <w:jc w:val="center"/>
         <w:rPr>
@@ -974,6 +1092,7 @@
       </w:pPr>
       <w:r>
         <w:rPr>
+          <w:noProof/>
           <w:lang w:val="es-ES"/>
         </w:rPr>
         <w:drawing>
@@ -1035,6 +1154,7 @@
         <w:rPr>
           <w:lang w:val="es-ES"/>
         </w:rPr>
+        <w:lastRenderedPageBreak/>
         <w:t>Ejemplo de un pie de figura. Imagen con derechos Creative Commons</w:t>
       </w:r>
       <w:bookmarkEnd w:id="0"/>
@@ -1055,7 +1175,7 @@
     </w:p>
     <w:p>
       <w:pPr>
-        <w:pStyle w:val="Ttulo3"/>
+        <w:pStyle w:val="Heading3"/>
         <w:rPr>
           <w:lang w:val="es-ES"/>
         </w:rPr>
@@ -1069,22 +1189,21 @@
     </w:p>
     <w:p>
       <w:pPr>
-        <w:pStyle w:val="Ttulo3"/>
-        <w:rPr>
-          <w:lang w:val="es-ES"/>
-        </w:rPr>
-      </w:pPr>
-      <w:r>
-        <w:rPr>
-          <w:lang w:val="es-ES"/>
-        </w:rPr>
-        <w:lastRenderedPageBreak/>
+        <w:pStyle w:val="Heading3"/>
+        <w:rPr>
+          <w:lang w:val="es-ES"/>
+        </w:rPr>
+      </w:pPr>
+      <w:r>
+        <w:rPr>
+          <w:lang w:val="es-ES"/>
+        </w:rPr>
         <w:t>Trabajo con un autor: Cambiar la cabecera de la siguiente manera</w:t>
       </w:r>
     </w:p>
     <w:p>
       <w:pPr>
-        <w:pStyle w:val="Ttulo4"/>
+        <w:pStyle w:val="Heading4"/>
         <w:rPr>
           <w:lang w:val="es-ES"/>
         </w:rPr>
@@ -1098,7 +1217,7 @@
     </w:p>
     <w:p>
       <w:pPr>
-        <w:pStyle w:val="Ttulo4"/>
+        <w:pStyle w:val="Heading4"/>
         <w:rPr>
           <w:lang w:val="es-ES"/>
         </w:rPr>
@@ -1119,209 +1238,22 @@
       </w:pPr>
       <w:r>
         <w:rPr>
-          <w:lang w:val="es-ES"/>
-        </w:rPr>
-        <w:t xml:space="preserve">Las figuras se deben mencionar en el texto, como la </w:t>
-      </w:r>
-      <w:r>
-        <w:rPr>
-          <w:lang w:val="es-ES"/>
-        </w:rPr>
-        <w:fldChar w:fldCharType="begin"/>
-      </w:r>
-      <w:r>
-        <w:rPr>
-          <w:lang w:val="es-ES"/>
-        </w:rPr>
-        <w:instrText xml:space="preserve"> PAGEREF _Ref509684450 </w:instrText>
-      </w:r>
-      <w:r>
-        <w:rPr>
-          <w:lang w:val="es-ES"/>
-        </w:rPr>
-        <w:fldChar w:fldCharType="separate"/>
-      </w:r>
-      <w:r>
-        <w:rPr>
-          <w:lang w:val="es-ES"/>
-        </w:rPr>
-        <w:t>Fig. 1.</w:t>
-      </w:r>
-      <w:r>
-        <w:rPr>
-          <w:lang w:val="es-ES"/>
-        </w:rPr>
-        <w:fldChar w:fldCharType="end"/>
-      </w:r>
-      <w:r>
-        <w:rPr>
-          <w:lang w:val="es-ES"/>
-        </w:rPr>
-        <w:t xml:space="preserve">. También se puede añadir ecuaciones, como la ecuación (1).   Un ejemplo de pseudocódigo se puede observar en </w:t>
-      </w:r>
-      <w:r>
-        <w:rPr>
-          <w:lang w:val="es-ES"/>
-        </w:rPr>
-        <w:fldChar w:fldCharType="begin"/>
-      </w:r>
-      <w:r>
-        <w:rPr>
-          <w:lang w:val="es-ES"/>
-        </w:rPr>
-        <w:instrText xml:space="preserve"> REF _Ref509685628 </w:instrText>
-      </w:r>
-      <w:r>
-        <w:rPr>
-          <w:lang w:val="es-ES"/>
-        </w:rPr>
-        <w:fldChar w:fldCharType="separate"/>
-      </w:r>
-      <w:r>
-        <w:rPr>
-          <w:lang w:val="es-ES"/>
-        </w:rPr>
-        <w:t>Error: Reference source not found</w:t>
-      </w:r>
-      <w:r>
-        <w:rPr>
-          <w:lang w:val="es-ES"/>
-        </w:rPr>
-        <w:fldChar w:fldCharType="end"/>
-      </w:r>
-      <w:r>
-        <w:rPr>
-          <w:lang w:val="es-ES"/>
-        </w:rPr>
-        <w:t>.</w:t>
-      </w:r>
-    </w:p>
-    <w:p>
-      <w:pPr>
-        <w:pStyle w:val="equation"/>
-        <w:rPr>
-          <w:lang w:val="es-ES"/>
-        </w:rPr>
-      </w:pPr>
-      <w:r>
-        <w:rPr>
-          <w:lang w:val="es-ES"/>
-        </w:rPr>
-        <w:tab/>
-      </w:r>
-      <w:r>
-        <w:rPr>
-          <w:rFonts w:ascii="Times New Roman" w:hAnsi="Times New Roman" w:cs="Times New Roman"/>
-          <w:i/>
-          <w:lang w:val="es-ES"/>
-        </w:rPr>
-        <w:t>a</w:t>
-      </w:r>
-      <w:r>
-        <w:rPr>
-          <w:lang w:val="es-ES"/>
-        </w:rPr>
-        <w:t></w:t>
-      </w:r>
-      <w:r>
-        <w:rPr>
-          <w:lang w:val="es-ES"/>
-        </w:rPr>
-        <w:t></w:t>
-      </w:r>
-      <w:r>
-        <w:rPr>
-          <w:lang w:val="es-ES"/>
-        </w:rPr>
-        <w:t></w:t>
-      </w:r>
-      <w:r>
-        <w:rPr>
-          <w:rFonts w:ascii="Times New Roman" w:hAnsi="Times New Roman" w:cs="Times New Roman"/>
-          <w:i/>
-          <w:lang w:val="es-ES"/>
-        </w:rPr>
-        <w:t>b</w:t>
-      </w:r>
-      <w:r>
-        <w:rPr>
-          <w:lang w:val="es-ES"/>
-        </w:rPr>
-        <w:t></w:t>
-      </w:r>
-      <w:r>
-        <w:rPr>
-          <w:lang w:val="es-ES"/>
-        </w:rPr>
-        <w:t></w:t>
-      </w:r>
-      <w:r>
-        <w:rPr>
-          <w:lang w:val="es-ES"/>
-        </w:rPr>
-        <w:t></w:t>
-      </w:r>
-      <w:r>
-        <w:rPr>
-          <w:lang w:val="es-ES"/>
-        </w:rPr>
-        <w:t></w:t>
-      </w:r>
-      <w:r>
-        <w:rPr>
-          <w:lang w:val="es-ES"/>
-        </w:rPr>
-        <w:t></w:t>
-      </w:r>
-      <w:r>
-        <w:rPr>
-          <w:lang w:val="es-ES"/>
-        </w:rPr>
-        <w:tab/>
-      </w:r>
-      <w:r>
-        <w:rPr>
-          <w:lang w:val="es-ES"/>
-        </w:rPr>
-        <w:t></w:t>
-      </w:r>
-      <w:r>
-        <w:rPr>
-          <w:lang w:val="es-ES"/>
-        </w:rPr>
-        <w:t></w:t>
-      </w:r>
-      <w:r>
-        <w:rPr>
-          <w:lang w:val="es-ES"/>
-        </w:rPr>
-        <w:t></w:t>
-      </w:r>
-    </w:p>
-    <w:p>
-      <w:pPr>
-        <w:pStyle w:val="equation"/>
-        <w:rPr>
-          <w:lang w:val="es-ES"/>
-        </w:rPr>
-      </w:pPr>
-      <w:r>
-        <w:rPr>
+          <w:noProof/>
           <w:lang w:val="es-ES"/>
         </w:rPr>
         <mc:AlternateContent>
           <mc:Choice Requires="wps">
             <w:drawing>
-              <wp:anchor distT="0" distB="0" distL="114300" distR="114300" simplePos="0" relativeHeight="251659264" behindDoc="0" locked="0" layoutInCell="1" allowOverlap="1" wp14:anchorId="6F3E0C6A" wp14:editId="3A6F2C21">
+              <wp:anchor distT="0" distB="0" distL="114300" distR="114300" simplePos="0" relativeHeight="251659264" behindDoc="0" locked="0" layoutInCell="1" allowOverlap="1" wp14:anchorId="6F3E0C6A" wp14:editId="7D4971FE">
                 <wp:simplePos x="0" y="0"/>
                 <wp:positionH relativeFrom="column">
-                  <wp:posOffset>35661</wp:posOffset>
+                  <wp:posOffset>38100</wp:posOffset>
                 </wp:positionH>
                 <wp:positionV relativeFrom="paragraph">
-                  <wp:posOffset>53309</wp:posOffset>
+                  <wp:posOffset>344805</wp:posOffset>
                 </wp:positionV>
-                <wp:extent cx="2991916" cy="0"/>
-                <wp:effectExtent l="0" t="0" r="0" b="0"/>
+                <wp:extent cx="2991485" cy="4000500"/>
+                <wp:effectExtent l="0" t="0" r="20955" b="19050"/>
                 <wp:wrapSquare wrapText="bothSides"/>
                 <wp:docPr id="1090771516" name="Frame1"/>
                 <wp:cNvGraphicFramePr/>
@@ -1332,7 +1264,7 @@
                       <wps:spPr>
                         <a:xfrm>
                           <a:off x="0" y="0"/>
-                          <a:ext cx="2991916" cy="0"/>
+                          <a:ext cx="2991485" cy="4000500"/>
                         </a:xfrm>
                         <a:prstGeom prst="rect">
                           <a:avLst/>
@@ -1362,7 +1294,7 @@
                                 <w:sz w:val="18"/>
                                 <w:lang w:val="es-ES"/>
                               </w:rPr>
-                              <w:t>Procedimiento Mergesort</w:t>
+                              <w:t>Algoritmo de Beam Search</w:t>
                             </w:r>
                           </w:p>
                           <w:p>
@@ -1407,7 +1339,70 @@
                                 <w:sz w:val="18"/>
                                 <w:lang w:val="es-ES"/>
                               </w:rPr>
-                              <w:t>Un vector V</w:t>
+                              <w:t>Un set E de estado inicial</w:t>
+                            </w:r>
+                          </w:p>
+                          <w:p>
+                            <w:pPr>
+                              <w:pStyle w:val="Standard"/>
+                              <w:numPr>
+                                <w:ilvl w:val="0"/>
+                                <w:numId w:val="30"/>
+                              </w:numPr>
+                              <w:jc w:val="left"/>
+                              <w:rPr>
+                                <w:sz w:val="18"/>
+                                <w:lang w:val="es-ES"/>
+                              </w:rPr>
+                            </w:pPr>
+                            <w:r>
+                              <w:rPr>
+                                <w:sz w:val="18"/>
+                                <w:lang w:val="es-ES"/>
+                              </w:rPr>
+                              <w:t>Un set F de estado objetivo</w:t>
+                            </w:r>
+                          </w:p>
+                          <w:p>
+                            <w:pPr>
+                              <w:pStyle w:val="Standard"/>
+                              <w:numPr>
+                                <w:ilvl w:val="0"/>
+                                <w:numId w:val="30"/>
+                              </w:numPr>
+                              <w:jc w:val="left"/>
+                              <w:rPr>
+                                <w:sz w:val="18"/>
+                                <w:lang w:val="es-ES"/>
+                              </w:rPr>
+                            </w:pPr>
+                            <w:r>
+                              <w:rPr>
+                                <w:sz w:val="18"/>
+                                <w:lang w:val="es-ES"/>
+                              </w:rPr>
+                              <w:t>Una lista M de movimientos</w:t>
+                            </w:r>
+                          </w:p>
+                          <w:p>
+                            <w:pPr>
+                              <w:pStyle w:val="Standard"/>
+                              <w:numPr>
+                                <w:ilvl w:val="0"/>
+                                <w:numId w:val="30"/>
+                              </w:numPr>
+                              <w:jc w:val="left"/>
+                              <w:rPr>
+                                <w:sz w:val="18"/>
+                                <w:lang w:val="es-ES"/>
+                              </w:rPr>
+                            </w:pPr>
+                            <w:r>
+                              <w:rPr>
+                                <w:sz w:val="18"/>
+                                <w:lang w:val="es-ES"/>
+                              </w:rPr>
+                              <w:t>Un entero β</w:t>
                             </w:r>
                           </w:p>
                           <w:p>
@@ -1452,7 +1447,7 @@
                                 <w:sz w:val="18"/>
                                 <w:lang w:val="es-ES"/>
                               </w:rPr>
-                              <w:t>Un vector OV con los elementos ordenados</w:t>
+                              <w:t>Una lista P de movimientos que nos llevan del estado inicial al final.</w:t>
                             </w:r>
                           </w:p>
                           <w:p>
@@ -1460,6 +1455,7 @@
                               <w:pStyle w:val="Standard"/>
                               <w:jc w:val="left"/>
                               <w:rPr>
+                                <w:sz w:val="18"/>
                                 <w:lang w:val="es-ES"/>
                               </w:rPr>
                             </w:pPr>
@@ -1482,10 +1478,78 @@
                           <w:p>
                             <w:pPr>
                               <w:pStyle w:val="Standard"/>
-                              <w:numPr>
-                                <w:ilvl w:val="0"/>
-                                <w:numId w:val="32"/>
-                              </w:numPr>
+                              <w:jc w:val="left"/>
+                              <w:rPr>
+                                <w:sz w:val="18"/>
+                              </w:rPr>
+                            </w:pPr>
+                            <w:r>
+                              <w:rPr>
+                                <w:sz w:val="18"/>
+                              </w:rPr>
+                              <w:t xml:space="preserve">       P = List</w:t>
+                            </w:r>
+                            <w:r>
+                              <w:rPr>
+                                <w:sz w:val="18"/>
+                              </w:rPr>
+                              <w:t>[]</w:t>
+                            </w:r>
+                          </w:p>
+                          <w:p>
+                            <w:pPr>
+                              <w:pStyle w:val="Standard"/>
+                              <w:jc w:val="left"/>
+                              <w:rPr>
+                                <w:sz w:val="18"/>
+                              </w:rPr>
+                            </w:pPr>
+                            <w:r>
+                              <w:rPr>
+                                <w:sz w:val="18"/>
+                              </w:rPr>
+                              <w:t xml:space="preserve">       </w:t>
+                            </w:r>
+                            <w:r>
+                              <w:rPr>
+                                <w:sz w:val="18"/>
+                              </w:rPr>
+                              <w:t xml:space="preserve">B = </w:t>
+                            </w:r>
+                            <w:r>
+                              <w:rPr>
+                                <w:sz w:val="18"/>
+                              </w:rPr>
+                              <w:t>List [</w:t>
+                            </w:r>
+                            <w:r>
+                              <w:rPr>
+                                <w:sz w:val="18"/>
+                              </w:rPr>
+                              <w:t>Set(E,</w:t>
+                            </w:r>
+                            <w:r>
+                              <w:rPr>
+                                <w:sz w:val="18"/>
+                              </w:rPr>
+                              <w:t>P</w:t>
+                            </w:r>
+                            <w:r>
+                              <w:rPr>
+                                <w:sz w:val="18"/>
+                              </w:rPr>
+                              <w:t>)</w:t>
+                            </w:r>
+                            <w:r>
+                              <w:rPr>
+                                <w:sz w:val="18"/>
+                              </w:rPr>
+                              <w:t>]</w:t>
+                            </w:r>
+                          </w:p>
+                          <w:p>
+                            <w:pPr>
+                              <w:pStyle w:val="Standard"/>
                               <w:jc w:val="left"/>
                               <w:rPr>
                                 <w:sz w:val="18"/>
@@ -1497,17 +1561,36 @@
                                 <w:sz w:val="18"/>
                                 <w:lang w:val="es-ES"/>
                               </w:rPr>
-                              <w:t>Si longitud(V) == 1</w:t>
+                              <w:t xml:space="preserve">      </w:t>
+                            </w:r>
+                            <w:r>
+                              <w:rPr>
+                                <w:sz w:val="18"/>
+                                <w:lang w:val="es-ES"/>
+                              </w:rPr>
+                              <w:t xml:space="preserve"> Mientras B no esté vacío:</w:t>
                             </w:r>
                           </w:p>
                           <w:p>
                             <w:pPr>
                               <w:pStyle w:val="Standard"/>
-                              <w:numPr>
-                                <w:ilvl w:val="1"/>
-                                <w:numId w:val="18"/>
-                              </w:numPr>
-                              <w:ind w:left="709"/>
+                              <w:jc w:val="left"/>
+                              <w:rPr>
+                                <w:lang w:val="es-ES"/>
+                              </w:rPr>
+                            </w:pPr>
+                            <w:r>
+                              <w:rPr>
+                                <w:sz w:val="18"/>
+                                <w:lang w:val="es-ES"/>
+                              </w:rPr>
+                              <w:tab/>
+                              <w:t>candidatos = []</w:t>
+                            </w:r>
+                          </w:p>
+                          <w:p>
+                            <w:pPr>
+                              <w:pStyle w:val="Standard"/>
                               <w:jc w:val="left"/>
                               <w:rPr>
                                 <w:sz w:val="18"/>
@@ -1519,16 +1602,27 @@
                                 <w:sz w:val="18"/>
                                 <w:lang w:val="es-ES"/>
                               </w:rPr>
-                              <w:t>Devolver OV=V</w:t>
+                              <w:tab/>
+                              <w:t>for(estado e</w:t>
+                            </w:r>
+                            <w:r>
+                              <w:rPr>
+                                <w:sz w:val="18"/>
+                                <w:lang w:val="es-ES"/>
+                              </w:rPr>
+                              <w:t>, plan p</w:t>
+                            </w:r>
+                            <w:r>
+                              <w:rPr>
+                                <w:sz w:val="18"/>
+                                <w:lang w:val="es-ES"/>
+                              </w:rPr>
+                              <w:t xml:space="preserve"> en B):</w:t>
                             </w:r>
                           </w:p>
                           <w:p>
                             <w:pPr>
                               <w:pStyle w:val="Standard"/>
-                              <w:numPr>
-                                <w:ilvl w:val="0"/>
-                                <w:numId w:val="18"/>
-                              </w:numPr>
                               <w:jc w:val="left"/>
                               <w:rPr>
                                 <w:sz w:val="18"/>
@@ -1540,17 +1634,19 @@
                                 <w:sz w:val="18"/>
                                 <w:lang w:val="es-ES"/>
                               </w:rPr>
-                              <w:t>Sino</w:t>
+                              <w:tab/>
+                            </w:r>
+                            <w:r>
+                              <w:rPr>
+                                <w:sz w:val="18"/>
+                                <w:lang w:val="es-ES"/>
+                              </w:rPr>
+                              <w:t xml:space="preserve">      MP = movimientos posibles en e</w:t>
                             </w:r>
                           </w:p>
                           <w:p>
                             <w:pPr>
                               <w:pStyle w:val="Standard"/>
-                              <w:numPr>
-                                <w:ilvl w:val="1"/>
-                                <w:numId w:val="18"/>
-                              </w:numPr>
-                              <w:ind w:left="709"/>
                               <w:jc w:val="left"/>
                               <w:rPr>
                                 <w:sz w:val="18"/>
@@ -1562,17 +1658,13 @@
                                 <w:sz w:val="18"/>
                                 <w:lang w:val="es-ES"/>
                               </w:rPr>
-                              <w:t>V1 = primera mitad de V</w:t>
+                              <w:tab/>
+                              <w:t xml:space="preserve">     for(mov in MP):</w:t>
                             </w:r>
                           </w:p>
                           <w:p>
                             <w:pPr>
                               <w:pStyle w:val="Standard"/>
-                              <w:numPr>
-                                <w:ilvl w:val="1"/>
-                                <w:numId w:val="18"/>
-                              </w:numPr>
-                              <w:ind w:left="709"/>
                               <w:jc w:val="left"/>
                               <w:rPr>
                                 <w:sz w:val="18"/>
@@ -1584,17 +1676,13 @@
                                 <w:sz w:val="18"/>
                                 <w:lang w:val="es-ES"/>
                               </w:rPr>
-                              <w:t>V2 = segunda mitad de V</w:t>
+                              <w:tab/>
+                              <w:t xml:space="preserve">          nuevo_e = aplicar_mov(e, mov)</w:t>
                             </w:r>
                           </w:p>
                           <w:p>
                             <w:pPr>
                               <w:pStyle w:val="Standard"/>
-                              <w:numPr>
-                                <w:ilvl w:val="1"/>
-                                <w:numId w:val="18"/>
-                              </w:numPr>
-                              <w:ind w:left="709"/>
                               <w:jc w:val="left"/>
                               <w:rPr>
                                 <w:sz w:val="18"/>
@@ -1606,17 +1694,13 @@
                                 <w:sz w:val="18"/>
                                 <w:lang w:val="es-ES"/>
                               </w:rPr>
-                              <w:t>Mergesort(V1)</w:t>
+                              <w:tab/>
+                              <w:t xml:space="preserve">          nuevo_p = p.add(mov)</w:t>
                             </w:r>
                           </w:p>
                           <w:p>
                             <w:pPr>
                               <w:pStyle w:val="Standard"/>
-                              <w:numPr>
-                                <w:ilvl w:val="1"/>
-                                <w:numId w:val="18"/>
-                              </w:numPr>
-                              <w:ind w:left="709"/>
                               <w:jc w:val="left"/>
                               <w:rPr>
                                 <w:sz w:val="18"/>
@@ -1628,17 +1712,13 @@
                                 <w:sz w:val="18"/>
                                 <w:lang w:val="es-ES"/>
                               </w:rPr>
-                              <w:t>Mergesort(V2)</w:t>
+                              <w:tab/>
+                              <w:t xml:space="preserve">          if(esSolucion(nuevo_e)):</w:t>
                             </w:r>
                           </w:p>
                           <w:p>
                             <w:pPr>
                               <w:pStyle w:val="Standard"/>
-                              <w:numPr>
-                                <w:ilvl w:val="1"/>
-                                <w:numId w:val="18"/>
-                              </w:numPr>
-                              <w:ind w:left="709"/>
                               <w:jc w:val="left"/>
                               <w:rPr>
                                 <w:sz w:val="18"/>
@@ -1650,17 +1730,20 @@
                                 <w:sz w:val="18"/>
                                 <w:lang w:val="es-ES"/>
                               </w:rPr>
-                              <w:t>OV = vacío</w:t>
+                              <w:tab/>
+                            </w:r>
+                            <w:r>
+                              <w:rPr>
+                                <w:sz w:val="18"/>
+                                <w:lang w:val="es-ES"/>
+                              </w:rPr>
+                              <w:tab/>
+                              <w:t>return nuevo_p</w:t>
                             </w:r>
                           </w:p>
                           <w:p>
                             <w:pPr>
                               <w:pStyle w:val="Standard"/>
-                              <w:numPr>
-                                <w:ilvl w:val="1"/>
-                                <w:numId w:val="18"/>
-                              </w:numPr>
-                              <w:ind w:left="709"/>
                               <w:jc w:val="left"/>
                               <w:rPr>
                                 <w:sz w:val="18"/>
@@ -1672,38 +1755,13 @@
                                 <w:sz w:val="18"/>
                                 <w:lang w:val="es-ES"/>
                               </w:rPr>
-                              <w:t>i, j = 0</w:t>
+                              <w:tab/>
+                              <w:t xml:space="preserve">          h  = aplicar_heuristica(nuevo_e)</w:t>
                             </w:r>
                           </w:p>
                           <w:p>
                             <w:pPr>
                               <w:pStyle w:val="Standard"/>
-                              <w:numPr>
-                                <w:ilvl w:val="1"/>
-                                <w:numId w:val="18"/>
-                              </w:numPr>
-                              <w:ind w:left="709"/>
-                              <w:jc w:val="left"/>
-                              <w:rPr>
-                                <w:lang w:val="es-ES"/>
-                              </w:rPr>
-                            </w:pPr>
-                            <w:r>
-                              <w:rPr>
-                                <w:sz w:val="18"/>
-                                <w:lang w:val="es-ES"/>
-                              </w:rPr>
-                              <w:t>Mientras i&lt;longitud(V1) o j&lt;longitud(V2)</w:t>
-                            </w:r>
-                          </w:p>
-                          <w:p>
-                            <w:pPr>
-                              <w:pStyle w:val="Standard"/>
-                              <w:numPr>
-                                <w:ilvl w:val="2"/>
-                                <w:numId w:val="18"/>
-                              </w:numPr>
-                              <w:ind w:left="993"/>
                               <w:jc w:val="left"/>
                               <w:rPr>
                                 <w:sz w:val="18"/>
@@ -1715,17 +1773,13 @@
                                 <w:sz w:val="18"/>
                                 <w:lang w:val="es-ES"/>
                               </w:rPr>
-                              <w:t>Si V1[i] &lt; V2[j] o j==longitud(V2)</w:t>
+                              <w:tab/>
+                              <w:t xml:space="preserve">          candidatos.add( (nuevo_e, h, nuevo_p) )</w:t>
                             </w:r>
                           </w:p>
                           <w:p>
                             <w:pPr>
                               <w:pStyle w:val="Standard"/>
-                              <w:numPr>
-                                <w:ilvl w:val="3"/>
-                                <w:numId w:val="18"/>
-                              </w:numPr>
-                              <w:ind w:left="1560"/>
                               <w:jc w:val="left"/>
                               <w:rPr>
                                 <w:sz w:val="18"/>
@@ -1737,17 +1791,13 @@
                                 <w:sz w:val="18"/>
                                 <w:lang w:val="es-ES"/>
                               </w:rPr>
-                              <w:t>Añadir V1[i] a OV</w:t>
+                              <w:tab/>
+                              <w:t>candidatos.sort(key=h)</w:t>
                             </w:r>
                           </w:p>
                           <w:p>
                             <w:pPr>
                               <w:pStyle w:val="Standard"/>
-                              <w:numPr>
-                                <w:ilvl w:val="3"/>
-                                <w:numId w:val="18"/>
-                              </w:numPr>
-                              <w:ind w:left="1560"/>
                               <w:jc w:val="left"/>
                               <w:rPr>
                                 <w:sz w:val="18"/>
@@ -1759,17 +1809,27 @@
                                 <w:sz w:val="18"/>
                                 <w:lang w:val="es-ES"/>
                               </w:rPr>
-                              <w:t>Incrementar i en 1</w:t>
+                              <w:tab/>
+                              <w:t>beam = candidatos[:</w:t>
+                            </w:r>
+                            <w:r>
+                              <w:rPr>
+                                <w:sz w:val="18"/>
+                                <w:lang w:val="es-ES"/>
+                              </w:rPr>
+                              <w:t>β</w:t>
+                            </w:r>
+                            <w:r>
+                              <w:rPr>
+                                <w:sz w:val="18"/>
+                                <w:lang w:val="es-ES"/>
+                              </w:rPr>
+                              <w:t>]</w:t>
                             </w:r>
                           </w:p>
                           <w:p>
                             <w:pPr>
                               <w:pStyle w:val="Standard"/>
-                              <w:numPr>
-                                <w:ilvl w:val="2"/>
-                                <w:numId w:val="18"/>
-                              </w:numPr>
-                              <w:ind w:left="993"/>
                               <w:jc w:val="left"/>
                               <w:rPr>
                                 <w:sz w:val="18"/>
@@ -1781,83 +1841,20 @@
                                 <w:sz w:val="18"/>
                                 <w:lang w:val="es-ES"/>
                               </w:rPr>
-                              <w:t>Sino</w:t>
-                            </w:r>
-                          </w:p>
-                          <w:p>
-                            <w:pPr>
-                              <w:pStyle w:val="Standard"/>
-                              <w:numPr>
-                                <w:ilvl w:val="3"/>
-                                <w:numId w:val="18"/>
-                              </w:numPr>
-                              <w:ind w:left="1560"/>
-                              <w:jc w:val="left"/>
-                              <w:rPr>
-                                <w:sz w:val="18"/>
-                                <w:lang w:val="es-ES"/>
-                              </w:rPr>
-                            </w:pPr>
-                            <w:r>
-                              <w:rPr>
-                                <w:sz w:val="18"/>
-                                <w:lang w:val="es-ES"/>
-                              </w:rPr>
-                              <w:t>Añadir V2(j) a OV</w:t>
-                            </w:r>
-                          </w:p>
-                          <w:p>
-                            <w:pPr>
-                              <w:pStyle w:val="Standard"/>
-                              <w:numPr>
-                                <w:ilvl w:val="3"/>
-                                <w:numId w:val="18"/>
-                              </w:numPr>
-                              <w:ind w:left="1560"/>
-                              <w:jc w:val="left"/>
-                              <w:rPr>
-                                <w:sz w:val="18"/>
-                                <w:lang w:val="es-ES"/>
-                              </w:rPr>
-                            </w:pPr>
-                            <w:r>
-                              <w:rPr>
-                                <w:sz w:val="18"/>
-                                <w:lang w:val="es-ES"/>
-                              </w:rPr>
-                              <w:t>Incrementar j en 1</w:t>
-                            </w:r>
-                          </w:p>
-                          <w:p>
-                            <w:pPr>
-                              <w:pStyle w:val="Standard"/>
-                              <w:numPr>
-                                <w:ilvl w:val="3"/>
-                                <w:numId w:val="18"/>
-                              </w:numPr>
-                              <w:ind w:left="709"/>
-                              <w:jc w:val="left"/>
-                              <w:rPr>
-                                <w:sz w:val="18"/>
-                                <w:lang w:val="es-ES"/>
-                              </w:rPr>
-                            </w:pPr>
-                            <w:r>
-                              <w:rPr>
-                                <w:sz w:val="18"/>
-                                <w:lang w:val="es-ES"/>
-                              </w:rPr>
-                              <w:t>Devolver OV</w:t>
+                              <w:t xml:space="preserve">       return None</w:t>
                             </w:r>
                           </w:p>
                         </w:txbxContent>
                       </wps:txbx>
                       <wps:bodyPr vert="horz" wrap="none" lIns="91440" tIns="45720" rIns="91440" bIns="45720" compatLnSpc="0">
-                        <a:spAutoFit/>
+                        <a:noAutofit/>
                       </wps:bodyPr>
                     </wps:wsp>
                   </a:graphicData>
                 </a:graphic>
+                <wp14:sizeRelV relativeFrom="margin">
+                  <wp14:pctHeight>0</wp14:pctHeight>
+                </wp14:sizeRelV>
               </wp:anchor>
             </w:drawing>
           </mc:Choice>
@@ -1867,8 +1864,8 @@
                 <v:stroke joinstyle="miter"/>
                 <v:path gradientshapeok="t" o:connecttype="rect"/>
               </v:shapetype>
-              <v:shape id="Frame1" o:spid="_x0000_s1026" type="#_x0000_t202" style="position:absolute;left:0;text-align:left;margin-left:2.8pt;margin-top:4.2pt;width:235.6pt;height:0;z-index:251659264;visibility:visible;mso-wrap-style:none;mso-wrap-distance-left:9pt;mso-wrap-distance-top:0;mso-wrap-distance-right:9pt;mso-wrap-distance-bottom:0;mso-position-horizontal:absolute;mso-position-horizontal-relative:text;mso-position-vertical:absolute;mso-position-vertical-relative:text;v-text-anchor:top" o:gfxdata="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" filled="f" strokeweight=".74pt">
-                <v:textbox style="mso-fit-shape-to-text:t">
+              <v:shape id="Frame1" o:spid="_x0000_s1026" type="#_x0000_t202" style="position:absolute;left:0;text-align:left;margin-left:3pt;margin-top:27.15pt;width:235.55pt;height:315pt;z-index:251659264;visibility:visible;mso-wrap-style:none;mso-height-percent:0;mso-wrap-distance-left:9pt;mso-wrap-distance-top:0;mso-wrap-distance-right:9pt;mso-wrap-distance-bottom:0;mso-position-horizontal:absolute;mso-position-horizontal-relative:text;mso-position-vertical:absolute;mso-position-vertical-relative:text;mso-height-percent:0;mso-height-relative:margin;v-text-anchor:top" o:gfxdata="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" filled="f" strokeweight=".74pt">
+                <v:textbox>
                   <w:txbxContent>
                     <w:p>
                       <w:pPr>
@@ -1886,7 +1883,7 @@
                           <w:sz w:val="18"/>
                           <w:lang w:val="es-ES"/>
                         </w:rPr>
-                        <w:t>Procedimiento Mergesort</w:t>
+                        <w:t>Algoritmo de Beam Search</w:t>
                       </w:r>
                     </w:p>
                     <w:p>
@@ -1931,7 +1928,70 @@
                           <w:sz w:val="18"/>
                           <w:lang w:val="es-ES"/>
                         </w:rPr>
-                        <w:t>Un vector V</w:t>
+                        <w:t>Un set E de estado inicial</w:t>
+                      </w:r>
+                    </w:p>
+                    <w:p>
+                      <w:pPr>
+                        <w:pStyle w:val="Standard"/>
+                        <w:numPr>
+                          <w:ilvl w:val="0"/>
+                          <w:numId w:val="30"/>
+                        </w:numPr>
+                        <w:jc w:val="left"/>
+                        <w:rPr>
+                          <w:sz w:val="18"/>
+                          <w:lang w:val="es-ES"/>
+                        </w:rPr>
+                      </w:pPr>
+                      <w:r>
+                        <w:rPr>
+                          <w:sz w:val="18"/>
+                          <w:lang w:val="es-ES"/>
+                        </w:rPr>
+                        <w:t>Un set F de estado objetivo</w:t>
+                      </w:r>
+                    </w:p>
+                    <w:p>
+                      <w:pPr>
+                        <w:pStyle w:val="Standard"/>
+                        <w:numPr>
+                          <w:ilvl w:val="0"/>
+                          <w:numId w:val="30"/>
+                        </w:numPr>
+                        <w:jc w:val="left"/>
+                        <w:rPr>
+                          <w:sz w:val="18"/>
+                          <w:lang w:val="es-ES"/>
+                        </w:rPr>
+                      </w:pPr>
+                      <w:r>
+                        <w:rPr>
+                          <w:sz w:val="18"/>
+                          <w:lang w:val="es-ES"/>
+                        </w:rPr>
+                        <w:t>Una lista M de movimientos</w:t>
+                      </w:r>
+                    </w:p>
+                    <w:p>
+                      <w:pPr>
+                        <w:pStyle w:val="Standard"/>
+                        <w:numPr>
+                          <w:ilvl w:val="0"/>
+                          <w:numId w:val="30"/>
+                        </w:numPr>
+                        <w:jc w:val="left"/>
+                        <w:rPr>
+                          <w:sz w:val="18"/>
+                          <w:lang w:val="es-ES"/>
+                        </w:rPr>
+                      </w:pPr>
+                      <w:r>
+                        <w:rPr>
+                          <w:sz w:val="18"/>
+                          <w:lang w:val="es-ES"/>
+                        </w:rPr>
+                        <w:t>Un entero β</w:t>
                       </w:r>
                     </w:p>
                     <w:p>
@@ -1976,7 +2036,7 @@
                           <w:sz w:val="18"/>
                           <w:lang w:val="es-ES"/>
                         </w:rPr>
-                        <w:t>Un vector OV con los elementos ordenados</w:t>
+                        <w:t>Una lista P de movimientos que nos llevan del estado inicial al final.</w:t>
                       </w:r>
                     </w:p>
                     <w:p>
@@ -1984,6 +2044,7 @@
                         <w:pStyle w:val="Standard"/>
                         <w:jc w:val="left"/>
                         <w:rPr>
+                          <w:sz w:val="18"/>
                           <w:lang w:val="es-ES"/>
                         </w:rPr>
                       </w:pPr>
@@ -2006,10 +2067,78 @@
                     <w:p>
                       <w:pPr>
                         <w:pStyle w:val="Standard"/>
-                        <w:numPr>
-                          <w:ilvl w:val="0"/>
-                          <w:numId w:val="32"/>
-                        </w:numPr>
+                        <w:jc w:val="left"/>
+                        <w:rPr>
+                          <w:sz w:val="18"/>
+                        </w:rPr>
+                      </w:pPr>
+                      <w:r>
+                        <w:rPr>
+                          <w:sz w:val="18"/>
+                        </w:rPr>
+                        <w:t xml:space="preserve">       P = List</w:t>
+                      </w:r>
+                      <w:r>
+                        <w:rPr>
+                          <w:sz w:val="18"/>
+                        </w:rPr>
+                        <w:t>[]</w:t>
+                      </w:r>
+                    </w:p>
+                    <w:p>
+                      <w:pPr>
+                        <w:pStyle w:val="Standard"/>
+                        <w:jc w:val="left"/>
+                        <w:rPr>
+                          <w:sz w:val="18"/>
+                        </w:rPr>
+                      </w:pPr>
+                      <w:r>
+                        <w:rPr>
+                          <w:sz w:val="18"/>
+                        </w:rPr>
+                        <w:t xml:space="preserve">       </w:t>
+                      </w:r>
+                      <w:r>
+                        <w:rPr>
+                          <w:sz w:val="18"/>
+                        </w:rPr>
+                        <w:t xml:space="preserve">B = </w:t>
+                      </w:r>
+                      <w:r>
+                        <w:rPr>
+                          <w:sz w:val="18"/>
+                        </w:rPr>
+                        <w:t>List [</w:t>
+                      </w:r>
+                      <w:r>
+                        <w:rPr>
+                          <w:sz w:val="18"/>
+                        </w:rPr>
+                        <w:t>Set(E,</w:t>
+                      </w:r>
+                      <w:r>
+                        <w:rPr>
+                          <w:sz w:val="18"/>
+                        </w:rPr>
+                        <w:t>P</w:t>
+                      </w:r>
+                      <w:r>
+                        <w:rPr>
+                          <w:sz w:val="18"/>
+                        </w:rPr>
+                        <w:t>)</w:t>
+                      </w:r>
+                      <w:r>
+                        <w:rPr>
+                          <w:sz w:val="18"/>
+                        </w:rPr>
+                        <w:t>]</w:t>
+                      </w:r>
+                    </w:p>
+                    <w:p>
+                      <w:pPr>
+                        <w:pStyle w:val="Standard"/>
                         <w:jc w:val="left"/>
                         <w:rPr>
                           <w:sz w:val="18"/>
@@ -2021,17 +2150,36 @@
                           <w:sz w:val="18"/>
                           <w:lang w:val="es-ES"/>
                         </w:rPr>
-                        <w:t>Si longitud(V) == 1</w:t>
+                        <w:t xml:space="preserve">      </w:t>
+                      </w:r>
+                      <w:r>
+                        <w:rPr>
+                          <w:sz w:val="18"/>
+                          <w:lang w:val="es-ES"/>
+                        </w:rPr>
+                        <w:t xml:space="preserve"> Mientras B no esté vacío:</w:t>
                       </w:r>
                     </w:p>
                     <w:p>
                       <w:pPr>
                         <w:pStyle w:val="Standard"/>
-                        <w:numPr>
-                          <w:ilvl w:val="1"/>
-                          <w:numId w:val="18"/>
-                        </w:numPr>
-                        <w:ind w:left="709"/>
+                        <w:jc w:val="left"/>
+                        <w:rPr>
+                          <w:lang w:val="es-ES"/>
+                        </w:rPr>
+                      </w:pPr>
+                      <w:r>
+                        <w:rPr>
+                          <w:sz w:val="18"/>
+                          <w:lang w:val="es-ES"/>
+                        </w:rPr>
+                        <w:tab/>
+                        <w:t>candidatos = []</w:t>
+                      </w:r>
+                    </w:p>
+                    <w:p>
+                      <w:pPr>
+                        <w:pStyle w:val="Standard"/>
                         <w:jc w:val="left"/>
                         <w:rPr>
                           <w:sz w:val="18"/>
@@ -2043,16 +2191,27 @@
                           <w:sz w:val="18"/>
                           <w:lang w:val="es-ES"/>
                         </w:rPr>
-                        <w:t>Devolver OV=V</w:t>
+                        <w:tab/>
+                        <w:t>for(estado e</w:t>
+                      </w:r>
+                      <w:r>
+                        <w:rPr>
+                          <w:sz w:val="18"/>
+                          <w:lang w:val="es-ES"/>
+                        </w:rPr>
+                        <w:t>, plan p</w:t>
+                      </w:r>
+                      <w:r>
+                        <w:rPr>
+                          <w:sz w:val="18"/>
+                          <w:lang w:val="es-ES"/>
+                        </w:rPr>
+                        <w:t xml:space="preserve"> en B):</w:t>
                       </w:r>
                     </w:p>
                     <w:p>
                       <w:pPr>
                         <w:pStyle w:val="Standard"/>
-                        <w:numPr>
-                          <w:ilvl w:val="0"/>
-                          <w:numId w:val="18"/>
-                        </w:numPr>
                         <w:jc w:val="left"/>
                         <w:rPr>
                           <w:sz w:val="18"/>
@@ -2064,17 +2223,19 @@
                           <w:sz w:val="18"/>
                           <w:lang w:val="es-ES"/>
                         </w:rPr>
-                        <w:t>Sino</w:t>
+                        <w:tab/>
+                      </w:r>
+                      <w:r>
+                        <w:rPr>
+                          <w:sz w:val="18"/>
+                          <w:lang w:val="es-ES"/>
+                        </w:rPr>
+                        <w:t xml:space="preserve">      MP = movimientos posibles en e</w:t>
                       </w:r>
                     </w:p>
                     <w:p>
                       <w:pPr>
                         <w:pStyle w:val="Standard"/>
-                        <w:numPr>
-                          <w:ilvl w:val="1"/>
-                          <w:numId w:val="18"/>
-                        </w:numPr>
-                        <w:ind w:left="709"/>
                         <w:jc w:val="left"/>
                         <w:rPr>
                           <w:sz w:val="18"/>
@@ -2086,17 +2247,13 @@
                           <w:sz w:val="18"/>
                           <w:lang w:val="es-ES"/>
                         </w:rPr>
-                        <w:t>V1 = primera mitad de V</w:t>
+                        <w:tab/>
+                        <w:t xml:space="preserve">     for(mov in MP):</w:t>
                       </w:r>
                     </w:p>
                     <w:p>
                       <w:pPr>
                         <w:pStyle w:val="Standard"/>
-                        <w:numPr>
-                          <w:ilvl w:val="1"/>
-                          <w:numId w:val="18"/>
-                        </w:numPr>
-                        <w:ind w:left="709"/>
                         <w:jc w:val="left"/>
                         <w:rPr>
                           <w:sz w:val="18"/>
@@ -2108,17 +2265,13 @@
                           <w:sz w:val="18"/>
                           <w:lang w:val="es-ES"/>
                         </w:rPr>
-                        <w:t>V2 = segunda mitad de V</w:t>
+                        <w:tab/>
+                        <w:t xml:space="preserve">          nuevo_e = aplicar_mov(e, mov)</w:t>
                       </w:r>
                     </w:p>
                     <w:p>
                       <w:pPr>
                         <w:pStyle w:val="Standard"/>
-                        <w:numPr>
-                          <w:ilvl w:val="1"/>
-                          <w:numId w:val="18"/>
-                        </w:numPr>
-                        <w:ind w:left="709"/>
                         <w:jc w:val="left"/>
                         <w:rPr>
                           <w:sz w:val="18"/>
@@ -2130,17 +2283,13 @@
                           <w:sz w:val="18"/>
                           <w:lang w:val="es-ES"/>
                         </w:rPr>
-                        <w:t>Mergesort(V1)</w:t>
+                        <w:tab/>
+                        <w:t xml:space="preserve">          nuevo_p = p.add(mov)</w:t>
                       </w:r>
                     </w:p>
                     <w:p>
                       <w:pPr>
                         <w:pStyle w:val="Standard"/>
-                        <w:numPr>
-                          <w:ilvl w:val="1"/>
-                          <w:numId w:val="18"/>
-                        </w:numPr>
-                        <w:ind w:left="709"/>
                         <w:jc w:val="left"/>
                         <w:rPr>
                           <w:sz w:val="18"/>
@@ -2152,17 +2301,13 @@
                           <w:sz w:val="18"/>
                           <w:lang w:val="es-ES"/>
                         </w:rPr>
-                        <w:t>Mergesort(V2)</w:t>
+                        <w:tab/>
+                        <w:t xml:space="preserve">          if(esSolucion(nuevo_e)):</w:t>
                       </w:r>
                     </w:p>
                     <w:p>
                       <w:pPr>
                         <w:pStyle w:val="Standard"/>
-                        <w:numPr>
-                          <w:ilvl w:val="1"/>
-                          <w:numId w:val="18"/>
-                        </w:numPr>
-                        <w:ind w:left="709"/>
                         <w:jc w:val="left"/>
                         <w:rPr>
                           <w:sz w:val="18"/>
@@ -2174,17 +2319,20 @@
                           <w:sz w:val="18"/>
                           <w:lang w:val="es-ES"/>
                         </w:rPr>
-                        <w:t>OV = vacío</w:t>
+                        <w:tab/>
+                      </w:r>
+                      <w:r>
+                        <w:rPr>
+                          <w:sz w:val="18"/>
+                          <w:lang w:val="es-ES"/>
+                        </w:rPr>
+                        <w:tab/>
+                        <w:t>return nuevo_p</w:t>
                       </w:r>
                     </w:p>
                     <w:p>
                       <w:pPr>
                         <w:pStyle w:val="Standard"/>
-                        <w:numPr>
-                          <w:ilvl w:val="1"/>
-                          <w:numId w:val="18"/>
-                        </w:numPr>
-                        <w:ind w:left="709"/>
                         <w:jc w:val="left"/>
                         <w:rPr>
                           <w:sz w:val="18"/>
@@ -2196,38 +2344,13 @@
                           <w:sz w:val="18"/>
                           <w:lang w:val="es-ES"/>
                         </w:rPr>
-                        <w:t>i, j = 0</w:t>
+                        <w:tab/>
+                        <w:t xml:space="preserve">          h  = aplicar_heuristica(nuevo_e)</w:t>
                       </w:r>
                     </w:p>
                     <w:p>
                       <w:pPr>
                         <w:pStyle w:val="Standard"/>
-                        <w:numPr>
-                          <w:ilvl w:val="1"/>
-                          <w:numId w:val="18"/>
-                        </w:numPr>
-                        <w:ind w:left="709"/>
-                        <w:jc w:val="left"/>
-                        <w:rPr>
-                          <w:lang w:val="es-ES"/>
-                        </w:rPr>
-                      </w:pPr>
-                      <w:r>
-                        <w:rPr>
-                          <w:sz w:val="18"/>
-                          <w:lang w:val="es-ES"/>
-                        </w:rPr>
-                        <w:t>Mientras i&lt;longitud(V1) o j&lt;longitud(V2)</w:t>
-                      </w:r>
-                    </w:p>
-                    <w:p>
-                      <w:pPr>
-                        <w:pStyle w:val="Standard"/>
-                        <w:numPr>
-                          <w:ilvl w:val="2"/>
-                          <w:numId w:val="18"/>
-                        </w:numPr>
-                        <w:ind w:left="993"/>
                         <w:jc w:val="left"/>
                         <w:rPr>
                           <w:sz w:val="18"/>
@@ -2239,17 +2362,13 @@
                           <w:sz w:val="18"/>
                           <w:lang w:val="es-ES"/>
                         </w:rPr>
-                        <w:t>Si V1[i] &lt; V2[j] o j==longitud(V2)</w:t>
+                        <w:tab/>
+                        <w:t xml:space="preserve">          candidatos.add( (nuevo_e, h, nuevo_p) )</w:t>
                       </w:r>
                     </w:p>
                     <w:p>
                       <w:pPr>
                         <w:pStyle w:val="Standard"/>
-                        <w:numPr>
-                          <w:ilvl w:val="3"/>
-                          <w:numId w:val="18"/>
-                        </w:numPr>
-                        <w:ind w:left="1560"/>
                         <w:jc w:val="left"/>
                         <w:rPr>
                           <w:sz w:val="18"/>
@@ -2261,17 +2380,13 @@
                           <w:sz w:val="18"/>
                           <w:lang w:val="es-ES"/>
                         </w:rPr>
-                        <w:t>Añadir V1[i] a OV</w:t>
+                        <w:tab/>
+                        <w:t>candidatos.sort(key=h)</w:t>
                       </w:r>
                     </w:p>
                     <w:p>
                       <w:pPr>
                         <w:pStyle w:val="Standard"/>
-                        <w:numPr>
-                          <w:ilvl w:val="3"/>
-                          <w:numId w:val="18"/>
-                        </w:numPr>
-                        <w:ind w:left="1560"/>
                         <w:jc w:val="left"/>
                         <w:rPr>
                           <w:sz w:val="18"/>
@@ -2283,17 +2398,27 @@
                           <w:sz w:val="18"/>
                           <w:lang w:val="es-ES"/>
                         </w:rPr>
-                        <w:t>Incrementar i en 1</w:t>
+                        <w:tab/>
+                        <w:t>beam = candidatos[:</w:t>
+                      </w:r>
+                      <w:r>
+                        <w:rPr>
+                          <w:sz w:val="18"/>
+                          <w:lang w:val="es-ES"/>
+                        </w:rPr>
+                        <w:t>β</w:t>
+                      </w:r>
+                      <w:r>
+                        <w:rPr>
+                          <w:sz w:val="18"/>
+                          <w:lang w:val="es-ES"/>
+                        </w:rPr>
+                        <w:t>]</w:t>
                       </w:r>
                     </w:p>
                     <w:p>
                       <w:pPr>
                         <w:pStyle w:val="Standard"/>
-                        <w:numPr>
-                          <w:ilvl w:val="2"/>
-                          <w:numId w:val="18"/>
-                        </w:numPr>
-                        <w:ind w:left="993"/>
                         <w:jc w:val="left"/>
                         <w:rPr>
                           <w:sz w:val="18"/>
@@ -2305,73 +2430,7 @@
                           <w:sz w:val="18"/>
                           <w:lang w:val="es-ES"/>
                         </w:rPr>
-                        <w:t>Sino</w:t>
-                      </w:r>
-                    </w:p>
-                    <w:p>
-                      <w:pPr>
-                        <w:pStyle w:val="Standard"/>
-                        <w:numPr>
-                          <w:ilvl w:val="3"/>
-                          <w:numId w:val="18"/>
-                        </w:numPr>
-                        <w:ind w:left="1560"/>
-                        <w:jc w:val="left"/>
-                        <w:rPr>
-                          <w:sz w:val="18"/>
-                          <w:lang w:val="es-ES"/>
-                        </w:rPr>
-                      </w:pPr>
-                      <w:r>
-                        <w:rPr>
-                          <w:sz w:val="18"/>
-                          <w:lang w:val="es-ES"/>
-                        </w:rPr>
-                        <w:t>Añadir V2(j) a OV</w:t>
-                      </w:r>
-                    </w:p>
-                    <w:p>
-                      <w:pPr>
-                        <w:pStyle w:val="Standard"/>
-                        <w:numPr>
-                          <w:ilvl w:val="3"/>
-                          <w:numId w:val="18"/>
-                        </w:numPr>
-                        <w:ind w:left="1560"/>
-                        <w:jc w:val="left"/>
-                        <w:rPr>
-                          <w:sz w:val="18"/>
-                          <w:lang w:val="es-ES"/>
-                        </w:rPr>
-                      </w:pPr>
-                      <w:r>
-                        <w:rPr>
-                          <w:sz w:val="18"/>
-                          <w:lang w:val="es-ES"/>
-                        </w:rPr>
-                        <w:t>Incrementar j en 1</w:t>
-                      </w:r>
-                    </w:p>
-                    <w:p>
-                      <w:pPr>
-                        <w:pStyle w:val="Standard"/>
-                        <w:numPr>
-                          <w:ilvl w:val="3"/>
-                          <w:numId w:val="18"/>
-                        </w:numPr>
-                        <w:ind w:left="709"/>
-                        <w:jc w:val="left"/>
-                        <w:rPr>
-                          <w:sz w:val="18"/>
-                          <w:lang w:val="es-ES"/>
-                        </w:rPr>
-                      </w:pPr>
-                      <w:r>
-                        <w:rPr>
-                          <w:sz w:val="18"/>
-                          <w:lang w:val="es-ES"/>
-                        </w:rPr>
-                        <w:t>Devolver OV</w:t>
+                        <w:t xml:space="preserve">       return None</w:t>
                       </w:r>
                     </w:p>
                   </w:txbxContent>
@@ -2384,6 +2443,195 @@
       </w:r>
       <w:r>
         <w:rPr>
+          <w:lang w:val="es-ES"/>
+        </w:rPr>
+        <w:t xml:space="preserve">Las figuras se deben mencionar en el texto, como la </w:t>
+      </w:r>
+      <w:r>
+        <w:rPr>
+          <w:lang w:val="es-ES"/>
+        </w:rPr>
+        <w:fldChar w:fldCharType="begin"/>
+      </w:r>
+      <w:r>
+        <w:rPr>
+          <w:lang w:val="es-ES"/>
+        </w:rPr>
+        <w:instrText xml:space="preserve"> PAGEREF _Ref509684450 </w:instrText>
+      </w:r>
+      <w:r>
+        <w:rPr>
+          <w:lang w:val="es-ES"/>
+        </w:rPr>
+        <w:fldChar w:fldCharType="separate"/>
+      </w:r>
+      <w:r>
+        <w:rPr>
+          <w:lang w:val="es-ES"/>
+        </w:rPr>
+        <w:t>Fig. 1.</w:t>
+      </w:r>
+      <w:r>
+        <w:rPr>
+          <w:lang w:val="es-ES"/>
+        </w:rPr>
+        <w:fldChar w:fldCharType="end"/>
+      </w:r>
+      <w:r>
+        <w:rPr>
+          <w:lang w:val="es-ES"/>
+        </w:rPr>
+        <w:t xml:space="preserve">. También se puede añadir ecuaciones, como la ecuación (1).   Un ejemplo de pseudocódigo se puede observar en </w:t>
+      </w:r>
+      <w:r>
+        <w:rPr>
+          <w:lang w:val="es-ES"/>
+        </w:rPr>
+        <w:fldChar w:fldCharType="begin"/>
+      </w:r>
+      <w:r>
+        <w:rPr>
+          <w:lang w:val="es-ES"/>
+        </w:rPr>
+        <w:instrText xml:space="preserve"> REF _Ref509685628 </w:instrText>
+      </w:r>
+      <w:r>
+        <w:rPr>
+          <w:lang w:val="es-ES"/>
+        </w:rPr>
+        <w:fldChar w:fldCharType="separate"/>
+      </w:r>
+      <w:r>
+        <w:rPr>
+          <w:lang w:val="es-ES"/>
+        </w:rPr>
+        <w:t>Error: Reference source not found</w:t>
+      </w:r>
+      <w:r>
+        <w:rPr>
+          <w:lang w:val="es-ES"/>
+        </w:rPr>
+        <w:fldChar w:fldCharType="end"/>
+      </w:r>
+      <w:r>
+        <w:rPr>
+          <w:lang w:val="es-ES"/>
+        </w:rPr>
+        <w:t>.</w:t>
+      </w:r>
+    </w:p>
+    <w:p>
+      <w:pPr>
+        <w:pStyle w:val="equation"/>
+        <w:rPr>
+          <w:lang w:val="es-ES"/>
+        </w:rPr>
+      </w:pPr>
+      <w:r>
+        <w:rPr>
+          <w:lang w:val="es-ES"/>
+        </w:rPr>
+        <w:tab/>
+      </w:r>
+      <w:r>
+        <w:rPr>
+          <w:rFonts w:ascii="Times New Roman" w:hAnsi="Times New Roman" w:cs="Times New Roman"/>
+          <w:i/>
+          <w:lang w:val="es-ES"/>
+        </w:rPr>
+        <w:t>a</w:t>
+      </w:r>
+      <w:r>
+        <w:rPr>
+          <w:lang w:val="es-ES"/>
+        </w:rPr>
+        <w:t></w:t>
+      </w:r>
+      <w:r>
+        <w:rPr>
+          <w:lang w:val="es-ES"/>
+        </w:rPr>
+        <w:t></w:t>
+      </w:r>
+      <w:r>
+        <w:rPr>
+          <w:lang w:val="es-ES"/>
+        </w:rPr>
+        <w:t></w:t>
+      </w:r>
+      <w:r>
+        <w:rPr>
+          <w:rFonts w:ascii="Times New Roman" w:hAnsi="Times New Roman" w:cs="Times New Roman"/>
+          <w:i/>
+          <w:lang w:val="es-ES"/>
+        </w:rPr>
+        <w:t>b</w:t>
+      </w:r>
+      <w:r>
+        <w:rPr>
+          <w:lang w:val="es-ES"/>
+        </w:rPr>
+        <w:t></w:t>
+      </w:r>
+      <w:r>
+        <w:rPr>
+          <w:lang w:val="es-ES"/>
+        </w:rPr>
+        <w:t></w:t>
+      </w:r>
+      <w:r>
+        <w:rPr>
+          <w:lang w:val="es-ES"/>
+        </w:rPr>
+        <w:t></w:t>
+      </w:r>
+      <w:r>
+        <w:rPr>
+          <w:lang w:val="es-ES"/>
+        </w:rPr>
+        <w:t></w:t>
+      </w:r>
+      <w:r>
+        <w:rPr>
+          <w:lang w:val="es-ES"/>
+        </w:rPr>
+        <w:t></w:t>
+      </w:r>
+      <w:r>
+        <w:rPr>
+          <w:lang w:val="es-ES"/>
+        </w:rPr>
+        <w:tab/>
+      </w:r>
+      <w:r>
+        <w:rPr>
+          <w:lang w:val="es-ES"/>
+        </w:rPr>
+        <w:t></w:t>
+      </w:r>
+      <w:r>
+        <w:rPr>
+          <w:lang w:val="es-ES"/>
+        </w:rPr>
+        <w:t></w:t>
+      </w:r>
+      <w:r>
+        <w:rPr>
+          <w:lang w:val="es-ES"/>
+        </w:rPr>
+        <w:t></w:t>
+      </w:r>
+    </w:p>
+    <w:p>
+      <w:pPr>
+        <w:pStyle w:val="equation"/>
+        <w:rPr>
+          <w:lang w:val="es-ES"/>
+        </w:rPr>
+      </w:pPr>
+      <w:r>
+        <w:rPr>
+          <w:noProof/>
           <w:lang w:val="es-ES"/>
         </w:rPr>
         <mc:AlternateContent>
@@ -2423,7 +2671,7 @@
                         <w:txbxContent>
                           <w:p>
                             <w:pPr>
-                              <w:pStyle w:val="Descripcin"/>
+                              <w:pStyle w:val="Caption"/>
                               <w:jc w:val="left"/>
                               <w:rPr>
                                 <w:lang w:val="es-ES"/>
@@ -2468,7 +2716,7 @@
                   <w:txbxContent>
                     <w:p>
                       <w:pPr>
-                        <w:pStyle w:val="Descripcin"/>
+                        <w:pStyle w:val="Caption"/>
                         <w:jc w:val="left"/>
                         <w:rPr>
                           <w:lang w:val="es-ES"/>
@@ -2506,7 +2754,7 @@
     </w:p>
     <w:p>
       <w:pPr>
-        <w:pStyle w:val="Ttulo1"/>
+        <w:pStyle w:val="Heading1"/>
         <w:rPr>
           <w:lang w:val="es-ES"/>
         </w:rPr>
@@ -2516,6 +2764,48 @@
           <w:lang w:val="es-ES"/>
         </w:rPr>
         <w:t>Resultados</w:t>
+      </w:r>
+    </w:p>
+    <w:p>
+      <w:pPr>
+        <w:pStyle w:val="Standard"/>
+        <w:rPr>
+          <w:lang w:val="es-ES" w:eastAsia="en-US"/>
+        </w:rPr>
+      </w:pPr>
+      <w:r>
+        <w:rPr>
+          <w:lang w:val="es-ES" w:eastAsia="en-US"/>
+        </w:rPr>
+        <w:t>### Hemos experimentado con las heurísticas del enunciado, con función pagoda distancia, con heurísticas manuales.</w:t>
+      </w:r>
+    </w:p>
+    <w:p>
+      <w:pPr>
+        <w:pStyle w:val="Standard"/>
+        <w:rPr>
+          <w:lang w:val="es-ES" w:eastAsia="en-US"/>
+        </w:rPr>
+      </w:pPr>
+      <w:r>
+        <w:rPr>
+          <w:lang w:val="es-ES" w:eastAsia="en-US"/>
+        </w:rPr>
+        <w:t xml:space="preserve">### También hemos filtrado los estados que son simétricos o rotaciones de otros ya estudiados, que no se puede aplicar a todos los tableros. En los que se puede aplicar hace que la búsqueda sea más lenta pero permite bajar mucho la </w:t>
+      </w:r>
+      <w:r>
+        <w:rPr>
+          <w:sz w:val="18"/>
+          <w:lang w:val="es-ES"/>
+        </w:rPr>
+        <w:t>β</w:t>
+      </w:r>
+      <w:r>
+        <w:rPr>
+          <w:sz w:val="18"/>
+          <w:lang w:val="es-ES"/>
+        </w:rPr>
+        <w:t>.</w:t>
       </w:r>
     </w:p>
     <w:p>
@@ -2638,7 +2928,7 @@
     </w:p>
     <w:p>
       <w:pPr>
-        <w:pStyle w:val="Descripcin"/>
+        <w:pStyle w:val="Caption"/>
         <w:rPr>
           <w:b w:val="0"/>
           <w:sz w:val="16"/>
@@ -2687,12 +2977,6 @@
         <w:gridCol w:w="905"/>
       </w:tblGrid>
       <w:tr>
-        <w:tblPrEx>
-          <w:tblCellMar>
-            <w:top w:w="0" w:type="dxa"/>
-            <w:bottom w:w="0" w:type="dxa"/>
-          </w:tblCellMar>
-        </w:tblPrEx>
         <w:trPr>
           <w:cantSplit/>
           <w:trHeight w:val="240"/>
@@ -2766,12 +3050,6 @@
         </w:tc>
       </w:tr>
       <w:tr>
-        <w:tblPrEx>
-          <w:tblCellMar>
-            <w:top w:w="0" w:type="dxa"/>
-            <w:bottom w:w="0" w:type="dxa"/>
-          </w:tblCellMar>
-        </w:tblPrEx>
         <w:trPr>
           <w:cantSplit/>
           <w:trHeight w:val="240"/>
@@ -2893,12 +3171,6 @@
         </w:tc>
       </w:tr>
       <w:tr>
-        <w:tblPrEx>
-          <w:tblCellMar>
-            <w:top w:w="0" w:type="dxa"/>
-            <w:bottom w:w="0" w:type="dxa"/>
-          </w:tblCellMar>
-        </w:tblPrEx>
         <w:trPr>
           <w:trHeight w:val="320"/>
           <w:jc w:val="center"/>
@@ -3041,7 +3313,7 @@
     </w:p>
     <w:p>
       <w:pPr>
-        <w:pStyle w:val="Ttulo1"/>
+        <w:pStyle w:val="Heading1"/>
         <w:rPr>
           <w:lang w:val="es-ES"/>
         </w:rPr>
@@ -3069,7 +3341,7 @@
     </w:p>
     <w:p>
       <w:pPr>
-        <w:pStyle w:val="Ttulo5"/>
+        <w:pStyle w:val="Heading5"/>
         <w:rPr>
           <w:lang w:val="es-ES"/>
         </w:rPr>
@@ -3092,72 +3364,88 @@
     <w:p>
       <w:pPr>
         <w:pStyle w:val="references"/>
-        <w:numPr>
-          <w:ilvl w:val="0"/>
-          <w:numId w:val="34"/>
-        </w:numPr>
-        <w:rPr>
-          <w:lang w:val="es-ES"/>
-        </w:rPr>
-      </w:pPr>
-      <w:bookmarkStart w:id="5" w:name="_Ref509593486"/>
-      <w:r>
-        <w:rPr>
-          <w:lang w:val="es-ES"/>
-        </w:rPr>
-        <w:t>S. Russell, P. Norvig, Artificial Intelligence: A Modern Approach, 3rd ed, Pearson, 2010.</w:t>
-      </w:r>
-      <w:bookmarkEnd w:id="5"/>
-    </w:p>
-    <w:p>
-      <w:pPr>
-        <w:pStyle w:val="references"/>
-        <w:ind w:left="354" w:hanging="354"/>
-        <w:rPr>
-          <w:lang w:val="es-ES"/>
-        </w:rPr>
-      </w:pPr>
-      <w:r>
-        <w:rPr>
-          <w:lang w:val="es-ES"/>
-        </w:rPr>
-        <w:t>Y. LeCun, Y. Bengio, G. Hinton. “Deep Learning”, Nature, vol. 521, 2015, pp. 436-444.</w:t>
-      </w:r>
-    </w:p>
-    <w:p>
-      <w:pPr>
-        <w:pStyle w:val="references"/>
-        <w:rPr>
-          <w:lang w:val="es-ES"/>
-        </w:rPr>
-      </w:pPr>
-      <w:r>
-        <w:rPr>
-          <w:lang w:val="es-ES"/>
-        </w:rPr>
-        <w:t xml:space="preserve">Página web del curso IA de Ingeniería del Software. </w:t>
+        <w:rPr>
+          <w:lang w:val="es-ES"/>
+        </w:rPr>
+      </w:pPr>
+      <w:r>
+        <w:rPr>
+          <w:lang w:val="es-ES"/>
+        </w:rPr>
+        <w:t xml:space="preserve">Página de Wikipedia sobre el </w:t>
       </w:r>
       <w:hyperlink r:id="rId12" w:history="1">
         <w:r>
           <w:rPr>
-            <w:rStyle w:val="Internetlink"/>
+            <w:rStyle w:val="Hyperlink"/>
             <w:lang w:val="es-ES"/>
           </w:rPr>
-          <w:t>https://www.cs.us.es/cursos/iais</w:t>
+          <w:t>Senku</w:t>
         </w:r>
       </w:hyperlink>
       <w:r>
         <w:rPr>
           <w:lang w:val="es-ES"/>
         </w:rPr>
-        <w:t>. Consultada el 24/03/2018.</w:t>
+        <w:t>, consultada el 28/05/2026</w:t>
       </w:r>
     </w:p>
     <w:p>
       <w:pPr>
+        <w:pStyle w:val="references"/>
+        <w:rPr>
+          <w:lang w:val="es-ES"/>
+        </w:rPr>
+      </w:pPr>
+      <w:hyperlink r:id="rId13" w:history="1">
+        <w:r>
+          <w:rPr>
+            <w:rStyle w:val="Hyperlink"/>
+            <w:lang w:val="es-ES"/>
+          </w:rPr>
+          <w:t>Gibell.net</w:t>
+        </w:r>
+      </w:hyperlink>
+      <w:r>
+        <w:rPr>
+          <w:lang w:val="es-ES"/>
+        </w:rPr>
+        <w:t>, con todo tipo de información sobre Senku y variaciones, consultada el 28/05/2026</w:t>
+      </w:r>
+    </w:p>
+    <w:p>
+      <w:pPr>
+        <w:pStyle w:val="references"/>
+      </w:pPr>
+      <w:hyperlink r:id="rId14" w:history="1">
+        <w:r>
+          <w:rPr>
+            <w:rStyle w:val="Hyperlink"/>
+          </w:rPr>
+          <w:t>Peg Solitaire and its unbeatable games</w:t>
+        </w:r>
+      </w:hyperlink>
+      <w:r>
+        <w:t xml:space="preserve">, y </w:t>
+      </w:r>
+      <w:hyperlink r:id="rId15" w:history="1">
+        <w:r>
+          <w:rPr>
+            <w:rStyle w:val="Hyperlink"/>
+          </w:rPr>
+          <w:t>Analysis of Peg Solitaire</w:t>
+        </w:r>
+      </w:hyperlink>
+      <w:r>
+        <w:t>, consultadas el 28/05/2026</w:t>
+      </w:r>
+    </w:p>
+    <w:p>
+      <w:pPr>
         <w:rPr>
           <w:rFonts w:cs="Mangal"/>
           <w:szCs w:val="21"/>
+          <w:lang w:val="en-US"/>
         </w:rPr>
         <w:sectPr>
           <w:type w:val="continuous"/>
@@ -3174,7 +3462,16 @@
     <w:p>
       <w:pPr>
         <w:pStyle w:val="Standard"/>
-      </w:pPr>
+        <w:ind w:left="2160" w:firstLine="720"/>
+        <w:rPr>
+          <w:sz w:val="16"/>
+          <w:szCs w:val="16"/>
+          <w:lang w:val="es-ES"/>
+        </w:rPr>
+      </w:pPr>
+      <w:r>
+        <w:t xml:space="preserve">                     </w:t>
+      </w:r>
     </w:p>
     <w:sectPr>
       <w:type w:val="continuous"/>
@@ -3210,7 +3507,7 @@
 <w:ftr xmlns:wpc="http://schemas.microsoft.com/office/word/2010/wordprocessingCanvas" xmlns:cx="http://schemas.microsoft.com/office/drawing/2014/chartex" xmlns:cx1="http://schemas.microsoft.com/office/drawing/2015/9/8/chartex" xmlns:cx2="http://schemas.microsoft.com/office/drawing/2015/10/21/chartex" xmlns:cx3="http://schemas.microsoft.com/office/drawing/2016/5/9/chartex" xmlns:cx4="http://schemas.microsoft.com/office/drawing/2016/5/10/chartex" xmlns:cx5="http://schemas.microsoft.com/office/drawing/2016/5/11/chartex" xmlns:cx6="http://schemas.microsoft.com/office/drawing/2016/5/12/chartex" xmlns:cx7="http://schemas.microsoft.com/office/drawing/2016/5/13/chartex" xmlns:cx8="http://schemas.microsoft.com/office/drawing/2016/5/14/chartex" xmlns:mc="http://schemas.openxmlformats.org/markup-compatibility/2006" xmlns:aink="http://schemas.microsoft.com/office/drawing/2016/ink" xmlns:am3d="http://schemas.microsoft.com/office/drawing/2017/model3d" xmlns:o="urn:schemas-microsoft-com:office:office" xmlns:oel="http://schemas.microsoft.com/office/2019/extlst" xmlns:r="http://schemas.openxmlformats.org/officeDocument/2006/relationships" xmlns:m="http://schemas.openxmlformats.org/officeDocument/2006/math" xmlns:v="urn:schemas-microsoft-com:vml" xmlns:wp14="http://schemas.microsoft.com/office/word/2010/wordprocessingDrawing" xmlns:wp="http://schemas.openxmlformats.org/drawingml/2006/wordprocessingDrawing" xmlns:w10="urn:schemas-microsoft-com:office:word" xmlns:w="http://schemas.openxmlformats.org/wordprocessingml/2006/main" xmlns:w14="http://schemas.microsoft.com/office/word/2010/wordml" xmlns:w15="http://schemas.microsoft.com/office/word/2012/wordml" xmlns:w16cex="http://schemas.microsoft.com/office/word/2018/wordml/cex" xmlns:w16cid="http://schemas.microsoft.com/office/word/2016/wordml/cid" xmlns:w16="http://schemas.microsoft.com/office/word/2018/wordml" xmlns:w16du="http://schemas.microsoft.com/office/word/2023/wordml/word16du" xmlns:w16sdtdh="http://schemas.microsoft.com/office/word/2020/wordml/sdtdatahash" xmlns:w16sdtfl="http://schemas.microsoft.com/office/word/2024/wordml/sdtformatlock" xmlns:w16se="http://schemas.microsoft.com/office/word/2015/wordml/symex" xmlns:wpg="http://schemas.microsoft.com/office/word/2010/wordprocessingGroup" xmlns:wpi="http://schemas.microsoft.com/office/word/2010/wordprocessingInk" xmlns:wne="http://schemas.microsoft.com/office/word/2006/wordml" xmlns:wps="http://schemas.microsoft.com/office/word/2010/wordprocessingShape" mc:Ignorable="w14 w15 w16se w16cid w16 w16cex w16sdtdh w16sdtfl w16du wp14">
   <w:p>
     <w:pPr>
-      <w:pStyle w:val="Piedepgina"/>
+      <w:pStyle w:val="Footer"/>
       <w:rPr>
         <w:lang w:val="es-ES"/>
       </w:rPr>
@@ -3223,7 +3520,7 @@
 <w:ftr xmlns:wpc="http://schemas.microsoft.com/office/word/2010/wordprocessingCanvas" xmlns:cx="http://schemas.microsoft.com/office/drawing/2014/chartex" xmlns:cx1="http://schemas.microsoft.com/office/drawing/2015/9/8/chartex" xmlns:cx2="http://schemas.microsoft.com/office/drawing/2015/10/21/chartex" xmlns:cx3="http://schemas.microsoft.com/office/drawing/2016/5/9/chartex" xmlns:cx4="http://schemas.microsoft.com/office/drawing/2016/5/10/chartex" xmlns:cx5="http://schemas.microsoft.com/office/drawing/2016/5/11/chartex" xmlns:cx6="http://schemas.microsoft.com/office/drawing/2016/5/12/chartex" xmlns:cx7="http://schemas.microsoft.com/office/drawing/2016/5/13/chartex" xmlns:cx8="http://schemas.microsoft.com/office/drawing/2016/5/14/chartex" xmlns:mc="http://schemas.openxmlformats.org/markup-compatibility/2006" xmlns:aink="http://schemas.microsoft.com/office/drawing/2016/ink" xmlns:am3d="http://schemas.microsoft.com/office/drawing/2017/model3d" xmlns:o="urn:schemas-microsoft-com:office:office" xmlns:oel="http://schemas.microsoft.com/office/2019/extlst" xmlns:r="http://schemas.openxmlformats.org/officeDocument/2006/relationships" xmlns:m="http://schemas.openxmlformats.org/officeDocument/2006/math" xmlns:v="urn:schemas-microsoft-com:vml" xmlns:wp14="http://schemas.microsoft.com/office/word/2010/wordprocessingDrawing" xmlns:wp="http://schemas.openxmlformats.org/drawingml/2006/wordprocessingDrawing" xmlns:w10="urn:schemas-microsoft-com:office:word" xmlns:w="http://schemas.openxmlformats.org/wordprocessingml/2006/main" xmlns:w14="http://schemas.microsoft.com/office/word/2010/wordml" xmlns:w15="http://schemas.microsoft.com/office/word/2012/wordml" xmlns:w16cex="http://schemas.microsoft.com/office/word/2018/wordml/cex" xmlns:w16cid="http://schemas.microsoft.com/office/word/2016/wordml/cid" xmlns:w16="http://schemas.microsoft.com/office/word/2018/wordml" xmlns:w16du="http://schemas.microsoft.com/office/word/2023/wordml/word16du" xmlns:w16sdtdh="http://schemas.microsoft.com/office/word/2020/wordml/sdtdatahash" xmlns:w16sdtfl="http://schemas.microsoft.com/office/word/2024/wordml/sdtformatlock" xmlns:w16se="http://schemas.microsoft.com/office/word/2015/wordml/symex" xmlns:wpg="http://schemas.microsoft.com/office/word/2010/wordprocessingGroup" xmlns:wpi="http://schemas.microsoft.com/office/word/2010/wordprocessingInk" xmlns:wne="http://schemas.microsoft.com/office/word/2006/wordml" xmlns:wps="http://schemas.microsoft.com/office/word/2010/wordprocessingShape" mc:Ignorable="w14 w15 w16se w16cid w16 w16cex w16sdtdh w16sdtfl w16du wp14">
   <w:p>
     <w:pPr>
-      <w:pStyle w:val="Piedepgina"/>
+      <w:pStyle w:val="Footer"/>
       <w:jc w:val="both"/>
       <w:rPr>
         <w:lang w:val="es-ES"/>
@@ -3814,7 +4111,7 @@
     <w:lvl w:ilvl="0">
       <w:start w:val="1"/>
       <w:numFmt w:val="upperRoman"/>
-      <w:pStyle w:val="Ttulo1"/>
+      <w:pStyle w:val="Heading1"/>
       <w:lvlText w:val="%1."/>
       <w:lvlJc w:val="center"/>
       <w:pPr>
@@ -3841,7 +4138,7 @@
     <w:lvl w:ilvl="1">
       <w:start w:val="1"/>
       <w:numFmt w:val="upperLetter"/>
-      <w:pStyle w:val="Ttulo2"/>
+      <w:pStyle w:val="Heading2"/>
       <w:lvlText w:val="%2."/>
       <w:lvlJc w:val="left"/>
       <w:pPr>
@@ -3872,7 +4169,7 @@
     <w:lvl w:ilvl="2">
       <w:start w:val="1"/>
       <w:numFmt w:val="decimal"/>
-      <w:pStyle w:val="Ttulo3"/>
+      <w:pStyle w:val="Heading3"/>
       <w:lvlText w:val="%3)"/>
       <w:lvlJc w:val="left"/>
       <w:pPr>
@@ -3903,7 +4200,7 @@
     <w:lvl w:ilvl="3">
       <w:start w:val="1"/>
       <w:numFmt w:val="lowerLetter"/>
-      <w:pStyle w:val="Ttulo4"/>
+      <w:pStyle w:val="Heading4"/>
       <w:lvlText w:val="%4)"/>
       <w:lvlJc w:val="left"/>
       <w:pPr>
@@ -4400,7 +4697,7 @@
       <w:lvlText w:val="%1."/>
       <w:lvlJc w:val="left"/>
       <w:pPr>
-        <w:ind w:left="360" w:hanging="360"/>
+        <w:ind w:left="709" w:hanging="360"/>
       </w:pPr>
     </w:lvl>
     <w:lvl w:ilvl="1">
@@ -4409,7 +4706,7 @@
       <w:lvlText w:val="%2."/>
       <w:lvlJc w:val="left"/>
       <w:pPr>
-        <w:ind w:left="1080" w:hanging="360"/>
+        <w:ind w:left="1429" w:hanging="360"/>
       </w:pPr>
       <w:rPr>
         <w:sz w:val="18"/>
@@ -4421,7 +4718,7 @@
       <w:lvlText w:val="%3."/>
       <w:lvlJc w:val="right"/>
       <w:pPr>
-        <w:ind w:left="1800" w:hanging="180"/>
+        <w:ind w:left="2149" w:hanging="180"/>
       </w:pPr>
     </w:lvl>
     <w:lvl w:ilvl="3">
@@ -4430,7 +4727,7 @@
       <w:lvlText w:val="%4."/>
       <w:lvlJc w:val="left"/>
       <w:pPr>
-        <w:ind w:left="2520" w:hanging="360"/>
+        <w:ind w:left="2869" w:hanging="360"/>
       </w:pPr>
     </w:lvl>
     <w:lvl w:ilvl="4">
@@ -4439,7 +4736,7 @@
       <w:lvlText w:val="%5."/>
       <w:lvlJc w:val="left"/>
       <w:pPr>
-        <w:ind w:left="3240" w:hanging="360"/>
+        <w:ind w:left="3589" w:hanging="360"/>
       </w:pPr>
     </w:lvl>
     <w:lvl w:ilvl="5">
@@ -4448,7 +4745,7 @@
       <w:lvlText w:val="%6."/>
       <w:lvlJc w:val="right"/>
       <w:pPr>
-        <w:ind w:left="3960" w:hanging="180"/>
+        <w:ind w:left="4309" w:hanging="180"/>
       </w:pPr>
     </w:lvl>
     <w:lvl w:ilvl="6">
@@ -4457,7 +4754,7 @@
       <w:lvlText w:val="%7."/>
       <w:lvlJc w:val="left"/>
       <w:pPr>
-        <w:ind w:left="4680" w:hanging="360"/>
+        <w:ind w:left="5029" w:hanging="360"/>
       </w:pPr>
     </w:lvl>
     <w:lvl w:ilvl="7">
@@ -4466,7 +4763,7 @@
       <w:lvlText w:val="%8."/>
       <w:lvlJc w:val="left"/>
       <w:pPr>
-        <w:ind w:left="5400" w:hanging="360"/>
+        <w:ind w:left="5749" w:hanging="360"/>
       </w:pPr>
     </w:lvl>
     <w:lvl w:ilvl="8">
@@ -4475,7 +4772,7 @@
       <w:lvlText w:val="%9."/>
       <w:lvlJc w:val="right"/>
       <w:pPr>
-        <w:ind w:left="6120" w:hanging="180"/>
+        <w:ind w:left="6469" w:hanging="180"/>
       </w:pPr>
     </w:lvl>
   </w:abstractNum>
@@ -6099,7 +6396,6 @@
   </w:num>
   <w:num w:numId="28" w16cid:durableId="668867472">
     <w:abstractNumId w:val="17"/>
-    <w:lvlOverride w:ilvl="0"/>
   </w:num>
   <w:num w:numId="29" w16cid:durableId="2075733228">
     <w:abstractNumId w:val="8"/>
@@ -6109,11 +6405,9 @@
   </w:num>
   <w:num w:numId="30" w16cid:durableId="2012443921">
     <w:abstractNumId w:val="11"/>
-    <w:lvlOverride w:ilvl="0"/>
   </w:num>
   <w:num w:numId="31" w16cid:durableId="1550335370">
     <w:abstractNumId w:val="22"/>
-    <w:lvlOverride w:ilvl="0"/>
   </w:num>
   <w:num w:numId="32" w16cid:durableId="441456017">
     <w:abstractNumId w:val="10"/>
@@ -6123,7 +6417,6 @@
   </w:num>
   <w:num w:numId="33" w16cid:durableId="1606961422">
     <w:abstractNumId w:val="2"/>
-    <w:lvlOverride w:ilvl="0"/>
   </w:num>
   <w:num w:numId="34" w16cid:durableId="173500285">
     <w:abstractNumId w:val="23"/>
@@ -6540,7 +6833,7 @@
       <w:lang w:val="es-ES"/>
     </w:rPr>
   </w:style>
-  <w:style w:type="paragraph" w:styleId="Ttulo1">
+  <w:style w:type="paragraph" w:styleId="Heading1">
     <w:name w:val="heading 1"/>
     <w:basedOn w:val="Standard"/>
     <w:next w:val="Standard"/>
@@ -6563,7 +6856,7 @@
       <w:lang w:eastAsia="en-US"/>
     </w:rPr>
   </w:style>
-  <w:style w:type="paragraph" w:styleId="Ttulo2">
+  <w:style w:type="paragraph" w:styleId="Heading2">
     <w:name w:val="heading 2"/>
     <w:basedOn w:val="Standard"/>
     <w:next w:val="Standard"/>
@@ -6590,7 +6883,7 @@
       <w:lang w:eastAsia="en-US"/>
     </w:rPr>
   </w:style>
-  <w:style w:type="paragraph" w:styleId="Ttulo3">
+  <w:style w:type="paragraph" w:styleId="Heading3">
     <w:name w:val="heading 3"/>
     <w:basedOn w:val="Standard"/>
     <w:next w:val="Standard"/>
@@ -6612,7 +6905,7 @@
       <w:lang w:eastAsia="en-US"/>
     </w:rPr>
   </w:style>
-  <w:style w:type="paragraph" w:styleId="Ttulo4">
+  <w:style w:type="paragraph" w:styleId="Heading4">
     <w:name w:val="heading 4"/>
     <w:basedOn w:val="Standard"/>
     <w:next w:val="Standard"/>
@@ -6637,7 +6930,7 @@
       <w:lang w:eastAsia="en-US"/>
     </w:rPr>
   </w:style>
-  <w:style w:type="paragraph" w:styleId="Ttulo5">
+  <w:style w:type="paragraph" w:styleId="Heading5">
     <w:name w:val="heading 5"/>
     <w:basedOn w:val="Standard"/>
     <w:next w:val="Standard"/>
@@ -6656,12 +6949,13 @@
       <w:lang w:eastAsia="en-US"/>
     </w:rPr>
   </w:style>
-  <w:style w:type="character" w:default="1" w:styleId="Fuentedeprrafopredeter">
+  <w:style w:type="character" w:default="1" w:styleId="DefaultParagraphFont">
     <w:name w:val="Default Paragraph Font"/>
     <w:uiPriority w:val="1"/>
+    <w:semiHidden/>
     <w:unhideWhenUsed/>
   </w:style>
-  <w:style w:type="table" w:default="1" w:styleId="Tablanormal">
+  <w:style w:type="table" w:default="1" w:styleId="TableNormal">
     <w:name w:val="Normal Table"/>
     <w:uiPriority w:val="99"/>
     <w:semiHidden/>
@@ -6676,7 +6970,7 @@
       </w:tblCellMar>
     </w:tblPr>
   </w:style>
-  <w:style w:type="numbering" w:default="1" w:styleId="Sinlista">
+  <w:style w:type="numbering" w:default="1" w:styleId="NoList">
     <w:name w:val="No List"/>
     <w:uiPriority w:val="99"/>
     <w:semiHidden/>
@@ -6684,7 +6978,7 @@
   </w:style>
   <w:style w:type="numbering" w:customStyle="1" w:styleId="Outline">
     <w:name w:val="Outline"/>
-    <w:basedOn w:val="Sinlista"/>
+    <w:basedOn w:val="NoList"/>
     <w:pPr>
       <w:numPr>
         <w:numId w:val="1"/>
@@ -6733,7 +7027,7 @@
       <w:spacing w:val="-1"/>
     </w:rPr>
   </w:style>
-  <w:style w:type="paragraph" w:styleId="Lista">
+  <w:style w:type="paragraph" w:styleId="List">
     <w:name w:val="List"/>
     <w:basedOn w:val="Textbody"/>
     <w:rPr>
@@ -6741,7 +7035,7 @@
       <w:sz w:val="24"/>
     </w:rPr>
   </w:style>
-  <w:style w:type="paragraph" w:styleId="Descripcin">
+  <w:style w:type="paragraph" w:styleId="Caption">
     <w:name w:val="caption"/>
     <w:basedOn w:val="Standard"/>
     <w:next w:val="Standard"/>
@@ -7008,7 +7302,7 @@
       <w:i/>
     </w:rPr>
   </w:style>
-  <w:style w:type="paragraph" w:styleId="Encabezado">
+  <w:style w:type="paragraph" w:styleId="Header">
     <w:name w:val="header"/>
     <w:basedOn w:val="Standard"/>
     <w:pPr>
@@ -7018,7 +7312,7 @@
       </w:tabs>
     </w:pPr>
   </w:style>
-  <w:style w:type="paragraph" w:styleId="Piedepgina">
+  <w:style w:type="paragraph" w:styleId="Footer">
     <w:name w:val="footer"/>
     <w:basedOn w:val="Standard"/>
     <w:pPr>
@@ -7477,11 +7771,11 @@
   </w:style>
   <w:style w:type="character" w:customStyle="1" w:styleId="EncabezadoCar">
     <w:name w:val="Encabezado Car"/>
-    <w:basedOn w:val="Fuentedeprrafopredeter"/>
+    <w:basedOn w:val="DefaultParagraphFont"/>
   </w:style>
   <w:style w:type="character" w:customStyle="1" w:styleId="PiedepginaCar">
     <w:name w:val="Pie de página Car"/>
-    <w:basedOn w:val="Fuentedeprrafopredeter"/>
+    <w:basedOn w:val="DefaultParagraphFont"/>
   </w:style>
   <w:style w:type="character" w:customStyle="1" w:styleId="Internetlink">
     <w:name w:val="Internet link"/>
@@ -7492,7 +7786,7 @@
   </w:style>
   <w:style w:type="numbering" w:customStyle="1" w:styleId="WW8Num1">
     <w:name w:val="WW8Num1"/>
-    <w:basedOn w:val="Sinlista"/>
+    <w:basedOn w:val="NoList"/>
     <w:pPr>
       <w:numPr>
         <w:numId w:val="2"/>
@@ -7501,7 +7795,7 @@
   </w:style>
   <w:style w:type="numbering" w:customStyle="1" w:styleId="WW8Num2">
     <w:name w:val="WW8Num2"/>
-    <w:basedOn w:val="Sinlista"/>
+    <w:basedOn w:val="NoList"/>
     <w:pPr>
       <w:numPr>
         <w:numId w:val="3"/>
@@ -7510,7 +7804,7 @@
   </w:style>
   <w:style w:type="numbering" w:customStyle="1" w:styleId="WW8Num3">
     <w:name w:val="WW8Num3"/>
-    <w:basedOn w:val="Sinlista"/>
+    <w:basedOn w:val="NoList"/>
     <w:pPr>
       <w:numPr>
         <w:numId w:val="4"/>
@@ -7519,7 +7813,7 @@
   </w:style>
   <w:style w:type="numbering" w:customStyle="1" w:styleId="WW8Num4">
     <w:name w:val="WW8Num4"/>
-    <w:basedOn w:val="Sinlista"/>
+    <w:basedOn w:val="NoList"/>
     <w:pPr>
       <w:numPr>
         <w:numId w:val="5"/>
@@ -7528,7 +7822,7 @@
   </w:style>
   <w:style w:type="numbering" w:customStyle="1" w:styleId="WW8Num5">
     <w:name w:val="WW8Num5"/>
-    <w:basedOn w:val="Sinlista"/>
+    <w:basedOn w:val="NoList"/>
     <w:pPr>
       <w:numPr>
         <w:numId w:val="6"/>
@@ -7537,7 +7831,7 @@
   </w:style>
   <w:style w:type="numbering" w:customStyle="1" w:styleId="WW8Num6">
     <w:name w:val="WW8Num6"/>
-    <w:basedOn w:val="Sinlista"/>
+    <w:basedOn w:val="NoList"/>
     <w:pPr>
       <w:numPr>
         <w:numId w:val="7"/>
@@ -7546,7 +7840,7 @@
   </w:style>
   <w:style w:type="numbering" w:customStyle="1" w:styleId="WW8Num7">
     <w:name w:val="WW8Num7"/>
-    <w:basedOn w:val="Sinlista"/>
+    <w:basedOn w:val="NoList"/>
     <w:pPr>
       <w:numPr>
         <w:numId w:val="8"/>
@@ -7555,7 +7849,7 @@
   </w:style>
   <w:style w:type="numbering" w:customStyle="1" w:styleId="WW8Num8">
     <w:name w:val="WW8Num8"/>
-    <w:basedOn w:val="Sinlista"/>
+    <w:basedOn w:val="NoList"/>
     <w:pPr>
       <w:numPr>
         <w:numId w:val="9"/>
@@ -7564,7 +7858,7 @@
   </w:style>
   <w:style w:type="numbering" w:customStyle="1" w:styleId="WW8Num9">
     <w:name w:val="WW8Num9"/>
-    <w:basedOn w:val="Sinlista"/>
+    <w:basedOn w:val="NoList"/>
     <w:pPr>
       <w:numPr>
         <w:numId w:val="10"/>
@@ -7573,7 +7867,7 @@
   </w:style>
   <w:style w:type="numbering" w:customStyle="1" w:styleId="WW8Num10">
     <w:name w:val="WW8Num10"/>
-    <w:basedOn w:val="Sinlista"/>
+    <w:basedOn w:val="NoList"/>
     <w:pPr>
       <w:numPr>
         <w:numId w:val="11"/>
@@ -7582,7 +7876,7 @@
   </w:style>
   <w:style w:type="numbering" w:customStyle="1" w:styleId="WW8Num11">
     <w:name w:val="WW8Num11"/>
-    <w:basedOn w:val="Sinlista"/>
+    <w:basedOn w:val="NoList"/>
     <w:pPr>
       <w:numPr>
         <w:numId w:val="12"/>
@@ -7591,7 +7885,7 @@
   </w:style>
   <w:style w:type="numbering" w:customStyle="1" w:styleId="WW8Num12">
     <w:name w:val="WW8Num12"/>
-    <w:basedOn w:val="Sinlista"/>
+    <w:basedOn w:val="NoList"/>
     <w:pPr>
       <w:numPr>
         <w:numId w:val="13"/>
@@ -7600,7 +7894,7 @@
   </w:style>
   <w:style w:type="numbering" w:customStyle="1" w:styleId="WW8Num13">
     <w:name w:val="WW8Num13"/>
-    <w:basedOn w:val="Sinlista"/>
+    <w:basedOn w:val="NoList"/>
     <w:pPr>
       <w:numPr>
         <w:numId w:val="14"/>
@@ -7609,7 +7903,7 @@
   </w:style>
   <w:style w:type="numbering" w:customStyle="1" w:styleId="WW8Num14">
     <w:name w:val="WW8Num14"/>
-    <w:basedOn w:val="Sinlista"/>
+    <w:basedOn w:val="NoList"/>
     <w:pPr>
       <w:numPr>
         <w:numId w:val="15"/>
@@ -7618,7 +7912,7 @@
   </w:style>
   <w:style w:type="numbering" w:customStyle="1" w:styleId="WW8Num15">
     <w:name w:val="WW8Num15"/>
-    <w:basedOn w:val="Sinlista"/>
+    <w:basedOn w:val="NoList"/>
     <w:pPr>
       <w:numPr>
         <w:numId w:val="16"/>
@@ -7627,7 +7921,7 @@
   </w:style>
   <w:style w:type="numbering" w:customStyle="1" w:styleId="WW8Num16">
     <w:name w:val="WW8Num16"/>
-    <w:basedOn w:val="Sinlista"/>
+    <w:basedOn w:val="NoList"/>
     <w:pPr>
       <w:numPr>
         <w:numId w:val="17"/>
@@ -7636,7 +7930,7 @@
   </w:style>
   <w:style w:type="numbering" w:customStyle="1" w:styleId="WW8Num17">
     <w:name w:val="WW8Num17"/>
-    <w:basedOn w:val="Sinlista"/>
+    <w:basedOn w:val="NoList"/>
     <w:pPr>
       <w:numPr>
         <w:numId w:val="18"/>
@@ -7645,7 +7939,7 @@
   </w:style>
   <w:style w:type="numbering" w:customStyle="1" w:styleId="WW8Num18">
     <w:name w:val="WW8Num18"/>
-    <w:basedOn w:val="Sinlista"/>
+    <w:basedOn w:val="NoList"/>
     <w:pPr>
       <w:numPr>
         <w:numId w:val="19"/>
@@ -7654,7 +7948,7 @@
   </w:style>
   <w:style w:type="numbering" w:customStyle="1" w:styleId="WW8Num19">
     <w:name w:val="WW8Num19"/>
-    <w:basedOn w:val="Sinlista"/>
+    <w:basedOn w:val="NoList"/>
     <w:pPr>
       <w:numPr>
         <w:numId w:val="20"/>
@@ -7663,7 +7957,7 @@
   </w:style>
   <w:style w:type="numbering" w:customStyle="1" w:styleId="WW8Num20">
     <w:name w:val="WW8Num20"/>
-    <w:basedOn w:val="Sinlista"/>
+    <w:basedOn w:val="NoList"/>
     <w:pPr>
       <w:numPr>
         <w:numId w:val="21"/>
@@ -7672,7 +7966,7 @@
   </w:style>
   <w:style w:type="numbering" w:customStyle="1" w:styleId="WW8Num21">
     <w:name w:val="WW8Num21"/>
-    <w:basedOn w:val="Sinlista"/>
+    <w:basedOn w:val="NoList"/>
     <w:pPr>
       <w:numPr>
         <w:numId w:val="22"/>
@@ -7681,7 +7975,7 @@
   </w:style>
   <w:style w:type="numbering" w:customStyle="1" w:styleId="WW8Num22">
     <w:name w:val="WW8Num22"/>
-    <w:basedOn w:val="Sinlista"/>
+    <w:basedOn w:val="NoList"/>
     <w:pPr>
       <w:numPr>
         <w:numId w:val="23"/>
@@ -7690,7 +7984,7 @@
   </w:style>
   <w:style w:type="numbering" w:customStyle="1" w:styleId="WW8Num23">
     <w:name w:val="WW8Num23"/>
-    <w:basedOn w:val="Sinlista"/>
+    <w:basedOn w:val="NoList"/>
     <w:pPr>
       <w:numPr>
         <w:numId w:val="24"/>
@@ -7699,7 +7993,7 @@
   </w:style>
   <w:style w:type="numbering" w:customStyle="1" w:styleId="WW8Num24">
     <w:name w:val="WW8Num24"/>
-    <w:basedOn w:val="Sinlista"/>
+    <w:basedOn w:val="NoList"/>
     <w:pPr>
       <w:numPr>
         <w:numId w:val="25"/>
@@ -7708,7 +8002,7 @@
   </w:style>
   <w:style w:type="numbering" w:customStyle="1" w:styleId="WW8Num25">
     <w:name w:val="WW8Num25"/>
-    <w:basedOn w:val="Sinlista"/>
+    <w:basedOn w:val="NoList"/>
     <w:pPr>
       <w:numPr>
         <w:numId w:val="26"/>
@@ -7717,16 +8011,16 @@
   </w:style>
   <w:style w:type="numbering" w:customStyle="1" w:styleId="WW8Num26">
     <w:name w:val="WW8Num26"/>
-    <w:basedOn w:val="Sinlista"/>
+    <w:basedOn w:val="NoList"/>
     <w:pPr>
       <w:numPr>
         <w:numId w:val="27"/>
       </w:numPr>
     </w:pPr>
   </w:style>
-  <w:style w:type="character" w:styleId="Hipervnculo">
+  <w:style w:type="character" w:styleId="Hyperlink">
     <w:name w:val="Hyperlink"/>
-    <w:basedOn w:val="Fuentedeprrafopredeter"/>
+    <w:basedOn w:val="DefaultParagraphFont"/>
     <w:uiPriority w:val="99"/>
     <w:unhideWhenUsed/>
     <w:rsid w:val="00731F7B"/>
@@ -7735,9 +8029,9 @@
       <w:u w:val="single"/>
     </w:rPr>
   </w:style>
-  <w:style w:type="character" w:styleId="Mencinsinresolver">
+  <w:style w:type="character" w:styleId="UnresolvedMention">
     <w:name w:val="Unresolved Mention"/>
-    <w:basedOn w:val="Fuentedeprrafopredeter"/>
+    <w:basedOn w:val="DefaultParagraphFont"/>
     <w:uiPriority w:val="99"/>
     <w:semiHidden/>
     <w:unhideWhenUsed/>
@@ -7749,22 +8043,22 @@
   </w:style>
   <w:style w:type="character" w:customStyle="1" w:styleId="citation-230">
     <w:name w:val="citation-230"/>
-    <w:basedOn w:val="Fuentedeprrafopredeter"/>
+    <w:basedOn w:val="DefaultParagraphFont"/>
     <w:rsid w:val="003F7341"/>
   </w:style>
   <w:style w:type="character" w:customStyle="1" w:styleId="citation-229">
     <w:name w:val="citation-229"/>
-    <w:basedOn w:val="Fuentedeprrafopredeter"/>
+    <w:basedOn w:val="DefaultParagraphFont"/>
     <w:rsid w:val="003F7341"/>
   </w:style>
   <w:style w:type="character" w:customStyle="1" w:styleId="citation-228">
     <w:name w:val="citation-228"/>
-    <w:basedOn w:val="Fuentedeprrafopredeter"/>
+    <w:basedOn w:val="DefaultParagraphFont"/>
     <w:rsid w:val="003F7341"/>
   </w:style>
   <w:style w:type="character" w:customStyle="1" w:styleId="math-inline">
     <w:name w:val="math-inline"/>
-    <w:basedOn w:val="Fuentedeprrafopredeter"/>
+    <w:basedOn w:val="DefaultParagraphFont"/>
     <w:rsid w:val="003F7341"/>
   </w:style>
 </w:styles>

--- a/Senku-Memoria.docx
+++ b/Senku-Memoria.docx
@@ -37,8 +37,7 @@
           <w:szCs w:val="21"/>
         </w:rPr>
         <w:sectPr>
-          <w:footerReference w:type="default" r:id="rId7"/>
-          <w:footerReference w:type="first" r:id="rId8"/>
+          <w:footerReference w:type="first" r:id="rId7"/>
           <w:pgSz w:w="11906" w:h="16838"/>
           <w:pgMar w:top="1080" w:right="720" w:bottom="2434" w:left="720" w:header="720" w:footer="720" w:gutter="0"/>
           <w:cols w:space="720"/>
@@ -105,26 +104,36 @@
         </w:rPr>
         <w:br/>
       </w:r>
+      <w:proofErr w:type="spellStart"/>
       <w:r>
         <w:rPr>
           <w:sz w:val="18"/>
           <w:szCs w:val="18"/>
           <w:lang w:val="es-ES"/>
         </w:rPr>
-        <w:t>Sevilla, España</w:t>
-      </w:r>
+        <w:t>Sevilla</w:t>
+      </w:r>
+      <w:proofErr w:type="spellEnd"/>
       <w:r>
         <w:rPr>
           <w:sz w:val="18"/>
           <w:szCs w:val="18"/>
           <w:lang w:val="es-ES"/>
         </w:rPr>
+        <w:t>, España</w:t>
+      </w:r>
+      <w:r>
+        <w:rPr>
+          <w:sz w:val="18"/>
+          <w:szCs w:val="18"/>
+          <w:lang w:val="es-ES"/>
+        </w:rPr>
         <w:br/>
       </w:r>
-      <w:hyperlink r:id="rId9" w:history="1">
+      <w:hyperlink r:id="rId8" w:history="1">
         <w:r>
           <w:rPr>
-            <w:rStyle w:val="Hyperlink"/>
+            <w:rStyle w:val="Hipervnculo"/>
             <w:sz w:val="18"/>
             <w:szCs w:val="18"/>
             <w:lang w:val="es-ES"/>
@@ -208,26 +217,36 @@
         </w:rPr>
         <w:br/>
       </w:r>
+      <w:proofErr w:type="spellStart"/>
       <w:r>
         <w:rPr>
           <w:sz w:val="18"/>
           <w:szCs w:val="18"/>
           <w:lang w:val="es-ES"/>
         </w:rPr>
-        <w:t>Sevilla, España</w:t>
-      </w:r>
+        <w:t>Sevilla</w:t>
+      </w:r>
+      <w:proofErr w:type="spellEnd"/>
       <w:r>
         <w:rPr>
           <w:sz w:val="18"/>
           <w:szCs w:val="18"/>
           <w:lang w:val="es-ES"/>
         </w:rPr>
+        <w:t>, España</w:t>
+      </w:r>
+      <w:r>
+        <w:rPr>
+          <w:sz w:val="18"/>
+          <w:szCs w:val="18"/>
+          <w:lang w:val="es-ES"/>
+        </w:rPr>
         <w:br/>
       </w:r>
-      <w:hyperlink r:id="rId10" w:history="1">
+      <w:hyperlink r:id="rId9" w:history="1">
         <w:r>
           <w:rPr>
-            <w:rStyle w:val="Hyperlink"/>
+            <w:rStyle w:val="Hipervnculo"/>
             <w:sz w:val="18"/>
             <w:szCs w:val="18"/>
             <w:lang w:val="es-ES"/>
@@ -301,7 +320,7 @@
           <w:iCs/>
           <w:lang w:val="es-ES"/>
         </w:rPr>
-        <w:t xml:space="preserve">Se ha realizado un estudio sobre como aplicar la planificación automática para solucionar diferentes modelos del juego senku, en concreto cinco variantes de este. Para ello se han utilizado dos algoritmos diferentes, el primero mediante OneShotPlanner, función </w:t>
+        <w:t xml:space="preserve">Se ha realizado un estudio sobre </w:t>
       </w:r>
       <w:r>
         <w:rPr>
@@ -309,7 +328,7 @@
           <w:iCs/>
           <w:lang w:val="es-ES"/>
         </w:rPr>
-        <w:t>definida</w:t>
+        <w:t>cómo</w:t>
       </w:r>
       <w:r>
         <w:rPr>
@@ -317,7 +336,7 @@
           <w:iCs/>
           <w:lang w:val="es-ES"/>
         </w:rPr>
-        <w:t xml:space="preserve"> </w:t>
+        <w:t xml:space="preserve"> aplicar la planificación automática para solucionar diferentes modelos del juego senku, en concreto cinco variantes de este. Para ello se han utilizado dos algoritmos diferentes, el primero mediante OneShotPlanner, función </w:t>
       </w:r>
       <w:r>
         <w:rPr>
@@ -325,7 +344,7 @@
           <w:iCs/>
           <w:lang w:val="es-ES"/>
         </w:rPr>
-        <w:t>en</w:t>
+        <w:t>definida</w:t>
       </w:r>
       <w:r>
         <w:rPr>
@@ -333,7 +352,7 @@
           <w:iCs/>
           <w:lang w:val="es-ES"/>
         </w:rPr>
-        <w:t xml:space="preserve"> la librería unified_planning</w:t>
+        <w:t xml:space="preserve"> </w:t>
       </w:r>
       <w:r>
         <w:rPr>
@@ -341,6 +360,22 @@
           <w:iCs/>
           <w:lang w:val="es-ES"/>
         </w:rPr>
+        <w:t>en</w:t>
+      </w:r>
+      <w:r>
+        <w:rPr>
+          <w:i/>
+          <w:iCs/>
+          <w:lang w:val="es-ES"/>
+        </w:rPr>
+        <w:t xml:space="preserve"> la librería unified_planning</w:t>
+      </w:r>
+      <w:r>
+        <w:rPr>
+          <w:i/>
+          <w:iCs/>
+          <w:lang w:val="es-ES"/>
+        </w:rPr>
         <w:t>, y la otra con un algoritmo beam search.</w:t>
       </w:r>
     </w:p>
@@ -391,7 +426,13 @@
         <w:rPr>
           <w:lang w:val="es-ES"/>
         </w:rPr>
-        <w:t>, planificación automática, árbol de búsqueda</w:t>
+        <w:t xml:space="preserve">, planificación automática, </w:t>
+      </w:r>
+      <w:r>
+        <w:rPr>
+          <w:lang w:val="es-ES"/>
+        </w:rPr>
+        <w:t>búsqueda en espacio de estados</w:t>
       </w:r>
       <w:r>
         <w:rPr>
@@ -402,7 +443,7 @@
     </w:p>
     <w:p>
       <w:pPr>
-        <w:pStyle w:val="Heading1"/>
+        <w:pStyle w:val="Ttulo1"/>
         <w:rPr>
           <w:lang w:val="es-ES"/>
         </w:rPr>
@@ -664,6 +705,22 @@
     </w:p>
     <w:p>
       <w:pPr>
+        <w:widowControl/>
+        <w:suppressAutoHyphens w:val="0"/>
+        <w:autoSpaceDN/>
+        <w:ind w:firstLine="216"/>
+        <w:textAlignment w:val="auto"/>
+        <w:rPr>
+          <w:rFonts w:ascii="Times New Roman" w:eastAsia="Times New Roman" w:hAnsi="Times New Roman" w:cs="Times New Roman"/>
+          <w:kern w:val="0"/>
+          <w:sz w:val="20"/>
+          <w:szCs w:val="20"/>
+          <w:lang w:eastAsia="es-ES" w:bidi="ar-SA"/>
+        </w:rPr>
+      </w:pPr>
+    </w:p>
+    <w:p>
+      <w:pPr>
         <w:pStyle w:val="Textbody"/>
         <w:rPr>
           <w:lang w:val="es-ES"/>
@@ -701,7 +758,13 @@
         <w:rPr>
           <w:lang w:val="es-ES"/>
         </w:rPr>
-        <w:t xml:space="preserve"> puede modelarse formalmente como un </w:t>
+        <w:t xml:space="preserve"> puede modelarse formalmente como</w:t>
+      </w:r>
+      <w:r>
+        <w:rPr>
+          <w:lang w:val="es-ES"/>
+        </w:rPr>
+        <w:t xml:space="preserve"> una </w:t>
       </w:r>
       <w:r>
         <w:rPr>
@@ -709,13 +772,25 @@
           <w:bCs/>
           <w:lang w:val="es-ES"/>
         </w:rPr>
-        <w:t>árbol de búsqueda</w:t>
-      </w:r>
-      <w:r>
-        <w:rPr>
-          <w:lang w:val="es-ES"/>
-        </w:rPr>
-        <w:t>, donde los nodos representan los estados del tablero y las aristas corresponden a las acciones válidas. Dado que el espacio de estados puede ser altamente complejo, el uso de algoritmos basados en grafos y técnicas heurísticas resulta fundamental para una exploración eficiente.</w:t>
+        <w:t>búsqueda en espacio de estados</w:t>
+      </w:r>
+      <w:r>
+        <w:rPr>
+          <w:lang w:val="es-ES"/>
+        </w:rPr>
+        <w:t>,</w:t>
+      </w:r>
+      <w:r>
+        <w:rPr>
+          <w:lang w:val="es-ES"/>
+        </w:rPr>
+        <w:t xml:space="preserve"> donde cada estado son diferentes situaciones del juego y sus acciones, diferentes movimientos en el tablero</w:t>
+      </w:r>
+      <w:r>
+        <w:rPr>
+          <w:lang w:val="es-ES"/>
+        </w:rPr>
+        <w:t>. Dado que el espacio de estados puede ser altamente complejo, el uso de algoritmos basados en grafos y técnicas heurísticas resulta fundamental para una exploración eficiente.</w:t>
       </w:r>
     </w:p>
     <w:p>
@@ -729,118 +804,92 @@
         <w:rPr>
           <w:lang w:val="es-ES"/>
         </w:rPr>
-        <w:t>#####No usamos búsqueda de grafo en el trabajo hehe</w:t>
-      </w:r>
-      <w:r>
-        <w:rPr>
-          <w:lang w:val="es-ES"/>
-        </w:rPr>
-        <w:t>, usamos búsqueda en espacio de estados</w:t>
+        <w:t xml:space="preserve">El objetivo de este trabajo es el diseño y desarrollo de un sistema capaz de modelar distintos escenarios del juego </w:t>
+      </w:r>
+      <w:r>
+        <w:rPr>
+          <w:b/>
+          <w:bCs/>
+          <w:lang w:val="es-ES"/>
+        </w:rPr>
+        <w:t>Senku</w:t>
+      </w:r>
+      <w:r>
+        <w:rPr>
+          <w:lang w:val="es-ES"/>
+        </w:rPr>
+        <w:t xml:space="preserve">, mediante lenguajes de descripción de dominios, concretamente </w:t>
+      </w:r>
+      <w:r>
+        <w:rPr>
+          <w:b/>
+          <w:bCs/>
+          <w:lang w:val="es-ES"/>
+        </w:rPr>
+        <w:t>PDDL</w:t>
+      </w:r>
+      <w:r>
+        <w:rPr>
+          <w:lang w:val="es-ES"/>
+        </w:rPr>
+        <w:t>, para hallar una secuencia de acciones que los resuelvan de forma automática.</w:t>
+      </w:r>
+      <w:r>
+        <w:rPr>
+          <w:lang w:val="es-ES"/>
+        </w:rPr>
+        <w:t xml:space="preserve"> El principal problema est</w:t>
+      </w:r>
+      <w:r>
+        <w:rPr>
+          <w:lang w:val="es-ES"/>
+        </w:rPr>
+        <w:t>á</w:t>
+      </w:r>
+      <w:r>
+        <w:rPr>
+          <w:lang w:val="es-ES"/>
+        </w:rPr>
+        <w:t xml:space="preserve"> en la eficiencia en la búsqueda en tableros grandes con grandes espacios de estados, por lo que la solución propuesta se ha enfocado utilizando algoritmos avanzados de búsqueda mediante el lenguaje de programación Python. El algoritmo utilizado es el Beam Search que se explicará más adelante, pero en resumen es un algo</w:t>
+      </w:r>
+      <w:r>
+        <w:rPr>
+          <w:lang w:val="es-ES"/>
+        </w:rPr>
+        <w:t>ritmo tipo A* que optimiza la exploración mediante un “ancho de rayo” prefijado.</w:t>
       </w:r>
     </w:p>
     <w:p>
       <w:pPr>
-        <w:pStyle w:val="Textbody"/>
-        <w:rPr>
-          <w:lang w:val="es-ES"/>
-        </w:rPr>
-      </w:pPr>
-      <w:r>
-        <w:rPr>
-          <w:lang w:val="es-ES"/>
-        </w:rPr>
-        <w:t xml:space="preserve">El </w:t>
-      </w:r>
-      <w:r>
-        <w:rPr>
-          <w:lang w:val="es-ES"/>
-        </w:rPr>
-        <w:t xml:space="preserve">objetivo de este trabajo es el diseño y desarrollo de un sistema capaz de modelar distintos escenarios del juego </w:t>
-      </w:r>
-      <w:r>
-        <w:rPr>
-          <w:b/>
-          <w:bCs/>
-          <w:lang w:val="es-ES"/>
-        </w:rPr>
-        <w:t>Senku</w:t>
-      </w:r>
-      <w:r>
-        <w:rPr>
-          <w:lang w:val="es-ES"/>
-        </w:rPr>
-        <w:t xml:space="preserve">, mediante lenguajes de descripción de dominios, concretamente </w:t>
-      </w:r>
-      <w:r>
-        <w:rPr>
-          <w:b/>
-          <w:bCs/>
-          <w:lang w:val="es-ES"/>
-        </w:rPr>
-        <w:t>PDDL</w:t>
-      </w:r>
-      <w:r>
-        <w:rPr>
-          <w:lang w:val="es-ES"/>
-        </w:rPr>
-        <w:t>, para hallar una secuencia de acciones que los resuelvan de forma automática.</w:t>
-      </w:r>
-      <w:r>
-        <w:rPr>
-          <w:lang w:val="es-ES"/>
-        </w:rPr>
-        <w:t xml:space="preserve"> El principal problema est</w:t>
-      </w:r>
-      <w:r>
-        <w:rPr>
-          <w:lang w:val="es-ES"/>
-        </w:rPr>
-        <w:t>á</w:t>
-      </w:r>
-      <w:r>
-        <w:rPr>
-          <w:lang w:val="es-ES"/>
-        </w:rPr>
-        <w:t xml:space="preserve"> en la eficiencia en la búsqueda en tableros grandes con grandes espacios de estados, por lo que la solución propuesta se ha enfocado utilizando algoritmos avanzados de búsqueda mediante el lenguaje de programación Python. El algoritmo utilizado es el Beam Search que se explicará más adelante, pero en resumen es un algo</w:t>
-      </w:r>
-      <w:r>
-        <w:rPr>
-          <w:lang w:val="es-ES"/>
-        </w:rPr>
-        <w:t>ritmo tipo A* que optimiza la exploración mediante un “ancho de rayo” prefijado.</w:t>
+        <w:pStyle w:val="Ttulo1"/>
+        <w:rPr>
+          <w:lang w:val="es-ES"/>
+        </w:rPr>
+      </w:pPr>
+      <w:r>
+        <w:rPr>
+          <w:lang w:val="es-ES"/>
+        </w:rPr>
+        <w:t>Preliminares</w:t>
       </w:r>
     </w:p>
     <w:p>
       <w:pPr>
-        <w:pStyle w:val="Heading1"/>
-        <w:rPr>
-          <w:lang w:val="es-ES"/>
-        </w:rPr>
-      </w:pPr>
-      <w:r>
-        <w:rPr>
-          <w:lang w:val="es-ES"/>
-        </w:rPr>
-        <w:t>Preliminares</w:t>
+        <w:pStyle w:val="Textbody"/>
+        <w:rPr>
+          <w:lang w:val="es-ES"/>
+        </w:rPr>
+      </w:pPr>
+      <w:r>
+        <w:rPr>
+          <w:lang w:val="es-ES"/>
+        </w:rPr>
+        <w:t>A continuación, se mencionarán las técnicas empleadas en este proyecto:</w:t>
       </w:r>
     </w:p>
     <w:p>
       <w:pPr>
-        <w:pStyle w:val="Textbody"/>
-        <w:rPr>
-          <w:lang w:val="es-ES"/>
-        </w:rPr>
-      </w:pPr>
-      <w:r>
-        <w:rPr>
-          <w:lang w:val="es-ES"/>
-        </w:rPr>
-        <w:t>En esta sección se hace una breve introducción de las técnicas empleadas y también trabajos relacionados, si los hay.</w:t>
-      </w:r>
-    </w:p>
-    <w:p>
-      <w:pPr>
-        <w:pStyle w:val="Heading2"/>
+        <w:pStyle w:val="Ttulo2"/>
         <w:rPr>
           <w:lang w:val="es-ES"/>
         </w:rPr>
@@ -850,48 +899,6 @@
           <w:lang w:val="es-ES"/>
         </w:rPr>
         <w:t>Métodos empleados</w:t>
-      </w:r>
-    </w:p>
-    <w:p>
-      <w:pPr>
-        <w:pStyle w:val="Standard"/>
-        <w:rPr>
-          <w:lang w:val="es-ES" w:eastAsia="en-US"/>
-        </w:rPr>
-      </w:pPr>
-      <w:r>
-        <w:rPr>
-          <w:lang w:val="es-ES" w:eastAsia="en-US"/>
-        </w:rPr>
-        <w:t>##### búsqueda en espacio de estados y clasificación por heurística</w:t>
-      </w:r>
-    </w:p>
-    <w:p>
-      <w:pPr>
-        <w:pStyle w:val="Textbody"/>
-        <w:rPr>
-          <w:lang w:val="es-ES"/>
-        </w:rPr>
-      </w:pPr>
-      <w:r>
-        <w:rPr>
-          <w:lang w:val="es-ES"/>
-        </w:rPr>
-        <w:t>Describir aquí los métodos y técnicas empleadas (búsqueda en espacio de estados, algoritmos genéticos, redes bayesianas, técnicas de clasificación, redes neuronales, etc.). Si es necesario, separarlos en distintas subsecciones dentro de Antecedentes.</w:t>
-      </w:r>
-    </w:p>
-    <w:p>
-      <w:pPr>
-        <w:pStyle w:val="Textbody"/>
-        <w:rPr>
-          <w:lang w:val="es-ES"/>
-        </w:rPr>
-      </w:pPr>
-      <w:r>
-        <w:rPr>
-          <w:lang w:val="es-ES"/>
-        </w:rPr>
-        <w:t>Se pueden usar listas por puntos como sigue:</w:t>
       </w:r>
     </w:p>
     <w:p>
@@ -909,7 +916,13 @@
         <w:rPr>
           <w:lang w:val="es-ES"/>
         </w:rPr>
-        <w:t>Un punto: esto es un ejemplo de una lista.</w:t>
+        <w:t>Búsqueda en espacio de estados</w:t>
+      </w:r>
+      <w:r>
+        <w:rPr>
+          <w:lang w:val="es-ES"/>
+        </w:rPr>
+        <w:t>, consiste en representar un conjunto de posibles situaciones (estados) y buscar una secuencia de acciones que lleve desde un estado inicial a un estado objetivo.</w:t>
       </w:r>
     </w:p>
     <w:p>
@@ -923,133 +936,198 @@
         <w:rPr>
           <w:lang w:val="es-ES"/>
         </w:rPr>
-        <w:t>Otro punto.</w:t>
+        <w:t>Clasificación por heurística</w:t>
+      </w:r>
+      <w:r>
+        <w:rPr>
+          <w:lang w:val="es-ES"/>
+        </w:rPr>
+        <w:t>, consiste en clasificar cada uno de los estados resultantes en el algoritmo anterior, para elegir aquellos estados “mejores” en cada iteración. En concreto nosotros utilizaremos la función pagoda explicada más adelante.</w:t>
       </w:r>
     </w:p>
     <w:p>
       <w:pPr>
-        <w:pStyle w:val="Textbody"/>
-        <w:rPr>
-          <w:lang w:val="es-ES"/>
-        </w:rPr>
-      </w:pPr>
-      <w:r>
-        <w:rPr>
-          <w:lang w:val="es-ES"/>
-        </w:rPr>
-        <w:t xml:space="preserve">Por último, se debe hacer un uso correcto de las referencias bibliográficas, para que el lector pueda acceder a más información </w:t>
-      </w:r>
-      <w:r>
-        <w:rPr>
-          <w:lang w:val="es-ES"/>
-        </w:rPr>
-        <w:fldChar w:fldCharType="begin"/>
-      </w:r>
-      <w:r>
-        <w:rPr>
-          <w:lang w:val="es-ES"/>
-        </w:rPr>
-        <w:instrText xml:space="preserve"> PAGEREF _Ref509593486 </w:instrText>
-      </w:r>
-      <w:r>
-        <w:rPr>
-          <w:lang w:val="es-ES"/>
-        </w:rPr>
-        <w:fldChar w:fldCharType="separate"/>
-      </w:r>
-      <w:r>
-        <w:rPr>
-          <w:lang w:val="es-ES"/>
-        </w:rPr>
-        <w:t>[1]</w:t>
-      </w:r>
-      <w:r>
-        <w:rPr>
-          <w:lang w:val="es-ES"/>
-        </w:rPr>
-        <w:fldChar w:fldCharType="end"/>
-      </w:r>
-      <w:r>
-        <w:rPr>
-          <w:lang w:val="es-ES"/>
-        </w:rPr>
-        <w:t>. Todas las referencias al final del documento deben ser citadas al menos una vez.</w:t>
+        <w:pStyle w:val="Ttulo2"/>
+        <w:rPr>
+          <w:lang w:val="es-ES"/>
+        </w:rPr>
+      </w:pPr>
+      <w:r>
+        <w:rPr>
+          <w:lang w:val="es-ES"/>
+        </w:rPr>
+        <w:t>Trabajo Relacionado</w:t>
       </w:r>
     </w:p>
     <w:p>
       <w:pPr>
-        <w:pStyle w:val="Heading2"/>
-        <w:rPr>
-          <w:lang w:val="es-ES"/>
-        </w:rPr>
-      </w:pPr>
-      <w:r>
-        <w:rPr>
-          <w:lang w:val="es-ES"/>
-        </w:rPr>
-        <w:t>Trabajo Relacionado</w:t>
+        <w:pStyle w:val="Textbody"/>
+        <w:rPr>
+          <w:lang w:val="es-ES"/>
+        </w:rPr>
+      </w:pPr>
+      <w:r>
+        <w:rPr>
+          <w:lang w:val="es-ES"/>
+        </w:rPr>
+        <w:t>Como trabajos relacionados hemos encontrado y consultado diferentes de ellos que estudian matemáticamente el juego del senku.  Estos son:</w:t>
       </w:r>
     </w:p>
     <w:p>
       <w:pPr>
-        <w:pStyle w:val="Standard"/>
-        <w:rPr>
-          <w:lang w:val="es-ES" w:eastAsia="en-US"/>
-        </w:rPr>
-      </w:pPr>
-      <w:r>
-        <w:rPr>
-          <w:lang w:val="es-ES" w:eastAsia="en-US"/>
-        </w:rPr>
-        <w:t>#### No se si aquí es el sitio, pero se puede poner referencia a consultar los links de las referencias para ver que había estados irresolubles del problema</w:t>
+        <w:pStyle w:val="Textbody"/>
+        <w:numPr>
+          <w:ilvl w:val="0"/>
+          <w:numId w:val="36"/>
+        </w:numPr>
+        <w:rPr>
+          <w:lang w:val="es-ES"/>
+        </w:rPr>
+      </w:pPr>
+      <w:r>
+        <w:rPr>
+          <w:lang w:val="es-ES"/>
+        </w:rPr>
+        <w:t xml:space="preserve">En el primer caso , esta página se estudia el juego senku desde una vista tanto recreativa como computacional. Una de las partes más importantes en la de Computacional Serach </w:t>
+      </w:r>
+      <w:proofErr w:type="spellStart"/>
+      <w:r>
+        <w:rPr>
+          <w:lang w:val="es-ES"/>
+        </w:rPr>
+        <w:t>Techniques</w:t>
+      </w:r>
+      <w:proofErr w:type="spellEnd"/>
+      <w:r>
+        <w:rPr>
+          <w:lang w:val="es-ES"/>
+        </w:rPr>
+        <w:t>, donde explica cómo los algoritmos de búsqueda en espacio de estados se utilizan para resolver el juego automáticamente</w:t>
+      </w:r>
+      <w:r>
+        <w:rPr>
+          <w:lang w:val="es-ES"/>
+        </w:rPr>
+        <w:t xml:space="preserve">  [2]</w:t>
+      </w:r>
+      <w:r>
+        <w:rPr>
+          <w:lang w:val="es-ES"/>
+        </w:rPr>
+        <w:t>, con este estudio nos ha ayudado a comprender el objetivo y la utilizad reales que tiene la función pagoda para guiar la heurística. Además, nos confirmó que la variante 5 tiene solo cuatro posiciones iniciales en las que se puede resolver.</w:t>
       </w:r>
     </w:p>
     <w:p>
       <w:pPr>
         <w:pStyle w:val="Textbody"/>
-        <w:rPr>
-          <w:lang w:val="es-ES"/>
-        </w:rPr>
-      </w:pPr>
-      <w:r>
-        <w:rPr>
-          <w:lang w:val="es-ES"/>
-        </w:rPr>
-        <w:t>Se puede realizar un recorrido en la literatura sobre trabajos anteriores que estén relacionados y que sea por tanto interesante comentar aquí. Por supuesto, añadir las referencias bibliográficas correspondientes.</w:t>
+        <w:numPr>
+          <w:ilvl w:val="0"/>
+          <w:numId w:val="36"/>
+        </w:numPr>
+        <w:rPr>
+          <w:lang w:val="es-ES"/>
+        </w:rPr>
+      </w:pPr>
+      <w:r>
+        <w:rPr>
+          <w:lang w:val="es-ES"/>
+        </w:rPr>
+        <w:t xml:space="preserve">En el segundo caso </w:t>
+      </w:r>
+      <w:r>
+        <w:rPr>
+          <w:lang w:val="es-ES"/>
+        </w:rPr>
+        <w:t>, tiene un enfoque más matemático que el estudio anterior, en este se centra más en invariantes del senku para demostrar cuándo una partida de este juego es imposible de ganar, donde una invariante es una propiedad o cantidad que permanece constante durante todos los movimientos, y si un estado inicial y un estado final tienen invariantes diferentes, entonces es imposible llegar de uno a otro</w:t>
+      </w:r>
+      <w:r>
+        <w:rPr>
+          <w:lang w:val="es-ES"/>
+        </w:rPr>
+        <w:t xml:space="preserve"> [3]</w:t>
+      </w:r>
+      <w:r>
+        <w:rPr>
+          <w:lang w:val="es-ES"/>
+        </w:rPr>
+        <w:t>. Esta página nos ha ayudado junto a la siguiente para demostrar que la variante 1 del trabajo no es solucionable si se tiene como estado inicial y final la misma posición.</w:t>
       </w:r>
     </w:p>
     <w:p>
       <w:pPr>
-        <w:pStyle w:val="Heading1"/>
-        <w:rPr>
-          <w:lang w:val="es-ES"/>
-        </w:rPr>
-      </w:pPr>
-      <w:r>
-        <w:rPr>
-          <w:lang w:val="es-ES"/>
-        </w:rPr>
-        <w:t>Metodología</w:t>
+        <w:pStyle w:val="Textbody"/>
+        <w:numPr>
+          <w:ilvl w:val="0"/>
+          <w:numId w:val="36"/>
+        </w:numPr>
+        <w:rPr>
+          <w:lang w:val="es-ES"/>
+        </w:rPr>
+      </w:pPr>
+      <w:r>
+        <w:rPr>
+          <w:lang w:val="es-ES"/>
+        </w:rPr>
+        <w:t>En el tercer caso, se puede clasificar como el estudio anterior, desde una perspectiva matemática, lógica y combinatoria se centra en encontrar soluciones</w:t>
+      </w:r>
+      <w:r>
+        <w:rPr>
+          <w:lang w:val="es-ES"/>
+        </w:rPr>
+        <w:t>, observar si ciertas posiciones son  posibles o imposibles</w:t>
+      </w:r>
+      <w:r>
+        <w:rPr>
+          <w:lang w:val="es-ES"/>
+        </w:rPr>
+        <w:t xml:space="preserve"> </w:t>
+      </w:r>
+      <w:r>
+        <w:rPr>
+          <w:lang w:val="es-ES"/>
+        </w:rPr>
+        <w:t xml:space="preserve"> y que propiedades estructurales tiene el juego</w:t>
+      </w:r>
+      <w:r>
+        <w:rPr>
+          <w:lang w:val="es-ES"/>
+        </w:rPr>
+        <w:t>[4]</w:t>
+      </w:r>
+      <w:r>
+        <w:rPr>
+          <w:lang w:val="es-ES"/>
+        </w:rPr>
+        <w:t xml:space="preserve">. Esta página junto a la anterior nos </w:t>
+      </w:r>
+      <w:proofErr w:type="spellStart"/>
+      <w:r>
+        <w:rPr>
+          <w:lang w:val="es-ES"/>
+        </w:rPr>
+        <w:t>ayudo</w:t>
+      </w:r>
+      <w:proofErr w:type="spellEnd"/>
+      <w:r>
+        <w:rPr>
+          <w:lang w:val="es-ES"/>
+        </w:rPr>
+        <w:t xml:space="preserve"> a demostrar que la variante 1 no estaba bien planteada.</w:t>
       </w:r>
     </w:p>
     <w:p>
       <w:pPr>
-        <w:pStyle w:val="Standard"/>
-        <w:rPr>
-          <w:lang w:val="es-ES" w:eastAsia="en-US"/>
-        </w:rPr>
-      </w:pPr>
-      <w:r>
-        <w:rPr>
-          <w:lang w:val="es-ES" w:eastAsia="en-US"/>
-        </w:rPr>
-        <w:t xml:space="preserve">#### </w:t>
-      </w:r>
-      <w:r>
-        <w:rPr>
-          <w:lang w:val="es-ES" w:eastAsia="en-US"/>
-        </w:rPr>
-        <w:t>en la parte común seguimos el tipo de trabajo que nos enseñaron en la práctica, y en la parte de junio hemos ido optimizando la búsqueda mediante estudio y experimentación.</w:t>
+        <w:pStyle w:val="Ttulo1"/>
+        <w:rPr>
+          <w:lang w:val="es-ES"/>
+        </w:rPr>
+      </w:pPr>
+      <w:r>
+        <w:rPr>
+          <w:lang w:val="es-ES"/>
+        </w:rPr>
+        <w:lastRenderedPageBreak/>
+        <w:t>Metodología</w:t>
       </w:r>
     </w:p>
     <w:p>
@@ -1059,20 +1137,26 @@
           <w:lang w:val="es-ES" w:eastAsia="en-US"/>
         </w:rPr>
       </w:pPr>
+      <w:r>
+        <w:rPr>
+          <w:lang w:val="es-ES" w:eastAsia="en-US"/>
+        </w:rPr>
+        <w:t xml:space="preserve">#### </w:t>
+      </w:r>
+      <w:r>
+        <w:rPr>
+          <w:lang w:val="es-ES" w:eastAsia="en-US"/>
+        </w:rPr>
+        <w:t>en la parte común seguimos el tipo de trabajo que nos enseñaron en la práctica, y en la parte de junio hemos ido optimizando la búsqueda mediante estudio y experimentación.</w:t>
+      </w:r>
     </w:p>
     <w:p>
       <w:pPr>
-        <w:pStyle w:val="Textbody"/>
-        <w:rPr>
-          <w:lang w:val="es-ES"/>
-        </w:rPr>
-      </w:pPr>
-      <w:r>
-        <w:rPr>
-          <w:lang w:val="es-ES"/>
-        </w:rPr>
-        <w:t>Esta sección se dedica a la descripción del método implementado en el trabajo. Esta parte es la correspondiente a lo realmente desarrollado en el trabajo, y se puede emplear pseudocódigo (nunca código), esquemas, tablas, etc.</w:t>
-      </w:r>
+        <w:pStyle w:val="Standard"/>
+        <w:rPr>
+          <w:lang w:val="es-ES" w:eastAsia="en-US"/>
+        </w:rPr>
+      </w:pPr>
     </w:p>
     <w:p>
       <w:pPr>
@@ -1081,10 +1165,88 @@
           <w:lang w:val="es-ES"/>
         </w:rPr>
       </w:pPr>
+      <w:r>
+        <w:rPr>
+          <w:lang w:val="es-ES"/>
+        </w:rPr>
+        <w:t>Este trabajo se puede dividir claramente en dos partes, la parte común y la parte de convocatoria de junio.</w:t>
+      </w:r>
     </w:p>
     <w:p>
       <w:pPr>
         <w:pStyle w:val="Textbody"/>
+        <w:rPr>
+          <w:lang w:val="es-ES"/>
+        </w:rPr>
+      </w:pPr>
+      <w:r>
+        <w:rPr>
+          <w:lang w:val="es-ES"/>
+        </w:rPr>
+        <w:t xml:space="preserve">Para la parte común </w:t>
+      </w:r>
+      <w:r>
+        <w:rPr>
+          <w:lang w:val="es-ES"/>
+        </w:rPr>
+        <w:t xml:space="preserve">se ha seguido el tipo de trabajo que se enseñó en la práctica cuatro del tema de planificación automática, se ha definido el dominio con las funciones que nos enseñaron de la librería </w:t>
+      </w:r>
+      <w:r>
+        <w:rPr>
+          <w:lang w:val="es-ES"/>
+        </w:rPr>
+        <w:t>unified_planning</w:t>
+      </w:r>
+      <w:r>
+        <w:rPr>
+          <w:lang w:val="es-ES"/>
+        </w:rPr>
+        <w:t>, se continúa creando las instancias de l</w:t>
+      </w:r>
+      <w:r>
+        <w:rPr>
+          <w:lang w:val="es-ES"/>
+        </w:rPr>
+        <w:t xml:space="preserve">os cinco tipos de senku establecidos en el enunciado del trabajo </w:t>
+      </w:r>
+      <w:r>
+        <w:rPr>
+          <w:lang w:val="es-ES"/>
+        </w:rPr>
+        <w:t>y por último se busca una solución con el conjunto de acciones realizadas para llegar a ella, mediante la función OneShotPlanner.</w:t>
+      </w:r>
+    </w:p>
+    <w:p>
+      <w:pPr>
+        <w:pStyle w:val="Textbody"/>
+        <w:rPr>
+          <w:lang w:val="es-ES"/>
+        </w:rPr>
+      </w:pPr>
+      <w:r>
+        <w:rPr>
+          <w:lang w:val="es-ES"/>
+        </w:rPr>
+        <w:t>Para la parte de convocatoria de junio</w:t>
+      </w:r>
+      <w:r>
+        <w:rPr>
+          <w:lang w:val="es-ES"/>
+        </w:rPr>
+        <w:t xml:space="preserve"> se ha utilizado de base la creación del dominio y de las diferentes instancias, y se han creado principalmente una función que realiza el algoritmo de Beam Search que se explica más adelante. Junto con este algoritmo y algunas funciones auxiliares se ha llegado al objetivo de solucionar las cinco variantes del senku señaladas en las instrucciones del trabajo. Para llegar a solucionarlas se ha ido optimizando el algoritmo y la heurística pagoda mediante el estudio de ambos en las páginas referenciadas anteriormente y nuestra propia experimentación, es decir, mediante ensayo y error.</w:t>
+      </w:r>
+    </w:p>
+    <w:p>
+      <w:pPr>
+        <w:pStyle w:val="Textbody"/>
+        <w:rPr>
+          <w:lang w:val="es-ES"/>
+        </w:rPr>
+      </w:pPr>
+    </w:p>
+    <w:p>
+      <w:pPr>
+        <w:pStyle w:val="Textbody"/>
         <w:jc w:val="center"/>
         <w:rPr>
           <w:lang w:val="es-ES"/>
@@ -1092,28 +1254,25 @@
       </w:pPr>
       <w:r>
         <w:rPr>
-          <w:noProof/>
           <w:lang w:val="es-ES"/>
         </w:rPr>
         <w:drawing>
-          <wp:inline distT="0" distB="0" distL="0" distR="0" wp14:anchorId="696508BE" wp14:editId="640D59E2">
-            <wp:extent cx="2531882" cy="1582552"/>
-            <wp:effectExtent l="0" t="0" r="1768" b="0"/>
-            <wp:docPr id="1572054954" name="Image1"/>
-            <wp:cNvGraphicFramePr/>
+          <wp:inline distT="0" distB="0" distL="0" distR="0" wp14:anchorId="3E97585C" wp14:editId="2360B4E1">
+            <wp:extent cx="3094355" cy="703580"/>
+            <wp:effectExtent l="0" t="0" r="0" b="1270"/>
+            <wp:docPr id="539791659" name="Imagen 1"/>
+            <wp:cNvGraphicFramePr>
+              <a:graphicFrameLocks xmlns:a="http://schemas.openxmlformats.org/drawingml/2006/main" noChangeAspect="1"/>
+            </wp:cNvGraphicFramePr>
             <a:graphic xmlns:a="http://schemas.openxmlformats.org/drawingml/2006/main">
               <a:graphicData uri="http://schemas.openxmlformats.org/drawingml/2006/picture">
                 <pic:pic xmlns:pic="http://schemas.openxmlformats.org/drawingml/2006/picture">
                   <pic:nvPicPr>
-                    <pic:cNvPr id="0" name=""/>
+                    <pic:cNvPr id="539791659" name=""/>
                     <pic:cNvPicPr/>
                   </pic:nvPicPr>
                   <pic:blipFill>
-                    <a:blip r:embed="rId11">
-                      <a:lum/>
-                      <a:alphaModFix/>
-                    </a:blip>
-                    <a:srcRect/>
+                    <a:blip r:embed="rId10"/>
                     <a:stretch>
                       <a:fillRect/>
                     </a:stretch>
@@ -1121,15 +1280,11 @@
                   <pic:spPr>
                     <a:xfrm>
                       <a:off x="0" y="0"/>
-                      <a:ext cx="2531882" cy="1582552"/>
+                      <a:ext cx="3094355" cy="703580"/>
                     </a:xfrm>
                     <a:prstGeom prst="rect">
                       <a:avLst/>
                     </a:prstGeom>
-                    <a:ln>
-                      <a:noFill/>
-                      <a:prstDash/>
-                    </a:ln>
                   </pic:spPr>
                 </pic:pic>
               </a:graphicData>
@@ -1149,15 +1304,12 @@
           <w:lang w:val="es-ES"/>
         </w:rPr>
       </w:pPr>
-      <w:bookmarkStart w:id="0" w:name="_Ref509684450"/>
-      <w:r>
-        <w:rPr>
-          <w:lang w:val="es-ES"/>
-        </w:rPr>
-        <w:lastRenderedPageBreak/>
-        <w:t>Ejemplo de un pie de figura. Imagen con derechos Creative Commons</w:t>
-      </w:r>
-      <w:bookmarkEnd w:id="0"/>
+      <w:r>
+        <w:rPr>
+          <w:lang w:val="es-ES"/>
+        </w:rPr>
+        <w:t>Diferentes variantes del senku obsequiadas por las instrucciones, variante 1 y 5 erradas.</w:t>
+      </w:r>
     </w:p>
     <w:p>
       <w:pPr>
@@ -1168,77 +1320,6 @@
       </w:pPr>
       <w:r>
         <w:rPr>
-          <w:lang w:val="es-ES"/>
-        </w:rPr>
-        <w:t>A continuación, un ejemplo de uso de listas numeradas:</w:t>
-      </w:r>
-    </w:p>
-    <w:p>
-      <w:pPr>
-        <w:pStyle w:val="Heading3"/>
-        <w:rPr>
-          <w:lang w:val="es-ES"/>
-        </w:rPr>
-      </w:pPr>
-      <w:r>
-        <w:rPr>
-          <w:lang w:val="es-ES"/>
-        </w:rPr>
-        <w:t>Trabajos con dos alumnos: Poner nombre y apellidos completos de cada uno, y correos electrónicos de contacto (a ser posible de la Universidad de Sevilla). El orden de los alumnos se fijará por orden alfabético según los apellidos.</w:t>
-      </w:r>
-    </w:p>
-    <w:p>
-      <w:pPr>
-        <w:pStyle w:val="Heading3"/>
-        <w:rPr>
-          <w:lang w:val="es-ES"/>
-        </w:rPr>
-      </w:pPr>
-      <w:r>
-        <w:rPr>
-          <w:lang w:val="es-ES"/>
-        </w:rPr>
-        <w:t>Trabajo con un autor: Cambiar la cabecera de la siguiente manera</w:t>
-      </w:r>
-    </w:p>
-    <w:p>
-      <w:pPr>
-        <w:pStyle w:val="Heading4"/>
-        <w:rPr>
-          <w:lang w:val="es-ES"/>
-        </w:rPr>
-      </w:pPr>
-      <w:r>
-        <w:rPr>
-          <w:lang w:val="es-ES"/>
-        </w:rPr>
-        <w:t>Una sola columna: Sólo se debe especificar un alumno.</w:t>
-      </w:r>
-    </w:p>
-    <w:p>
-      <w:pPr>
-        <w:pStyle w:val="Heading4"/>
-        <w:rPr>
-          <w:lang w:val="es-ES"/>
-        </w:rPr>
-      </w:pPr>
-      <w:r>
-        <w:rPr>
-          <w:lang w:val="es-ES"/>
-        </w:rPr>
-        <w:t>Información a añadir: La misma que la especificada en el punto 1).</w:t>
-      </w:r>
-    </w:p>
-    <w:p>
-      <w:pPr>
-        <w:pStyle w:val="Textbody"/>
-        <w:rPr>
-          <w:lang w:val="es-ES"/>
-        </w:rPr>
-      </w:pPr>
-      <w:r>
-        <w:rPr>
-          <w:noProof/>
           <w:lang w:val="es-ES"/>
         </w:rPr>
         <mc:AlternateContent>
@@ -1481,19 +1562,15 @@
                               <w:jc w:val="left"/>
                               <w:rPr>
                                 <w:sz w:val="18"/>
+                                <w:lang w:val="es-ES"/>
                               </w:rPr>
                             </w:pPr>
                             <w:r>
                               <w:rPr>
                                 <w:sz w:val="18"/>
-                              </w:rPr>
-                              <w:t xml:space="preserve">       P = List</w:t>
-                            </w:r>
-                            <w:r>
-                              <w:rPr>
-                                <w:sz w:val="18"/>
-                              </w:rPr>
-                              <w:t>[]</w:t>
+                                <w:lang w:val="es-ES"/>
+                              </w:rPr>
+                              <w:t xml:space="preserve">       P = List[]</w:t>
                             </w:r>
                           </w:p>
                           <w:p>
@@ -1502,49 +1579,15 @@
                               <w:jc w:val="left"/>
                               <w:rPr>
                                 <w:sz w:val="18"/>
+                                <w:lang w:val="es-ES"/>
                               </w:rPr>
                             </w:pPr>
                             <w:r>
                               <w:rPr>
                                 <w:sz w:val="18"/>
-                              </w:rPr>
-                              <w:t xml:space="preserve">       </w:t>
-                            </w:r>
-                            <w:r>
-                              <w:rPr>
-                                <w:sz w:val="18"/>
-                              </w:rPr>
-                              <w:t xml:space="preserve">B = </w:t>
-                            </w:r>
-                            <w:r>
-                              <w:rPr>
-                                <w:sz w:val="18"/>
-                              </w:rPr>
-                              <w:t>List [</w:t>
-                            </w:r>
-                            <w:r>
-                              <w:rPr>
-                                <w:sz w:val="18"/>
-                              </w:rPr>
-                              <w:t>Set(E,</w:t>
-                            </w:r>
-                            <w:r>
-                              <w:rPr>
-                                <w:sz w:val="18"/>
-                              </w:rPr>
-                              <w:t>P</w:t>
-                            </w:r>
-                            <w:r>
-                              <w:rPr>
-                                <w:sz w:val="18"/>
-                              </w:rPr>
-                              <w:t>)</w:t>
-                            </w:r>
-                            <w:r>
-                              <w:rPr>
-                                <w:sz w:val="18"/>
-                              </w:rPr>
-                              <w:t>]</w:t>
+                                <w:lang w:val="es-ES"/>
+                              </w:rPr>
+                              <w:t xml:space="preserve">       B = List [Set(E,P)]</w:t>
                             </w:r>
                           </w:p>
                           <w:p>
@@ -1561,14 +1604,7 @@
                                 <w:sz w:val="18"/>
                                 <w:lang w:val="es-ES"/>
                               </w:rPr>
-                              <w:t xml:space="preserve">      </w:t>
-                            </w:r>
-                            <w:r>
-                              <w:rPr>
-                                <w:sz w:val="18"/>
-                                <w:lang w:val="es-ES"/>
-                              </w:rPr>
-                              <w:t xml:space="preserve"> Mientras B no esté vacío:</w:t>
+                              <w:t xml:space="preserve">       Mientras B no esté vacío:</w:t>
                             </w:r>
                           </w:p>
                           <w:p>
@@ -1603,7 +1639,22 @@
                                 <w:lang w:val="es-ES"/>
                               </w:rPr>
                               <w:tab/>
-                              <w:t>for(estado e</w:t>
+                            </w:r>
+                            <w:proofErr w:type="spellStart"/>
+                            <w:r>
+                              <w:rPr>
+                                <w:sz w:val="18"/>
+                                <w:lang w:val="es-ES"/>
+                              </w:rPr>
+                              <w:t>for</w:t>
+                            </w:r>
+                            <w:proofErr w:type="spellEnd"/>
+                            <w:r>
+                              <w:rPr>
+                                <w:sz w:val="18"/>
+                                <w:lang w:val="es-ES"/>
+                              </w:rPr>
+                              <w:t>(estado e</w:t>
                             </w:r>
                             <w:r>
                               <w:rPr>
@@ -1659,7 +1710,39 @@
                                 <w:lang w:val="es-ES"/>
                               </w:rPr>
                               <w:tab/>
-                              <w:t xml:space="preserve">     for(mov in MP):</w:t>
+                              <w:t xml:space="preserve">     </w:t>
+                            </w:r>
+                            <w:proofErr w:type="spellStart"/>
+                            <w:r>
+                              <w:rPr>
+                                <w:sz w:val="18"/>
+                                <w:lang w:val="es-ES"/>
+                              </w:rPr>
+                              <w:t>for</w:t>
+                            </w:r>
+                            <w:proofErr w:type="spellEnd"/>
+                            <w:r>
+                              <w:rPr>
+                                <w:sz w:val="18"/>
+                                <w:lang w:val="es-ES"/>
+                              </w:rPr>
+                              <w:t>(</w:t>
+                            </w:r>
+                            <w:proofErr w:type="spellStart"/>
+                            <w:r>
+                              <w:rPr>
+                                <w:sz w:val="18"/>
+                                <w:lang w:val="es-ES"/>
+                              </w:rPr>
+                              <w:t>mov</w:t>
+                            </w:r>
+                            <w:proofErr w:type="spellEnd"/>
+                            <w:r>
+                              <w:rPr>
+                                <w:sz w:val="18"/>
+                                <w:lang w:val="es-ES"/>
+                              </w:rPr>
+                              <w:t xml:space="preserve"> in MP):</w:t>
                             </w:r>
                           </w:p>
                           <w:p>
@@ -1677,7 +1760,55 @@
                                 <w:lang w:val="es-ES"/>
                               </w:rPr>
                               <w:tab/>
-                              <w:t xml:space="preserve">          nuevo_e = aplicar_mov(e, mov)</w:t>
+                              <w:t xml:space="preserve">          </w:t>
+                            </w:r>
+                            <w:proofErr w:type="spellStart"/>
+                            <w:r>
+                              <w:rPr>
+                                <w:sz w:val="18"/>
+                                <w:lang w:val="es-ES"/>
+                              </w:rPr>
+                              <w:t>nuevo_e</w:t>
+                            </w:r>
+                            <w:proofErr w:type="spellEnd"/>
+                            <w:r>
+                              <w:rPr>
+                                <w:sz w:val="18"/>
+                                <w:lang w:val="es-ES"/>
+                              </w:rPr>
+                              <w:t xml:space="preserve"> = </w:t>
+                            </w:r>
+                            <w:proofErr w:type="spellStart"/>
+                            <w:r>
+                              <w:rPr>
+                                <w:sz w:val="18"/>
+                                <w:lang w:val="es-ES"/>
+                              </w:rPr>
+                              <w:t>aplicar_mov</w:t>
+                            </w:r>
+                            <w:proofErr w:type="spellEnd"/>
+                            <w:r>
+                              <w:rPr>
+                                <w:sz w:val="18"/>
+                                <w:lang w:val="es-ES"/>
+                              </w:rPr>
+                              <w:t xml:space="preserve">(e, </w:t>
+                            </w:r>
+                            <w:proofErr w:type="spellStart"/>
+                            <w:r>
+                              <w:rPr>
+                                <w:sz w:val="18"/>
+                                <w:lang w:val="es-ES"/>
+                              </w:rPr>
+                              <w:t>mov</w:t>
+                            </w:r>
+                            <w:proofErr w:type="spellEnd"/>
+                            <w:r>
+                              <w:rPr>
+                                <w:sz w:val="18"/>
+                                <w:lang w:val="es-ES"/>
+                              </w:rPr>
+                              <w:t>)</w:t>
                             </w:r>
                           </w:p>
                           <w:p>
@@ -1695,7 +1826,55 @@
                                 <w:lang w:val="es-ES"/>
                               </w:rPr>
                               <w:tab/>
-                              <w:t xml:space="preserve">          nuevo_p = p.add(mov)</w:t>
+                              <w:t xml:space="preserve">          </w:t>
+                            </w:r>
+                            <w:proofErr w:type="spellStart"/>
+                            <w:r>
+                              <w:rPr>
+                                <w:sz w:val="18"/>
+                                <w:lang w:val="es-ES"/>
+                              </w:rPr>
+                              <w:t>nuevo_p</w:t>
+                            </w:r>
+                            <w:proofErr w:type="spellEnd"/>
+                            <w:r>
+                              <w:rPr>
+                                <w:sz w:val="18"/>
+                                <w:lang w:val="es-ES"/>
+                              </w:rPr>
+                              <w:t xml:space="preserve"> = </w:t>
+                            </w:r>
+                            <w:proofErr w:type="spellStart"/>
+                            <w:r>
+                              <w:rPr>
+                                <w:sz w:val="18"/>
+                                <w:lang w:val="es-ES"/>
+                              </w:rPr>
+                              <w:t>p.add</w:t>
+                            </w:r>
+                            <w:proofErr w:type="spellEnd"/>
+                            <w:r>
+                              <w:rPr>
+                                <w:sz w:val="18"/>
+                                <w:lang w:val="es-ES"/>
+                              </w:rPr>
+                              <w:t>(</w:t>
+                            </w:r>
+                            <w:proofErr w:type="spellStart"/>
+                            <w:r>
+                              <w:rPr>
+                                <w:sz w:val="18"/>
+                                <w:lang w:val="es-ES"/>
+                              </w:rPr>
+                              <w:t>mov</w:t>
+                            </w:r>
+                            <w:proofErr w:type="spellEnd"/>
+                            <w:r>
+                              <w:rPr>
+                                <w:sz w:val="18"/>
+                                <w:lang w:val="es-ES"/>
+                              </w:rPr>
+                              <w:t>)</w:t>
                             </w:r>
                           </w:p>
                           <w:p>
@@ -1713,7 +1892,55 @@
                                 <w:lang w:val="es-ES"/>
                               </w:rPr>
                               <w:tab/>
-                              <w:t xml:space="preserve">          if(esSolucion(nuevo_e)):</w:t>
+                              <w:t xml:space="preserve">          </w:t>
+                            </w:r>
+                            <w:proofErr w:type="spellStart"/>
+                            <w:r>
+                              <w:rPr>
+                                <w:sz w:val="18"/>
+                                <w:lang w:val="es-ES"/>
+                              </w:rPr>
+                              <w:t>if</w:t>
+                            </w:r>
+                            <w:proofErr w:type="spellEnd"/>
+                            <w:r>
+                              <w:rPr>
+                                <w:sz w:val="18"/>
+                                <w:lang w:val="es-ES"/>
+                              </w:rPr>
+                              <w:t>(</w:t>
+                            </w:r>
+                            <w:proofErr w:type="spellStart"/>
+                            <w:r>
+                              <w:rPr>
+                                <w:sz w:val="18"/>
+                                <w:lang w:val="es-ES"/>
+                              </w:rPr>
+                              <w:t>esSolucion</w:t>
+                            </w:r>
+                            <w:proofErr w:type="spellEnd"/>
+                            <w:r>
+                              <w:rPr>
+                                <w:sz w:val="18"/>
+                                <w:lang w:val="es-ES"/>
+                              </w:rPr>
+                              <w:t>(</w:t>
+                            </w:r>
+                            <w:proofErr w:type="spellStart"/>
+                            <w:r>
+                              <w:rPr>
+                                <w:sz w:val="18"/>
+                                <w:lang w:val="es-ES"/>
+                              </w:rPr>
+                              <w:t>nuevo_e</w:t>
+                            </w:r>
+                            <w:proofErr w:type="spellEnd"/>
+                            <w:r>
+                              <w:rPr>
+                                <w:sz w:val="18"/>
+                                <w:lang w:val="es-ES"/>
+                              </w:rPr>
+                              <w:t>)):</w:t>
                             </w:r>
                           </w:p>
                           <w:p>
@@ -1738,7 +1965,81 @@
                                 <w:lang w:val="es-ES"/>
                               </w:rPr>
                               <w:tab/>
-                              <w:t>return nuevo_p</w:t>
+                            </w:r>
+                            <w:proofErr w:type="spellStart"/>
+                            <w:r>
+                              <w:rPr>
+                                <w:sz w:val="18"/>
+                                <w:lang w:val="es-ES"/>
+                              </w:rPr>
+                              <w:t>return</w:t>
+                            </w:r>
+                            <w:proofErr w:type="spellEnd"/>
+                            <w:r>
+                              <w:rPr>
+                                <w:sz w:val="18"/>
+                                <w:lang w:val="es-ES"/>
+                              </w:rPr>
+                              <w:t xml:space="preserve"> </w:t>
+                            </w:r>
+                            <w:proofErr w:type="spellStart"/>
+                            <w:r>
+                              <w:rPr>
+                                <w:sz w:val="18"/>
+                                <w:lang w:val="es-ES"/>
+                              </w:rPr>
+                              <w:t>nuevo_p</w:t>
+                            </w:r>
+                            <w:proofErr w:type="spellEnd"/>
+                          </w:p>
+                          <w:p>
+                            <w:pPr>
+                              <w:pStyle w:val="Standard"/>
+                              <w:jc w:val="left"/>
+                              <w:rPr>
+                                <w:sz w:val="18"/>
+                                <w:lang w:val="es-ES"/>
+                              </w:rPr>
+                            </w:pPr>
+                            <w:r>
+                              <w:rPr>
+                                <w:sz w:val="18"/>
+                                <w:lang w:val="es-ES"/>
+                              </w:rPr>
+                              <w:tab/>
+                              <w:t xml:space="preserve">          h  = </w:t>
+                            </w:r>
+                            <w:proofErr w:type="spellStart"/>
+                            <w:r>
+                              <w:rPr>
+                                <w:sz w:val="18"/>
+                                <w:lang w:val="es-ES"/>
+                              </w:rPr>
+                              <w:t>aplicar_heuristica</w:t>
+                            </w:r>
+                            <w:proofErr w:type="spellEnd"/>
+                            <w:r>
+                              <w:rPr>
+                                <w:sz w:val="18"/>
+                                <w:lang w:val="es-ES"/>
+                              </w:rPr>
+                              <w:t>(</w:t>
+                            </w:r>
+                            <w:proofErr w:type="spellStart"/>
+                            <w:r>
+                              <w:rPr>
+                                <w:sz w:val="18"/>
+                                <w:lang w:val="es-ES"/>
+                              </w:rPr>
+                              <w:t>nuevo_e</w:t>
+                            </w:r>
+                            <w:proofErr w:type="spellEnd"/>
+                            <w:r>
+                              <w:rPr>
+                                <w:sz w:val="18"/>
+                                <w:lang w:val="es-ES"/>
+                              </w:rPr>
+                              <w:t>)</w:t>
                             </w:r>
                           </w:p>
                           <w:p>
@@ -1756,7 +2057,55 @@
                                 <w:lang w:val="es-ES"/>
                               </w:rPr>
                               <w:tab/>
-                              <w:t xml:space="preserve">          h  = aplicar_heuristica(nuevo_e)</w:t>
+                              <w:t xml:space="preserve">          </w:t>
+                            </w:r>
+                            <w:proofErr w:type="spellStart"/>
+                            <w:r>
+                              <w:rPr>
+                                <w:sz w:val="18"/>
+                                <w:lang w:val="es-ES"/>
+                              </w:rPr>
+                              <w:t>candidatos.add</w:t>
+                            </w:r>
+                            <w:proofErr w:type="spellEnd"/>
+                            <w:r>
+                              <w:rPr>
+                                <w:sz w:val="18"/>
+                                <w:lang w:val="es-ES"/>
+                              </w:rPr>
+                              <w:t>( (</w:t>
+                            </w:r>
+                            <w:proofErr w:type="spellStart"/>
+                            <w:r>
+                              <w:rPr>
+                                <w:sz w:val="18"/>
+                                <w:lang w:val="es-ES"/>
+                              </w:rPr>
+                              <w:t>nuevo_e</w:t>
+                            </w:r>
+                            <w:proofErr w:type="spellEnd"/>
+                            <w:r>
+                              <w:rPr>
+                                <w:sz w:val="18"/>
+                                <w:lang w:val="es-ES"/>
+                              </w:rPr>
+                              <w:t xml:space="preserve">, h, </w:t>
+                            </w:r>
+                            <w:proofErr w:type="spellStart"/>
+                            <w:r>
+                              <w:rPr>
+                                <w:sz w:val="18"/>
+                                <w:lang w:val="es-ES"/>
+                              </w:rPr>
+                              <w:t>nuevo_p</w:t>
+                            </w:r>
+                            <w:proofErr w:type="spellEnd"/>
+                            <w:r>
+                              <w:rPr>
+                                <w:sz w:val="18"/>
+                                <w:lang w:val="es-ES"/>
+                              </w:rPr>
+                              <w:t>) )</w:t>
                             </w:r>
                           </w:p>
                           <w:p>
@@ -1774,7 +2123,38 @@
                                 <w:lang w:val="es-ES"/>
                               </w:rPr>
                               <w:tab/>
-                              <w:t xml:space="preserve">          candidatos.add( (nuevo_e, h, nuevo_p) )</w:t>
+                            </w:r>
+                            <w:proofErr w:type="spellStart"/>
+                            <w:r>
+                              <w:rPr>
+                                <w:sz w:val="18"/>
+                                <w:lang w:val="es-ES"/>
+                              </w:rPr>
+                              <w:t>candidatos.sort</w:t>
+                            </w:r>
+                            <w:proofErr w:type="spellEnd"/>
+                            <w:r>
+                              <w:rPr>
+                                <w:sz w:val="18"/>
+                                <w:lang w:val="es-ES"/>
+                              </w:rPr>
+                              <w:t>(</w:t>
+                            </w:r>
+                            <w:proofErr w:type="spellStart"/>
+                            <w:r>
+                              <w:rPr>
+                                <w:sz w:val="18"/>
+                                <w:lang w:val="es-ES"/>
+                              </w:rPr>
+                              <w:t>key</w:t>
+                            </w:r>
+                            <w:proofErr w:type="spellEnd"/>
+                            <w:r>
+                              <w:rPr>
+                                <w:sz w:val="18"/>
+                                <w:lang w:val="es-ES"/>
+                              </w:rPr>
+                              <w:t>=h)</w:t>
                             </w:r>
                           </w:p>
                           <w:p>
@@ -1792,7 +2172,7 @@
                                 <w:lang w:val="es-ES"/>
                               </w:rPr>
                               <w:tab/>
-                              <w:t>candidatos.sort(key=h)</w:t>
+                              <w:t>beam = candidatos[:β]</w:t>
                             </w:r>
                           </w:p>
                           <w:p>
@@ -1809,40 +2189,33 @@
                                 <w:sz w:val="18"/>
                                 <w:lang w:val="es-ES"/>
                               </w:rPr>
-                              <w:tab/>
-                              <w:t>beam = candidatos[:</w:t>
+                              <w:t xml:space="preserve">       </w:t>
                             </w:r>
+                            <w:proofErr w:type="spellStart"/>
                             <w:r>
                               <w:rPr>
                                 <w:sz w:val="18"/>
                                 <w:lang w:val="es-ES"/>
                               </w:rPr>
-                              <w:t>β</w:t>
+                              <w:t>return</w:t>
                             </w:r>
+                            <w:proofErr w:type="spellEnd"/>
                             <w:r>
                               <w:rPr>
                                 <w:sz w:val="18"/>
                                 <w:lang w:val="es-ES"/>
                               </w:rPr>
-                              <w:t>]</w:t>
+                              <w:t xml:space="preserve"> </w:t>
                             </w:r>
-                          </w:p>
-                          <w:p>
-                            <w:pPr>
-                              <w:pStyle w:val="Standard"/>
-                              <w:jc w:val="left"/>
-                              <w:rPr>
-                                <w:sz w:val="18"/>
-                                <w:lang w:val="es-ES"/>
-                              </w:rPr>
-                            </w:pPr>
+                            <w:proofErr w:type="spellStart"/>
                             <w:r>
                               <w:rPr>
                                 <w:sz w:val="18"/>
                                 <w:lang w:val="es-ES"/>
                               </w:rPr>
-                              <w:t xml:space="preserve">       return None</w:t>
+                              <w:t>None</w:t>
                             </w:r>
+                            <w:proofErr w:type="spellEnd"/>
                           </w:p>
                         </w:txbxContent>
                       </wps:txbx>
@@ -2070,19 +2443,15 @@
                         <w:jc w:val="left"/>
                         <w:rPr>
                           <w:sz w:val="18"/>
+                          <w:lang w:val="es-ES"/>
                         </w:rPr>
                       </w:pPr>
                       <w:r>
                         <w:rPr>
                           <w:sz w:val="18"/>
-                        </w:rPr>
-                        <w:t xml:space="preserve">       P = List</w:t>
-                      </w:r>
-                      <w:r>
-                        <w:rPr>
-                          <w:sz w:val="18"/>
-                        </w:rPr>
-                        <w:t>[]</w:t>
+                          <w:lang w:val="es-ES"/>
+                        </w:rPr>
+                        <w:t xml:space="preserve">       P = List[]</w:t>
                       </w:r>
                     </w:p>
                     <w:p>
@@ -2091,49 +2460,15 @@
                         <w:jc w:val="left"/>
                         <w:rPr>
                           <w:sz w:val="18"/>
+                          <w:lang w:val="es-ES"/>
                         </w:rPr>
                       </w:pPr>
                       <w:r>
                         <w:rPr>
                           <w:sz w:val="18"/>
-                        </w:rPr>
-                        <w:t xml:space="preserve">       </w:t>
-                      </w:r>
-                      <w:r>
-                        <w:rPr>
-                          <w:sz w:val="18"/>
-                        </w:rPr>
-                        <w:t xml:space="preserve">B = </w:t>
-                      </w:r>
-                      <w:r>
-                        <w:rPr>
-                          <w:sz w:val="18"/>
-                        </w:rPr>
-                        <w:t>List [</w:t>
-                      </w:r>
-                      <w:r>
-                        <w:rPr>
-                          <w:sz w:val="18"/>
-                        </w:rPr>
-                        <w:t>Set(E,</w:t>
-                      </w:r>
-                      <w:r>
-                        <w:rPr>
-                          <w:sz w:val="18"/>
-                        </w:rPr>
-                        <w:t>P</w:t>
-                      </w:r>
-                      <w:r>
-                        <w:rPr>
-                          <w:sz w:val="18"/>
-                        </w:rPr>
-                        <w:t>)</w:t>
-                      </w:r>
-                      <w:r>
-                        <w:rPr>
-                          <w:sz w:val="18"/>
-                        </w:rPr>
-                        <w:t>]</w:t>
+                          <w:lang w:val="es-ES"/>
+                        </w:rPr>
+                        <w:t xml:space="preserve">       B = List [Set(E,P)]</w:t>
                       </w:r>
                     </w:p>
                     <w:p>
@@ -2150,14 +2485,7 @@
                           <w:sz w:val="18"/>
                           <w:lang w:val="es-ES"/>
                         </w:rPr>
-                        <w:t xml:space="preserve">      </w:t>
-                      </w:r>
-                      <w:r>
-                        <w:rPr>
-                          <w:sz w:val="18"/>
-                          <w:lang w:val="es-ES"/>
-                        </w:rPr>
-                        <w:t xml:space="preserve"> Mientras B no esté vacío:</w:t>
+                        <w:t xml:space="preserve">       Mientras B no esté vacío:</w:t>
                       </w:r>
                     </w:p>
                     <w:p>
@@ -2192,7 +2520,22 @@
                           <w:lang w:val="es-ES"/>
                         </w:rPr>
                         <w:tab/>
-                        <w:t>for(estado e</w:t>
+                      </w:r>
+                      <w:proofErr w:type="spellStart"/>
+                      <w:r>
+                        <w:rPr>
+                          <w:sz w:val="18"/>
+                          <w:lang w:val="es-ES"/>
+                        </w:rPr>
+                        <w:t>for</w:t>
+                      </w:r>
+                      <w:proofErr w:type="spellEnd"/>
+                      <w:r>
+                        <w:rPr>
+                          <w:sz w:val="18"/>
+                          <w:lang w:val="es-ES"/>
+                        </w:rPr>
+                        <w:t>(estado e</w:t>
                       </w:r>
                       <w:r>
                         <w:rPr>
@@ -2248,7 +2591,39 @@
                           <w:lang w:val="es-ES"/>
                         </w:rPr>
                         <w:tab/>
-                        <w:t xml:space="preserve">     for(mov in MP):</w:t>
+                        <w:t xml:space="preserve">     </w:t>
+                      </w:r>
+                      <w:proofErr w:type="spellStart"/>
+                      <w:r>
+                        <w:rPr>
+                          <w:sz w:val="18"/>
+                          <w:lang w:val="es-ES"/>
+                        </w:rPr>
+                        <w:t>for</w:t>
+                      </w:r>
+                      <w:proofErr w:type="spellEnd"/>
+                      <w:r>
+                        <w:rPr>
+                          <w:sz w:val="18"/>
+                          <w:lang w:val="es-ES"/>
+                        </w:rPr>
+                        <w:t>(</w:t>
+                      </w:r>
+                      <w:proofErr w:type="spellStart"/>
+                      <w:r>
+                        <w:rPr>
+                          <w:sz w:val="18"/>
+                          <w:lang w:val="es-ES"/>
+                        </w:rPr>
+                        <w:t>mov</w:t>
+                      </w:r>
+                      <w:proofErr w:type="spellEnd"/>
+                      <w:r>
+                        <w:rPr>
+                          <w:sz w:val="18"/>
+                          <w:lang w:val="es-ES"/>
+                        </w:rPr>
+                        <w:t xml:space="preserve"> in MP):</w:t>
                       </w:r>
                     </w:p>
                     <w:p>
@@ -2266,7 +2641,55 @@
                           <w:lang w:val="es-ES"/>
                         </w:rPr>
                         <w:tab/>
-                        <w:t xml:space="preserve">          nuevo_e = aplicar_mov(e, mov)</w:t>
+                        <w:t xml:space="preserve">          </w:t>
+                      </w:r>
+                      <w:proofErr w:type="spellStart"/>
+                      <w:r>
+                        <w:rPr>
+                          <w:sz w:val="18"/>
+                          <w:lang w:val="es-ES"/>
+                        </w:rPr>
+                        <w:t>nuevo_e</w:t>
+                      </w:r>
+                      <w:proofErr w:type="spellEnd"/>
+                      <w:r>
+                        <w:rPr>
+                          <w:sz w:val="18"/>
+                          <w:lang w:val="es-ES"/>
+                        </w:rPr>
+                        <w:t xml:space="preserve"> = </w:t>
+                      </w:r>
+                      <w:proofErr w:type="spellStart"/>
+                      <w:r>
+                        <w:rPr>
+                          <w:sz w:val="18"/>
+                          <w:lang w:val="es-ES"/>
+                        </w:rPr>
+                        <w:t>aplicar_mov</w:t>
+                      </w:r>
+                      <w:proofErr w:type="spellEnd"/>
+                      <w:r>
+                        <w:rPr>
+                          <w:sz w:val="18"/>
+                          <w:lang w:val="es-ES"/>
+                        </w:rPr>
+                        <w:t xml:space="preserve">(e, </w:t>
+                      </w:r>
+                      <w:proofErr w:type="spellStart"/>
+                      <w:r>
+                        <w:rPr>
+                          <w:sz w:val="18"/>
+                          <w:lang w:val="es-ES"/>
+                        </w:rPr>
+                        <w:t>mov</w:t>
+                      </w:r>
+                      <w:proofErr w:type="spellEnd"/>
+                      <w:r>
+                        <w:rPr>
+                          <w:sz w:val="18"/>
+                          <w:lang w:val="es-ES"/>
+                        </w:rPr>
+                        <w:t>)</w:t>
                       </w:r>
                     </w:p>
                     <w:p>
@@ -2284,7 +2707,55 @@
                           <w:lang w:val="es-ES"/>
                         </w:rPr>
                         <w:tab/>
-                        <w:t xml:space="preserve">          nuevo_p = p.add(mov)</w:t>
+                        <w:t xml:space="preserve">          </w:t>
+                      </w:r>
+                      <w:proofErr w:type="spellStart"/>
+                      <w:r>
+                        <w:rPr>
+                          <w:sz w:val="18"/>
+                          <w:lang w:val="es-ES"/>
+                        </w:rPr>
+                        <w:t>nuevo_p</w:t>
+                      </w:r>
+                      <w:proofErr w:type="spellEnd"/>
+                      <w:r>
+                        <w:rPr>
+                          <w:sz w:val="18"/>
+                          <w:lang w:val="es-ES"/>
+                        </w:rPr>
+                        <w:t xml:space="preserve"> = </w:t>
+                      </w:r>
+                      <w:proofErr w:type="spellStart"/>
+                      <w:r>
+                        <w:rPr>
+                          <w:sz w:val="18"/>
+                          <w:lang w:val="es-ES"/>
+                        </w:rPr>
+                        <w:t>p.add</w:t>
+                      </w:r>
+                      <w:proofErr w:type="spellEnd"/>
+                      <w:r>
+                        <w:rPr>
+                          <w:sz w:val="18"/>
+                          <w:lang w:val="es-ES"/>
+                        </w:rPr>
+                        <w:t>(</w:t>
+                      </w:r>
+                      <w:proofErr w:type="spellStart"/>
+                      <w:r>
+                        <w:rPr>
+                          <w:sz w:val="18"/>
+                          <w:lang w:val="es-ES"/>
+                        </w:rPr>
+                        <w:t>mov</w:t>
+                      </w:r>
+                      <w:proofErr w:type="spellEnd"/>
+                      <w:r>
+                        <w:rPr>
+                          <w:sz w:val="18"/>
+                          <w:lang w:val="es-ES"/>
+                        </w:rPr>
+                        <w:t>)</w:t>
                       </w:r>
                     </w:p>
                     <w:p>
@@ -2302,7 +2773,55 @@
                           <w:lang w:val="es-ES"/>
                         </w:rPr>
                         <w:tab/>
-                        <w:t xml:space="preserve">          if(esSolucion(nuevo_e)):</w:t>
+                        <w:t xml:space="preserve">          </w:t>
+                      </w:r>
+                      <w:proofErr w:type="spellStart"/>
+                      <w:r>
+                        <w:rPr>
+                          <w:sz w:val="18"/>
+                          <w:lang w:val="es-ES"/>
+                        </w:rPr>
+                        <w:t>if</w:t>
+                      </w:r>
+                      <w:proofErr w:type="spellEnd"/>
+                      <w:r>
+                        <w:rPr>
+                          <w:sz w:val="18"/>
+                          <w:lang w:val="es-ES"/>
+                        </w:rPr>
+                        <w:t>(</w:t>
+                      </w:r>
+                      <w:proofErr w:type="spellStart"/>
+                      <w:r>
+                        <w:rPr>
+                          <w:sz w:val="18"/>
+                          <w:lang w:val="es-ES"/>
+                        </w:rPr>
+                        <w:t>esSolucion</w:t>
+                      </w:r>
+                      <w:proofErr w:type="spellEnd"/>
+                      <w:r>
+                        <w:rPr>
+                          <w:sz w:val="18"/>
+                          <w:lang w:val="es-ES"/>
+                        </w:rPr>
+                        <w:t>(</w:t>
+                      </w:r>
+                      <w:proofErr w:type="spellStart"/>
+                      <w:r>
+                        <w:rPr>
+                          <w:sz w:val="18"/>
+                          <w:lang w:val="es-ES"/>
+                        </w:rPr>
+                        <w:t>nuevo_e</w:t>
+                      </w:r>
+                      <w:proofErr w:type="spellEnd"/>
+                      <w:r>
+                        <w:rPr>
+                          <w:sz w:val="18"/>
+                          <w:lang w:val="es-ES"/>
+                        </w:rPr>
+                        <w:t>)):</w:t>
                       </w:r>
                     </w:p>
                     <w:p>
@@ -2327,7 +2846,81 @@
                           <w:lang w:val="es-ES"/>
                         </w:rPr>
                         <w:tab/>
-                        <w:t>return nuevo_p</w:t>
+                      </w:r>
+                      <w:proofErr w:type="spellStart"/>
+                      <w:r>
+                        <w:rPr>
+                          <w:sz w:val="18"/>
+                          <w:lang w:val="es-ES"/>
+                        </w:rPr>
+                        <w:t>return</w:t>
+                      </w:r>
+                      <w:proofErr w:type="spellEnd"/>
+                      <w:r>
+                        <w:rPr>
+                          <w:sz w:val="18"/>
+                          <w:lang w:val="es-ES"/>
+                        </w:rPr>
+                        <w:t xml:space="preserve"> </w:t>
+                      </w:r>
+                      <w:proofErr w:type="spellStart"/>
+                      <w:r>
+                        <w:rPr>
+                          <w:sz w:val="18"/>
+                          <w:lang w:val="es-ES"/>
+                        </w:rPr>
+                        <w:t>nuevo_p</w:t>
+                      </w:r>
+                      <w:proofErr w:type="spellEnd"/>
+                    </w:p>
+                    <w:p>
+                      <w:pPr>
+                        <w:pStyle w:val="Standard"/>
+                        <w:jc w:val="left"/>
+                        <w:rPr>
+                          <w:sz w:val="18"/>
+                          <w:lang w:val="es-ES"/>
+                        </w:rPr>
+                      </w:pPr>
+                      <w:r>
+                        <w:rPr>
+                          <w:sz w:val="18"/>
+                          <w:lang w:val="es-ES"/>
+                        </w:rPr>
+                        <w:tab/>
+                        <w:t xml:space="preserve">          h  = </w:t>
+                      </w:r>
+                      <w:proofErr w:type="spellStart"/>
+                      <w:r>
+                        <w:rPr>
+                          <w:sz w:val="18"/>
+                          <w:lang w:val="es-ES"/>
+                        </w:rPr>
+                        <w:t>aplicar_heuristica</w:t>
+                      </w:r>
+                      <w:proofErr w:type="spellEnd"/>
+                      <w:r>
+                        <w:rPr>
+                          <w:sz w:val="18"/>
+                          <w:lang w:val="es-ES"/>
+                        </w:rPr>
+                        <w:t>(</w:t>
+                      </w:r>
+                      <w:proofErr w:type="spellStart"/>
+                      <w:r>
+                        <w:rPr>
+                          <w:sz w:val="18"/>
+                          <w:lang w:val="es-ES"/>
+                        </w:rPr>
+                        <w:t>nuevo_e</w:t>
+                      </w:r>
+                      <w:proofErr w:type="spellEnd"/>
+                      <w:r>
+                        <w:rPr>
+                          <w:sz w:val="18"/>
+                          <w:lang w:val="es-ES"/>
+                        </w:rPr>
+                        <w:t>)</w:t>
                       </w:r>
                     </w:p>
                     <w:p>
@@ -2345,7 +2938,55 @@
                           <w:lang w:val="es-ES"/>
                         </w:rPr>
                         <w:tab/>
-                        <w:t xml:space="preserve">          h  = aplicar_heuristica(nuevo_e)</w:t>
+                        <w:t xml:space="preserve">          </w:t>
+                      </w:r>
+                      <w:proofErr w:type="spellStart"/>
+                      <w:r>
+                        <w:rPr>
+                          <w:sz w:val="18"/>
+                          <w:lang w:val="es-ES"/>
+                        </w:rPr>
+                        <w:t>candidatos.add</w:t>
+                      </w:r>
+                      <w:proofErr w:type="spellEnd"/>
+                      <w:r>
+                        <w:rPr>
+                          <w:sz w:val="18"/>
+                          <w:lang w:val="es-ES"/>
+                        </w:rPr>
+                        <w:t>( (</w:t>
+                      </w:r>
+                      <w:proofErr w:type="spellStart"/>
+                      <w:r>
+                        <w:rPr>
+                          <w:sz w:val="18"/>
+                          <w:lang w:val="es-ES"/>
+                        </w:rPr>
+                        <w:t>nuevo_e</w:t>
+                      </w:r>
+                      <w:proofErr w:type="spellEnd"/>
+                      <w:r>
+                        <w:rPr>
+                          <w:sz w:val="18"/>
+                          <w:lang w:val="es-ES"/>
+                        </w:rPr>
+                        <w:t xml:space="preserve">, h, </w:t>
+                      </w:r>
+                      <w:proofErr w:type="spellStart"/>
+                      <w:r>
+                        <w:rPr>
+                          <w:sz w:val="18"/>
+                          <w:lang w:val="es-ES"/>
+                        </w:rPr>
+                        <w:t>nuevo_p</w:t>
+                      </w:r>
+                      <w:proofErr w:type="spellEnd"/>
+                      <w:r>
+                        <w:rPr>
+                          <w:sz w:val="18"/>
+                          <w:lang w:val="es-ES"/>
+                        </w:rPr>
+                        <w:t>) )</w:t>
                       </w:r>
                     </w:p>
                     <w:p>
@@ -2363,7 +3004,38 @@
                           <w:lang w:val="es-ES"/>
                         </w:rPr>
                         <w:tab/>
-                        <w:t xml:space="preserve">          candidatos.add( (nuevo_e, h, nuevo_p) )</w:t>
+                      </w:r>
+                      <w:proofErr w:type="spellStart"/>
+                      <w:r>
+                        <w:rPr>
+                          <w:sz w:val="18"/>
+                          <w:lang w:val="es-ES"/>
+                        </w:rPr>
+                        <w:t>candidatos.sort</w:t>
+                      </w:r>
+                      <w:proofErr w:type="spellEnd"/>
+                      <w:r>
+                        <w:rPr>
+                          <w:sz w:val="18"/>
+                          <w:lang w:val="es-ES"/>
+                        </w:rPr>
+                        <w:t>(</w:t>
+                      </w:r>
+                      <w:proofErr w:type="spellStart"/>
+                      <w:r>
+                        <w:rPr>
+                          <w:sz w:val="18"/>
+                          <w:lang w:val="es-ES"/>
+                        </w:rPr>
+                        <w:t>key</w:t>
+                      </w:r>
+                      <w:proofErr w:type="spellEnd"/>
+                      <w:r>
+                        <w:rPr>
+                          <w:sz w:val="18"/>
+                          <w:lang w:val="es-ES"/>
+                        </w:rPr>
+                        <w:t>=h)</w:t>
                       </w:r>
                     </w:p>
                     <w:p>
@@ -2381,7 +3053,7 @@
                           <w:lang w:val="es-ES"/>
                         </w:rPr>
                         <w:tab/>
-                        <w:t>candidatos.sort(key=h)</w:t>
+                        <w:t>beam = candidatos[:β]</w:t>
                       </w:r>
                     </w:p>
                     <w:p>
@@ -2398,40 +3070,33 @@
                           <w:sz w:val="18"/>
                           <w:lang w:val="es-ES"/>
                         </w:rPr>
-                        <w:tab/>
-                        <w:t>beam = candidatos[:</w:t>
+                        <w:t xml:space="preserve">       </w:t>
                       </w:r>
+                      <w:proofErr w:type="spellStart"/>
                       <w:r>
                         <w:rPr>
                           <w:sz w:val="18"/>
                           <w:lang w:val="es-ES"/>
                         </w:rPr>
-                        <w:t>β</w:t>
+                        <w:t>return</w:t>
                       </w:r>
+                      <w:proofErr w:type="spellEnd"/>
                       <w:r>
                         <w:rPr>
                           <w:sz w:val="18"/>
                           <w:lang w:val="es-ES"/>
                         </w:rPr>
-                        <w:t>]</w:t>
+                        <w:t xml:space="preserve"> </w:t>
                       </w:r>
-                    </w:p>
-                    <w:p>
-                      <w:pPr>
-                        <w:pStyle w:val="Standard"/>
-                        <w:jc w:val="left"/>
-                        <w:rPr>
-                          <w:sz w:val="18"/>
-                          <w:lang w:val="es-ES"/>
-                        </w:rPr>
-                      </w:pPr>
+                      <w:proofErr w:type="spellStart"/>
                       <w:r>
                         <w:rPr>
                           <w:sz w:val="18"/>
                           <w:lang w:val="es-ES"/>
                         </w:rPr>
-                        <w:t xml:space="preserve">       return None</w:t>
+                        <w:t>None</w:t>
                       </w:r>
+                      <w:proofErr w:type="spellEnd"/>
                     </w:p>
                   </w:txbxContent>
                 </v:textbox>
@@ -2505,8 +3170,44 @@
         <w:rPr>
           <w:lang w:val="es-ES"/>
         </w:rPr>
-        <w:t>Error: Reference source not found</w:t>
-      </w:r>
+        <w:t xml:space="preserve">Error: Reference </w:t>
+      </w:r>
+      <w:proofErr w:type="spellStart"/>
+      <w:r>
+        <w:rPr>
+          <w:lang w:val="es-ES"/>
+        </w:rPr>
+        <w:t>source</w:t>
+      </w:r>
+      <w:proofErr w:type="spellEnd"/>
+      <w:r>
+        <w:rPr>
+          <w:lang w:val="es-ES"/>
+        </w:rPr>
+        <w:t xml:space="preserve"> </w:t>
+      </w:r>
+      <w:proofErr w:type="spellStart"/>
+      <w:r>
+        <w:rPr>
+          <w:lang w:val="es-ES"/>
+        </w:rPr>
+        <w:t>not</w:t>
+      </w:r>
+      <w:proofErr w:type="spellEnd"/>
+      <w:r>
+        <w:rPr>
+          <w:lang w:val="es-ES"/>
+        </w:rPr>
+        <w:t xml:space="preserve"> </w:t>
+      </w:r>
+      <w:proofErr w:type="spellStart"/>
+      <w:r>
+        <w:rPr>
+          <w:lang w:val="es-ES"/>
+        </w:rPr>
+        <w:t>found</w:t>
+      </w:r>
+      <w:proofErr w:type="spellEnd"/>
       <w:r>
         <w:rPr>
           <w:lang w:val="es-ES"/>
@@ -2631,7 +3332,6 @@
       </w:pPr>
       <w:r>
         <w:rPr>
-          <w:noProof/>
           <w:lang w:val="es-ES"/>
         </w:rPr>
         <mc:AlternateContent>
@@ -2671,13 +3371,13 @@
                         <w:txbxContent>
                           <w:p>
                             <w:pPr>
-                              <w:pStyle w:val="Caption"/>
+                              <w:pStyle w:val="Descripcin"/>
                               <w:jc w:val="left"/>
                               <w:rPr>
                                 <w:lang w:val="es-ES"/>
                               </w:rPr>
                             </w:pPr>
-                            <w:bookmarkStart w:id="1" w:name="_Ref5096856281"/>
+                            <w:bookmarkStart w:id="0" w:name="_Ref5096856281"/>
                             <w:r>
                               <w:rPr>
                                 <w:b w:val="0"/>
@@ -2687,7 +3387,7 @@
                               </w:rPr>
                               <w:t>Pseudocódigo 1</w:t>
                             </w:r>
-                            <w:bookmarkEnd w:id="1"/>
+                            <w:bookmarkEnd w:id="0"/>
                             <w:r>
                               <w:rPr>
                                 <w:b w:val="0"/>
@@ -2695,8 +3395,19 @@
                                 <w:szCs w:val="16"/>
                                 <w:lang w:val="es-ES"/>
                               </w:rPr>
-                              <w:t>. Algoritmo de Mergesort</w:t>
+                              <w:t xml:space="preserve">. Algoritmo de </w:t>
                             </w:r>
+                            <w:proofErr w:type="spellStart"/>
+                            <w:r>
+                              <w:rPr>
+                                <w:b w:val="0"/>
+                                <w:sz w:val="16"/>
+                                <w:szCs w:val="16"/>
+                                <w:lang w:val="es-ES"/>
+                              </w:rPr>
+                              <w:t>Mergesort</w:t>
+                            </w:r>
+                            <w:proofErr w:type="spellEnd"/>
                           </w:p>
                         </w:txbxContent>
                       </wps:txbx>
@@ -2716,13 +3427,13 @@
                   <w:txbxContent>
                     <w:p>
                       <w:pPr>
-                        <w:pStyle w:val="Caption"/>
+                        <w:pStyle w:val="Descripcin"/>
                         <w:jc w:val="left"/>
                         <w:rPr>
                           <w:lang w:val="es-ES"/>
                         </w:rPr>
                       </w:pPr>
-                      <w:bookmarkStart w:id="2" w:name="_Ref5096856281"/>
+                      <w:bookmarkStart w:id="1" w:name="_Ref5096856281"/>
                       <w:r>
                         <w:rPr>
                           <w:b w:val="0"/>
@@ -2732,7 +3443,7 @@
                         </w:rPr>
                         <w:t>Pseudocódigo 1</w:t>
                       </w:r>
-                      <w:bookmarkEnd w:id="2"/>
+                      <w:bookmarkEnd w:id="1"/>
                       <w:r>
                         <w:rPr>
                           <w:b w:val="0"/>
@@ -2740,8 +3451,19 @@
                           <w:szCs w:val="16"/>
                           <w:lang w:val="es-ES"/>
                         </w:rPr>
-                        <w:t>. Algoritmo de Mergesort</w:t>
+                        <w:t xml:space="preserve">. Algoritmo de </w:t>
                       </w:r>
+                      <w:proofErr w:type="spellStart"/>
+                      <w:r>
+                        <w:rPr>
+                          <w:b w:val="0"/>
+                          <w:sz w:val="16"/>
+                          <w:szCs w:val="16"/>
+                          <w:lang w:val="es-ES"/>
+                        </w:rPr>
+                        <w:t>Mergesort</w:t>
+                      </w:r>
+                      <w:proofErr w:type="spellEnd"/>
                     </w:p>
                   </w:txbxContent>
                 </v:textbox>
@@ -2754,7 +3476,7 @@
     </w:p>
     <w:p>
       <w:pPr>
-        <w:pStyle w:val="Heading1"/>
+        <w:pStyle w:val="Ttulo1"/>
         <w:rPr>
           <w:lang w:val="es-ES"/>
         </w:rPr>
@@ -2791,21 +3513,28 @@
         <w:rPr>
           <w:lang w:val="es-ES" w:eastAsia="en-US"/>
         </w:rPr>
-        <w:t xml:space="preserve">### También hemos filtrado los estados que son simétricos o rotaciones de otros ya estudiados, que no se puede aplicar a todos los tableros. En los que se puede aplicar hace que la búsqueda sea más lenta pero permite bajar mucho la </w:t>
+        <w:t xml:space="preserve">### También hemos filtrado los estados que son simétricos o rotaciones de otros ya estudiados, que no se puede aplicar a todos los tableros. En los que se puede aplicar hace que la búsqueda sea más </w:t>
+      </w:r>
+      <w:proofErr w:type="gramStart"/>
+      <w:r>
+        <w:rPr>
+          <w:lang w:val="es-ES" w:eastAsia="en-US"/>
+        </w:rPr>
+        <w:t>lenta</w:t>
+      </w:r>
+      <w:proofErr w:type="gramEnd"/>
+      <w:r>
+        <w:rPr>
+          <w:lang w:val="es-ES" w:eastAsia="en-US"/>
+        </w:rPr>
+        <w:t xml:space="preserve"> pero permite bajar mucho la </w:t>
       </w:r>
       <w:r>
         <w:rPr>
           <w:sz w:val="18"/>
           <w:lang w:val="es-ES"/>
         </w:rPr>
-        <w:t>β</w:t>
-      </w:r>
-      <w:r>
-        <w:rPr>
-          <w:sz w:val="18"/>
-          <w:lang w:val="es-ES"/>
-        </w:rPr>
-        <w:t>.</w:t>
+        <w:t>β.</w:t>
       </w:r>
     </w:p>
     <w:p>
@@ -2928,7 +3657,7 @@
     </w:p>
     <w:p>
       <w:pPr>
-        <w:pStyle w:val="Caption"/>
+        <w:pStyle w:val="Descripcin"/>
         <w:rPr>
           <w:b w:val="0"/>
           <w:sz w:val="16"/>
@@ -2936,8 +3665,8 @@
           <w:lang w:val="es-ES"/>
         </w:rPr>
       </w:pPr>
-      <w:bookmarkStart w:id="3" w:name="_Ref509686985"/>
-      <w:bookmarkStart w:id="4" w:name="_Ref509686919"/>
+      <w:bookmarkStart w:id="2" w:name="_Ref509686985"/>
+      <w:bookmarkStart w:id="3" w:name="_Ref509686919"/>
       <w:r>
         <w:rPr>
           <w:b w:val="0"/>
@@ -2947,7 +3676,7 @@
         </w:rPr>
         <w:t>Table 1</w:t>
       </w:r>
-      <w:bookmarkEnd w:id="3"/>
+      <w:bookmarkEnd w:id="2"/>
       <w:r>
         <w:rPr>
           <w:b w:val="0"/>
@@ -2957,7 +3686,7 @@
         </w:rPr>
         <w:t>. Ejemplo de tabla</w:t>
       </w:r>
-      <w:bookmarkEnd w:id="4"/>
+      <w:bookmarkEnd w:id="3"/>
     </w:p>
     <w:tbl>
       <w:tblPr>
@@ -3011,6 +3740,7 @@
               <w:rPr>
                 <w:lang w:val="es-ES"/>
               </w:rPr>
+              <w:lastRenderedPageBreak/>
               <w:t>Table Head</w:t>
             </w:r>
           </w:p>
@@ -3044,7 +3774,21 @@
               <w:rPr>
                 <w:lang w:val="es-ES"/>
               </w:rPr>
-              <w:t>Table Column Head</w:t>
+              <w:t xml:space="preserve">Table </w:t>
+            </w:r>
+            <w:proofErr w:type="spellStart"/>
+            <w:r>
+              <w:rPr>
+                <w:lang w:val="es-ES"/>
+              </w:rPr>
+              <w:t>Column</w:t>
+            </w:r>
+            <w:proofErr w:type="spellEnd"/>
+            <w:r>
+              <w:rPr>
+                <w:lang w:val="es-ES"/>
+              </w:rPr>
+              <w:t xml:space="preserve"> Head</w:t>
             </w:r>
           </w:p>
         </w:tc>
@@ -3102,8 +3846,30 @@
               <w:rPr>
                 <w:lang w:val="es-ES"/>
               </w:rPr>
-              <w:t>Table column subhead</w:t>
+              <w:t xml:space="preserve">Table </w:t>
             </w:r>
+            <w:proofErr w:type="spellStart"/>
+            <w:r>
+              <w:rPr>
+                <w:lang w:val="es-ES"/>
+              </w:rPr>
+              <w:t>column</w:t>
+            </w:r>
+            <w:proofErr w:type="spellEnd"/>
+            <w:r>
+              <w:rPr>
+                <w:lang w:val="es-ES"/>
+              </w:rPr>
+              <w:t xml:space="preserve"> </w:t>
+            </w:r>
+            <w:proofErr w:type="spellStart"/>
+            <w:r>
+              <w:rPr>
+                <w:lang w:val="es-ES"/>
+              </w:rPr>
+              <w:t>subhead</w:t>
+            </w:r>
+            <w:proofErr w:type="spellEnd"/>
           </w:p>
         </w:tc>
         <w:tc>
@@ -3129,12 +3895,14 @@
                 <w:lang w:val="es-ES"/>
               </w:rPr>
             </w:pPr>
+            <w:proofErr w:type="spellStart"/>
             <w:r>
               <w:rPr>
                 <w:lang w:val="es-ES"/>
               </w:rPr>
               <w:t>Subhead</w:t>
             </w:r>
+            <w:proofErr w:type="spellEnd"/>
           </w:p>
         </w:tc>
         <w:tc>
@@ -3161,12 +3929,14 @@
                 <w:lang w:val="es-ES"/>
               </w:rPr>
             </w:pPr>
+            <w:proofErr w:type="spellStart"/>
             <w:r>
               <w:rPr>
                 <w:lang w:val="es-ES"/>
               </w:rPr>
               <w:t>Subhead</w:t>
             </w:r>
+            <w:proofErr w:type="spellEnd"/>
           </w:p>
         </w:tc>
       </w:tr>
@@ -3198,12 +3968,14 @@
                 <w:lang w:val="es-ES"/>
               </w:rPr>
             </w:pPr>
+            <w:proofErr w:type="spellStart"/>
             <w:r>
               <w:rPr>
                 <w:lang w:val="es-ES"/>
               </w:rPr>
               <w:t>copy</w:t>
             </w:r>
+            <w:proofErr w:type="spellEnd"/>
           </w:p>
         </w:tc>
         <w:tc>
@@ -3233,7 +4005,14 @@
               <w:rPr>
                 <w:lang w:val="es-ES"/>
               </w:rPr>
-              <w:t>More table copy</w:t>
+              <w:t xml:space="preserve">More table </w:t>
+            </w:r>
+            <w:proofErr w:type="spellStart"/>
+            <w:r>
+              <w:rPr>
+                <w:lang w:val="es-ES"/>
+              </w:rPr>
+              <w:t>copy</w:t>
             </w:r>
             <w:r>
               <w:rPr>
@@ -3242,6 +4021,7 @@
               </w:rPr>
               <w:t>a</w:t>
             </w:r>
+            <w:proofErr w:type="spellEnd"/>
           </w:p>
         </w:tc>
         <w:tc>
@@ -3313,7 +4093,7 @@
     </w:p>
     <w:p>
       <w:pPr>
-        <w:pStyle w:val="Heading1"/>
+        <w:pStyle w:val="Ttulo1"/>
         <w:rPr>
           <w:lang w:val="es-ES"/>
         </w:rPr>
@@ -3336,12 +4116,18 @@
         <w:rPr>
           <w:lang w:val="es-ES"/>
         </w:rPr>
-        <w:t>Finalmente, se dedica la última sección para indicar las conclusiones obtenidas del trabajo. Se puede dedicar un párrafo para realizar un resumen sucinto del trabajo, con los experimentos y resultados. Seguidamente, uno o dos párrafos con conclusiones. Se suele dedicar un párrafo final con ideas de mejora y trabajo futuro.</w:t>
+        <w:t xml:space="preserve">Finalmente, se dedica la última sección para indicar las conclusiones obtenidas del trabajo. Se puede dedicar un párrafo para realizar un resumen sucinto del trabajo, con los experimentos y resultados. Seguidamente, uno o dos párrafos </w:t>
+      </w:r>
+      <w:r>
+        <w:rPr>
+          <w:lang w:val="es-ES"/>
+        </w:rPr>
+        <w:t>con conclusiones. Se suele dedicar un párrafo final con ideas de mejora y trabajo futuro.</w:t>
       </w:r>
     </w:p>
     <w:p>
       <w:pPr>
-        <w:pStyle w:val="Heading5"/>
+        <w:pStyle w:val="Ttulo5"/>
         <w:rPr>
           <w:lang w:val="es-ES"/>
         </w:rPr>
@@ -3374,10 +4160,10 @@
         </w:rPr>
         <w:t xml:space="preserve">Página de Wikipedia sobre el </w:t>
       </w:r>
-      <w:hyperlink r:id="rId12" w:history="1">
+      <w:hyperlink r:id="rId11" w:history="1">
         <w:r>
           <w:rPr>
-            <w:rStyle w:val="Hyperlink"/>
+            <w:rStyle w:val="Hipervnculo"/>
             <w:lang w:val="es-ES"/>
           </w:rPr>
           <w:t>Senku</w:t>
@@ -3397,55 +4183,175 @@
           <w:lang w:val="es-ES"/>
         </w:rPr>
       </w:pPr>
+      <w:hyperlink r:id="rId12" w:history="1">
+        <w:r>
+          <w:rPr>
+            <w:rStyle w:val="Hipervnculo"/>
+            <w:lang w:val="es-ES"/>
+          </w:rPr>
+          <w:t>Gibe</w:t>
+        </w:r>
+        <w:r>
+          <w:rPr>
+            <w:rStyle w:val="Hipervnculo"/>
+            <w:lang w:val="es-ES"/>
+          </w:rPr>
+          <w:t>l</w:t>
+        </w:r>
+        <w:r>
+          <w:rPr>
+            <w:rStyle w:val="Hipervnculo"/>
+            <w:lang w:val="es-ES"/>
+          </w:rPr>
+          <w:t>l.net</w:t>
+        </w:r>
+      </w:hyperlink>
+      <w:r>
+        <w:rPr>
+          <w:lang w:val="es-ES"/>
+        </w:rPr>
+        <w:t>, con todo tipo de información sobre Senku y variaciones, consultada el 28/05/2026</w:t>
+      </w:r>
+    </w:p>
+    <w:p>
+      <w:pPr>
+        <w:pStyle w:val="references"/>
+        <w:rPr>
+          <w:lang w:val="es-ES"/>
+        </w:rPr>
+      </w:pPr>
       <w:hyperlink r:id="rId13" w:history="1">
         <w:r>
           <w:rPr>
-            <w:rStyle w:val="Hyperlink"/>
+            <w:rStyle w:val="Hipervnculo"/>
             <w:lang w:val="es-ES"/>
           </w:rPr>
-          <w:t>Gibell.net</w:t>
+          <w:t xml:space="preserve">Peg Solitaire and </w:t>
+        </w:r>
+        <w:proofErr w:type="spellStart"/>
+        <w:r>
+          <w:rPr>
+            <w:rStyle w:val="Hipervnculo"/>
+            <w:lang w:val="es-ES"/>
+          </w:rPr>
+          <w:t>its</w:t>
+        </w:r>
+        <w:proofErr w:type="spellEnd"/>
+        <w:r>
+          <w:rPr>
+            <w:rStyle w:val="Hipervnculo"/>
+            <w:lang w:val="es-ES"/>
+          </w:rPr>
+          <w:t xml:space="preserve"> </w:t>
+        </w:r>
+        <w:proofErr w:type="spellStart"/>
+        <w:r>
+          <w:rPr>
+            <w:rStyle w:val="Hipervnculo"/>
+            <w:lang w:val="es-ES"/>
+          </w:rPr>
+          <w:t>unbeatable</w:t>
+        </w:r>
+        <w:proofErr w:type="spellEnd"/>
+        <w:r>
+          <w:rPr>
+            <w:rStyle w:val="Hipervnculo"/>
+            <w:lang w:val="es-ES"/>
+          </w:rPr>
+          <w:t xml:space="preserve"> </w:t>
+        </w:r>
+        <w:proofErr w:type="spellStart"/>
+        <w:r>
+          <w:rPr>
+            <w:rStyle w:val="Hipervnculo"/>
+            <w:lang w:val="es-ES"/>
+          </w:rPr>
+          <w:t>g</w:t>
+        </w:r>
+        <w:r>
+          <w:rPr>
+            <w:rStyle w:val="Hipervnculo"/>
+            <w:lang w:val="es-ES"/>
+          </w:rPr>
+          <w:t>a</w:t>
+        </w:r>
+        <w:r>
+          <w:rPr>
+            <w:rStyle w:val="Hipervnculo"/>
+            <w:lang w:val="es-ES"/>
+          </w:rPr>
+          <w:t>mes</w:t>
+        </w:r>
+        <w:proofErr w:type="spellEnd"/>
+      </w:hyperlink>
+      <w:r>
+        <w:rPr>
+          <w:lang w:val="es-ES"/>
+        </w:rPr>
+        <w:t>, consultada el 28/05/2026</w:t>
+      </w:r>
+    </w:p>
+    <w:p>
+      <w:pPr>
+        <w:pStyle w:val="references"/>
+        <w:rPr>
+          <w:lang w:val="es-ES"/>
+        </w:rPr>
+      </w:pPr>
+      <w:hyperlink r:id="rId14" w:history="1">
+        <w:proofErr w:type="spellStart"/>
+        <w:r>
+          <w:rPr>
+            <w:rStyle w:val="Hipervnculo"/>
+            <w:lang w:val="es-ES"/>
+          </w:rPr>
+          <w:t>Analysis</w:t>
+        </w:r>
+        <w:proofErr w:type="spellEnd"/>
+        <w:r>
+          <w:rPr>
+            <w:rStyle w:val="Hipervnculo"/>
+            <w:lang w:val="es-ES"/>
+          </w:rPr>
+          <w:t xml:space="preserve"> </w:t>
+        </w:r>
+        <w:proofErr w:type="spellStart"/>
+        <w:r>
+          <w:rPr>
+            <w:rStyle w:val="Hipervnculo"/>
+            <w:lang w:val="es-ES"/>
+          </w:rPr>
+          <w:t>of</w:t>
+        </w:r>
+        <w:proofErr w:type="spellEnd"/>
+        <w:r>
+          <w:rPr>
+            <w:rStyle w:val="Hipervnculo"/>
+            <w:lang w:val="es-ES"/>
+          </w:rPr>
+          <w:t xml:space="preserve"> Peg Solitaire</w:t>
         </w:r>
       </w:hyperlink>
       <w:r>
         <w:rPr>
           <w:lang w:val="es-ES"/>
         </w:rPr>
-        <w:t>, con todo tipo de información sobre Senku y variaciones, consultada el 28/05/2026</w:t>
+        <w:t>, consultada el 28/05/2026</w:t>
       </w:r>
     </w:p>
     <w:p>
       <w:pPr>
-        <w:pStyle w:val="references"/>
-      </w:pPr>
-      <w:hyperlink r:id="rId14" w:history="1">
-        <w:r>
-          <w:rPr>
-            <w:rStyle w:val="Hyperlink"/>
-          </w:rPr>
-          <w:t>Peg Solitaire and its unbeatable games</w:t>
-        </w:r>
-      </w:hyperlink>
-      <w:r>
-        <w:t xml:space="preserve">, y </w:t>
-      </w:r>
-      <w:hyperlink r:id="rId15" w:history="1">
-        <w:r>
-          <w:rPr>
-            <w:rStyle w:val="Hyperlink"/>
-          </w:rPr>
-          <w:t>Analysis of Peg Solitaire</w:t>
-        </w:r>
-      </w:hyperlink>
-      <w:r>
-        <w:t>, consultadas el 28/05/2026</w:t>
-      </w:r>
+        <w:rPr>
+          <w:rFonts w:cs="Mangal"/>
+          <w:szCs w:val="21"/>
+        </w:rPr>
+      </w:pPr>
     </w:p>
     <w:p>
       <w:pPr>
         <w:rPr>
           <w:rFonts w:cs="Mangal"/>
           <w:szCs w:val="21"/>
-          <w:lang w:val="en-US"/>
         </w:rPr>
         <w:sectPr>
           <w:type w:val="continuous"/>
@@ -3470,6 +4376,9 @@
         </w:rPr>
       </w:pPr>
       <w:r>
+        <w:rPr>
+          <w:lang w:val="es-ES"/>
+        </w:rPr>
         <w:t xml:space="preserve">                     </w:t>
       </w:r>
     </w:p>
@@ -3507,20 +4416,7 @@
 <w:ftr xmlns:wpc="http://schemas.microsoft.com/office/word/2010/wordprocessingCanvas" xmlns:cx="http://schemas.microsoft.com/office/drawing/2014/chartex" xmlns:cx1="http://schemas.microsoft.com/office/drawing/2015/9/8/chartex" xmlns:cx2="http://schemas.microsoft.com/office/drawing/2015/10/21/chartex" xmlns:cx3="http://schemas.microsoft.com/office/drawing/2016/5/9/chartex" xmlns:cx4="http://schemas.microsoft.com/office/drawing/2016/5/10/chartex" xmlns:cx5="http://schemas.microsoft.com/office/drawing/2016/5/11/chartex" xmlns:cx6="http://schemas.microsoft.com/office/drawing/2016/5/12/chartex" xmlns:cx7="http://schemas.microsoft.com/office/drawing/2016/5/13/chartex" xmlns:cx8="http://schemas.microsoft.com/office/drawing/2016/5/14/chartex" xmlns:mc="http://schemas.openxmlformats.org/markup-compatibility/2006" xmlns:aink="http://schemas.microsoft.com/office/drawing/2016/ink" xmlns:am3d="http://schemas.microsoft.com/office/drawing/2017/model3d" xmlns:o="urn:schemas-microsoft-com:office:office" xmlns:oel="http://schemas.microsoft.com/office/2019/extlst" xmlns:r="http://schemas.openxmlformats.org/officeDocument/2006/relationships" xmlns:m="http://schemas.openxmlformats.org/officeDocument/2006/math" xmlns:v="urn:schemas-microsoft-com:vml" xmlns:wp14="http://schemas.microsoft.com/office/word/2010/wordprocessingDrawing" xmlns:wp="http://schemas.openxmlformats.org/drawingml/2006/wordprocessingDrawing" xmlns:w10="urn:schemas-microsoft-com:office:word" xmlns:w="http://schemas.openxmlformats.org/wordprocessingml/2006/main" xmlns:w14="http://schemas.microsoft.com/office/word/2010/wordml" xmlns:w15="http://schemas.microsoft.com/office/word/2012/wordml" xmlns:w16cex="http://schemas.microsoft.com/office/word/2018/wordml/cex" xmlns:w16cid="http://schemas.microsoft.com/office/word/2016/wordml/cid" xmlns:w16="http://schemas.microsoft.com/office/word/2018/wordml" xmlns:w16du="http://schemas.microsoft.com/office/word/2023/wordml/word16du" xmlns:w16sdtdh="http://schemas.microsoft.com/office/word/2020/wordml/sdtdatahash" xmlns:w16sdtfl="http://schemas.microsoft.com/office/word/2024/wordml/sdtformatlock" xmlns:w16se="http://schemas.microsoft.com/office/word/2015/wordml/symex" xmlns:wpg="http://schemas.microsoft.com/office/word/2010/wordprocessingGroup" xmlns:wpi="http://schemas.microsoft.com/office/word/2010/wordprocessingInk" xmlns:wne="http://schemas.microsoft.com/office/word/2006/wordml" xmlns:wps="http://schemas.microsoft.com/office/word/2010/wordprocessingShape" mc:Ignorable="w14 w15 w16se w16cid w16 w16cex w16sdtdh w16sdtfl w16du wp14">
   <w:p>
     <w:pPr>
-      <w:pStyle w:val="Footer"/>
-      <w:rPr>
-        <w:lang w:val="es-ES"/>
-      </w:rPr>
-    </w:pPr>
-  </w:p>
-</w:ftr>
-</file>
-
-<file path=word/footer2.xml><?xml version="1.0" encoding="utf-8"?>
-<w:ftr xmlns:wpc="http://schemas.microsoft.com/office/word/2010/wordprocessingCanvas" xmlns:cx="http://schemas.microsoft.com/office/drawing/2014/chartex" xmlns:cx1="http://schemas.microsoft.com/office/drawing/2015/9/8/chartex" xmlns:cx2="http://schemas.microsoft.com/office/drawing/2015/10/21/chartex" xmlns:cx3="http://schemas.microsoft.com/office/drawing/2016/5/9/chartex" xmlns:cx4="http://schemas.microsoft.com/office/drawing/2016/5/10/chartex" xmlns:cx5="http://schemas.microsoft.com/office/drawing/2016/5/11/chartex" xmlns:cx6="http://schemas.microsoft.com/office/drawing/2016/5/12/chartex" xmlns:cx7="http://schemas.microsoft.com/office/drawing/2016/5/13/chartex" xmlns:cx8="http://schemas.microsoft.com/office/drawing/2016/5/14/chartex" xmlns:mc="http://schemas.openxmlformats.org/markup-compatibility/2006" xmlns:aink="http://schemas.microsoft.com/office/drawing/2016/ink" xmlns:am3d="http://schemas.microsoft.com/office/drawing/2017/model3d" xmlns:o="urn:schemas-microsoft-com:office:office" xmlns:oel="http://schemas.microsoft.com/office/2019/extlst" xmlns:r="http://schemas.openxmlformats.org/officeDocument/2006/relationships" xmlns:m="http://schemas.openxmlformats.org/officeDocument/2006/math" xmlns:v="urn:schemas-microsoft-com:vml" xmlns:wp14="http://schemas.microsoft.com/office/word/2010/wordprocessingDrawing" xmlns:wp="http://schemas.openxmlformats.org/drawingml/2006/wordprocessingDrawing" xmlns:w10="urn:schemas-microsoft-com:office:word" xmlns:w="http://schemas.openxmlformats.org/wordprocessingml/2006/main" xmlns:w14="http://schemas.microsoft.com/office/word/2010/wordml" xmlns:w15="http://schemas.microsoft.com/office/word/2012/wordml" xmlns:w16cex="http://schemas.microsoft.com/office/word/2018/wordml/cex" xmlns:w16cid="http://schemas.microsoft.com/office/word/2016/wordml/cid" xmlns:w16="http://schemas.microsoft.com/office/word/2018/wordml" xmlns:w16du="http://schemas.microsoft.com/office/word/2023/wordml/word16du" xmlns:w16sdtdh="http://schemas.microsoft.com/office/word/2020/wordml/sdtdatahash" xmlns:w16sdtfl="http://schemas.microsoft.com/office/word/2024/wordml/sdtformatlock" xmlns:w16se="http://schemas.microsoft.com/office/word/2015/wordml/symex" xmlns:wpg="http://schemas.microsoft.com/office/word/2010/wordprocessingGroup" xmlns:wpi="http://schemas.microsoft.com/office/word/2010/wordprocessingInk" xmlns:wne="http://schemas.microsoft.com/office/word/2006/wordml" xmlns:wps="http://schemas.microsoft.com/office/word/2010/wordprocessingShape" mc:Ignorable="w14 w15 w16se w16cid w16 w16cex w16sdtdh w16sdtfl w16du wp14">
-  <w:p>
-    <w:pPr>
-      <w:pStyle w:val="Footer"/>
+      <w:pStyle w:val="Piedepgina"/>
       <w:jc w:val="both"/>
       <w:rPr>
         <w:lang w:val="es-ES"/>
@@ -4111,7 +5007,7 @@
     <w:lvl w:ilvl="0">
       <w:start w:val="1"/>
       <w:numFmt w:val="upperRoman"/>
-      <w:pStyle w:val="Heading1"/>
+      <w:pStyle w:val="Ttulo1"/>
       <w:lvlText w:val="%1."/>
       <w:lvlJc w:val="center"/>
       <w:pPr>
@@ -4138,7 +5034,7 @@
     <w:lvl w:ilvl="1">
       <w:start w:val="1"/>
       <w:numFmt w:val="upperLetter"/>
-      <w:pStyle w:val="Heading2"/>
+      <w:pStyle w:val="Ttulo2"/>
       <w:lvlText w:val="%2."/>
       <w:lvlJc w:val="left"/>
       <w:pPr>
@@ -4169,7 +5065,7 @@
     <w:lvl w:ilvl="2">
       <w:start w:val="1"/>
       <w:numFmt w:val="decimal"/>
-      <w:pStyle w:val="Heading3"/>
+      <w:pStyle w:val="Ttulo3"/>
       <w:lvlText w:val="%3)"/>
       <w:lvlJc w:val="left"/>
       <w:pPr>
@@ -4200,7 +5096,7 @@
     <w:lvl w:ilvl="3">
       <w:start w:val="1"/>
       <w:numFmt w:val="lowerLetter"/>
-      <w:pStyle w:val="Heading4"/>
+      <w:pStyle w:val="Ttulo4"/>
       <w:lvlText w:val="%4)"/>
       <w:lvlJc w:val="left"/>
       <w:pPr>
@@ -5826,6 +6722,232 @@
     </w:lvl>
   </w:abstractNum>
   <w:abstractNum w:abstractNumId="22" w15:restartNumberingAfterBreak="0">
+    <w:nsid w:val="6328448A"/>
+    <w:multiLevelType w:val="hybridMultilevel"/>
+    <w:tmpl w:val="D05A95AA"/>
+    <w:lvl w:ilvl="0" w:tplc="0C0A0001">
+      <w:start w:val="1"/>
+      <w:numFmt w:val="bullet"/>
+      <w:lvlText w:val=""/>
+      <w:lvlJc w:val="left"/>
+      <w:pPr>
+        <w:ind w:left="1008" w:hanging="360"/>
+      </w:pPr>
+      <w:rPr>
+        <w:rFonts w:ascii="Symbol" w:hAnsi="Symbol" w:hint="default"/>
+      </w:rPr>
+    </w:lvl>
+    <w:lvl w:ilvl="1" w:tplc="0C0A0003" w:tentative="1">
+      <w:start w:val="1"/>
+      <w:numFmt w:val="bullet"/>
+      <w:lvlText w:val="o"/>
+      <w:lvlJc w:val="left"/>
+      <w:pPr>
+        <w:ind w:left="1728" w:hanging="360"/>
+      </w:pPr>
+      <w:rPr>
+        <w:rFonts w:ascii="Courier New" w:hAnsi="Courier New" w:cs="Courier New" w:hint="default"/>
+      </w:rPr>
+    </w:lvl>
+    <w:lvl w:ilvl="2" w:tplc="0C0A0005" w:tentative="1">
+      <w:start w:val="1"/>
+      <w:numFmt w:val="bullet"/>
+      <w:lvlText w:val=""/>
+      <w:lvlJc w:val="left"/>
+      <w:pPr>
+        <w:ind w:left="2448" w:hanging="360"/>
+      </w:pPr>
+      <w:rPr>
+        <w:rFonts w:ascii="Wingdings" w:hAnsi="Wingdings" w:hint="default"/>
+      </w:rPr>
+    </w:lvl>
+    <w:lvl w:ilvl="3" w:tplc="0C0A0001" w:tentative="1">
+      <w:start w:val="1"/>
+      <w:numFmt w:val="bullet"/>
+      <w:lvlText w:val=""/>
+      <w:lvlJc w:val="left"/>
+      <w:pPr>
+        <w:ind w:left="3168" w:hanging="360"/>
+      </w:pPr>
+      <w:rPr>
+        <w:rFonts w:ascii="Symbol" w:hAnsi="Symbol" w:hint="default"/>
+      </w:rPr>
+    </w:lvl>
+    <w:lvl w:ilvl="4" w:tplc="0C0A0003" w:tentative="1">
+      <w:start w:val="1"/>
+      <w:numFmt w:val="bullet"/>
+      <w:lvlText w:val="o"/>
+      <w:lvlJc w:val="left"/>
+      <w:pPr>
+        <w:ind w:left="3888" w:hanging="360"/>
+      </w:pPr>
+      <w:rPr>
+        <w:rFonts w:ascii="Courier New" w:hAnsi="Courier New" w:cs="Courier New" w:hint="default"/>
+      </w:rPr>
+    </w:lvl>
+    <w:lvl w:ilvl="5" w:tplc="0C0A0005" w:tentative="1">
+      <w:start w:val="1"/>
+      <w:numFmt w:val="bullet"/>
+      <w:lvlText w:val=""/>
+      <w:lvlJc w:val="left"/>
+      <w:pPr>
+        <w:ind w:left="4608" w:hanging="360"/>
+      </w:pPr>
+      <w:rPr>
+        <w:rFonts w:ascii="Wingdings" w:hAnsi="Wingdings" w:hint="default"/>
+      </w:rPr>
+    </w:lvl>
+    <w:lvl w:ilvl="6" w:tplc="0C0A0001" w:tentative="1">
+      <w:start w:val="1"/>
+      <w:numFmt w:val="bullet"/>
+      <w:lvlText w:val=""/>
+      <w:lvlJc w:val="left"/>
+      <w:pPr>
+        <w:ind w:left="5328" w:hanging="360"/>
+      </w:pPr>
+      <w:rPr>
+        <w:rFonts w:ascii="Symbol" w:hAnsi="Symbol" w:hint="default"/>
+      </w:rPr>
+    </w:lvl>
+    <w:lvl w:ilvl="7" w:tplc="0C0A0003" w:tentative="1">
+      <w:start w:val="1"/>
+      <w:numFmt w:val="bullet"/>
+      <w:lvlText w:val="o"/>
+      <w:lvlJc w:val="left"/>
+      <w:pPr>
+        <w:ind w:left="6048" w:hanging="360"/>
+      </w:pPr>
+      <w:rPr>
+        <w:rFonts w:ascii="Courier New" w:hAnsi="Courier New" w:cs="Courier New" w:hint="default"/>
+      </w:rPr>
+    </w:lvl>
+    <w:lvl w:ilvl="8" w:tplc="0C0A0005" w:tentative="1">
+      <w:start w:val="1"/>
+      <w:numFmt w:val="bullet"/>
+      <w:lvlText w:val=""/>
+      <w:lvlJc w:val="left"/>
+      <w:pPr>
+        <w:ind w:left="6768" w:hanging="360"/>
+      </w:pPr>
+      <w:rPr>
+        <w:rFonts w:ascii="Wingdings" w:hAnsi="Wingdings" w:hint="default"/>
+      </w:rPr>
+    </w:lvl>
+  </w:abstractNum>
+  <w:abstractNum w:abstractNumId="23" w15:restartNumberingAfterBreak="0">
+    <w:nsid w:val="6554056E"/>
+    <w:multiLevelType w:val="hybridMultilevel"/>
+    <w:tmpl w:val="EB72130E"/>
+    <w:lvl w:ilvl="0" w:tplc="0C0A0001">
+      <w:start w:val="1"/>
+      <w:numFmt w:val="bullet"/>
+      <w:lvlText w:val=""/>
+      <w:lvlJc w:val="left"/>
+      <w:pPr>
+        <w:ind w:left="720" w:hanging="360"/>
+      </w:pPr>
+      <w:rPr>
+        <w:rFonts w:ascii="Symbol" w:hAnsi="Symbol" w:hint="default"/>
+      </w:rPr>
+    </w:lvl>
+    <w:lvl w:ilvl="1" w:tplc="0C0A0003" w:tentative="1">
+      <w:start w:val="1"/>
+      <w:numFmt w:val="bullet"/>
+      <w:lvlText w:val="o"/>
+      <w:lvlJc w:val="left"/>
+      <w:pPr>
+        <w:ind w:left="1440" w:hanging="360"/>
+      </w:pPr>
+      <w:rPr>
+        <w:rFonts w:ascii="Courier New" w:hAnsi="Courier New" w:cs="Courier New" w:hint="default"/>
+      </w:rPr>
+    </w:lvl>
+    <w:lvl w:ilvl="2" w:tplc="0C0A0005" w:tentative="1">
+      <w:start w:val="1"/>
+      <w:numFmt w:val="bullet"/>
+      <w:lvlText w:val=""/>
+      <w:lvlJc w:val="left"/>
+      <w:pPr>
+        <w:ind w:left="2160" w:hanging="360"/>
+      </w:pPr>
+      <w:rPr>
+        <w:rFonts w:ascii="Wingdings" w:hAnsi="Wingdings" w:hint="default"/>
+      </w:rPr>
+    </w:lvl>
+    <w:lvl w:ilvl="3" w:tplc="0C0A0001" w:tentative="1">
+      <w:start w:val="1"/>
+      <w:numFmt w:val="bullet"/>
+      <w:lvlText w:val=""/>
+      <w:lvlJc w:val="left"/>
+      <w:pPr>
+        <w:ind w:left="2880" w:hanging="360"/>
+      </w:pPr>
+      <w:rPr>
+        <w:rFonts w:ascii="Symbol" w:hAnsi="Symbol" w:hint="default"/>
+      </w:rPr>
+    </w:lvl>
+    <w:lvl w:ilvl="4" w:tplc="0C0A0003" w:tentative="1">
+      <w:start w:val="1"/>
+      <w:numFmt w:val="bullet"/>
+      <w:lvlText w:val="o"/>
+      <w:lvlJc w:val="left"/>
+      <w:pPr>
+        <w:ind w:left="3600" w:hanging="360"/>
+      </w:pPr>
+      <w:rPr>
+        <w:rFonts w:ascii="Courier New" w:hAnsi="Courier New" w:cs="Courier New" w:hint="default"/>
+      </w:rPr>
+    </w:lvl>
+    <w:lvl w:ilvl="5" w:tplc="0C0A0005" w:tentative="1">
+      <w:start w:val="1"/>
+      <w:numFmt w:val="bullet"/>
+      <w:lvlText w:val=""/>
+      <w:lvlJc w:val="left"/>
+      <w:pPr>
+        <w:ind w:left="4320" w:hanging="360"/>
+      </w:pPr>
+      <w:rPr>
+        <w:rFonts w:ascii="Wingdings" w:hAnsi="Wingdings" w:hint="default"/>
+      </w:rPr>
+    </w:lvl>
+    <w:lvl w:ilvl="6" w:tplc="0C0A0001" w:tentative="1">
+      <w:start w:val="1"/>
+      <w:numFmt w:val="bullet"/>
+      <w:lvlText w:val=""/>
+      <w:lvlJc w:val="left"/>
+      <w:pPr>
+        <w:ind w:left="5040" w:hanging="360"/>
+      </w:pPr>
+      <w:rPr>
+        <w:rFonts w:ascii="Symbol" w:hAnsi="Symbol" w:hint="default"/>
+      </w:rPr>
+    </w:lvl>
+    <w:lvl w:ilvl="7" w:tplc="0C0A0003" w:tentative="1">
+      <w:start w:val="1"/>
+      <w:numFmt w:val="bullet"/>
+      <w:lvlText w:val="o"/>
+      <w:lvlJc w:val="left"/>
+      <w:pPr>
+        <w:ind w:left="5760" w:hanging="360"/>
+      </w:pPr>
+      <w:rPr>
+        <w:rFonts w:ascii="Courier New" w:hAnsi="Courier New" w:cs="Courier New" w:hint="default"/>
+      </w:rPr>
+    </w:lvl>
+    <w:lvl w:ilvl="8" w:tplc="0C0A0005" w:tentative="1">
+      <w:start w:val="1"/>
+      <w:numFmt w:val="bullet"/>
+      <w:lvlText w:val=""/>
+      <w:lvlJc w:val="left"/>
+      <w:pPr>
+        <w:ind w:left="6480" w:hanging="360"/>
+      </w:pPr>
+      <w:rPr>
+        <w:rFonts w:ascii="Wingdings" w:hAnsi="Wingdings" w:hint="default"/>
+      </w:rPr>
+    </w:lvl>
+  </w:abstractNum>
+  <w:abstractNum w:abstractNumId="24" w15:restartNumberingAfterBreak="0">
     <w:nsid w:val="69F64969"/>
     <w:multiLevelType w:val="multilevel"/>
     <w:tmpl w:val="F3DCD434"/>
@@ -5930,7 +7052,7 @@
       </w:rPr>
     </w:lvl>
   </w:abstractNum>
-  <w:abstractNum w:abstractNumId="23" w15:restartNumberingAfterBreak="0">
+  <w:abstractNum w:abstractNumId="25" w15:restartNumberingAfterBreak="0">
     <w:nsid w:val="6AF04E9F"/>
     <w:multiLevelType w:val="multilevel"/>
     <w:tmpl w:val="D37A66B6"/>
@@ -6027,7 +7149,7 @@
       </w:pPr>
     </w:lvl>
   </w:abstractNum>
-  <w:abstractNum w:abstractNumId="24" w15:restartNumberingAfterBreak="0">
+  <w:abstractNum w:abstractNumId="26" w15:restartNumberingAfterBreak="0">
     <w:nsid w:val="72090DB0"/>
     <w:multiLevelType w:val="multilevel"/>
     <w:tmpl w:val="9AC4BB36"/>
@@ -6136,7 +7258,7 @@
       </w:pPr>
     </w:lvl>
   </w:abstractNum>
-  <w:abstractNum w:abstractNumId="25" w15:restartNumberingAfterBreak="0">
+  <w:abstractNum w:abstractNumId="27" w15:restartNumberingAfterBreak="0">
     <w:nsid w:val="73F53EDC"/>
     <w:multiLevelType w:val="multilevel"/>
     <w:tmpl w:val="61DA561A"/>
@@ -6223,7 +7345,7 @@
       </w:pPr>
     </w:lvl>
   </w:abstractNum>
-  <w:abstractNum w:abstractNumId="26" w15:restartNumberingAfterBreak="0">
+  <w:abstractNum w:abstractNumId="28" w15:restartNumberingAfterBreak="0">
     <w:nsid w:val="7FA652C0"/>
     <w:multiLevelType w:val="multilevel"/>
     <w:tmpl w:val="AAF0228E"/>
@@ -6350,10 +7472,10 @@
     <w:abstractNumId w:val="20"/>
   </w:num>
   <w:num w:numId="13" w16cid:durableId="971984543">
-    <w:abstractNumId w:val="22"/>
+    <w:abstractNumId w:val="24"/>
   </w:num>
   <w:num w:numId="14" w16cid:durableId="1429543118">
-    <w:abstractNumId w:val="25"/>
+    <w:abstractNumId w:val="27"/>
   </w:num>
   <w:num w:numId="15" w16cid:durableId="322243936">
     <w:abstractNumId w:val="19"/>
@@ -6371,16 +7493,16 @@
     <w:abstractNumId w:val="17"/>
   </w:num>
   <w:num w:numId="20" w16cid:durableId="88353451">
-    <w:abstractNumId w:val="26"/>
+    <w:abstractNumId w:val="28"/>
   </w:num>
   <w:num w:numId="21" w16cid:durableId="1573546006">
     <w:abstractNumId w:val="7"/>
   </w:num>
   <w:num w:numId="22" w16cid:durableId="1313485035">
-    <w:abstractNumId w:val="24"/>
+    <w:abstractNumId w:val="26"/>
   </w:num>
   <w:num w:numId="23" w16cid:durableId="1680962751">
-    <w:abstractNumId w:val="23"/>
+    <w:abstractNumId w:val="25"/>
   </w:num>
   <w:num w:numId="24" w16cid:durableId="788280934">
     <w:abstractNumId w:val="2"/>
@@ -6407,7 +7529,7 @@
     <w:abstractNumId w:val="11"/>
   </w:num>
   <w:num w:numId="31" w16cid:durableId="1550335370">
-    <w:abstractNumId w:val="22"/>
+    <w:abstractNumId w:val="24"/>
   </w:num>
   <w:num w:numId="32" w16cid:durableId="441456017">
     <w:abstractNumId w:val="10"/>
@@ -6419,10 +7541,16 @@
     <w:abstractNumId w:val="2"/>
   </w:num>
   <w:num w:numId="34" w16cid:durableId="173500285">
-    <w:abstractNumId w:val="23"/>
+    <w:abstractNumId w:val="25"/>
     <w:lvlOverride w:ilvl="0">
       <w:startOverride w:val="1"/>
     </w:lvlOverride>
+  </w:num>
+  <w:num w:numId="35" w16cid:durableId="1662200336">
+    <w:abstractNumId w:val="22"/>
+  </w:num>
+  <w:num w:numId="36" w16cid:durableId="1352025084">
+    <w:abstractNumId w:val="23"/>
   </w:num>
 </w:numbering>
 </file>
@@ -6833,7 +7961,7 @@
       <w:lang w:val="es-ES"/>
     </w:rPr>
   </w:style>
-  <w:style w:type="paragraph" w:styleId="Heading1">
+  <w:style w:type="paragraph" w:styleId="Ttulo1">
     <w:name w:val="heading 1"/>
     <w:basedOn w:val="Standard"/>
     <w:next w:val="Standard"/>
@@ -6856,7 +7984,7 @@
       <w:lang w:eastAsia="en-US"/>
     </w:rPr>
   </w:style>
-  <w:style w:type="paragraph" w:styleId="Heading2">
+  <w:style w:type="paragraph" w:styleId="Ttulo2">
     <w:name w:val="heading 2"/>
     <w:basedOn w:val="Standard"/>
     <w:next w:val="Standard"/>
@@ -6883,7 +8011,7 @@
       <w:lang w:eastAsia="en-US"/>
     </w:rPr>
   </w:style>
-  <w:style w:type="paragraph" w:styleId="Heading3">
+  <w:style w:type="paragraph" w:styleId="Ttulo3">
     <w:name w:val="heading 3"/>
     <w:basedOn w:val="Standard"/>
     <w:next w:val="Standard"/>
@@ -6905,7 +8033,7 @@
       <w:lang w:eastAsia="en-US"/>
     </w:rPr>
   </w:style>
-  <w:style w:type="paragraph" w:styleId="Heading4">
+  <w:style w:type="paragraph" w:styleId="Ttulo4">
     <w:name w:val="heading 4"/>
     <w:basedOn w:val="Standard"/>
     <w:next w:val="Standard"/>
@@ -6930,7 +8058,7 @@
       <w:lang w:eastAsia="en-US"/>
     </w:rPr>
   </w:style>
-  <w:style w:type="paragraph" w:styleId="Heading5">
+  <w:style w:type="paragraph" w:styleId="Ttulo5">
     <w:name w:val="heading 5"/>
     <w:basedOn w:val="Standard"/>
     <w:next w:val="Standard"/>
@@ -6949,13 +8077,12 @@
       <w:lang w:eastAsia="en-US"/>
     </w:rPr>
   </w:style>
-  <w:style w:type="character" w:default="1" w:styleId="DefaultParagraphFont">
+  <w:style w:type="character" w:default="1" w:styleId="Fuentedeprrafopredeter">
     <w:name w:val="Default Paragraph Font"/>
     <w:uiPriority w:val="1"/>
-    <w:semiHidden/>
     <w:unhideWhenUsed/>
   </w:style>
-  <w:style w:type="table" w:default="1" w:styleId="TableNormal">
+  <w:style w:type="table" w:default="1" w:styleId="Tablanormal">
     <w:name w:val="Normal Table"/>
     <w:uiPriority w:val="99"/>
     <w:semiHidden/>
@@ -6970,7 +8097,7 @@
       </w:tblCellMar>
     </w:tblPr>
   </w:style>
-  <w:style w:type="numbering" w:default="1" w:styleId="NoList">
+  <w:style w:type="numbering" w:default="1" w:styleId="Sinlista">
     <w:name w:val="No List"/>
     <w:uiPriority w:val="99"/>
     <w:semiHidden/>
@@ -6978,7 +8105,7 @@
   </w:style>
   <w:style w:type="numbering" w:customStyle="1" w:styleId="Outline">
     <w:name w:val="Outline"/>
-    <w:basedOn w:val="NoList"/>
+    <w:basedOn w:val="Sinlista"/>
     <w:pPr>
       <w:numPr>
         <w:numId w:val="1"/>
@@ -7027,7 +8154,7 @@
       <w:spacing w:val="-1"/>
     </w:rPr>
   </w:style>
-  <w:style w:type="paragraph" w:styleId="List">
+  <w:style w:type="paragraph" w:styleId="Lista">
     <w:name w:val="List"/>
     <w:basedOn w:val="Textbody"/>
     <w:rPr>
@@ -7035,7 +8162,7 @@
       <w:sz w:val="24"/>
     </w:rPr>
   </w:style>
-  <w:style w:type="paragraph" w:styleId="Caption">
+  <w:style w:type="paragraph" w:styleId="Descripcin">
     <w:name w:val="caption"/>
     <w:basedOn w:val="Standard"/>
     <w:next w:val="Standard"/>
@@ -7302,7 +8429,7 @@
       <w:i/>
     </w:rPr>
   </w:style>
-  <w:style w:type="paragraph" w:styleId="Header">
+  <w:style w:type="paragraph" w:styleId="Encabezado">
     <w:name w:val="header"/>
     <w:basedOn w:val="Standard"/>
     <w:pPr>
@@ -7312,7 +8439,7 @@
       </w:tabs>
     </w:pPr>
   </w:style>
-  <w:style w:type="paragraph" w:styleId="Footer">
+  <w:style w:type="paragraph" w:styleId="Piedepgina">
     <w:name w:val="footer"/>
     <w:basedOn w:val="Standard"/>
     <w:pPr>
@@ -7771,11 +8898,11 @@
   </w:style>
   <w:style w:type="character" w:customStyle="1" w:styleId="EncabezadoCar">
     <w:name w:val="Encabezado Car"/>
-    <w:basedOn w:val="DefaultParagraphFont"/>
+    <w:basedOn w:val="Fuentedeprrafopredeter"/>
   </w:style>
   <w:style w:type="character" w:customStyle="1" w:styleId="PiedepginaCar">
     <w:name w:val="Pie de página Car"/>
-    <w:basedOn w:val="DefaultParagraphFont"/>
+    <w:basedOn w:val="Fuentedeprrafopredeter"/>
   </w:style>
   <w:style w:type="character" w:customStyle="1" w:styleId="Internetlink">
     <w:name w:val="Internet link"/>
@@ -7786,7 +8913,7 @@
   </w:style>
   <w:style w:type="numbering" w:customStyle="1" w:styleId="WW8Num1">
     <w:name w:val="WW8Num1"/>
-    <w:basedOn w:val="NoList"/>
+    <w:basedOn w:val="Sinlista"/>
     <w:pPr>
       <w:numPr>
         <w:numId w:val="2"/>
@@ -7795,7 +8922,7 @@
   </w:style>
   <w:style w:type="numbering" w:customStyle="1" w:styleId="WW8Num2">
     <w:name w:val="WW8Num2"/>
-    <w:basedOn w:val="NoList"/>
+    <w:basedOn w:val="Sinlista"/>
     <w:pPr>
       <w:numPr>
         <w:numId w:val="3"/>
@@ -7804,7 +8931,7 @@
   </w:style>
   <w:style w:type="numbering" w:customStyle="1" w:styleId="WW8Num3">
     <w:name w:val="WW8Num3"/>
-    <w:basedOn w:val="NoList"/>
+    <w:basedOn w:val="Sinlista"/>
     <w:pPr>
       <w:numPr>
         <w:numId w:val="4"/>
@@ -7813,7 +8940,7 @@
   </w:style>
   <w:style w:type="numbering" w:customStyle="1" w:styleId="WW8Num4">
     <w:name w:val="WW8Num4"/>
-    <w:basedOn w:val="NoList"/>
+    <w:basedOn w:val="Sinlista"/>
     <w:pPr>
       <w:numPr>
         <w:numId w:val="5"/>
@@ -7822,7 +8949,7 @@
   </w:style>
   <w:style w:type="numbering" w:customStyle="1" w:styleId="WW8Num5">
     <w:name w:val="WW8Num5"/>
-    <w:basedOn w:val="NoList"/>
+    <w:basedOn w:val="Sinlista"/>
     <w:pPr>
       <w:numPr>
         <w:numId w:val="6"/>
@@ -7831,7 +8958,7 @@
   </w:style>
   <w:style w:type="numbering" w:customStyle="1" w:styleId="WW8Num6">
     <w:name w:val="WW8Num6"/>
-    <w:basedOn w:val="NoList"/>
+    <w:basedOn w:val="Sinlista"/>
     <w:pPr>
       <w:numPr>
         <w:numId w:val="7"/>
@@ -7840,7 +8967,7 @@
   </w:style>
   <w:style w:type="numbering" w:customStyle="1" w:styleId="WW8Num7">
     <w:name w:val="WW8Num7"/>
-    <w:basedOn w:val="NoList"/>
+    <w:basedOn w:val="Sinlista"/>
     <w:pPr>
       <w:numPr>
         <w:numId w:val="8"/>
@@ -7849,7 +8976,7 @@
   </w:style>
   <w:style w:type="numbering" w:customStyle="1" w:styleId="WW8Num8">
     <w:name w:val="WW8Num8"/>
-    <w:basedOn w:val="NoList"/>
+    <w:basedOn w:val="Sinlista"/>
     <w:pPr>
       <w:numPr>
         <w:numId w:val="9"/>
@@ -7858,7 +8985,7 @@
   </w:style>
   <w:style w:type="numbering" w:customStyle="1" w:styleId="WW8Num9">
     <w:name w:val="WW8Num9"/>
-    <w:basedOn w:val="NoList"/>
+    <w:basedOn w:val="Sinlista"/>
     <w:pPr>
       <w:numPr>
         <w:numId w:val="10"/>
@@ -7867,7 +8994,7 @@
   </w:style>
   <w:style w:type="numbering" w:customStyle="1" w:styleId="WW8Num10">
     <w:name w:val="WW8Num10"/>
-    <w:basedOn w:val="NoList"/>
+    <w:basedOn w:val="Sinlista"/>
     <w:pPr>
       <w:numPr>
         <w:numId w:val="11"/>
@@ -7876,7 +9003,7 @@
   </w:style>
   <w:style w:type="numbering" w:customStyle="1" w:styleId="WW8Num11">
     <w:name w:val="WW8Num11"/>
-    <w:basedOn w:val="NoList"/>
+    <w:basedOn w:val="Sinlista"/>
     <w:pPr>
       <w:numPr>
         <w:numId w:val="12"/>
@@ -7885,7 +9012,7 @@
   </w:style>
   <w:style w:type="numbering" w:customStyle="1" w:styleId="WW8Num12">
     <w:name w:val="WW8Num12"/>
-    <w:basedOn w:val="NoList"/>
+    <w:basedOn w:val="Sinlista"/>
     <w:pPr>
       <w:numPr>
         <w:numId w:val="13"/>
@@ -7894,7 +9021,7 @@
   </w:style>
   <w:style w:type="numbering" w:customStyle="1" w:styleId="WW8Num13">
     <w:name w:val="WW8Num13"/>
-    <w:basedOn w:val="NoList"/>
+    <w:basedOn w:val="Sinlista"/>
     <w:pPr>
       <w:numPr>
         <w:numId w:val="14"/>
@@ -7903,7 +9030,7 @@
   </w:style>
   <w:style w:type="numbering" w:customStyle="1" w:styleId="WW8Num14">
     <w:name w:val="WW8Num14"/>
-    <w:basedOn w:val="NoList"/>
+    <w:basedOn w:val="Sinlista"/>
     <w:pPr>
       <w:numPr>
         <w:numId w:val="15"/>
@@ -7912,7 +9039,7 @@
   </w:style>
   <w:style w:type="numbering" w:customStyle="1" w:styleId="WW8Num15">
     <w:name w:val="WW8Num15"/>
-    <w:basedOn w:val="NoList"/>
+    <w:basedOn w:val="Sinlista"/>
     <w:pPr>
       <w:numPr>
         <w:numId w:val="16"/>
@@ -7921,7 +9048,7 @@
   </w:style>
   <w:style w:type="numbering" w:customStyle="1" w:styleId="WW8Num16">
     <w:name w:val="WW8Num16"/>
-    <w:basedOn w:val="NoList"/>
+    <w:basedOn w:val="Sinlista"/>
     <w:pPr>
       <w:numPr>
         <w:numId w:val="17"/>
@@ -7930,7 +9057,7 @@
   </w:style>
   <w:style w:type="numbering" w:customStyle="1" w:styleId="WW8Num17">
     <w:name w:val="WW8Num17"/>
-    <w:basedOn w:val="NoList"/>
+    <w:basedOn w:val="Sinlista"/>
     <w:pPr>
       <w:numPr>
         <w:numId w:val="18"/>
@@ -7939,7 +9066,7 @@
   </w:style>
   <w:style w:type="numbering" w:customStyle="1" w:styleId="WW8Num18">
     <w:name w:val="WW8Num18"/>
-    <w:basedOn w:val="NoList"/>
+    <w:basedOn w:val="Sinlista"/>
     <w:pPr>
       <w:numPr>
         <w:numId w:val="19"/>
@@ -7948,7 +9075,7 @@
   </w:style>
   <w:style w:type="numbering" w:customStyle="1" w:styleId="WW8Num19">
     <w:name w:val="WW8Num19"/>
-    <w:basedOn w:val="NoList"/>
+    <w:basedOn w:val="Sinlista"/>
     <w:pPr>
       <w:numPr>
         <w:numId w:val="20"/>
@@ -7957,7 +9084,7 @@
   </w:style>
   <w:style w:type="numbering" w:customStyle="1" w:styleId="WW8Num20">
     <w:name w:val="WW8Num20"/>
-    <w:basedOn w:val="NoList"/>
+    <w:basedOn w:val="Sinlista"/>
     <w:pPr>
       <w:numPr>
         <w:numId w:val="21"/>
@@ -7966,7 +9093,7 @@
   </w:style>
   <w:style w:type="numbering" w:customStyle="1" w:styleId="WW8Num21">
     <w:name w:val="WW8Num21"/>
-    <w:basedOn w:val="NoList"/>
+    <w:basedOn w:val="Sinlista"/>
     <w:pPr>
       <w:numPr>
         <w:numId w:val="22"/>
@@ -7975,7 +9102,7 @@
   </w:style>
   <w:style w:type="numbering" w:customStyle="1" w:styleId="WW8Num22">
     <w:name w:val="WW8Num22"/>
-    <w:basedOn w:val="NoList"/>
+    <w:basedOn w:val="Sinlista"/>
     <w:pPr>
       <w:numPr>
         <w:numId w:val="23"/>
@@ -7984,7 +9111,7 @@
   </w:style>
   <w:style w:type="numbering" w:customStyle="1" w:styleId="WW8Num23">
     <w:name w:val="WW8Num23"/>
-    <w:basedOn w:val="NoList"/>
+    <w:basedOn w:val="Sinlista"/>
     <w:pPr>
       <w:numPr>
         <w:numId w:val="24"/>
@@ -7993,7 +9120,7 @@
   </w:style>
   <w:style w:type="numbering" w:customStyle="1" w:styleId="WW8Num24">
     <w:name w:val="WW8Num24"/>
-    <w:basedOn w:val="NoList"/>
+    <w:basedOn w:val="Sinlista"/>
     <w:pPr>
       <w:numPr>
         <w:numId w:val="25"/>
@@ -8002,7 +9129,7 @@
   </w:style>
   <w:style w:type="numbering" w:customStyle="1" w:styleId="WW8Num25">
     <w:name w:val="WW8Num25"/>
-    <w:basedOn w:val="NoList"/>
+    <w:basedOn w:val="Sinlista"/>
     <w:pPr>
       <w:numPr>
         <w:numId w:val="26"/>
@@ -8011,16 +9138,16 @@
   </w:style>
   <w:style w:type="numbering" w:customStyle="1" w:styleId="WW8Num26">
     <w:name w:val="WW8Num26"/>
-    <w:basedOn w:val="NoList"/>
+    <w:basedOn w:val="Sinlista"/>
     <w:pPr>
       <w:numPr>
         <w:numId w:val="27"/>
       </w:numPr>
     </w:pPr>
   </w:style>
-  <w:style w:type="character" w:styleId="Hyperlink">
+  <w:style w:type="character" w:styleId="Hipervnculo">
     <w:name w:val="Hyperlink"/>
-    <w:basedOn w:val="DefaultParagraphFont"/>
+    <w:basedOn w:val="Fuentedeprrafopredeter"/>
     <w:uiPriority w:val="99"/>
     <w:unhideWhenUsed/>
     <w:rsid w:val="00731F7B"/>
@@ -8029,9 +9156,9 @@
       <w:u w:val="single"/>
     </w:rPr>
   </w:style>
-  <w:style w:type="character" w:styleId="UnresolvedMention">
+  <w:style w:type="character" w:styleId="Mencinsinresolver">
     <w:name w:val="Unresolved Mention"/>
-    <w:basedOn w:val="DefaultParagraphFont"/>
+    <w:basedOn w:val="Fuentedeprrafopredeter"/>
     <w:uiPriority w:val="99"/>
     <w:semiHidden/>
     <w:unhideWhenUsed/>
@@ -8043,23 +9170,35 @@
   </w:style>
   <w:style w:type="character" w:customStyle="1" w:styleId="citation-230">
     <w:name w:val="citation-230"/>
-    <w:basedOn w:val="DefaultParagraphFont"/>
+    <w:basedOn w:val="Fuentedeprrafopredeter"/>
     <w:rsid w:val="003F7341"/>
   </w:style>
   <w:style w:type="character" w:customStyle="1" w:styleId="citation-229">
     <w:name w:val="citation-229"/>
-    <w:basedOn w:val="DefaultParagraphFont"/>
+    <w:basedOn w:val="Fuentedeprrafopredeter"/>
     <w:rsid w:val="003F7341"/>
   </w:style>
   <w:style w:type="character" w:customStyle="1" w:styleId="citation-228">
     <w:name w:val="citation-228"/>
-    <w:basedOn w:val="DefaultParagraphFont"/>
+    <w:basedOn w:val="Fuentedeprrafopredeter"/>
     <w:rsid w:val="003F7341"/>
   </w:style>
   <w:style w:type="character" w:customStyle="1" w:styleId="math-inline">
     <w:name w:val="math-inline"/>
-    <w:basedOn w:val="DefaultParagraphFont"/>
+    <w:basedOn w:val="Fuentedeprrafopredeter"/>
     <w:rsid w:val="003F7341"/>
+  </w:style>
+  <w:style w:type="character" w:styleId="Hipervnculovisitado">
+    <w:name w:val="FollowedHyperlink"/>
+    <w:basedOn w:val="Fuentedeprrafopredeter"/>
+    <w:uiPriority w:val="99"/>
+    <w:semiHidden/>
+    <w:unhideWhenUsed/>
+    <w:rsid w:val="003E1F95"/>
+    <w:rPr>
+      <w:color w:val="96607D" w:themeColor="followedHyperlink"/>
+      <w:u w:val="single"/>
+    </w:rPr>
   </w:style>
 </w:styles>
 </file>

--- a/Senku-Memoria.docx
+++ b/Senku-Memoria.docx
@@ -104,23 +104,13 @@
         </w:rPr>
         <w:br/>
       </w:r>
-      <w:proofErr w:type="spellStart"/>
       <w:r>
         <w:rPr>
           <w:sz w:val="18"/>
           <w:szCs w:val="18"/>
           <w:lang w:val="es-ES"/>
         </w:rPr>
-        <w:t>Sevilla</w:t>
-      </w:r>
-      <w:proofErr w:type="spellEnd"/>
-      <w:r>
-        <w:rPr>
-          <w:sz w:val="18"/>
-          <w:szCs w:val="18"/>
-          <w:lang w:val="es-ES"/>
-        </w:rPr>
-        <w:t>, España</w:t>
+        <w:t>Sevilla, España</w:t>
       </w:r>
       <w:r>
         <w:rPr>
@@ -217,23 +207,13 @@
         </w:rPr>
         <w:br/>
       </w:r>
-      <w:proofErr w:type="spellStart"/>
       <w:r>
         <w:rPr>
           <w:sz w:val="18"/>
           <w:szCs w:val="18"/>
           <w:lang w:val="es-ES"/>
         </w:rPr>
-        <w:t>Sevilla</w:t>
-      </w:r>
-      <w:proofErr w:type="spellEnd"/>
-      <w:r>
-        <w:rPr>
-          <w:sz w:val="18"/>
-          <w:szCs w:val="18"/>
-          <w:lang w:val="es-ES"/>
-        </w:rPr>
-        <w:t>, España</w:t>
+        <w:t>Sevilla, España</w:t>
       </w:r>
       <w:r>
         <w:rPr>
@@ -988,21 +968,7 @@
         <w:rPr>
           <w:lang w:val="es-ES"/>
         </w:rPr>
-        <w:t xml:space="preserve">En el primer caso , esta página se estudia el juego senku desde una vista tanto recreativa como computacional. Una de las partes más importantes en la de Computacional Serach </w:t>
-      </w:r>
-      <w:proofErr w:type="spellStart"/>
-      <w:r>
-        <w:rPr>
-          <w:lang w:val="es-ES"/>
-        </w:rPr>
-        <w:t>Techniques</w:t>
-      </w:r>
-      <w:proofErr w:type="spellEnd"/>
-      <w:r>
-        <w:rPr>
-          <w:lang w:val="es-ES"/>
-        </w:rPr>
-        <w:t>, donde explica cómo los algoritmos de búsqueda en espacio de estados se utilizan para resolver el juego automáticamente</w:t>
+        <w:t>En el primer caso , esta página se estudia el juego senku desde una vista tanto recreativa como computacional. Una de las partes más importantes en la de Computacional Serach Techniques, donde explica cómo los algoritmos de búsqueda en espacio de estados se utilizan para resolver el juego automáticamente</w:t>
       </w:r>
       <w:r>
         <w:rPr>
@@ -1098,21 +1064,7 @@
         <w:rPr>
           <w:lang w:val="es-ES"/>
         </w:rPr>
-        <w:t xml:space="preserve">. Esta página junto a la anterior nos </w:t>
-      </w:r>
-      <w:proofErr w:type="spellStart"/>
-      <w:r>
-        <w:rPr>
-          <w:lang w:val="es-ES"/>
-        </w:rPr>
-        <w:t>ayudo</w:t>
-      </w:r>
-      <w:proofErr w:type="spellEnd"/>
-      <w:r>
-        <w:rPr>
-          <w:lang w:val="es-ES"/>
-        </w:rPr>
-        <w:t xml:space="preserve"> a demostrar que la variante 1 no estaba bien planteada.</w:t>
+        <w:t>. Esta página junto a la anterior nos ayudo a demostrar que la variante 1 no estaba bien planteada.</w:t>
       </w:r>
     </w:p>
     <w:p>
@@ -1189,19 +1141,7 @@
         <w:rPr>
           <w:lang w:val="es-ES"/>
         </w:rPr>
-        <w:t xml:space="preserve">se ha seguido el tipo de trabajo que se enseñó en la práctica cuatro del tema de planificación automática, se ha definido el dominio con las funciones que nos enseñaron de la librería </w:t>
-      </w:r>
-      <w:r>
-        <w:rPr>
-          <w:lang w:val="es-ES"/>
-        </w:rPr>
-        <w:t>unified_planning</w:t>
-      </w:r>
-      <w:r>
-        <w:rPr>
-          <w:lang w:val="es-ES"/>
-        </w:rPr>
-        <w:t>, se continúa creando las instancias de l</w:t>
+        <w:t>se ha seguido el tipo de trabajo que se enseñó en la práctica cuatro del tema de planificación automática, se ha definido el dominio con las funciones que nos enseñaron de la librería unified_planning, se continúa creando las instancias de l</w:t>
       </w:r>
       <w:r>
         <w:rPr>
@@ -1235,6 +1175,12 @@
         </w:rPr>
         <w:t xml:space="preserve"> se ha utilizado de base la creación del dominio y de las diferentes instancias, y se han creado principalmente una función que realiza el algoritmo de Beam Search que se explica más adelante. Junto con este algoritmo y algunas funciones auxiliares se ha llegado al objetivo de solucionar las cinco variantes del senku señaladas en las instrucciones del trabajo. Para llegar a solucionarlas se ha ido optimizando el algoritmo y la heurística pagoda mediante el estudio de ambos en las páginas referenciadas anteriormente y nuestra propia experimentación, es decir, mediante ensayo y error.</w:t>
       </w:r>
+      <w:r>
+        <w:rPr>
+          <w:lang w:val="es-ES"/>
+        </w:rPr>
+        <w:t xml:space="preserve"> </w:t>
+      </w:r>
     </w:p>
     <w:p>
       <w:pPr>
@@ -1243,6 +1189,18 @@
           <w:lang w:val="es-ES"/>
         </w:rPr>
       </w:pPr>
+      <w:r>
+        <w:rPr>
+          <w:lang w:val="es-ES"/>
+        </w:rPr>
+        <w:t xml:space="preserve">En la siguiente imagen Fig. 1., se pueden ver las cinco variantes a las que nos hemos referido en los párrafos anteriores, siendo la figura 2 y 4 las más tradicionales y las figuras 1, 3 y 5 variantes también bastante conocidas, donde la primera </w:t>
+      </w:r>
+      <w:r>
+        <w:rPr>
+          <w:lang w:val="es-ES"/>
+        </w:rPr>
+        <w:t>no hay que llegar la celda inicial y en la 5 (explicar diferencias)</w:t>
+      </w:r>
     </w:p>
     <w:p>
       <w:pPr>
@@ -1254,6 +1212,7 @@
       </w:pPr>
       <w:r>
         <w:rPr>
+          <w:noProof/>
           <w:lang w:val="es-ES"/>
         </w:rPr>
         <w:drawing>
@@ -1313,14 +1272,32 @@
     </w:p>
     <w:p>
       <w:pPr>
-        <w:pStyle w:val="Textbody"/>
-        <w:rPr>
-          <w:lang w:val="es-ES"/>
-        </w:rPr>
-      </w:pPr>
-      <w:r>
-        <w:rPr>
-          <w:lang w:val="es-ES"/>
+        <w:pStyle w:val="figurecaption"/>
+        <w:numPr>
+          <w:ilvl w:val="0"/>
+          <w:numId w:val="0"/>
+        </w:numPr>
+        <w:rPr>
+          <w:sz w:val="20"/>
+          <w:szCs w:val="20"/>
+          <w:lang w:val="es-ES"/>
+        </w:rPr>
+      </w:pPr>
+    </w:p>
+    <w:p>
+      <w:pPr>
+        <w:pStyle w:val="figurecaption"/>
+        <w:numPr>
+          <w:ilvl w:val="0"/>
+          <w:numId w:val="0"/>
+        </w:numPr>
+        <w:rPr>
+          <w:lang w:val="es-ES"/>
+        </w:rPr>
+      </w:pPr>
+      <w:r>
+        <w:rPr>
+          <w:noProof/>
         </w:rPr>
         <mc:AlternateContent>
           <mc:Choice Requires="wps">
@@ -1639,22 +1616,7 @@
                                 <w:lang w:val="es-ES"/>
                               </w:rPr>
                               <w:tab/>
-                            </w:r>
-                            <w:proofErr w:type="spellStart"/>
-                            <w:r>
-                              <w:rPr>
-                                <w:sz w:val="18"/>
-                                <w:lang w:val="es-ES"/>
-                              </w:rPr>
-                              <w:t>for</w:t>
-                            </w:r>
-                            <w:proofErr w:type="spellEnd"/>
-                            <w:r>
-                              <w:rPr>
-                                <w:sz w:val="18"/>
-                                <w:lang w:val="es-ES"/>
-                              </w:rPr>
-                              <w:t>(estado e</w:t>
+                              <w:t>for(estado e</w:t>
                             </w:r>
                             <w:r>
                               <w:rPr>
@@ -1710,39 +1672,7 @@
                                 <w:lang w:val="es-ES"/>
                               </w:rPr>
                               <w:tab/>
-                              <w:t xml:space="preserve">     </w:t>
-                            </w:r>
-                            <w:proofErr w:type="spellStart"/>
-                            <w:r>
-                              <w:rPr>
-                                <w:sz w:val="18"/>
-                                <w:lang w:val="es-ES"/>
-                              </w:rPr>
-                              <w:t>for</w:t>
-                            </w:r>
-                            <w:proofErr w:type="spellEnd"/>
-                            <w:r>
-                              <w:rPr>
-                                <w:sz w:val="18"/>
-                                <w:lang w:val="es-ES"/>
-                              </w:rPr>
-                              <w:t>(</w:t>
-                            </w:r>
-                            <w:proofErr w:type="spellStart"/>
-                            <w:r>
-                              <w:rPr>
-                                <w:sz w:val="18"/>
-                                <w:lang w:val="es-ES"/>
-                              </w:rPr>
-                              <w:t>mov</w:t>
-                            </w:r>
-                            <w:proofErr w:type="spellEnd"/>
-                            <w:r>
-                              <w:rPr>
-                                <w:sz w:val="18"/>
-                                <w:lang w:val="es-ES"/>
-                              </w:rPr>
-                              <w:t xml:space="preserve"> in MP):</w:t>
+                              <w:t xml:space="preserve">     for(mov in MP):</w:t>
                             </w:r>
                           </w:p>
                           <w:p>
@@ -1760,55 +1690,7 @@
                                 <w:lang w:val="es-ES"/>
                               </w:rPr>
                               <w:tab/>
-                              <w:t xml:space="preserve">          </w:t>
-                            </w:r>
-                            <w:proofErr w:type="spellStart"/>
-                            <w:r>
-                              <w:rPr>
-                                <w:sz w:val="18"/>
-                                <w:lang w:val="es-ES"/>
-                              </w:rPr>
-                              <w:t>nuevo_e</w:t>
-                            </w:r>
-                            <w:proofErr w:type="spellEnd"/>
-                            <w:r>
-                              <w:rPr>
-                                <w:sz w:val="18"/>
-                                <w:lang w:val="es-ES"/>
-                              </w:rPr>
-                              <w:t xml:space="preserve"> = </w:t>
-                            </w:r>
-                            <w:proofErr w:type="spellStart"/>
-                            <w:r>
-                              <w:rPr>
-                                <w:sz w:val="18"/>
-                                <w:lang w:val="es-ES"/>
-                              </w:rPr>
-                              <w:t>aplicar_mov</w:t>
-                            </w:r>
-                            <w:proofErr w:type="spellEnd"/>
-                            <w:r>
-                              <w:rPr>
-                                <w:sz w:val="18"/>
-                                <w:lang w:val="es-ES"/>
-                              </w:rPr>
-                              <w:t xml:space="preserve">(e, </w:t>
-                            </w:r>
-                            <w:proofErr w:type="spellStart"/>
-                            <w:r>
-                              <w:rPr>
-                                <w:sz w:val="18"/>
-                                <w:lang w:val="es-ES"/>
-                              </w:rPr>
-                              <w:t>mov</w:t>
-                            </w:r>
-                            <w:proofErr w:type="spellEnd"/>
-                            <w:r>
-                              <w:rPr>
-                                <w:sz w:val="18"/>
-                                <w:lang w:val="es-ES"/>
-                              </w:rPr>
-                              <w:t>)</w:t>
+                              <w:t xml:space="preserve">          nuevo_e = aplicar_mov(e, mov)</w:t>
                             </w:r>
                           </w:p>
                           <w:p>
@@ -1826,55 +1708,7 @@
                                 <w:lang w:val="es-ES"/>
                               </w:rPr>
                               <w:tab/>
-                              <w:t xml:space="preserve">          </w:t>
-                            </w:r>
-                            <w:proofErr w:type="spellStart"/>
-                            <w:r>
-                              <w:rPr>
-                                <w:sz w:val="18"/>
-                                <w:lang w:val="es-ES"/>
-                              </w:rPr>
-                              <w:t>nuevo_p</w:t>
-                            </w:r>
-                            <w:proofErr w:type="spellEnd"/>
-                            <w:r>
-                              <w:rPr>
-                                <w:sz w:val="18"/>
-                                <w:lang w:val="es-ES"/>
-                              </w:rPr>
-                              <w:t xml:space="preserve"> = </w:t>
-                            </w:r>
-                            <w:proofErr w:type="spellStart"/>
-                            <w:r>
-                              <w:rPr>
-                                <w:sz w:val="18"/>
-                                <w:lang w:val="es-ES"/>
-                              </w:rPr>
-                              <w:t>p.add</w:t>
-                            </w:r>
-                            <w:proofErr w:type="spellEnd"/>
-                            <w:r>
-                              <w:rPr>
-                                <w:sz w:val="18"/>
-                                <w:lang w:val="es-ES"/>
-                              </w:rPr>
-                              <w:t>(</w:t>
-                            </w:r>
-                            <w:proofErr w:type="spellStart"/>
-                            <w:r>
-                              <w:rPr>
-                                <w:sz w:val="18"/>
-                                <w:lang w:val="es-ES"/>
-                              </w:rPr>
-                              <w:t>mov</w:t>
-                            </w:r>
-                            <w:proofErr w:type="spellEnd"/>
-                            <w:r>
-                              <w:rPr>
-                                <w:sz w:val="18"/>
-                                <w:lang w:val="es-ES"/>
-                              </w:rPr>
-                              <w:t>)</w:t>
+                              <w:t xml:space="preserve">          nuevo_p = p.add(mov)</w:t>
                             </w:r>
                           </w:p>
                           <w:p>
@@ -1892,55 +1726,7 @@
                                 <w:lang w:val="es-ES"/>
                               </w:rPr>
                               <w:tab/>
-                              <w:t xml:space="preserve">          </w:t>
-                            </w:r>
-                            <w:proofErr w:type="spellStart"/>
-                            <w:r>
-                              <w:rPr>
-                                <w:sz w:val="18"/>
-                                <w:lang w:val="es-ES"/>
-                              </w:rPr>
-                              <w:t>if</w:t>
-                            </w:r>
-                            <w:proofErr w:type="spellEnd"/>
-                            <w:r>
-                              <w:rPr>
-                                <w:sz w:val="18"/>
-                                <w:lang w:val="es-ES"/>
-                              </w:rPr>
-                              <w:t>(</w:t>
-                            </w:r>
-                            <w:proofErr w:type="spellStart"/>
-                            <w:r>
-                              <w:rPr>
-                                <w:sz w:val="18"/>
-                                <w:lang w:val="es-ES"/>
-                              </w:rPr>
-                              <w:t>esSolucion</w:t>
-                            </w:r>
-                            <w:proofErr w:type="spellEnd"/>
-                            <w:r>
-                              <w:rPr>
-                                <w:sz w:val="18"/>
-                                <w:lang w:val="es-ES"/>
-                              </w:rPr>
-                              <w:t>(</w:t>
-                            </w:r>
-                            <w:proofErr w:type="spellStart"/>
-                            <w:r>
-                              <w:rPr>
-                                <w:sz w:val="18"/>
-                                <w:lang w:val="es-ES"/>
-                              </w:rPr>
-                              <w:t>nuevo_e</w:t>
-                            </w:r>
-                            <w:proofErr w:type="spellEnd"/>
-                            <w:r>
-                              <w:rPr>
-                                <w:sz w:val="18"/>
-                                <w:lang w:val="es-ES"/>
-                              </w:rPr>
-                              <w:t>)):</w:t>
+                              <w:t xml:space="preserve">          if(esSolucion(nuevo_e)):</w:t>
                             </w:r>
                           </w:p>
                           <w:p>
@@ -1965,81 +1751,7 @@
                                 <w:lang w:val="es-ES"/>
                               </w:rPr>
                               <w:tab/>
-                            </w:r>
-                            <w:proofErr w:type="spellStart"/>
-                            <w:r>
-                              <w:rPr>
-                                <w:sz w:val="18"/>
-                                <w:lang w:val="es-ES"/>
-                              </w:rPr>
-                              <w:t>return</w:t>
-                            </w:r>
-                            <w:proofErr w:type="spellEnd"/>
-                            <w:r>
-                              <w:rPr>
-                                <w:sz w:val="18"/>
-                                <w:lang w:val="es-ES"/>
-                              </w:rPr>
-                              <w:t xml:space="preserve"> </w:t>
-                            </w:r>
-                            <w:proofErr w:type="spellStart"/>
-                            <w:r>
-                              <w:rPr>
-                                <w:sz w:val="18"/>
-                                <w:lang w:val="es-ES"/>
-                              </w:rPr>
-                              <w:t>nuevo_p</w:t>
-                            </w:r>
-                            <w:proofErr w:type="spellEnd"/>
-                          </w:p>
-                          <w:p>
-                            <w:pPr>
-                              <w:pStyle w:val="Standard"/>
-                              <w:jc w:val="left"/>
-                              <w:rPr>
-                                <w:sz w:val="18"/>
-                                <w:lang w:val="es-ES"/>
-                              </w:rPr>
-                            </w:pPr>
-                            <w:r>
-                              <w:rPr>
-                                <w:sz w:val="18"/>
-                                <w:lang w:val="es-ES"/>
-                              </w:rPr>
-                              <w:tab/>
-                              <w:t xml:space="preserve">          h  = </w:t>
-                            </w:r>
-                            <w:proofErr w:type="spellStart"/>
-                            <w:r>
-                              <w:rPr>
-                                <w:sz w:val="18"/>
-                                <w:lang w:val="es-ES"/>
-                              </w:rPr>
-                              <w:t>aplicar_heuristica</w:t>
-                            </w:r>
-                            <w:proofErr w:type="spellEnd"/>
-                            <w:r>
-                              <w:rPr>
-                                <w:sz w:val="18"/>
-                                <w:lang w:val="es-ES"/>
-                              </w:rPr>
-                              <w:t>(</w:t>
-                            </w:r>
-                            <w:proofErr w:type="spellStart"/>
-                            <w:r>
-                              <w:rPr>
-                                <w:sz w:val="18"/>
-                                <w:lang w:val="es-ES"/>
-                              </w:rPr>
-                              <w:t>nuevo_e</w:t>
-                            </w:r>
-                            <w:proofErr w:type="spellEnd"/>
-                            <w:r>
-                              <w:rPr>
-                                <w:sz w:val="18"/>
-                                <w:lang w:val="es-ES"/>
-                              </w:rPr>
-                              <w:t>)</w:t>
+                              <w:t>return nuevo_p</w:t>
                             </w:r>
                           </w:p>
                           <w:p>
@@ -2057,55 +1769,7 @@
                                 <w:lang w:val="es-ES"/>
                               </w:rPr>
                               <w:tab/>
-                              <w:t xml:space="preserve">          </w:t>
-                            </w:r>
-                            <w:proofErr w:type="spellStart"/>
-                            <w:r>
-                              <w:rPr>
-                                <w:sz w:val="18"/>
-                                <w:lang w:val="es-ES"/>
-                              </w:rPr>
-                              <w:t>candidatos.add</w:t>
-                            </w:r>
-                            <w:proofErr w:type="spellEnd"/>
-                            <w:r>
-                              <w:rPr>
-                                <w:sz w:val="18"/>
-                                <w:lang w:val="es-ES"/>
-                              </w:rPr>
-                              <w:t>( (</w:t>
-                            </w:r>
-                            <w:proofErr w:type="spellStart"/>
-                            <w:r>
-                              <w:rPr>
-                                <w:sz w:val="18"/>
-                                <w:lang w:val="es-ES"/>
-                              </w:rPr>
-                              <w:t>nuevo_e</w:t>
-                            </w:r>
-                            <w:proofErr w:type="spellEnd"/>
-                            <w:r>
-                              <w:rPr>
-                                <w:sz w:val="18"/>
-                                <w:lang w:val="es-ES"/>
-                              </w:rPr>
-                              <w:t xml:space="preserve">, h, </w:t>
-                            </w:r>
-                            <w:proofErr w:type="spellStart"/>
-                            <w:r>
-                              <w:rPr>
-                                <w:sz w:val="18"/>
-                                <w:lang w:val="es-ES"/>
-                              </w:rPr>
-                              <w:t>nuevo_p</w:t>
-                            </w:r>
-                            <w:proofErr w:type="spellEnd"/>
-                            <w:r>
-                              <w:rPr>
-                                <w:sz w:val="18"/>
-                                <w:lang w:val="es-ES"/>
-                              </w:rPr>
-                              <w:t>) )</w:t>
+                              <w:t xml:space="preserve">          h  = aplicar_heuristica(nuevo_e)</w:t>
                             </w:r>
                           </w:p>
                           <w:p>
@@ -2123,38 +1787,25 @@
                                 <w:lang w:val="es-ES"/>
                               </w:rPr>
                               <w:tab/>
+                              <w:t xml:space="preserve">          candidatos.add( (nuevo_e, h, nuevo_p) )</w:t>
                             </w:r>
-                            <w:proofErr w:type="spellStart"/>
+                          </w:p>
+                          <w:p>
+                            <w:pPr>
+                              <w:pStyle w:val="Standard"/>
+                              <w:jc w:val="left"/>
+                              <w:rPr>
+                                <w:sz w:val="18"/>
+                                <w:lang w:val="es-ES"/>
+                              </w:rPr>
+                            </w:pPr>
                             <w:r>
                               <w:rPr>
                                 <w:sz w:val="18"/>
                                 <w:lang w:val="es-ES"/>
                               </w:rPr>
-                              <w:t>candidatos.sort</w:t>
-                            </w:r>
-                            <w:proofErr w:type="spellEnd"/>
-                            <w:r>
-                              <w:rPr>
-                                <w:sz w:val="18"/>
-                                <w:lang w:val="es-ES"/>
-                              </w:rPr>
-                              <w:t>(</w:t>
-                            </w:r>
-                            <w:proofErr w:type="spellStart"/>
-                            <w:r>
-                              <w:rPr>
-                                <w:sz w:val="18"/>
-                                <w:lang w:val="es-ES"/>
-                              </w:rPr>
-                              <w:t>key</w:t>
-                            </w:r>
-                            <w:proofErr w:type="spellEnd"/>
-                            <w:r>
-                              <w:rPr>
-                                <w:sz w:val="18"/>
-                                <w:lang w:val="es-ES"/>
-                              </w:rPr>
-                              <w:t>=h)</w:t>
+                              <w:tab/>
+                              <w:t>candidatos.sort(key=h)</w:t>
                             </w:r>
                           </w:p>
                           <w:p>
@@ -2189,33 +1840,8 @@
                                 <w:sz w:val="18"/>
                                 <w:lang w:val="es-ES"/>
                               </w:rPr>
-                              <w:t xml:space="preserve">       </w:t>
+                              <w:t xml:space="preserve">       return None</w:t>
                             </w:r>
-                            <w:proofErr w:type="spellStart"/>
-                            <w:r>
-                              <w:rPr>
-                                <w:sz w:val="18"/>
-                                <w:lang w:val="es-ES"/>
-                              </w:rPr>
-                              <w:t>return</w:t>
-                            </w:r>
-                            <w:proofErr w:type="spellEnd"/>
-                            <w:r>
-                              <w:rPr>
-                                <w:sz w:val="18"/>
-                                <w:lang w:val="es-ES"/>
-                              </w:rPr>
-                              <w:t xml:space="preserve"> </w:t>
-                            </w:r>
-                            <w:proofErr w:type="spellStart"/>
-                            <w:r>
-                              <w:rPr>
-                                <w:sz w:val="18"/>
-                                <w:lang w:val="es-ES"/>
-                              </w:rPr>
-                              <w:t>None</w:t>
-                            </w:r>
-                            <w:proofErr w:type="spellEnd"/>
                           </w:p>
                         </w:txbxContent>
                       </wps:txbx>
@@ -2520,22 +2146,7 @@
                           <w:lang w:val="es-ES"/>
                         </w:rPr>
                         <w:tab/>
-                      </w:r>
-                      <w:proofErr w:type="spellStart"/>
-                      <w:r>
-                        <w:rPr>
-                          <w:sz w:val="18"/>
-                          <w:lang w:val="es-ES"/>
-                        </w:rPr>
-                        <w:t>for</w:t>
-                      </w:r>
-                      <w:proofErr w:type="spellEnd"/>
-                      <w:r>
-                        <w:rPr>
-                          <w:sz w:val="18"/>
-                          <w:lang w:val="es-ES"/>
-                        </w:rPr>
-                        <w:t>(estado e</w:t>
+                        <w:t>for(estado e</w:t>
                       </w:r>
                       <w:r>
                         <w:rPr>
@@ -2591,39 +2202,7 @@
                           <w:lang w:val="es-ES"/>
                         </w:rPr>
                         <w:tab/>
-                        <w:t xml:space="preserve">     </w:t>
-                      </w:r>
-                      <w:proofErr w:type="spellStart"/>
-                      <w:r>
-                        <w:rPr>
-                          <w:sz w:val="18"/>
-                          <w:lang w:val="es-ES"/>
-                        </w:rPr>
-                        <w:t>for</w:t>
-                      </w:r>
-                      <w:proofErr w:type="spellEnd"/>
-                      <w:r>
-                        <w:rPr>
-                          <w:sz w:val="18"/>
-                          <w:lang w:val="es-ES"/>
-                        </w:rPr>
-                        <w:t>(</w:t>
-                      </w:r>
-                      <w:proofErr w:type="spellStart"/>
-                      <w:r>
-                        <w:rPr>
-                          <w:sz w:val="18"/>
-                          <w:lang w:val="es-ES"/>
-                        </w:rPr>
-                        <w:t>mov</w:t>
-                      </w:r>
-                      <w:proofErr w:type="spellEnd"/>
-                      <w:r>
-                        <w:rPr>
-                          <w:sz w:val="18"/>
-                          <w:lang w:val="es-ES"/>
-                        </w:rPr>
-                        <w:t xml:space="preserve"> in MP):</w:t>
+                        <w:t xml:space="preserve">     for(mov in MP):</w:t>
                       </w:r>
                     </w:p>
                     <w:p>
@@ -2641,55 +2220,7 @@
                           <w:lang w:val="es-ES"/>
                         </w:rPr>
                         <w:tab/>
-                        <w:t xml:space="preserve">          </w:t>
-                      </w:r>
-                      <w:proofErr w:type="spellStart"/>
-                      <w:r>
-                        <w:rPr>
-                          <w:sz w:val="18"/>
-                          <w:lang w:val="es-ES"/>
-                        </w:rPr>
-                        <w:t>nuevo_e</w:t>
-                      </w:r>
-                      <w:proofErr w:type="spellEnd"/>
-                      <w:r>
-                        <w:rPr>
-                          <w:sz w:val="18"/>
-                          <w:lang w:val="es-ES"/>
-                        </w:rPr>
-                        <w:t xml:space="preserve"> = </w:t>
-                      </w:r>
-                      <w:proofErr w:type="spellStart"/>
-                      <w:r>
-                        <w:rPr>
-                          <w:sz w:val="18"/>
-                          <w:lang w:val="es-ES"/>
-                        </w:rPr>
-                        <w:t>aplicar_mov</w:t>
-                      </w:r>
-                      <w:proofErr w:type="spellEnd"/>
-                      <w:r>
-                        <w:rPr>
-                          <w:sz w:val="18"/>
-                          <w:lang w:val="es-ES"/>
-                        </w:rPr>
-                        <w:t xml:space="preserve">(e, </w:t>
-                      </w:r>
-                      <w:proofErr w:type="spellStart"/>
-                      <w:r>
-                        <w:rPr>
-                          <w:sz w:val="18"/>
-                          <w:lang w:val="es-ES"/>
-                        </w:rPr>
-                        <w:t>mov</w:t>
-                      </w:r>
-                      <w:proofErr w:type="spellEnd"/>
-                      <w:r>
-                        <w:rPr>
-                          <w:sz w:val="18"/>
-                          <w:lang w:val="es-ES"/>
-                        </w:rPr>
-                        <w:t>)</w:t>
+                        <w:t xml:space="preserve">          nuevo_e = aplicar_mov(e, mov)</w:t>
                       </w:r>
                     </w:p>
                     <w:p>
@@ -2707,55 +2238,7 @@
                           <w:lang w:val="es-ES"/>
                         </w:rPr>
                         <w:tab/>
-                        <w:t xml:space="preserve">          </w:t>
-                      </w:r>
-                      <w:proofErr w:type="spellStart"/>
-                      <w:r>
-                        <w:rPr>
-                          <w:sz w:val="18"/>
-                          <w:lang w:val="es-ES"/>
-                        </w:rPr>
-                        <w:t>nuevo_p</w:t>
-                      </w:r>
-                      <w:proofErr w:type="spellEnd"/>
-                      <w:r>
-                        <w:rPr>
-                          <w:sz w:val="18"/>
-                          <w:lang w:val="es-ES"/>
-                        </w:rPr>
-                        <w:t xml:space="preserve"> = </w:t>
-                      </w:r>
-                      <w:proofErr w:type="spellStart"/>
-                      <w:r>
-                        <w:rPr>
-                          <w:sz w:val="18"/>
-                          <w:lang w:val="es-ES"/>
-                        </w:rPr>
-                        <w:t>p.add</w:t>
-                      </w:r>
-                      <w:proofErr w:type="spellEnd"/>
-                      <w:r>
-                        <w:rPr>
-                          <w:sz w:val="18"/>
-                          <w:lang w:val="es-ES"/>
-                        </w:rPr>
-                        <w:t>(</w:t>
-                      </w:r>
-                      <w:proofErr w:type="spellStart"/>
-                      <w:r>
-                        <w:rPr>
-                          <w:sz w:val="18"/>
-                          <w:lang w:val="es-ES"/>
-                        </w:rPr>
-                        <w:t>mov</w:t>
-                      </w:r>
-                      <w:proofErr w:type="spellEnd"/>
-                      <w:r>
-                        <w:rPr>
-                          <w:sz w:val="18"/>
-                          <w:lang w:val="es-ES"/>
-                        </w:rPr>
-                        <w:t>)</w:t>
+                        <w:t xml:space="preserve">          nuevo_p = p.add(mov)</w:t>
                       </w:r>
                     </w:p>
                     <w:p>
@@ -2773,55 +2256,7 @@
                           <w:lang w:val="es-ES"/>
                         </w:rPr>
                         <w:tab/>
-                        <w:t xml:space="preserve">          </w:t>
-                      </w:r>
-                      <w:proofErr w:type="spellStart"/>
-                      <w:r>
-                        <w:rPr>
-                          <w:sz w:val="18"/>
-                          <w:lang w:val="es-ES"/>
-                        </w:rPr>
-                        <w:t>if</w:t>
-                      </w:r>
-                      <w:proofErr w:type="spellEnd"/>
-                      <w:r>
-                        <w:rPr>
-                          <w:sz w:val="18"/>
-                          <w:lang w:val="es-ES"/>
-                        </w:rPr>
-                        <w:t>(</w:t>
-                      </w:r>
-                      <w:proofErr w:type="spellStart"/>
-                      <w:r>
-                        <w:rPr>
-                          <w:sz w:val="18"/>
-                          <w:lang w:val="es-ES"/>
-                        </w:rPr>
-                        <w:t>esSolucion</w:t>
-                      </w:r>
-                      <w:proofErr w:type="spellEnd"/>
-                      <w:r>
-                        <w:rPr>
-                          <w:sz w:val="18"/>
-                          <w:lang w:val="es-ES"/>
-                        </w:rPr>
-                        <w:t>(</w:t>
-                      </w:r>
-                      <w:proofErr w:type="spellStart"/>
-                      <w:r>
-                        <w:rPr>
-                          <w:sz w:val="18"/>
-                          <w:lang w:val="es-ES"/>
-                        </w:rPr>
-                        <w:t>nuevo_e</w:t>
-                      </w:r>
-                      <w:proofErr w:type="spellEnd"/>
-                      <w:r>
-                        <w:rPr>
-                          <w:sz w:val="18"/>
-                          <w:lang w:val="es-ES"/>
-                        </w:rPr>
-                        <w:t>)):</w:t>
+                        <w:t xml:space="preserve">          if(esSolucion(nuevo_e)):</w:t>
                       </w:r>
                     </w:p>
                     <w:p>
@@ -2846,81 +2281,7 @@
                           <w:lang w:val="es-ES"/>
                         </w:rPr>
                         <w:tab/>
-                      </w:r>
-                      <w:proofErr w:type="spellStart"/>
-                      <w:r>
-                        <w:rPr>
-                          <w:sz w:val="18"/>
-                          <w:lang w:val="es-ES"/>
-                        </w:rPr>
-                        <w:t>return</w:t>
-                      </w:r>
-                      <w:proofErr w:type="spellEnd"/>
-                      <w:r>
-                        <w:rPr>
-                          <w:sz w:val="18"/>
-                          <w:lang w:val="es-ES"/>
-                        </w:rPr>
-                        <w:t xml:space="preserve"> </w:t>
-                      </w:r>
-                      <w:proofErr w:type="spellStart"/>
-                      <w:r>
-                        <w:rPr>
-                          <w:sz w:val="18"/>
-                          <w:lang w:val="es-ES"/>
-                        </w:rPr>
-                        <w:t>nuevo_p</w:t>
-                      </w:r>
-                      <w:proofErr w:type="spellEnd"/>
-                    </w:p>
-                    <w:p>
-                      <w:pPr>
-                        <w:pStyle w:val="Standard"/>
-                        <w:jc w:val="left"/>
-                        <w:rPr>
-                          <w:sz w:val="18"/>
-                          <w:lang w:val="es-ES"/>
-                        </w:rPr>
-                      </w:pPr>
-                      <w:r>
-                        <w:rPr>
-                          <w:sz w:val="18"/>
-                          <w:lang w:val="es-ES"/>
-                        </w:rPr>
-                        <w:tab/>
-                        <w:t xml:space="preserve">          h  = </w:t>
-                      </w:r>
-                      <w:proofErr w:type="spellStart"/>
-                      <w:r>
-                        <w:rPr>
-                          <w:sz w:val="18"/>
-                          <w:lang w:val="es-ES"/>
-                        </w:rPr>
-                        <w:t>aplicar_heuristica</w:t>
-                      </w:r>
-                      <w:proofErr w:type="spellEnd"/>
-                      <w:r>
-                        <w:rPr>
-                          <w:sz w:val="18"/>
-                          <w:lang w:val="es-ES"/>
-                        </w:rPr>
-                        <w:t>(</w:t>
-                      </w:r>
-                      <w:proofErr w:type="spellStart"/>
-                      <w:r>
-                        <w:rPr>
-                          <w:sz w:val="18"/>
-                          <w:lang w:val="es-ES"/>
-                        </w:rPr>
-                        <w:t>nuevo_e</w:t>
-                      </w:r>
-                      <w:proofErr w:type="spellEnd"/>
-                      <w:r>
-                        <w:rPr>
-                          <w:sz w:val="18"/>
-                          <w:lang w:val="es-ES"/>
-                        </w:rPr>
-                        <w:t>)</w:t>
+                        <w:t>return nuevo_p</w:t>
                       </w:r>
                     </w:p>
                     <w:p>
@@ -2938,55 +2299,7 @@
                           <w:lang w:val="es-ES"/>
                         </w:rPr>
                         <w:tab/>
-                        <w:t xml:space="preserve">          </w:t>
-                      </w:r>
-                      <w:proofErr w:type="spellStart"/>
-                      <w:r>
-                        <w:rPr>
-                          <w:sz w:val="18"/>
-                          <w:lang w:val="es-ES"/>
-                        </w:rPr>
-                        <w:t>candidatos.add</w:t>
-                      </w:r>
-                      <w:proofErr w:type="spellEnd"/>
-                      <w:r>
-                        <w:rPr>
-                          <w:sz w:val="18"/>
-                          <w:lang w:val="es-ES"/>
-                        </w:rPr>
-                        <w:t>( (</w:t>
-                      </w:r>
-                      <w:proofErr w:type="spellStart"/>
-                      <w:r>
-                        <w:rPr>
-                          <w:sz w:val="18"/>
-                          <w:lang w:val="es-ES"/>
-                        </w:rPr>
-                        <w:t>nuevo_e</w:t>
-                      </w:r>
-                      <w:proofErr w:type="spellEnd"/>
-                      <w:r>
-                        <w:rPr>
-                          <w:sz w:val="18"/>
-                          <w:lang w:val="es-ES"/>
-                        </w:rPr>
-                        <w:t xml:space="preserve">, h, </w:t>
-                      </w:r>
-                      <w:proofErr w:type="spellStart"/>
-                      <w:r>
-                        <w:rPr>
-                          <w:sz w:val="18"/>
-                          <w:lang w:val="es-ES"/>
-                        </w:rPr>
-                        <w:t>nuevo_p</w:t>
-                      </w:r>
-                      <w:proofErr w:type="spellEnd"/>
-                      <w:r>
-                        <w:rPr>
-                          <w:sz w:val="18"/>
-                          <w:lang w:val="es-ES"/>
-                        </w:rPr>
-                        <w:t>) )</w:t>
+                        <w:t xml:space="preserve">          h  = aplicar_heuristica(nuevo_e)</w:t>
                       </w:r>
                     </w:p>
                     <w:p>
@@ -3004,38 +2317,25 @@
                           <w:lang w:val="es-ES"/>
                         </w:rPr>
                         <w:tab/>
+                        <w:t xml:space="preserve">          candidatos.add( (nuevo_e, h, nuevo_p) )</w:t>
                       </w:r>
-                      <w:proofErr w:type="spellStart"/>
+                    </w:p>
+                    <w:p>
+                      <w:pPr>
+                        <w:pStyle w:val="Standard"/>
+                        <w:jc w:val="left"/>
+                        <w:rPr>
+                          <w:sz w:val="18"/>
+                          <w:lang w:val="es-ES"/>
+                        </w:rPr>
+                      </w:pPr>
                       <w:r>
                         <w:rPr>
                           <w:sz w:val="18"/>
                           <w:lang w:val="es-ES"/>
                         </w:rPr>
-                        <w:t>candidatos.sort</w:t>
-                      </w:r>
-                      <w:proofErr w:type="spellEnd"/>
-                      <w:r>
-                        <w:rPr>
-                          <w:sz w:val="18"/>
-                          <w:lang w:val="es-ES"/>
-                        </w:rPr>
-                        <w:t>(</w:t>
-                      </w:r>
-                      <w:proofErr w:type="spellStart"/>
-                      <w:r>
-                        <w:rPr>
-                          <w:sz w:val="18"/>
-                          <w:lang w:val="es-ES"/>
-                        </w:rPr>
-                        <w:t>key</w:t>
-                      </w:r>
-                      <w:proofErr w:type="spellEnd"/>
-                      <w:r>
-                        <w:rPr>
-                          <w:sz w:val="18"/>
-                          <w:lang w:val="es-ES"/>
-                        </w:rPr>
-                        <w:t>=h)</w:t>
+                        <w:tab/>
+                        <w:t>candidatos.sort(key=h)</w:t>
                       </w:r>
                     </w:p>
                     <w:p>
@@ -3070,33 +2370,8 @@
                           <w:sz w:val="18"/>
                           <w:lang w:val="es-ES"/>
                         </w:rPr>
-                        <w:t xml:space="preserve">       </w:t>
+                        <w:t xml:space="preserve">       return None</w:t>
                       </w:r>
-                      <w:proofErr w:type="spellStart"/>
-                      <w:r>
-                        <w:rPr>
-                          <w:sz w:val="18"/>
-                          <w:lang w:val="es-ES"/>
-                        </w:rPr>
-                        <w:t>return</w:t>
-                      </w:r>
-                      <w:proofErr w:type="spellEnd"/>
-                      <w:r>
-                        <w:rPr>
-                          <w:sz w:val="18"/>
-                          <w:lang w:val="es-ES"/>
-                        </w:rPr>
-                        <w:t xml:space="preserve"> </w:t>
-                      </w:r>
-                      <w:proofErr w:type="spellStart"/>
-                      <w:r>
-                        <w:rPr>
-                          <w:sz w:val="18"/>
-                          <w:lang w:val="es-ES"/>
-                        </w:rPr>
-                        <w:t>None</w:t>
-                      </w:r>
-                      <w:proofErr w:type="spellEnd"/>
                     </w:p>
                   </w:txbxContent>
                 </v:textbox>
@@ -3106,232 +2381,108 @@
           </mc:Fallback>
         </mc:AlternateContent>
       </w:r>
-      <w:r>
-        <w:rPr>
-          <w:lang w:val="es-ES"/>
-        </w:rPr>
-        <w:t xml:space="preserve">Las figuras se deben mencionar en el texto, como la </w:t>
-      </w:r>
-      <w:r>
-        <w:rPr>
-          <w:lang w:val="es-ES"/>
-        </w:rPr>
-        <w:fldChar w:fldCharType="begin"/>
-      </w:r>
-      <w:r>
-        <w:rPr>
-          <w:lang w:val="es-ES"/>
-        </w:rPr>
-        <w:instrText xml:space="preserve"> PAGEREF _Ref509684450 </w:instrText>
-      </w:r>
-      <w:r>
-        <w:rPr>
-          <w:lang w:val="es-ES"/>
-        </w:rPr>
-        <w:fldChar w:fldCharType="separate"/>
-      </w:r>
-      <w:r>
-        <w:rPr>
-          <w:lang w:val="es-ES"/>
-        </w:rPr>
-        <w:t>Fig. 1.</w:t>
-      </w:r>
-      <w:r>
-        <w:rPr>
-          <w:lang w:val="es-ES"/>
-        </w:rPr>
-        <w:fldChar w:fldCharType="end"/>
-      </w:r>
-      <w:r>
-        <w:rPr>
-          <w:lang w:val="es-ES"/>
-        </w:rPr>
-        <w:t xml:space="preserve">. También se puede añadir ecuaciones, como la ecuación (1).   Un ejemplo de pseudocódigo se puede observar en </w:t>
-      </w:r>
-      <w:r>
-        <w:rPr>
-          <w:lang w:val="es-ES"/>
-        </w:rPr>
-        <w:fldChar w:fldCharType="begin"/>
-      </w:r>
-      <w:r>
-        <w:rPr>
-          <w:lang w:val="es-ES"/>
-        </w:rPr>
-        <w:instrText xml:space="preserve"> REF _Ref509685628 </w:instrText>
-      </w:r>
-      <w:r>
-        <w:rPr>
-          <w:lang w:val="es-ES"/>
-        </w:rPr>
-        <w:fldChar w:fldCharType="separate"/>
-      </w:r>
-      <w:r>
-        <w:rPr>
-          <w:lang w:val="es-ES"/>
-        </w:rPr>
-        <w:t xml:space="preserve">Error: Reference </w:t>
-      </w:r>
-      <w:proofErr w:type="spellStart"/>
-      <w:r>
-        <w:rPr>
-          <w:lang w:val="es-ES"/>
-        </w:rPr>
-        <w:t>source</w:t>
-      </w:r>
-      <w:proofErr w:type="spellEnd"/>
-      <w:r>
-        <w:rPr>
-          <w:lang w:val="es-ES"/>
-        </w:rPr>
-        <w:t xml:space="preserve"> </w:t>
-      </w:r>
-      <w:proofErr w:type="spellStart"/>
-      <w:r>
-        <w:rPr>
-          <w:lang w:val="es-ES"/>
-        </w:rPr>
-        <w:t>not</w:t>
-      </w:r>
-      <w:proofErr w:type="spellEnd"/>
-      <w:r>
-        <w:rPr>
-          <w:lang w:val="es-ES"/>
-        </w:rPr>
-        <w:t xml:space="preserve"> </w:t>
-      </w:r>
-      <w:proofErr w:type="spellStart"/>
-      <w:r>
-        <w:rPr>
-          <w:lang w:val="es-ES"/>
-        </w:rPr>
-        <w:t>found</w:t>
-      </w:r>
-      <w:proofErr w:type="spellEnd"/>
-      <w:r>
-        <w:rPr>
-          <w:lang w:val="es-ES"/>
-        </w:rPr>
-        <w:fldChar w:fldCharType="end"/>
-      </w:r>
-      <w:r>
-        <w:rPr>
-          <w:lang w:val="es-ES"/>
-        </w:rPr>
-        <w:t>.</w:t>
-      </w:r>
     </w:p>
     <w:p>
       <w:pPr>
-        <w:pStyle w:val="equation"/>
-        <w:rPr>
-          <w:lang w:val="es-ES"/>
-        </w:rPr>
-      </w:pPr>
-      <w:r>
-        <w:rPr>
-          <w:lang w:val="es-ES"/>
-        </w:rPr>
-        <w:tab/>
-      </w:r>
-      <w:r>
-        <w:rPr>
-          <w:rFonts w:ascii="Times New Roman" w:hAnsi="Times New Roman" w:cs="Times New Roman"/>
-          <w:i/>
-          <w:lang w:val="es-ES"/>
-        </w:rPr>
-        <w:t>a</w:t>
-      </w:r>
-      <w:r>
-        <w:rPr>
-          <w:lang w:val="es-ES"/>
-        </w:rPr>
-        <w:t></w:t>
-      </w:r>
-      <w:r>
-        <w:rPr>
-          <w:lang w:val="es-ES"/>
-        </w:rPr>
-        <w:t></w:t>
-      </w:r>
-      <w:r>
-        <w:rPr>
-          <w:lang w:val="es-ES"/>
-        </w:rPr>
-        <w:t></w:t>
-      </w:r>
-      <w:r>
-        <w:rPr>
-          <w:rFonts w:ascii="Times New Roman" w:hAnsi="Times New Roman" w:cs="Times New Roman"/>
-          <w:i/>
-          <w:lang w:val="es-ES"/>
-        </w:rPr>
-        <w:t>b</w:t>
-      </w:r>
-      <w:r>
-        <w:rPr>
-          <w:lang w:val="es-ES"/>
-        </w:rPr>
-        <w:t></w:t>
-      </w:r>
-      <w:r>
-        <w:rPr>
-          <w:lang w:val="es-ES"/>
-        </w:rPr>
-        <w:t></w:t>
-      </w:r>
-      <w:r>
-        <w:rPr>
-          <w:lang w:val="es-ES"/>
-        </w:rPr>
-        <w:t></w:t>
-      </w:r>
-      <w:r>
-        <w:rPr>
-          <w:lang w:val="es-ES"/>
-        </w:rPr>
-        <w:t></w:t>
-      </w:r>
-      <w:r>
-        <w:rPr>
-          <w:lang w:val="es-ES"/>
-        </w:rPr>
-        <w:t></w:t>
-      </w:r>
-      <w:r>
-        <w:rPr>
-          <w:lang w:val="es-ES"/>
-        </w:rPr>
-        <w:tab/>
-      </w:r>
-      <w:r>
-        <w:rPr>
-          <w:lang w:val="es-ES"/>
-        </w:rPr>
-        <w:t></w:t>
-      </w:r>
-      <w:r>
-        <w:rPr>
-          <w:lang w:val="es-ES"/>
-        </w:rPr>
-        <w:t></w:t>
-      </w:r>
-      <w:r>
-        <w:rPr>
-          <w:lang w:val="es-ES"/>
-        </w:rPr>
-        <w:t></w:t>
+        <w:pStyle w:val="Descripcin"/>
+        <w:jc w:val="left"/>
+        <w:rPr>
+          <w:lang w:val="es-ES"/>
+        </w:rPr>
+      </w:pPr>
+      <w:r>
+        <w:rPr>
+          <w:b w:val="0"/>
+          <w:sz w:val="16"/>
+          <w:szCs w:val="16"/>
+          <w:lang w:val="es-ES"/>
+        </w:rPr>
+        <w:t xml:space="preserve">Pseudocódigo 1. Algoritmo de </w:t>
+      </w:r>
+      <w:r>
+        <w:rPr>
+          <w:b w:val="0"/>
+          <w:sz w:val="16"/>
+          <w:szCs w:val="16"/>
+          <w:lang w:val="es-ES"/>
+        </w:rPr>
+        <w:t>Beam Search</w:t>
       </w:r>
     </w:p>
     <w:p>
       <w:pPr>
         <w:pStyle w:val="equation"/>
-        <w:rPr>
-          <w:lang w:val="es-ES"/>
-        </w:rPr>
-      </w:pPr>
-      <w:r>
-        <w:rPr>
+        <w:ind w:firstLine="289"/>
+        <w:jc w:val="both"/>
+        <w:rPr>
+          <w:rFonts w:ascii="Times New Roman" w:hAnsi="Times New Roman" w:cs="Times New Roman"/>
+          <w:iCs/>
+          <w:lang w:val="es-ES"/>
+        </w:rPr>
+      </w:pPr>
+      <w:r>
+        <w:rPr>
+          <w:rFonts w:ascii="Times New Roman" w:hAnsi="Times New Roman" w:cs="Times New Roman"/>
+          <w:iCs/>
+          <w:lang w:val="es-ES"/>
+        </w:rPr>
+        <w:t xml:space="preserve">Aquí podemos observar el </w:t>
+      </w:r>
+      <w:r>
+        <w:rPr>
+          <w:rFonts w:ascii="Times New Roman" w:hAnsi="Times New Roman" w:cs="Times New Roman"/>
+          <w:iCs/>
+          <w:lang w:val="es-ES"/>
+        </w:rPr>
+        <w:t>p</w:t>
+      </w:r>
+      <w:r>
+        <w:rPr>
+          <w:rFonts w:ascii="Times New Roman" w:hAnsi="Times New Roman" w:cs="Times New Roman"/>
+          <w:iCs/>
+          <w:lang w:val="es-ES"/>
+        </w:rPr>
+        <w:t>seudocódigo de cómo funciona el algoritmo Beam Search que se utiliza en la parte de convocatoria de junio</w:t>
+      </w:r>
+      <w:r>
+        <w:rPr>
+          <w:rFonts w:ascii="Times New Roman" w:hAnsi="Times New Roman" w:cs="Times New Roman"/>
+          <w:iCs/>
+          <w:lang w:val="es-ES"/>
+        </w:rPr>
+        <w:t>. Las entradas del algoritmo son el estado inicial, el objetivo, la serie de movimientos permitidos y beta es el “ancho de rayo”, es decir, el número de estados con los que nos quedaremos tras cada iteración.</w:t>
+      </w:r>
+    </w:p>
+    <w:p>
+      <w:pPr>
+        <w:pStyle w:val="equation"/>
+        <w:ind w:firstLine="289"/>
+        <w:jc w:val="both"/>
+        <w:rPr>
+          <w:rFonts w:ascii="Times New Roman" w:hAnsi="Times New Roman" w:cs="Times New Roman"/>
+          <w:iCs/>
+          <w:lang w:val="es-ES"/>
+        </w:rPr>
+      </w:pPr>
+      <w:r>
+        <w:rPr>
+          <w:rFonts w:ascii="Times New Roman" w:hAnsi="Times New Roman" w:cs="Times New Roman"/>
+          <w:iCs/>
+          <w:lang w:val="es-ES"/>
+        </w:rPr>
+        <w:t xml:space="preserve">Se crea el plan vacío y el beam formado por el estado inicial y el plan anterior, el siguiente paso es entrar en el bucle en el que si la lista B no esta vacía se realiza lo siguiente en cada iteración. Se crea una lista vacía candidatos, por cada </w:t>
+      </w:r>
+      <w:r>
+        <w:rPr>
+          <w:rFonts w:ascii="Times New Roman" w:hAnsi="Times New Roman" w:cs="Times New Roman"/>
+          <w:iCs/>
+          <w:lang w:val="es-ES"/>
+        </w:rPr>
+        <w:t>estado en la lista B y por cada unos de sus movimientos posibles, se realiza ese movimiento se añade a un nuevo plan, si este el solución se devuelve tal cual, en caso de que no sea solución se aplica la heurística y se guarda en la lista candidatos una tupla con esta heurística y este nuevo plan tras acabar con todos los movimientos de todos los estados, se ordena la lista de candidatos de menor a mayor valor de heurística y se seleccionan los beta primeros y este es la nueva lista beam, en caso de estar vacía acabaría el bucle y se devolvería un None, es decir, no se ha encontrado solución al tipo de problema senku elegido.</w:t>
+      </w:r>
+      <w:r>
+        <w:rPr>
+          <w:noProof/>
           <w:lang w:val="es-ES"/>
         </w:rPr>
         <mc:AlternateContent>
@@ -3377,37 +2528,6 @@
                                 <w:lang w:val="es-ES"/>
                               </w:rPr>
                             </w:pPr>
-                            <w:bookmarkStart w:id="0" w:name="_Ref5096856281"/>
-                            <w:r>
-                              <w:rPr>
-                                <w:b w:val="0"/>
-                                <w:sz w:val="16"/>
-                                <w:szCs w:val="16"/>
-                                <w:lang w:val="es-ES"/>
-                              </w:rPr>
-                              <w:t>Pseudocódigo 1</w:t>
-                            </w:r>
-                            <w:bookmarkEnd w:id="0"/>
-                            <w:r>
-                              <w:rPr>
-                                <w:b w:val="0"/>
-                                <w:sz w:val="16"/>
-                                <w:szCs w:val="16"/>
-                                <w:lang w:val="es-ES"/>
-                              </w:rPr>
-                              <w:t xml:space="preserve">. Algoritmo de </w:t>
-                            </w:r>
-                            <w:proofErr w:type="spellStart"/>
-                            <w:r>
-                              <w:rPr>
-                                <w:b w:val="0"/>
-                                <w:sz w:val="16"/>
-                                <w:szCs w:val="16"/>
-                                <w:lang w:val="es-ES"/>
-                              </w:rPr>
-                              <w:t>Mergesort</w:t>
-                            </w:r>
-                            <w:proofErr w:type="spellEnd"/>
                           </w:p>
                         </w:txbxContent>
                       </wps:txbx>
@@ -3433,37 +2553,6 @@
                           <w:lang w:val="es-ES"/>
                         </w:rPr>
                       </w:pPr>
-                      <w:bookmarkStart w:id="1" w:name="_Ref5096856281"/>
-                      <w:r>
-                        <w:rPr>
-                          <w:b w:val="0"/>
-                          <w:sz w:val="16"/>
-                          <w:szCs w:val="16"/>
-                          <w:lang w:val="es-ES"/>
-                        </w:rPr>
-                        <w:t>Pseudocódigo 1</w:t>
-                      </w:r>
-                      <w:bookmarkEnd w:id="1"/>
-                      <w:r>
-                        <w:rPr>
-                          <w:b w:val="0"/>
-                          <w:sz w:val="16"/>
-                          <w:szCs w:val="16"/>
-                          <w:lang w:val="es-ES"/>
-                        </w:rPr>
-                        <w:t xml:space="preserve">. Algoritmo de </w:t>
-                      </w:r>
-                      <w:proofErr w:type="spellStart"/>
-                      <w:r>
-                        <w:rPr>
-                          <w:b w:val="0"/>
-                          <w:sz w:val="16"/>
-                          <w:szCs w:val="16"/>
-                          <w:lang w:val="es-ES"/>
-                        </w:rPr>
-                        <w:t>Mergesort</w:t>
-                      </w:r>
-                      <w:proofErr w:type="spellEnd"/>
                     </w:p>
                   </w:txbxContent>
                 </v:textbox>
@@ -3513,21 +2602,8 @@
         <w:rPr>
           <w:lang w:val="es-ES" w:eastAsia="en-US"/>
         </w:rPr>
-        <w:t xml:space="preserve">### También hemos filtrado los estados que son simétricos o rotaciones de otros ya estudiados, que no se puede aplicar a todos los tableros. En los que se puede aplicar hace que la búsqueda sea más </w:t>
-      </w:r>
-      <w:proofErr w:type="gramStart"/>
-      <w:r>
-        <w:rPr>
-          <w:lang w:val="es-ES" w:eastAsia="en-US"/>
-        </w:rPr>
-        <w:t>lenta</w:t>
-      </w:r>
-      <w:proofErr w:type="gramEnd"/>
-      <w:r>
-        <w:rPr>
-          <w:lang w:val="es-ES" w:eastAsia="en-US"/>
-        </w:rPr>
-        <w:t xml:space="preserve"> pero permite bajar mucho la </w:t>
+        <w:lastRenderedPageBreak/>
+        <w:t xml:space="preserve">### También hemos filtrado los estados que son simétricos o rotaciones de otros ya estudiados, que no se puede aplicar a todos los tableros. En los que se puede aplicar hace que la búsqueda sea más lenta pero permite bajar mucho la </w:t>
       </w:r>
       <w:r>
         <w:rPr>
@@ -3665,8 +2741,8 @@
           <w:lang w:val="es-ES"/>
         </w:rPr>
       </w:pPr>
-      <w:bookmarkStart w:id="2" w:name="_Ref509686985"/>
-      <w:bookmarkStart w:id="3" w:name="_Ref509686919"/>
+      <w:bookmarkStart w:id="0" w:name="_Ref509686985"/>
+      <w:bookmarkStart w:id="1" w:name="_Ref509686919"/>
       <w:r>
         <w:rPr>
           <w:b w:val="0"/>
@@ -3676,7 +2752,7 @@
         </w:rPr>
         <w:t>Table 1</w:t>
       </w:r>
-      <w:bookmarkEnd w:id="2"/>
+      <w:bookmarkEnd w:id="0"/>
       <w:r>
         <w:rPr>
           <w:b w:val="0"/>
@@ -3686,7 +2762,7 @@
         </w:rPr>
         <w:t>. Ejemplo de tabla</w:t>
       </w:r>
-      <w:bookmarkEnd w:id="3"/>
+      <w:bookmarkEnd w:id="1"/>
     </w:p>
     <w:tbl>
       <w:tblPr>
@@ -3740,7 +2816,6 @@
               <w:rPr>
                 <w:lang w:val="es-ES"/>
               </w:rPr>
-              <w:lastRenderedPageBreak/>
               <w:t>Table Head</w:t>
             </w:r>
           </w:p>
@@ -3774,21 +2849,7 @@
               <w:rPr>
                 <w:lang w:val="es-ES"/>
               </w:rPr>
-              <w:t xml:space="preserve">Table </w:t>
-            </w:r>
-            <w:proofErr w:type="spellStart"/>
-            <w:r>
-              <w:rPr>
-                <w:lang w:val="es-ES"/>
-              </w:rPr>
-              <w:t>Column</w:t>
-            </w:r>
-            <w:proofErr w:type="spellEnd"/>
-            <w:r>
-              <w:rPr>
-                <w:lang w:val="es-ES"/>
-              </w:rPr>
-              <w:t xml:space="preserve"> Head</w:t>
+              <w:t>Table Column Head</w:t>
             </w:r>
           </w:p>
         </w:tc>
@@ -3846,30 +2907,8 @@
               <w:rPr>
                 <w:lang w:val="es-ES"/>
               </w:rPr>
-              <w:t xml:space="preserve">Table </w:t>
+              <w:t>Table column subhead</w:t>
             </w:r>
-            <w:proofErr w:type="spellStart"/>
-            <w:r>
-              <w:rPr>
-                <w:lang w:val="es-ES"/>
-              </w:rPr>
-              <w:t>column</w:t>
-            </w:r>
-            <w:proofErr w:type="spellEnd"/>
-            <w:r>
-              <w:rPr>
-                <w:lang w:val="es-ES"/>
-              </w:rPr>
-              <w:t xml:space="preserve"> </w:t>
-            </w:r>
-            <w:proofErr w:type="spellStart"/>
-            <w:r>
-              <w:rPr>
-                <w:lang w:val="es-ES"/>
-              </w:rPr>
-              <w:t>subhead</w:t>
-            </w:r>
-            <w:proofErr w:type="spellEnd"/>
           </w:p>
         </w:tc>
         <w:tc>
@@ -3895,14 +2934,12 @@
                 <w:lang w:val="es-ES"/>
               </w:rPr>
             </w:pPr>
-            <w:proofErr w:type="spellStart"/>
             <w:r>
               <w:rPr>
                 <w:lang w:val="es-ES"/>
               </w:rPr>
               <w:t>Subhead</w:t>
             </w:r>
-            <w:proofErr w:type="spellEnd"/>
           </w:p>
         </w:tc>
         <w:tc>
@@ -3929,14 +2966,12 @@
                 <w:lang w:val="es-ES"/>
               </w:rPr>
             </w:pPr>
-            <w:proofErr w:type="spellStart"/>
             <w:r>
               <w:rPr>
                 <w:lang w:val="es-ES"/>
               </w:rPr>
               <w:t>Subhead</w:t>
             </w:r>
-            <w:proofErr w:type="spellEnd"/>
           </w:p>
         </w:tc>
       </w:tr>
@@ -3968,14 +3003,12 @@
                 <w:lang w:val="es-ES"/>
               </w:rPr>
             </w:pPr>
-            <w:proofErr w:type="spellStart"/>
             <w:r>
               <w:rPr>
                 <w:lang w:val="es-ES"/>
               </w:rPr>
               <w:t>copy</w:t>
             </w:r>
-            <w:proofErr w:type="spellEnd"/>
           </w:p>
         </w:tc>
         <w:tc>
@@ -4005,14 +3038,7 @@
               <w:rPr>
                 <w:lang w:val="es-ES"/>
               </w:rPr>
-              <w:t xml:space="preserve">More table </w:t>
-            </w:r>
-            <w:proofErr w:type="spellStart"/>
-            <w:r>
-              <w:rPr>
-                <w:lang w:val="es-ES"/>
-              </w:rPr>
-              <w:t>copy</w:t>
+              <w:t>More table copy</w:t>
             </w:r>
             <w:r>
               <w:rPr>
@@ -4021,7 +3047,6 @@
               </w:rPr>
               <w:t>a</w:t>
             </w:r>
-            <w:proofErr w:type="spellEnd"/>
           </w:p>
         </w:tc>
         <w:tc>
@@ -4116,13 +3141,7 @@
         <w:rPr>
           <w:lang w:val="es-ES"/>
         </w:rPr>
-        <w:t xml:space="preserve">Finalmente, se dedica la última sección para indicar las conclusiones obtenidas del trabajo. Se puede dedicar un párrafo para realizar un resumen sucinto del trabajo, con los experimentos y resultados. Seguidamente, uno o dos párrafos </w:t>
-      </w:r>
-      <w:r>
-        <w:rPr>
-          <w:lang w:val="es-ES"/>
-        </w:rPr>
-        <w:t>con conclusiones. Se suele dedicar un párrafo final con ideas de mejora y trabajo futuro.</w:t>
+        <w:t>Finalmente, se dedica la última sección para indicar las conclusiones obtenidas del trabajo. Se puede dedicar un párrafo para realizar un resumen sucinto del trabajo, con los experimentos y resultados. Seguidamente, uno o dos párrafos con conclusiones. Se suele dedicar un párrafo final con ideas de mejora y trabajo futuro.</w:t>
       </w:r>
     </w:p>
     <w:p>
@@ -4189,21 +3208,7 @@
             <w:rStyle w:val="Hipervnculo"/>
             <w:lang w:val="es-ES"/>
           </w:rPr>
-          <w:t>Gibe</w:t>
-        </w:r>
-        <w:r>
-          <w:rPr>
-            <w:rStyle w:val="Hipervnculo"/>
-            <w:lang w:val="es-ES"/>
-          </w:rPr>
-          <w:t>l</w:t>
-        </w:r>
-        <w:r>
-          <w:rPr>
-            <w:rStyle w:val="Hipervnculo"/>
-            <w:lang w:val="es-ES"/>
-          </w:rPr>
-          <w:t>l.net</w:t>
+          <w:t>Gibell.net</w:t>
         </w:r>
       </w:hyperlink>
       <w:r>
@@ -4226,110 +3231,30 @@
             <w:rStyle w:val="Hipervnculo"/>
             <w:lang w:val="es-ES"/>
           </w:rPr>
-          <w:t xml:space="preserve">Peg Solitaire and </w:t>
+          <w:t>Peg Solitaire and its unbeatable games</w:t>
         </w:r>
-        <w:proofErr w:type="spellStart"/>
+      </w:hyperlink>
+      <w:r>
+        <w:rPr>
+          <w:lang w:val="es-ES"/>
+        </w:rPr>
+        <w:t>, consultada el 28/05/2026</w:t>
+      </w:r>
+    </w:p>
+    <w:p>
+      <w:pPr>
+        <w:pStyle w:val="references"/>
+        <w:rPr>
+          <w:lang w:val="es-ES"/>
+        </w:rPr>
+      </w:pPr>
+      <w:hyperlink r:id="rId14" w:history="1">
         <w:r>
           <w:rPr>
             <w:rStyle w:val="Hipervnculo"/>
             <w:lang w:val="es-ES"/>
           </w:rPr>
-          <w:t>its</w:t>
-        </w:r>
-        <w:proofErr w:type="spellEnd"/>
-        <w:r>
-          <w:rPr>
-            <w:rStyle w:val="Hipervnculo"/>
-            <w:lang w:val="es-ES"/>
-          </w:rPr>
-          <w:t xml:space="preserve"> </w:t>
-        </w:r>
-        <w:proofErr w:type="spellStart"/>
-        <w:r>
-          <w:rPr>
-            <w:rStyle w:val="Hipervnculo"/>
-            <w:lang w:val="es-ES"/>
-          </w:rPr>
-          <w:t>unbeatable</w:t>
-        </w:r>
-        <w:proofErr w:type="spellEnd"/>
-        <w:r>
-          <w:rPr>
-            <w:rStyle w:val="Hipervnculo"/>
-            <w:lang w:val="es-ES"/>
-          </w:rPr>
-          <w:t xml:space="preserve"> </w:t>
-        </w:r>
-        <w:proofErr w:type="spellStart"/>
-        <w:r>
-          <w:rPr>
-            <w:rStyle w:val="Hipervnculo"/>
-            <w:lang w:val="es-ES"/>
-          </w:rPr>
-          <w:t>g</w:t>
-        </w:r>
-        <w:r>
-          <w:rPr>
-            <w:rStyle w:val="Hipervnculo"/>
-            <w:lang w:val="es-ES"/>
-          </w:rPr>
-          <w:t>a</w:t>
-        </w:r>
-        <w:r>
-          <w:rPr>
-            <w:rStyle w:val="Hipervnculo"/>
-            <w:lang w:val="es-ES"/>
-          </w:rPr>
-          <w:t>mes</w:t>
-        </w:r>
-        <w:proofErr w:type="spellEnd"/>
-      </w:hyperlink>
-      <w:r>
-        <w:rPr>
-          <w:lang w:val="es-ES"/>
-        </w:rPr>
-        <w:t>, consultada el 28/05/2026</w:t>
-      </w:r>
-    </w:p>
-    <w:p>
-      <w:pPr>
-        <w:pStyle w:val="references"/>
-        <w:rPr>
-          <w:lang w:val="es-ES"/>
-        </w:rPr>
-      </w:pPr>
-      <w:hyperlink r:id="rId14" w:history="1">
-        <w:proofErr w:type="spellStart"/>
-        <w:r>
-          <w:rPr>
-            <w:rStyle w:val="Hipervnculo"/>
-            <w:lang w:val="es-ES"/>
-          </w:rPr>
-          <w:t>Analysis</w:t>
-        </w:r>
-        <w:proofErr w:type="spellEnd"/>
-        <w:r>
-          <w:rPr>
-            <w:rStyle w:val="Hipervnculo"/>
-            <w:lang w:val="es-ES"/>
-          </w:rPr>
-          <w:t xml:space="preserve"> </w:t>
-        </w:r>
-        <w:proofErr w:type="spellStart"/>
-        <w:r>
-          <w:rPr>
-            <w:rStyle w:val="Hipervnculo"/>
-            <w:lang w:val="es-ES"/>
-          </w:rPr>
-          <w:t>of</w:t>
-        </w:r>
-        <w:proofErr w:type="spellEnd"/>
-        <w:r>
-          <w:rPr>
-            <w:rStyle w:val="Hipervnculo"/>
-            <w:lang w:val="es-ES"/>
-          </w:rPr>
-          <w:t xml:space="preserve"> Peg Solitaire</w:t>
+          <w:t>Analysis of Peg Solitaire</w:t>
         </w:r>
       </w:hyperlink>
       <w:r>
@@ -8080,6 +7005,7 @@
   <w:style w:type="character" w:default="1" w:styleId="Fuentedeprrafopredeter">
     <w:name w:val="Default Paragraph Font"/>
     <w:uiPriority w:val="1"/>
+    <w:semiHidden/>
     <w:unhideWhenUsed/>
   </w:style>
   <w:style w:type="table" w:default="1" w:styleId="Tablanormal">

--- a/Senku-Memoria.docx
+++ b/Senku-Memoria.docx
@@ -123,7 +123,7 @@
       <w:hyperlink r:id="rId8" w:history="1">
         <w:r>
           <w:rPr>
-            <w:rStyle w:val="Hipervnculo"/>
+            <w:rStyle w:val="Hyperlink"/>
             <w:sz w:val="18"/>
             <w:szCs w:val="18"/>
             <w:lang w:val="es-ES"/>
@@ -207,13 +207,23 @@
         </w:rPr>
         <w:br/>
       </w:r>
+      <w:proofErr w:type="spellStart"/>
       <w:r>
         <w:rPr>
           <w:sz w:val="18"/>
           <w:szCs w:val="18"/>
           <w:lang w:val="es-ES"/>
         </w:rPr>
-        <w:t>Sevilla, España</w:t>
+        <w:t>Sevilla</w:t>
+      </w:r>
+      <w:proofErr w:type="spellEnd"/>
+      <w:r>
+        <w:rPr>
+          <w:sz w:val="18"/>
+          <w:szCs w:val="18"/>
+          <w:lang w:val="es-ES"/>
+        </w:rPr>
+        <w:t>, España</w:t>
       </w:r>
       <w:r>
         <w:rPr>
@@ -226,7 +236,7 @@
       <w:hyperlink r:id="rId9" w:history="1">
         <w:r>
           <w:rPr>
-            <w:rStyle w:val="Hipervnculo"/>
+            <w:rStyle w:val="Hyperlink"/>
             <w:sz w:val="18"/>
             <w:szCs w:val="18"/>
             <w:lang w:val="es-ES"/>
@@ -316,14 +326,66 @@
           <w:iCs/>
           <w:lang w:val="es-ES"/>
         </w:rPr>
-        <w:t xml:space="preserve"> aplicar la planificación automática para solucionar diferentes modelos del juego senku, en concreto cinco variantes de este. Para ello se han utilizado dos algoritmos diferentes, el primero mediante OneShotPlanner, función </w:t>
-      </w:r>
+        <w:t xml:space="preserve"> aplicar la planificación automática para solucionar diferentes modelos del juego </w:t>
+      </w:r>
+      <w:proofErr w:type="spellStart"/>
       <w:r>
         <w:rPr>
           <w:i/>
           <w:iCs/>
           <w:lang w:val="es-ES"/>
         </w:rPr>
+        <w:t>senku</w:t>
+      </w:r>
+      <w:proofErr w:type="spellEnd"/>
+      <w:r>
+        <w:rPr>
+          <w:i/>
+          <w:iCs/>
+          <w:lang w:val="es-ES"/>
+        </w:rPr>
+        <w:t xml:space="preserve">, en concreto cinco variantes de este. Para ello se han utilizado dos </w:t>
+      </w:r>
+      <w:r>
+        <w:rPr>
+          <w:i/>
+          <w:iCs/>
+          <w:lang w:val="es-ES"/>
+        </w:rPr>
+        <w:t>acercamientos</w:t>
+      </w:r>
+      <w:r>
+        <w:rPr>
+          <w:i/>
+          <w:iCs/>
+          <w:lang w:val="es-ES"/>
+        </w:rPr>
+        <w:t xml:space="preserve"> diferentes, el primero mediante </w:t>
+      </w:r>
+      <w:proofErr w:type="spellStart"/>
+      <w:r>
+        <w:rPr>
+          <w:i/>
+          <w:iCs/>
+          <w:lang w:val="es-ES"/>
+        </w:rPr>
+        <w:t>OneShotPlanner</w:t>
+      </w:r>
+      <w:proofErr w:type="spellEnd"/>
+      <w:r>
+        <w:rPr>
+          <w:i/>
+          <w:iCs/>
+          <w:lang w:val="es-ES"/>
+        </w:rPr>
+        <w:t xml:space="preserve">, función </w:t>
+      </w:r>
+      <w:r>
+        <w:rPr>
+          <w:i/>
+          <w:iCs/>
+          <w:lang w:val="es-ES"/>
+        </w:rPr>
         <w:t>definida</w:t>
       </w:r>
       <w:r>
@@ -348,15 +410,69 @@
           <w:iCs/>
           <w:lang w:val="es-ES"/>
         </w:rPr>
-        <w:t xml:space="preserve"> la librería unified_planning</w:t>
-      </w:r>
+        <w:t xml:space="preserve"> la librería </w:t>
+      </w:r>
+      <w:proofErr w:type="spellStart"/>
       <w:r>
         <w:rPr>
           <w:i/>
           <w:iCs/>
           <w:lang w:val="es-ES"/>
         </w:rPr>
-        <w:t>, y la otra con un algoritmo beam search.</w:t>
+        <w:t>unified_planning</w:t>
+      </w:r>
+      <w:proofErr w:type="spellEnd"/>
+      <w:r>
+        <w:rPr>
+          <w:i/>
+          <w:iCs/>
+          <w:lang w:val="es-ES"/>
+        </w:rPr>
+        <w:t xml:space="preserve">, y la otra con un algoritmo </w:t>
+      </w:r>
+      <w:proofErr w:type="spellStart"/>
+      <w:r>
+        <w:rPr>
+          <w:i/>
+          <w:iCs/>
+          <w:lang w:val="es-ES"/>
+        </w:rPr>
+        <w:t>beam</w:t>
+      </w:r>
+      <w:proofErr w:type="spellEnd"/>
+      <w:r>
+        <w:rPr>
+          <w:i/>
+          <w:iCs/>
+          <w:lang w:val="es-ES"/>
+        </w:rPr>
+        <w:t xml:space="preserve"> </w:t>
+      </w:r>
+      <w:proofErr w:type="spellStart"/>
+      <w:r>
+        <w:rPr>
+          <w:i/>
+          <w:iCs/>
+          <w:lang w:val="es-ES"/>
+        </w:rPr>
+        <w:t>search</w:t>
+      </w:r>
+      <w:proofErr w:type="spellEnd"/>
+      <w:r>
+        <w:rPr>
+          <w:i/>
+          <w:iCs/>
+          <w:lang w:val="es-ES"/>
+        </w:rPr>
+        <w:t xml:space="preserve"> definido de forma manual en Python</w:t>
+      </w:r>
+      <w:r>
+        <w:rPr>
+          <w:i/>
+          <w:iCs/>
+          <w:lang w:val="es-ES"/>
+        </w:rPr>
+        <w:t>.</w:t>
       </w:r>
     </w:p>
     <w:p>
@@ -374,7 +490,15 @@
           <w:iCs/>
           <w:lang w:val="es-ES"/>
         </w:rPr>
-        <w:t>Conclusión --</w:t>
+        <w:t xml:space="preserve">Conclusión </w:t>
+      </w:r>
+      <w:r>
+        <w:rPr>
+          <w:i/>
+          <w:iCs/>
+          <w:lang w:val="es-ES"/>
+        </w:rPr>
+        <w:t>–</w:t>
       </w:r>
     </w:p>
     <w:p>
@@ -390,6 +514,7 @@
         </w:rPr>
         <w:t xml:space="preserve">Palabras Clave—Inteligencia Artificial, </w:t>
       </w:r>
+      <w:proofErr w:type="spellStart"/>
       <w:r>
         <w:rPr>
           <w:lang w:val="es-ES"/>
@@ -402,6 +527,7 @@
         </w:rPr>
         <w:t>enku</w:t>
       </w:r>
+      <w:proofErr w:type="spellEnd"/>
       <w:r>
         <w:rPr>
           <w:lang w:val="es-ES"/>
@@ -423,7 +549,7 @@
     </w:p>
     <w:p>
       <w:pPr>
-        <w:pStyle w:val="Ttulo1"/>
+        <w:pStyle w:val="Heading1"/>
         <w:rPr>
           <w:lang w:val="es-ES"/>
         </w:rPr>
@@ -526,8 +652,31 @@
           <w:szCs w:val="20"/>
           <w:lang w:eastAsia="es-ES" w:bidi="ar-SA"/>
         </w:rPr>
-        <w:t xml:space="preserve"> ha utilizado históricamente los juegos y  puzles, como entornos controlados de gran utilidad para la evaluación del desempeño de agentes y algoritmos de búsqueda. Dentro de esta categoría, el </w:t>
-      </w:r>
+        <w:t xml:space="preserve"> ha utilizado históricamente los juegos </w:t>
+      </w:r>
+      <w:proofErr w:type="gramStart"/>
+      <w:r>
+        <w:rPr>
+          <w:rFonts w:ascii="Times New Roman" w:eastAsia="Times New Roman" w:hAnsi="Times New Roman" w:cs="Times New Roman"/>
+          <w:kern w:val="0"/>
+          <w:sz w:val="20"/>
+          <w:szCs w:val="20"/>
+          <w:lang w:eastAsia="es-ES" w:bidi="ar-SA"/>
+        </w:rPr>
+        <w:t>y  puzles</w:t>
+      </w:r>
+      <w:proofErr w:type="gramEnd"/>
+      <w:r>
+        <w:rPr>
+          <w:rFonts w:ascii="Times New Roman" w:eastAsia="Times New Roman" w:hAnsi="Times New Roman" w:cs="Times New Roman"/>
+          <w:kern w:val="0"/>
+          <w:sz w:val="20"/>
+          <w:szCs w:val="20"/>
+          <w:lang w:eastAsia="es-ES" w:bidi="ar-SA"/>
+        </w:rPr>
+        <w:t xml:space="preserve">, como entornos controlados de gran utilidad para la evaluación del desempeño de agentes y algoritmos de búsqueda. Dentro de esta categoría, el </w:t>
+      </w:r>
+      <w:proofErr w:type="spellStart"/>
       <w:r>
         <w:rPr>
           <w:rFonts w:ascii="Times New Roman" w:eastAsia="Times New Roman" w:hAnsi="Times New Roman" w:cs="Times New Roman"/>
@@ -552,6 +701,7 @@
         </w:rPr>
         <w:t>enku</w:t>
       </w:r>
+      <w:proofErr w:type="spellEnd"/>
       <w:r>
         <w:rPr>
           <w:rFonts w:ascii="Times New Roman" w:eastAsia="Times New Roman" w:hAnsi="Times New Roman" w:cs="Times New Roman"/>
@@ -726,6 +876,7 @@
         </w:rPr>
         <w:t xml:space="preserve">, una partida de </w:t>
       </w:r>
+      <w:proofErr w:type="spellStart"/>
       <w:r>
         <w:rPr>
           <w:b/>
@@ -734,6 +885,7 @@
         </w:rPr>
         <w:t>Senku</w:t>
       </w:r>
+      <w:proofErr w:type="spellEnd"/>
       <w:r>
         <w:rPr>
           <w:lang w:val="es-ES"/>
@@ -786,6 +938,7 @@
         </w:rPr>
         <w:t xml:space="preserve">El objetivo de este trabajo es el diseño y desarrollo de un sistema capaz de modelar distintos escenarios del juego </w:t>
       </w:r>
+      <w:proofErr w:type="spellStart"/>
       <w:r>
         <w:rPr>
           <w:b/>
@@ -794,6 +947,7 @@
         </w:rPr>
         <w:t>Senku</w:t>
       </w:r>
+      <w:proofErr w:type="spellEnd"/>
       <w:r>
         <w:rPr>
           <w:lang w:val="es-ES"/>
@@ -836,12 +990,38 @@
         <w:rPr>
           <w:lang w:val="es-ES"/>
         </w:rPr>
-        <w:t>ritmo tipo A* que optimiza la exploración mediante un “ancho de rayo” prefijado.</w:t>
+        <w:t>ritmo tipo A* que optimiza la exploración mediante un “ancho de rayo” prefijado</w:t>
+      </w:r>
+      <w:r>
+        <w:rPr>
+          <w:lang w:val="es-ES"/>
+        </w:rPr>
+        <w:t xml:space="preserve"> y una </w:t>
+      </w:r>
+      <w:proofErr w:type="spellStart"/>
+      <w:r>
+        <w:rPr>
+          <w:lang w:val="es-ES"/>
+        </w:rPr>
+        <w:t>herústica</w:t>
+      </w:r>
+      <w:proofErr w:type="spellEnd"/>
+      <w:r>
+        <w:rPr>
+          <w:lang w:val="es-ES"/>
+        </w:rPr>
+        <w:t xml:space="preserve"> basada en la función Pagoda</w:t>
+      </w:r>
+      <w:r>
+        <w:rPr>
+          <w:lang w:val="es-ES"/>
+        </w:rPr>
+        <w:t>.</w:t>
       </w:r>
     </w:p>
     <w:p>
       <w:pPr>
-        <w:pStyle w:val="Ttulo1"/>
+        <w:pStyle w:val="Heading1"/>
         <w:rPr>
           <w:lang w:val="es-ES"/>
         </w:rPr>
@@ -869,7 +1049,7 @@
     </w:p>
     <w:p>
       <w:pPr>
-        <w:pStyle w:val="Ttulo2"/>
+        <w:pStyle w:val="Heading2"/>
         <w:rPr>
           <w:lang w:val="es-ES"/>
         </w:rPr>
@@ -927,20 +1107,34 @@
     </w:p>
     <w:p>
       <w:pPr>
-        <w:pStyle w:val="Ttulo2"/>
-        <w:rPr>
-          <w:lang w:val="es-ES"/>
-        </w:rPr>
-      </w:pPr>
-      <w:r>
-        <w:rPr>
-          <w:lang w:val="es-ES"/>
-        </w:rPr>
-        <w:t>Trabajo Relacionado</w:t>
+        <w:pStyle w:val="bulletlist"/>
+        <w:rPr>
+          <w:lang w:val="es-ES"/>
+        </w:rPr>
+      </w:pPr>
+      <w:r>
+        <w:rPr>
+          <w:lang w:val="es-ES"/>
+        </w:rPr>
+        <w:t>Definición y análisis de problemas y dominios de planificación automática mediante PDDL, lectura y resolución de dichos problemas mediante librerías externas y funciones definidas manualmente.</w:t>
       </w:r>
     </w:p>
     <w:p>
       <w:pPr>
+        <w:pStyle w:val="Heading2"/>
+        <w:rPr>
+          <w:lang w:val="es-ES"/>
+        </w:rPr>
+      </w:pPr>
+      <w:r>
+        <w:rPr>
+          <w:lang w:val="es-ES"/>
+        </w:rPr>
+        <w:t>Trabajo Relacionado</w:t>
+      </w:r>
+    </w:p>
+    <w:p>
+      <w:pPr>
         <w:pStyle w:val="Textbody"/>
         <w:rPr>
           <w:lang w:val="es-ES"/>
@@ -950,7 +1144,21 @@
         <w:rPr>
           <w:lang w:val="es-ES"/>
         </w:rPr>
-        <w:t>Como trabajos relacionados hemos encontrado y consultado diferentes de ellos que estudian matemáticamente el juego del senku.  Estos son:</w:t>
+        <w:t xml:space="preserve">Como trabajos relacionados hemos encontrado y consultado diferentes de ellos que estudian matemáticamente el juego del </w:t>
+      </w:r>
+      <w:proofErr w:type="spellStart"/>
+      <w:r>
+        <w:rPr>
+          <w:lang w:val="es-ES"/>
+        </w:rPr>
+        <w:t>senku</w:t>
+      </w:r>
+      <w:proofErr w:type="spellEnd"/>
+      <w:r>
+        <w:rPr>
+          <w:lang w:val="es-ES"/>
+        </w:rPr>
+        <w:t>.  Estos son:</w:t>
       </w:r>
     </w:p>
     <w:p>
@@ -968,19 +1176,203 @@
         <w:rPr>
           <w:lang w:val="es-ES"/>
         </w:rPr>
-        <w:t>En el primer caso , esta página se estudia el juego senku desde una vista tanto recreativa como computacional. Una de las partes más importantes en la de Computacional Serach Techniques, donde explica cómo los algoritmos de búsqueda en espacio de estados se utilizan para resolver el juego automáticamente</w:t>
-      </w:r>
-      <w:r>
-        <w:rPr>
-          <w:lang w:val="es-ES"/>
-        </w:rPr>
-        <w:t xml:space="preserve">  [2]</w:t>
-      </w:r>
-      <w:r>
-        <w:rPr>
-          <w:lang w:val="es-ES"/>
-        </w:rPr>
-        <w:t>, con este estudio nos ha ayudado a comprender el objetivo y la utilizad reales que tiene la función pagoda para guiar la heurística. Además, nos confirmó que la variante 5 tiene solo cuatro posiciones iniciales en las que se puede resolver.</w:t>
+        <w:t xml:space="preserve">En el primer </w:t>
+      </w:r>
+      <w:proofErr w:type="gramStart"/>
+      <w:r>
+        <w:rPr>
+          <w:lang w:val="es-ES"/>
+        </w:rPr>
+        <w:t>caso ,</w:t>
+      </w:r>
+      <w:proofErr w:type="gramEnd"/>
+      <w:r>
+        <w:rPr>
+          <w:lang w:val="es-ES"/>
+        </w:rPr>
+        <w:t xml:space="preserve"> </w:t>
+      </w:r>
+      <w:r>
+        <w:rPr>
+          <w:lang w:val="es-ES"/>
+        </w:rPr>
+        <w:t xml:space="preserve">en </w:t>
+      </w:r>
+      <w:r>
+        <w:rPr>
+          <w:lang w:val="es-ES"/>
+        </w:rPr>
+        <w:t xml:space="preserve">esta página se estudia el juego </w:t>
+      </w:r>
+      <w:proofErr w:type="spellStart"/>
+      <w:r>
+        <w:rPr>
+          <w:lang w:val="es-ES"/>
+        </w:rPr>
+        <w:t>senku</w:t>
+      </w:r>
+      <w:proofErr w:type="spellEnd"/>
+      <w:r>
+        <w:rPr>
+          <w:lang w:val="es-ES"/>
+        </w:rPr>
+        <w:t xml:space="preserve"> desde una vista tanto recreativa como computacional. Una de las partes más importantes e</w:t>
+      </w:r>
+      <w:r>
+        <w:rPr>
+          <w:lang w:val="es-ES"/>
+        </w:rPr>
+        <w:t>s</w:t>
+      </w:r>
+      <w:r>
+        <w:rPr>
+          <w:lang w:val="es-ES"/>
+        </w:rPr>
+        <w:t xml:space="preserve"> la de Computacional Se</w:t>
+      </w:r>
+      <w:r>
+        <w:rPr>
+          <w:lang w:val="es-ES"/>
+        </w:rPr>
+        <w:t>ar</w:t>
+      </w:r>
+      <w:r>
+        <w:rPr>
+          <w:lang w:val="es-ES"/>
+        </w:rPr>
+        <w:t xml:space="preserve">ch </w:t>
+      </w:r>
+      <w:proofErr w:type="spellStart"/>
+      <w:r>
+        <w:rPr>
+          <w:lang w:val="es-ES"/>
+        </w:rPr>
+        <w:t>Techniques</w:t>
+      </w:r>
+      <w:proofErr w:type="spellEnd"/>
+      <w:r>
+        <w:rPr>
+          <w:lang w:val="es-ES"/>
+        </w:rPr>
+        <w:t xml:space="preserve">, donde explica cómo los algoritmos de búsqueda en espacio de estados se utilizan para resolver el juego </w:t>
+      </w:r>
+      <w:proofErr w:type="gramStart"/>
+      <w:r>
+        <w:rPr>
+          <w:lang w:val="es-ES"/>
+        </w:rPr>
+        <w:t>automáticamente</w:t>
+      </w:r>
+      <w:r>
+        <w:rPr>
+          <w:lang w:val="es-ES"/>
+        </w:rPr>
+        <w:t xml:space="preserve">  [</w:t>
+      </w:r>
+      <w:proofErr w:type="gramEnd"/>
+      <w:r>
+        <w:rPr>
+          <w:lang w:val="es-ES"/>
+        </w:rPr>
+        <w:t>2]</w:t>
+      </w:r>
+      <w:r>
+        <w:rPr>
+          <w:lang w:val="es-ES"/>
+        </w:rPr>
+        <w:t>.</w:t>
+      </w:r>
+      <w:r>
+        <w:rPr>
+          <w:lang w:val="es-ES"/>
+        </w:rPr>
+        <w:t xml:space="preserve"> </w:t>
+      </w:r>
+      <w:r>
+        <w:rPr>
+          <w:lang w:val="es-ES"/>
+        </w:rPr>
+        <w:t>C</w:t>
+      </w:r>
+      <w:r>
+        <w:rPr>
+          <w:lang w:val="es-ES"/>
+        </w:rPr>
+        <w:t xml:space="preserve">on este estudio </w:t>
+      </w:r>
+      <w:r>
+        <w:rPr>
+          <w:lang w:val="es-ES"/>
+        </w:rPr>
+        <w:t xml:space="preserve">hemos llegado </w:t>
+      </w:r>
+      <w:r>
+        <w:rPr>
+          <w:lang w:val="es-ES"/>
+        </w:rPr>
+        <w:t xml:space="preserve">a comprender </w:t>
+      </w:r>
+      <w:r>
+        <w:rPr>
+          <w:lang w:val="es-ES"/>
+        </w:rPr>
+        <w:t xml:space="preserve">mejor </w:t>
+      </w:r>
+      <w:r>
+        <w:rPr>
+          <w:lang w:val="es-ES"/>
+        </w:rPr>
+        <w:t>el objetivo y la utili</w:t>
+      </w:r>
+      <w:r>
+        <w:rPr>
+          <w:lang w:val="es-ES"/>
+        </w:rPr>
+        <w:t>d</w:t>
+      </w:r>
+      <w:r>
+        <w:rPr>
+          <w:lang w:val="es-ES"/>
+        </w:rPr>
+        <w:t xml:space="preserve">ad reales que tiene la función pagoda para guiar la heurística. Además, nos confirmó que la variante 5 </w:t>
+      </w:r>
+      <w:r>
+        <w:rPr>
+          <w:lang w:val="es-ES"/>
+        </w:rPr>
+        <w:t xml:space="preserve">del tablero propuesto en el </w:t>
+      </w:r>
+      <w:proofErr w:type="spellStart"/>
+      <w:r>
+        <w:rPr>
+          <w:lang w:val="es-ES"/>
+        </w:rPr>
+        <w:t>enunciaddo</w:t>
+      </w:r>
+      <w:proofErr w:type="spellEnd"/>
+      <w:r>
+        <w:rPr>
+          <w:lang w:val="es-ES"/>
+        </w:rPr>
+        <w:t xml:space="preserve"> </w:t>
+      </w:r>
+      <w:r>
+        <w:rPr>
+          <w:lang w:val="es-ES"/>
+        </w:rPr>
+        <w:t xml:space="preserve">tiene </w:t>
+      </w:r>
+      <w:r>
+        <w:rPr>
+          <w:lang w:val="es-ES"/>
+        </w:rPr>
+        <w:t xml:space="preserve">solamente </w:t>
+      </w:r>
+      <w:r>
+        <w:rPr>
+          <w:lang w:val="es-ES"/>
+        </w:rPr>
+        <w:t>cuatro posiciones iniciales en las que se puede resolver.</w:t>
       </w:r>
     </w:p>
     <w:p>
@@ -998,13 +1390,45 @@
         <w:rPr>
           <w:lang w:val="es-ES"/>
         </w:rPr>
-        <w:t xml:space="preserve">En el segundo caso </w:t>
-      </w:r>
-      <w:r>
-        <w:rPr>
-          <w:lang w:val="es-ES"/>
-        </w:rPr>
-        <w:t>, tiene un enfoque más matemático que el estudio anterior, en este se centra más en invariantes del senku para demostrar cuándo una partida de este juego es imposible de ganar, donde una invariante es una propiedad o cantidad que permanece constante durante todos los movimientos, y si un estado inicial y un estado final tienen invariantes diferentes, entonces es imposible llegar de uno a otro</w:t>
+        <w:t>El segundo trabajo</w:t>
+      </w:r>
+      <w:r>
+        <w:rPr>
+          <w:lang w:val="es-ES"/>
+        </w:rPr>
+        <w:t xml:space="preserve"> </w:t>
+      </w:r>
+      <w:r>
+        <w:rPr>
+          <w:lang w:val="es-ES"/>
+        </w:rPr>
+        <w:t xml:space="preserve">tiene un enfoque más matemático que el estudio anterior, </w:t>
+      </w:r>
+      <w:r>
+        <w:rPr>
+          <w:lang w:val="es-ES"/>
+        </w:rPr>
+        <w:t>y</w:t>
+      </w:r>
+      <w:r>
+        <w:rPr>
+          <w:lang w:val="es-ES"/>
+        </w:rPr>
+        <w:t xml:space="preserve"> se centra más en invariantes del </w:t>
+      </w:r>
+      <w:proofErr w:type="spellStart"/>
+      <w:r>
+        <w:rPr>
+          <w:lang w:val="es-ES"/>
+        </w:rPr>
+        <w:t>senku</w:t>
+      </w:r>
+      <w:proofErr w:type="spellEnd"/>
+      <w:r>
+        <w:rPr>
+          <w:lang w:val="es-ES"/>
+        </w:rPr>
+        <w:t xml:space="preserve"> para demostrar cuándo una partida de este juego es imposible de ganar, donde una invariante es una propiedad o cantidad que permanece constante durante todos los movimientos, y si un estado inicial y un estado final tienen invariantes diferentes, entonces es imposible llegar de uno a otro</w:t>
       </w:r>
       <w:r>
         <w:rPr>
@@ -1016,8 +1440,157 @@
         <w:rPr>
           <w:lang w:val="es-ES"/>
         </w:rPr>
-        <w:t>. Esta página nos ha ayudado junto a la siguiente para demostrar que la variante 1 del trabajo no es solucionable si se tiene como estado inicial y final la misma posición.</w:t>
-      </w:r>
+        <w:t xml:space="preserve">. Esta página nos ha ayudado junto a la siguiente para demostrar que la variante 1 del </w:t>
+      </w:r>
+      <w:r>
+        <w:rPr>
+          <w:lang w:val="es-ES"/>
+        </w:rPr>
+        <w:t xml:space="preserve">tablero expuesta en el enunciado </w:t>
+      </w:r>
+      <w:r>
+        <w:rPr>
+          <w:lang w:val="es-ES"/>
+        </w:rPr>
+        <w:t xml:space="preserve">no es </w:t>
+      </w:r>
+      <w:r>
+        <w:rPr>
+          <w:lang w:val="es-ES"/>
+        </w:rPr>
+        <w:lastRenderedPageBreak/>
+        <w:t xml:space="preserve">solucionable si se tiene como estado inicial y final la </w:t>
+      </w:r>
+      <w:r>
+        <w:rPr>
+          <w:i/>
+          <w:iCs/>
+          <w:noProof/>
+          <w:sz w:val="16"/>
+          <w:szCs w:val="16"/>
+        </w:rPr>
+        <w:drawing>
+          <wp:anchor distT="0" distB="0" distL="0" distR="0" simplePos="0" relativeHeight="251658240" behindDoc="0" locked="0" layoutInCell="1" allowOverlap="0" wp14:anchorId="246CE9B9" wp14:editId="08FC9E06">
+            <wp:simplePos x="0" y="0"/>
+            <wp:positionH relativeFrom="column">
+              <wp:posOffset>1159510</wp:posOffset>
+            </wp:positionH>
+            <wp:positionV relativeFrom="line">
+              <wp:posOffset>276225</wp:posOffset>
+            </wp:positionV>
+            <wp:extent cx="952500" cy="952500"/>
+            <wp:effectExtent l="0" t="0" r="0" b="0"/>
+            <wp:wrapTopAndBottom/>
+            <wp:docPr id="2114426900" name="Picture 4" descr="French board, start/end locations"/>
+            <wp:cNvGraphicFramePr>
+              <a:graphicFrameLocks xmlns:a="http://schemas.openxmlformats.org/drawingml/2006/main" noChangeAspect="1"/>
+            </wp:cNvGraphicFramePr>
+            <a:graphic xmlns:a="http://schemas.openxmlformats.org/drawingml/2006/main">
+              <a:graphicData uri="http://schemas.openxmlformats.org/drawingml/2006/picture">
+                <pic:pic xmlns:pic="http://schemas.openxmlformats.org/drawingml/2006/picture">
+                  <pic:nvPicPr>
+                    <pic:cNvPr id="0" name="Picture 3" descr="French board, start/end locations"/>
+                    <pic:cNvPicPr>
+                      <a:picLocks noChangeAspect="1" noChangeArrowheads="1"/>
+                    </pic:cNvPicPr>
+                  </pic:nvPicPr>
+                  <pic:blipFill>
+                    <a:blip r:embed="rId10">
+                      <a:extLst>
+                        <a:ext uri="{28A0092B-C50C-407E-A947-70E740481C1C}">
+                          <a14:useLocalDpi xmlns:a14="http://schemas.microsoft.com/office/drawing/2010/main" val="0"/>
+                        </a:ext>
+                      </a:extLst>
+                    </a:blip>
+                    <a:srcRect/>
+                    <a:stretch>
+                      <a:fillRect/>
+                    </a:stretch>
+                  </pic:blipFill>
+                  <pic:spPr bwMode="auto">
+                    <a:xfrm>
+                      <a:off x="0" y="0"/>
+                      <a:ext cx="952500" cy="952500"/>
+                    </a:xfrm>
+                    <a:prstGeom prst="rect">
+                      <a:avLst/>
+                    </a:prstGeom>
+                    <a:noFill/>
+                    <a:ln>
+                      <a:noFill/>
+                    </a:ln>
+                  </pic:spPr>
+                </pic:pic>
+              </a:graphicData>
+            </a:graphic>
+            <wp14:sizeRelH relativeFrom="page">
+              <wp14:pctWidth>0</wp14:pctWidth>
+            </wp14:sizeRelH>
+            <wp14:sizeRelV relativeFrom="page">
+              <wp14:pctHeight>0</wp14:pctHeight>
+            </wp14:sizeRelV>
+          </wp:anchor>
+        </w:drawing>
+      </w:r>
+      <w:r>
+        <w:rPr>
+          <w:lang w:val="es-ES"/>
+        </w:rPr>
+        <w:t>misma posición.</w:t>
+      </w:r>
+    </w:p>
+    <w:p>
+      <w:pPr>
+        <w:pStyle w:val="Textbody"/>
+        <w:ind w:left="360" w:firstLine="0"/>
+        <w:jc w:val="center"/>
+        <w:rPr>
+          <w:i/>
+          <w:iCs/>
+          <w:sz w:val="16"/>
+          <w:szCs w:val="16"/>
+          <w:lang w:val="es-ES"/>
+        </w:rPr>
+      </w:pPr>
+      <w:r>
+        <w:rPr>
+          <w:i/>
+          <w:iCs/>
+          <w:sz w:val="16"/>
+          <w:szCs w:val="16"/>
+          <w:lang w:val="es-ES"/>
+        </w:rPr>
+        <w:t>Fig</w:t>
+      </w:r>
+      <w:r>
+        <w:rPr>
+          <w:i/>
+          <w:iCs/>
+          <w:sz w:val="16"/>
+          <w:szCs w:val="16"/>
+          <w:lang w:val="es-ES"/>
+        </w:rPr>
+        <w:t>.</w:t>
+      </w:r>
+      <w:r>
+        <w:rPr>
+          <w:i/>
+          <w:iCs/>
+          <w:sz w:val="16"/>
+          <w:szCs w:val="16"/>
+          <w:lang w:val="es-ES"/>
+        </w:rPr>
+        <w:t xml:space="preserve"> 1. Visualización de posibles estados de inicio y fin en un tablero (A-&gt;B, C-&gt;D)</w:t>
+      </w:r>
+    </w:p>
+    <w:p>
+      <w:pPr>
+        <w:pStyle w:val="Textbody"/>
+        <w:ind w:left="720" w:firstLine="0"/>
+        <w:rPr>
+          <w:lang w:val="es-ES"/>
+        </w:rPr>
+      </w:pPr>
     </w:p>
     <w:p>
       <w:pPr>
@@ -1034,13 +1607,19 @@
         <w:rPr>
           <w:lang w:val="es-ES"/>
         </w:rPr>
-        <w:t>En el tercer caso, se puede clasificar como el estudio anterior, desde una perspectiva matemática, lógica y combinatoria se centra en encontrar soluciones</w:t>
-      </w:r>
-      <w:r>
-        <w:rPr>
-          <w:lang w:val="es-ES"/>
-        </w:rPr>
-        <w:t>, observar si ciertas posiciones son  posibles o imposibles</w:t>
+        <w:t>El</w:t>
+      </w:r>
+      <w:r>
+        <w:rPr>
+          <w:lang w:val="es-ES"/>
+        </w:rPr>
+        <w:t xml:space="preserve"> tercer caso, se puede clasificar como el estudio anterior, desde una perspectiva matemática, lógica y combinatoria se centra en encontrar soluciones</w:t>
+      </w:r>
+      <w:r>
+        <w:rPr>
+          <w:lang w:val="es-ES"/>
+        </w:rPr>
+        <w:t>, observar si ciertas posiciones son posibles o imposibles</w:t>
       </w:r>
       <w:r>
         <w:rPr>
@@ -1052,66 +1631,133 @@
         <w:rPr>
           <w:lang w:val="es-ES"/>
         </w:rPr>
-        <w:t xml:space="preserve"> y que propiedades estructurales tiene el juego</w:t>
-      </w:r>
-      <w:r>
-        <w:rPr>
-          <w:lang w:val="es-ES"/>
-        </w:rPr>
-        <w:t>[4]</w:t>
-      </w:r>
-      <w:r>
-        <w:rPr>
-          <w:lang w:val="es-ES"/>
-        </w:rPr>
-        <w:t>. Esta página junto a la anterior nos ayudo a demostrar que la variante 1 no estaba bien planteada.</w:t>
+        <w:t>y qu</w:t>
+      </w:r>
+      <w:r>
+        <w:rPr>
+          <w:lang w:val="es-ES"/>
+        </w:rPr>
+        <w:t>é</w:t>
+      </w:r>
+      <w:r>
+        <w:rPr>
+          <w:lang w:val="es-ES"/>
+        </w:rPr>
+        <w:t xml:space="preserve"> propiedades estructurales tiene el </w:t>
+      </w:r>
+      <w:proofErr w:type="gramStart"/>
+      <w:r>
+        <w:rPr>
+          <w:lang w:val="es-ES"/>
+        </w:rPr>
+        <w:t>juego</w:t>
+      </w:r>
+      <w:r>
+        <w:rPr>
+          <w:lang w:val="es-ES"/>
+        </w:rPr>
+        <w:t>[</w:t>
+      </w:r>
+      <w:proofErr w:type="gramEnd"/>
+      <w:r>
+        <w:rPr>
+          <w:lang w:val="es-ES"/>
+        </w:rPr>
+        <w:t>4]</w:t>
+      </w:r>
+      <w:r>
+        <w:rPr>
+          <w:lang w:val="es-ES"/>
+        </w:rPr>
+        <w:t xml:space="preserve">. Esta página junto a la anterior nos </w:t>
+      </w:r>
+      <w:proofErr w:type="spellStart"/>
+      <w:r>
+        <w:rPr>
+          <w:lang w:val="es-ES"/>
+        </w:rPr>
+        <w:t>ayudo</w:t>
+      </w:r>
+      <w:proofErr w:type="spellEnd"/>
+      <w:r>
+        <w:rPr>
+          <w:lang w:val="es-ES"/>
+        </w:rPr>
+        <w:t xml:space="preserve"> a demostrar que la variante 1 no estaba bien planteada</w:t>
+      </w:r>
+      <w:r>
+        <w:rPr>
+          <w:lang w:val="es-ES"/>
+        </w:rPr>
+        <w:t xml:space="preserve">, además de dar ejemplos de funciones Pagoda para guiar la heurística que nos han </w:t>
+      </w:r>
+      <w:r>
+        <w:rPr>
+          <w:lang w:val="es-ES"/>
+        </w:rPr>
+        <w:t>sido de una gran utilidad a la hora de analizar y diseñar la nuestra para tratar de maximizar la efectividad a la hora de guiar el algoritmo a una buena solución del problema.</w:t>
       </w:r>
     </w:p>
     <w:p>
       <w:pPr>
-        <w:pStyle w:val="Ttulo1"/>
-        <w:rPr>
-          <w:lang w:val="es-ES"/>
-        </w:rPr>
-      </w:pPr>
-      <w:r>
-        <w:rPr>
-          <w:lang w:val="es-ES"/>
-        </w:rPr>
-        <w:lastRenderedPageBreak/>
+        <w:pStyle w:val="Heading1"/>
+        <w:rPr>
+          <w:lang w:val="es-ES"/>
+        </w:rPr>
+      </w:pPr>
+      <w:r>
+        <w:rPr>
+          <w:lang w:val="es-ES"/>
+        </w:rPr>
         <w:t>Metodología</w:t>
       </w:r>
     </w:p>
     <w:p>
       <w:pPr>
-        <w:pStyle w:val="Standard"/>
-        <w:rPr>
-          <w:lang w:val="es-ES" w:eastAsia="en-US"/>
-        </w:rPr>
-      </w:pPr>
-      <w:r>
-        <w:rPr>
-          <w:lang w:val="es-ES" w:eastAsia="en-US"/>
-        </w:rPr>
-        <w:t xml:space="preserve">#### </w:t>
-      </w:r>
-      <w:r>
-        <w:rPr>
-          <w:lang w:val="es-ES" w:eastAsia="en-US"/>
-        </w:rPr>
-        <w:t>en la parte común seguimos el tipo de trabajo que nos enseñaron en la práctica, y en la parte de junio hemos ido optimizando la búsqueda mediante estudio y experimentación.</w:t>
+        <w:pStyle w:val="Textbody"/>
+        <w:rPr>
+          <w:lang w:val="es-ES"/>
+        </w:rPr>
+      </w:pPr>
+      <w:r>
+        <w:rPr>
+          <w:lang w:val="es-ES"/>
+        </w:rPr>
+        <w:t xml:space="preserve">En la siguiente imagen Fig. 1., se pueden ver las cinco variantes a las que nos </w:t>
+      </w:r>
+      <w:r>
+        <w:rPr>
+          <w:lang w:val="es-ES"/>
+        </w:rPr>
+        <w:t>referiremos en las secciones posteriores</w:t>
+      </w:r>
+      <w:r>
+        <w:rPr>
+          <w:lang w:val="es-ES"/>
+        </w:rPr>
+        <w:t xml:space="preserve">, siendo la figura 2 y 4 las </w:t>
+      </w:r>
+      <w:r>
+        <w:rPr>
+          <w:lang w:val="es-ES"/>
+        </w:rPr>
+        <w:t xml:space="preserve">versiones más tradicionales del juego </w:t>
+      </w:r>
+      <w:r>
+        <w:rPr>
+          <w:lang w:val="es-ES"/>
+        </w:rPr>
+        <w:t>y las figuras 1, 3 y 5 variantes también bastante conocidas</w:t>
+      </w:r>
+      <w:r>
+        <w:rPr>
+          <w:lang w:val="es-ES"/>
+        </w:rPr>
+        <w:t>.</w:t>
       </w:r>
     </w:p>
     <w:p>
       <w:pPr>
-        <w:pStyle w:val="Standard"/>
-        <w:rPr>
-          <w:lang w:val="es-ES" w:eastAsia="en-US"/>
-        </w:rPr>
-      </w:pPr>
-    </w:p>
-    <w:p>
-      <w:pPr>
         <w:pStyle w:val="Textbody"/>
         <w:rPr>
           <w:lang w:val="es-ES"/>
@@ -1119,104 +1765,11 @@
       </w:pPr>
       <w:r>
         <w:rPr>
-          <w:lang w:val="es-ES"/>
-        </w:rPr>
-        <w:t>Este trabajo se puede dividir claramente en dos partes, la parte común y la parte de convocatoria de junio.</w:t>
-      </w:r>
-    </w:p>
-    <w:p>
-      <w:pPr>
-        <w:pStyle w:val="Textbody"/>
-        <w:rPr>
-          <w:lang w:val="es-ES"/>
-        </w:rPr>
-      </w:pPr>
-      <w:r>
-        <w:rPr>
-          <w:lang w:val="es-ES"/>
-        </w:rPr>
-        <w:t xml:space="preserve">Para la parte común </w:t>
-      </w:r>
-      <w:r>
-        <w:rPr>
-          <w:lang w:val="es-ES"/>
-        </w:rPr>
-        <w:t>se ha seguido el tipo de trabajo que se enseñó en la práctica cuatro del tema de planificación automática, se ha definido el dominio con las funciones que nos enseñaron de la librería unified_planning, se continúa creando las instancias de l</w:t>
-      </w:r>
-      <w:r>
-        <w:rPr>
-          <w:lang w:val="es-ES"/>
-        </w:rPr>
-        <w:t xml:space="preserve">os cinco tipos de senku establecidos en el enunciado del trabajo </w:t>
-      </w:r>
-      <w:r>
-        <w:rPr>
-          <w:lang w:val="es-ES"/>
-        </w:rPr>
-        <w:t>y por último se busca una solución con el conjunto de acciones realizadas para llegar a ella, mediante la función OneShotPlanner.</w:t>
-      </w:r>
-    </w:p>
-    <w:p>
-      <w:pPr>
-        <w:pStyle w:val="Textbody"/>
-        <w:rPr>
-          <w:lang w:val="es-ES"/>
-        </w:rPr>
-      </w:pPr>
-      <w:r>
-        <w:rPr>
-          <w:lang w:val="es-ES"/>
-        </w:rPr>
-        <w:t>Para la parte de convocatoria de junio</w:t>
-      </w:r>
-      <w:r>
-        <w:rPr>
-          <w:lang w:val="es-ES"/>
-        </w:rPr>
-        <w:t xml:space="preserve"> se ha utilizado de base la creación del dominio y de las diferentes instancias, y se han creado principalmente una función que realiza el algoritmo de Beam Search que se explica más adelante. Junto con este algoritmo y algunas funciones auxiliares se ha llegado al objetivo de solucionar las cinco variantes del senku señaladas en las instrucciones del trabajo. Para llegar a solucionarlas se ha ido optimizando el algoritmo y la heurística pagoda mediante el estudio de ambos en las páginas referenciadas anteriormente y nuestra propia experimentación, es decir, mediante ensayo y error.</w:t>
-      </w:r>
-      <w:r>
-        <w:rPr>
-          <w:lang w:val="es-ES"/>
-        </w:rPr>
-        <w:t xml:space="preserve"> </w:t>
-      </w:r>
-    </w:p>
-    <w:p>
-      <w:pPr>
-        <w:pStyle w:val="Textbody"/>
-        <w:rPr>
-          <w:lang w:val="es-ES"/>
-        </w:rPr>
-      </w:pPr>
-      <w:r>
-        <w:rPr>
-          <w:lang w:val="es-ES"/>
-        </w:rPr>
-        <w:t xml:space="preserve">En la siguiente imagen Fig. 1., se pueden ver las cinco variantes a las que nos hemos referido en los párrafos anteriores, siendo la figura 2 y 4 las más tradicionales y las figuras 1, 3 y 5 variantes también bastante conocidas, donde la primera </w:t>
-      </w:r>
-      <w:r>
-        <w:rPr>
-          <w:lang w:val="es-ES"/>
-        </w:rPr>
-        <w:t>no hay que llegar la celda inicial y en la 5 (explicar diferencias)</w:t>
-      </w:r>
-    </w:p>
-    <w:p>
-      <w:pPr>
-        <w:pStyle w:val="Textbody"/>
-        <w:jc w:val="center"/>
-        <w:rPr>
-          <w:lang w:val="es-ES"/>
-        </w:rPr>
-      </w:pPr>
-      <w:r>
-        <w:rPr>
           <w:noProof/>
           <w:lang w:val="es-ES"/>
         </w:rPr>
         <w:drawing>
-          <wp:inline distT="0" distB="0" distL="0" distR="0" wp14:anchorId="3E97585C" wp14:editId="2360B4E1">
+          <wp:inline distT="0" distB="0" distL="0" distR="0" wp14:anchorId="243586A5" wp14:editId="347B20AA">
             <wp:extent cx="3094355" cy="703580"/>
             <wp:effectExtent l="0" t="0" r="0" b="1270"/>
             <wp:docPr id="539791659" name="Imagen 1"/>
@@ -1231,7 +1784,7 @@
                     <pic:cNvPicPr/>
                   </pic:nvPicPr>
                   <pic:blipFill>
-                    <a:blip r:embed="rId10"/>
+                    <a:blip r:embed="rId11"/>
                     <a:stretch>
                       <a:fillRect/>
                     </a:stretch>
@@ -1257,40 +1810,1071 @@
         <w:pStyle w:val="figurecaption"/>
         <w:numPr>
           <w:ilvl w:val="0"/>
-          <w:numId w:val="29"/>
+          <w:numId w:val="0"/>
         </w:numPr>
-        <w:rPr>
-          <w:lang w:val="es-ES"/>
-        </w:rPr>
-      </w:pPr>
-      <w:r>
-        <w:rPr>
-          <w:lang w:val="es-ES"/>
-        </w:rPr>
-        <w:t>Diferentes variantes del senku obsequiadas por las instrucciones, variante 1 y 5 erradas.</w:t>
+        <w:jc w:val="center"/>
+        <w:rPr>
+          <w:i/>
+          <w:iCs/>
+          <w:lang w:val="es-ES"/>
+        </w:rPr>
+      </w:pPr>
+      <w:r>
+        <w:rPr>
+          <w:i/>
+          <w:iCs/>
+          <w:lang w:val="es-ES"/>
+        </w:rPr>
+        <w:t xml:space="preserve">Fig. 2. </w:t>
+      </w:r>
+      <w:r>
+        <w:rPr>
+          <w:i/>
+          <w:iCs/>
+          <w:lang w:val="es-ES"/>
+        </w:rPr>
+        <w:t xml:space="preserve">Diferentes variantes del </w:t>
+      </w:r>
+      <w:proofErr w:type="spellStart"/>
+      <w:r>
+        <w:rPr>
+          <w:i/>
+          <w:iCs/>
+          <w:lang w:val="es-ES"/>
+        </w:rPr>
+        <w:t>senku</w:t>
+      </w:r>
+      <w:proofErr w:type="spellEnd"/>
+      <w:r>
+        <w:rPr>
+          <w:i/>
+          <w:iCs/>
+          <w:lang w:val="es-ES"/>
+        </w:rPr>
+        <w:t xml:space="preserve"> obsequiadas por las instrucciones, variante 1 y 5 erradas.</w:t>
       </w:r>
     </w:p>
     <w:p>
       <w:pPr>
-        <w:pStyle w:val="figurecaption"/>
-        <w:numPr>
-          <w:ilvl w:val="0"/>
-          <w:numId w:val="0"/>
-        </w:numPr>
-        <w:rPr>
-          <w:sz w:val="20"/>
-          <w:szCs w:val="20"/>
-          <w:lang w:val="es-ES"/>
-        </w:rPr>
-      </w:pPr>
+        <w:pStyle w:val="Textbody"/>
+        <w:rPr>
+          <w:lang w:val="es-ES"/>
+        </w:rPr>
+      </w:pPr>
+      <w:r>
+        <w:rPr>
+          <w:lang w:val="es-ES"/>
+        </w:rPr>
+        <w:t>El objetivo de</w:t>
+      </w:r>
+      <w:r>
+        <w:rPr>
+          <w:lang w:val="es-ES"/>
+        </w:rPr>
+        <w:t xml:space="preserve"> cada variante será encontrar una serie de acciones (movimientos) que nos permitan acabar con una única pieza en el tablero, preferentemente en la celda en la que estaba el hueco original.</w:t>
+      </w:r>
     </w:p>
     <w:p>
       <w:pPr>
-        <w:pStyle w:val="figurecaption"/>
-        <w:numPr>
-          <w:ilvl w:val="0"/>
-          <w:numId w:val="0"/>
-        </w:numPr>
+        <w:pStyle w:val="Textbody"/>
+        <w:rPr>
+          <w:lang w:val="es-ES"/>
+        </w:rPr>
+      </w:pPr>
+      <w:r>
+        <w:rPr>
+          <w:lang w:val="es-ES"/>
+        </w:rPr>
+        <w:t>En las variantes 1, 2, 3 y 4 del problema se han encontrado soluciones siguiendo con la posición inicial representada en la imagen y, excepto en la primera variante, acabando en el hueco objetivo. En la variante 5 se ha elegido un nuevo estado inicial.</w:t>
+      </w:r>
+    </w:p>
+    <w:p>
+      <w:pPr>
+        <w:pStyle w:val="Textbody"/>
+        <w:rPr>
+          <w:lang w:val="es-ES"/>
+        </w:rPr>
+      </w:pPr>
+      <w:r>
+        <w:rPr>
+          <w:lang w:val="es-ES"/>
+        </w:rPr>
+        <w:t>Este trabajo se puede dividir en dos partes</w:t>
+      </w:r>
+      <w:r>
+        <w:rPr>
+          <w:lang w:val="es-ES"/>
+        </w:rPr>
+        <w:t xml:space="preserve"> claramente separadas</w:t>
+      </w:r>
+      <w:r>
+        <w:rPr>
+          <w:lang w:val="es-ES"/>
+        </w:rPr>
+        <w:t>, la parte común</w:t>
+      </w:r>
+      <w:r>
+        <w:rPr>
+          <w:lang w:val="es-ES"/>
+        </w:rPr>
+        <w:t xml:space="preserve">, en la que nos centraremos en la definición PDDL del dominio y el problema, </w:t>
+      </w:r>
+      <w:r>
+        <w:rPr>
+          <w:lang w:val="es-ES"/>
+        </w:rPr>
+        <w:t>y la parte de convocatoria de junio</w:t>
+      </w:r>
+      <w:r>
+        <w:rPr>
+          <w:lang w:val="es-ES"/>
+        </w:rPr>
+        <w:t>, en la que definiremos manualmente un algoritmo de búsqueda que nos permita encontrar soluciones utilizando una heurística apropiada</w:t>
+      </w:r>
+      <w:r>
+        <w:rPr>
+          <w:lang w:val="es-ES"/>
+        </w:rPr>
+        <w:t>.</w:t>
+      </w:r>
+    </w:p>
+    <w:p>
+      <w:pPr>
+        <w:pStyle w:val="Textbody"/>
+        <w:rPr>
+          <w:lang w:val="es-ES"/>
+        </w:rPr>
+      </w:pPr>
+    </w:p>
+    <w:p>
+      <w:pPr>
+        <w:pStyle w:val="Heading2"/>
+      </w:pPr>
+      <w:proofErr w:type="spellStart"/>
+      <w:r>
+        <w:t>Parte</w:t>
+      </w:r>
+      <w:proofErr w:type="spellEnd"/>
+      <w:r>
+        <w:t xml:space="preserve"> Común</w:t>
+      </w:r>
+    </w:p>
+    <w:p>
+      <w:pPr>
+        <w:pStyle w:val="Textbody"/>
+        <w:rPr>
+          <w:lang w:val="es-ES"/>
+        </w:rPr>
+      </w:pPr>
+      <w:r>
+        <w:rPr>
+          <w:lang w:val="es-ES"/>
+        </w:rPr>
+        <w:t xml:space="preserve">Para la parte común </w:t>
+      </w:r>
+      <w:r>
+        <w:rPr>
+          <w:lang w:val="es-ES"/>
+        </w:rPr>
+        <w:t>se ha seguido el tipo de trabajo que se enseñó en la práctica cuatro del tema de planificación automática</w:t>
+      </w:r>
+      <w:r>
+        <w:rPr>
+          <w:lang w:val="es-ES"/>
+        </w:rPr>
+        <w:t>. S</w:t>
+      </w:r>
+      <w:r>
+        <w:rPr>
+          <w:lang w:val="es-ES"/>
+        </w:rPr>
+        <w:t xml:space="preserve">e ha definido el dominio con las funciones que nos enseñaron de la librería </w:t>
+      </w:r>
+      <w:proofErr w:type="spellStart"/>
+      <w:r>
+        <w:rPr>
+          <w:lang w:val="es-ES"/>
+        </w:rPr>
+        <w:t>unified_planning</w:t>
+      </w:r>
+      <w:proofErr w:type="spellEnd"/>
+      <w:r>
+        <w:rPr>
+          <w:lang w:val="es-ES"/>
+        </w:rPr>
+        <w:t xml:space="preserve"> y</w:t>
+      </w:r>
+      <w:r>
+        <w:rPr>
+          <w:lang w:val="es-ES"/>
+        </w:rPr>
+        <w:t xml:space="preserve"> </w:t>
+      </w:r>
+      <w:r>
+        <w:rPr>
+          <w:lang w:val="es-ES"/>
+        </w:rPr>
+        <w:t xml:space="preserve">hemos continuado </w:t>
+      </w:r>
+      <w:r>
+        <w:rPr>
+          <w:lang w:val="es-ES"/>
+        </w:rPr>
+        <w:t>creando las instancias de l</w:t>
+      </w:r>
+      <w:r>
+        <w:rPr>
+          <w:lang w:val="es-ES"/>
+        </w:rPr>
+        <w:t xml:space="preserve">os cinco tipos de </w:t>
+      </w:r>
+      <w:proofErr w:type="spellStart"/>
+      <w:r>
+        <w:rPr>
+          <w:lang w:val="es-ES"/>
+        </w:rPr>
+        <w:t>senku</w:t>
+      </w:r>
+      <w:proofErr w:type="spellEnd"/>
+      <w:r>
+        <w:rPr>
+          <w:lang w:val="es-ES"/>
+        </w:rPr>
+        <w:t xml:space="preserve"> establecidos en el enunciado del trabajo</w:t>
+      </w:r>
+      <w:r>
+        <w:rPr>
+          <w:lang w:val="es-ES"/>
+        </w:rPr>
+        <w:t>.</w:t>
+      </w:r>
+      <w:r>
+        <w:rPr>
+          <w:lang w:val="es-ES"/>
+        </w:rPr>
+        <w:t xml:space="preserve"> </w:t>
+      </w:r>
+      <w:r>
+        <w:rPr>
+          <w:lang w:val="es-ES"/>
+        </w:rPr>
+        <w:t>P</w:t>
+      </w:r>
+      <w:r>
+        <w:rPr>
+          <w:lang w:val="es-ES"/>
+        </w:rPr>
+        <w:t xml:space="preserve">or </w:t>
+      </w:r>
+      <w:proofErr w:type="gramStart"/>
+      <w:r>
+        <w:rPr>
+          <w:lang w:val="es-ES"/>
+        </w:rPr>
+        <w:t>último</w:t>
+      </w:r>
+      <w:proofErr w:type="gramEnd"/>
+      <w:r>
+        <w:rPr>
+          <w:lang w:val="es-ES"/>
+        </w:rPr>
+        <w:t xml:space="preserve"> se busca una solución con el conjunto de acciones realizadas para llegar a ella, mediante la función </w:t>
+      </w:r>
+      <w:proofErr w:type="spellStart"/>
+      <w:r>
+        <w:rPr>
+          <w:lang w:val="es-ES"/>
+        </w:rPr>
+        <w:t>OneShotPlanner</w:t>
+      </w:r>
+      <w:proofErr w:type="spellEnd"/>
+      <w:r>
+        <w:rPr>
+          <w:lang w:val="es-ES"/>
+        </w:rPr>
+        <w:t>.</w:t>
+      </w:r>
+    </w:p>
+    <w:p>
+      <w:pPr>
+        <w:pStyle w:val="Textbody"/>
+        <w:rPr>
+          <w:lang w:val="es-ES"/>
+        </w:rPr>
+      </w:pPr>
+      <w:r>
+        <w:rPr>
+          <w:lang w:val="es-ES"/>
+        </w:rPr>
+        <w:t>Entrando más en detalle a la hora de definir el dominio, lo hemos descrito mediante PDDL, estructurando los tipos de objeto que se encontrarán en nuestro dominio, los predicados que pueden cumplir dichos objetos y las acciones que podemos tomar sobre los objetos.</w:t>
+      </w:r>
+    </w:p>
+    <w:p>
+      <w:pPr>
+        <w:pStyle w:val="Textbody"/>
+        <w:rPr>
+          <w:lang w:val="es-ES"/>
+        </w:rPr>
+      </w:pPr>
+      <w:r>
+        <w:rPr>
+          <w:lang w:val="es-ES"/>
+        </w:rPr>
+        <w:t xml:space="preserve">En cuanto a los tipos de objeto, en nuestro problema nos basta con definir uno sólo: el objeto Celda </w:t>
+      </w:r>
+      <w:r>
+        <w:rPr>
+          <w:i/>
+          <w:iCs/>
+          <w:lang w:val="es-ES"/>
+        </w:rPr>
+        <w:t>(Cell).</w:t>
+      </w:r>
+      <w:r>
+        <w:rPr>
+          <w:lang w:val="es-ES"/>
+        </w:rPr>
+        <w:t xml:space="preserve"> Este objeto representará las celdas individuales de nuestro tablero para permitirnos operar sobre él y modificarlo para alcanzar representaciones de estados de tablero.</w:t>
+      </w:r>
+    </w:p>
+    <w:p>
+      <w:pPr>
+        <w:pStyle w:val="Textbody"/>
+        <w:rPr>
+          <w:lang w:val="es-ES"/>
+        </w:rPr>
+      </w:pPr>
+      <w:r>
+        <w:rPr>
+          <w:lang w:val="es-ES"/>
+        </w:rPr>
+        <w:t xml:space="preserve">Siguiendo con los predicados, hemos tenido que definir dos de ellos. El primero, Ocupada(a) </w:t>
+      </w:r>
+      <w:r>
+        <w:rPr>
+          <w:i/>
+          <w:iCs/>
+          <w:lang w:val="es-ES"/>
+        </w:rPr>
+        <w:t>(</w:t>
+      </w:r>
+      <w:proofErr w:type="spellStart"/>
+      <w:r>
+        <w:rPr>
+          <w:i/>
+          <w:iCs/>
+          <w:lang w:val="es-ES"/>
+        </w:rPr>
+        <w:t>Occupied</w:t>
+      </w:r>
+      <w:proofErr w:type="spellEnd"/>
+      <w:r>
+        <w:rPr>
+          <w:i/>
+          <w:iCs/>
+          <w:lang w:val="es-ES"/>
+        </w:rPr>
+        <w:t>)</w:t>
+      </w:r>
+      <w:r>
+        <w:rPr>
+          <w:i/>
+          <w:iCs/>
+          <w:lang w:val="es-ES"/>
+        </w:rPr>
+        <w:t xml:space="preserve">, </w:t>
+      </w:r>
+      <w:r>
+        <w:rPr>
+          <w:lang w:val="es-ES"/>
+        </w:rPr>
+        <w:t>nos permite indicar si una casilla tiene una ficha o no, lo que ya nos da la posibilidad de hacer representación completa de los estados del tablero. Para facilitar el paso entre estados definimos el segundo predicado: Conectadas(</w:t>
+      </w:r>
+      <w:proofErr w:type="spellStart"/>
+      <w:proofErr w:type="gramStart"/>
+      <w:r>
+        <w:rPr>
+          <w:lang w:val="es-ES"/>
+        </w:rPr>
+        <w:t>a,b</w:t>
+      </w:r>
+      <w:proofErr w:type="gramEnd"/>
+      <w:r>
+        <w:rPr>
+          <w:lang w:val="es-ES"/>
+        </w:rPr>
+        <w:t>,c</w:t>
+      </w:r>
+      <w:proofErr w:type="spellEnd"/>
+      <w:r>
+        <w:rPr>
+          <w:lang w:val="es-ES"/>
+        </w:rPr>
+        <w:t xml:space="preserve">) </w:t>
+      </w:r>
+      <w:r>
+        <w:rPr>
+          <w:i/>
+          <w:iCs/>
+          <w:lang w:val="es-ES"/>
+        </w:rPr>
+        <w:t>(</w:t>
+      </w:r>
+      <w:proofErr w:type="spellStart"/>
+      <w:r>
+        <w:rPr>
+          <w:i/>
+          <w:iCs/>
+          <w:lang w:val="es-ES"/>
+        </w:rPr>
+        <w:t>Connected</w:t>
+      </w:r>
+      <w:proofErr w:type="spellEnd"/>
+      <w:r>
+        <w:rPr>
+          <w:i/>
+          <w:iCs/>
+          <w:lang w:val="es-ES"/>
+        </w:rPr>
+        <w:t>)</w:t>
+      </w:r>
+      <w:r>
+        <w:rPr>
+          <w:lang w:val="es-ES"/>
+        </w:rPr>
+        <w:t xml:space="preserve">, que nos será necesario para obtener y almacenar una lista de todas las casillas del tablero entre las que podemos realizar movimientos si se cumplen las condiciones para ello. Debido a la naturaleza de nuestra función de salto, definida a continuación, </w:t>
+      </w:r>
+      <w:r>
+        <w:rPr>
+          <w:lang w:val="es-ES"/>
+        </w:rPr>
+        <w:t>el predicado Conectadas debe ser bidireccional, es decir, si tres casillas (</w:t>
+      </w:r>
+      <w:proofErr w:type="spellStart"/>
+      <w:proofErr w:type="gramStart"/>
+      <w:r>
+        <w:rPr>
+          <w:lang w:val="es-ES"/>
+        </w:rPr>
+        <w:t>a,b</w:t>
+      </w:r>
+      <w:proofErr w:type="gramEnd"/>
+      <w:r>
+        <w:rPr>
+          <w:lang w:val="es-ES"/>
+        </w:rPr>
+        <w:t>,c</w:t>
+      </w:r>
+      <w:proofErr w:type="spellEnd"/>
+      <w:r>
+        <w:rPr>
+          <w:lang w:val="es-ES"/>
+        </w:rPr>
+        <w:t>) están conectadas, se debe cumplir también que (</w:t>
+      </w:r>
+      <w:proofErr w:type="spellStart"/>
+      <w:proofErr w:type="gramStart"/>
+      <w:r>
+        <w:rPr>
+          <w:lang w:val="es-ES"/>
+        </w:rPr>
+        <w:t>c,b</w:t>
+      </w:r>
+      <w:proofErr w:type="gramEnd"/>
+      <w:r>
+        <w:rPr>
+          <w:lang w:val="es-ES"/>
+        </w:rPr>
+        <w:t>,a</w:t>
+      </w:r>
+      <w:proofErr w:type="spellEnd"/>
+      <w:r>
+        <w:rPr>
+          <w:lang w:val="es-ES"/>
+        </w:rPr>
+        <w:t>) lo estén para permitir movimientos en ambas direcciones de salto.</w:t>
+      </w:r>
+    </w:p>
+    <w:p>
+      <w:pPr>
+        <w:pStyle w:val="Textbody"/>
+        <w:rPr>
+          <w:lang w:val="es-ES"/>
+        </w:rPr>
+      </w:pPr>
+      <w:r>
+        <w:rPr>
+          <w:lang w:val="es-ES"/>
+        </w:rPr>
+        <w:t xml:space="preserve">Por último, encontramos las acciones de nuestro dominio. Debido a la forma en la que hemos definido los predicados, nos basta con definir una </w:t>
+      </w:r>
+      <w:r>
+        <w:rPr>
+          <w:lang w:val="es-ES"/>
+        </w:rPr>
+        <w:t>única</w:t>
+      </w:r>
+      <w:r>
+        <w:rPr>
+          <w:lang w:val="es-ES"/>
+        </w:rPr>
+        <w:t xml:space="preserve"> acción: Saltar(</w:t>
+      </w:r>
+      <w:proofErr w:type="spellStart"/>
+      <w:proofErr w:type="gramStart"/>
+      <w:r>
+        <w:rPr>
+          <w:lang w:val="es-ES"/>
+        </w:rPr>
+        <w:t>a,b</w:t>
+      </w:r>
+      <w:proofErr w:type="gramEnd"/>
+      <w:r>
+        <w:rPr>
+          <w:lang w:val="es-ES"/>
+        </w:rPr>
+        <w:t>,c</w:t>
+      </w:r>
+      <w:proofErr w:type="spellEnd"/>
+      <w:r>
+        <w:rPr>
+          <w:lang w:val="es-ES"/>
+        </w:rPr>
+        <w:t xml:space="preserve">) </w:t>
+      </w:r>
+      <w:r>
+        <w:rPr>
+          <w:i/>
+          <w:iCs/>
+          <w:lang w:val="es-ES"/>
+        </w:rPr>
+        <w:t>(Jump)</w:t>
+      </w:r>
+      <w:r>
+        <w:rPr>
+          <w:lang w:val="es-ES"/>
+        </w:rPr>
+        <w:t>, que representa el movimiento de una ficha desde una casilla ocupada “a” hasta una casilla libre “c”, pasando por una casilla intermedia ocupada “c”. Las precondiciones para esta acción son que tanto “a” como “b” estén ocupadas, que “c” esté libre y que (</w:t>
+      </w:r>
+      <w:proofErr w:type="spellStart"/>
+      <w:proofErr w:type="gramStart"/>
+      <w:r>
+        <w:rPr>
+          <w:lang w:val="es-ES"/>
+        </w:rPr>
+        <w:t>a,b</w:t>
+      </w:r>
+      <w:proofErr w:type="gramEnd"/>
+      <w:r>
+        <w:rPr>
+          <w:lang w:val="es-ES"/>
+        </w:rPr>
+        <w:t>,c</w:t>
+      </w:r>
+      <w:proofErr w:type="spellEnd"/>
+      <w:r>
+        <w:rPr>
+          <w:lang w:val="es-ES"/>
+        </w:rPr>
+        <w:t>) estén conectadas. Una vez se realiza la acción, las casillas “a” y “b” quedarán libres, y la casilla “c”, ocupada.</w:t>
+      </w:r>
+    </w:p>
+    <w:p>
+      <w:pPr>
+        <w:pStyle w:val="Textbody"/>
+        <w:rPr>
+          <w:lang w:val="es-ES"/>
+        </w:rPr>
+      </w:pPr>
+      <w:r>
+        <w:rPr>
+          <w:lang w:val="es-ES"/>
+        </w:rPr>
+        <w:t xml:space="preserve">Una vez definido el dominio, debemos poder crear las instancias específicas a nuestros problemas (es decir, las distintas variaciones del juego a las que nos enfrentaremos). Para ello, hemos decidido abordar la definición de problemas como la creación de matrices para representar los estados iniciales de los problemas. En ellas, una posición [f][c] de la matriz representa una casilla del tablero en la fila “f” y en la columna “c”. Además, el valor de la matriz en dicha posición representará el estado de dicha casilla: un 0 representará una casilla vacía, un 1 representará una casilla ocupada, y un valor nulo </w:t>
+      </w:r>
+      <w:r>
+        <w:rPr>
+          <w:i/>
+          <w:iCs/>
+          <w:lang w:val="es-ES"/>
+        </w:rPr>
+        <w:t>(</w:t>
+      </w:r>
+      <w:proofErr w:type="spellStart"/>
+      <w:r>
+        <w:rPr>
+          <w:i/>
+          <w:iCs/>
+          <w:lang w:val="es-ES"/>
+        </w:rPr>
+        <w:t>None</w:t>
+      </w:r>
+      <w:proofErr w:type="spellEnd"/>
+      <w:r>
+        <w:rPr>
+          <w:i/>
+          <w:iCs/>
+          <w:lang w:val="es-ES"/>
+        </w:rPr>
+        <w:t>)</w:t>
+      </w:r>
+      <w:r>
+        <w:rPr>
+          <w:lang w:val="es-ES"/>
+        </w:rPr>
+        <w:t xml:space="preserve"> corresponderá con una zona fuera del tablero, no jugable pero necesaria para esta representación matricial.</w:t>
+      </w:r>
+    </w:p>
+    <w:p>
+      <w:pPr>
+        <w:pStyle w:val="Textbody"/>
+        <w:rPr>
+          <w:lang w:val="es-ES"/>
+        </w:rPr>
+      </w:pPr>
+      <w:r>
+        <w:rPr>
+          <w:lang w:val="es-ES"/>
+        </w:rPr>
+        <w:t xml:space="preserve">Hemos hecho una función manual que lee estas matrices y las traduce a una representación PDDL en nuestro dominio, para posteriormente </w:t>
+      </w:r>
+      <w:r>
+        <w:rPr>
+          <w:lang w:val="es-ES"/>
+        </w:rPr>
+        <w:t xml:space="preserve">escribir dicha representación en un </w:t>
+      </w:r>
+      <w:proofErr w:type="gramStart"/>
+      <w:r>
+        <w:rPr>
+          <w:lang w:val="es-ES"/>
+        </w:rPr>
+        <w:t xml:space="preserve">archivo </w:t>
+      </w:r>
+      <w:r>
+        <w:rPr>
+          <w:i/>
+          <w:iCs/>
+          <w:lang w:val="es-ES"/>
+        </w:rPr>
+        <w:t>.</w:t>
+      </w:r>
+      <w:proofErr w:type="spellStart"/>
+      <w:r>
+        <w:rPr>
+          <w:i/>
+          <w:iCs/>
+          <w:lang w:val="es-ES"/>
+        </w:rPr>
+        <w:t>pddl</w:t>
+      </w:r>
+      <w:proofErr w:type="spellEnd"/>
+      <w:proofErr w:type="gramEnd"/>
+      <w:r>
+        <w:rPr>
+          <w:lang w:val="es-ES"/>
+        </w:rPr>
+        <w:t xml:space="preserve"> que nos permitirá leer el problema para buscarles solución con </w:t>
+      </w:r>
+      <w:r>
+        <w:rPr>
+          <w:lang w:val="es-ES"/>
+        </w:rPr>
+        <w:lastRenderedPageBreak/>
+        <w:t>los algoritmos que queramos. Hemos definido, así, funciones para leer y escribir tanto el dominio del problema como el problema en sí.</w:t>
+      </w:r>
+    </w:p>
+    <w:p>
+      <w:pPr>
+        <w:pStyle w:val="Textbody"/>
+        <w:rPr>
+          <w:lang w:val="es-ES"/>
+        </w:rPr>
+      </w:pPr>
+      <w:r>
+        <w:rPr>
+          <w:lang w:val="es-ES"/>
+        </w:rPr>
+        <w:t xml:space="preserve">Por </w:t>
+      </w:r>
+      <w:proofErr w:type="gramStart"/>
+      <w:r>
+        <w:rPr>
+          <w:lang w:val="es-ES"/>
+        </w:rPr>
+        <w:t>último</w:t>
+      </w:r>
+      <w:proofErr w:type="gramEnd"/>
+      <w:r>
+        <w:rPr>
+          <w:lang w:val="es-ES"/>
+        </w:rPr>
+        <w:t xml:space="preserve"> en esta sección, habiendo definido el dominio y los problemas hemos utilizado el planificador </w:t>
+      </w:r>
+      <w:proofErr w:type="spellStart"/>
+      <w:r>
+        <w:rPr>
+          <w:i/>
+          <w:iCs/>
+          <w:lang w:val="es-ES"/>
+        </w:rPr>
+        <w:t>OneShotPlanner</w:t>
+      </w:r>
+      <w:proofErr w:type="spellEnd"/>
+      <w:r>
+        <w:rPr>
+          <w:u w:val="single"/>
+          <w:lang w:val="es-ES"/>
+        </w:rPr>
+        <w:t xml:space="preserve"> </w:t>
+      </w:r>
+      <w:r>
+        <w:rPr>
+          <w:lang w:val="es-ES"/>
+        </w:rPr>
+        <w:t xml:space="preserve">de la librería </w:t>
+      </w:r>
+      <w:proofErr w:type="spellStart"/>
+      <w:r>
+        <w:rPr>
+          <w:i/>
+          <w:iCs/>
+          <w:lang w:val="es-ES"/>
+        </w:rPr>
+        <w:t>unified-planning</w:t>
+      </w:r>
+      <w:proofErr w:type="spellEnd"/>
+      <w:r>
+        <w:rPr>
+          <w:lang w:val="es-ES"/>
+        </w:rPr>
+        <w:t xml:space="preserve"> para tratar de encontrar soluciones a las distintas variantes del problema. Estas soluciones vendrán en forma de listas de acciones a tomar para llegar al estado objetivo, que hemos definido en la misma función de representación del problema.</w:t>
+      </w:r>
+    </w:p>
+    <w:p>
+      <w:pPr>
+        <w:pStyle w:val="Textbody"/>
+        <w:rPr>
+          <w:lang w:val="es-ES"/>
+        </w:rPr>
+      </w:pPr>
+    </w:p>
+    <w:p>
+      <w:pPr>
+        <w:pStyle w:val="Heading2"/>
+      </w:pPr>
+      <w:r>
+        <w:t>Beam Search</w:t>
+      </w:r>
+      <w:r>
+        <w:t xml:space="preserve"> </w:t>
+      </w:r>
+    </w:p>
+    <w:p>
+      <w:pPr>
+        <w:pStyle w:val="Textbody"/>
+        <w:rPr>
+          <w:lang w:val="es-ES"/>
+        </w:rPr>
+      </w:pPr>
+      <w:r>
+        <w:rPr>
+          <w:lang w:val="es-ES"/>
+        </w:rPr>
+        <w:t>Para la parte de convocatoria de junio</w:t>
+      </w:r>
+      <w:r>
+        <w:rPr>
+          <w:lang w:val="es-ES"/>
+        </w:rPr>
+        <w:t xml:space="preserve"> se ha utilizado de base la creación del dominio y de las diferentes instancias</w:t>
+      </w:r>
+      <w:r>
+        <w:rPr>
+          <w:lang w:val="es-ES"/>
+        </w:rPr>
+        <w:t xml:space="preserve"> de la sección anterior</w:t>
+      </w:r>
+      <w:r>
+        <w:rPr>
+          <w:lang w:val="es-ES"/>
+        </w:rPr>
+        <w:t xml:space="preserve">, </w:t>
+      </w:r>
+      <w:r>
+        <w:rPr>
+          <w:lang w:val="es-ES"/>
+        </w:rPr>
+        <w:t xml:space="preserve">el esfuerzo más importante ha sido la definición de </w:t>
+      </w:r>
+      <w:r>
+        <w:rPr>
+          <w:lang w:val="es-ES"/>
+        </w:rPr>
+        <w:t>una función que reali</w:t>
+      </w:r>
+      <w:r>
+        <w:rPr>
+          <w:lang w:val="es-ES"/>
+        </w:rPr>
+        <w:t>ce</w:t>
+      </w:r>
+      <w:r>
+        <w:rPr>
+          <w:lang w:val="es-ES"/>
+        </w:rPr>
+        <w:t xml:space="preserve"> el algoritmo de Beam Search </w:t>
+      </w:r>
+      <w:r>
+        <w:rPr>
+          <w:lang w:val="es-ES"/>
+        </w:rPr>
+        <w:t xml:space="preserve">de forma manual, </w:t>
+      </w:r>
+      <w:r>
+        <w:rPr>
+          <w:lang w:val="es-ES"/>
+        </w:rPr>
+        <w:t xml:space="preserve">que se explica </w:t>
+      </w:r>
+      <w:r>
+        <w:rPr>
+          <w:lang w:val="es-ES"/>
+        </w:rPr>
+        <w:t xml:space="preserve">en profundidad más </w:t>
+      </w:r>
+      <w:r>
+        <w:rPr>
+          <w:lang w:val="es-ES"/>
+        </w:rPr>
+        <w:t xml:space="preserve">adelante. Junto con este algoritmo y algunas funciones auxiliares se ha llegado al objetivo de solucionar las cinco variantes del </w:t>
+      </w:r>
+      <w:proofErr w:type="spellStart"/>
+      <w:r>
+        <w:rPr>
+          <w:lang w:val="es-ES"/>
+        </w:rPr>
+        <w:t>senku</w:t>
+      </w:r>
+      <w:proofErr w:type="spellEnd"/>
+      <w:r>
+        <w:rPr>
+          <w:lang w:val="es-ES"/>
+        </w:rPr>
+        <w:t xml:space="preserve"> señaladas en las instrucciones del trabajo. Para llegar a solucionarlas se ha ido optimizando el algoritmo y la heurística pagoda mediante el estudio de ambos en las páginas referenciadas anteriormente y </w:t>
+      </w:r>
+      <w:r>
+        <w:rPr>
+          <w:lang w:val="es-ES"/>
+        </w:rPr>
+        <w:t xml:space="preserve">con </w:t>
+      </w:r>
+      <w:r>
+        <w:rPr>
+          <w:lang w:val="es-ES"/>
+        </w:rPr>
+        <w:t>nuestra propia experimentación, es decir, mediante</w:t>
+      </w:r>
+      <w:r>
+        <w:rPr>
+          <w:lang w:val="es-ES"/>
+        </w:rPr>
+        <w:t xml:space="preserve"> formulación de hipótesis,</w:t>
+      </w:r>
+      <w:r>
+        <w:rPr>
+          <w:lang w:val="es-ES"/>
+        </w:rPr>
+        <w:t xml:space="preserve"> ensayo</w:t>
+      </w:r>
+      <w:r>
+        <w:rPr>
+          <w:lang w:val="es-ES"/>
+        </w:rPr>
+        <w:t>,</w:t>
+      </w:r>
+      <w:r>
+        <w:rPr>
+          <w:lang w:val="es-ES"/>
+        </w:rPr>
+        <w:t xml:space="preserve"> error</w:t>
+      </w:r>
+      <w:r>
+        <w:rPr>
+          <w:lang w:val="es-ES"/>
+        </w:rPr>
+        <w:t xml:space="preserve"> y análisis de los resultados obtenidos</w:t>
+      </w:r>
+      <w:r>
+        <w:rPr>
+          <w:lang w:val="es-ES"/>
+        </w:rPr>
+        <w:t>.</w:t>
+      </w:r>
+      <w:r>
+        <w:rPr>
+          <w:lang w:val="es-ES"/>
+        </w:rPr>
+        <w:t xml:space="preserve"> </w:t>
+      </w:r>
+    </w:p>
+    <w:p>
+      <w:pPr>
+        <w:pStyle w:val="Textbody"/>
+        <w:rPr>
+          <w:lang w:val="es-ES"/>
+        </w:rPr>
+      </w:pPr>
+      <w:r>
+        <w:rPr>
+          <w:lang w:val="es-ES"/>
+        </w:rPr>
+        <w:t xml:space="preserve">Entrando más en detalle, el primer obstáculo al que nos hemos enfrentado ha sido la lectura de </w:t>
+      </w:r>
+      <w:proofErr w:type="gramStart"/>
+      <w:r>
+        <w:rPr>
+          <w:lang w:val="es-ES"/>
+        </w:rPr>
+        <w:t xml:space="preserve">archivos </w:t>
+      </w:r>
+      <w:r>
+        <w:rPr>
+          <w:i/>
+          <w:iCs/>
+          <w:lang w:val="es-ES"/>
+        </w:rPr>
+        <w:t>.</w:t>
+      </w:r>
+      <w:proofErr w:type="spellStart"/>
+      <w:r>
+        <w:rPr>
+          <w:i/>
+          <w:iCs/>
+          <w:lang w:val="es-ES"/>
+        </w:rPr>
+        <w:t>pddl</w:t>
+      </w:r>
+      <w:proofErr w:type="spellEnd"/>
+      <w:proofErr w:type="gramEnd"/>
+      <w:r>
+        <w:rPr>
+          <w:lang w:val="es-ES"/>
+        </w:rPr>
+        <w:t xml:space="preserve"> para obtener las representaciones de nuestro dominio y los problemas a abordar. Para ello, </w:t>
+      </w:r>
+      <w:proofErr w:type="spellStart"/>
+      <w:r>
+        <w:rPr>
+          <w:lang w:val="es-ES"/>
+        </w:rPr>
+        <w:t>construímos</w:t>
+      </w:r>
+      <w:proofErr w:type="spellEnd"/>
+      <w:r>
+        <w:rPr>
+          <w:lang w:val="es-ES"/>
+        </w:rPr>
+        <w:t xml:space="preserve"> una función </w:t>
+      </w:r>
+      <w:proofErr w:type="spellStart"/>
+      <w:r>
+        <w:rPr>
+          <w:i/>
+          <w:iCs/>
+          <w:lang w:val="es-ES"/>
+        </w:rPr>
+        <w:t>parser</w:t>
+      </w:r>
+      <w:proofErr w:type="spellEnd"/>
+      <w:r>
+        <w:rPr>
+          <w:lang w:val="es-ES"/>
+        </w:rPr>
+        <w:t xml:space="preserve"> que, apoyándose en l</w:t>
+      </w:r>
+      <w:r>
+        <w:rPr>
+          <w:lang w:val="es-ES"/>
+        </w:rPr>
+        <w:t>as funciones de lectura de la librería utilizada anteriormente, es capaz de analizarlas devolviendo datos organizados de forma que podamos utilizarlos en nuestra función de búsqueda manual. En resumen, devuelve un set representando el estado inicial del problema, un segundo set para el estado objetivo y una lista de movimientos legales en el tablero a resolver.</w:t>
+      </w:r>
+    </w:p>
+    <w:p>
+      <w:pPr>
+        <w:pStyle w:val="Textbody"/>
+        <w:rPr>
+          <w:lang w:val="es-ES"/>
+        </w:rPr>
+      </w:pPr>
+      <w:r>
+        <w:rPr>
+          <w:lang w:val="es-ES"/>
+        </w:rPr>
+        <w:t xml:space="preserve">Para diseñar nuestro algoritmo de búsqueda, nos decantamos por utilizar un sistema basado en búsqueda en espacios de estado más que en grafos, ya que debido a la naturaleza del </w:t>
+      </w:r>
+      <w:proofErr w:type="spellStart"/>
+      <w:r>
+        <w:rPr>
+          <w:lang w:val="es-ES"/>
+        </w:rPr>
+        <w:t>senku</w:t>
+      </w:r>
+      <w:proofErr w:type="spellEnd"/>
+      <w:r>
+        <w:rPr>
+          <w:lang w:val="es-ES"/>
+        </w:rPr>
+        <w:t xml:space="preserve"> podemos usar esta versión más simple de búsqueda de soluciones para mejorar la legibilidad y mantenibilidad de nuestro algoritmo sin que ello implique una pérdida significativa de eficiencia. La representación de estados se ha realizado mediante objetos </w:t>
+      </w:r>
+      <w:proofErr w:type="spellStart"/>
+      <w:r>
+        <w:rPr>
+          <w:i/>
+          <w:iCs/>
+          <w:lang w:val="es-ES"/>
+        </w:rPr>
+        <w:t>Frozenset</w:t>
+      </w:r>
+      <w:proofErr w:type="spellEnd"/>
+      <w:r>
+        <w:rPr>
+          <w:i/>
+          <w:iCs/>
+          <w:lang w:val="es-ES"/>
+        </w:rPr>
+        <w:t xml:space="preserve"> </w:t>
+      </w:r>
+      <w:r>
+        <w:rPr>
+          <w:lang w:val="es-ES"/>
+        </w:rPr>
+        <w:t xml:space="preserve">que contienen todas las celdas ocupadas en un estado. Este tipo de objeto nos permite hacer comparaciones muy eficientes entre estados, lo que nos es muy importante a la hora de comprobar si hemos llegado a la solución. Además, </w:t>
+      </w:r>
+      <w:r>
+        <w:rPr>
+          <w:lang w:val="es-ES"/>
+        </w:rPr>
+        <w:t xml:space="preserve">se han utilizado listas de movimientos para almacenar el </w:t>
+      </w:r>
+      <w:r>
+        <w:rPr>
+          <w:i/>
+          <w:iCs/>
+          <w:lang w:val="es-ES"/>
+        </w:rPr>
+        <w:t>plan</w:t>
+      </w:r>
+      <w:r>
+        <w:rPr>
+          <w:lang w:val="es-ES"/>
+        </w:rPr>
+        <w:t xml:space="preserve"> seguido, es decir, la lista de acciones necesarias para llegar al estado actual desde el estado inicial.</w:t>
+      </w:r>
+    </w:p>
+    <w:p>
+      <w:pPr>
+        <w:pStyle w:val="Textbody"/>
         <w:rPr>
           <w:lang w:val="es-ES"/>
         </w:rPr>
@@ -1514,23 +3098,80 @@
                               <w:jc w:val="left"/>
                               <w:rPr>
                                 <w:sz w:val="18"/>
-                                <w:lang w:val="es-ES"/>
+                              </w:rPr>
+                            </w:pPr>
+                            <w:proofErr w:type="spellStart"/>
+                            <w:r>
+                              <w:rPr>
+                                <w:b/>
+                                <w:sz w:val="18"/>
+                              </w:rPr>
+                              <w:t>Algoritmo</w:t>
+                            </w:r>
+                            <w:proofErr w:type="spellEnd"/>
+                            <w:r>
+                              <w:rPr>
+                                <w:sz w:val="18"/>
+                              </w:rPr>
+                              <w:t>:</w:t>
+                            </w:r>
+                          </w:p>
+                          <w:p>
+                            <w:pPr>
+                              <w:pStyle w:val="Standard"/>
+                              <w:jc w:val="left"/>
+                              <w:rPr>
+                                <w:sz w:val="18"/>
                               </w:rPr>
                             </w:pPr>
                             <w:r>
                               <w:rPr>
-                                <w:b/>
                                 <w:sz w:val="18"/>
-                                <w:lang w:val="es-ES"/>
                               </w:rPr>
-                              <w:t>Algoritmo</w:t>
+                              <w:t xml:space="preserve">       P = </w:t>
                             </w:r>
+                            <w:proofErr w:type="gramStart"/>
                             <w:r>
                               <w:rPr>
                                 <w:sz w:val="18"/>
-                                <w:lang w:val="es-ES"/>
                               </w:rPr>
-                              <w:t>:</w:t>
+                              <w:t>List[</w:t>
+                            </w:r>
+                            <w:proofErr w:type="gramEnd"/>
+                            <w:r>
+                              <w:rPr>
+                                <w:sz w:val="18"/>
+                              </w:rPr>
+                              <w:t>]</w:t>
+                            </w:r>
+                          </w:p>
+                          <w:p>
+                            <w:pPr>
+                              <w:pStyle w:val="Standard"/>
+                              <w:jc w:val="left"/>
+                              <w:rPr>
+                                <w:sz w:val="18"/>
+                              </w:rPr>
+                            </w:pPr>
+                            <w:r>
+                              <w:rPr>
+                                <w:sz w:val="18"/>
+                              </w:rPr>
+                              <w:t xml:space="preserve">       B = List [Set(</w:t>
+                            </w:r>
+                            <w:proofErr w:type="gramStart"/>
+                            <w:r>
+                              <w:rPr>
+                                <w:sz w:val="18"/>
+                              </w:rPr>
+                              <w:t>E,P</w:t>
+                            </w:r>
+                            <w:proofErr w:type="gramEnd"/>
+                            <w:r>
+                              <w:rPr>
+                                <w:sz w:val="18"/>
+                              </w:rPr>
+                              <w:t>)]</w:t>
                             </w:r>
                           </w:p>
                           <w:p>
@@ -1545,43 +3186,15 @@
                             <w:r>
                               <w:rPr>
                                 <w:sz w:val="18"/>
-                                <w:lang w:val="es-ES"/>
                               </w:rPr>
-                              <w:t xml:space="preserve">       P = List[]</w:t>
+                              <w:t xml:space="preserve">       </w:t>
                             </w:r>
-                          </w:p>
-                          <w:p>
-                            <w:pPr>
-                              <w:pStyle w:val="Standard"/>
-                              <w:jc w:val="left"/>
-                              <w:rPr>
-                                <w:sz w:val="18"/>
-                                <w:lang w:val="es-ES"/>
-                              </w:rPr>
-                            </w:pPr>
                             <w:r>
                               <w:rPr>
                                 <w:sz w:val="18"/>
                                 <w:lang w:val="es-ES"/>
                               </w:rPr>
-                              <w:t xml:space="preserve">       B = List [Set(E,P)]</w:t>
-                            </w:r>
-                          </w:p>
-                          <w:p>
-                            <w:pPr>
-                              <w:pStyle w:val="Standard"/>
-                              <w:jc w:val="left"/>
-                              <w:rPr>
-                                <w:sz w:val="18"/>
-                                <w:lang w:val="es-ES"/>
-                              </w:rPr>
-                            </w:pPr>
-                            <w:r>
-                              <w:rPr>
-                                <w:sz w:val="18"/>
-                                <w:lang w:val="es-ES"/>
-                              </w:rPr>
-                              <w:t xml:space="preserve">       Mientras B no esté vacío:</w:t>
+                              <w:t>Mientras B no esté vacío:</w:t>
                             </w:r>
                           </w:p>
                           <w:p>
@@ -1616,7 +3229,31 @@
                                 <w:lang w:val="es-ES"/>
                               </w:rPr>
                               <w:tab/>
-                              <w:t>for(estado e</w:t>
+                            </w:r>
+                            <w:proofErr w:type="spellStart"/>
+                            <w:proofErr w:type="gramStart"/>
+                            <w:r>
+                              <w:rPr>
+                                <w:sz w:val="18"/>
+                                <w:lang w:val="es-ES"/>
+                              </w:rPr>
+                              <w:t>for</w:t>
+                            </w:r>
+                            <w:proofErr w:type="spellEnd"/>
+                            <w:r>
+                              <w:rPr>
+                                <w:sz w:val="18"/>
+                                <w:lang w:val="es-ES"/>
+                              </w:rPr>
+                              <w:t>(</w:t>
+                            </w:r>
+                            <w:proofErr w:type="gramEnd"/>
+                            <w:r>
+                              <w:rPr>
+                                <w:sz w:val="18"/>
+                                <w:lang w:val="es-ES"/>
+                              </w:rPr>
+                              <w:t>estado e</w:t>
                             </w:r>
                             <w:r>
                               <w:rPr>
@@ -1672,7 +3309,41 @@
                                 <w:lang w:val="es-ES"/>
                               </w:rPr>
                               <w:tab/>
-                              <w:t xml:space="preserve">     for(mov in MP):</w:t>
+                              <w:t xml:space="preserve">     </w:t>
+                            </w:r>
+                            <w:proofErr w:type="spellStart"/>
+                            <w:proofErr w:type="gramStart"/>
+                            <w:r>
+                              <w:rPr>
+                                <w:sz w:val="18"/>
+                                <w:lang w:val="es-ES"/>
+                              </w:rPr>
+                              <w:t>for</w:t>
+                            </w:r>
+                            <w:proofErr w:type="spellEnd"/>
+                            <w:r>
+                              <w:rPr>
+                                <w:sz w:val="18"/>
+                                <w:lang w:val="es-ES"/>
+                              </w:rPr>
+                              <w:t>(</w:t>
+                            </w:r>
+                            <w:proofErr w:type="spellStart"/>
+                            <w:proofErr w:type="gramEnd"/>
+                            <w:r>
+                              <w:rPr>
+                                <w:sz w:val="18"/>
+                                <w:lang w:val="es-ES"/>
+                              </w:rPr>
+                              <w:t>mov</w:t>
+                            </w:r>
+                            <w:proofErr w:type="spellEnd"/>
+                            <w:r>
+                              <w:rPr>
+                                <w:sz w:val="18"/>
+                                <w:lang w:val="es-ES"/>
+                              </w:rPr>
+                              <w:t xml:space="preserve"> in MP):</w:t>
                             </w:r>
                           </w:p>
                           <w:p>
@@ -1690,7 +3361,71 @@
                                 <w:lang w:val="es-ES"/>
                               </w:rPr>
                               <w:tab/>
-                              <w:t xml:space="preserve">          nuevo_e = aplicar_mov(e, mov)</w:t>
+                              <w:t xml:space="preserve">          </w:t>
+                            </w:r>
+                            <w:proofErr w:type="spellStart"/>
+                            <w:r>
+                              <w:rPr>
+                                <w:sz w:val="18"/>
+                                <w:lang w:val="es-ES"/>
+                              </w:rPr>
+                              <w:t>nuevo_e</w:t>
+                            </w:r>
+                            <w:proofErr w:type="spellEnd"/>
+                            <w:r>
+                              <w:rPr>
+                                <w:sz w:val="18"/>
+                                <w:lang w:val="es-ES"/>
+                              </w:rPr>
+                              <w:t xml:space="preserve"> = </w:t>
+                            </w:r>
+                            <w:proofErr w:type="spellStart"/>
+                            <w:r>
+                              <w:rPr>
+                                <w:sz w:val="18"/>
+                                <w:lang w:val="es-ES"/>
+                              </w:rPr>
+                              <w:t>aplicar_</w:t>
+                            </w:r>
+                            <w:proofErr w:type="gramStart"/>
+                            <w:r>
+                              <w:rPr>
+                                <w:sz w:val="18"/>
+                                <w:lang w:val="es-ES"/>
+                              </w:rPr>
+                              <w:t>mov</w:t>
+                            </w:r>
+                            <w:proofErr w:type="spellEnd"/>
+                            <w:r>
+                              <w:rPr>
+                                <w:sz w:val="18"/>
+                                <w:lang w:val="es-ES"/>
+                              </w:rPr>
+                              <w:t>(</w:t>
+                            </w:r>
+                            <w:proofErr w:type="gramEnd"/>
+                            <w:r>
+                              <w:rPr>
+                                <w:sz w:val="18"/>
+                                <w:lang w:val="es-ES"/>
+                              </w:rPr>
+                              <w:t xml:space="preserve">e, </w:t>
+                            </w:r>
+                            <w:proofErr w:type="spellStart"/>
+                            <w:r>
+                              <w:rPr>
+                                <w:sz w:val="18"/>
+                                <w:lang w:val="es-ES"/>
+                              </w:rPr>
+                              <w:t>mov</w:t>
+                            </w:r>
+                            <w:proofErr w:type="spellEnd"/>
+                            <w:r>
+                              <w:rPr>
+                                <w:sz w:val="18"/>
+                                <w:lang w:val="es-ES"/>
+                              </w:rPr>
+                              <w:t>)</w:t>
                             </w:r>
                           </w:p>
                           <w:p>
@@ -1708,7 +3443,55 @@
                                 <w:lang w:val="es-ES"/>
                               </w:rPr>
                               <w:tab/>
-                              <w:t xml:space="preserve">          nuevo_p = p.add(mov)</w:t>
+                              <w:t xml:space="preserve">          </w:t>
+                            </w:r>
+                            <w:proofErr w:type="spellStart"/>
+                            <w:r>
+                              <w:rPr>
+                                <w:sz w:val="18"/>
+                                <w:lang w:val="es-ES"/>
+                              </w:rPr>
+                              <w:t>nuevo_p</w:t>
+                            </w:r>
+                            <w:proofErr w:type="spellEnd"/>
+                            <w:r>
+                              <w:rPr>
+                                <w:sz w:val="18"/>
+                                <w:lang w:val="es-ES"/>
+                              </w:rPr>
+                              <w:t xml:space="preserve"> = </w:t>
+                            </w:r>
+                            <w:proofErr w:type="spellStart"/>
+                            <w:r>
+                              <w:rPr>
+                                <w:sz w:val="18"/>
+                                <w:lang w:val="es-ES"/>
+                              </w:rPr>
+                              <w:t>p.add</w:t>
+                            </w:r>
+                            <w:proofErr w:type="spellEnd"/>
+                            <w:r>
+                              <w:rPr>
+                                <w:sz w:val="18"/>
+                                <w:lang w:val="es-ES"/>
+                              </w:rPr>
+                              <w:t>(</w:t>
+                            </w:r>
+                            <w:proofErr w:type="spellStart"/>
+                            <w:r>
+                              <w:rPr>
+                                <w:sz w:val="18"/>
+                                <w:lang w:val="es-ES"/>
+                              </w:rPr>
+                              <w:t>mov</w:t>
+                            </w:r>
+                            <w:proofErr w:type="spellEnd"/>
+                            <w:r>
+                              <w:rPr>
+                                <w:sz w:val="18"/>
+                                <w:lang w:val="es-ES"/>
+                              </w:rPr>
+                              <w:t>)</w:t>
                             </w:r>
                           </w:p>
                           <w:p>
@@ -1726,7 +3509,55 @@
                                 <w:lang w:val="es-ES"/>
                               </w:rPr>
                               <w:tab/>
-                              <w:t xml:space="preserve">          if(esSolucion(nuevo_e)):</w:t>
+                              <w:t xml:space="preserve">          </w:t>
+                            </w:r>
+                            <w:proofErr w:type="spellStart"/>
+                            <w:r>
+                              <w:rPr>
+                                <w:sz w:val="18"/>
+                                <w:lang w:val="es-ES"/>
+                              </w:rPr>
+                              <w:t>if</w:t>
+                            </w:r>
+                            <w:proofErr w:type="spellEnd"/>
+                            <w:r>
+                              <w:rPr>
+                                <w:sz w:val="18"/>
+                                <w:lang w:val="es-ES"/>
+                              </w:rPr>
+                              <w:t>(</w:t>
+                            </w:r>
+                            <w:proofErr w:type="spellStart"/>
+                            <w:r>
+                              <w:rPr>
+                                <w:sz w:val="18"/>
+                                <w:lang w:val="es-ES"/>
+                              </w:rPr>
+                              <w:t>esSolucion</w:t>
+                            </w:r>
+                            <w:proofErr w:type="spellEnd"/>
+                            <w:r>
+                              <w:rPr>
+                                <w:sz w:val="18"/>
+                                <w:lang w:val="es-ES"/>
+                              </w:rPr>
+                              <w:t>(</w:t>
+                            </w:r>
+                            <w:proofErr w:type="spellStart"/>
+                            <w:r>
+                              <w:rPr>
+                                <w:sz w:val="18"/>
+                                <w:lang w:val="es-ES"/>
+                              </w:rPr>
+                              <w:t>nuevo_e</w:t>
+                            </w:r>
+                            <w:proofErr w:type="spellEnd"/>
+                            <w:r>
+                              <w:rPr>
+                                <w:sz w:val="18"/>
+                                <w:lang w:val="es-ES"/>
+                              </w:rPr>
+                              <w:t>)):</w:t>
                             </w:r>
                           </w:p>
                           <w:p>
@@ -1751,7 +3582,97 @@
                                 <w:lang w:val="es-ES"/>
                               </w:rPr>
                               <w:tab/>
-                              <w:t>return nuevo_p</w:t>
+                            </w:r>
+                            <w:proofErr w:type="spellStart"/>
+                            <w:r>
+                              <w:rPr>
+                                <w:sz w:val="18"/>
+                                <w:lang w:val="es-ES"/>
+                              </w:rPr>
+                              <w:t>return</w:t>
+                            </w:r>
+                            <w:proofErr w:type="spellEnd"/>
+                            <w:r>
+                              <w:rPr>
+                                <w:sz w:val="18"/>
+                                <w:lang w:val="es-ES"/>
+                              </w:rPr>
+                              <w:t xml:space="preserve"> </w:t>
+                            </w:r>
+                            <w:proofErr w:type="spellStart"/>
+                            <w:r>
+                              <w:rPr>
+                                <w:sz w:val="18"/>
+                                <w:lang w:val="es-ES"/>
+                              </w:rPr>
+                              <w:t>nuevo_p</w:t>
+                            </w:r>
+                            <w:proofErr w:type="spellEnd"/>
+                          </w:p>
+                          <w:p>
+                            <w:pPr>
+                              <w:pStyle w:val="Standard"/>
+                              <w:jc w:val="left"/>
+                              <w:rPr>
+                                <w:sz w:val="18"/>
+                                <w:lang w:val="es-ES"/>
+                              </w:rPr>
+                            </w:pPr>
+                            <w:r>
+                              <w:rPr>
+                                <w:sz w:val="18"/>
+                                <w:lang w:val="es-ES"/>
+                              </w:rPr>
+                              <w:tab/>
+                              <w:t xml:space="preserve">          </w:t>
+                            </w:r>
+                            <w:proofErr w:type="gramStart"/>
+                            <w:r>
+                              <w:rPr>
+                                <w:sz w:val="18"/>
+                                <w:lang w:val="es-ES"/>
+                              </w:rPr>
+                              <w:t>h  =</w:t>
+                            </w:r>
+                            <w:proofErr w:type="gramEnd"/>
+                            <w:r>
+                              <w:rPr>
+                                <w:sz w:val="18"/>
+                                <w:lang w:val="es-ES"/>
+                              </w:rPr>
+                              <w:t xml:space="preserve"> </w:t>
+                            </w:r>
+                            <w:proofErr w:type="spellStart"/>
+                            <w:r>
+                              <w:rPr>
+                                <w:sz w:val="18"/>
+                                <w:lang w:val="es-ES"/>
+                              </w:rPr>
+                              <w:t>aplicar_heuristica</w:t>
+                            </w:r>
+                            <w:proofErr w:type="spellEnd"/>
+                            <w:r>
+                              <w:rPr>
+                                <w:sz w:val="18"/>
+                                <w:lang w:val="es-ES"/>
+                              </w:rPr>
+                              <w:t>(</w:t>
+                            </w:r>
+                            <w:proofErr w:type="spellStart"/>
+                            <w:r>
+                              <w:rPr>
+                                <w:sz w:val="18"/>
+                                <w:lang w:val="es-ES"/>
+                              </w:rPr>
+                              <w:t>nuevo_e</w:t>
+                            </w:r>
+                            <w:proofErr w:type="spellEnd"/>
+                            <w:r>
+                              <w:rPr>
+                                <w:sz w:val="18"/>
+                                <w:lang w:val="es-ES"/>
+                              </w:rPr>
+                              <w:t>)</w:t>
                             </w:r>
                           </w:p>
                           <w:p>
@@ -1769,7 +3690,136 @@
                                 <w:lang w:val="es-ES"/>
                               </w:rPr>
                               <w:tab/>
-                              <w:t xml:space="preserve">          h  = aplicar_heuristica(nuevo_e)</w:t>
+                              <w:t xml:space="preserve">          </w:t>
+                            </w:r>
+                            <w:proofErr w:type="spellStart"/>
+                            <w:proofErr w:type="gramStart"/>
+                            <w:r>
+                              <w:rPr>
+                                <w:sz w:val="18"/>
+                                <w:lang w:val="es-ES"/>
+                              </w:rPr>
+                              <w:t>candidatos.add</w:t>
+                            </w:r>
+                            <w:proofErr w:type="spellEnd"/>
+                            <w:r>
+                              <w:rPr>
+                                <w:sz w:val="18"/>
+                                <w:lang w:val="es-ES"/>
+                              </w:rPr>
+                              <w:t>( (</w:t>
+                            </w:r>
+                            <w:proofErr w:type="spellStart"/>
+                            <w:proofErr w:type="gramEnd"/>
+                            <w:r>
+                              <w:rPr>
+                                <w:sz w:val="18"/>
+                                <w:lang w:val="es-ES"/>
+                              </w:rPr>
+                              <w:t>nuevo_e</w:t>
+                            </w:r>
+                            <w:proofErr w:type="spellEnd"/>
+                            <w:r>
+                              <w:rPr>
+                                <w:sz w:val="18"/>
+                                <w:lang w:val="es-ES"/>
+                              </w:rPr>
+                              <w:t xml:space="preserve">, h, </w:t>
+                            </w:r>
+                            <w:proofErr w:type="spellStart"/>
+                            <w:r>
+                              <w:rPr>
+                                <w:sz w:val="18"/>
+                                <w:lang w:val="es-ES"/>
+                              </w:rPr>
+                              <w:t>nuevo_p</w:t>
+                            </w:r>
+                            <w:proofErr w:type="spellEnd"/>
+                            <w:proofErr w:type="gramStart"/>
+                            <w:r>
+                              <w:rPr>
+                                <w:sz w:val="18"/>
+                                <w:lang w:val="es-ES"/>
+                              </w:rPr>
+                              <w:t>) )</w:t>
+                            </w:r>
+                            <w:proofErr w:type="gramEnd"/>
+                          </w:p>
+                          <w:p>
+                            <w:pPr>
+                              <w:pStyle w:val="Standard"/>
+                              <w:jc w:val="left"/>
+                              <w:rPr>
+                                <w:sz w:val="18"/>
+                              </w:rPr>
+                            </w:pPr>
+                            <w:r>
+                              <w:rPr>
+                                <w:sz w:val="18"/>
+                                <w:lang w:val="es-ES"/>
+                              </w:rPr>
+                              <w:tab/>
+                            </w:r>
+                            <w:proofErr w:type="spellStart"/>
+                            <w:proofErr w:type="gramStart"/>
+                            <w:r>
+                              <w:rPr>
+                                <w:sz w:val="18"/>
+                              </w:rPr>
+                              <w:t>candidatos.sort</w:t>
+                            </w:r>
+                            <w:proofErr w:type="spellEnd"/>
+                            <w:proofErr w:type="gramEnd"/>
+                            <w:r>
+                              <w:rPr>
+                                <w:sz w:val="18"/>
+                              </w:rPr>
+                              <w:t>(key=h)</w:t>
+                            </w:r>
+                          </w:p>
+                          <w:p>
+                            <w:pPr>
+                              <w:pStyle w:val="Standard"/>
+                              <w:jc w:val="left"/>
+                              <w:rPr>
+                                <w:sz w:val="18"/>
+                              </w:rPr>
+                            </w:pPr>
+                            <w:r>
+                              <w:rPr>
+                                <w:sz w:val="18"/>
+                              </w:rPr>
+                              <w:tab/>
+                              <w:t xml:space="preserve">beam = </w:t>
+                            </w:r>
+                            <w:proofErr w:type="spellStart"/>
+                            <w:r>
+                              <w:rPr>
+                                <w:sz w:val="18"/>
+                              </w:rPr>
+                              <w:t>candidatos</w:t>
+                            </w:r>
+                            <w:proofErr w:type="spellEnd"/>
+                            <w:proofErr w:type="gramStart"/>
+                            <w:r>
+                              <w:rPr>
+                                <w:sz w:val="18"/>
+                              </w:rPr>
+                              <w:t>[:</w:t>
+                            </w:r>
+                            <w:r>
+                              <w:rPr>
+                                <w:sz w:val="18"/>
+                                <w:lang w:val="es-ES"/>
+                              </w:rPr>
+                              <w:t>β</w:t>
+                            </w:r>
+                            <w:proofErr w:type="gramEnd"/>
+                            <w:r>
+                              <w:rPr>
+                                <w:sz w:val="18"/>
+                              </w:rPr>
+                              <w:t>]</w:t>
                             </w:r>
                           </w:p>
                           <w:p>
@@ -1784,64 +3834,34 @@
                             <w:r>
                               <w:rPr>
                                 <w:sz w:val="18"/>
-                                <w:lang w:val="es-ES"/>
                               </w:rPr>
-                              <w:tab/>
-                              <w:t xml:space="preserve">          candidatos.add( (nuevo_e, h, nuevo_p) )</w:t>
+                              <w:t xml:space="preserve">       </w:t>
                             </w:r>
-                          </w:p>
-                          <w:p>
-                            <w:pPr>
-                              <w:pStyle w:val="Standard"/>
-                              <w:jc w:val="left"/>
-                              <w:rPr>
-                                <w:sz w:val="18"/>
-                                <w:lang w:val="es-ES"/>
-                              </w:rPr>
-                            </w:pPr>
+                            <w:proofErr w:type="spellStart"/>
                             <w:r>
                               <w:rPr>
                                 <w:sz w:val="18"/>
                                 <w:lang w:val="es-ES"/>
                               </w:rPr>
-                              <w:tab/>
-                              <w:t>candidatos.sort(key=h)</w:t>
+                              <w:t>return</w:t>
                             </w:r>
-                          </w:p>
-                          <w:p>
-                            <w:pPr>
-                              <w:pStyle w:val="Standard"/>
-                              <w:jc w:val="left"/>
-                              <w:rPr>
-                                <w:sz w:val="18"/>
-                                <w:lang w:val="es-ES"/>
-                              </w:rPr>
-                            </w:pPr>
+                            <w:proofErr w:type="spellEnd"/>
                             <w:r>
                               <w:rPr>
                                 <w:sz w:val="18"/>
                                 <w:lang w:val="es-ES"/>
                               </w:rPr>
-                              <w:tab/>
-                              <w:t>beam = candidatos[:β]</w:t>
+                              <w:t xml:space="preserve"> </w:t>
                             </w:r>
-                          </w:p>
-                          <w:p>
-                            <w:pPr>
-                              <w:pStyle w:val="Standard"/>
-                              <w:jc w:val="left"/>
-                              <w:rPr>
-                                <w:sz w:val="18"/>
-                                <w:lang w:val="es-ES"/>
-                              </w:rPr>
-                            </w:pPr>
+                            <w:proofErr w:type="spellStart"/>
                             <w:r>
                               <w:rPr>
                                 <w:sz w:val="18"/>
                                 <w:lang w:val="es-ES"/>
                               </w:rPr>
-                              <w:t xml:space="preserve">       return None</w:t>
+                              <w:t>None</w:t>
                             </w:r>
+                            <w:proofErr w:type="spellEnd"/>
                           </w:p>
                         </w:txbxContent>
                       </wps:txbx>
@@ -2044,23 +4064,80 @@
                         <w:jc w:val="left"/>
                         <w:rPr>
                           <w:sz w:val="18"/>
-                          <w:lang w:val="es-ES"/>
+                        </w:rPr>
+                      </w:pPr>
+                      <w:proofErr w:type="spellStart"/>
+                      <w:r>
+                        <w:rPr>
+                          <w:b/>
+                          <w:sz w:val="18"/>
+                        </w:rPr>
+                        <w:t>Algoritmo</w:t>
+                      </w:r>
+                      <w:proofErr w:type="spellEnd"/>
+                      <w:r>
+                        <w:rPr>
+                          <w:sz w:val="18"/>
+                        </w:rPr>
+                        <w:t>:</w:t>
+                      </w:r>
+                    </w:p>
+                    <w:p>
+                      <w:pPr>
+                        <w:pStyle w:val="Standard"/>
+                        <w:jc w:val="left"/>
+                        <w:rPr>
+                          <w:sz w:val="18"/>
                         </w:rPr>
                       </w:pPr>
                       <w:r>
                         <w:rPr>
-                          <w:b/>
                           <w:sz w:val="18"/>
-                          <w:lang w:val="es-ES"/>
                         </w:rPr>
-                        <w:t>Algoritmo</w:t>
+                        <w:t xml:space="preserve">       P = </w:t>
                       </w:r>
+                      <w:proofErr w:type="gramStart"/>
                       <w:r>
                         <w:rPr>
                           <w:sz w:val="18"/>
-                          <w:lang w:val="es-ES"/>
                         </w:rPr>
-                        <w:t>:</w:t>
+                        <w:t>List[</w:t>
+                      </w:r>
+                      <w:proofErr w:type="gramEnd"/>
+                      <w:r>
+                        <w:rPr>
+                          <w:sz w:val="18"/>
+                        </w:rPr>
+                        <w:t>]</w:t>
+                      </w:r>
+                    </w:p>
+                    <w:p>
+                      <w:pPr>
+                        <w:pStyle w:val="Standard"/>
+                        <w:jc w:val="left"/>
+                        <w:rPr>
+                          <w:sz w:val="18"/>
+                        </w:rPr>
+                      </w:pPr>
+                      <w:r>
+                        <w:rPr>
+                          <w:sz w:val="18"/>
+                        </w:rPr>
+                        <w:t xml:space="preserve">       B = List [Set(</w:t>
+                      </w:r>
+                      <w:proofErr w:type="gramStart"/>
+                      <w:r>
+                        <w:rPr>
+                          <w:sz w:val="18"/>
+                        </w:rPr>
+                        <w:t>E,P</w:t>
+                      </w:r>
+                      <w:proofErr w:type="gramEnd"/>
+                      <w:r>
+                        <w:rPr>
+                          <w:sz w:val="18"/>
+                        </w:rPr>
+                        <w:t>)]</w:t>
                       </w:r>
                     </w:p>
                     <w:p>
@@ -2075,43 +4152,15 @@
                       <w:r>
                         <w:rPr>
                           <w:sz w:val="18"/>
-                          <w:lang w:val="es-ES"/>
                         </w:rPr>
-                        <w:t xml:space="preserve">       P = List[]</w:t>
+                        <w:t xml:space="preserve">       </w:t>
                       </w:r>
-                    </w:p>
-                    <w:p>
-                      <w:pPr>
-                        <w:pStyle w:val="Standard"/>
-                        <w:jc w:val="left"/>
-                        <w:rPr>
-                          <w:sz w:val="18"/>
-                          <w:lang w:val="es-ES"/>
-                        </w:rPr>
-                      </w:pPr>
                       <w:r>
                         <w:rPr>
                           <w:sz w:val="18"/>
                           <w:lang w:val="es-ES"/>
                         </w:rPr>
-                        <w:t xml:space="preserve">       B = List [Set(E,P)]</w:t>
-                      </w:r>
-                    </w:p>
-                    <w:p>
-                      <w:pPr>
-                        <w:pStyle w:val="Standard"/>
-                        <w:jc w:val="left"/>
-                        <w:rPr>
-                          <w:sz w:val="18"/>
-                          <w:lang w:val="es-ES"/>
-                        </w:rPr>
-                      </w:pPr>
-                      <w:r>
-                        <w:rPr>
-                          <w:sz w:val="18"/>
-                          <w:lang w:val="es-ES"/>
-                        </w:rPr>
-                        <w:t xml:space="preserve">       Mientras B no esté vacío:</w:t>
+                        <w:t>Mientras B no esté vacío:</w:t>
                       </w:r>
                     </w:p>
                     <w:p>
@@ -2146,7 +4195,31 @@
                           <w:lang w:val="es-ES"/>
                         </w:rPr>
                         <w:tab/>
-                        <w:t>for(estado e</w:t>
+                      </w:r>
+                      <w:proofErr w:type="spellStart"/>
+                      <w:proofErr w:type="gramStart"/>
+                      <w:r>
+                        <w:rPr>
+                          <w:sz w:val="18"/>
+                          <w:lang w:val="es-ES"/>
+                        </w:rPr>
+                        <w:t>for</w:t>
+                      </w:r>
+                      <w:proofErr w:type="spellEnd"/>
+                      <w:r>
+                        <w:rPr>
+                          <w:sz w:val="18"/>
+                          <w:lang w:val="es-ES"/>
+                        </w:rPr>
+                        <w:t>(</w:t>
+                      </w:r>
+                      <w:proofErr w:type="gramEnd"/>
+                      <w:r>
+                        <w:rPr>
+                          <w:sz w:val="18"/>
+                          <w:lang w:val="es-ES"/>
+                        </w:rPr>
+                        <w:t>estado e</w:t>
                       </w:r>
                       <w:r>
                         <w:rPr>
@@ -2202,7 +4275,41 @@
                           <w:lang w:val="es-ES"/>
                         </w:rPr>
                         <w:tab/>
-                        <w:t xml:space="preserve">     for(mov in MP):</w:t>
+                        <w:t xml:space="preserve">     </w:t>
+                      </w:r>
+                      <w:proofErr w:type="spellStart"/>
+                      <w:proofErr w:type="gramStart"/>
+                      <w:r>
+                        <w:rPr>
+                          <w:sz w:val="18"/>
+                          <w:lang w:val="es-ES"/>
+                        </w:rPr>
+                        <w:t>for</w:t>
+                      </w:r>
+                      <w:proofErr w:type="spellEnd"/>
+                      <w:r>
+                        <w:rPr>
+                          <w:sz w:val="18"/>
+                          <w:lang w:val="es-ES"/>
+                        </w:rPr>
+                        <w:t>(</w:t>
+                      </w:r>
+                      <w:proofErr w:type="spellStart"/>
+                      <w:proofErr w:type="gramEnd"/>
+                      <w:r>
+                        <w:rPr>
+                          <w:sz w:val="18"/>
+                          <w:lang w:val="es-ES"/>
+                        </w:rPr>
+                        <w:t>mov</w:t>
+                      </w:r>
+                      <w:proofErr w:type="spellEnd"/>
+                      <w:r>
+                        <w:rPr>
+                          <w:sz w:val="18"/>
+                          <w:lang w:val="es-ES"/>
+                        </w:rPr>
+                        <w:t xml:space="preserve"> in MP):</w:t>
                       </w:r>
                     </w:p>
                     <w:p>
@@ -2220,7 +4327,71 @@
                           <w:lang w:val="es-ES"/>
                         </w:rPr>
                         <w:tab/>
-                        <w:t xml:space="preserve">          nuevo_e = aplicar_mov(e, mov)</w:t>
+                        <w:t xml:space="preserve">          </w:t>
+                      </w:r>
+                      <w:proofErr w:type="spellStart"/>
+                      <w:r>
+                        <w:rPr>
+                          <w:sz w:val="18"/>
+                          <w:lang w:val="es-ES"/>
+                        </w:rPr>
+                        <w:t>nuevo_e</w:t>
+                      </w:r>
+                      <w:proofErr w:type="spellEnd"/>
+                      <w:r>
+                        <w:rPr>
+                          <w:sz w:val="18"/>
+                          <w:lang w:val="es-ES"/>
+                        </w:rPr>
+                        <w:t xml:space="preserve"> = </w:t>
+                      </w:r>
+                      <w:proofErr w:type="spellStart"/>
+                      <w:r>
+                        <w:rPr>
+                          <w:sz w:val="18"/>
+                          <w:lang w:val="es-ES"/>
+                        </w:rPr>
+                        <w:t>aplicar_</w:t>
+                      </w:r>
+                      <w:proofErr w:type="gramStart"/>
+                      <w:r>
+                        <w:rPr>
+                          <w:sz w:val="18"/>
+                          <w:lang w:val="es-ES"/>
+                        </w:rPr>
+                        <w:t>mov</w:t>
+                      </w:r>
+                      <w:proofErr w:type="spellEnd"/>
+                      <w:r>
+                        <w:rPr>
+                          <w:sz w:val="18"/>
+                          <w:lang w:val="es-ES"/>
+                        </w:rPr>
+                        <w:t>(</w:t>
+                      </w:r>
+                      <w:proofErr w:type="gramEnd"/>
+                      <w:r>
+                        <w:rPr>
+                          <w:sz w:val="18"/>
+                          <w:lang w:val="es-ES"/>
+                        </w:rPr>
+                        <w:t xml:space="preserve">e, </w:t>
+                      </w:r>
+                      <w:proofErr w:type="spellStart"/>
+                      <w:r>
+                        <w:rPr>
+                          <w:sz w:val="18"/>
+                          <w:lang w:val="es-ES"/>
+                        </w:rPr>
+                        <w:t>mov</w:t>
+                      </w:r>
+                      <w:proofErr w:type="spellEnd"/>
+                      <w:r>
+                        <w:rPr>
+                          <w:sz w:val="18"/>
+                          <w:lang w:val="es-ES"/>
+                        </w:rPr>
+                        <w:t>)</w:t>
                       </w:r>
                     </w:p>
                     <w:p>
@@ -2238,7 +4409,55 @@
                           <w:lang w:val="es-ES"/>
                         </w:rPr>
                         <w:tab/>
-                        <w:t xml:space="preserve">          nuevo_p = p.add(mov)</w:t>
+                        <w:t xml:space="preserve">          </w:t>
+                      </w:r>
+                      <w:proofErr w:type="spellStart"/>
+                      <w:r>
+                        <w:rPr>
+                          <w:sz w:val="18"/>
+                          <w:lang w:val="es-ES"/>
+                        </w:rPr>
+                        <w:t>nuevo_p</w:t>
+                      </w:r>
+                      <w:proofErr w:type="spellEnd"/>
+                      <w:r>
+                        <w:rPr>
+                          <w:sz w:val="18"/>
+                          <w:lang w:val="es-ES"/>
+                        </w:rPr>
+                        <w:t xml:space="preserve"> = </w:t>
+                      </w:r>
+                      <w:proofErr w:type="spellStart"/>
+                      <w:r>
+                        <w:rPr>
+                          <w:sz w:val="18"/>
+                          <w:lang w:val="es-ES"/>
+                        </w:rPr>
+                        <w:t>p.add</w:t>
+                      </w:r>
+                      <w:proofErr w:type="spellEnd"/>
+                      <w:r>
+                        <w:rPr>
+                          <w:sz w:val="18"/>
+                          <w:lang w:val="es-ES"/>
+                        </w:rPr>
+                        <w:t>(</w:t>
+                      </w:r>
+                      <w:proofErr w:type="spellStart"/>
+                      <w:r>
+                        <w:rPr>
+                          <w:sz w:val="18"/>
+                          <w:lang w:val="es-ES"/>
+                        </w:rPr>
+                        <w:t>mov</w:t>
+                      </w:r>
+                      <w:proofErr w:type="spellEnd"/>
+                      <w:r>
+                        <w:rPr>
+                          <w:sz w:val="18"/>
+                          <w:lang w:val="es-ES"/>
+                        </w:rPr>
+                        <w:t>)</w:t>
                       </w:r>
                     </w:p>
                     <w:p>
@@ -2256,7 +4475,55 @@
                           <w:lang w:val="es-ES"/>
                         </w:rPr>
                         <w:tab/>
-                        <w:t xml:space="preserve">          if(esSolucion(nuevo_e)):</w:t>
+                        <w:t xml:space="preserve">          </w:t>
+                      </w:r>
+                      <w:proofErr w:type="spellStart"/>
+                      <w:r>
+                        <w:rPr>
+                          <w:sz w:val="18"/>
+                          <w:lang w:val="es-ES"/>
+                        </w:rPr>
+                        <w:t>if</w:t>
+                      </w:r>
+                      <w:proofErr w:type="spellEnd"/>
+                      <w:r>
+                        <w:rPr>
+                          <w:sz w:val="18"/>
+                          <w:lang w:val="es-ES"/>
+                        </w:rPr>
+                        <w:t>(</w:t>
+                      </w:r>
+                      <w:proofErr w:type="spellStart"/>
+                      <w:r>
+                        <w:rPr>
+                          <w:sz w:val="18"/>
+                          <w:lang w:val="es-ES"/>
+                        </w:rPr>
+                        <w:t>esSolucion</w:t>
+                      </w:r>
+                      <w:proofErr w:type="spellEnd"/>
+                      <w:r>
+                        <w:rPr>
+                          <w:sz w:val="18"/>
+                          <w:lang w:val="es-ES"/>
+                        </w:rPr>
+                        <w:t>(</w:t>
+                      </w:r>
+                      <w:proofErr w:type="spellStart"/>
+                      <w:r>
+                        <w:rPr>
+                          <w:sz w:val="18"/>
+                          <w:lang w:val="es-ES"/>
+                        </w:rPr>
+                        <w:t>nuevo_e</w:t>
+                      </w:r>
+                      <w:proofErr w:type="spellEnd"/>
+                      <w:r>
+                        <w:rPr>
+                          <w:sz w:val="18"/>
+                          <w:lang w:val="es-ES"/>
+                        </w:rPr>
+                        <w:t>)):</w:t>
                       </w:r>
                     </w:p>
                     <w:p>
@@ -2281,7 +4548,97 @@
                           <w:lang w:val="es-ES"/>
                         </w:rPr>
                         <w:tab/>
-                        <w:t>return nuevo_p</w:t>
+                      </w:r>
+                      <w:proofErr w:type="spellStart"/>
+                      <w:r>
+                        <w:rPr>
+                          <w:sz w:val="18"/>
+                          <w:lang w:val="es-ES"/>
+                        </w:rPr>
+                        <w:t>return</w:t>
+                      </w:r>
+                      <w:proofErr w:type="spellEnd"/>
+                      <w:r>
+                        <w:rPr>
+                          <w:sz w:val="18"/>
+                          <w:lang w:val="es-ES"/>
+                        </w:rPr>
+                        <w:t xml:space="preserve"> </w:t>
+                      </w:r>
+                      <w:proofErr w:type="spellStart"/>
+                      <w:r>
+                        <w:rPr>
+                          <w:sz w:val="18"/>
+                          <w:lang w:val="es-ES"/>
+                        </w:rPr>
+                        <w:t>nuevo_p</w:t>
+                      </w:r>
+                      <w:proofErr w:type="spellEnd"/>
+                    </w:p>
+                    <w:p>
+                      <w:pPr>
+                        <w:pStyle w:val="Standard"/>
+                        <w:jc w:val="left"/>
+                        <w:rPr>
+                          <w:sz w:val="18"/>
+                          <w:lang w:val="es-ES"/>
+                        </w:rPr>
+                      </w:pPr>
+                      <w:r>
+                        <w:rPr>
+                          <w:sz w:val="18"/>
+                          <w:lang w:val="es-ES"/>
+                        </w:rPr>
+                        <w:tab/>
+                        <w:t xml:space="preserve">          </w:t>
+                      </w:r>
+                      <w:proofErr w:type="gramStart"/>
+                      <w:r>
+                        <w:rPr>
+                          <w:sz w:val="18"/>
+                          <w:lang w:val="es-ES"/>
+                        </w:rPr>
+                        <w:t>h  =</w:t>
+                      </w:r>
+                      <w:proofErr w:type="gramEnd"/>
+                      <w:r>
+                        <w:rPr>
+                          <w:sz w:val="18"/>
+                          <w:lang w:val="es-ES"/>
+                        </w:rPr>
+                        <w:t xml:space="preserve"> </w:t>
+                      </w:r>
+                      <w:proofErr w:type="spellStart"/>
+                      <w:r>
+                        <w:rPr>
+                          <w:sz w:val="18"/>
+                          <w:lang w:val="es-ES"/>
+                        </w:rPr>
+                        <w:t>aplicar_heuristica</w:t>
+                      </w:r>
+                      <w:proofErr w:type="spellEnd"/>
+                      <w:r>
+                        <w:rPr>
+                          <w:sz w:val="18"/>
+                          <w:lang w:val="es-ES"/>
+                        </w:rPr>
+                        <w:t>(</w:t>
+                      </w:r>
+                      <w:proofErr w:type="spellStart"/>
+                      <w:r>
+                        <w:rPr>
+                          <w:sz w:val="18"/>
+                          <w:lang w:val="es-ES"/>
+                        </w:rPr>
+                        <w:t>nuevo_e</w:t>
+                      </w:r>
+                      <w:proofErr w:type="spellEnd"/>
+                      <w:r>
+                        <w:rPr>
+                          <w:sz w:val="18"/>
+                          <w:lang w:val="es-ES"/>
+                        </w:rPr>
+                        <w:t>)</w:t>
                       </w:r>
                     </w:p>
                     <w:p>
@@ -2299,7 +4656,136 @@
                           <w:lang w:val="es-ES"/>
                         </w:rPr>
                         <w:tab/>
-                        <w:t xml:space="preserve">          h  = aplicar_heuristica(nuevo_e)</w:t>
+                        <w:t xml:space="preserve">          </w:t>
+                      </w:r>
+                      <w:proofErr w:type="spellStart"/>
+                      <w:proofErr w:type="gramStart"/>
+                      <w:r>
+                        <w:rPr>
+                          <w:sz w:val="18"/>
+                          <w:lang w:val="es-ES"/>
+                        </w:rPr>
+                        <w:t>candidatos.add</w:t>
+                      </w:r>
+                      <w:proofErr w:type="spellEnd"/>
+                      <w:r>
+                        <w:rPr>
+                          <w:sz w:val="18"/>
+                          <w:lang w:val="es-ES"/>
+                        </w:rPr>
+                        <w:t>( (</w:t>
+                      </w:r>
+                      <w:proofErr w:type="spellStart"/>
+                      <w:proofErr w:type="gramEnd"/>
+                      <w:r>
+                        <w:rPr>
+                          <w:sz w:val="18"/>
+                          <w:lang w:val="es-ES"/>
+                        </w:rPr>
+                        <w:t>nuevo_e</w:t>
+                      </w:r>
+                      <w:proofErr w:type="spellEnd"/>
+                      <w:r>
+                        <w:rPr>
+                          <w:sz w:val="18"/>
+                          <w:lang w:val="es-ES"/>
+                        </w:rPr>
+                        <w:t xml:space="preserve">, h, </w:t>
+                      </w:r>
+                      <w:proofErr w:type="spellStart"/>
+                      <w:r>
+                        <w:rPr>
+                          <w:sz w:val="18"/>
+                          <w:lang w:val="es-ES"/>
+                        </w:rPr>
+                        <w:t>nuevo_p</w:t>
+                      </w:r>
+                      <w:proofErr w:type="spellEnd"/>
+                      <w:proofErr w:type="gramStart"/>
+                      <w:r>
+                        <w:rPr>
+                          <w:sz w:val="18"/>
+                          <w:lang w:val="es-ES"/>
+                        </w:rPr>
+                        <w:t>) )</w:t>
+                      </w:r>
+                      <w:proofErr w:type="gramEnd"/>
+                    </w:p>
+                    <w:p>
+                      <w:pPr>
+                        <w:pStyle w:val="Standard"/>
+                        <w:jc w:val="left"/>
+                        <w:rPr>
+                          <w:sz w:val="18"/>
+                        </w:rPr>
+                      </w:pPr>
+                      <w:r>
+                        <w:rPr>
+                          <w:sz w:val="18"/>
+                          <w:lang w:val="es-ES"/>
+                        </w:rPr>
+                        <w:tab/>
+                      </w:r>
+                      <w:proofErr w:type="spellStart"/>
+                      <w:proofErr w:type="gramStart"/>
+                      <w:r>
+                        <w:rPr>
+                          <w:sz w:val="18"/>
+                        </w:rPr>
+                        <w:t>candidatos.sort</w:t>
+                      </w:r>
+                      <w:proofErr w:type="spellEnd"/>
+                      <w:proofErr w:type="gramEnd"/>
+                      <w:r>
+                        <w:rPr>
+                          <w:sz w:val="18"/>
+                        </w:rPr>
+                        <w:t>(key=h)</w:t>
+                      </w:r>
+                    </w:p>
+                    <w:p>
+                      <w:pPr>
+                        <w:pStyle w:val="Standard"/>
+                        <w:jc w:val="left"/>
+                        <w:rPr>
+                          <w:sz w:val="18"/>
+                        </w:rPr>
+                      </w:pPr>
+                      <w:r>
+                        <w:rPr>
+                          <w:sz w:val="18"/>
+                        </w:rPr>
+                        <w:tab/>
+                        <w:t xml:space="preserve">beam = </w:t>
+                      </w:r>
+                      <w:proofErr w:type="spellStart"/>
+                      <w:r>
+                        <w:rPr>
+                          <w:sz w:val="18"/>
+                        </w:rPr>
+                        <w:t>candidatos</w:t>
+                      </w:r>
+                      <w:proofErr w:type="spellEnd"/>
+                      <w:proofErr w:type="gramStart"/>
+                      <w:r>
+                        <w:rPr>
+                          <w:sz w:val="18"/>
+                        </w:rPr>
+                        <w:t>[:</w:t>
+                      </w:r>
+                      <w:r>
+                        <w:rPr>
+                          <w:sz w:val="18"/>
+                          <w:lang w:val="es-ES"/>
+                        </w:rPr>
+                        <w:t>β</w:t>
+                      </w:r>
+                      <w:proofErr w:type="gramEnd"/>
+                      <w:r>
+                        <w:rPr>
+                          <w:sz w:val="18"/>
+                        </w:rPr>
+                        <w:t>]</w:t>
                       </w:r>
                     </w:p>
                     <w:p>
@@ -2314,64 +4800,34 @@
                       <w:r>
                         <w:rPr>
                           <w:sz w:val="18"/>
-                          <w:lang w:val="es-ES"/>
                         </w:rPr>
-                        <w:tab/>
-                        <w:t xml:space="preserve">          candidatos.add( (nuevo_e, h, nuevo_p) )</w:t>
+                        <w:t xml:space="preserve">       </w:t>
                       </w:r>
-                    </w:p>
-                    <w:p>
-                      <w:pPr>
-                        <w:pStyle w:val="Standard"/>
-                        <w:jc w:val="left"/>
-                        <w:rPr>
-                          <w:sz w:val="18"/>
-                          <w:lang w:val="es-ES"/>
-                        </w:rPr>
-                      </w:pPr>
+                      <w:proofErr w:type="spellStart"/>
                       <w:r>
                         <w:rPr>
                           <w:sz w:val="18"/>
                           <w:lang w:val="es-ES"/>
                         </w:rPr>
-                        <w:tab/>
-                        <w:t>candidatos.sort(key=h)</w:t>
+                        <w:t>return</w:t>
                       </w:r>
-                    </w:p>
-                    <w:p>
-                      <w:pPr>
-                        <w:pStyle w:val="Standard"/>
-                        <w:jc w:val="left"/>
-                        <w:rPr>
-                          <w:sz w:val="18"/>
-                          <w:lang w:val="es-ES"/>
-                        </w:rPr>
-                      </w:pPr>
+                      <w:proofErr w:type="spellEnd"/>
                       <w:r>
                         <w:rPr>
                           <w:sz w:val="18"/>
                           <w:lang w:val="es-ES"/>
                         </w:rPr>
-                        <w:tab/>
-                        <w:t>beam = candidatos[:β]</w:t>
+                        <w:t xml:space="preserve"> </w:t>
                       </w:r>
-                    </w:p>
-                    <w:p>
-                      <w:pPr>
-                        <w:pStyle w:val="Standard"/>
-                        <w:jc w:val="left"/>
-                        <w:rPr>
-                          <w:sz w:val="18"/>
-                          <w:lang w:val="es-ES"/>
-                        </w:rPr>
-                      </w:pPr>
+                      <w:proofErr w:type="spellStart"/>
                       <w:r>
                         <w:rPr>
                           <w:sz w:val="18"/>
                           <w:lang w:val="es-ES"/>
                         </w:rPr>
-                        <w:t xml:space="preserve">       return None</w:t>
+                        <w:t>None</w:t>
                       </w:r>
+                      <w:proofErr w:type="spellEnd"/>
                     </w:p>
                   </w:txbxContent>
                 </v:textbox>
@@ -2381,10 +4837,16 @@
           </mc:Fallback>
         </mc:AlternateContent>
       </w:r>
+      <w:r>
+        <w:rPr>
+          <w:lang w:val="es-ES"/>
+        </w:rPr>
+        <w:t xml:space="preserve">El algoritmo de búsqueda utilizado ha sido el siguiente: </w:t>
+      </w:r>
     </w:p>
     <w:p>
       <w:pPr>
-        <w:pStyle w:val="Descripcin"/>
+        <w:pStyle w:val="Caption"/>
         <w:jc w:val="left"/>
         <w:rPr>
           <w:lang w:val="es-ES"/>
@@ -2442,7 +4904,7 @@
           <w:iCs/>
           <w:lang w:val="es-ES"/>
         </w:rPr>
-        <w:t>seudocódigo de cómo funciona el algoritmo Beam Search que se utiliza en la parte de convocatoria de junio</w:t>
+        <w:t xml:space="preserve">seudocódigo de cómo funciona el algoritmo Beam Search que se utiliza en </w:t>
       </w:r>
       <w:r>
         <w:rPr>
@@ -2450,7 +4912,81 @@
           <w:iCs/>
           <w:lang w:val="es-ES"/>
         </w:rPr>
-        <w:t>. Las entradas del algoritmo son el estado inicial, el objetivo, la serie de movimientos permitidos y beta es el “ancho de rayo”, es decir, el número de estados con los que nos quedaremos tras cada iteración.</w:t>
+        <w:t>esta sección del proyecto</w:t>
+      </w:r>
+      <w:r>
+        <w:rPr>
+          <w:rFonts w:ascii="Times New Roman" w:hAnsi="Times New Roman" w:cs="Times New Roman"/>
+          <w:iCs/>
+          <w:lang w:val="es-ES"/>
+        </w:rPr>
+        <w:t>. Las entradas del algoritmo son el estado inicial, el</w:t>
+      </w:r>
+      <w:r>
+        <w:rPr>
+          <w:rFonts w:ascii="Times New Roman" w:hAnsi="Times New Roman" w:cs="Times New Roman"/>
+          <w:iCs/>
+          <w:lang w:val="es-ES"/>
+        </w:rPr>
+        <w:t xml:space="preserve"> estado</w:t>
+      </w:r>
+      <w:r>
+        <w:rPr>
+          <w:rFonts w:ascii="Times New Roman" w:hAnsi="Times New Roman" w:cs="Times New Roman"/>
+          <w:iCs/>
+          <w:lang w:val="es-ES"/>
+        </w:rPr>
+        <w:t xml:space="preserve"> objetivo, la serie de movimientos permitidos</w:t>
+      </w:r>
+      <w:r>
+        <w:rPr>
+          <w:rFonts w:ascii="Times New Roman" w:hAnsi="Times New Roman" w:cs="Times New Roman"/>
+          <w:iCs/>
+          <w:lang w:val="es-ES"/>
+        </w:rPr>
+        <w:t xml:space="preserve"> en </w:t>
+      </w:r>
+      <w:proofErr w:type="spellStart"/>
+      <w:r>
+        <w:rPr>
+          <w:rFonts w:ascii="Times New Roman" w:hAnsi="Times New Roman" w:cs="Times New Roman"/>
+          <w:iCs/>
+          <w:lang w:val="es-ES"/>
+        </w:rPr>
+        <w:t>el</w:t>
+      </w:r>
+      <w:proofErr w:type="spellEnd"/>
+      <w:r>
+        <w:rPr>
+          <w:rFonts w:ascii="Times New Roman" w:hAnsi="Times New Roman" w:cs="Times New Roman"/>
+          <w:iCs/>
+          <w:lang w:val="es-ES"/>
+        </w:rPr>
+        <w:t xml:space="preserve"> tablero</w:t>
+      </w:r>
+      <w:r>
+        <w:rPr>
+          <w:rFonts w:ascii="Times New Roman" w:hAnsi="Times New Roman" w:cs="Times New Roman"/>
+          <w:iCs/>
+          <w:lang w:val="es-ES"/>
+        </w:rPr>
+        <w:t xml:space="preserve"> y beta</w:t>
+      </w:r>
+      <w:r>
+        <w:rPr>
+          <w:rFonts w:ascii="Times New Roman" w:hAnsi="Times New Roman" w:cs="Times New Roman"/>
+          <w:iCs/>
+          <w:lang w:val="es-ES"/>
+        </w:rPr>
+        <w:t>,</w:t>
+      </w:r>
+      <w:r>
+        <w:rPr>
+          <w:rFonts w:ascii="Times New Roman" w:hAnsi="Times New Roman" w:cs="Times New Roman"/>
+          <w:iCs/>
+          <w:lang w:val="es-ES"/>
+        </w:rPr>
+        <w:t xml:space="preserve"> el “ancho de rayo”, es decir, el número de estados con los que nos quedaremos tras cada iteración.</w:t>
       </w:r>
     </w:p>
     <w:p>
@@ -2470,16 +5006,962 @@
           <w:iCs/>
           <w:lang w:val="es-ES"/>
         </w:rPr>
-        <w:t xml:space="preserve">Se crea el plan vacío y el beam formado por el estado inicial y el plan anterior, el siguiente paso es entrar en el bucle en el que si la lista B no esta vacía se realiza lo siguiente en cada iteración. Se crea una lista vacía candidatos, por cada </w:t>
-      </w:r>
+        <w:t xml:space="preserve">La idea principal del algoritmo es hacer una búsqueda en anchura, limitando esta anchura según la heurística que elijamos. Así, partiendo de una lista de posibles estados, calcularemos todos los estados siguientes posibles y nos quedaremos sólo con </w:t>
+      </w:r>
+      <w:proofErr w:type="gramStart"/>
       <w:r>
         <w:rPr>
           <w:rFonts w:ascii="Times New Roman" w:hAnsi="Times New Roman" w:cs="Times New Roman"/>
           <w:iCs/>
           <w:lang w:val="es-ES"/>
         </w:rPr>
-        <w:t>estado en la lista B y por cada unos de sus movimientos posibles, se realiza ese movimiento se añade a un nuevo plan, si este el solución se devuelve tal cual, en caso de que no sea solución se aplica la heurística y se guarda en la lista candidatos una tupla con esta heurística y este nuevo plan tras acabar con todos los movimientos de todos los estados, se ordena la lista de candidatos de menor a mayor valor de heurística y se seleccionan los beta primeros y este es la nueva lista beam, en caso de estar vacía acabaría el bucle y se devolvería un None, es decir, no se ha encontrado solución al tipo de problema senku elegido.</w:t>
-      </w:r>
+        <w:t>los beta</w:t>
+      </w:r>
+      <w:proofErr w:type="gramEnd"/>
+      <w:r>
+        <w:rPr>
+          <w:rFonts w:ascii="Times New Roman" w:hAnsi="Times New Roman" w:cs="Times New Roman"/>
+          <w:iCs/>
+          <w:lang w:val="es-ES"/>
+        </w:rPr>
+        <w:t xml:space="preserve"> estados más prometedores.</w:t>
+      </w:r>
+    </w:p>
+    <w:p>
+      <w:pPr>
+        <w:pStyle w:val="equation"/>
+        <w:ind w:firstLine="289"/>
+        <w:jc w:val="both"/>
+        <w:rPr>
+          <w:rFonts w:ascii="Times New Roman" w:hAnsi="Times New Roman" w:cs="Times New Roman"/>
+          <w:iCs/>
+          <w:lang w:val="es-ES"/>
+        </w:rPr>
+      </w:pPr>
+      <w:r>
+        <w:rPr>
+          <w:rFonts w:ascii="Times New Roman" w:hAnsi="Times New Roman" w:cs="Times New Roman"/>
+          <w:iCs/>
+          <w:lang w:val="es-ES"/>
+        </w:rPr>
+        <w:t xml:space="preserve">Se crea el plan vacío y el </w:t>
+      </w:r>
+      <w:proofErr w:type="spellStart"/>
+      <w:r>
+        <w:rPr>
+          <w:rFonts w:ascii="Times New Roman" w:hAnsi="Times New Roman" w:cs="Times New Roman"/>
+          <w:iCs/>
+          <w:lang w:val="es-ES"/>
+        </w:rPr>
+        <w:t>beam</w:t>
+      </w:r>
+      <w:proofErr w:type="spellEnd"/>
+      <w:r>
+        <w:rPr>
+          <w:rFonts w:ascii="Times New Roman" w:hAnsi="Times New Roman" w:cs="Times New Roman"/>
+          <w:iCs/>
+          <w:lang w:val="es-ES"/>
+        </w:rPr>
+        <w:t xml:space="preserve"> que únicamente contiene</w:t>
+      </w:r>
+      <w:r>
+        <w:rPr>
+          <w:rFonts w:ascii="Times New Roman" w:hAnsi="Times New Roman" w:cs="Times New Roman"/>
+          <w:iCs/>
+          <w:lang w:val="es-ES"/>
+        </w:rPr>
+        <w:t xml:space="preserve"> el estado inicial </w:t>
+      </w:r>
+      <w:r>
+        <w:rPr>
+          <w:rFonts w:ascii="Times New Roman" w:hAnsi="Times New Roman" w:cs="Times New Roman"/>
+          <w:iCs/>
+          <w:lang w:val="es-ES"/>
+        </w:rPr>
+        <w:t>con el</w:t>
+      </w:r>
+      <w:r>
+        <w:rPr>
+          <w:rFonts w:ascii="Times New Roman" w:hAnsi="Times New Roman" w:cs="Times New Roman"/>
+          <w:iCs/>
+          <w:lang w:val="es-ES"/>
+        </w:rPr>
+        <w:t xml:space="preserve"> plan anterior</w:t>
+      </w:r>
+      <w:r>
+        <w:rPr>
+          <w:rFonts w:ascii="Times New Roman" w:hAnsi="Times New Roman" w:cs="Times New Roman"/>
+          <w:iCs/>
+          <w:lang w:val="es-ES"/>
+        </w:rPr>
+        <w:t>.</w:t>
+      </w:r>
+      <w:r>
+        <w:rPr>
+          <w:rFonts w:ascii="Times New Roman" w:hAnsi="Times New Roman" w:cs="Times New Roman"/>
+          <w:iCs/>
+          <w:lang w:val="es-ES"/>
+        </w:rPr>
+        <w:t xml:space="preserve"> </w:t>
+      </w:r>
+      <w:r>
+        <w:rPr>
+          <w:rFonts w:ascii="Times New Roman" w:hAnsi="Times New Roman" w:cs="Times New Roman"/>
+          <w:iCs/>
+          <w:lang w:val="es-ES"/>
+        </w:rPr>
+        <w:t>E</w:t>
+      </w:r>
+      <w:r>
+        <w:rPr>
+          <w:rFonts w:ascii="Times New Roman" w:hAnsi="Times New Roman" w:cs="Times New Roman"/>
+          <w:iCs/>
+          <w:lang w:val="es-ES"/>
+        </w:rPr>
+        <w:t xml:space="preserve">l siguiente paso es entrar en el bucle en el que </w:t>
+      </w:r>
+      <w:r>
+        <w:rPr>
+          <w:rFonts w:ascii="Times New Roman" w:hAnsi="Times New Roman" w:cs="Times New Roman"/>
+          <w:iCs/>
+          <w:lang w:val="es-ES"/>
+        </w:rPr>
+        <w:t>mientras</w:t>
+      </w:r>
+      <w:r>
+        <w:rPr>
+          <w:rFonts w:ascii="Times New Roman" w:hAnsi="Times New Roman" w:cs="Times New Roman"/>
+          <w:iCs/>
+          <w:lang w:val="es-ES"/>
+        </w:rPr>
+        <w:t xml:space="preserve"> la lista B no est</w:t>
+      </w:r>
+      <w:r>
+        <w:rPr>
+          <w:rFonts w:ascii="Times New Roman" w:hAnsi="Times New Roman" w:cs="Times New Roman"/>
+          <w:iCs/>
+          <w:lang w:val="es-ES"/>
+        </w:rPr>
+        <w:t xml:space="preserve">é </w:t>
+      </w:r>
+      <w:r>
+        <w:rPr>
+          <w:rFonts w:ascii="Times New Roman" w:hAnsi="Times New Roman" w:cs="Times New Roman"/>
+          <w:iCs/>
+          <w:lang w:val="es-ES"/>
+        </w:rPr>
+        <w:t xml:space="preserve">vacía se realiza lo siguiente en cada iteración. Se crea una lista vacía </w:t>
+      </w:r>
+      <w:r>
+        <w:rPr>
+          <w:rFonts w:ascii="Times New Roman" w:hAnsi="Times New Roman" w:cs="Times New Roman"/>
+          <w:iCs/>
+          <w:lang w:val="es-ES"/>
+        </w:rPr>
+        <w:t xml:space="preserve">de estados </w:t>
+      </w:r>
+      <w:r>
+        <w:rPr>
+          <w:rFonts w:ascii="Times New Roman" w:hAnsi="Times New Roman" w:cs="Times New Roman"/>
+          <w:iCs/>
+          <w:lang w:val="es-ES"/>
+        </w:rPr>
+        <w:t>candidatos,</w:t>
+      </w:r>
+      <w:r>
+        <w:rPr>
+          <w:rFonts w:ascii="Times New Roman" w:hAnsi="Times New Roman" w:cs="Times New Roman"/>
+          <w:iCs/>
+          <w:lang w:val="es-ES"/>
+        </w:rPr>
+        <w:t xml:space="preserve"> y </w:t>
+      </w:r>
+      <w:r>
+        <w:rPr>
+          <w:rFonts w:ascii="Times New Roman" w:hAnsi="Times New Roman" w:cs="Times New Roman"/>
+          <w:iCs/>
+          <w:lang w:val="es-ES"/>
+        </w:rPr>
+        <w:t xml:space="preserve">por cada </w:t>
+      </w:r>
+      <w:r>
+        <w:rPr>
+          <w:rFonts w:ascii="Times New Roman" w:hAnsi="Times New Roman" w:cs="Times New Roman"/>
+          <w:iCs/>
+          <w:lang w:val="es-ES"/>
+        </w:rPr>
+        <w:t xml:space="preserve">estado en la lista B y por cada </w:t>
+      </w:r>
+      <w:proofErr w:type="spellStart"/>
+      <w:r>
+        <w:rPr>
+          <w:rFonts w:ascii="Times New Roman" w:hAnsi="Times New Roman" w:cs="Times New Roman"/>
+          <w:iCs/>
+          <w:lang w:val="es-ES"/>
+        </w:rPr>
+        <w:t>unos</w:t>
+      </w:r>
+      <w:proofErr w:type="spellEnd"/>
+      <w:r>
+        <w:rPr>
+          <w:rFonts w:ascii="Times New Roman" w:hAnsi="Times New Roman" w:cs="Times New Roman"/>
+          <w:iCs/>
+          <w:lang w:val="es-ES"/>
+        </w:rPr>
+        <w:t xml:space="preserve"> de sus movimientos posibles, se realiza </w:t>
+      </w:r>
+      <w:r>
+        <w:rPr>
+          <w:rFonts w:ascii="Times New Roman" w:hAnsi="Times New Roman" w:cs="Times New Roman"/>
+          <w:iCs/>
+          <w:lang w:val="es-ES"/>
+        </w:rPr>
+        <w:t>dicho</w:t>
+      </w:r>
+      <w:r>
+        <w:rPr>
+          <w:rFonts w:ascii="Times New Roman" w:hAnsi="Times New Roman" w:cs="Times New Roman"/>
+          <w:iCs/>
+          <w:lang w:val="es-ES"/>
+        </w:rPr>
+        <w:t xml:space="preserve"> movimiento </w:t>
+      </w:r>
+      <w:r>
+        <w:rPr>
+          <w:rFonts w:ascii="Times New Roman" w:hAnsi="Times New Roman" w:cs="Times New Roman"/>
+          <w:iCs/>
+          <w:lang w:val="es-ES"/>
+        </w:rPr>
+        <w:t xml:space="preserve">y </w:t>
+      </w:r>
+      <w:r>
+        <w:rPr>
+          <w:rFonts w:ascii="Times New Roman" w:hAnsi="Times New Roman" w:cs="Times New Roman"/>
+          <w:iCs/>
+          <w:lang w:val="es-ES"/>
+        </w:rPr>
+        <w:t xml:space="preserve">se añade a </w:t>
+      </w:r>
+      <w:r>
+        <w:rPr>
+          <w:rFonts w:ascii="Times New Roman" w:hAnsi="Times New Roman" w:cs="Times New Roman"/>
+          <w:iCs/>
+          <w:lang w:val="es-ES"/>
+        </w:rPr>
+        <w:t xml:space="preserve">su </w:t>
+      </w:r>
+      <w:r>
+        <w:rPr>
+          <w:rFonts w:ascii="Times New Roman" w:hAnsi="Times New Roman" w:cs="Times New Roman"/>
+          <w:iCs/>
+          <w:lang w:val="es-ES"/>
+        </w:rPr>
+        <w:t>plan</w:t>
+      </w:r>
+      <w:r>
+        <w:rPr>
+          <w:rFonts w:ascii="Times New Roman" w:hAnsi="Times New Roman" w:cs="Times New Roman"/>
+          <w:iCs/>
+          <w:lang w:val="es-ES"/>
+        </w:rPr>
+        <w:t xml:space="preserve"> correspondiente. A continuación, comprobamos si el estado resultante </w:t>
+      </w:r>
+      <w:r>
+        <w:rPr>
+          <w:rFonts w:ascii="Times New Roman" w:hAnsi="Times New Roman" w:cs="Times New Roman"/>
+          <w:iCs/>
+          <w:lang w:val="es-ES"/>
+        </w:rPr>
+        <w:t>e</w:t>
+      </w:r>
+      <w:r>
+        <w:rPr>
+          <w:rFonts w:ascii="Times New Roman" w:hAnsi="Times New Roman" w:cs="Times New Roman"/>
+          <w:iCs/>
+          <w:lang w:val="es-ES"/>
+        </w:rPr>
+        <w:t>s</w:t>
+      </w:r>
+      <w:r>
+        <w:rPr>
+          <w:rFonts w:ascii="Times New Roman" w:hAnsi="Times New Roman" w:cs="Times New Roman"/>
+          <w:iCs/>
+          <w:lang w:val="es-ES"/>
+        </w:rPr>
+        <w:t xml:space="preserve"> solución</w:t>
+      </w:r>
+      <w:r>
+        <w:rPr>
+          <w:rFonts w:ascii="Times New Roman" w:hAnsi="Times New Roman" w:cs="Times New Roman"/>
+          <w:iCs/>
+          <w:lang w:val="es-ES"/>
+        </w:rPr>
+        <w:t>, y si lo es</w:t>
+      </w:r>
+      <w:r>
+        <w:rPr>
+          <w:rFonts w:ascii="Times New Roman" w:hAnsi="Times New Roman" w:cs="Times New Roman"/>
+          <w:iCs/>
+          <w:lang w:val="es-ES"/>
+        </w:rPr>
+        <w:t xml:space="preserve"> se devuelve tal cual</w:t>
+      </w:r>
+      <w:r>
+        <w:rPr>
+          <w:rFonts w:ascii="Times New Roman" w:hAnsi="Times New Roman" w:cs="Times New Roman"/>
+          <w:iCs/>
+          <w:lang w:val="es-ES"/>
+        </w:rPr>
+        <w:t>.</w:t>
+      </w:r>
+      <w:r>
+        <w:rPr>
+          <w:rFonts w:ascii="Times New Roman" w:hAnsi="Times New Roman" w:cs="Times New Roman"/>
+          <w:iCs/>
+          <w:lang w:val="es-ES"/>
+        </w:rPr>
+        <w:t xml:space="preserve"> </w:t>
+      </w:r>
+      <w:r>
+        <w:rPr>
+          <w:rFonts w:ascii="Times New Roman" w:hAnsi="Times New Roman" w:cs="Times New Roman"/>
+          <w:iCs/>
+          <w:lang w:val="es-ES"/>
+        </w:rPr>
+        <w:t>E</w:t>
+      </w:r>
+      <w:r>
+        <w:rPr>
+          <w:rFonts w:ascii="Times New Roman" w:hAnsi="Times New Roman" w:cs="Times New Roman"/>
+          <w:iCs/>
+          <w:lang w:val="es-ES"/>
+        </w:rPr>
+        <w:t>n caso de que no sea solución se aplica la heurística y se guarda en la lista candidatos una tupla con esta heurística y este nuevo plan</w:t>
+      </w:r>
+      <w:r>
+        <w:rPr>
+          <w:rFonts w:ascii="Times New Roman" w:hAnsi="Times New Roman" w:cs="Times New Roman"/>
+          <w:iCs/>
+          <w:lang w:val="es-ES"/>
+        </w:rPr>
+        <w:t>.</w:t>
+      </w:r>
+    </w:p>
+    <w:p>
+      <w:pPr>
+        <w:pStyle w:val="equation"/>
+        <w:ind w:firstLine="289"/>
+        <w:jc w:val="both"/>
+        <w:rPr>
+          <w:rFonts w:ascii="Times New Roman" w:hAnsi="Times New Roman" w:cs="Times New Roman"/>
+          <w:iCs/>
+          <w:lang w:val="es-ES"/>
+        </w:rPr>
+      </w:pPr>
+      <w:r>
+        <w:rPr>
+          <w:rFonts w:ascii="Times New Roman" w:hAnsi="Times New Roman" w:cs="Times New Roman"/>
+          <w:iCs/>
+          <w:lang w:val="es-ES"/>
+        </w:rPr>
+        <w:t>T</w:t>
+      </w:r>
+      <w:r>
+        <w:rPr>
+          <w:rFonts w:ascii="Times New Roman" w:hAnsi="Times New Roman" w:cs="Times New Roman"/>
+          <w:iCs/>
+          <w:lang w:val="es-ES"/>
+        </w:rPr>
+        <w:t xml:space="preserve">ras acabar con todos los movimientos de todos los estados, se ordena la lista de candidatos de menor a mayor valor de heurística y se seleccionan </w:t>
+      </w:r>
+      <w:proofErr w:type="gramStart"/>
+      <w:r>
+        <w:rPr>
+          <w:rFonts w:ascii="Times New Roman" w:hAnsi="Times New Roman" w:cs="Times New Roman"/>
+          <w:iCs/>
+          <w:lang w:val="es-ES"/>
+        </w:rPr>
+        <w:t>los beta</w:t>
+      </w:r>
+      <w:proofErr w:type="gramEnd"/>
+      <w:r>
+        <w:rPr>
+          <w:rFonts w:ascii="Times New Roman" w:hAnsi="Times New Roman" w:cs="Times New Roman"/>
+          <w:iCs/>
+          <w:lang w:val="es-ES"/>
+        </w:rPr>
+        <w:t xml:space="preserve"> primeros</w:t>
+      </w:r>
+      <w:r>
+        <w:rPr>
+          <w:rFonts w:ascii="Times New Roman" w:hAnsi="Times New Roman" w:cs="Times New Roman"/>
+          <w:iCs/>
+          <w:lang w:val="es-ES"/>
+        </w:rPr>
+        <w:t xml:space="preserve">. Éstos son los más prometedores según nuestra heurística, y formarán </w:t>
+      </w:r>
+      <w:r>
+        <w:rPr>
+          <w:rFonts w:ascii="Times New Roman" w:hAnsi="Times New Roman" w:cs="Times New Roman"/>
+          <w:iCs/>
+          <w:lang w:val="es-ES"/>
+        </w:rPr>
+        <w:t>la nueva lista</w:t>
+      </w:r>
+      <w:r>
+        <w:rPr>
+          <w:rFonts w:ascii="Times New Roman" w:hAnsi="Times New Roman" w:cs="Times New Roman"/>
+          <w:iCs/>
+          <w:lang w:val="es-ES"/>
+        </w:rPr>
+        <w:t xml:space="preserve"> </w:t>
+      </w:r>
+      <w:r>
+        <w:rPr>
+          <w:rFonts w:ascii="Times New Roman" w:hAnsi="Times New Roman" w:cs="Times New Roman"/>
+          <w:iCs/>
+          <w:lang w:val="es-ES"/>
+        </w:rPr>
+        <w:lastRenderedPageBreak/>
+        <w:t xml:space="preserve">B con la que volveremos al inicio del bucle </w:t>
+      </w:r>
+      <w:proofErr w:type="spellStart"/>
+      <w:r>
+        <w:rPr>
+          <w:rFonts w:ascii="Times New Roman" w:hAnsi="Times New Roman" w:cs="Times New Roman"/>
+          <w:iCs/>
+          <w:lang w:val="es-ES"/>
+        </w:rPr>
+        <w:t>while</w:t>
+      </w:r>
+      <w:proofErr w:type="spellEnd"/>
+      <w:r>
+        <w:rPr>
+          <w:rFonts w:ascii="Times New Roman" w:hAnsi="Times New Roman" w:cs="Times New Roman"/>
+          <w:iCs/>
+          <w:lang w:val="es-ES"/>
+        </w:rPr>
+        <w:t>.</w:t>
+      </w:r>
+      <w:r>
+        <w:rPr>
+          <w:rFonts w:ascii="Times New Roman" w:hAnsi="Times New Roman" w:cs="Times New Roman"/>
+          <w:iCs/>
+          <w:lang w:val="es-ES"/>
+        </w:rPr>
+        <w:t xml:space="preserve"> </w:t>
+      </w:r>
+      <w:r>
+        <w:rPr>
+          <w:rFonts w:ascii="Times New Roman" w:hAnsi="Times New Roman" w:cs="Times New Roman"/>
+          <w:iCs/>
+          <w:lang w:val="es-ES"/>
+        </w:rPr>
+        <w:t>E</w:t>
+      </w:r>
+      <w:r>
+        <w:rPr>
+          <w:rFonts w:ascii="Times New Roman" w:hAnsi="Times New Roman" w:cs="Times New Roman"/>
+          <w:iCs/>
+          <w:lang w:val="es-ES"/>
+        </w:rPr>
+        <w:t xml:space="preserve">n caso de </w:t>
+      </w:r>
+      <w:r>
+        <w:rPr>
+          <w:rFonts w:ascii="Times New Roman" w:hAnsi="Times New Roman" w:cs="Times New Roman"/>
+          <w:iCs/>
+          <w:lang w:val="es-ES"/>
+        </w:rPr>
+        <w:t xml:space="preserve">que B </w:t>
+      </w:r>
+      <w:r>
+        <w:rPr>
+          <w:rFonts w:ascii="Times New Roman" w:hAnsi="Times New Roman" w:cs="Times New Roman"/>
+          <w:iCs/>
+          <w:lang w:val="es-ES"/>
+        </w:rPr>
+        <w:t>est</w:t>
+      </w:r>
+      <w:r>
+        <w:rPr>
+          <w:rFonts w:ascii="Times New Roman" w:hAnsi="Times New Roman" w:cs="Times New Roman"/>
+          <w:iCs/>
+          <w:lang w:val="es-ES"/>
+        </w:rPr>
+        <w:t xml:space="preserve">uviese </w:t>
+      </w:r>
+      <w:r>
+        <w:rPr>
+          <w:rFonts w:ascii="Times New Roman" w:hAnsi="Times New Roman" w:cs="Times New Roman"/>
+          <w:iCs/>
+          <w:lang w:val="es-ES"/>
+        </w:rPr>
+        <w:t xml:space="preserve">vacía acabaría el bucle y se devolvería un </w:t>
+      </w:r>
+      <w:proofErr w:type="spellStart"/>
+      <w:r>
+        <w:rPr>
+          <w:rFonts w:ascii="Times New Roman" w:hAnsi="Times New Roman" w:cs="Times New Roman"/>
+          <w:iCs/>
+          <w:lang w:val="es-ES"/>
+        </w:rPr>
+        <w:t>None</w:t>
+      </w:r>
+      <w:proofErr w:type="spellEnd"/>
+      <w:r>
+        <w:rPr>
+          <w:rFonts w:ascii="Times New Roman" w:hAnsi="Times New Roman" w:cs="Times New Roman"/>
+          <w:iCs/>
+          <w:lang w:val="es-ES"/>
+        </w:rPr>
+        <w:t xml:space="preserve">, es decir, no se ha encontrado solución al tipo de problema </w:t>
+      </w:r>
+      <w:proofErr w:type="spellStart"/>
+      <w:r>
+        <w:rPr>
+          <w:rFonts w:ascii="Times New Roman" w:hAnsi="Times New Roman" w:cs="Times New Roman"/>
+          <w:iCs/>
+          <w:lang w:val="es-ES"/>
+        </w:rPr>
+        <w:t>senku</w:t>
+      </w:r>
+      <w:proofErr w:type="spellEnd"/>
+      <w:r>
+        <w:rPr>
+          <w:rFonts w:ascii="Times New Roman" w:hAnsi="Times New Roman" w:cs="Times New Roman"/>
+          <w:iCs/>
+          <w:lang w:val="es-ES"/>
+        </w:rPr>
+        <w:t xml:space="preserve"> elegido.</w:t>
+      </w:r>
+    </w:p>
+    <w:p>
+      <w:pPr>
+        <w:pStyle w:val="equation"/>
+        <w:ind w:firstLine="289"/>
+        <w:jc w:val="both"/>
+        <w:rPr>
+          <w:rFonts w:ascii="Times New Roman" w:hAnsi="Times New Roman" w:cs="Times New Roman"/>
+          <w:iCs/>
+          <w:lang w:val="es-ES"/>
+        </w:rPr>
+      </w:pPr>
+      <w:r>
+        <w:rPr>
+          <w:rFonts w:ascii="Times New Roman" w:hAnsi="Times New Roman" w:cs="Times New Roman"/>
+          <w:iCs/>
+          <w:lang w:val="es-ES"/>
+        </w:rPr>
+        <w:t>Para que el uso de este algoritmo de búsqueda sea eficiente debemos definir una heurística que lo guíe a encontrar buenas soluciones. La que utilizaremos será la heurística basada en la función Pagoda descrita en el enunciado, en la que asignaremos un valor a cada celda del tablero y el valor de la heurística de un estado será la suma de todos los valores Pagoda de las celdas que se encuentren ocupadas.</w:t>
+      </w:r>
+    </w:p>
+    <w:p>
+      <w:pPr>
+        <w:pStyle w:val="equation"/>
+        <w:ind w:firstLine="289"/>
+        <w:jc w:val="both"/>
+        <w:rPr>
+          <w:rFonts w:ascii="Times New Roman" w:hAnsi="Times New Roman" w:cs="Times New Roman"/>
+          <w:iCs/>
+          <w:lang w:val="es-ES"/>
+        </w:rPr>
+      </w:pPr>
+      <w:r>
+        <w:rPr>
+          <w:rFonts w:ascii="Times New Roman" w:hAnsi="Times New Roman" w:cs="Times New Roman"/>
+          <w:iCs/>
+          <w:lang w:val="es-ES"/>
+        </w:rPr>
+        <w:t>La función Pagoda requiere que para cualquier terna de celdas conectadas (</w:t>
+      </w:r>
+      <w:proofErr w:type="spellStart"/>
+      <w:proofErr w:type="gramStart"/>
+      <w:r>
+        <w:rPr>
+          <w:rFonts w:ascii="Times New Roman" w:hAnsi="Times New Roman" w:cs="Times New Roman"/>
+          <w:iCs/>
+          <w:lang w:val="es-ES"/>
+        </w:rPr>
+        <w:t>a,b</w:t>
+      </w:r>
+      <w:proofErr w:type="gramEnd"/>
+      <w:r>
+        <w:rPr>
+          <w:rFonts w:ascii="Times New Roman" w:hAnsi="Times New Roman" w:cs="Times New Roman"/>
+          <w:iCs/>
+          <w:lang w:val="es-ES"/>
+        </w:rPr>
+        <w:t>,c</w:t>
+      </w:r>
+      <w:proofErr w:type="spellEnd"/>
+      <w:r>
+        <w:rPr>
+          <w:rFonts w:ascii="Times New Roman" w:hAnsi="Times New Roman" w:cs="Times New Roman"/>
+          <w:iCs/>
+          <w:lang w:val="es-ES"/>
+        </w:rPr>
+        <w:t xml:space="preserve">) se debe cumplir que </w:t>
+      </w:r>
+      <m:oMath>
+        <m:r>
+          <w:rPr>
+            <w:rFonts w:ascii="Cambria Math" w:hAnsi="Cambria Math" w:cs="Times New Roman"/>
+            <w:lang w:val="es-ES"/>
+          </w:rPr>
+          <m:t>a+b ≥c</m:t>
+        </m:r>
+      </m:oMath>
+      <w:r>
+        <w:rPr>
+          <w:rFonts w:ascii="Times New Roman" w:hAnsi="Times New Roman" w:cs="Times New Roman"/>
+          <w:iCs/>
+          <w:lang w:val="es-ES"/>
+        </w:rPr>
+        <w:t>, pero mientras cumplamos esta condición se nos da libertad absoluta para dar valores a las celdas según creamos conveniente. Esta asignación de valores se basa en la idea de que hay un esfuerzo implícito en la presencia de fichas en el tablero, y que para cualquier movimiento que podamos realizar se premiará que el valor total del esfuerzo baje, con lo que podemos definir la pagoda de forma que se empuje a una tendencia concreta en los movimientos.</w:t>
+      </w:r>
+    </w:p>
+    <w:p>
+      <w:pPr>
+        <w:pStyle w:val="equation"/>
+        <w:ind w:firstLine="289"/>
+        <w:jc w:val="both"/>
+        <w:rPr>
+          <w:rFonts w:ascii="Times New Roman" w:hAnsi="Times New Roman" w:cs="Times New Roman"/>
+          <w:iCs/>
+          <w:lang w:val="es-ES"/>
+        </w:rPr>
+      </w:pPr>
+      <w:r>
+        <w:rPr>
+          <w:rFonts w:ascii="Times New Roman" w:hAnsi="Times New Roman" w:cs="Times New Roman"/>
+          <w:iCs/>
+          <w:lang w:val="es-ES"/>
+        </w:rPr>
+        <w:t xml:space="preserve">En nuestro caso concreto, </w:t>
+      </w:r>
+      <w:r>
+        <w:rPr>
+          <w:rFonts w:ascii="Times New Roman" w:hAnsi="Times New Roman" w:cs="Times New Roman"/>
+          <w:iCs/>
+          <w:lang w:val="es-ES"/>
+        </w:rPr>
+        <w:t xml:space="preserve">y </w:t>
+      </w:r>
+      <w:r>
+        <w:rPr>
+          <w:rFonts w:ascii="Times New Roman" w:hAnsi="Times New Roman" w:cs="Times New Roman"/>
+          <w:iCs/>
+          <w:lang w:val="es-ES"/>
+        </w:rPr>
+        <w:t xml:space="preserve">tras mucha experimentación con definición manual de Pagodas para cada una de las variaciones de los problemas, la función Pagoda que hemos encontrado más eficiente </w:t>
+      </w:r>
+      <w:r>
+        <w:rPr>
+          <w:rFonts w:ascii="Times New Roman" w:hAnsi="Times New Roman" w:cs="Times New Roman"/>
+          <w:iCs/>
+          <w:lang w:val="es-ES"/>
+        </w:rPr>
+        <w:t xml:space="preserve">a la hora de enfrentarnos a los tableros </w:t>
+      </w:r>
+      <w:proofErr w:type="spellStart"/>
+      <w:r>
+        <w:rPr>
+          <w:rFonts w:ascii="Times New Roman" w:hAnsi="Times New Roman" w:cs="Times New Roman"/>
+          <w:iCs/>
+          <w:lang w:val="es-ES"/>
+        </w:rPr>
+        <w:t>Senku</w:t>
+      </w:r>
+      <w:proofErr w:type="spellEnd"/>
+      <w:r>
+        <w:rPr>
+          <w:rFonts w:ascii="Times New Roman" w:hAnsi="Times New Roman" w:cs="Times New Roman"/>
+          <w:iCs/>
+          <w:lang w:val="es-ES"/>
+        </w:rPr>
+        <w:t xml:space="preserve"> es la distancia ortogonal entre casillas. Partiendo de la casilla objetivo, es decir, la casilla en la que acabará la última ficha en el estado objetivo, el valor asignado al resto de casillas del tablero será la suma de las distancias verticales y horizontales a la casilla objetivo. Así, nos aseguramos de cumplir la definición de la función Pagoda ya que en todas las conexiones de casillas se difiere como mucho en 2 unidades, y se cumple la condición </w:t>
+      </w:r>
+      <m:oMath>
+        <m:r>
+          <w:rPr>
+            <w:rFonts w:ascii="Cambria Math" w:hAnsi="Cambria Math" w:cs="Times New Roman"/>
+            <w:lang w:val="es-ES"/>
+          </w:rPr>
+          <m:t>a+b ≥c</m:t>
+        </m:r>
+      </m:oMath>
+      <w:r>
+        <w:rPr>
+          <w:rFonts w:ascii="Times New Roman" w:hAnsi="Times New Roman" w:cs="Times New Roman"/>
+          <w:iCs/>
+          <w:lang w:val="es-ES"/>
+        </w:rPr>
+        <w:t xml:space="preserve"> </w:t>
+      </w:r>
+      <w:r>
+        <w:rPr>
+          <w:rFonts w:ascii="Times New Roman" w:hAnsi="Times New Roman" w:cs="Times New Roman"/>
+          <w:iCs/>
+          <w:lang w:val="es-ES"/>
+        </w:rPr>
+        <w:t xml:space="preserve">omnidireccionalmente en todo el tablero. En el caso de la casilla central, y precisamente para que cumplamos la condición de Pagoda, debemos asignar al menos un 1, por lo que nuestra función Pagoda final será la distancia ortogonal </w:t>
+      </w:r>
+      <w:proofErr w:type="spellStart"/>
+      <w:r>
+        <w:rPr>
+          <w:rFonts w:ascii="Times New Roman" w:hAnsi="Times New Roman" w:cs="Times New Roman"/>
+          <w:iCs/>
+          <w:lang w:val="es-ES"/>
+        </w:rPr>
+        <w:t>mas</w:t>
+      </w:r>
+      <w:proofErr w:type="spellEnd"/>
+      <w:r>
+        <w:rPr>
+          <w:rFonts w:ascii="Times New Roman" w:hAnsi="Times New Roman" w:cs="Times New Roman"/>
+          <w:iCs/>
+          <w:lang w:val="es-ES"/>
+        </w:rPr>
+        <w:t xml:space="preserve"> uno.</w:t>
+      </w:r>
+    </w:p>
+    <w:p>
+      <w:pPr>
+        <w:pStyle w:val="equation"/>
+        <w:ind w:firstLine="289"/>
+        <w:rPr>
+          <w:rFonts w:ascii="Times New Roman" w:hAnsi="Times New Roman" w:cs="Times New Roman"/>
+          <w:iCs/>
+          <w:lang w:val="es-ES"/>
+        </w:rPr>
+      </w:pPr>
+      <w:r>
+        <w:rPr>
+          <w:noProof/>
+        </w:rPr>
+        <w:drawing>
+          <wp:inline distT="0" distB="0" distL="0" distR="0" wp14:anchorId="0F24F4EA" wp14:editId="17D46E68">
+            <wp:extent cx="2171700" cy="1323975"/>
+            <wp:effectExtent l="0" t="0" r="0" b="9525"/>
+            <wp:docPr id="1219180810" name="Picture 1"/>
+            <wp:cNvGraphicFramePr>
+              <a:graphicFrameLocks xmlns:a="http://schemas.openxmlformats.org/drawingml/2006/main" noChangeAspect="1"/>
+            </wp:cNvGraphicFramePr>
+            <a:graphic xmlns:a="http://schemas.openxmlformats.org/drawingml/2006/main">
+              <a:graphicData uri="http://schemas.openxmlformats.org/drawingml/2006/picture">
+                <pic:pic xmlns:pic="http://schemas.openxmlformats.org/drawingml/2006/picture">
+                  <pic:nvPicPr>
+                    <pic:cNvPr id="1219180810" name=""/>
+                    <pic:cNvPicPr/>
+                  </pic:nvPicPr>
+                  <pic:blipFill>
+                    <a:blip r:embed="rId12"/>
+                    <a:stretch>
+                      <a:fillRect/>
+                    </a:stretch>
+                  </pic:blipFill>
+                  <pic:spPr>
+                    <a:xfrm>
+                      <a:off x="0" y="0"/>
+                      <a:ext cx="2171700" cy="1323975"/>
+                    </a:xfrm>
+                    <a:prstGeom prst="rect">
+                      <a:avLst/>
+                    </a:prstGeom>
+                  </pic:spPr>
+                </pic:pic>
+              </a:graphicData>
+            </a:graphic>
+          </wp:inline>
+        </w:drawing>
+      </w:r>
+    </w:p>
+    <w:p>
+      <w:pPr>
+        <w:pStyle w:val="equation"/>
+        <w:ind w:firstLine="289"/>
+        <w:jc w:val="both"/>
+        <w:rPr>
+          <w:rFonts w:ascii="Times New Roman" w:hAnsi="Times New Roman" w:cs="Times New Roman"/>
+          <w:i/>
+          <w:sz w:val="16"/>
+          <w:szCs w:val="16"/>
+          <w:lang w:val="es-ES"/>
+        </w:rPr>
+      </w:pPr>
+      <w:r>
+        <w:rPr>
+          <w:rFonts w:ascii="Times New Roman" w:hAnsi="Times New Roman" w:cs="Times New Roman"/>
+          <w:i/>
+          <w:sz w:val="16"/>
+          <w:szCs w:val="16"/>
+          <w:lang w:val="es-ES"/>
+        </w:rPr>
+        <w:t>Fig. 3. Ejemplo de Pagoda, obtenida con nuestra función en el tablero 4.</w:t>
+      </w:r>
+    </w:p>
+    <w:p>
+      <w:pPr>
+        <w:pStyle w:val="equation"/>
+        <w:ind w:firstLine="289"/>
+        <w:jc w:val="both"/>
+        <w:rPr>
+          <w:rFonts w:ascii="Times New Roman" w:hAnsi="Times New Roman" w:cs="Times New Roman"/>
+          <w:iCs/>
+          <w:lang w:val="es-ES"/>
+        </w:rPr>
+      </w:pPr>
+      <w:r>
+        <w:rPr>
+          <w:rFonts w:ascii="Times New Roman" w:hAnsi="Times New Roman" w:cs="Times New Roman"/>
+          <w:iCs/>
+          <w:lang w:val="es-ES"/>
+        </w:rPr>
+        <w:t xml:space="preserve">Podemos comprobar en la Pagoda de ejemplo que para todas las celdas conectadas se cumple la condición de Pagoda, y la heurística hará un efecto de embudo que empujará a la función de búsqueda a estados que centren sus piezas en torno a la casilla objetivo. Además, el utilizar la distancia tiene como consecuencia que las esquinas interiores del tablero tengan valores más elevados de heurística, lo que permite evitar llevar fichas a esas posiciones de las que es más difícil salir. Así fomentamos el llegar a estados con un buen número de </w:t>
+      </w:r>
+      <w:r>
+        <w:rPr>
+          <w:rFonts w:ascii="Times New Roman" w:hAnsi="Times New Roman" w:cs="Times New Roman"/>
+          <w:iCs/>
+          <w:lang w:val="es-ES"/>
+        </w:rPr>
+        <w:t>movimientos posibles y que buscan llegar a la casilla objetivo como posición final.</w:t>
+      </w:r>
+    </w:p>
+    <w:p>
+      <w:pPr>
+        <w:pStyle w:val="equation"/>
+        <w:ind w:firstLine="289"/>
+        <w:jc w:val="both"/>
+        <w:rPr>
+          <w:rFonts w:ascii="Times New Roman" w:hAnsi="Times New Roman" w:cs="Times New Roman"/>
+          <w:iCs/>
+          <w:lang w:val="es-ES"/>
+        </w:rPr>
+      </w:pPr>
+      <w:r>
+        <w:rPr>
+          <w:rFonts w:ascii="Times New Roman" w:hAnsi="Times New Roman" w:cs="Times New Roman"/>
+          <w:iCs/>
+          <w:lang w:val="es-ES"/>
+        </w:rPr>
+        <w:t xml:space="preserve">Además, debido a la naturaleza del juego, hemos decidido optimizar el algoritmo de búsqueda para mejorar la anchura del haz de estados que analizar. En algunos de los tableros a los que nos enfrentamos, nos encontramos que tenemos una gran cantidad de estados equivalentes entre sí que son simplemente rotaciones o reflexiones de otros. El tener esto en cuenta y hacer un filtrado de estados simétricos y rotados nos ha permitido </w:t>
+      </w:r>
+      <w:r>
+        <w:rPr>
+          <w:rFonts w:ascii="Times New Roman" w:hAnsi="Times New Roman" w:cs="Times New Roman"/>
+          <w:iCs/>
+          <w:lang w:val="es-ES"/>
+        </w:rPr>
+        <w:t>reducir enormemente la anchura del haz, ya que no es necesario analizar por separado estados que son efectivamente idénticos. Hemos aprovechado este filtro, de nuevo, para reducir la anchura del haz en nuestro algoritmo para llegar a una mayor profundidad en la búsqueda a la costa de un mayor número de comparaciones por nivel, que se traduce en un coste de tiempo.</w:t>
+      </w:r>
+    </w:p>
+    <w:p>
+      <w:pPr>
+        <w:pStyle w:val="equation"/>
+        <w:ind w:firstLine="289"/>
+        <w:jc w:val="both"/>
+        <w:rPr>
+          <w:rFonts w:ascii="Times New Roman" w:hAnsi="Times New Roman" w:cs="Times New Roman"/>
+          <w:iCs/>
+          <w:lang w:val="es-ES"/>
+        </w:rPr>
+      </w:pPr>
+      <w:r>
+        <w:rPr>
+          <w:rFonts w:ascii="Times New Roman" w:hAnsi="Times New Roman" w:cs="Times New Roman"/>
+          <w:iCs/>
+          <w:lang w:val="es-ES"/>
+        </w:rPr>
+        <w:t>Por último, hemos definido funciones auxiliares para mantener una buena legibilidad del código y para permitir la representación visual de estados del tablero mediante emojis en la consola, lo que nos permite además mostrar las soluciones paso a paso de una forma intuitiva, sin necesidad de analizar movimientos por coordenadas.</w:t>
+      </w:r>
+    </w:p>
+    <w:p>
+      <w:pPr>
+        <w:pStyle w:val="equation"/>
+        <w:ind w:firstLine="289"/>
+        <w:rPr>
+          <w:rFonts w:ascii="Times New Roman" w:hAnsi="Times New Roman" w:cs="Times New Roman"/>
+          <w:iCs/>
+          <w:lang w:val="es-ES"/>
+        </w:rPr>
+      </w:pPr>
+      <w:r>
+        <w:rPr>
+          <w:noProof/>
+        </w:rPr>
+        <w:drawing>
+          <wp:inline distT="0" distB="0" distL="0" distR="0" wp14:anchorId="0E66571E" wp14:editId="08762A47">
+            <wp:extent cx="1885950" cy="1924050"/>
+            <wp:effectExtent l="0" t="0" r="0" b="0"/>
+            <wp:docPr id="1703446087" name="Picture 1"/>
+            <wp:cNvGraphicFramePr>
+              <a:graphicFrameLocks xmlns:a="http://schemas.openxmlformats.org/drawingml/2006/main" noChangeAspect="1"/>
+            </wp:cNvGraphicFramePr>
+            <a:graphic xmlns:a="http://schemas.openxmlformats.org/drawingml/2006/main">
+              <a:graphicData uri="http://schemas.openxmlformats.org/drawingml/2006/picture">
+                <pic:pic xmlns:pic="http://schemas.openxmlformats.org/drawingml/2006/picture">
+                  <pic:nvPicPr>
+                    <pic:cNvPr id="1703446087" name=""/>
+                    <pic:cNvPicPr/>
+                  </pic:nvPicPr>
+                  <pic:blipFill>
+                    <a:blip r:embed="rId13"/>
+                    <a:stretch>
+                      <a:fillRect/>
+                    </a:stretch>
+                  </pic:blipFill>
+                  <pic:spPr>
+                    <a:xfrm>
+                      <a:off x="0" y="0"/>
+                      <a:ext cx="1885950" cy="1924050"/>
+                    </a:xfrm>
+                    <a:prstGeom prst="rect">
+                      <a:avLst/>
+                    </a:prstGeom>
+                  </pic:spPr>
+                </pic:pic>
+              </a:graphicData>
+            </a:graphic>
+          </wp:inline>
+        </w:drawing>
+      </w:r>
+    </w:p>
+    <w:p>
+      <w:pPr>
+        <w:pStyle w:val="equation"/>
+        <w:ind w:firstLine="289"/>
+        <w:rPr>
+          <w:rFonts w:ascii="Times New Roman" w:hAnsi="Times New Roman" w:cs="Times New Roman"/>
+          <w:iCs/>
+          <w:sz w:val="16"/>
+          <w:szCs w:val="16"/>
+          <w:lang w:val="es-ES"/>
+        </w:rPr>
+      </w:pPr>
+      <w:r>
+        <w:rPr>
+          <w:rFonts w:ascii="Times New Roman" w:hAnsi="Times New Roman" w:cs="Times New Roman"/>
+          <w:iCs/>
+          <w:sz w:val="16"/>
+          <w:szCs w:val="16"/>
+          <w:lang w:val="es-ES"/>
+        </w:rPr>
+        <w:t>Fig. 4. Ejemplo de representación gráfica de un movimiento en un estado</w:t>
+      </w:r>
+    </w:p>
+    <w:p>
+      <w:pPr>
+        <w:pStyle w:val="equation"/>
+        <w:ind w:firstLine="289"/>
+        <w:jc w:val="both"/>
+        <w:rPr>
+          <w:rFonts w:ascii="Times New Roman" w:hAnsi="Times New Roman" w:cs="Times New Roman"/>
+          <w:iCs/>
+          <w:lang w:val="es-ES"/>
+        </w:rPr>
+      </w:pPr>
       <w:r>
         <w:rPr>
           <w:noProof/>
@@ -2522,7 +6004,7 @@
                         <w:txbxContent>
                           <w:p>
                             <w:pPr>
-                              <w:pStyle w:val="Descripcin"/>
+                              <w:pStyle w:val="Caption"/>
                               <w:jc w:val="left"/>
                               <w:rPr>
                                 <w:lang w:val="es-ES"/>
@@ -2547,7 +6029,7 @@
                   <w:txbxContent>
                     <w:p>
                       <w:pPr>
-                        <w:pStyle w:val="Descripcin"/>
+                        <w:pStyle w:val="Caption"/>
                         <w:jc w:val="left"/>
                         <w:rPr>
                           <w:lang w:val="es-ES"/>
@@ -2565,7 +6047,7 @@
     </w:p>
     <w:p>
       <w:pPr>
-        <w:pStyle w:val="Ttulo1"/>
+        <w:pStyle w:val="Heading1"/>
         <w:rPr>
           <w:lang w:val="es-ES"/>
         </w:rPr>
@@ -2602,8 +6084,21 @@
         <w:rPr>
           <w:lang w:val="es-ES" w:eastAsia="en-US"/>
         </w:rPr>
-        <w:lastRenderedPageBreak/>
-        <w:t xml:space="preserve">### También hemos filtrado los estados que son simétricos o rotaciones de otros ya estudiados, que no se puede aplicar a todos los tableros. En los que se puede aplicar hace que la búsqueda sea más lenta pero permite bajar mucho la </w:t>
+        <w:t xml:space="preserve">### También hemos filtrado los estados que son simétricos o rotaciones de otros ya estudiados, que no se puede aplicar a todos los tableros. En los que se puede aplicar hace que la búsqueda sea más </w:t>
+      </w:r>
+      <w:proofErr w:type="gramStart"/>
+      <w:r>
+        <w:rPr>
+          <w:lang w:val="es-ES" w:eastAsia="en-US"/>
+        </w:rPr>
+        <w:t>lenta</w:t>
+      </w:r>
+      <w:proofErr w:type="gramEnd"/>
+      <w:r>
+        <w:rPr>
+          <w:lang w:val="es-ES" w:eastAsia="en-US"/>
+        </w:rPr>
+        <w:t xml:space="preserve"> pero permite bajar mucho la </w:t>
       </w:r>
       <w:r>
         <w:rPr>
@@ -2692,6 +6187,7 @@
         <w:rPr>
           <w:lang w:val="es-ES"/>
         </w:rPr>
+        <w:lastRenderedPageBreak/>
         <w:t xml:space="preserve">Se Puede hacer uso de tablas, como el ejemplo de la </w:t>
       </w:r>
       <w:r>
@@ -2733,7 +6229,7 @@
     </w:p>
     <w:p>
       <w:pPr>
-        <w:pStyle w:val="Descripcin"/>
+        <w:pStyle w:val="Caption"/>
         <w:rPr>
           <w:b w:val="0"/>
           <w:sz w:val="16"/>
@@ -2849,7 +6345,21 @@
               <w:rPr>
                 <w:lang w:val="es-ES"/>
               </w:rPr>
-              <w:t>Table Column Head</w:t>
+              <w:t xml:space="preserve">Table </w:t>
+            </w:r>
+            <w:proofErr w:type="spellStart"/>
+            <w:r>
+              <w:rPr>
+                <w:lang w:val="es-ES"/>
+              </w:rPr>
+              <w:t>Column</w:t>
+            </w:r>
+            <w:proofErr w:type="spellEnd"/>
+            <w:r>
+              <w:rPr>
+                <w:lang w:val="es-ES"/>
+              </w:rPr>
+              <w:t xml:space="preserve"> Head</w:t>
             </w:r>
           </w:p>
         </w:tc>
@@ -2907,8 +6417,30 @@
               <w:rPr>
                 <w:lang w:val="es-ES"/>
               </w:rPr>
-              <w:t>Table column subhead</w:t>
+              <w:t xml:space="preserve">Table </w:t>
             </w:r>
+            <w:proofErr w:type="spellStart"/>
+            <w:r>
+              <w:rPr>
+                <w:lang w:val="es-ES"/>
+              </w:rPr>
+              <w:t>column</w:t>
+            </w:r>
+            <w:proofErr w:type="spellEnd"/>
+            <w:r>
+              <w:rPr>
+                <w:lang w:val="es-ES"/>
+              </w:rPr>
+              <w:t xml:space="preserve"> </w:t>
+            </w:r>
+            <w:proofErr w:type="spellStart"/>
+            <w:r>
+              <w:rPr>
+                <w:lang w:val="es-ES"/>
+              </w:rPr>
+              <w:t>subhead</w:t>
+            </w:r>
+            <w:proofErr w:type="spellEnd"/>
           </w:p>
         </w:tc>
         <w:tc>
@@ -2934,12 +6466,14 @@
                 <w:lang w:val="es-ES"/>
               </w:rPr>
             </w:pPr>
+            <w:proofErr w:type="spellStart"/>
             <w:r>
               <w:rPr>
                 <w:lang w:val="es-ES"/>
               </w:rPr>
               <w:t>Subhead</w:t>
             </w:r>
+            <w:proofErr w:type="spellEnd"/>
           </w:p>
         </w:tc>
         <w:tc>
@@ -2966,12 +6500,14 @@
                 <w:lang w:val="es-ES"/>
               </w:rPr>
             </w:pPr>
+            <w:proofErr w:type="spellStart"/>
             <w:r>
               <w:rPr>
                 <w:lang w:val="es-ES"/>
               </w:rPr>
               <w:t>Subhead</w:t>
             </w:r>
+            <w:proofErr w:type="spellEnd"/>
           </w:p>
         </w:tc>
       </w:tr>
@@ -3003,12 +6539,14 @@
                 <w:lang w:val="es-ES"/>
               </w:rPr>
             </w:pPr>
+            <w:proofErr w:type="spellStart"/>
             <w:r>
               <w:rPr>
                 <w:lang w:val="es-ES"/>
               </w:rPr>
               <w:t>copy</w:t>
             </w:r>
+            <w:proofErr w:type="spellEnd"/>
           </w:p>
         </w:tc>
         <w:tc>
@@ -3038,7 +6576,14 @@
               <w:rPr>
                 <w:lang w:val="es-ES"/>
               </w:rPr>
-              <w:t>More table copy</w:t>
+              <w:t xml:space="preserve">More table </w:t>
+            </w:r>
+            <w:proofErr w:type="spellStart"/>
+            <w:r>
+              <w:rPr>
+                <w:lang w:val="es-ES"/>
+              </w:rPr>
+              <w:t>copy</w:t>
             </w:r>
             <w:r>
               <w:rPr>
@@ -3047,6 +6592,7 @@
               </w:rPr>
               <w:t>a</w:t>
             </w:r>
+            <w:proofErr w:type="spellEnd"/>
           </w:p>
         </w:tc>
         <w:tc>
@@ -3118,56 +6664,92 @@
     </w:p>
     <w:p>
       <w:pPr>
-        <w:pStyle w:val="Ttulo1"/>
-        <w:rPr>
-          <w:lang w:val="es-ES"/>
-        </w:rPr>
-      </w:pPr>
-      <w:r>
-        <w:rPr>
-          <w:lang w:val="es-ES"/>
-        </w:rPr>
-        <w:t>Conclusiones</w:t>
+        <w:pStyle w:val="Textbody"/>
+        <w:rPr>
+          <w:lang w:val="es-ES"/>
+        </w:rPr>
+      </w:pPr>
+      <w:r>
+        <w:rPr>
+          <w:lang w:val="es-ES"/>
+        </w:rPr>
+        <w:t xml:space="preserve">Sin embargo, los resultados de las funciones predefinidas por la librería no han sido los esperados. Aunque sí han sido capaces de encontrar solución a las variantes 3 y 4 del problema, </w:t>
+      </w:r>
+      <w:proofErr w:type="gramStart"/>
+      <w:r>
+        <w:rPr>
+          <w:lang w:val="es-ES"/>
+        </w:rPr>
+        <w:t>la eficiencia de estas funciones no especializadas hacen</w:t>
+      </w:r>
+      <w:proofErr w:type="gramEnd"/>
+      <w:r>
+        <w:rPr>
+          <w:lang w:val="es-ES"/>
+        </w:rPr>
+        <w:t xml:space="preserve"> que la mayor complejidad del resto de variantes no permita solucionarlas en un tiempo razonable. </w:t>
       </w:r>
     </w:p>
     <w:p>
       <w:pPr>
-        <w:pStyle w:val="Textbody"/>
-        <w:rPr>
-          <w:lang w:val="es-ES"/>
-        </w:rPr>
-      </w:pPr>
-      <w:r>
-        <w:rPr>
-          <w:lang w:val="es-ES"/>
-        </w:rPr>
-        <w:t>Finalmente, se dedica la última sección para indicar las conclusiones obtenidas del trabajo. Se puede dedicar un párrafo para realizar un resumen sucinto del trabajo, con los experimentos y resultados. Seguidamente, uno o dos párrafos con conclusiones. Se suele dedicar un párrafo final con ideas de mejora y trabajo futuro.</w:t>
-      </w:r>
+        <w:pStyle w:val="Standard"/>
+        <w:rPr>
+          <w:lang w:val="es-ES"/>
+        </w:rPr>
+      </w:pPr>
     </w:p>
     <w:p>
       <w:pPr>
-        <w:pStyle w:val="Ttulo5"/>
-        <w:rPr>
-          <w:lang w:val="es-ES"/>
-        </w:rPr>
-      </w:pPr>
-      <w:r>
-        <w:rPr>
-          <w:lang w:val="es-ES"/>
-        </w:rPr>
-        <w:t>Referencias</w:t>
+        <w:pStyle w:val="Heading1"/>
+        <w:rPr>
+          <w:lang w:val="es-ES"/>
+        </w:rPr>
+      </w:pPr>
+      <w:r>
+        <w:rPr>
+          <w:lang w:val="es-ES"/>
+        </w:rPr>
+        <w:t>Conclusiones</w:t>
       </w:r>
     </w:p>
     <w:p>
       <w:pPr>
-        <w:pStyle w:val="Standard"/>
-        <w:rPr>
-          <w:lang w:val="es-ES"/>
-        </w:rPr>
-      </w:pPr>
+        <w:pStyle w:val="Textbody"/>
+        <w:rPr>
+          <w:lang w:val="es-ES"/>
+        </w:rPr>
+      </w:pPr>
+      <w:r>
+        <w:rPr>
+          <w:lang w:val="es-ES"/>
+        </w:rPr>
+        <w:t>Finalmente, se dedica la última sección para indicar las conclusiones obtenidas del trabajo. Se puede dedicar un párrafo para realizar un resumen sucinto del trabajo, con los experimentos y resultados. Seguidamente, uno o dos párrafos con conclusiones. Se suele dedicar un párrafo final con ideas de mejora y trabajo futuro.</w:t>
+      </w:r>
     </w:p>
     <w:p>
       <w:pPr>
+        <w:pStyle w:val="Heading5"/>
+        <w:rPr>
+          <w:lang w:val="es-ES"/>
+        </w:rPr>
+      </w:pPr>
+      <w:r>
+        <w:rPr>
+          <w:lang w:val="es-ES"/>
+        </w:rPr>
+        <w:t>Referencias</w:t>
+      </w:r>
+    </w:p>
+    <w:p>
+      <w:pPr>
+        <w:pStyle w:val="Standard"/>
+        <w:rPr>
+          <w:lang w:val="es-ES"/>
+        </w:rPr>
+      </w:pPr>
+    </w:p>
+    <w:p>
+      <w:pPr>
         <w:pStyle w:val="references"/>
         <w:rPr>
           <w:lang w:val="es-ES"/>
@@ -3179,14 +6761,16 @@
         </w:rPr>
         <w:t xml:space="preserve">Página de Wikipedia sobre el </w:t>
       </w:r>
-      <w:hyperlink r:id="rId11" w:history="1">
+      <w:hyperlink r:id="rId14" w:history="1">
+        <w:proofErr w:type="spellStart"/>
         <w:r>
           <w:rPr>
-            <w:rStyle w:val="Hipervnculo"/>
+            <w:rStyle w:val="Hyperlink"/>
             <w:lang w:val="es-ES"/>
           </w:rPr>
           <w:t>Senku</w:t>
         </w:r>
+        <w:proofErr w:type="spellEnd"/>
       </w:hyperlink>
       <w:r>
         <w:rPr>
@@ -3202,59 +6786,154 @@
           <w:lang w:val="es-ES"/>
         </w:rPr>
       </w:pPr>
-      <w:hyperlink r:id="rId12" w:history="1">
+      <w:hyperlink r:id="rId15" w:history="1">
         <w:r>
           <w:rPr>
-            <w:rStyle w:val="Hipervnculo"/>
+            <w:rStyle w:val="Hyperlink"/>
             <w:lang w:val="es-ES"/>
           </w:rPr>
-          <w:t>Gibell.net</w:t>
+          <w:t>G</w:t>
+        </w:r>
+        <w:r>
+          <w:rPr>
+            <w:rStyle w:val="Hyperlink"/>
+            <w:lang w:val="es-ES"/>
+          </w:rPr>
+          <w:t>i</w:t>
+        </w:r>
+        <w:r>
+          <w:rPr>
+            <w:rStyle w:val="Hyperlink"/>
+            <w:lang w:val="es-ES"/>
+          </w:rPr>
+          <w:t>bell</w:t>
+        </w:r>
+        <w:r>
+          <w:rPr>
+            <w:rStyle w:val="Hyperlink"/>
+            <w:lang w:val="es-ES"/>
+          </w:rPr>
+          <w:t>.</w:t>
+        </w:r>
+        <w:r>
+          <w:rPr>
+            <w:rStyle w:val="Hyperlink"/>
+            <w:lang w:val="es-ES"/>
+          </w:rPr>
+          <w:t>net</w:t>
         </w:r>
       </w:hyperlink>
       <w:r>
         <w:rPr>
           <w:lang w:val="es-ES"/>
         </w:rPr>
-        <w:t>, con todo tipo de información sobre Senku y variaciones, consultada el 28/05/2026</w:t>
+        <w:t xml:space="preserve">, con todo tipo de información sobre </w:t>
+      </w:r>
+      <w:proofErr w:type="spellStart"/>
+      <w:r>
+        <w:rPr>
+          <w:lang w:val="es-ES"/>
+        </w:rPr>
+        <w:t>Senku</w:t>
+      </w:r>
+      <w:proofErr w:type="spellEnd"/>
+      <w:r>
+        <w:rPr>
+          <w:lang w:val="es-ES"/>
+        </w:rPr>
+        <w:t xml:space="preserve"> y variaciones, consultada el 28/05/2026</w:t>
       </w:r>
     </w:p>
     <w:p>
       <w:pPr>
         <w:pStyle w:val="references"/>
-        <w:rPr>
-          <w:lang w:val="es-ES"/>
-        </w:rPr>
-      </w:pPr>
-      <w:hyperlink r:id="rId13" w:history="1">
+      </w:pPr>
+      <w:hyperlink r:id="rId16" w:history="1">
         <w:r>
           <w:rPr>
-            <w:rStyle w:val="Hipervnculo"/>
+            <w:rStyle w:val="Hyperlink"/>
+          </w:rPr>
+          <w:t>Peg Soli</w:t>
+        </w:r>
+        <w:r>
+          <w:rPr>
+            <w:rStyle w:val="Hyperlink"/>
+          </w:rPr>
+          <w:t>t</w:t>
+        </w:r>
+        <w:r>
+          <w:rPr>
+            <w:rStyle w:val="Hyperlink"/>
+          </w:rPr>
+          <w:t>aire and its unbeatable games</w:t>
+        </w:r>
+      </w:hyperlink>
+      <w:r>
+        <w:t xml:space="preserve">, </w:t>
+      </w:r>
+      <w:proofErr w:type="spellStart"/>
+      <w:r>
+        <w:t>consultada</w:t>
+      </w:r>
+      <w:proofErr w:type="spellEnd"/>
+      <w:r>
+        <w:t xml:space="preserve"> </w:t>
+      </w:r>
+      <w:proofErr w:type="spellStart"/>
+      <w:r>
+        <w:t>el</w:t>
+      </w:r>
+      <w:proofErr w:type="spellEnd"/>
+      <w:r>
+        <w:t xml:space="preserve"> 28/05/2026</w:t>
+      </w:r>
+    </w:p>
+    <w:p>
+      <w:pPr>
+        <w:pStyle w:val="references"/>
+        <w:rPr>
+          <w:lang w:val="es-ES"/>
+        </w:rPr>
+      </w:pPr>
+      <w:hyperlink r:id="rId17" w:history="1">
+        <w:proofErr w:type="spellStart"/>
+        <w:r>
+          <w:rPr>
+            <w:rStyle w:val="Hyperlink"/>
             <w:lang w:val="es-ES"/>
           </w:rPr>
-          <w:t>Peg Solitaire and its unbeatable games</w:t>
+          <w:t>Analysis</w:t>
         </w:r>
-      </w:hyperlink>
-      <w:r>
-        <w:rPr>
-          <w:lang w:val="es-ES"/>
-        </w:rPr>
-        <w:t>, consultada el 28/05/2026</w:t>
-      </w:r>
-    </w:p>
-    <w:p>
-      <w:pPr>
-        <w:pStyle w:val="references"/>
-        <w:rPr>
-          <w:lang w:val="es-ES"/>
-        </w:rPr>
-      </w:pPr>
-      <w:hyperlink r:id="rId14" w:history="1">
+        <w:proofErr w:type="spellEnd"/>
         <w:r>
           <w:rPr>
-            <w:rStyle w:val="Hipervnculo"/>
+            <w:rStyle w:val="Hyperlink"/>
             <w:lang w:val="es-ES"/>
           </w:rPr>
-          <w:t>Analysis of Peg Solitaire</w:t>
+          <w:t xml:space="preserve"> </w:t>
+        </w:r>
+        <w:proofErr w:type="spellStart"/>
+        <w:r>
+          <w:rPr>
+            <w:rStyle w:val="Hyperlink"/>
+            <w:lang w:val="es-ES"/>
+          </w:rPr>
+          <w:t>o</w:t>
+        </w:r>
+        <w:r>
+          <w:rPr>
+            <w:rStyle w:val="Hyperlink"/>
+            <w:lang w:val="es-ES"/>
+          </w:rPr>
+          <w:t>f</w:t>
+        </w:r>
+        <w:proofErr w:type="spellEnd"/>
+        <w:r>
+          <w:rPr>
+            <w:rStyle w:val="Hyperlink"/>
+            <w:lang w:val="es-ES"/>
+          </w:rPr>
+          <w:t xml:space="preserve"> Peg Solitaire</w:t>
         </w:r>
       </w:hyperlink>
       <w:r>
@@ -3341,7 +7020,7 @@
 <w:ftr xmlns:wpc="http://schemas.microsoft.com/office/word/2010/wordprocessingCanvas" xmlns:cx="http://schemas.microsoft.com/office/drawing/2014/chartex" xmlns:cx1="http://schemas.microsoft.com/office/drawing/2015/9/8/chartex" xmlns:cx2="http://schemas.microsoft.com/office/drawing/2015/10/21/chartex" xmlns:cx3="http://schemas.microsoft.com/office/drawing/2016/5/9/chartex" xmlns:cx4="http://schemas.microsoft.com/office/drawing/2016/5/10/chartex" xmlns:cx5="http://schemas.microsoft.com/office/drawing/2016/5/11/chartex" xmlns:cx6="http://schemas.microsoft.com/office/drawing/2016/5/12/chartex" xmlns:cx7="http://schemas.microsoft.com/office/drawing/2016/5/13/chartex" xmlns:cx8="http://schemas.microsoft.com/office/drawing/2016/5/14/chartex" xmlns:mc="http://schemas.openxmlformats.org/markup-compatibility/2006" xmlns:aink="http://schemas.microsoft.com/office/drawing/2016/ink" xmlns:am3d="http://schemas.microsoft.com/office/drawing/2017/model3d" xmlns:o="urn:schemas-microsoft-com:office:office" xmlns:oel="http://schemas.microsoft.com/office/2019/extlst" xmlns:r="http://schemas.openxmlformats.org/officeDocument/2006/relationships" xmlns:m="http://schemas.openxmlformats.org/officeDocument/2006/math" xmlns:v="urn:schemas-microsoft-com:vml" xmlns:wp14="http://schemas.microsoft.com/office/word/2010/wordprocessingDrawing" xmlns:wp="http://schemas.openxmlformats.org/drawingml/2006/wordprocessingDrawing" xmlns:w10="urn:schemas-microsoft-com:office:word" xmlns:w="http://schemas.openxmlformats.org/wordprocessingml/2006/main" xmlns:w14="http://schemas.microsoft.com/office/word/2010/wordml" xmlns:w15="http://schemas.microsoft.com/office/word/2012/wordml" xmlns:w16cex="http://schemas.microsoft.com/office/word/2018/wordml/cex" xmlns:w16cid="http://schemas.microsoft.com/office/word/2016/wordml/cid" xmlns:w16="http://schemas.microsoft.com/office/word/2018/wordml" xmlns:w16du="http://schemas.microsoft.com/office/word/2023/wordml/word16du" xmlns:w16sdtdh="http://schemas.microsoft.com/office/word/2020/wordml/sdtdatahash" xmlns:w16sdtfl="http://schemas.microsoft.com/office/word/2024/wordml/sdtformatlock" xmlns:w16se="http://schemas.microsoft.com/office/word/2015/wordml/symex" xmlns:wpg="http://schemas.microsoft.com/office/word/2010/wordprocessingGroup" xmlns:wpi="http://schemas.microsoft.com/office/word/2010/wordprocessingInk" xmlns:wne="http://schemas.microsoft.com/office/word/2006/wordml" xmlns:wps="http://schemas.microsoft.com/office/word/2010/wordprocessingShape" mc:Ignorable="w14 w15 w16se w16cid w16 w16cex w16sdtdh w16sdtfl w16du wp14">
   <w:p>
     <w:pPr>
-      <w:pStyle w:val="Piedepgina"/>
+      <w:pStyle w:val="Footer"/>
       <w:jc w:val="both"/>
       <w:rPr>
         <w:lang w:val="es-ES"/>
@@ -3932,7 +7611,7 @@
     <w:lvl w:ilvl="0">
       <w:start w:val="1"/>
       <w:numFmt w:val="upperRoman"/>
-      <w:pStyle w:val="Ttulo1"/>
+      <w:pStyle w:val="Heading1"/>
       <w:lvlText w:val="%1."/>
       <w:lvlJc w:val="center"/>
       <w:pPr>
@@ -3959,7 +7638,7 @@
     <w:lvl w:ilvl="1">
       <w:start w:val="1"/>
       <w:numFmt w:val="upperLetter"/>
-      <w:pStyle w:val="Ttulo2"/>
+      <w:pStyle w:val="Heading2"/>
       <w:lvlText w:val="%2."/>
       <w:lvlJc w:val="left"/>
       <w:pPr>
@@ -3990,7 +7669,7 @@
     <w:lvl w:ilvl="2">
       <w:start w:val="1"/>
       <w:numFmt w:val="decimal"/>
-      <w:pStyle w:val="Ttulo3"/>
+      <w:pStyle w:val="Heading3"/>
       <w:lvlText w:val="%3)"/>
       <w:lvlJc w:val="left"/>
       <w:pPr>
@@ -4021,7 +7700,7 @@
     <w:lvl w:ilvl="3">
       <w:start w:val="1"/>
       <w:numFmt w:val="lowerLetter"/>
-      <w:pStyle w:val="Ttulo4"/>
+      <w:pStyle w:val="Heading4"/>
       <w:lvlText w:val="%4)"/>
       <w:lvlJc w:val="left"/>
       <w:pPr>
@@ -5775,7 +9454,7 @@
         <w:rFonts w:ascii="Symbol" w:hAnsi="Symbol" w:hint="default"/>
       </w:rPr>
     </w:lvl>
-    <w:lvl w:ilvl="1" w:tplc="0C0A0003" w:tentative="1">
+    <w:lvl w:ilvl="1" w:tplc="0C0A0003">
       <w:start w:val="1"/>
       <w:numFmt w:val="bullet"/>
       <w:lvlText w:val="o"/>
@@ -6886,7 +10565,7 @@
       <w:lang w:val="es-ES"/>
     </w:rPr>
   </w:style>
-  <w:style w:type="paragraph" w:styleId="Ttulo1">
+  <w:style w:type="paragraph" w:styleId="Heading1">
     <w:name w:val="heading 1"/>
     <w:basedOn w:val="Standard"/>
     <w:next w:val="Standard"/>
@@ -6909,7 +10588,7 @@
       <w:lang w:eastAsia="en-US"/>
     </w:rPr>
   </w:style>
-  <w:style w:type="paragraph" w:styleId="Ttulo2">
+  <w:style w:type="paragraph" w:styleId="Heading2">
     <w:name w:val="heading 2"/>
     <w:basedOn w:val="Standard"/>
     <w:next w:val="Standard"/>
@@ -6936,7 +10615,7 @@
       <w:lang w:eastAsia="en-US"/>
     </w:rPr>
   </w:style>
-  <w:style w:type="paragraph" w:styleId="Ttulo3">
+  <w:style w:type="paragraph" w:styleId="Heading3">
     <w:name w:val="heading 3"/>
     <w:basedOn w:val="Standard"/>
     <w:next w:val="Standard"/>
@@ -6958,7 +10637,7 @@
       <w:lang w:eastAsia="en-US"/>
     </w:rPr>
   </w:style>
-  <w:style w:type="paragraph" w:styleId="Ttulo4">
+  <w:style w:type="paragraph" w:styleId="Heading4">
     <w:name w:val="heading 4"/>
     <w:basedOn w:val="Standard"/>
     <w:next w:val="Standard"/>
@@ -6983,7 +10662,7 @@
       <w:lang w:eastAsia="en-US"/>
     </w:rPr>
   </w:style>
-  <w:style w:type="paragraph" w:styleId="Ttulo5">
+  <w:style w:type="paragraph" w:styleId="Heading5">
     <w:name w:val="heading 5"/>
     <w:basedOn w:val="Standard"/>
     <w:next w:val="Standard"/>
@@ -7002,13 +10681,12 @@
       <w:lang w:eastAsia="en-US"/>
     </w:rPr>
   </w:style>
-  <w:style w:type="character" w:default="1" w:styleId="Fuentedeprrafopredeter">
+  <w:style w:type="character" w:default="1" w:styleId="DefaultParagraphFont">
     <w:name w:val="Default Paragraph Font"/>
     <w:uiPriority w:val="1"/>
-    <w:semiHidden/>
     <w:unhideWhenUsed/>
   </w:style>
-  <w:style w:type="table" w:default="1" w:styleId="Tablanormal">
+  <w:style w:type="table" w:default="1" w:styleId="TableNormal">
     <w:name w:val="Normal Table"/>
     <w:uiPriority w:val="99"/>
     <w:semiHidden/>
@@ -7023,7 +10701,7 @@
       </w:tblCellMar>
     </w:tblPr>
   </w:style>
-  <w:style w:type="numbering" w:default="1" w:styleId="Sinlista">
+  <w:style w:type="numbering" w:default="1" w:styleId="NoList">
     <w:name w:val="No List"/>
     <w:uiPriority w:val="99"/>
     <w:semiHidden/>
@@ -7031,7 +10709,7 @@
   </w:style>
   <w:style w:type="numbering" w:customStyle="1" w:styleId="Outline">
     <w:name w:val="Outline"/>
-    <w:basedOn w:val="Sinlista"/>
+    <w:basedOn w:val="NoList"/>
     <w:pPr>
       <w:numPr>
         <w:numId w:val="1"/>
@@ -7080,7 +10758,7 @@
       <w:spacing w:val="-1"/>
     </w:rPr>
   </w:style>
-  <w:style w:type="paragraph" w:styleId="Lista">
+  <w:style w:type="paragraph" w:styleId="List">
     <w:name w:val="List"/>
     <w:basedOn w:val="Textbody"/>
     <w:rPr>
@@ -7088,7 +10766,7 @@
       <w:sz w:val="24"/>
     </w:rPr>
   </w:style>
-  <w:style w:type="paragraph" w:styleId="Descripcin">
+  <w:style w:type="paragraph" w:styleId="Caption">
     <w:name w:val="caption"/>
     <w:basedOn w:val="Standard"/>
     <w:next w:val="Standard"/>
@@ -7355,7 +11033,7 @@
       <w:i/>
     </w:rPr>
   </w:style>
-  <w:style w:type="paragraph" w:styleId="Encabezado">
+  <w:style w:type="paragraph" w:styleId="Header">
     <w:name w:val="header"/>
     <w:basedOn w:val="Standard"/>
     <w:pPr>
@@ -7365,7 +11043,7 @@
       </w:tabs>
     </w:pPr>
   </w:style>
-  <w:style w:type="paragraph" w:styleId="Piedepgina">
+  <w:style w:type="paragraph" w:styleId="Footer">
     <w:name w:val="footer"/>
     <w:basedOn w:val="Standard"/>
     <w:pPr>
@@ -7824,11 +11502,11 @@
   </w:style>
   <w:style w:type="character" w:customStyle="1" w:styleId="EncabezadoCar">
     <w:name w:val="Encabezado Car"/>
-    <w:basedOn w:val="Fuentedeprrafopredeter"/>
+    <w:basedOn w:val="DefaultParagraphFont"/>
   </w:style>
   <w:style w:type="character" w:customStyle="1" w:styleId="PiedepginaCar">
     <w:name w:val="Pie de página Car"/>
-    <w:basedOn w:val="Fuentedeprrafopredeter"/>
+    <w:basedOn w:val="DefaultParagraphFont"/>
   </w:style>
   <w:style w:type="character" w:customStyle="1" w:styleId="Internetlink">
     <w:name w:val="Internet link"/>
@@ -7839,7 +11517,7 @@
   </w:style>
   <w:style w:type="numbering" w:customStyle="1" w:styleId="WW8Num1">
     <w:name w:val="WW8Num1"/>
-    <w:basedOn w:val="Sinlista"/>
+    <w:basedOn w:val="NoList"/>
     <w:pPr>
       <w:numPr>
         <w:numId w:val="2"/>
@@ -7848,7 +11526,7 @@
   </w:style>
   <w:style w:type="numbering" w:customStyle="1" w:styleId="WW8Num2">
     <w:name w:val="WW8Num2"/>
-    <w:basedOn w:val="Sinlista"/>
+    <w:basedOn w:val="NoList"/>
     <w:pPr>
       <w:numPr>
         <w:numId w:val="3"/>
@@ -7857,7 +11535,7 @@
   </w:style>
   <w:style w:type="numbering" w:customStyle="1" w:styleId="WW8Num3">
     <w:name w:val="WW8Num3"/>
-    <w:basedOn w:val="Sinlista"/>
+    <w:basedOn w:val="NoList"/>
     <w:pPr>
       <w:numPr>
         <w:numId w:val="4"/>
@@ -7866,7 +11544,7 @@
   </w:style>
   <w:style w:type="numbering" w:customStyle="1" w:styleId="WW8Num4">
     <w:name w:val="WW8Num4"/>
-    <w:basedOn w:val="Sinlista"/>
+    <w:basedOn w:val="NoList"/>
     <w:pPr>
       <w:numPr>
         <w:numId w:val="5"/>
@@ -7875,7 +11553,7 @@
   </w:style>
   <w:style w:type="numbering" w:customStyle="1" w:styleId="WW8Num5">
     <w:name w:val="WW8Num5"/>
-    <w:basedOn w:val="Sinlista"/>
+    <w:basedOn w:val="NoList"/>
     <w:pPr>
       <w:numPr>
         <w:numId w:val="6"/>
@@ -7884,7 +11562,7 @@
   </w:style>
   <w:style w:type="numbering" w:customStyle="1" w:styleId="WW8Num6">
     <w:name w:val="WW8Num6"/>
-    <w:basedOn w:val="Sinlista"/>
+    <w:basedOn w:val="NoList"/>
     <w:pPr>
       <w:numPr>
         <w:numId w:val="7"/>
@@ -7893,7 +11571,7 @@
   </w:style>
   <w:style w:type="numbering" w:customStyle="1" w:styleId="WW8Num7">
     <w:name w:val="WW8Num7"/>
-    <w:basedOn w:val="Sinlista"/>
+    <w:basedOn w:val="NoList"/>
     <w:pPr>
       <w:numPr>
         <w:numId w:val="8"/>
@@ -7902,7 +11580,7 @@
   </w:style>
   <w:style w:type="numbering" w:customStyle="1" w:styleId="WW8Num8">
     <w:name w:val="WW8Num8"/>
-    <w:basedOn w:val="Sinlista"/>
+    <w:basedOn w:val="NoList"/>
     <w:pPr>
       <w:numPr>
         <w:numId w:val="9"/>
@@ -7911,7 +11589,7 @@
   </w:style>
   <w:style w:type="numbering" w:customStyle="1" w:styleId="WW8Num9">
     <w:name w:val="WW8Num9"/>
-    <w:basedOn w:val="Sinlista"/>
+    <w:basedOn w:val="NoList"/>
     <w:pPr>
       <w:numPr>
         <w:numId w:val="10"/>
@@ -7920,7 +11598,7 @@
   </w:style>
   <w:style w:type="numbering" w:customStyle="1" w:styleId="WW8Num10">
     <w:name w:val="WW8Num10"/>
-    <w:basedOn w:val="Sinlista"/>
+    <w:basedOn w:val="NoList"/>
     <w:pPr>
       <w:numPr>
         <w:numId w:val="11"/>
@@ -7929,7 +11607,7 @@
   </w:style>
   <w:style w:type="numbering" w:customStyle="1" w:styleId="WW8Num11">
     <w:name w:val="WW8Num11"/>
-    <w:basedOn w:val="Sinlista"/>
+    <w:basedOn w:val="NoList"/>
     <w:pPr>
       <w:numPr>
         <w:numId w:val="12"/>
@@ -7938,7 +11616,7 @@
   </w:style>
   <w:style w:type="numbering" w:customStyle="1" w:styleId="WW8Num12">
     <w:name w:val="WW8Num12"/>
-    <w:basedOn w:val="Sinlista"/>
+    <w:basedOn w:val="NoList"/>
     <w:pPr>
       <w:numPr>
         <w:numId w:val="13"/>
@@ -7947,7 +11625,7 @@
   </w:style>
   <w:style w:type="numbering" w:customStyle="1" w:styleId="WW8Num13">
     <w:name w:val="WW8Num13"/>
-    <w:basedOn w:val="Sinlista"/>
+    <w:basedOn w:val="NoList"/>
     <w:pPr>
       <w:numPr>
         <w:numId w:val="14"/>
@@ -7956,7 +11634,7 @@
   </w:style>
   <w:style w:type="numbering" w:customStyle="1" w:styleId="WW8Num14">
     <w:name w:val="WW8Num14"/>
-    <w:basedOn w:val="Sinlista"/>
+    <w:basedOn w:val="NoList"/>
     <w:pPr>
       <w:numPr>
         <w:numId w:val="15"/>
@@ -7965,7 +11643,7 @@
   </w:style>
   <w:style w:type="numbering" w:customStyle="1" w:styleId="WW8Num15">
     <w:name w:val="WW8Num15"/>
-    <w:basedOn w:val="Sinlista"/>
+    <w:basedOn w:val="NoList"/>
     <w:pPr>
       <w:numPr>
         <w:numId w:val="16"/>
@@ -7974,7 +11652,7 @@
   </w:style>
   <w:style w:type="numbering" w:customStyle="1" w:styleId="WW8Num16">
     <w:name w:val="WW8Num16"/>
-    <w:basedOn w:val="Sinlista"/>
+    <w:basedOn w:val="NoList"/>
     <w:pPr>
       <w:numPr>
         <w:numId w:val="17"/>
@@ -7983,7 +11661,7 @@
   </w:style>
   <w:style w:type="numbering" w:customStyle="1" w:styleId="WW8Num17">
     <w:name w:val="WW8Num17"/>
-    <w:basedOn w:val="Sinlista"/>
+    <w:basedOn w:val="NoList"/>
     <w:pPr>
       <w:numPr>
         <w:numId w:val="18"/>
@@ -7992,7 +11670,7 @@
   </w:style>
   <w:style w:type="numbering" w:customStyle="1" w:styleId="WW8Num18">
     <w:name w:val="WW8Num18"/>
-    <w:basedOn w:val="Sinlista"/>
+    <w:basedOn w:val="NoList"/>
     <w:pPr>
       <w:numPr>
         <w:numId w:val="19"/>
@@ -8001,7 +11679,7 @@
   </w:style>
   <w:style w:type="numbering" w:customStyle="1" w:styleId="WW8Num19">
     <w:name w:val="WW8Num19"/>
-    <w:basedOn w:val="Sinlista"/>
+    <w:basedOn w:val="NoList"/>
     <w:pPr>
       <w:numPr>
         <w:numId w:val="20"/>
@@ -8010,7 +11688,7 @@
   </w:style>
   <w:style w:type="numbering" w:customStyle="1" w:styleId="WW8Num20">
     <w:name w:val="WW8Num20"/>
-    <w:basedOn w:val="Sinlista"/>
+    <w:basedOn w:val="NoList"/>
     <w:pPr>
       <w:numPr>
         <w:numId w:val="21"/>
@@ -8019,7 +11697,7 @@
   </w:style>
   <w:style w:type="numbering" w:customStyle="1" w:styleId="WW8Num21">
     <w:name w:val="WW8Num21"/>
-    <w:basedOn w:val="Sinlista"/>
+    <w:basedOn w:val="NoList"/>
     <w:pPr>
       <w:numPr>
         <w:numId w:val="22"/>
@@ -8028,7 +11706,7 @@
   </w:style>
   <w:style w:type="numbering" w:customStyle="1" w:styleId="WW8Num22">
     <w:name w:val="WW8Num22"/>
-    <w:basedOn w:val="Sinlista"/>
+    <w:basedOn w:val="NoList"/>
     <w:pPr>
       <w:numPr>
         <w:numId w:val="23"/>
@@ -8037,7 +11715,7 @@
   </w:style>
   <w:style w:type="numbering" w:customStyle="1" w:styleId="WW8Num23">
     <w:name w:val="WW8Num23"/>
-    <w:basedOn w:val="Sinlista"/>
+    <w:basedOn w:val="NoList"/>
     <w:pPr>
       <w:numPr>
         <w:numId w:val="24"/>
@@ -8046,7 +11724,7 @@
   </w:style>
   <w:style w:type="numbering" w:customStyle="1" w:styleId="WW8Num24">
     <w:name w:val="WW8Num24"/>
-    <w:basedOn w:val="Sinlista"/>
+    <w:basedOn w:val="NoList"/>
     <w:pPr>
       <w:numPr>
         <w:numId w:val="25"/>
@@ -8055,7 +11733,7 @@
   </w:style>
   <w:style w:type="numbering" w:customStyle="1" w:styleId="WW8Num25">
     <w:name w:val="WW8Num25"/>
-    <w:basedOn w:val="Sinlista"/>
+    <w:basedOn w:val="NoList"/>
     <w:pPr>
       <w:numPr>
         <w:numId w:val="26"/>
@@ -8064,16 +11742,16 @@
   </w:style>
   <w:style w:type="numbering" w:customStyle="1" w:styleId="WW8Num26">
     <w:name w:val="WW8Num26"/>
-    <w:basedOn w:val="Sinlista"/>
+    <w:basedOn w:val="NoList"/>
     <w:pPr>
       <w:numPr>
         <w:numId w:val="27"/>
       </w:numPr>
     </w:pPr>
   </w:style>
-  <w:style w:type="character" w:styleId="Hipervnculo">
+  <w:style w:type="character" w:styleId="Hyperlink">
     <w:name w:val="Hyperlink"/>
-    <w:basedOn w:val="Fuentedeprrafopredeter"/>
+    <w:basedOn w:val="DefaultParagraphFont"/>
     <w:uiPriority w:val="99"/>
     <w:unhideWhenUsed/>
     <w:rsid w:val="00731F7B"/>
@@ -8082,9 +11760,9 @@
       <w:u w:val="single"/>
     </w:rPr>
   </w:style>
-  <w:style w:type="character" w:styleId="Mencinsinresolver">
+  <w:style w:type="character" w:styleId="UnresolvedMention">
     <w:name w:val="Unresolved Mention"/>
-    <w:basedOn w:val="Fuentedeprrafopredeter"/>
+    <w:basedOn w:val="DefaultParagraphFont"/>
     <w:uiPriority w:val="99"/>
     <w:semiHidden/>
     <w:unhideWhenUsed/>
@@ -8096,27 +11774,27 @@
   </w:style>
   <w:style w:type="character" w:customStyle="1" w:styleId="citation-230">
     <w:name w:val="citation-230"/>
-    <w:basedOn w:val="Fuentedeprrafopredeter"/>
+    <w:basedOn w:val="DefaultParagraphFont"/>
     <w:rsid w:val="003F7341"/>
   </w:style>
   <w:style w:type="character" w:customStyle="1" w:styleId="citation-229">
     <w:name w:val="citation-229"/>
-    <w:basedOn w:val="Fuentedeprrafopredeter"/>
+    <w:basedOn w:val="DefaultParagraphFont"/>
     <w:rsid w:val="003F7341"/>
   </w:style>
   <w:style w:type="character" w:customStyle="1" w:styleId="citation-228">
     <w:name w:val="citation-228"/>
-    <w:basedOn w:val="Fuentedeprrafopredeter"/>
+    <w:basedOn w:val="DefaultParagraphFont"/>
     <w:rsid w:val="003F7341"/>
   </w:style>
   <w:style w:type="character" w:customStyle="1" w:styleId="math-inline">
     <w:name w:val="math-inline"/>
-    <w:basedOn w:val="Fuentedeprrafopredeter"/>
+    <w:basedOn w:val="DefaultParagraphFont"/>
     <w:rsid w:val="003F7341"/>
   </w:style>
-  <w:style w:type="character" w:styleId="Hipervnculovisitado">
+  <w:style w:type="character" w:styleId="FollowedHyperlink">
     <w:name w:val="FollowedHyperlink"/>
-    <w:basedOn w:val="Fuentedeprrafopredeter"/>
+    <w:basedOn w:val="DefaultParagraphFont"/>
     <w:uiPriority w:val="99"/>
     <w:semiHidden/>
     <w:unhideWhenUsed/>
@@ -8124,6 +11802,16 @@
     <w:rPr>
       <w:color w:val="96607D" w:themeColor="followedHyperlink"/>
       <w:u w:val="single"/>
+    </w:rPr>
+  </w:style>
+  <w:style w:type="character" w:styleId="PlaceholderText">
+    <w:name w:val="Placeholder Text"/>
+    <w:basedOn w:val="DefaultParagraphFont"/>
+    <w:uiPriority w:val="99"/>
+    <w:semiHidden/>
+    <w:rsid w:val="007950EF"/>
+    <w:rPr>
+      <w:color w:val="666666"/>
     </w:rPr>
   </w:style>
 </w:styles>

--- a/Senku-Memoria.docx
+++ b/Senku-Memoria.docx
@@ -37,7 +37,7 @@
           <w:szCs w:val="21"/>
         </w:rPr>
         <w:sectPr>
-          <w:footerReference w:type="first" r:id="rId7"/>
+          <w:footerReference w:type="first" r:id="rId8"/>
           <w:pgSz w:w="11906" w:h="16838"/>
           <w:pgMar w:top="1080" w:right="720" w:bottom="2434" w:left="720" w:header="720" w:footer="720" w:gutter="0"/>
           <w:cols w:space="720"/>
@@ -120,10 +120,10 @@
         </w:rPr>
         <w:br/>
       </w:r>
-      <w:hyperlink r:id="rId8" w:history="1">
+      <w:hyperlink r:id="rId9" w:history="1">
         <w:r>
           <w:rPr>
-            <w:rStyle w:val="Hyperlink"/>
+            <w:rStyle w:val="Hipervnculo"/>
             <w:sz w:val="18"/>
             <w:szCs w:val="18"/>
             <w:lang w:val="es-ES"/>
@@ -207,36 +207,26 @@
         </w:rPr>
         <w:br/>
       </w:r>
-      <w:proofErr w:type="spellStart"/>
       <w:r>
         <w:rPr>
           <w:sz w:val="18"/>
           <w:szCs w:val="18"/>
           <w:lang w:val="es-ES"/>
         </w:rPr>
-        <w:t>Sevilla</w:t>
-      </w:r>
-      <w:proofErr w:type="spellEnd"/>
+        <w:t>Sevilla, España</w:t>
+      </w:r>
       <w:r>
         <w:rPr>
           <w:sz w:val="18"/>
           <w:szCs w:val="18"/>
           <w:lang w:val="es-ES"/>
         </w:rPr>
-        <w:t>, España</w:t>
-      </w:r>
-      <w:r>
-        <w:rPr>
-          <w:sz w:val="18"/>
-          <w:szCs w:val="18"/>
-          <w:lang w:val="es-ES"/>
-        </w:rPr>
         <w:br/>
       </w:r>
-      <w:hyperlink r:id="rId9" w:history="1">
+      <w:hyperlink r:id="rId10" w:history="1">
         <w:r>
           <w:rPr>
-            <w:rStyle w:val="Hyperlink"/>
+            <w:rStyle w:val="Hipervnculo"/>
             <w:sz w:val="18"/>
             <w:szCs w:val="18"/>
             <w:lang w:val="es-ES"/>
@@ -326,25 +316,23 @@
           <w:iCs/>
           <w:lang w:val="es-ES"/>
         </w:rPr>
-        <w:t xml:space="preserve"> aplicar la planificación automática para solucionar diferentes modelos del juego </w:t>
-      </w:r>
-      <w:proofErr w:type="spellStart"/>
+        <w:t xml:space="preserve"> aplicar la planificación automática para solucionar diferentes modelos del juego senku, en concreto cinco variantes de este. Para ello se han utilizado dos </w:t>
+      </w:r>
       <w:r>
         <w:rPr>
           <w:i/>
           <w:iCs/>
           <w:lang w:val="es-ES"/>
         </w:rPr>
-        <w:t>senku</w:t>
-      </w:r>
-      <w:proofErr w:type="spellEnd"/>
+        <w:t>acercamientos</w:t>
+      </w:r>
       <w:r>
         <w:rPr>
           <w:i/>
           <w:iCs/>
           <w:lang w:val="es-ES"/>
         </w:rPr>
-        <w:t xml:space="preserve">, en concreto cinco variantes de este. Para ello se han utilizado dos </w:t>
+        <w:t xml:space="preserve"> diferentes, el primero mediante OneShotPlanner, función </w:t>
       </w:r>
       <w:r>
         <w:rPr>
@@ -352,7 +340,7 @@
           <w:iCs/>
           <w:lang w:val="es-ES"/>
         </w:rPr>
-        <w:t>acercamientos</w:t>
+        <w:t>definida</w:t>
       </w:r>
       <w:r>
         <w:rPr>
@@ -360,25 +348,23 @@
           <w:iCs/>
           <w:lang w:val="es-ES"/>
         </w:rPr>
-        <w:t xml:space="preserve"> diferentes, el primero mediante </w:t>
-      </w:r>
-      <w:proofErr w:type="spellStart"/>
+        <w:t xml:space="preserve"> </w:t>
+      </w:r>
       <w:r>
         <w:rPr>
           <w:i/>
           <w:iCs/>
           <w:lang w:val="es-ES"/>
         </w:rPr>
-        <w:t>OneShotPlanner</w:t>
-      </w:r>
-      <w:proofErr w:type="spellEnd"/>
+        <w:t>en</w:t>
+      </w:r>
       <w:r>
         <w:rPr>
           <w:i/>
           <w:iCs/>
           <w:lang w:val="es-ES"/>
         </w:rPr>
-        <w:t xml:space="preserve">, función </w:t>
+        <w:t xml:space="preserve"> la librería unified_planning</w:t>
       </w:r>
       <w:r>
         <w:rPr>
@@ -386,78 +372,8 @@
           <w:iCs/>
           <w:lang w:val="es-ES"/>
         </w:rPr>
-        <w:t>definida</w:t>
-      </w:r>
-      <w:r>
-        <w:rPr>
-          <w:i/>
-          <w:iCs/>
-          <w:lang w:val="es-ES"/>
-        </w:rPr>
-        <w:t xml:space="preserve"> </w:t>
-      </w:r>
-      <w:r>
-        <w:rPr>
-          <w:i/>
-          <w:iCs/>
-          <w:lang w:val="es-ES"/>
-        </w:rPr>
-        <w:t>en</w:t>
-      </w:r>
-      <w:r>
-        <w:rPr>
-          <w:i/>
-          <w:iCs/>
-          <w:lang w:val="es-ES"/>
-        </w:rPr>
-        <w:t xml:space="preserve"> la librería </w:t>
-      </w:r>
-      <w:proofErr w:type="spellStart"/>
-      <w:r>
-        <w:rPr>
-          <w:i/>
-          <w:iCs/>
-          <w:lang w:val="es-ES"/>
-        </w:rPr>
-        <w:t>unified_planning</w:t>
-      </w:r>
-      <w:proofErr w:type="spellEnd"/>
-      <w:r>
-        <w:rPr>
-          <w:i/>
-          <w:iCs/>
-          <w:lang w:val="es-ES"/>
-        </w:rPr>
-        <w:t xml:space="preserve">, y la otra con un algoritmo </w:t>
-      </w:r>
-      <w:proofErr w:type="spellStart"/>
-      <w:r>
-        <w:rPr>
-          <w:i/>
-          <w:iCs/>
-          <w:lang w:val="es-ES"/>
-        </w:rPr>
-        <w:t>beam</w:t>
-      </w:r>
-      <w:proofErr w:type="spellEnd"/>
-      <w:r>
-        <w:rPr>
-          <w:i/>
-          <w:iCs/>
-          <w:lang w:val="es-ES"/>
-        </w:rPr>
-        <w:t xml:space="preserve"> </w:t>
-      </w:r>
-      <w:proofErr w:type="spellStart"/>
-      <w:r>
-        <w:rPr>
-          <w:i/>
-          <w:iCs/>
-          <w:lang w:val="es-ES"/>
-        </w:rPr>
-        <w:t>search</w:t>
-      </w:r>
-      <w:proofErr w:type="spellEnd"/>
+        <w:t>, y la otra con un algoritmo beam search</w:t>
+      </w:r>
       <w:r>
         <w:rPr>
           <w:i/>
@@ -514,7 +430,6 @@
         </w:rPr>
         <w:t xml:space="preserve">Palabras Clave—Inteligencia Artificial, </w:t>
       </w:r>
-      <w:proofErr w:type="spellStart"/>
       <w:r>
         <w:rPr>
           <w:lang w:val="es-ES"/>
@@ -527,7 +442,6 @@
         </w:rPr>
         <w:t>enku</w:t>
       </w:r>
-      <w:proofErr w:type="spellEnd"/>
       <w:r>
         <w:rPr>
           <w:lang w:val="es-ES"/>
@@ -549,7 +463,7 @@
     </w:p>
     <w:p>
       <w:pPr>
-        <w:pStyle w:val="Heading1"/>
+        <w:pStyle w:val="Ttulo1"/>
         <w:rPr>
           <w:lang w:val="es-ES"/>
         </w:rPr>
@@ -652,31 +566,8 @@
           <w:szCs w:val="20"/>
           <w:lang w:eastAsia="es-ES" w:bidi="ar-SA"/>
         </w:rPr>
-        <w:t xml:space="preserve"> ha utilizado históricamente los juegos </w:t>
-      </w:r>
-      <w:proofErr w:type="gramStart"/>
-      <w:r>
-        <w:rPr>
-          <w:rFonts w:ascii="Times New Roman" w:eastAsia="Times New Roman" w:hAnsi="Times New Roman" w:cs="Times New Roman"/>
-          <w:kern w:val="0"/>
-          <w:sz w:val="20"/>
-          <w:szCs w:val="20"/>
-          <w:lang w:eastAsia="es-ES" w:bidi="ar-SA"/>
-        </w:rPr>
-        <w:t>y  puzles</w:t>
-      </w:r>
-      <w:proofErr w:type="gramEnd"/>
-      <w:r>
-        <w:rPr>
-          <w:rFonts w:ascii="Times New Roman" w:eastAsia="Times New Roman" w:hAnsi="Times New Roman" w:cs="Times New Roman"/>
-          <w:kern w:val="0"/>
-          <w:sz w:val="20"/>
-          <w:szCs w:val="20"/>
-          <w:lang w:eastAsia="es-ES" w:bidi="ar-SA"/>
-        </w:rPr>
-        <w:t xml:space="preserve">, como entornos controlados de gran utilidad para la evaluación del desempeño de agentes y algoritmos de búsqueda. Dentro de esta categoría, el </w:t>
-      </w:r>
-      <w:proofErr w:type="spellStart"/>
+        <w:t xml:space="preserve"> ha utilizado históricamente los juegos y  puzles, como entornos controlados de gran utilidad para la evaluación del desempeño de agentes y algoritmos de búsqueda. Dentro de esta categoría, el </w:t>
+      </w:r>
       <w:r>
         <w:rPr>
           <w:rFonts w:ascii="Times New Roman" w:eastAsia="Times New Roman" w:hAnsi="Times New Roman" w:cs="Times New Roman"/>
@@ -701,7 +592,6 @@
         </w:rPr>
         <w:t>enku</w:t>
       </w:r>
-      <w:proofErr w:type="spellEnd"/>
       <w:r>
         <w:rPr>
           <w:rFonts w:ascii="Times New Roman" w:eastAsia="Times New Roman" w:hAnsi="Times New Roman" w:cs="Times New Roman"/>
@@ -876,7 +766,6 @@
         </w:rPr>
         <w:t xml:space="preserve">, una partida de </w:t>
       </w:r>
-      <w:proofErr w:type="spellStart"/>
       <w:r>
         <w:rPr>
           <w:b/>
@@ -885,7 +774,6 @@
         </w:rPr>
         <w:t>Senku</w:t>
       </w:r>
-      <w:proofErr w:type="spellEnd"/>
       <w:r>
         <w:rPr>
           <w:lang w:val="es-ES"/>
@@ -938,7 +826,6 @@
         </w:rPr>
         <w:t xml:space="preserve">El objetivo de este trabajo es el diseño y desarrollo de un sistema capaz de modelar distintos escenarios del juego </w:t>
       </w:r>
-      <w:proofErr w:type="spellStart"/>
       <w:r>
         <w:rPr>
           <w:b/>
@@ -947,7 +834,6 @@
         </w:rPr>
         <w:t>Senku</w:t>
       </w:r>
-      <w:proofErr w:type="spellEnd"/>
       <w:r>
         <w:rPr>
           <w:lang w:val="es-ES"/>
@@ -1021,7 +907,7 @@
     </w:p>
     <w:p>
       <w:pPr>
-        <w:pStyle w:val="Heading1"/>
+        <w:pStyle w:val="Ttulo1"/>
         <w:rPr>
           <w:lang w:val="es-ES"/>
         </w:rPr>
@@ -1049,7 +935,7 @@
     </w:p>
     <w:p>
       <w:pPr>
-        <w:pStyle w:val="Heading2"/>
+        <w:pStyle w:val="Ttulo2"/>
         <w:rPr>
           <w:lang w:val="es-ES"/>
         </w:rPr>
@@ -1121,7 +1007,7 @@
     </w:p>
     <w:p>
       <w:pPr>
-        <w:pStyle w:val="Heading2"/>
+        <w:pStyle w:val="Ttulo2"/>
         <w:rPr>
           <w:lang w:val="es-ES"/>
         </w:rPr>
@@ -1144,21 +1030,7 @@
         <w:rPr>
           <w:lang w:val="es-ES"/>
         </w:rPr>
-        <w:t xml:space="preserve">Como trabajos relacionados hemos encontrado y consultado diferentes de ellos que estudian matemáticamente el juego del </w:t>
-      </w:r>
-      <w:proofErr w:type="spellStart"/>
-      <w:r>
-        <w:rPr>
-          <w:lang w:val="es-ES"/>
-        </w:rPr>
-        <w:t>senku</w:t>
-      </w:r>
-      <w:proofErr w:type="spellEnd"/>
-      <w:r>
-        <w:rPr>
-          <w:lang w:val="es-ES"/>
-        </w:rPr>
-        <w:t>.  Estos son:</w:t>
+        <w:t>Como trabajos relacionados hemos encontrado y consultado diferentes de ellos que estudian matemáticamente el juego del senku.  Estos son:</w:t>
       </w:r>
     </w:p>
     <w:p>
@@ -1176,21 +1048,7 @@
         <w:rPr>
           <w:lang w:val="es-ES"/>
         </w:rPr>
-        <w:t xml:space="preserve">En el primer </w:t>
-      </w:r>
-      <w:proofErr w:type="gramStart"/>
-      <w:r>
-        <w:rPr>
-          <w:lang w:val="es-ES"/>
-        </w:rPr>
-        <w:t>caso ,</w:t>
-      </w:r>
-      <w:proofErr w:type="gramEnd"/>
-      <w:r>
-        <w:rPr>
-          <w:lang w:val="es-ES"/>
-        </w:rPr>
-        <w:t xml:space="preserve"> </w:t>
+        <w:t xml:space="preserve">En el primer caso , </w:t>
       </w:r>
       <w:r>
         <w:rPr>
@@ -1202,79 +1060,51 @@
         <w:rPr>
           <w:lang w:val="es-ES"/>
         </w:rPr>
-        <w:t xml:space="preserve">esta página se estudia el juego </w:t>
+        <w:t>esta página se estudia el juego senku desde una vista tanto recreativa como computacional. Una de las partes más importantes e</w:t>
+      </w:r>
+      <w:r>
+        <w:rPr>
+          <w:lang w:val="es-ES"/>
+        </w:rPr>
+        <w:t>s</w:t>
+      </w:r>
+      <w:r>
+        <w:rPr>
+          <w:lang w:val="es-ES"/>
+        </w:rPr>
+        <w:t xml:space="preserve"> la de Computacional Se</w:t>
+      </w:r>
+      <w:r>
+        <w:rPr>
+          <w:lang w:val="es-ES"/>
+        </w:rPr>
+        <w:t>ar</w:t>
+      </w:r>
+      <w:r>
+        <w:rPr>
+          <w:lang w:val="es-ES"/>
+        </w:rPr>
+        <w:t xml:space="preserve">ch </w:t>
       </w:r>
       <w:proofErr w:type="spellStart"/>
       <w:r>
         <w:rPr>
           <w:lang w:val="es-ES"/>
         </w:rPr>
-        <w:t>senku</w:t>
+        <w:t>Techniques</w:t>
       </w:r>
       <w:proofErr w:type="spellEnd"/>
       <w:r>
         <w:rPr>
           <w:lang w:val="es-ES"/>
         </w:rPr>
-        <w:t xml:space="preserve"> desde una vista tanto recreativa como computacional. Una de las partes más importantes e</w:t>
-      </w:r>
-      <w:r>
-        <w:rPr>
-          <w:lang w:val="es-ES"/>
-        </w:rPr>
-        <w:t>s</w:t>
-      </w:r>
-      <w:r>
-        <w:rPr>
-          <w:lang w:val="es-ES"/>
-        </w:rPr>
-        <w:t xml:space="preserve"> la de Computacional Se</w:t>
-      </w:r>
-      <w:r>
-        <w:rPr>
-          <w:lang w:val="es-ES"/>
-        </w:rPr>
-        <w:t>ar</w:t>
-      </w:r>
-      <w:r>
-        <w:rPr>
-          <w:lang w:val="es-ES"/>
-        </w:rPr>
-        <w:t xml:space="preserve">ch </w:t>
-      </w:r>
-      <w:proofErr w:type="spellStart"/>
-      <w:r>
-        <w:rPr>
-          <w:lang w:val="es-ES"/>
-        </w:rPr>
-        <w:t>Techniques</w:t>
-      </w:r>
-      <w:proofErr w:type="spellEnd"/>
-      <w:r>
-        <w:rPr>
-          <w:lang w:val="es-ES"/>
-        </w:rPr>
-        <w:t xml:space="preserve">, donde explica cómo los algoritmos de búsqueda en espacio de estados se utilizan para resolver el juego </w:t>
-      </w:r>
-      <w:proofErr w:type="gramStart"/>
-      <w:r>
-        <w:rPr>
-          <w:lang w:val="es-ES"/>
-        </w:rPr>
-        <w:t>automáticamente</w:t>
-      </w:r>
-      <w:r>
-        <w:rPr>
-          <w:lang w:val="es-ES"/>
-        </w:rPr>
-        <w:t xml:space="preserve">  [</w:t>
-      </w:r>
-      <w:proofErr w:type="gramEnd"/>
-      <w:r>
-        <w:rPr>
-          <w:lang w:val="es-ES"/>
-        </w:rPr>
-        <w:t>2]</w:t>
+        <w:t>, donde explica cómo los algoritmos de búsqueda en espacio de estados se utilizan para resolver el juego automáticamente</w:t>
+      </w:r>
+      <w:r>
+        <w:rPr>
+          <w:lang w:val="es-ES"/>
+        </w:rPr>
+        <w:t xml:space="preserve">  [2]</w:t>
       </w:r>
       <w:r>
         <w:rPr>
@@ -1414,21 +1244,7 @@
         <w:rPr>
           <w:lang w:val="es-ES"/>
         </w:rPr>
-        <w:t xml:space="preserve"> se centra más en invariantes del </w:t>
-      </w:r>
-      <w:proofErr w:type="spellStart"/>
-      <w:r>
-        <w:rPr>
-          <w:lang w:val="es-ES"/>
-        </w:rPr>
-        <w:t>senku</w:t>
-      </w:r>
-      <w:proofErr w:type="spellEnd"/>
-      <w:r>
-        <w:rPr>
-          <w:lang w:val="es-ES"/>
-        </w:rPr>
-        <w:t xml:space="preserve"> para demostrar cuándo una partida de este juego es imposible de ganar, donde una invariante es una propiedad o cantidad que permanece constante durante todos los movimientos, y si un estado inicial y un estado final tienen invariantes diferentes, entonces es imposible llegar de uno a otro</w:t>
+        <w:t xml:space="preserve"> se centra más en invariantes del senku para demostrar cuándo una partida de este juego es imposible de ganar, donde una invariante es una propiedad o cantidad que permanece constante durante todos los movimientos, y si un estado inicial y un estado final tienen invariantes diferentes, entonces es imposible llegar de uno a otro</w:t>
       </w:r>
       <w:r>
         <w:rPr>
@@ -1465,9 +1281,9 @@
         <w:rPr>
           <w:i/>
           <w:iCs/>
-          <w:noProof/>
           <w:sz w:val="16"/>
           <w:szCs w:val="16"/>
+          <w:lang w:val="es-ES"/>
         </w:rPr>
         <w:drawing>
           <wp:anchor distT="0" distB="0" distL="0" distR="0" simplePos="0" relativeHeight="251658240" behindDoc="0" locked="0" layoutInCell="1" allowOverlap="0" wp14:anchorId="246CE9B9" wp14:editId="08FC9E06">
@@ -1495,7 +1311,7 @@
                     </pic:cNvPicPr>
                   </pic:nvPicPr>
                   <pic:blipFill>
-                    <a:blip r:embed="rId10">
+                    <a:blip r:embed="rId11">
                       <a:extLst>
                         <a:ext uri="{28A0092B-C50C-407E-A947-70E740481C1C}">
                           <a14:useLocalDpi xmlns:a14="http://schemas.microsoft.com/office/drawing/2010/main" val="0"/>
@@ -1560,27 +1376,7 @@
           <w:szCs w:val="16"/>
           <w:lang w:val="es-ES"/>
         </w:rPr>
-        <w:t>Fig</w:t>
-      </w:r>
-      <w:r>
-        <w:rPr>
-          <w:i/>
-          <w:iCs/>
-          <w:sz w:val="16"/>
-          <w:szCs w:val="16"/>
-          <w:lang w:val="es-ES"/>
-        </w:rPr>
-        <w:t>.</w:t>
-      </w:r>
-      <w:r>
-        <w:rPr>
-          <w:i/>
-          <w:iCs/>
-          <w:sz w:val="16"/>
-          <w:szCs w:val="16"/>
-          <w:lang w:val="es-ES"/>
-        </w:rPr>
-        <w:t xml:space="preserve"> 1. Visualización de posibles estados de inicio y fin en un tablero (A-&gt;B, C-&gt;D)</w:t>
+        <w:t>Fig. 1. Visualización de posibles estados de inicio y fin en un tablero (A-&gt;B, C-&gt;D)</w:t>
       </w:r>
     </w:p>
     <w:p>
@@ -1643,27 +1439,13 @@
         <w:rPr>
           <w:lang w:val="es-ES"/>
         </w:rPr>
-        <w:t xml:space="preserve"> propiedades estructurales tiene el </w:t>
-      </w:r>
-      <w:proofErr w:type="gramStart"/>
-      <w:r>
-        <w:rPr>
-          <w:lang w:val="es-ES"/>
-        </w:rPr>
-        <w:t>juego</w:t>
-      </w:r>
-      <w:r>
-        <w:rPr>
-          <w:lang w:val="es-ES"/>
-        </w:rPr>
-        <w:t>[</w:t>
-      </w:r>
-      <w:proofErr w:type="gramEnd"/>
-      <w:r>
-        <w:rPr>
-          <w:lang w:val="es-ES"/>
-        </w:rPr>
-        <w:t>4]</w:t>
+        <w:t xml:space="preserve"> propiedades estructurales tiene el juego</w:t>
+      </w:r>
+      <w:r>
+        <w:rPr>
+          <w:lang w:val="es-ES"/>
+        </w:rPr>
+        <w:t>[4]</w:t>
       </w:r>
       <w:r>
         <w:rPr>
@@ -1700,7 +1482,7 @@
     </w:p>
     <w:p>
       <w:pPr>
-        <w:pStyle w:val="Heading1"/>
+        <w:pStyle w:val="Ttulo1"/>
         <w:rPr>
           <w:lang w:val="es-ES"/>
         </w:rPr>
@@ -1765,7 +1547,6 @@
       </w:pPr>
       <w:r>
         <w:rPr>
-          <w:noProof/>
           <w:lang w:val="es-ES"/>
         </w:rPr>
         <w:drawing>
@@ -1784,7 +1565,7 @@
                     <pic:cNvPicPr/>
                   </pic:nvPicPr>
                   <pic:blipFill>
-                    <a:blip r:embed="rId11"/>
+                    <a:blip r:embed="rId12"/>
                     <a:stretch>
                       <a:fillRect/>
                     </a:stretch>
@@ -1833,25 +1614,7 @@
           <w:iCs/>
           <w:lang w:val="es-ES"/>
         </w:rPr>
-        <w:t xml:space="preserve">Diferentes variantes del </w:t>
-      </w:r>
-      <w:proofErr w:type="spellStart"/>
-      <w:r>
-        <w:rPr>
-          <w:i/>
-          <w:iCs/>
-          <w:lang w:val="es-ES"/>
-        </w:rPr>
-        <w:t>senku</w:t>
-      </w:r>
-      <w:proofErr w:type="spellEnd"/>
-      <w:r>
-        <w:rPr>
-          <w:i/>
-          <w:iCs/>
-          <w:lang w:val="es-ES"/>
-        </w:rPr>
-        <w:t xml:space="preserve"> obsequiadas por las instrucciones, variante 1 y 5 erradas.</w:t>
+        <w:t>Diferentes variantes del senku obsequiadas por las instrucciones, variante 1 y 5 erradas.</w:t>
       </w:r>
     </w:p>
     <w:p>
@@ -1948,15 +1711,16 @@
     </w:p>
     <w:p>
       <w:pPr>
-        <w:pStyle w:val="Heading2"/>
-      </w:pPr>
-      <w:proofErr w:type="spellStart"/>
-      <w:r>
-        <w:t>Parte</w:t>
-      </w:r>
-      <w:proofErr w:type="spellEnd"/>
-      <w:r>
-        <w:t xml:space="preserve"> Común</w:t>
+        <w:pStyle w:val="Ttulo2"/>
+        <w:rPr>
+          <w:lang w:val="es-ES"/>
+        </w:rPr>
+      </w:pPr>
+      <w:r>
+        <w:rPr>
+          <w:lang w:val="es-ES"/>
+        </w:rPr>
+        <w:t>Parte Común</w:t>
       </w:r>
     </w:p>
     <w:p>
@@ -1988,16 +1752,8 @@
         <w:rPr>
           <w:lang w:val="es-ES"/>
         </w:rPr>
-        <w:t xml:space="preserve">e ha definido el dominio con las funciones que nos enseñaron de la librería </w:t>
-      </w:r>
-      <w:proofErr w:type="spellStart"/>
-      <w:r>
-        <w:rPr>
-          <w:lang w:val="es-ES"/>
-        </w:rPr>
-        <w:t>unified_planning</w:t>
-      </w:r>
-      <w:proofErr w:type="spellEnd"/>
+        <w:t>e ha definido el dominio con las funciones que nos enseñaron de la librería unified_planning</w:t>
+      </w:r>
       <w:r>
         <w:rPr>
           <w:lang w:val="es-ES"/>
@@ -2020,27 +1776,7 @@
         <w:rPr>
           <w:lang w:val="es-ES"/>
         </w:rPr>
-        <w:t>creando las instancias de l</w:t>
-      </w:r>
-      <w:r>
-        <w:rPr>
-          <w:lang w:val="es-ES"/>
-        </w:rPr>
-        <w:t xml:space="preserve">os cinco tipos de </w:t>
-      </w:r>
-      <w:proofErr w:type="spellStart"/>
-      <w:r>
-        <w:rPr>
-          <w:lang w:val="es-ES"/>
-        </w:rPr>
-        <w:t>senku</w:t>
-      </w:r>
-      <w:proofErr w:type="spellEnd"/>
-      <w:r>
-        <w:rPr>
-          <w:lang w:val="es-ES"/>
-        </w:rPr>
-        <w:t xml:space="preserve"> establecidos en el enunciado del trabajo</w:t>
+        <w:t>creando las instancias de los cinco tipos de senku establecidos en el enunciado del trabajo</w:t>
       </w:r>
       <w:r>
         <w:rPr>
@@ -2078,21 +1814,7 @@
         <w:rPr>
           <w:lang w:val="es-ES"/>
         </w:rPr>
-        <w:t xml:space="preserve"> se busca una solución con el conjunto de acciones realizadas para llegar a ella, mediante la función </w:t>
-      </w:r>
-      <w:proofErr w:type="spellStart"/>
-      <w:r>
-        <w:rPr>
-          <w:lang w:val="es-ES"/>
-        </w:rPr>
-        <w:t>OneShotPlanner</w:t>
-      </w:r>
-      <w:proofErr w:type="spellEnd"/>
-      <w:r>
-        <w:rPr>
-          <w:lang w:val="es-ES"/>
-        </w:rPr>
-        <w:t>.</w:t>
+        <w:t xml:space="preserve"> se busca una solución con el conjunto de acciones realizadas para llegar a ella, mediante la función OneShotPlanner.</w:t>
       </w:r>
     </w:p>
     <w:p>
@@ -2174,118 +1896,86 @@
           <w:iCs/>
           <w:lang w:val="es-ES"/>
         </w:rPr>
+        <w:t xml:space="preserve">), </w:t>
+      </w:r>
+      <w:r>
+        <w:rPr>
+          <w:lang w:val="es-ES"/>
+        </w:rPr>
+        <w:t>nos permite indicar si una casilla tiene una ficha o no, lo que ya nos da la posibilidad de hacer representación completa de los estados del tablero. Para facilitar el paso entre estados definimos el segundo predicado: Conectadas(</w:t>
+      </w:r>
+      <w:proofErr w:type="spellStart"/>
+      <w:r>
+        <w:rPr>
+          <w:lang w:val="es-ES"/>
+        </w:rPr>
+        <w:t>a,b,c</w:t>
+      </w:r>
+      <w:proofErr w:type="spellEnd"/>
+      <w:r>
+        <w:rPr>
+          <w:lang w:val="es-ES"/>
+        </w:rPr>
+        <w:t xml:space="preserve">) </w:t>
+      </w:r>
+      <w:r>
+        <w:rPr>
+          <w:i/>
+          <w:iCs/>
+          <w:lang w:val="es-ES"/>
+        </w:rPr>
+        <w:t>(</w:t>
+      </w:r>
+      <w:proofErr w:type="spellStart"/>
+      <w:r>
+        <w:rPr>
+          <w:i/>
+          <w:iCs/>
+          <w:lang w:val="es-ES"/>
+        </w:rPr>
+        <w:t>Connected</w:t>
+      </w:r>
+      <w:proofErr w:type="spellEnd"/>
+      <w:r>
+        <w:rPr>
+          <w:i/>
+          <w:iCs/>
+          <w:lang w:val="es-ES"/>
+        </w:rPr>
         <w:t>)</w:t>
       </w:r>
       <w:r>
         <w:rPr>
-          <w:i/>
-          <w:iCs/>
-          <w:lang w:val="es-ES"/>
-        </w:rPr>
-        <w:t xml:space="preserve">, </w:t>
-      </w:r>
-      <w:r>
-        <w:rPr>
-          <w:lang w:val="es-ES"/>
-        </w:rPr>
-        <w:t>nos permite indicar si una casilla tiene una ficha o no, lo que ya nos da la posibilidad de hacer representación completa de los estados del tablero. Para facilitar el paso entre estados definimos el segundo predicado: Conectadas(</w:t>
+          <w:lang w:val="es-ES"/>
+        </w:rPr>
+        <w:t xml:space="preserve">, que nos será necesario para obtener y almacenar una lista de todas las casillas del tablero entre las que podemos realizar movimientos si se cumplen las condiciones para ello. Debido a la naturaleza de nuestra función de salto, definida a continuación, </w:t>
+      </w:r>
+      <w:r>
+        <w:rPr>
+          <w:lang w:val="es-ES"/>
+        </w:rPr>
+        <w:t>el predicado Conectadas debe ser bidireccional, es decir, si tres casillas (</w:t>
       </w:r>
       <w:proofErr w:type="spellStart"/>
-      <w:proofErr w:type="gramStart"/>
-      <w:r>
-        <w:rPr>
-          <w:lang w:val="es-ES"/>
-        </w:rPr>
-        <w:t>a,b</w:t>
-      </w:r>
-      <w:proofErr w:type="gramEnd"/>
-      <w:r>
-        <w:rPr>
-          <w:lang w:val="es-ES"/>
-        </w:rPr>
-        <w:t>,c</w:t>
+      <w:r>
+        <w:rPr>
+          <w:lang w:val="es-ES"/>
+        </w:rPr>
+        <w:t>a,b,c</w:t>
       </w:r>
       <w:proofErr w:type="spellEnd"/>
       <w:r>
         <w:rPr>
           <w:lang w:val="es-ES"/>
         </w:rPr>
-        <w:t xml:space="preserve">) </w:t>
-      </w:r>
-      <w:r>
-        <w:rPr>
-          <w:i/>
-          <w:iCs/>
-          <w:lang w:val="es-ES"/>
-        </w:rPr>
-        <w:t>(</w:t>
+        <w:t>) están conectadas, se debe cumplir también que (</w:t>
       </w:r>
       <w:proofErr w:type="spellStart"/>
       <w:r>
         <w:rPr>
-          <w:i/>
-          <w:iCs/>
-          <w:lang w:val="es-ES"/>
-        </w:rPr>
-        <w:t>Connected</w:t>
-      </w:r>
-      <w:proofErr w:type="spellEnd"/>
-      <w:r>
-        <w:rPr>
-          <w:i/>
-          <w:iCs/>
-          <w:lang w:val="es-ES"/>
-        </w:rPr>
-        <w:t>)</w:t>
-      </w:r>
-      <w:r>
-        <w:rPr>
-          <w:lang w:val="es-ES"/>
-        </w:rPr>
-        <w:t xml:space="preserve">, que nos será necesario para obtener y almacenar una lista de todas las casillas del tablero entre las que podemos realizar movimientos si se cumplen las condiciones para ello. Debido a la naturaleza de nuestra función de salto, definida a continuación, </w:t>
-      </w:r>
-      <w:r>
-        <w:rPr>
-          <w:lang w:val="es-ES"/>
-        </w:rPr>
-        <w:t>el predicado Conectadas debe ser bidireccional, es decir, si tres casillas (</w:t>
-      </w:r>
-      <w:proofErr w:type="spellStart"/>
-      <w:proofErr w:type="gramStart"/>
-      <w:r>
-        <w:rPr>
-          <w:lang w:val="es-ES"/>
-        </w:rPr>
-        <w:t>a,b</w:t>
-      </w:r>
-      <w:proofErr w:type="gramEnd"/>
-      <w:r>
-        <w:rPr>
-          <w:lang w:val="es-ES"/>
-        </w:rPr>
-        <w:t>,c</w:t>
-      </w:r>
-      <w:proofErr w:type="spellEnd"/>
-      <w:r>
-        <w:rPr>
-          <w:lang w:val="es-ES"/>
-        </w:rPr>
-        <w:t>) están conectadas, se debe cumplir también que (</w:t>
-      </w:r>
-      <w:proofErr w:type="spellStart"/>
-      <w:proofErr w:type="gramStart"/>
-      <w:r>
-        <w:rPr>
-          <w:lang w:val="es-ES"/>
-        </w:rPr>
-        <w:t>c,b</w:t>
-      </w:r>
-      <w:proofErr w:type="gramEnd"/>
-      <w:r>
-        <w:rPr>
-          <w:lang w:val="es-ES"/>
-        </w:rPr>
-        <w:t>,a</w:t>
+          <w:lang w:val="es-ES"/>
+        </w:rPr>
+        <w:t>c,b,a</w:t>
       </w:r>
       <w:proofErr w:type="spellEnd"/>
       <w:r>
@@ -2321,19 +2011,11 @@
         <w:t xml:space="preserve"> acción: Saltar(</w:t>
       </w:r>
       <w:proofErr w:type="spellStart"/>
-      <w:proofErr w:type="gramStart"/>
-      <w:r>
-        <w:rPr>
-          <w:lang w:val="es-ES"/>
-        </w:rPr>
-        <w:t>a,b</w:t>
-      </w:r>
-      <w:proofErr w:type="gramEnd"/>
-      <w:r>
-        <w:rPr>
-          <w:lang w:val="es-ES"/>
-        </w:rPr>
-        <w:t>,c</w:t>
+      <w:r>
+        <w:rPr>
+          <w:lang w:val="es-ES"/>
+        </w:rPr>
+        <w:t>a,b,c</w:t>
       </w:r>
       <w:proofErr w:type="spellEnd"/>
       <w:r>
@@ -2357,19 +2039,11 @@
         <w:t>, que representa el movimiento de una ficha desde una casilla ocupada “a” hasta una casilla libre “c”, pasando por una casilla intermedia ocupada “c”. Las precondiciones para esta acción son que tanto “a” como “b” estén ocupadas, que “c” esté libre y que (</w:t>
       </w:r>
       <w:proofErr w:type="spellStart"/>
-      <w:proofErr w:type="gramStart"/>
-      <w:r>
-        <w:rPr>
-          <w:lang w:val="es-ES"/>
-        </w:rPr>
-        <w:t>a,b</w:t>
-      </w:r>
-      <w:proofErr w:type="gramEnd"/>
-      <w:r>
-        <w:rPr>
-          <w:lang w:val="es-ES"/>
-        </w:rPr>
-        <w:t>,c</w:t>
+      <w:r>
+        <w:rPr>
+          <w:lang w:val="es-ES"/>
+        </w:rPr>
+        <w:t>a,b,c</w:t>
       </w:r>
       <w:proofErr w:type="spellEnd"/>
       <w:r>
@@ -2442,14 +2116,7 @@
         <w:rPr>
           <w:lang w:val="es-ES"/>
         </w:rPr>
-        <w:t xml:space="preserve">escribir dicha representación en un </w:t>
-      </w:r>
-      <w:proofErr w:type="gramStart"/>
-      <w:r>
-        <w:rPr>
-          <w:lang w:val="es-ES"/>
-        </w:rPr>
-        <w:t xml:space="preserve">archivo </w:t>
+        <w:t xml:space="preserve">escribir dicha representación en un archivo </w:t>
       </w:r>
       <w:r>
         <w:rPr>
@@ -2469,7 +2136,6 @@
         <w:t>pddl</w:t>
       </w:r>
       <w:proofErr w:type="spellEnd"/>
-      <w:proofErr w:type="gramEnd"/>
       <w:r>
         <w:rPr>
           <w:lang w:val="es-ES"/>
@@ -2497,21 +2163,18 @@
         </w:rPr>
         <w:t xml:space="preserve">Por </w:t>
       </w:r>
-      <w:proofErr w:type="gramStart"/>
-      <w:r>
-        <w:rPr>
-          <w:lang w:val="es-ES"/>
-        </w:rPr>
-        <w:t>último</w:t>
-      </w:r>
-      <w:proofErr w:type="gramEnd"/>
+      <w:r>
+        <w:rPr>
+          <w:lang w:val="es-ES"/>
+        </w:rPr>
+        <w:t>último,</w:t>
+      </w:r>
       <w:r>
         <w:rPr>
           <w:lang w:val="es-ES"/>
         </w:rPr>
         <w:t xml:space="preserve"> en esta sección, habiendo definido el dominio y los problemas hemos utilizado el planificador </w:t>
       </w:r>
-      <w:proofErr w:type="spellStart"/>
       <w:r>
         <w:rPr>
           <w:i/>
@@ -2520,7 +2183,6 @@
         </w:rPr>
         <w:t>OneShotPlanner</w:t>
       </w:r>
-      <w:proofErr w:type="spellEnd"/>
       <w:r>
         <w:rPr>
           <w:u w:val="single"/>
@@ -2561,12 +2223,21 @@
     </w:p>
     <w:p>
       <w:pPr>
-        <w:pStyle w:val="Heading2"/>
-      </w:pPr>
-      <w:r>
+        <w:pStyle w:val="Ttulo2"/>
+        <w:rPr>
+          <w:lang w:val="es-ES"/>
+        </w:rPr>
+      </w:pPr>
+      <w:r>
+        <w:rPr>
+          <w:lang w:val="es-ES"/>
+        </w:rPr>
         <w:t>Beam Search</w:t>
       </w:r>
       <w:r>
+        <w:rPr>
+          <w:lang w:val="es-ES"/>
+        </w:rPr>
         <w:t xml:space="preserve"> </w:t>
       </w:r>
     </w:p>
@@ -2647,21 +2318,7 @@
         <w:rPr>
           <w:lang w:val="es-ES"/>
         </w:rPr>
-        <w:t xml:space="preserve">adelante. Junto con este algoritmo y algunas funciones auxiliares se ha llegado al objetivo de solucionar las cinco variantes del </w:t>
-      </w:r>
-      <w:proofErr w:type="spellStart"/>
-      <w:r>
-        <w:rPr>
-          <w:lang w:val="es-ES"/>
-        </w:rPr>
-        <w:t>senku</w:t>
-      </w:r>
-      <w:proofErr w:type="spellEnd"/>
-      <w:r>
-        <w:rPr>
-          <w:lang w:val="es-ES"/>
-        </w:rPr>
-        <w:t xml:space="preserve"> señaladas en las instrucciones del trabajo. Para llegar a solucionarlas se ha ido optimizando el algoritmo y la heurística pagoda mediante el estudio de ambos en las páginas referenciadas anteriormente y </w:t>
+        <w:t xml:space="preserve">adelante. Junto con este algoritmo y algunas funciones auxiliares se ha llegado al objetivo de solucionar las cinco variantes del senku señaladas en las instrucciones del trabajo. Para llegar a solucionarlas se ha ido optimizando el algoritmo y la heurística pagoda mediante el estudio de ambos en las páginas referenciadas anteriormente y </w:t>
       </w:r>
       <w:r>
         <w:rPr>
@@ -2729,14 +2386,7 @@
         <w:rPr>
           <w:lang w:val="es-ES"/>
         </w:rPr>
-        <w:t xml:space="preserve">Entrando más en detalle, el primer obstáculo al que nos hemos enfrentado ha sido la lectura de </w:t>
-      </w:r>
-      <w:proofErr w:type="gramStart"/>
-      <w:r>
-        <w:rPr>
-          <w:lang w:val="es-ES"/>
-        </w:rPr>
-        <w:t xml:space="preserve">archivos </w:t>
+        <w:t xml:space="preserve">Entrando más en detalle, el primer obstáculo al que nos hemos enfrentado ha sido la lectura de archivos </w:t>
       </w:r>
       <w:r>
         <w:rPr>
@@ -2756,7 +2406,6 @@
         <w:t>pddl</w:t>
       </w:r>
       <w:proofErr w:type="spellEnd"/>
-      <w:proofErr w:type="gramEnd"/>
       <w:r>
         <w:rPr>
           <w:lang w:val="es-ES"/>
@@ -2791,13 +2440,7 @@
         <w:rPr>
           <w:lang w:val="es-ES"/>
         </w:rPr>
-        <w:t xml:space="preserve"> que, apoyándose en l</w:t>
-      </w:r>
-      <w:r>
-        <w:rPr>
-          <w:lang w:val="es-ES"/>
-        </w:rPr>
-        <w:t>as funciones de lectura de la librería utilizada anteriormente, es capaz de analizarlas devolviendo datos organizados de forma que podamos utilizarlos en nuestra función de búsqueda manual. En resumen, devuelve un set representando el estado inicial del problema, un segundo set para el estado objetivo y una lista de movimientos legales en el tablero a resolver.</w:t>
+        <w:t xml:space="preserve"> que, apoyándose en las funciones de lectura de la librería utilizada anteriormente, es capaz de analizarlas devolviendo datos organizados de forma que podamos utilizarlos en nuestra función de búsqueda manual. En resumen, devuelve un set representando el estado inicial del problema, un segundo set para el estado objetivo y una lista de movimientos legales en el tablero a resolver.</w:t>
       </w:r>
     </w:p>
     <w:p>
@@ -2811,21 +2454,7 @@
         <w:rPr>
           <w:lang w:val="es-ES"/>
         </w:rPr>
-        <w:t xml:space="preserve">Para diseñar nuestro algoritmo de búsqueda, nos decantamos por utilizar un sistema basado en búsqueda en espacios de estado más que en grafos, ya que debido a la naturaleza del </w:t>
-      </w:r>
-      <w:proofErr w:type="spellStart"/>
-      <w:r>
-        <w:rPr>
-          <w:lang w:val="es-ES"/>
-        </w:rPr>
-        <w:t>senku</w:t>
-      </w:r>
-      <w:proofErr w:type="spellEnd"/>
-      <w:r>
-        <w:rPr>
-          <w:lang w:val="es-ES"/>
-        </w:rPr>
-        <w:t xml:space="preserve"> podemos usar esta versión más simple de búsqueda de soluciones para mejorar la legibilidad y mantenibilidad de nuestro algoritmo sin que ello implique una pérdida significativa de eficiencia. La representación de estados se ha realizado mediante objetos </w:t>
+        <w:t xml:space="preserve">Para diseñar nuestro algoritmo de búsqueda, nos decantamos por utilizar un sistema basado en búsqueda en espacios de estado más que en grafos, ya que debido a la naturaleza del senku podemos usar esta versión más simple de búsqueda de soluciones para mejorar la legibilidad y mantenibilidad de nuestro algoritmo sin que ello implique una pérdida significativa de eficiencia. La representación de estados se ha realizado mediante objetos </w:t>
       </w:r>
       <w:proofErr w:type="spellStart"/>
       <w:r>
@@ -2881,7 +2510,7 @@
       </w:pPr>
       <w:r>
         <w:rPr>
-          <w:noProof/>
+          <w:lang w:val="es-ES"/>
         </w:rPr>
         <mc:AlternateContent>
           <mc:Choice Requires="wps">
@@ -3098,80 +2727,23 @@
                               <w:jc w:val="left"/>
                               <w:rPr>
                                 <w:sz w:val="18"/>
+                                <w:lang w:val="es-ES"/>
                               </w:rPr>
                             </w:pPr>
-                            <w:proofErr w:type="spellStart"/>
                             <w:r>
                               <w:rPr>
                                 <w:b/>
                                 <w:sz w:val="18"/>
+                                <w:lang w:val="es-ES"/>
                               </w:rPr>
                               <w:t>Algoritmo</w:t>
                             </w:r>
-                            <w:proofErr w:type="spellEnd"/>
                             <w:r>
                               <w:rPr>
                                 <w:sz w:val="18"/>
+                                <w:lang w:val="es-ES"/>
                               </w:rPr>
                               <w:t>:</w:t>
-                            </w:r>
-                          </w:p>
-                          <w:p>
-                            <w:pPr>
-                              <w:pStyle w:val="Standard"/>
-                              <w:jc w:val="left"/>
-                              <w:rPr>
-                                <w:sz w:val="18"/>
-                              </w:rPr>
-                            </w:pPr>
-                            <w:r>
-                              <w:rPr>
-                                <w:sz w:val="18"/>
-                              </w:rPr>
-                              <w:t xml:space="preserve">       P = </w:t>
-                            </w:r>
-                            <w:proofErr w:type="gramStart"/>
-                            <w:r>
-                              <w:rPr>
-                                <w:sz w:val="18"/>
-                              </w:rPr>
-                              <w:t>List[</w:t>
-                            </w:r>
-                            <w:proofErr w:type="gramEnd"/>
-                            <w:r>
-                              <w:rPr>
-                                <w:sz w:val="18"/>
-                              </w:rPr>
-                              <w:t>]</w:t>
-                            </w:r>
-                          </w:p>
-                          <w:p>
-                            <w:pPr>
-                              <w:pStyle w:val="Standard"/>
-                              <w:jc w:val="left"/>
-                              <w:rPr>
-                                <w:sz w:val="18"/>
-                              </w:rPr>
-                            </w:pPr>
-                            <w:r>
-                              <w:rPr>
-                                <w:sz w:val="18"/>
-                              </w:rPr>
-                              <w:t xml:space="preserve">       B = List [Set(</w:t>
-                            </w:r>
-                            <w:proofErr w:type="gramStart"/>
-                            <w:r>
-                              <w:rPr>
-                                <w:sz w:val="18"/>
-                              </w:rPr>
-                              <w:t>E,P</w:t>
-                            </w:r>
-                            <w:proofErr w:type="gramEnd"/>
-                            <w:r>
-                              <w:rPr>
-                                <w:sz w:val="18"/>
-                              </w:rPr>
-                              <w:t>)]</w:t>
                             </w:r>
                           </w:p>
                           <w:p>
@@ -3186,15 +2758,43 @@
                             <w:r>
                               <w:rPr>
                                 <w:sz w:val="18"/>
+                                <w:lang w:val="es-ES"/>
                               </w:rPr>
-                              <w:t xml:space="preserve">       </w:t>
+                              <w:t xml:space="preserve">       P = List[]</w:t>
                             </w:r>
+                          </w:p>
+                          <w:p>
+                            <w:pPr>
+                              <w:pStyle w:val="Standard"/>
+                              <w:jc w:val="left"/>
+                              <w:rPr>
+                                <w:sz w:val="18"/>
+                                <w:lang w:val="es-ES"/>
+                              </w:rPr>
+                            </w:pPr>
                             <w:r>
                               <w:rPr>
                                 <w:sz w:val="18"/>
                                 <w:lang w:val="es-ES"/>
                               </w:rPr>
-                              <w:t>Mientras B no esté vacío:</w:t>
+                              <w:t xml:space="preserve">       B = List [Set(E,P)]</w:t>
+                            </w:r>
+                          </w:p>
+                          <w:p>
+                            <w:pPr>
+                              <w:pStyle w:val="Standard"/>
+                              <w:jc w:val="left"/>
+                              <w:rPr>
+                                <w:sz w:val="18"/>
+                                <w:lang w:val="es-ES"/>
+                              </w:rPr>
+                            </w:pPr>
+                            <w:r>
+                              <w:rPr>
+                                <w:sz w:val="18"/>
+                                <w:lang w:val="es-ES"/>
+                              </w:rPr>
+                              <w:t xml:space="preserve">       Mientras B no esté vacío:</w:t>
                             </w:r>
                           </w:p>
                           <w:p>
@@ -3231,7 +2831,6 @@
                               <w:tab/>
                             </w:r>
                             <w:proofErr w:type="spellStart"/>
-                            <w:proofErr w:type="gramStart"/>
                             <w:r>
                               <w:rPr>
                                 <w:sz w:val="18"/>
@@ -3245,15 +2844,7 @@
                                 <w:sz w:val="18"/>
                                 <w:lang w:val="es-ES"/>
                               </w:rPr>
-                              <w:t>(</w:t>
-                            </w:r>
-                            <w:proofErr w:type="gramEnd"/>
-                            <w:r>
-                              <w:rPr>
-                                <w:sz w:val="18"/>
-                                <w:lang w:val="es-ES"/>
-                              </w:rPr>
-                              <w:t>estado e</w:t>
+                              <w:t>(estado e</w:t>
                             </w:r>
                             <w:r>
                               <w:rPr>
@@ -3312,7 +2903,6 @@
                               <w:t xml:space="preserve">     </w:t>
                             </w:r>
                             <w:proofErr w:type="spellStart"/>
-                            <w:proofErr w:type="gramStart"/>
                             <w:r>
                               <w:rPr>
                                 <w:sz w:val="18"/>
@@ -3329,7 +2919,6 @@
                               <w:t>(</w:t>
                             </w:r>
                             <w:proofErr w:type="spellStart"/>
-                            <w:proofErr w:type="gramEnd"/>
                             <w:r>
                               <w:rPr>
                                 <w:sz w:val="18"/>
@@ -3385,15 +2974,7 @@
                                 <w:sz w:val="18"/>
                                 <w:lang w:val="es-ES"/>
                               </w:rPr>
-                              <w:t>aplicar_</w:t>
-                            </w:r>
-                            <w:proofErr w:type="gramStart"/>
-                            <w:r>
-                              <w:rPr>
-                                <w:sz w:val="18"/>
-                                <w:lang w:val="es-ES"/>
-                              </w:rPr>
-                              <w:t>mov</w:t>
+                              <w:t>aplicar_mov</w:t>
                             </w:r>
                             <w:proofErr w:type="spellEnd"/>
                             <w:r>
@@ -3401,15 +2982,7 @@
                                 <w:sz w:val="18"/>
                                 <w:lang w:val="es-ES"/>
                               </w:rPr>
-                              <w:t>(</w:t>
-                            </w:r>
-                            <w:proofErr w:type="gramEnd"/>
-                            <w:r>
-                              <w:rPr>
-                                <w:sz w:val="18"/>
-                                <w:lang w:val="es-ES"/>
-                              </w:rPr>
-                              <w:t xml:space="preserve">e, </w:t>
+                              <w:t xml:space="preserve">(e, </w:t>
                             </w:r>
                             <w:proofErr w:type="spellStart"/>
                             <w:r>
@@ -3624,23 +3197,7 @@
                                 <w:lang w:val="es-ES"/>
                               </w:rPr>
                               <w:tab/>
-                              <w:t xml:space="preserve">          </w:t>
-                            </w:r>
-                            <w:proofErr w:type="gramStart"/>
-                            <w:r>
-                              <w:rPr>
-                                <w:sz w:val="18"/>
-                                <w:lang w:val="es-ES"/>
-                              </w:rPr>
-                              <w:t>h  =</w:t>
-                            </w:r>
-                            <w:proofErr w:type="gramEnd"/>
-                            <w:r>
-                              <w:rPr>
-                                <w:sz w:val="18"/>
-                                <w:lang w:val="es-ES"/>
-                              </w:rPr>
-                              <w:t xml:space="preserve"> </w:t>
+                              <w:t xml:space="preserve">          h  = </w:t>
                             </w:r>
                             <w:proofErr w:type="spellStart"/>
                             <w:r>
@@ -3693,7 +3250,6 @@
                               <w:t xml:space="preserve">          </w:t>
                             </w:r>
                             <w:proofErr w:type="spellStart"/>
-                            <w:proofErr w:type="gramStart"/>
                             <w:r>
                               <w:rPr>
                                 <w:sz w:val="18"/>
@@ -3710,7 +3266,6 @@
                               <w:t>( (</w:t>
                             </w:r>
                             <w:proofErr w:type="spellStart"/>
-                            <w:proofErr w:type="gramEnd"/>
                             <w:r>
                               <w:rPr>
                                 <w:sz w:val="18"/>
@@ -3735,91 +3290,12 @@
                               <w:t>nuevo_p</w:t>
                             </w:r>
                             <w:proofErr w:type="spellEnd"/>
-                            <w:proofErr w:type="gramStart"/>
                             <w:r>
                               <w:rPr>
                                 <w:sz w:val="18"/>
                                 <w:lang w:val="es-ES"/>
                               </w:rPr>
                               <w:t>) )</w:t>
-                            </w:r>
-                            <w:proofErr w:type="gramEnd"/>
-                          </w:p>
-                          <w:p>
-                            <w:pPr>
-                              <w:pStyle w:val="Standard"/>
-                              <w:jc w:val="left"/>
-                              <w:rPr>
-                                <w:sz w:val="18"/>
-                              </w:rPr>
-                            </w:pPr>
-                            <w:r>
-                              <w:rPr>
-                                <w:sz w:val="18"/>
-                                <w:lang w:val="es-ES"/>
-                              </w:rPr>
-                              <w:tab/>
-                            </w:r>
-                            <w:proofErr w:type="spellStart"/>
-                            <w:proofErr w:type="gramStart"/>
-                            <w:r>
-                              <w:rPr>
-                                <w:sz w:val="18"/>
-                              </w:rPr>
-                              <w:t>candidatos.sort</w:t>
-                            </w:r>
-                            <w:proofErr w:type="spellEnd"/>
-                            <w:proofErr w:type="gramEnd"/>
-                            <w:r>
-                              <w:rPr>
-                                <w:sz w:val="18"/>
-                              </w:rPr>
-                              <w:t>(key=h)</w:t>
-                            </w:r>
-                          </w:p>
-                          <w:p>
-                            <w:pPr>
-                              <w:pStyle w:val="Standard"/>
-                              <w:jc w:val="left"/>
-                              <w:rPr>
-                                <w:sz w:val="18"/>
-                              </w:rPr>
-                            </w:pPr>
-                            <w:r>
-                              <w:rPr>
-                                <w:sz w:val="18"/>
-                              </w:rPr>
-                              <w:tab/>
-                              <w:t xml:space="preserve">beam = </w:t>
-                            </w:r>
-                            <w:proofErr w:type="spellStart"/>
-                            <w:r>
-                              <w:rPr>
-                                <w:sz w:val="18"/>
-                              </w:rPr>
-                              <w:t>candidatos</w:t>
-                            </w:r>
-                            <w:proofErr w:type="spellEnd"/>
-                            <w:proofErr w:type="gramStart"/>
-                            <w:r>
-                              <w:rPr>
-                                <w:sz w:val="18"/>
-                              </w:rPr>
-                              <w:t>[:</w:t>
-                            </w:r>
-                            <w:r>
-                              <w:rPr>
-                                <w:sz w:val="18"/>
-                                <w:lang w:val="es-ES"/>
-                              </w:rPr>
-                              <w:t>β</w:t>
-                            </w:r>
-                            <w:proofErr w:type="gramEnd"/>
-                            <w:r>
-                              <w:rPr>
-                                <w:sz w:val="18"/>
-                              </w:rPr>
-                              <w:t>]</w:t>
                             </w:r>
                           </w:p>
                           <w:p>
@@ -3834,6 +3310,74 @@
                             <w:r>
                               <w:rPr>
                                 <w:sz w:val="18"/>
+                                <w:lang w:val="es-ES"/>
+                              </w:rPr>
+                              <w:tab/>
+                            </w:r>
+                            <w:proofErr w:type="spellStart"/>
+                            <w:r>
+                              <w:rPr>
+                                <w:sz w:val="18"/>
+                                <w:lang w:val="es-ES"/>
+                              </w:rPr>
+                              <w:t>candidatos.sort</w:t>
+                            </w:r>
+                            <w:proofErr w:type="spellEnd"/>
+                            <w:r>
+                              <w:rPr>
+                                <w:sz w:val="18"/>
+                                <w:lang w:val="es-ES"/>
+                              </w:rPr>
+                              <w:t>(</w:t>
+                            </w:r>
+                            <w:proofErr w:type="spellStart"/>
+                            <w:r>
+                              <w:rPr>
+                                <w:sz w:val="18"/>
+                                <w:lang w:val="es-ES"/>
+                              </w:rPr>
+                              <w:t>key</w:t>
+                            </w:r>
+                            <w:proofErr w:type="spellEnd"/>
+                            <w:r>
+                              <w:rPr>
+                                <w:sz w:val="18"/>
+                                <w:lang w:val="es-ES"/>
+                              </w:rPr>
+                              <w:t>=h)</w:t>
+                            </w:r>
+                          </w:p>
+                          <w:p>
+                            <w:pPr>
+                              <w:pStyle w:val="Standard"/>
+                              <w:jc w:val="left"/>
+                              <w:rPr>
+                                <w:sz w:val="18"/>
+                                <w:lang w:val="es-ES"/>
+                              </w:rPr>
+                            </w:pPr>
+                            <w:r>
+                              <w:rPr>
+                                <w:sz w:val="18"/>
+                                <w:lang w:val="es-ES"/>
+                              </w:rPr>
+                              <w:tab/>
+                              <w:t>beam = candidatos[:β]</w:t>
+                            </w:r>
+                          </w:p>
+                          <w:p>
+                            <w:pPr>
+                              <w:pStyle w:val="Standard"/>
+                              <w:jc w:val="left"/>
+                              <w:rPr>
+                                <w:sz w:val="18"/>
+                                <w:lang w:val="es-ES"/>
+                              </w:rPr>
+                            </w:pPr>
+                            <w:r>
+                              <w:rPr>
+                                <w:sz w:val="18"/>
+                                <w:lang w:val="es-ES"/>
                               </w:rPr>
                               <w:t xml:space="preserve">       </w:t>
                             </w:r>
@@ -4064,80 +3608,23 @@
                         <w:jc w:val="left"/>
                         <w:rPr>
                           <w:sz w:val="18"/>
+                          <w:lang w:val="es-ES"/>
                         </w:rPr>
                       </w:pPr>
-                      <w:proofErr w:type="spellStart"/>
                       <w:r>
                         <w:rPr>
                           <w:b/>
                           <w:sz w:val="18"/>
+                          <w:lang w:val="es-ES"/>
                         </w:rPr>
                         <w:t>Algoritmo</w:t>
                       </w:r>
-                      <w:proofErr w:type="spellEnd"/>
                       <w:r>
                         <w:rPr>
                           <w:sz w:val="18"/>
+                          <w:lang w:val="es-ES"/>
                         </w:rPr>
                         <w:t>:</w:t>
-                      </w:r>
-                    </w:p>
-                    <w:p>
-                      <w:pPr>
-                        <w:pStyle w:val="Standard"/>
-                        <w:jc w:val="left"/>
-                        <w:rPr>
-                          <w:sz w:val="18"/>
-                        </w:rPr>
-                      </w:pPr>
-                      <w:r>
-                        <w:rPr>
-                          <w:sz w:val="18"/>
-                        </w:rPr>
-                        <w:t xml:space="preserve">       P = </w:t>
-                      </w:r>
-                      <w:proofErr w:type="gramStart"/>
-                      <w:r>
-                        <w:rPr>
-                          <w:sz w:val="18"/>
-                        </w:rPr>
-                        <w:t>List[</w:t>
-                      </w:r>
-                      <w:proofErr w:type="gramEnd"/>
-                      <w:r>
-                        <w:rPr>
-                          <w:sz w:val="18"/>
-                        </w:rPr>
-                        <w:t>]</w:t>
-                      </w:r>
-                    </w:p>
-                    <w:p>
-                      <w:pPr>
-                        <w:pStyle w:val="Standard"/>
-                        <w:jc w:val="left"/>
-                        <w:rPr>
-                          <w:sz w:val="18"/>
-                        </w:rPr>
-                      </w:pPr>
-                      <w:r>
-                        <w:rPr>
-                          <w:sz w:val="18"/>
-                        </w:rPr>
-                        <w:t xml:space="preserve">       B = List [Set(</w:t>
-                      </w:r>
-                      <w:proofErr w:type="gramStart"/>
-                      <w:r>
-                        <w:rPr>
-                          <w:sz w:val="18"/>
-                        </w:rPr>
-                        <w:t>E,P</w:t>
-                      </w:r>
-                      <w:proofErr w:type="gramEnd"/>
-                      <w:r>
-                        <w:rPr>
-                          <w:sz w:val="18"/>
-                        </w:rPr>
-                        <w:t>)]</w:t>
                       </w:r>
                     </w:p>
                     <w:p>
@@ -4152,15 +3639,43 @@
                       <w:r>
                         <w:rPr>
                           <w:sz w:val="18"/>
+                          <w:lang w:val="es-ES"/>
                         </w:rPr>
-                        <w:t xml:space="preserve">       </w:t>
+                        <w:t xml:space="preserve">       P = List[]</w:t>
                       </w:r>
+                    </w:p>
+                    <w:p>
+                      <w:pPr>
+                        <w:pStyle w:val="Standard"/>
+                        <w:jc w:val="left"/>
+                        <w:rPr>
+                          <w:sz w:val="18"/>
+                          <w:lang w:val="es-ES"/>
+                        </w:rPr>
+                      </w:pPr>
                       <w:r>
                         <w:rPr>
                           <w:sz w:val="18"/>
                           <w:lang w:val="es-ES"/>
                         </w:rPr>
-                        <w:t>Mientras B no esté vacío:</w:t>
+                        <w:t xml:space="preserve">       B = List [Set(E,P)]</w:t>
+                      </w:r>
+                    </w:p>
+                    <w:p>
+                      <w:pPr>
+                        <w:pStyle w:val="Standard"/>
+                        <w:jc w:val="left"/>
+                        <w:rPr>
+                          <w:sz w:val="18"/>
+                          <w:lang w:val="es-ES"/>
+                        </w:rPr>
+                      </w:pPr>
+                      <w:r>
+                        <w:rPr>
+                          <w:sz w:val="18"/>
+                          <w:lang w:val="es-ES"/>
+                        </w:rPr>
+                        <w:t xml:space="preserve">       Mientras B no esté vacío:</w:t>
                       </w:r>
                     </w:p>
                     <w:p>
@@ -4197,7 +3712,6 @@
                         <w:tab/>
                       </w:r>
                       <w:proofErr w:type="spellStart"/>
-                      <w:proofErr w:type="gramStart"/>
                       <w:r>
                         <w:rPr>
                           <w:sz w:val="18"/>
@@ -4211,15 +3725,7 @@
                           <w:sz w:val="18"/>
                           <w:lang w:val="es-ES"/>
                         </w:rPr>
-                        <w:t>(</w:t>
-                      </w:r>
-                      <w:proofErr w:type="gramEnd"/>
-                      <w:r>
-                        <w:rPr>
-                          <w:sz w:val="18"/>
-                          <w:lang w:val="es-ES"/>
-                        </w:rPr>
-                        <w:t>estado e</w:t>
+                        <w:t>(estado e</w:t>
                       </w:r>
                       <w:r>
                         <w:rPr>
@@ -4278,7 +3784,6 @@
                         <w:t xml:space="preserve">     </w:t>
                       </w:r>
                       <w:proofErr w:type="spellStart"/>
-                      <w:proofErr w:type="gramStart"/>
                       <w:r>
                         <w:rPr>
                           <w:sz w:val="18"/>
@@ -4295,7 +3800,6 @@
                         <w:t>(</w:t>
                       </w:r>
                       <w:proofErr w:type="spellStart"/>
-                      <w:proofErr w:type="gramEnd"/>
                       <w:r>
                         <w:rPr>
                           <w:sz w:val="18"/>
@@ -4351,15 +3855,7 @@
                           <w:sz w:val="18"/>
                           <w:lang w:val="es-ES"/>
                         </w:rPr>
-                        <w:t>aplicar_</w:t>
-                      </w:r>
-                      <w:proofErr w:type="gramStart"/>
-                      <w:r>
-                        <w:rPr>
-                          <w:sz w:val="18"/>
-                          <w:lang w:val="es-ES"/>
-                        </w:rPr>
-                        <w:t>mov</w:t>
+                        <w:t>aplicar_mov</w:t>
                       </w:r>
                       <w:proofErr w:type="spellEnd"/>
                       <w:r>
@@ -4367,15 +3863,7 @@
                           <w:sz w:val="18"/>
                           <w:lang w:val="es-ES"/>
                         </w:rPr>
-                        <w:t>(</w:t>
-                      </w:r>
-                      <w:proofErr w:type="gramEnd"/>
-                      <w:r>
-                        <w:rPr>
-                          <w:sz w:val="18"/>
-                          <w:lang w:val="es-ES"/>
-                        </w:rPr>
-                        <w:t xml:space="preserve">e, </w:t>
+                        <w:t xml:space="preserve">(e, </w:t>
                       </w:r>
                       <w:proofErr w:type="spellStart"/>
                       <w:r>
@@ -4590,23 +4078,7 @@
                           <w:lang w:val="es-ES"/>
                         </w:rPr>
                         <w:tab/>
-                        <w:t xml:space="preserve">          </w:t>
-                      </w:r>
-                      <w:proofErr w:type="gramStart"/>
-                      <w:r>
-                        <w:rPr>
-                          <w:sz w:val="18"/>
-                          <w:lang w:val="es-ES"/>
-                        </w:rPr>
-                        <w:t>h  =</w:t>
-                      </w:r>
-                      <w:proofErr w:type="gramEnd"/>
-                      <w:r>
-                        <w:rPr>
-                          <w:sz w:val="18"/>
-                          <w:lang w:val="es-ES"/>
-                        </w:rPr>
-                        <w:t xml:space="preserve"> </w:t>
+                        <w:t xml:space="preserve">          h  = </w:t>
                       </w:r>
                       <w:proofErr w:type="spellStart"/>
                       <w:r>
@@ -4659,7 +4131,6 @@
                         <w:t xml:space="preserve">          </w:t>
                       </w:r>
                       <w:proofErr w:type="spellStart"/>
-                      <w:proofErr w:type="gramStart"/>
                       <w:r>
                         <w:rPr>
                           <w:sz w:val="18"/>
@@ -4676,7 +4147,6 @@
                         <w:t>( (</w:t>
                       </w:r>
                       <w:proofErr w:type="spellStart"/>
-                      <w:proofErr w:type="gramEnd"/>
                       <w:r>
                         <w:rPr>
                           <w:sz w:val="18"/>
@@ -4701,91 +4171,12 @@
                         <w:t>nuevo_p</w:t>
                       </w:r>
                       <w:proofErr w:type="spellEnd"/>
-                      <w:proofErr w:type="gramStart"/>
                       <w:r>
                         <w:rPr>
                           <w:sz w:val="18"/>
                           <w:lang w:val="es-ES"/>
                         </w:rPr>
                         <w:t>) )</w:t>
-                      </w:r>
-                      <w:proofErr w:type="gramEnd"/>
-                    </w:p>
-                    <w:p>
-                      <w:pPr>
-                        <w:pStyle w:val="Standard"/>
-                        <w:jc w:val="left"/>
-                        <w:rPr>
-                          <w:sz w:val="18"/>
-                        </w:rPr>
-                      </w:pPr>
-                      <w:r>
-                        <w:rPr>
-                          <w:sz w:val="18"/>
-                          <w:lang w:val="es-ES"/>
-                        </w:rPr>
-                        <w:tab/>
-                      </w:r>
-                      <w:proofErr w:type="spellStart"/>
-                      <w:proofErr w:type="gramStart"/>
-                      <w:r>
-                        <w:rPr>
-                          <w:sz w:val="18"/>
-                        </w:rPr>
-                        <w:t>candidatos.sort</w:t>
-                      </w:r>
-                      <w:proofErr w:type="spellEnd"/>
-                      <w:proofErr w:type="gramEnd"/>
-                      <w:r>
-                        <w:rPr>
-                          <w:sz w:val="18"/>
-                        </w:rPr>
-                        <w:t>(key=h)</w:t>
-                      </w:r>
-                    </w:p>
-                    <w:p>
-                      <w:pPr>
-                        <w:pStyle w:val="Standard"/>
-                        <w:jc w:val="left"/>
-                        <w:rPr>
-                          <w:sz w:val="18"/>
-                        </w:rPr>
-                      </w:pPr>
-                      <w:r>
-                        <w:rPr>
-                          <w:sz w:val="18"/>
-                        </w:rPr>
-                        <w:tab/>
-                        <w:t xml:space="preserve">beam = </w:t>
-                      </w:r>
-                      <w:proofErr w:type="spellStart"/>
-                      <w:r>
-                        <w:rPr>
-                          <w:sz w:val="18"/>
-                        </w:rPr>
-                        <w:t>candidatos</w:t>
-                      </w:r>
-                      <w:proofErr w:type="spellEnd"/>
-                      <w:proofErr w:type="gramStart"/>
-                      <w:r>
-                        <w:rPr>
-                          <w:sz w:val="18"/>
-                        </w:rPr>
-                        <w:t>[:</w:t>
-                      </w:r>
-                      <w:r>
-                        <w:rPr>
-                          <w:sz w:val="18"/>
-                          <w:lang w:val="es-ES"/>
-                        </w:rPr>
-                        <w:t>β</w:t>
-                      </w:r>
-                      <w:proofErr w:type="gramEnd"/>
-                      <w:r>
-                        <w:rPr>
-                          <w:sz w:val="18"/>
-                        </w:rPr>
-                        <w:t>]</w:t>
                       </w:r>
                     </w:p>
                     <w:p>
@@ -4800,6 +4191,74 @@
                       <w:r>
                         <w:rPr>
                           <w:sz w:val="18"/>
+                          <w:lang w:val="es-ES"/>
+                        </w:rPr>
+                        <w:tab/>
+                      </w:r>
+                      <w:proofErr w:type="spellStart"/>
+                      <w:r>
+                        <w:rPr>
+                          <w:sz w:val="18"/>
+                          <w:lang w:val="es-ES"/>
+                        </w:rPr>
+                        <w:t>candidatos.sort</w:t>
+                      </w:r>
+                      <w:proofErr w:type="spellEnd"/>
+                      <w:r>
+                        <w:rPr>
+                          <w:sz w:val="18"/>
+                          <w:lang w:val="es-ES"/>
+                        </w:rPr>
+                        <w:t>(</w:t>
+                      </w:r>
+                      <w:proofErr w:type="spellStart"/>
+                      <w:r>
+                        <w:rPr>
+                          <w:sz w:val="18"/>
+                          <w:lang w:val="es-ES"/>
+                        </w:rPr>
+                        <w:t>key</w:t>
+                      </w:r>
+                      <w:proofErr w:type="spellEnd"/>
+                      <w:r>
+                        <w:rPr>
+                          <w:sz w:val="18"/>
+                          <w:lang w:val="es-ES"/>
+                        </w:rPr>
+                        <w:t>=h)</w:t>
+                      </w:r>
+                    </w:p>
+                    <w:p>
+                      <w:pPr>
+                        <w:pStyle w:val="Standard"/>
+                        <w:jc w:val="left"/>
+                        <w:rPr>
+                          <w:sz w:val="18"/>
+                          <w:lang w:val="es-ES"/>
+                        </w:rPr>
+                      </w:pPr>
+                      <w:r>
+                        <w:rPr>
+                          <w:sz w:val="18"/>
+                          <w:lang w:val="es-ES"/>
+                        </w:rPr>
+                        <w:tab/>
+                        <w:t>beam = candidatos[:β]</w:t>
+                      </w:r>
+                    </w:p>
+                    <w:p>
+                      <w:pPr>
+                        <w:pStyle w:val="Standard"/>
+                        <w:jc w:val="left"/>
+                        <w:rPr>
+                          <w:sz w:val="18"/>
+                          <w:lang w:val="es-ES"/>
+                        </w:rPr>
+                      </w:pPr>
+                      <w:r>
+                        <w:rPr>
+                          <w:sz w:val="18"/>
+                          <w:lang w:val="es-ES"/>
                         </w:rPr>
                         <w:t xml:space="preserve">       </w:t>
                       </w:r>
@@ -4846,7 +4305,7 @@
     </w:p>
     <w:p>
       <w:pPr>
-        <w:pStyle w:val="Caption"/>
+        <w:pStyle w:val="Descripcin"/>
         <w:jc w:val="left"/>
         <w:rPr>
           <w:lang w:val="es-ES"/>
@@ -4859,16 +4318,7 @@
           <w:szCs w:val="16"/>
           <w:lang w:val="es-ES"/>
         </w:rPr>
-        <w:t xml:space="preserve">Pseudocódigo 1. Algoritmo de </w:t>
-      </w:r>
-      <w:r>
-        <w:rPr>
-          <w:b w:val="0"/>
-          <w:sz w:val="16"/>
-          <w:szCs w:val="16"/>
-          <w:lang w:val="es-ES"/>
-        </w:rPr>
-        <w:t>Beam Search</w:t>
+        <w:t>Pseudocódigo 1. Algoritmo de Beam Search</w:t>
       </w:r>
     </w:p>
     <w:p>
@@ -4944,25 +4394,7 @@
           <w:iCs/>
           <w:lang w:val="es-ES"/>
         </w:rPr>
-        <w:t xml:space="preserve"> en </w:t>
-      </w:r>
-      <w:proofErr w:type="spellStart"/>
-      <w:r>
-        <w:rPr>
-          <w:rFonts w:ascii="Times New Roman" w:hAnsi="Times New Roman" w:cs="Times New Roman"/>
-          <w:iCs/>
-          <w:lang w:val="es-ES"/>
-        </w:rPr>
-        <w:t>el</w:t>
-      </w:r>
-      <w:proofErr w:type="spellEnd"/>
-      <w:r>
-        <w:rPr>
-          <w:rFonts w:ascii="Times New Roman" w:hAnsi="Times New Roman" w:cs="Times New Roman"/>
-          <w:iCs/>
-          <w:lang w:val="es-ES"/>
-        </w:rPr>
-        <w:t xml:space="preserve"> tablero</w:t>
+        <w:t xml:space="preserve"> en el tablero</w:t>
       </w:r>
       <w:r>
         <w:rPr>
@@ -5044,18 +4476,8 @@
           <w:iCs/>
           <w:lang w:val="es-ES"/>
         </w:rPr>
-        <w:t xml:space="preserve">Se crea el plan vacío y el </w:t>
-      </w:r>
-      <w:proofErr w:type="spellStart"/>
-      <w:r>
-        <w:rPr>
-          <w:rFonts w:ascii="Times New Roman" w:hAnsi="Times New Roman" w:cs="Times New Roman"/>
-          <w:iCs/>
-          <w:lang w:val="es-ES"/>
-        </w:rPr>
-        <w:t>beam</w:t>
-      </w:r>
-      <w:proofErr w:type="spellEnd"/>
+        <w:t>Se crea el plan vacío y el beam</w:t>
+      </w:r>
       <w:r>
         <w:rPr>
           <w:rFonts w:ascii="Times New Roman" w:hAnsi="Times New Roman" w:cs="Times New Roman"/>
@@ -5515,25 +4937,7 @@
           <w:iCs/>
           <w:lang w:val="es-ES"/>
         </w:rPr>
-        <w:t xml:space="preserve">, es decir, no se ha encontrado solución al tipo de problema </w:t>
-      </w:r>
-      <w:proofErr w:type="spellStart"/>
-      <w:r>
-        <w:rPr>
-          <w:rFonts w:ascii="Times New Roman" w:hAnsi="Times New Roman" w:cs="Times New Roman"/>
-          <w:iCs/>
-          <w:lang w:val="es-ES"/>
-        </w:rPr>
-        <w:t>senku</w:t>
-      </w:r>
-      <w:proofErr w:type="spellEnd"/>
-      <w:r>
-        <w:rPr>
-          <w:rFonts w:ascii="Times New Roman" w:hAnsi="Times New Roman" w:cs="Times New Roman"/>
-          <w:iCs/>
-          <w:lang w:val="es-ES"/>
-        </w:rPr>
-        <w:t xml:space="preserve"> elegido.</w:t>
+        <w:t>, es decir, no se ha encontrado solución al tipo de problema senku elegido.</w:t>
       </w:r>
     </w:p>
     <w:p>
@@ -5576,23 +4980,13 @@
         <w:t>La función Pagoda requiere que para cualquier terna de celdas conectadas (</w:t>
       </w:r>
       <w:proofErr w:type="spellStart"/>
-      <w:proofErr w:type="gramStart"/>
       <w:r>
         <w:rPr>
           <w:rFonts w:ascii="Times New Roman" w:hAnsi="Times New Roman" w:cs="Times New Roman"/>
           <w:iCs/>
           <w:lang w:val="es-ES"/>
         </w:rPr>
-        <w:t>a,b</w:t>
-      </w:r>
-      <w:proofErr w:type="gramEnd"/>
-      <w:r>
-        <w:rPr>
-          <w:rFonts w:ascii="Times New Roman" w:hAnsi="Times New Roman" w:cs="Times New Roman"/>
-          <w:iCs/>
-          <w:lang w:val="es-ES"/>
-        </w:rPr>
-        <w:t>,c</w:t>
+        <w:t>a,b,c</w:t>
       </w:r>
       <w:proofErr w:type="spellEnd"/>
       <w:r>
@@ -5662,25 +5056,7 @@
           <w:iCs/>
           <w:lang w:val="es-ES"/>
         </w:rPr>
-        <w:t xml:space="preserve">a la hora de enfrentarnos a los tableros </w:t>
-      </w:r>
-      <w:proofErr w:type="spellStart"/>
-      <w:r>
-        <w:rPr>
-          <w:rFonts w:ascii="Times New Roman" w:hAnsi="Times New Roman" w:cs="Times New Roman"/>
-          <w:iCs/>
-          <w:lang w:val="es-ES"/>
-        </w:rPr>
-        <w:t>Senku</w:t>
-      </w:r>
-      <w:proofErr w:type="spellEnd"/>
-      <w:r>
-        <w:rPr>
-          <w:rFonts w:ascii="Times New Roman" w:hAnsi="Times New Roman" w:cs="Times New Roman"/>
-          <w:iCs/>
-          <w:lang w:val="es-ES"/>
-        </w:rPr>
-        <w:t xml:space="preserve"> es la distancia ortogonal entre casillas. Partiendo de la casilla objetivo, es decir, la casilla en la que acabará la última ficha en el estado objetivo, el valor asignado al resto de casillas del tablero será la suma de las distancias verticales y horizontales a la casilla objetivo. Así, nos aseguramos de cumplir la definición de la función Pagoda ya que en todas las conexiones de casillas se difiere como mucho en 2 unidades, y se cumple la condición </w:t>
+        <w:t xml:space="preserve">a la hora de enfrentarnos a los tableros Senku es la distancia ortogonal entre casillas. Partiendo de la casilla objetivo, es decir, la casilla en la que acabará la última ficha en el estado objetivo, el valor asignado al resto de casillas del tablero será la suma de las distancias verticales y horizontales a la casilla objetivo. Así, nos aseguramos de cumplir la definición de la función Pagoda ya que en todas las conexiones de casillas se difiere como mucho en 2 unidades, y se cumple la condición </w:t>
       </w:r>
       <m:oMath>
         <m:r>
@@ -5738,7 +5114,7 @@
       </w:pPr>
       <w:r>
         <w:rPr>
-          <w:noProof/>
+          <w:lang w:val="es-ES"/>
         </w:rPr>
         <w:drawing>
           <wp:inline distT="0" distB="0" distL="0" distR="0" wp14:anchorId="0F24F4EA" wp14:editId="17D46E68">
@@ -5756,7 +5132,7 @@
                     <pic:cNvPicPr/>
                   </pic:nvPicPr>
                   <pic:blipFill>
-                    <a:blip r:embed="rId12"/>
+                    <a:blip r:embed="rId13"/>
                     <a:stretch>
                       <a:fillRect/>
                     </a:stretch>
@@ -5889,7 +5265,7 @@
       </w:pPr>
       <w:r>
         <w:rPr>
-          <w:noProof/>
+          <w:lang w:val="es-ES"/>
         </w:rPr>
         <w:drawing>
           <wp:inline distT="0" distB="0" distL="0" distR="0" wp14:anchorId="0E66571E" wp14:editId="08762A47">
@@ -5907,7 +5283,7 @@
                     <pic:cNvPicPr/>
                   </pic:nvPicPr>
                   <pic:blipFill>
-                    <a:blip r:embed="rId13"/>
+                    <a:blip r:embed="rId14"/>
                     <a:stretch>
                       <a:fillRect/>
                     </a:stretch>
@@ -5964,7 +5340,6 @@
       </w:pPr>
       <w:r>
         <w:rPr>
-          <w:noProof/>
           <w:lang w:val="es-ES"/>
         </w:rPr>
         <mc:AlternateContent>
@@ -6004,7 +5379,7 @@
                         <w:txbxContent>
                           <w:p>
                             <w:pPr>
-                              <w:pStyle w:val="Caption"/>
+                              <w:pStyle w:val="Descripcin"/>
                               <w:jc w:val="left"/>
                               <w:rPr>
                                 <w:lang w:val="es-ES"/>
@@ -6029,7 +5404,7 @@
                   <w:txbxContent>
                     <w:p>
                       <w:pPr>
-                        <w:pStyle w:val="Caption"/>
+                        <w:pStyle w:val="Descripcin"/>
                         <w:jc w:val="left"/>
                         <w:rPr>
                           <w:lang w:val="es-ES"/>
@@ -6047,7 +5422,7 @@
     </w:p>
     <w:p>
       <w:pPr>
-        <w:pStyle w:val="Heading1"/>
+        <w:pStyle w:val="Ttulo1"/>
         <w:rPr>
           <w:lang w:val="es-ES"/>
         </w:rPr>
@@ -6061,51 +5436,30 @@
     </w:p>
     <w:p>
       <w:pPr>
-        <w:pStyle w:val="Standard"/>
-        <w:rPr>
-          <w:lang w:val="es-ES" w:eastAsia="en-US"/>
-        </w:rPr>
-      </w:pPr>
-      <w:r>
-        <w:rPr>
-          <w:lang w:val="es-ES" w:eastAsia="en-US"/>
-        </w:rPr>
-        <w:t>### Hemos experimentado con las heurísticas del enunciado, con función pagoda distancia, con heurísticas manuales.</w:t>
+        <w:pStyle w:val="Textbody"/>
+        <w:rPr>
+          <w:lang w:val="es-ES"/>
+        </w:rPr>
+      </w:pPr>
+      <w:r>
+        <w:rPr>
+          <w:lang w:val="es-ES"/>
+        </w:rPr>
+        <w:t>Este trabajo, como se ha descrito anteriormente puede distinguirse en dos partes claramente separables, siendo la primera la parte común y la segunda la parte de la convocatoria de junio.</w:t>
       </w:r>
     </w:p>
     <w:p>
       <w:pPr>
-        <w:pStyle w:val="Standard"/>
-        <w:rPr>
-          <w:lang w:val="es-ES" w:eastAsia="en-US"/>
-        </w:rPr>
-      </w:pPr>
-      <w:r>
-        <w:rPr>
-          <w:lang w:val="es-ES" w:eastAsia="en-US"/>
-        </w:rPr>
-        <w:t xml:space="preserve">### También hemos filtrado los estados que son simétricos o rotaciones de otros ya estudiados, que no se puede aplicar a todos los tableros. En los que se puede aplicar hace que la búsqueda sea más </w:t>
-      </w:r>
-      <w:proofErr w:type="gramStart"/>
-      <w:r>
-        <w:rPr>
-          <w:lang w:val="es-ES" w:eastAsia="en-US"/>
-        </w:rPr>
-        <w:t>lenta</w:t>
-      </w:r>
-      <w:proofErr w:type="gramEnd"/>
-      <w:r>
-        <w:rPr>
-          <w:lang w:val="es-ES" w:eastAsia="en-US"/>
-        </w:rPr>
-        <w:t xml:space="preserve"> pero permite bajar mucho la </w:t>
-      </w:r>
-      <w:r>
-        <w:rPr>
-          <w:sz w:val="18"/>
-          <w:lang w:val="es-ES"/>
-        </w:rPr>
-        <w:t>β.</w:t>
+        <w:pStyle w:val="Ttulo2"/>
+        <w:rPr>
+          <w:lang w:val="es-ES"/>
+        </w:rPr>
+      </w:pPr>
+      <w:r>
+        <w:rPr>
+          <w:lang w:val="es-ES"/>
+        </w:rPr>
+        <w:t>Parte común</w:t>
       </w:r>
     </w:p>
     <w:p>
@@ -6119,7 +5473,124 @@
         <w:rPr>
           <w:lang w:val="es-ES"/>
         </w:rPr>
-        <w:t>En esta sección se detallará tanto los experimentos realizados como los resultados conseguidos:</w:t>
+        <w:t>E</w:t>
+      </w:r>
+      <w:r>
+        <w:rPr>
+          <w:lang w:val="es-ES"/>
+        </w:rPr>
+        <w:t>n esta parte tras aplicar lo anteriormente descrito en la sección anterior se ha obtenido una solución para las variantes 3 y 4 de los problemas planteados en el enunciado, siendo estas dos variaciones típicas y más fáciles del juego senku.</w:t>
+      </w:r>
+    </w:p>
+    <w:p>
+      <w:pPr>
+        <w:pStyle w:val="Textbody"/>
+        <w:rPr>
+          <w:lang w:val="es-ES"/>
+        </w:rPr>
+      </w:pPr>
+      <w:r>
+        <w:rPr>
+          <w:lang w:val="es-ES"/>
+        </w:rPr>
+        <w:t>Sin embargo, la gran complejidad de las variantes 1, 2 y 5 descritas en el enunciado del trabajo, han sido demasiado grande para un algoritmo que no está diseñado para búsqueda de soluciones en este tipo de juego, para encontrar soluciones en un periodo de tiempo razonable, teniendo en cuenta que se estuvo intentando encontrar la solución a la variante 1 durante uno 45 minutos sin éxito.</w:t>
+      </w:r>
+    </w:p>
+    <w:p>
+      <w:pPr>
+        <w:pStyle w:val="Textbody"/>
+        <w:rPr>
+          <w:lang w:val="es-ES"/>
+        </w:rPr>
+      </w:pPr>
+      <w:r>
+        <w:rPr>
+          <w:lang w:val="es-ES"/>
+        </w:rPr>
+        <w:lastRenderedPageBreak/>
+        <w:t>Aun así, las soluciones encontradas para las variantes 3 y 4 se consta que son soluciones validas y se encontraron en una cantidad de tiempo muy razonable, unos 20 segundos.</w:t>
+      </w:r>
+    </w:p>
+    <w:p>
+      <w:pPr>
+        <w:pStyle w:val="Textbody"/>
+        <w:rPr>
+          <w:lang w:val="es-ES"/>
+        </w:rPr>
+      </w:pPr>
+      <w:r>
+        <w:rPr>
+          <w:lang w:val="es-ES"/>
+        </w:rPr>
+        <w:t>El gran salto de complejidad se debe a un aumento exponencial del número de movimientos posibles a analizar conforme aumenta el tamaño del tablero.</w:t>
+      </w:r>
+    </w:p>
+    <w:p>
+      <w:pPr>
+        <w:pStyle w:val="Ttulo2"/>
+        <w:rPr>
+          <w:lang w:val="es-ES"/>
+        </w:rPr>
+      </w:pPr>
+      <w:r>
+        <w:rPr>
+          <w:lang w:val="es-ES"/>
+        </w:rPr>
+        <w:t>Parte convocatoria junio</w:t>
+      </w:r>
+    </w:p>
+    <w:p>
+      <w:pPr>
+        <w:pStyle w:val="Textbody"/>
+        <w:rPr>
+          <w:lang w:val="es-ES"/>
+        </w:rPr>
+      </w:pPr>
+      <w:r>
+        <w:rPr>
+          <w:lang w:val="es-ES"/>
+        </w:rPr>
+        <w:t>E</w:t>
+      </w:r>
+      <w:r>
+        <w:rPr>
+          <w:lang w:val="es-ES"/>
+        </w:rPr>
+        <w:t xml:space="preserve">n esta parte del trabajo hemos aprovechado todo el potencial de </w:t>
+      </w:r>
+      <w:proofErr w:type="spellStart"/>
+      <w:r>
+        <w:rPr>
+          <w:lang w:val="es-ES"/>
+        </w:rPr>
+        <w:t>phyton</w:t>
+      </w:r>
+      <w:proofErr w:type="spellEnd"/>
+      <w:r>
+        <w:rPr>
+          <w:lang w:val="es-ES"/>
+        </w:rPr>
+        <w:t xml:space="preserve"> para realizar un algoritmo especializado en búsqueda en espacio de estados, más concretamente en búsqueda de senku. Y con este algoritmo hemos encontrado solución a todos los problemas planteados en el enunciado del proyecto.</w:t>
+      </w:r>
+    </w:p>
+    <w:p>
+      <w:pPr>
+        <w:pStyle w:val="Textbody"/>
+        <w:rPr>
+          <w:lang w:val="es-ES"/>
+        </w:rPr>
+      </w:pPr>
+      <w:r>
+        <w:rPr>
+          <w:lang w:val="es-ES"/>
+        </w:rPr>
+        <w:t xml:space="preserve">En las variaciones 2, 3 y 4, se encuentran soluciones </w:t>
+      </w:r>
+      <w:r>
+        <w:rPr>
+          <w:lang w:val="es-ES"/>
+        </w:rPr>
+        <w:t>con las siguientes características:</w:t>
       </w:r>
     </w:p>
     <w:p>
@@ -6127,7 +5598,7 @@
         <w:pStyle w:val="Textbody"/>
         <w:numPr>
           <w:ilvl w:val="0"/>
-          <w:numId w:val="33"/>
+          <w:numId w:val="36"/>
         </w:numPr>
         <w:rPr>
           <w:lang w:val="es-ES"/>
@@ -6137,7 +5608,7 @@
         <w:rPr>
           <w:lang w:val="es-ES"/>
         </w:rPr>
-        <w:t>Los experimentos realizados, indicando razonadamente la configuración empleada, qué se quiere determinar, y como se ha medido.</w:t>
+        <w:t xml:space="preserve">Para la variante 2 se consigue una solución con una beta de valor 741 en 2,1 segundos sin simetría, y en beta de valor 94 en 2,4 segundos con simetría. </w:t>
       </w:r>
     </w:p>
     <w:p>
@@ -6145,17 +5616,23 @@
         <w:pStyle w:val="Textbody"/>
         <w:numPr>
           <w:ilvl w:val="0"/>
-          <w:numId w:val="24"/>
+          <w:numId w:val="36"/>
         </w:numPr>
         <w:rPr>
-          <w:lang w:val="es-ES"/>
-        </w:rPr>
-      </w:pPr>
-      <w:r>
-        <w:rPr>
-          <w:lang w:val="es-ES"/>
-        </w:rPr>
-        <w:t>Los resultados obtenidos en cada experimento, explicando en cada caso lo que se ha conseguido.</w:t>
+          <w:lang w:val="es-ES" w:eastAsia="en-US"/>
+        </w:rPr>
+      </w:pPr>
+      <w:r>
+        <w:rPr>
+          <w:lang w:val="es-ES"/>
+        </w:rPr>
+        <w:t>Para la variante 3 se consigue solución con una beta de valor 74 en un</w:t>
+      </w:r>
+      <w:r>
+        <w:rPr>
+          <w:lang w:val="es-ES"/>
+        </w:rPr>
+        <w:t>os 2,5 segundos, aquí no se tiene encuentra la simetría ya que el tablero no es simétrico.</w:t>
       </w:r>
     </w:p>
     <w:p>
@@ -6163,593 +5640,346 @@
         <w:pStyle w:val="Textbody"/>
         <w:numPr>
           <w:ilvl w:val="0"/>
-          <w:numId w:val="24"/>
+          <w:numId w:val="36"/>
         </w:numPr>
         <w:rPr>
-          <w:lang w:val="es-ES"/>
-        </w:rPr>
-      </w:pPr>
-      <w:r>
-        <w:rPr>
-          <w:lang w:val="es-ES"/>
-        </w:rPr>
-        <w:t>Análisis de los resultados, haciendo comparativas y obteniendo conclusiones.</w:t>
+          <w:lang w:val="es-ES" w:eastAsia="en-US"/>
+        </w:rPr>
+      </w:pPr>
+      <w:r>
+        <w:rPr>
+          <w:lang w:val="es-ES"/>
+        </w:rPr>
+        <w:t>Para la variante 4, al ser simétrica igual que la variante 2, se obtiene solución con una beta de valor 58 en 0,6 segundos sin aplicar simetría, y con beta 26 en 0,5 segundos aplicando simetría.</w:t>
       </w:r>
     </w:p>
     <w:p>
       <w:pPr>
         <w:pStyle w:val="Textbody"/>
-        <w:rPr>
-          <w:lang w:val="es-ES"/>
-        </w:rPr>
-      </w:pPr>
-      <w:r>
-        <w:rPr>
-          <w:lang w:val="es-ES"/>
-        </w:rPr>
-        <w:lastRenderedPageBreak/>
-        <w:t xml:space="preserve">Se Puede hacer uso de tablas, como el ejemplo de la </w:t>
-      </w:r>
-      <w:r>
-        <w:rPr>
-          <w:lang w:val="es-ES"/>
-        </w:rPr>
-        <w:fldChar w:fldCharType="begin"/>
-      </w:r>
-      <w:r>
-        <w:rPr>
-          <w:lang w:val="es-ES"/>
-        </w:rPr>
-        <w:instrText xml:space="preserve"> REF _Ref509686985 </w:instrText>
-      </w:r>
-      <w:r>
-        <w:rPr>
-          <w:lang w:val="es-ES"/>
-        </w:rPr>
-        <w:fldChar w:fldCharType="separate"/>
-      </w:r>
-      <w:r>
-        <w:rPr>
-          <w:lang w:val="es-ES"/>
-        </w:rPr>
-        <w:t>Table 1</w:t>
-      </w:r>
-      <w:r>
-        <w:rPr>
-          <w:lang w:val="es-ES"/>
-        </w:rPr>
-        <w:fldChar w:fldCharType="end"/>
-      </w:r>
-      <w:r>
-        <w:rPr>
-          <w:lang w:val="es-ES"/>
-        </w:rPr>
-        <w:t>.</w:t>
+        <w:ind w:firstLine="0"/>
+        <w:rPr>
+          <w:lang w:val="es-ES"/>
+        </w:rPr>
+      </w:pPr>
+      <w:r>
+        <w:rPr>
+          <w:lang w:val="es-ES"/>
+        </w:rPr>
+        <w:tab/>
+        <w:t xml:space="preserve">Aunque en primeras iteraciones del algoritmo de búsqueda hacían fatal betas con valores muy altos para que el haz fuera lo suficientemente ancho y encontrará solución y era muy poco eficiente y tardaba aproximadamente entre 30 y 40 segundos en encontrar solución a los problemas más pequeños como la variante 4, conforme hemos avanzado y se ha mejorado la heurística se ha optimizado muchísimo el algoritmo y </w:t>
+      </w:r>
+      <w:r>
+        <w:rPr>
+          <w:lang w:val="es-ES"/>
+        </w:rPr>
+        <w:t>hemos podido pasar incluso a tener como opción el filtrado de estados simétricos anteriormente explicado, el cual podemos aplicar en todas las variantes cuyo tablero sea simétrico.</w:t>
       </w:r>
     </w:p>
     <w:p>
       <w:pPr>
-        <w:pStyle w:val="Caption"/>
-        <w:rPr>
-          <w:b w:val="0"/>
-          <w:sz w:val="16"/>
-          <w:szCs w:val="16"/>
-          <w:lang w:val="es-ES"/>
-        </w:rPr>
-      </w:pPr>
-      <w:bookmarkStart w:id="0" w:name="_Ref509686985"/>
-      <w:bookmarkStart w:id="1" w:name="_Ref509686919"/>
-      <w:r>
-        <w:rPr>
-          <w:b w:val="0"/>
-          <w:sz w:val="16"/>
-          <w:szCs w:val="16"/>
-          <w:lang w:val="es-ES"/>
-        </w:rPr>
-        <w:t>Table 1</w:t>
-      </w:r>
-      <w:bookmarkEnd w:id="0"/>
-      <w:r>
-        <w:rPr>
-          <w:b w:val="0"/>
-          <w:sz w:val="16"/>
-          <w:szCs w:val="16"/>
-          <w:lang w:val="es-ES"/>
-        </w:rPr>
-        <w:t>. Ejemplo de tabla</w:t>
-      </w:r>
-      <w:bookmarkEnd w:id="1"/>
-    </w:p>
-    <w:tbl>
-      <w:tblPr>
-        <w:tblW w:w="4865" w:type="dxa"/>
-        <w:jc w:val="center"/>
-        <w:tblLayout w:type="fixed"/>
-        <w:tblCellMar>
-          <w:left w:w="10" w:type="dxa"/>
-          <w:right w:w="10" w:type="dxa"/>
-        </w:tblCellMar>
-        <w:tblLook w:val="0000" w:firstRow="0" w:lastRow="0" w:firstColumn="0" w:lastColumn="0" w:noHBand="0" w:noVBand="0"/>
-      </w:tblPr>
-      <w:tblGrid>
-        <w:gridCol w:w="720"/>
-        <w:gridCol w:w="2340"/>
-        <w:gridCol w:w="900"/>
-        <w:gridCol w:w="905"/>
-      </w:tblGrid>
-      <w:tr>
-        <w:trPr>
-          <w:cantSplit/>
-          <w:trHeight w:val="240"/>
-          <w:tblHeader/>
-          <w:jc w:val="center"/>
-        </w:trPr>
-        <w:tc>
-          <w:tcPr>
-            <w:tcW w:w="720" w:type="dxa"/>
-            <w:vMerge w:val="restart"/>
-            <w:tcBorders>
-              <w:top w:val="single" w:sz="2" w:space="0" w:color="000000"/>
-              <w:left w:val="single" w:sz="2" w:space="0" w:color="000000"/>
-              <w:bottom w:val="single" w:sz="2" w:space="0" w:color="000000"/>
-            </w:tcBorders>
-            <w:tcMar>
-              <w:top w:w="0" w:type="dxa"/>
-              <w:left w:w="108" w:type="dxa"/>
-              <w:bottom w:w="0" w:type="dxa"/>
-              <w:right w:w="108" w:type="dxa"/>
-            </w:tcMar>
-            <w:vAlign w:val="center"/>
-          </w:tcPr>
-          <w:p>
-            <w:pPr>
-              <w:pStyle w:val="tablecolhead"/>
-              <w:rPr>
-                <w:lang w:val="es-ES"/>
-              </w:rPr>
-            </w:pPr>
-            <w:r>
-              <w:rPr>
-                <w:lang w:val="es-ES"/>
-              </w:rPr>
-              <w:t>Table Head</w:t>
-            </w:r>
-          </w:p>
-        </w:tc>
-        <w:tc>
-          <w:tcPr>
-            <w:tcW w:w="4145" w:type="dxa"/>
-            <w:gridSpan w:val="3"/>
-            <w:tcBorders>
-              <w:top w:val="single" w:sz="2" w:space="0" w:color="000000"/>
-              <w:left w:val="single" w:sz="2" w:space="0" w:color="000000"/>
-              <w:bottom w:val="single" w:sz="2" w:space="0" w:color="000000"/>
-              <w:right w:val="single" w:sz="2" w:space="0" w:color="000000"/>
-            </w:tcBorders>
-            <w:tcMar>
-              <w:top w:w="0" w:type="dxa"/>
-              <w:left w:w="108" w:type="dxa"/>
-              <w:bottom w:w="0" w:type="dxa"/>
-              <w:right w:w="108" w:type="dxa"/>
-            </w:tcMar>
-            <w:vAlign w:val="center"/>
-          </w:tcPr>
-          <w:p>
-            <w:pPr>
-              <w:pStyle w:val="tablecolhead"/>
-              <w:rPr>
-                <w:lang w:val="es-ES"/>
-              </w:rPr>
-            </w:pPr>
-            <w:r>
-              <w:rPr>
-                <w:lang w:val="es-ES"/>
-              </w:rPr>
-              <w:t xml:space="preserve">Table </w:t>
-            </w:r>
-            <w:proofErr w:type="spellStart"/>
-            <w:r>
-              <w:rPr>
-                <w:lang w:val="es-ES"/>
-              </w:rPr>
-              <w:t>Column</w:t>
-            </w:r>
-            <w:proofErr w:type="spellEnd"/>
-            <w:r>
-              <w:rPr>
-                <w:lang w:val="es-ES"/>
-              </w:rPr>
-              <w:t xml:space="preserve"> Head</w:t>
-            </w:r>
-          </w:p>
-        </w:tc>
-      </w:tr>
-      <w:tr>
-        <w:trPr>
-          <w:cantSplit/>
-          <w:trHeight w:val="240"/>
-          <w:tblHeader/>
-          <w:jc w:val="center"/>
-        </w:trPr>
-        <w:tc>
-          <w:tcPr>
-            <w:tcW w:w="720" w:type="dxa"/>
-            <w:vMerge/>
-            <w:tcBorders>
-              <w:top w:val="single" w:sz="2" w:space="0" w:color="000000"/>
-              <w:left w:val="single" w:sz="2" w:space="0" w:color="000000"/>
-              <w:bottom w:val="single" w:sz="2" w:space="0" w:color="000000"/>
-            </w:tcBorders>
-            <w:tcMar>
-              <w:top w:w="0" w:type="dxa"/>
-              <w:left w:w="108" w:type="dxa"/>
-              <w:bottom w:w="0" w:type="dxa"/>
-              <w:right w:w="108" w:type="dxa"/>
-            </w:tcMar>
-            <w:vAlign w:val="center"/>
-          </w:tcPr>
-          <w:p/>
-        </w:tc>
-        <w:tc>
-          <w:tcPr>
-            <w:tcW w:w="2340" w:type="dxa"/>
-            <w:tcBorders>
-              <w:top w:val="single" w:sz="2" w:space="0" w:color="000000"/>
-              <w:left w:val="single" w:sz="2" w:space="0" w:color="000000"/>
-              <w:bottom w:val="single" w:sz="2" w:space="0" w:color="000000"/>
-            </w:tcBorders>
-            <w:tcMar>
-              <w:top w:w="0" w:type="dxa"/>
-              <w:left w:w="108" w:type="dxa"/>
-              <w:bottom w:w="0" w:type="dxa"/>
-              <w:right w:w="108" w:type="dxa"/>
-            </w:tcMar>
-            <w:vAlign w:val="center"/>
-          </w:tcPr>
-          <w:p>
-            <w:pPr>
-              <w:pStyle w:val="tablecolsubhead"/>
-              <w:rPr>
-                <w:lang w:val="es-ES"/>
-              </w:rPr>
-            </w:pPr>
-            <w:r>
-              <w:rPr>
-                <w:lang w:val="es-ES"/>
-              </w:rPr>
-              <w:t xml:space="preserve">Table </w:t>
-            </w:r>
-            <w:proofErr w:type="spellStart"/>
-            <w:r>
-              <w:rPr>
-                <w:lang w:val="es-ES"/>
-              </w:rPr>
-              <w:t>column</w:t>
-            </w:r>
-            <w:proofErr w:type="spellEnd"/>
-            <w:r>
-              <w:rPr>
-                <w:lang w:val="es-ES"/>
-              </w:rPr>
-              <w:t xml:space="preserve"> </w:t>
-            </w:r>
-            <w:proofErr w:type="spellStart"/>
-            <w:r>
-              <w:rPr>
-                <w:lang w:val="es-ES"/>
-              </w:rPr>
-              <w:t>subhead</w:t>
-            </w:r>
-            <w:proofErr w:type="spellEnd"/>
-          </w:p>
-        </w:tc>
-        <w:tc>
-          <w:tcPr>
-            <w:tcW w:w="900" w:type="dxa"/>
-            <w:tcBorders>
-              <w:top w:val="single" w:sz="2" w:space="0" w:color="000000"/>
-              <w:left w:val="single" w:sz="2" w:space="0" w:color="000000"/>
-              <w:bottom w:val="single" w:sz="2" w:space="0" w:color="000000"/>
-            </w:tcBorders>
-            <w:tcMar>
-              <w:top w:w="0" w:type="dxa"/>
-              <w:left w:w="108" w:type="dxa"/>
-              <w:bottom w:w="0" w:type="dxa"/>
-              <w:right w:w="108" w:type="dxa"/>
-            </w:tcMar>
-            <w:vAlign w:val="center"/>
-          </w:tcPr>
-          <w:p>
-            <w:pPr>
-              <w:pStyle w:val="tablecolsubhead"/>
-              <w:rPr>
-                <w:lang w:val="es-ES"/>
-              </w:rPr>
-            </w:pPr>
-            <w:proofErr w:type="spellStart"/>
-            <w:r>
-              <w:rPr>
-                <w:lang w:val="es-ES"/>
-              </w:rPr>
-              <w:t>Subhead</w:t>
-            </w:r>
-            <w:proofErr w:type="spellEnd"/>
-          </w:p>
-        </w:tc>
-        <w:tc>
-          <w:tcPr>
-            <w:tcW w:w="905" w:type="dxa"/>
-            <w:tcBorders>
-              <w:top w:val="single" w:sz="2" w:space="0" w:color="000000"/>
-              <w:left w:val="single" w:sz="2" w:space="0" w:color="000000"/>
-              <w:bottom w:val="single" w:sz="2" w:space="0" w:color="000000"/>
-              <w:right w:val="single" w:sz="2" w:space="0" w:color="000000"/>
-            </w:tcBorders>
-            <w:tcMar>
-              <w:top w:w="0" w:type="dxa"/>
-              <w:left w:w="108" w:type="dxa"/>
-              <w:bottom w:w="0" w:type="dxa"/>
-              <w:right w:w="108" w:type="dxa"/>
-            </w:tcMar>
-            <w:vAlign w:val="center"/>
-          </w:tcPr>
-          <w:p>
-            <w:pPr>
-              <w:pStyle w:val="tablecolsubhead"/>
-              <w:rPr>
-                <w:lang w:val="es-ES"/>
-              </w:rPr>
-            </w:pPr>
-            <w:proofErr w:type="spellStart"/>
-            <w:r>
-              <w:rPr>
-                <w:lang w:val="es-ES"/>
-              </w:rPr>
-              <w:t>Subhead</w:t>
-            </w:r>
-            <w:proofErr w:type="spellEnd"/>
-          </w:p>
-        </w:tc>
-      </w:tr>
-      <w:tr>
-        <w:trPr>
-          <w:trHeight w:val="320"/>
-          <w:jc w:val="center"/>
-        </w:trPr>
-        <w:tc>
-          <w:tcPr>
-            <w:tcW w:w="720" w:type="dxa"/>
-            <w:tcBorders>
-              <w:top w:val="single" w:sz="2" w:space="0" w:color="000000"/>
-              <w:left w:val="single" w:sz="2" w:space="0" w:color="000000"/>
-              <w:bottom w:val="single" w:sz="2" w:space="0" w:color="000000"/>
-            </w:tcBorders>
-            <w:tcMar>
-              <w:top w:w="0" w:type="dxa"/>
-              <w:left w:w="108" w:type="dxa"/>
-              <w:bottom w:w="0" w:type="dxa"/>
-              <w:right w:w="108" w:type="dxa"/>
-            </w:tcMar>
-            <w:vAlign w:val="center"/>
-          </w:tcPr>
-          <w:p>
-            <w:pPr>
-              <w:pStyle w:val="tablecopy"/>
-              <w:rPr>
-                <w:lang w:val="es-ES"/>
-              </w:rPr>
-            </w:pPr>
-            <w:proofErr w:type="spellStart"/>
-            <w:r>
-              <w:rPr>
-                <w:lang w:val="es-ES"/>
-              </w:rPr>
-              <w:t>copy</w:t>
-            </w:r>
-            <w:proofErr w:type="spellEnd"/>
-          </w:p>
-        </w:tc>
-        <w:tc>
-          <w:tcPr>
-            <w:tcW w:w="2340" w:type="dxa"/>
-            <w:tcBorders>
-              <w:top w:val="single" w:sz="2" w:space="0" w:color="000000"/>
-              <w:left w:val="single" w:sz="2" w:space="0" w:color="000000"/>
-              <w:bottom w:val="single" w:sz="2" w:space="0" w:color="000000"/>
-            </w:tcBorders>
-            <w:tcMar>
-              <w:top w:w="0" w:type="dxa"/>
-              <w:left w:w="108" w:type="dxa"/>
-              <w:bottom w:w="0" w:type="dxa"/>
-              <w:right w:w="108" w:type="dxa"/>
-            </w:tcMar>
-            <w:vAlign w:val="center"/>
-          </w:tcPr>
-          <w:p>
-            <w:pPr>
-              <w:pStyle w:val="tablecopy"/>
-              <w:rPr>
-                <w:lang w:val="es-ES"/>
-              </w:rPr>
-            </w:pPr>
-            <w:r>
-              <w:rPr>
-                <w:lang w:val="es-ES"/>
-              </w:rPr>
-              <w:t xml:space="preserve">More table </w:t>
-            </w:r>
-            <w:proofErr w:type="spellStart"/>
-            <w:r>
-              <w:rPr>
-                <w:lang w:val="es-ES"/>
-              </w:rPr>
-              <w:t>copy</w:t>
-            </w:r>
-            <w:r>
-              <w:rPr>
-                <w:vertAlign w:val="superscript"/>
-                <w:lang w:val="es-ES"/>
-              </w:rPr>
-              <w:t>a</w:t>
-            </w:r>
-            <w:proofErr w:type="spellEnd"/>
-          </w:p>
-        </w:tc>
-        <w:tc>
-          <w:tcPr>
-            <w:tcW w:w="900" w:type="dxa"/>
-            <w:tcBorders>
-              <w:top w:val="single" w:sz="2" w:space="0" w:color="000000"/>
-              <w:left w:val="single" w:sz="2" w:space="0" w:color="000000"/>
-              <w:bottom w:val="single" w:sz="2" w:space="0" w:color="000000"/>
-            </w:tcBorders>
-            <w:tcMar>
-              <w:top w:w="0" w:type="dxa"/>
-              <w:left w:w="108" w:type="dxa"/>
-              <w:bottom w:w="0" w:type="dxa"/>
-              <w:right w:w="108" w:type="dxa"/>
-            </w:tcMar>
-            <w:vAlign w:val="center"/>
-          </w:tcPr>
-          <w:p>
-            <w:pPr>
-              <w:pStyle w:val="Standard"/>
-              <w:snapToGrid w:val="0"/>
-              <w:rPr>
-                <w:sz w:val="16"/>
-                <w:szCs w:val="16"/>
-                <w:lang w:val="es-ES"/>
-              </w:rPr>
-            </w:pPr>
-          </w:p>
-        </w:tc>
-        <w:tc>
-          <w:tcPr>
-            <w:tcW w:w="905" w:type="dxa"/>
-            <w:tcBorders>
-              <w:top w:val="single" w:sz="2" w:space="0" w:color="000000"/>
-              <w:left w:val="single" w:sz="2" w:space="0" w:color="000000"/>
-              <w:bottom w:val="single" w:sz="2" w:space="0" w:color="000000"/>
-              <w:right w:val="single" w:sz="2" w:space="0" w:color="000000"/>
-            </w:tcBorders>
-            <w:tcMar>
-              <w:top w:w="0" w:type="dxa"/>
-              <w:left w:w="108" w:type="dxa"/>
-              <w:bottom w:w="0" w:type="dxa"/>
-              <w:right w:w="108" w:type="dxa"/>
-            </w:tcMar>
-            <w:vAlign w:val="center"/>
-          </w:tcPr>
-          <w:p>
-            <w:pPr>
-              <w:pStyle w:val="Standard"/>
-              <w:snapToGrid w:val="0"/>
-              <w:rPr>
-                <w:sz w:val="16"/>
-                <w:szCs w:val="16"/>
-                <w:lang w:val="es-ES"/>
-              </w:rPr>
-            </w:pPr>
-          </w:p>
-        </w:tc>
-      </w:tr>
-    </w:tbl>
-    <w:p>
-      <w:pPr>
-        <w:pStyle w:val="Standard"/>
-        <w:rPr>
-          <w:lang w:val="es-ES"/>
-        </w:rPr>
-      </w:pPr>
+        <w:pStyle w:val="Textbody"/>
+        <w:ind w:firstLine="0"/>
+        <w:rPr>
+          <w:lang w:val="es-ES"/>
+        </w:rPr>
+      </w:pPr>
+      <w:r>
+        <w:rPr>
+          <w:lang w:val="es-ES"/>
+        </w:rPr>
+        <w:tab/>
+        <w:t xml:space="preserve">En concreto, en la búsqueda de una buena heurística, hemos definido los algoritmos de forma que se pueda establecer manualmente heurística, con lo que hemos experimentado con diversas de ellas, con lo que hemos probado con la que nos pide el enunciado del trabajo, la función pagoda, como heurísticas que hemos encontrado recomendadas en las páginas de las referencias. </w:t>
+      </w:r>
     </w:p>
     <w:p>
       <w:pPr>
         <w:pStyle w:val="Textbody"/>
-        <w:rPr>
-          <w:lang w:val="es-ES"/>
-        </w:rPr>
-      </w:pPr>
-      <w:r>
-        <w:rPr>
-          <w:lang w:val="es-ES"/>
-        </w:rPr>
-        <w:t xml:space="preserve">Sin embargo, los resultados de las funciones predefinidas por la librería no han sido los esperados. Aunque sí han sido capaces de encontrar solución a las variantes 3 y 4 del problema, </w:t>
+        <w:ind w:firstLine="0"/>
+        <w:rPr>
+          <w:lang w:val="es-ES"/>
+        </w:rPr>
+      </w:pPr>
+      <w:r>
+        <w:rPr>
+          <w:lang w:val="es-ES"/>
+        </w:rPr>
+        <w:tab/>
+        <w:t xml:space="preserve">Y tras estos experimentos la heurística que nos ha dado mejores resultados y con la que hemos decidido presentar el trabajo es la heurística de distancia, explicada en las secciones   anteriores. La cual ha sido muchísimo más eficiente que el resto de </w:t>
       </w:r>
       <w:proofErr w:type="gramStart"/>
       <w:r>
         <w:rPr>
           <w:lang w:val="es-ES"/>
         </w:rPr>
-        <w:t>la eficiencia de estas funciones no especializadas hacen</w:t>
+        <w:t>heurísticas</w:t>
       </w:r>
       <w:proofErr w:type="gramEnd"/>
       <w:r>
         <w:rPr>
           <w:lang w:val="es-ES"/>
         </w:rPr>
-        <w:t xml:space="preserve"> que la mayor complejidad del resto de variantes no permita solucionarlas en un tiempo razonable. </w:t>
+        <w:t xml:space="preserve"> y en algunos casos ha pasado de no lograr encontrar solución </w:t>
+      </w:r>
+      <w:r>
+        <w:rPr>
+          <w:lang w:val="es-ES"/>
+        </w:rPr>
+        <w:t xml:space="preserve">para algunas variantes, incluso con haces de miles de beta, por </w:t>
+      </w:r>
+      <w:proofErr w:type="gramStart"/>
+      <w:r>
+        <w:rPr>
+          <w:lang w:val="es-ES"/>
+        </w:rPr>
+        <w:t>ejemplo</w:t>
+      </w:r>
+      <w:proofErr w:type="gramEnd"/>
+      <w:r>
+        <w:rPr>
+          <w:lang w:val="es-ES"/>
+        </w:rPr>
+        <w:t xml:space="preserve"> llegando a quince mil a encontrar solución con haces de 50 de anchura.</w:t>
       </w:r>
     </w:p>
     <w:p>
       <w:pPr>
-        <w:pStyle w:val="Standard"/>
-        <w:rPr>
-          <w:lang w:val="es-ES"/>
-        </w:rPr>
-      </w:pPr>
+        <w:pStyle w:val="Textbody"/>
+        <w:ind w:firstLine="0"/>
+        <w:rPr>
+          <w:lang w:val="es-ES"/>
+        </w:rPr>
+      </w:pPr>
+      <w:r>
+        <w:rPr>
+          <w:lang w:val="es-ES"/>
+        </w:rPr>
+        <w:tab/>
+        <w:t xml:space="preserve">Por </w:t>
+      </w:r>
+      <w:proofErr w:type="gramStart"/>
+      <w:r>
+        <w:rPr>
+          <w:lang w:val="es-ES"/>
+        </w:rPr>
+        <w:t>último</w:t>
+      </w:r>
+      <w:proofErr w:type="gramEnd"/>
+      <w:r>
+        <w:rPr>
+          <w:lang w:val="es-ES"/>
+        </w:rPr>
+        <w:t xml:space="preserve"> en las variaciones 1 y 5, como ya se explico anteriormente se han probado diferentes estados iniciales y diferentes estados finales y se ha obtenido:</w:t>
+      </w:r>
     </w:p>
     <w:p>
       <w:pPr>
-        <w:pStyle w:val="Heading1"/>
-        <w:rPr>
-          <w:lang w:val="es-ES"/>
-        </w:rPr>
-      </w:pPr>
-      <w:r>
-        <w:rPr>
-          <w:lang w:val="es-ES"/>
-        </w:rPr>
-        <w:t>Conclusiones</w:t>
+        <w:pStyle w:val="Textbody"/>
+        <w:numPr>
+          <w:ilvl w:val="0"/>
+          <w:numId w:val="37"/>
+        </w:numPr>
+        <w:rPr>
+          <w:lang w:val="es-ES" w:eastAsia="en-US"/>
+        </w:rPr>
+      </w:pPr>
+      <w:r>
+        <w:rPr>
+          <w:lang w:val="es-ES" w:eastAsia="en-US"/>
+        </w:rPr>
+        <w:t>Para la variante 1 hemos llegado a la solución óptima, que se corresponde con el estado inicial que se ve en la imagen</w:t>
       </w:r>
     </w:p>
     <w:p>
       <w:pPr>
         <w:pStyle w:val="Textbody"/>
-        <w:rPr>
-          <w:lang w:val="es-ES"/>
-        </w:rPr>
-      </w:pPr>
-      <w:r>
-        <w:rPr>
-          <w:lang w:val="es-ES"/>
-        </w:rPr>
-        <w:t>Finalmente, se dedica la última sección para indicar las conclusiones obtenidas del trabajo. Se puede dedicar un párrafo para realizar un resumen sucinto del trabajo, con los experimentos y resultados. Seguidamente, uno o dos párrafos con conclusiones. Se suele dedicar un párrafo final con ideas de mejora y trabajo futuro.</w:t>
+        <w:numPr>
+          <w:ilvl w:val="0"/>
+          <w:numId w:val="37"/>
+        </w:numPr>
+        <w:rPr>
+          <w:lang w:val="es-ES" w:eastAsia="en-US"/>
+        </w:rPr>
+      </w:pPr>
+      <w:r>
+        <w:rPr>
+          <w:lang w:val="es-ES" w:eastAsia="en-US"/>
+        </w:rPr>
+        <w:t>Para la variante 5 hemos llegado a la solución óptima, que se corresponde con los cuatro estados iniciales que puede tener este tablero de forma que se puede solucionar[3].</w:t>
       </w:r>
     </w:p>
     <w:p>
       <w:pPr>
-        <w:pStyle w:val="Heading5"/>
-        <w:rPr>
-          <w:lang w:val="es-ES"/>
-        </w:rPr>
-      </w:pPr>
-      <w:r>
-        <w:rPr>
-          <w:lang w:val="es-ES"/>
-        </w:rPr>
-        <w:t>Referencias</w:t>
+        <w:pStyle w:val="Textbody"/>
+        <w:rPr>
+          <w:lang w:val="es-ES"/>
+        </w:rPr>
+      </w:pPr>
+      <w:r>
+        <w:rPr>
+          <w:lang w:val="es-ES"/>
+        </w:rPr>
+        <w:t xml:space="preserve">Hemos comprobado que todas las soluciones obtenidas en el transcurso del proyecto eran válidas y para ello nos hemos ayudado de las funciones, no solo de impresión de planes sino también funciones de representación de estados y planes, para antes de encontrar planes de solución de la variaciones poder representar de forma visual los estados más profundos a los que llevaba el algoritmo de </w:t>
+      </w:r>
+      <w:r>
+        <w:rPr>
+          <w:lang w:val="es-ES"/>
+        </w:rPr>
+        <w:t>búsqueda y una vez encontrada una solución la representación del tablero de cada paso desde la posición inicial a la posición objetivo.</w:t>
+      </w:r>
+      <w:r>
+        <w:rPr>
+          <w:lang w:val="es-ES"/>
+        </w:rPr>
+        <w:t xml:space="preserve"> </w:t>
       </w:r>
     </w:p>
     <w:p>
       <w:pPr>
-        <w:pStyle w:val="Standard"/>
-        <w:rPr>
-          <w:lang w:val="es-ES"/>
-        </w:rPr>
-      </w:pPr>
+        <w:pStyle w:val="Ttulo1"/>
+        <w:rPr>
+          <w:lang w:val="es-ES"/>
+        </w:rPr>
+      </w:pPr>
+      <w:r>
+        <w:rPr>
+          <w:lang w:val="es-ES"/>
+        </w:rPr>
+        <w:t>Conclusiones</w:t>
+      </w:r>
     </w:p>
     <w:p>
       <w:pPr>
+        <w:pStyle w:val="Textbody"/>
+        <w:rPr>
+          <w:lang w:val="es-ES"/>
+        </w:rPr>
+      </w:pPr>
+      <w:r>
+        <w:rPr>
+          <w:lang w:val="es-ES"/>
+        </w:rPr>
+        <w:t xml:space="preserve">Podemos hacer una comparación básica entre el algoritmo de OneShotPlanner, </w:t>
+      </w:r>
+      <w:proofErr w:type="gramStart"/>
+      <w:r>
+        <w:rPr>
+          <w:lang w:val="es-ES"/>
+        </w:rPr>
+        <w:t>que</w:t>
+      </w:r>
+      <w:proofErr w:type="gramEnd"/>
+      <w:r>
+        <w:rPr>
+          <w:lang w:val="es-ES"/>
+        </w:rPr>
+        <w:t xml:space="preserve"> al no estar optimizado para búsqueda de solución en un espacio de estados, que es la forma ideal de resolver el juego del senku, no es nada eficiente para la resolución de este tipo de problema en cuanto pasa de cierto nivel de complejidad.</w:t>
+      </w:r>
+    </w:p>
+    <w:p>
+      <w:pPr>
+        <w:pStyle w:val="Textbody"/>
+        <w:rPr>
+          <w:lang w:val="es-ES"/>
+        </w:rPr>
+      </w:pPr>
+      <w:r>
+        <w:rPr>
+          <w:lang w:val="es-ES"/>
+        </w:rPr>
+        <w:t>Sin embargo, un algoritmo manual como el que hemos definido que está diseñado con el objetivo de facilitar las búsquedas de soluciones de este juego en concreto ha conseguido encontrar soluciones incluso a problemas complejos en una cantidad de tiempo muy reducida. Sobre todo, con las optimizaciones</w:t>
+      </w:r>
+      <w:r>
+        <w:rPr>
+          <w:lang w:val="es-ES"/>
+        </w:rPr>
+        <w:t xml:space="preserve"> que se ha hecho al algoritmo vemos la importancia de la aplicación de la ingeniería del software y de la planificación automática, no solo como conceptos generales, sino, como herramientas que aumentan exponencialmente la eficiencia  en representación de problemas y búsqueda de soluciones.</w:t>
+      </w:r>
+    </w:p>
+    <w:p>
+      <w:pPr>
+        <w:pStyle w:val="Textbody"/>
+        <w:rPr>
+          <w:lang w:val="es-ES"/>
+        </w:rPr>
+      </w:pPr>
+      <w:r>
+        <w:rPr>
+          <w:lang w:val="es-ES"/>
+        </w:rPr>
+        <w:t xml:space="preserve"> </w:t>
+      </w:r>
+      <w:r>
+        <w:rPr>
+          <w:lang w:val="es-ES"/>
+        </w:rPr>
+        <w:t xml:space="preserve">En concreto, en el apartado de búsqueda manual hemos visto una clara tendencia en la que los tableros que son simétricos y se ha utilizado el filtrado de posiciones simétricos, cuando la heurística aún no era óptima y el algoritmo aún necesitaba valores muy elevados de beta para encontrar solución, búsqueda de estados simétricos llevaba muchísimo más tiempo que la búsqueda normal de estados y con el mismo beta, sin búsqueda de estados simétricos llegaba a 40 segundos la ejecución completa y con búsqueda, a aproximadamente dos minutos y media, es decir, unos 150 segundos. </w:t>
+      </w:r>
+    </w:p>
+    <w:p>
+      <w:pPr>
+        <w:pStyle w:val="Textbody"/>
+        <w:rPr>
+          <w:lang w:val="es-ES"/>
+        </w:rPr>
+      </w:pPr>
+      <w:r>
+        <w:rPr>
+          <w:lang w:val="es-ES"/>
+        </w:rPr>
+        <w:t>Esto es algo que nos ha hecho darnos en cuenta de que esta búsqueda de estados simétrico es exponencialmente computacionalmente más costosa, cuanto más se aumenta la beta y más estados a la vez queremos analizar</w:t>
+      </w:r>
+      <w:r>
+        <w:rPr>
+          <w:lang w:val="es-ES"/>
+        </w:rPr>
+        <w:t>. Pero con el resto de la efectividad del algoritmo de búsqueda, en valores de beta tan bajos como los que hemos llegado a alcanzar con nuestra heurística, esta diferencia es negligible y nos permite reducir mucho la anchura del haz de búsqueda.</w:t>
+      </w:r>
+    </w:p>
+    <w:p>
+      <w:pPr>
+        <w:pStyle w:val="Textbody"/>
+        <w:rPr>
+          <w:lang w:val="es-ES"/>
+        </w:rPr>
+      </w:pPr>
+      <w:r>
+        <w:rPr>
+          <w:lang w:val="es-ES"/>
+        </w:rPr>
+        <w:t xml:space="preserve">Mayormente, nuestra verdadera conclusión es, la importancia de la buena aplicación de la planificación automática junto al buen uso de la inteligencia natural de nosotros los humanos a la hora de diseñar herramienta que nos </w:t>
+      </w:r>
+      <w:r>
+        <w:rPr>
+          <w:lang w:val="es-ES"/>
+        </w:rPr>
+        <w:lastRenderedPageBreak/>
+        <w:t>ayuden en el desarrollo y la aplicación del ámbito de la inteligencia artificial.</w:t>
+      </w:r>
+    </w:p>
+    <w:p>
+      <w:pPr>
+        <w:pStyle w:val="Ttulo5"/>
+        <w:rPr>
+          <w:lang w:val="es-ES"/>
+        </w:rPr>
+      </w:pPr>
+      <w:r>
+        <w:rPr>
+          <w:lang w:val="es-ES"/>
+        </w:rPr>
+        <w:t>Referencias</w:t>
+      </w:r>
+    </w:p>
+    <w:p>
+      <w:pPr>
+        <w:pStyle w:val="Standard"/>
+        <w:rPr>
+          <w:lang w:val="es-ES"/>
+        </w:rPr>
+      </w:pPr>
+    </w:p>
+    <w:p>
+      <w:pPr>
         <w:pStyle w:val="references"/>
         <w:rPr>
           <w:lang w:val="es-ES"/>
@@ -6761,16 +5991,14 @@
         </w:rPr>
         <w:t xml:space="preserve">Página de Wikipedia sobre el </w:t>
       </w:r>
-      <w:hyperlink r:id="rId14" w:history="1">
-        <w:proofErr w:type="spellStart"/>
+      <w:hyperlink r:id="rId15" w:history="1">
         <w:r>
           <w:rPr>
-            <w:rStyle w:val="Hyperlink"/>
+            <w:rStyle w:val="Hipervnculo"/>
             <w:lang w:val="es-ES"/>
           </w:rPr>
           <w:t>Senku</w:t>
         </w:r>
-        <w:proofErr w:type="spellEnd"/>
       </w:hyperlink>
       <w:r>
         <w:rPr>
@@ -6785,121 +6013,99 @@
         <w:rPr>
           <w:lang w:val="es-ES"/>
         </w:rPr>
-      </w:pPr>
-      <w:hyperlink r:id="rId15" w:history="1">
-        <w:r>
-          <w:rPr>
-            <w:rStyle w:val="Hyperlink"/>
-            <w:lang w:val="es-ES"/>
-          </w:rPr>
-          <w:t>G</w:t>
-        </w:r>
-        <w:r>
-          <w:rPr>
-            <w:rStyle w:val="Hyperlink"/>
-            <w:lang w:val="es-ES"/>
-          </w:rPr>
-          <w:t>i</w:t>
-        </w:r>
-        <w:r>
-          <w:rPr>
-            <w:rStyle w:val="Hyperlink"/>
-            <w:lang w:val="es-ES"/>
-          </w:rPr>
-          <w:t>bell</w:t>
-        </w:r>
-        <w:r>
-          <w:rPr>
-            <w:rStyle w:val="Hyperlink"/>
-            <w:lang w:val="es-ES"/>
-          </w:rPr>
-          <w:t>.</w:t>
-        </w:r>
-        <w:r>
-          <w:rPr>
-            <w:rStyle w:val="Hyperlink"/>
-            <w:lang w:val="es-ES"/>
-          </w:rPr>
-          <w:t>net</w:t>
-        </w:r>
-      </w:hyperlink>
-      <w:r>
-        <w:rPr>
-          <w:lang w:val="es-ES"/>
-        </w:rPr>
-        <w:t xml:space="preserve">, con todo tipo de información sobre </w:t>
-      </w:r>
-      <w:proofErr w:type="spellStart"/>
-      <w:r>
-        <w:rPr>
-          <w:lang w:val="es-ES"/>
-        </w:rPr>
-        <w:t>Senku</w:t>
-      </w:r>
-      <w:proofErr w:type="spellEnd"/>
-      <w:r>
-        <w:rPr>
-          <w:lang w:val="es-ES"/>
-        </w:rPr>
-        <w:t xml:space="preserve"> y variaciones, consultada el 28/05/2026</w:t>
-      </w:r>
-    </w:p>
-    <w:p>
-      <w:pPr>
-        <w:pStyle w:val="references"/>
       </w:pPr>
       <w:hyperlink r:id="rId16" w:history="1">
         <w:r>
           <w:rPr>
-            <w:rStyle w:val="Hyperlink"/>
+            <w:rStyle w:val="Hipervnculo"/>
+            <w:lang w:val="es-ES"/>
           </w:rPr>
-          <w:t>Peg Soli</w:t>
+          <w:t>Gibell.net</w:t>
         </w:r>
+      </w:hyperlink>
+      <w:r>
+        <w:rPr>
+          <w:lang w:val="es-ES"/>
+        </w:rPr>
+        <w:t>, con todo tipo de información sobre Senku y variaciones, consultada el 28/05/2026</w:t>
+      </w:r>
+    </w:p>
+    <w:p>
+      <w:pPr>
+        <w:pStyle w:val="references"/>
+        <w:rPr>
+          <w:lang w:val="es-ES"/>
+        </w:rPr>
+      </w:pPr>
+      <w:hyperlink r:id="rId17" w:history="1">
         <w:r>
           <w:rPr>
-            <w:rStyle w:val="Hyperlink"/>
+            <w:rStyle w:val="Hipervnculo"/>
+            <w:lang w:val="es-ES"/>
           </w:rPr>
-          <w:t>t</w:t>
+          <w:t xml:space="preserve">Peg Solitaire and </w:t>
         </w:r>
-        <w:r>
-          <w:rPr>
-            <w:rStyle w:val="Hyperlink"/>
-          </w:rPr>
-          <w:t>aire and its unbeatable games</w:t>
-        </w:r>
-      </w:hyperlink>
-      <w:r>
-        <w:t xml:space="preserve">, </w:t>
-      </w:r>
-      <w:proofErr w:type="spellStart"/>
-      <w:r>
-        <w:t>consultada</w:t>
-      </w:r>
-      <w:proofErr w:type="spellEnd"/>
-      <w:r>
-        <w:t xml:space="preserve"> </w:t>
-      </w:r>
-      <w:proofErr w:type="spellStart"/>
-      <w:r>
-        <w:t>el</w:t>
-      </w:r>
-      <w:proofErr w:type="spellEnd"/>
-      <w:r>
-        <w:t xml:space="preserve"> 28/05/2026</w:t>
-      </w:r>
-    </w:p>
-    <w:p>
-      <w:pPr>
-        <w:pStyle w:val="references"/>
-        <w:rPr>
-          <w:lang w:val="es-ES"/>
-        </w:rPr>
-      </w:pPr>
-      <w:hyperlink r:id="rId17" w:history="1">
         <w:proofErr w:type="spellStart"/>
         <w:r>
           <w:rPr>
-            <w:rStyle w:val="Hyperlink"/>
+            <w:rStyle w:val="Hipervnculo"/>
+            <w:lang w:val="es-ES"/>
+          </w:rPr>
+          <w:t>its</w:t>
+        </w:r>
+        <w:proofErr w:type="spellEnd"/>
+        <w:r>
+          <w:rPr>
+            <w:rStyle w:val="Hipervnculo"/>
+            <w:lang w:val="es-ES"/>
+          </w:rPr>
+          <w:t xml:space="preserve"> </w:t>
+        </w:r>
+        <w:proofErr w:type="spellStart"/>
+        <w:r>
+          <w:rPr>
+            <w:rStyle w:val="Hipervnculo"/>
+            <w:lang w:val="es-ES"/>
+          </w:rPr>
+          <w:t>unbeatable</w:t>
+        </w:r>
+        <w:proofErr w:type="spellEnd"/>
+        <w:r>
+          <w:rPr>
+            <w:rStyle w:val="Hipervnculo"/>
+            <w:lang w:val="es-ES"/>
+          </w:rPr>
+          <w:t xml:space="preserve"> </w:t>
+        </w:r>
+        <w:proofErr w:type="spellStart"/>
+        <w:r>
+          <w:rPr>
+            <w:rStyle w:val="Hipervnculo"/>
+            <w:lang w:val="es-ES"/>
+          </w:rPr>
+          <w:t>games</w:t>
+        </w:r>
+        <w:proofErr w:type="spellEnd"/>
+      </w:hyperlink>
+      <w:r>
+        <w:rPr>
+          <w:lang w:val="es-ES"/>
+        </w:rPr>
+        <w:t>, consultada el 28/05/2026</w:t>
+      </w:r>
+    </w:p>
+    <w:p>
+      <w:pPr>
+        <w:pStyle w:val="references"/>
+        <w:rPr>
+          <w:lang w:val="es-ES"/>
+        </w:rPr>
+      </w:pPr>
+      <w:hyperlink r:id="rId18" w:history="1">
+        <w:proofErr w:type="spellStart"/>
+        <w:r>
+          <w:rPr>
+            <w:rStyle w:val="Hipervnculo"/>
             <w:lang w:val="es-ES"/>
           </w:rPr>
           <w:t>Analysis</w:t>
@@ -6907,7 +6113,7 @@
         <w:proofErr w:type="spellEnd"/>
         <w:r>
           <w:rPr>
-            <w:rStyle w:val="Hyperlink"/>
+            <w:rStyle w:val="Hipervnculo"/>
             <w:lang w:val="es-ES"/>
           </w:rPr>
           <w:t xml:space="preserve"> </w:t>
@@ -6915,22 +6121,15 @@
         <w:proofErr w:type="spellStart"/>
         <w:r>
           <w:rPr>
-            <w:rStyle w:val="Hyperlink"/>
+            <w:rStyle w:val="Hipervnculo"/>
             <w:lang w:val="es-ES"/>
           </w:rPr>
-          <w:t>o</w:t>
-        </w:r>
-        <w:r>
-          <w:rPr>
-            <w:rStyle w:val="Hyperlink"/>
-            <w:lang w:val="es-ES"/>
-          </w:rPr>
-          <w:t>f</w:t>
+          <w:t>of</w:t>
         </w:r>
         <w:proofErr w:type="spellEnd"/>
         <w:r>
           <w:rPr>
-            <w:rStyle w:val="Hyperlink"/>
+            <w:rStyle w:val="Hipervnculo"/>
             <w:lang w:val="es-ES"/>
           </w:rPr>
           <w:t xml:space="preserve"> Peg Solitaire</w:t>
@@ -7020,7 +6219,7 @@
 <w:ftr xmlns:wpc="http://schemas.microsoft.com/office/word/2010/wordprocessingCanvas" xmlns:cx="http://schemas.microsoft.com/office/drawing/2014/chartex" xmlns:cx1="http://schemas.microsoft.com/office/drawing/2015/9/8/chartex" xmlns:cx2="http://schemas.microsoft.com/office/drawing/2015/10/21/chartex" xmlns:cx3="http://schemas.microsoft.com/office/drawing/2016/5/9/chartex" xmlns:cx4="http://schemas.microsoft.com/office/drawing/2016/5/10/chartex" xmlns:cx5="http://schemas.microsoft.com/office/drawing/2016/5/11/chartex" xmlns:cx6="http://schemas.microsoft.com/office/drawing/2016/5/12/chartex" xmlns:cx7="http://schemas.microsoft.com/office/drawing/2016/5/13/chartex" xmlns:cx8="http://schemas.microsoft.com/office/drawing/2016/5/14/chartex" xmlns:mc="http://schemas.openxmlformats.org/markup-compatibility/2006" xmlns:aink="http://schemas.microsoft.com/office/drawing/2016/ink" xmlns:am3d="http://schemas.microsoft.com/office/drawing/2017/model3d" xmlns:o="urn:schemas-microsoft-com:office:office" xmlns:oel="http://schemas.microsoft.com/office/2019/extlst" xmlns:r="http://schemas.openxmlformats.org/officeDocument/2006/relationships" xmlns:m="http://schemas.openxmlformats.org/officeDocument/2006/math" xmlns:v="urn:schemas-microsoft-com:vml" xmlns:wp14="http://schemas.microsoft.com/office/word/2010/wordprocessingDrawing" xmlns:wp="http://schemas.openxmlformats.org/drawingml/2006/wordprocessingDrawing" xmlns:w10="urn:schemas-microsoft-com:office:word" xmlns:w="http://schemas.openxmlformats.org/wordprocessingml/2006/main" xmlns:w14="http://schemas.microsoft.com/office/word/2010/wordml" xmlns:w15="http://schemas.microsoft.com/office/word/2012/wordml" xmlns:w16cex="http://schemas.microsoft.com/office/word/2018/wordml/cex" xmlns:w16cid="http://schemas.microsoft.com/office/word/2016/wordml/cid" xmlns:w16="http://schemas.microsoft.com/office/word/2018/wordml" xmlns:w16du="http://schemas.microsoft.com/office/word/2023/wordml/word16du" xmlns:w16sdtdh="http://schemas.microsoft.com/office/word/2020/wordml/sdtdatahash" xmlns:w16sdtfl="http://schemas.microsoft.com/office/word/2024/wordml/sdtformatlock" xmlns:w16se="http://schemas.microsoft.com/office/word/2015/wordml/symex" xmlns:wpg="http://schemas.microsoft.com/office/word/2010/wordprocessingGroup" xmlns:wpi="http://schemas.microsoft.com/office/word/2010/wordprocessingInk" xmlns:wne="http://schemas.microsoft.com/office/word/2006/wordml" xmlns:wps="http://schemas.microsoft.com/office/word/2010/wordprocessingShape" mc:Ignorable="w14 w15 w16se w16cid w16 w16cex w16sdtdh w16sdtfl w16du wp14">
   <w:p>
     <w:pPr>
-      <w:pStyle w:val="Footer"/>
+      <w:pStyle w:val="Piedepgina"/>
       <w:jc w:val="both"/>
       <w:rPr>
         <w:lang w:val="es-ES"/>
@@ -7611,7 +6810,7 @@
     <w:lvl w:ilvl="0">
       <w:start w:val="1"/>
       <w:numFmt w:val="upperRoman"/>
-      <w:pStyle w:val="Heading1"/>
+      <w:pStyle w:val="Ttulo1"/>
       <w:lvlText w:val="%1."/>
       <w:lvlJc w:val="center"/>
       <w:pPr>
@@ -7638,7 +6837,7 @@
     <w:lvl w:ilvl="1">
       <w:start w:val="1"/>
       <w:numFmt w:val="upperLetter"/>
-      <w:pStyle w:val="Heading2"/>
+      <w:pStyle w:val="Ttulo2"/>
       <w:lvlText w:val="%2."/>
       <w:lvlJc w:val="left"/>
       <w:pPr>
@@ -7669,7 +6868,7 @@
     <w:lvl w:ilvl="2">
       <w:start w:val="1"/>
       <w:numFmt w:val="decimal"/>
-      <w:pStyle w:val="Heading3"/>
+      <w:pStyle w:val="Ttulo3"/>
       <w:lvlText w:val="%3)"/>
       <w:lvlJc w:val="left"/>
       <w:pPr>
@@ -7700,7 +6899,7 @@
     <w:lvl w:ilvl="3">
       <w:start w:val="1"/>
       <w:numFmt w:val="lowerLetter"/>
-      <w:pStyle w:val="Heading4"/>
+      <w:pStyle w:val="Ttulo4"/>
       <w:lvlText w:val="%4)"/>
       <w:lvlJc w:val="left"/>
       <w:pPr>
@@ -8055,6 +7254,119 @@
     </w:lvl>
   </w:abstractNum>
   <w:abstractNum w:abstractNumId="9" w15:restartNumberingAfterBreak="0">
+    <w:nsid w:val="3A31192E"/>
+    <w:multiLevelType w:val="hybridMultilevel"/>
+    <w:tmpl w:val="791ECFCA"/>
+    <w:lvl w:ilvl="0" w:tplc="0C0A0001">
+      <w:start w:val="1"/>
+      <w:numFmt w:val="bullet"/>
+      <w:lvlText w:val=""/>
+      <w:lvlJc w:val="left"/>
+      <w:pPr>
+        <w:ind w:left="720" w:hanging="360"/>
+      </w:pPr>
+      <w:rPr>
+        <w:rFonts w:ascii="Symbol" w:hAnsi="Symbol" w:hint="default"/>
+      </w:rPr>
+    </w:lvl>
+    <w:lvl w:ilvl="1" w:tplc="0C0A0003" w:tentative="1">
+      <w:start w:val="1"/>
+      <w:numFmt w:val="bullet"/>
+      <w:lvlText w:val="o"/>
+      <w:lvlJc w:val="left"/>
+      <w:pPr>
+        <w:ind w:left="1440" w:hanging="360"/>
+      </w:pPr>
+      <w:rPr>
+        <w:rFonts w:ascii="Courier New" w:hAnsi="Courier New" w:cs="Courier New" w:hint="default"/>
+      </w:rPr>
+    </w:lvl>
+    <w:lvl w:ilvl="2" w:tplc="0C0A0005" w:tentative="1">
+      <w:start w:val="1"/>
+      <w:numFmt w:val="bullet"/>
+      <w:lvlText w:val=""/>
+      <w:lvlJc w:val="left"/>
+      <w:pPr>
+        <w:ind w:left="2160" w:hanging="360"/>
+      </w:pPr>
+      <w:rPr>
+        <w:rFonts w:ascii="Wingdings" w:hAnsi="Wingdings" w:hint="default"/>
+      </w:rPr>
+    </w:lvl>
+    <w:lvl w:ilvl="3" w:tplc="0C0A0001" w:tentative="1">
+      <w:start w:val="1"/>
+      <w:numFmt w:val="bullet"/>
+      <w:lvlText w:val=""/>
+      <w:lvlJc w:val="left"/>
+      <w:pPr>
+        <w:ind w:left="2880" w:hanging="360"/>
+      </w:pPr>
+      <w:rPr>
+        <w:rFonts w:ascii="Symbol" w:hAnsi="Symbol" w:hint="default"/>
+      </w:rPr>
+    </w:lvl>
+    <w:lvl w:ilvl="4" w:tplc="0C0A0003" w:tentative="1">
+      <w:start w:val="1"/>
+      <w:numFmt w:val="bullet"/>
+      <w:lvlText w:val="o"/>
+      <w:lvlJc w:val="left"/>
+      <w:pPr>
+        <w:ind w:left="3600" w:hanging="360"/>
+      </w:pPr>
+      <w:rPr>
+        <w:rFonts w:ascii="Courier New" w:hAnsi="Courier New" w:cs="Courier New" w:hint="default"/>
+      </w:rPr>
+    </w:lvl>
+    <w:lvl w:ilvl="5" w:tplc="0C0A0005" w:tentative="1">
+      <w:start w:val="1"/>
+      <w:numFmt w:val="bullet"/>
+      <w:lvlText w:val=""/>
+      <w:lvlJc w:val="left"/>
+      <w:pPr>
+        <w:ind w:left="4320" w:hanging="360"/>
+      </w:pPr>
+      <w:rPr>
+        <w:rFonts w:ascii="Wingdings" w:hAnsi="Wingdings" w:hint="default"/>
+      </w:rPr>
+    </w:lvl>
+    <w:lvl w:ilvl="6" w:tplc="0C0A0001" w:tentative="1">
+      <w:start w:val="1"/>
+      <w:numFmt w:val="bullet"/>
+      <w:lvlText w:val=""/>
+      <w:lvlJc w:val="left"/>
+      <w:pPr>
+        <w:ind w:left="5040" w:hanging="360"/>
+      </w:pPr>
+      <w:rPr>
+        <w:rFonts w:ascii="Symbol" w:hAnsi="Symbol" w:hint="default"/>
+      </w:rPr>
+    </w:lvl>
+    <w:lvl w:ilvl="7" w:tplc="0C0A0003" w:tentative="1">
+      <w:start w:val="1"/>
+      <w:numFmt w:val="bullet"/>
+      <w:lvlText w:val="o"/>
+      <w:lvlJc w:val="left"/>
+      <w:pPr>
+        <w:ind w:left="5760" w:hanging="360"/>
+      </w:pPr>
+      <w:rPr>
+        <w:rFonts w:ascii="Courier New" w:hAnsi="Courier New" w:cs="Courier New" w:hint="default"/>
+      </w:rPr>
+    </w:lvl>
+    <w:lvl w:ilvl="8" w:tplc="0C0A0005" w:tentative="1">
+      <w:start w:val="1"/>
+      <w:numFmt w:val="bullet"/>
+      <w:lvlText w:val=""/>
+      <w:lvlJc w:val="left"/>
+      <w:pPr>
+        <w:ind w:left="6480" w:hanging="360"/>
+      </w:pPr>
+      <w:rPr>
+        <w:rFonts w:ascii="Wingdings" w:hAnsi="Wingdings" w:hint="default"/>
+      </w:rPr>
+    </w:lvl>
+  </w:abstractNum>
+  <w:abstractNum w:abstractNumId="10" w15:restartNumberingAfterBreak="0">
     <w:nsid w:val="3B5B5CE4"/>
     <w:multiLevelType w:val="multilevel"/>
     <w:tmpl w:val="D1CAE620"/>
@@ -8186,7 +7498,7 @@
       </w:rPr>
     </w:lvl>
   </w:abstractNum>
-  <w:abstractNum w:abstractNumId="10" w15:restartNumberingAfterBreak="0">
+  <w:abstractNum w:abstractNumId="11" w15:restartNumberingAfterBreak="0">
     <w:nsid w:val="41E061C3"/>
     <w:multiLevelType w:val="multilevel"/>
     <w:tmpl w:val="A076733A"/>
@@ -8276,7 +7588,7 @@
       </w:pPr>
     </w:lvl>
   </w:abstractNum>
-  <w:abstractNum w:abstractNumId="11" w15:restartNumberingAfterBreak="0">
+  <w:abstractNum w:abstractNumId="12" w15:restartNumberingAfterBreak="0">
     <w:nsid w:val="46AD2F0F"/>
     <w:multiLevelType w:val="multilevel"/>
     <w:tmpl w:val="1178A396"/>
@@ -8381,7 +7693,7 @@
       </w:rPr>
     </w:lvl>
   </w:abstractNum>
-  <w:abstractNum w:abstractNumId="12" w15:restartNumberingAfterBreak="0">
+  <w:abstractNum w:abstractNumId="13" w15:restartNumberingAfterBreak="0">
     <w:nsid w:val="478F6B17"/>
     <w:multiLevelType w:val="multilevel"/>
     <w:tmpl w:val="282C7A16"/>
@@ -8468,7 +7780,7 @@
       </w:pPr>
     </w:lvl>
   </w:abstractNum>
-  <w:abstractNum w:abstractNumId="13" w15:restartNumberingAfterBreak="0">
+  <w:abstractNum w:abstractNumId="14" w15:restartNumberingAfterBreak="0">
     <w:nsid w:val="48D4341A"/>
     <w:multiLevelType w:val="multilevel"/>
     <w:tmpl w:val="2E501B48"/>
@@ -8555,7 +7867,7 @@
       </w:pPr>
     </w:lvl>
   </w:abstractNum>
-  <w:abstractNum w:abstractNumId="14" w15:restartNumberingAfterBreak="0">
+  <w:abstractNum w:abstractNumId="15" w15:restartNumberingAfterBreak="0">
     <w:nsid w:val="4A444409"/>
     <w:multiLevelType w:val="multilevel"/>
     <w:tmpl w:val="A0D0B9D2"/>
@@ -8644,7 +7956,7 @@
       </w:pPr>
     </w:lvl>
   </w:abstractNum>
-  <w:abstractNum w:abstractNumId="15" w15:restartNumberingAfterBreak="0">
+  <w:abstractNum w:abstractNumId="16" w15:restartNumberingAfterBreak="0">
     <w:nsid w:val="4C494617"/>
     <w:multiLevelType w:val="multilevel"/>
     <w:tmpl w:val="5B3C9B4C"/>
@@ -8738,7 +8050,7 @@
       </w:pPr>
     </w:lvl>
   </w:abstractNum>
-  <w:abstractNum w:abstractNumId="16" w15:restartNumberingAfterBreak="0">
+  <w:abstractNum w:abstractNumId="17" w15:restartNumberingAfterBreak="0">
     <w:nsid w:val="4EBB0FAF"/>
     <w:multiLevelType w:val="multilevel"/>
     <w:tmpl w:val="A37E8D52"/>
@@ -8825,7 +8137,7 @@
       </w:pPr>
     </w:lvl>
   </w:abstractNum>
-  <w:abstractNum w:abstractNumId="17" w15:restartNumberingAfterBreak="0">
+  <w:abstractNum w:abstractNumId="18" w15:restartNumberingAfterBreak="0">
     <w:nsid w:val="4F5C51FB"/>
     <w:multiLevelType w:val="multilevel"/>
     <w:tmpl w:val="A802E506"/>
@@ -8931,7 +8243,7 @@
       </w:rPr>
     </w:lvl>
   </w:abstractNum>
-  <w:abstractNum w:abstractNumId="18" w15:restartNumberingAfterBreak="0">
+  <w:abstractNum w:abstractNumId="19" w15:restartNumberingAfterBreak="0">
     <w:nsid w:val="50550946"/>
     <w:multiLevelType w:val="multilevel"/>
     <w:tmpl w:val="DDC2169A"/>
@@ -9018,7 +8330,7 @@
       </w:pPr>
     </w:lvl>
   </w:abstractNum>
-  <w:abstractNum w:abstractNumId="19" w15:restartNumberingAfterBreak="0">
+  <w:abstractNum w:abstractNumId="20" w15:restartNumberingAfterBreak="0">
     <w:nsid w:val="5D2929D2"/>
     <w:multiLevelType w:val="multilevel"/>
     <w:tmpl w:val="1B76CAE4"/>
@@ -9134,7 +8446,7 @@
       </w:rPr>
     </w:lvl>
   </w:abstractNum>
-  <w:abstractNum w:abstractNumId="20" w15:restartNumberingAfterBreak="0">
+  <w:abstractNum w:abstractNumId="21" w15:restartNumberingAfterBreak="0">
     <w:nsid w:val="60CB0D27"/>
     <w:multiLevelType w:val="multilevel"/>
     <w:tmpl w:val="98905882"/>
@@ -9223,7 +8535,7 @@
       </w:pPr>
     </w:lvl>
   </w:abstractNum>
-  <w:abstractNum w:abstractNumId="21" w15:restartNumberingAfterBreak="0">
+  <w:abstractNum w:abstractNumId="22" w15:restartNumberingAfterBreak="0">
     <w:nsid w:val="61105BFD"/>
     <w:multiLevelType w:val="multilevel"/>
     <w:tmpl w:val="A252B884"/>
@@ -9325,7 +8637,7 @@
       </w:rPr>
     </w:lvl>
   </w:abstractNum>
-  <w:abstractNum w:abstractNumId="22" w15:restartNumberingAfterBreak="0">
+  <w:abstractNum w:abstractNumId="23" w15:restartNumberingAfterBreak="0">
     <w:nsid w:val="6328448A"/>
     <w:multiLevelType w:val="hybridMultilevel"/>
     <w:tmpl w:val="D05A95AA"/>
@@ -9438,10 +8750,10 @@
       </w:rPr>
     </w:lvl>
   </w:abstractNum>
-  <w:abstractNum w:abstractNumId="23" w15:restartNumberingAfterBreak="0">
+  <w:abstractNum w:abstractNumId="24" w15:restartNumberingAfterBreak="0">
     <w:nsid w:val="6554056E"/>
     <w:multiLevelType w:val="hybridMultilevel"/>
-    <w:tmpl w:val="EB72130E"/>
+    <w:tmpl w:val="8B36FFA6"/>
     <w:lvl w:ilvl="0" w:tplc="0C0A0001">
       <w:start w:val="1"/>
       <w:numFmt w:val="bullet"/>
@@ -9551,7 +8863,7 @@
       </w:rPr>
     </w:lvl>
   </w:abstractNum>
-  <w:abstractNum w:abstractNumId="24" w15:restartNumberingAfterBreak="0">
+  <w:abstractNum w:abstractNumId="25" w15:restartNumberingAfterBreak="0">
     <w:nsid w:val="69F64969"/>
     <w:multiLevelType w:val="multilevel"/>
     <w:tmpl w:val="F3DCD434"/>
@@ -9656,7 +8968,7 @@
       </w:rPr>
     </w:lvl>
   </w:abstractNum>
-  <w:abstractNum w:abstractNumId="25" w15:restartNumberingAfterBreak="0">
+  <w:abstractNum w:abstractNumId="26" w15:restartNumberingAfterBreak="0">
     <w:nsid w:val="6AF04E9F"/>
     <w:multiLevelType w:val="multilevel"/>
     <w:tmpl w:val="D37A66B6"/>
@@ -9753,7 +9065,7 @@
       </w:pPr>
     </w:lvl>
   </w:abstractNum>
-  <w:abstractNum w:abstractNumId="26" w15:restartNumberingAfterBreak="0">
+  <w:abstractNum w:abstractNumId="27" w15:restartNumberingAfterBreak="0">
     <w:nsid w:val="72090DB0"/>
     <w:multiLevelType w:val="multilevel"/>
     <w:tmpl w:val="9AC4BB36"/>
@@ -9862,7 +9174,7 @@
       </w:pPr>
     </w:lvl>
   </w:abstractNum>
-  <w:abstractNum w:abstractNumId="27" w15:restartNumberingAfterBreak="0">
+  <w:abstractNum w:abstractNumId="28" w15:restartNumberingAfterBreak="0">
     <w:nsid w:val="73F53EDC"/>
     <w:multiLevelType w:val="multilevel"/>
     <w:tmpl w:val="61DA561A"/>
@@ -9949,7 +9261,7 @@
       </w:pPr>
     </w:lvl>
   </w:abstractNum>
-  <w:abstractNum w:abstractNumId="28" w15:restartNumberingAfterBreak="0">
+  <w:abstractNum w:abstractNumId="29" w15:restartNumberingAfterBreak="0">
     <w:nsid w:val="7FA652C0"/>
     <w:multiLevelType w:val="multilevel"/>
     <w:tmpl w:val="AAF0228E"/>
@@ -10043,22 +9355,22 @@
     <w:abstractNumId w:val="6"/>
   </w:num>
   <w:num w:numId="2" w16cid:durableId="414321494">
-    <w:abstractNumId w:val="21"/>
+    <w:abstractNumId w:val="22"/>
   </w:num>
   <w:num w:numId="3" w16cid:durableId="1293247813">
     <w:abstractNumId w:val="0"/>
   </w:num>
   <w:num w:numId="4" w16cid:durableId="307167950">
-    <w:abstractNumId w:val="16"/>
+    <w:abstractNumId w:val="17"/>
   </w:num>
   <w:num w:numId="5" w16cid:durableId="1852600842">
+    <w:abstractNumId w:val="14"/>
+  </w:num>
+  <w:num w:numId="6" w16cid:durableId="126048003">
     <w:abstractNumId w:val="13"/>
   </w:num>
-  <w:num w:numId="6" w16cid:durableId="126048003">
-    <w:abstractNumId w:val="12"/>
-  </w:num>
   <w:num w:numId="7" w16cid:durableId="281691130">
-    <w:abstractNumId w:val="14"/>
+    <w:abstractNumId w:val="15"/>
   </w:num>
   <w:num w:numId="8" w16cid:durableId="199786097">
     <w:abstractNumId w:val="4"/>
@@ -10073,40 +9385,40 @@
     <w:abstractNumId w:val="3"/>
   </w:num>
   <w:num w:numId="12" w16cid:durableId="1955549645">
+    <w:abstractNumId w:val="21"/>
+  </w:num>
+  <w:num w:numId="13" w16cid:durableId="971984543">
+    <w:abstractNumId w:val="25"/>
+  </w:num>
+  <w:num w:numId="14" w16cid:durableId="1429543118">
+    <w:abstractNumId w:val="28"/>
+  </w:num>
+  <w:num w:numId="15" w16cid:durableId="322243936">
     <w:abstractNumId w:val="20"/>
   </w:num>
-  <w:num w:numId="13" w16cid:durableId="971984543">
-    <w:abstractNumId w:val="24"/>
+  <w:num w:numId="16" w16cid:durableId="260572368">
+    <w:abstractNumId w:val="10"/>
   </w:num>
-  <w:num w:numId="14" w16cid:durableId="1429543118">
-    <w:abstractNumId w:val="27"/>
-  </w:num>
-  <w:num w:numId="15" w16cid:durableId="322243936">
+  <w:num w:numId="17" w16cid:durableId="1030567020">
     <w:abstractNumId w:val="19"/>
   </w:num>
-  <w:num w:numId="16" w16cid:durableId="260572368">
-    <w:abstractNumId w:val="9"/>
+  <w:num w:numId="18" w16cid:durableId="2019889137">
+    <w:abstractNumId w:val="11"/>
   </w:num>
-  <w:num w:numId="17" w16cid:durableId="1030567020">
+  <w:num w:numId="19" w16cid:durableId="1286615119">
     <w:abstractNumId w:val="18"/>
   </w:num>
-  <w:num w:numId="18" w16cid:durableId="2019889137">
-    <w:abstractNumId w:val="10"/>
-  </w:num>
-  <w:num w:numId="19" w16cid:durableId="1286615119">
-    <w:abstractNumId w:val="17"/>
-  </w:num>
   <w:num w:numId="20" w16cid:durableId="88353451">
-    <w:abstractNumId w:val="28"/>
+    <w:abstractNumId w:val="29"/>
   </w:num>
   <w:num w:numId="21" w16cid:durableId="1573546006">
     <w:abstractNumId w:val="7"/>
   </w:num>
   <w:num w:numId="22" w16cid:durableId="1313485035">
-    <w:abstractNumId w:val="26"/>
+    <w:abstractNumId w:val="27"/>
   </w:num>
   <w:num w:numId="23" w16cid:durableId="1680962751">
-    <w:abstractNumId w:val="25"/>
+    <w:abstractNumId w:val="26"/>
   </w:num>
   <w:num w:numId="24" w16cid:durableId="788280934">
     <w:abstractNumId w:val="2"/>
@@ -10115,13 +9427,13 @@
     <w:abstractNumId w:val="8"/>
   </w:num>
   <w:num w:numId="26" w16cid:durableId="644773670">
-    <w:abstractNumId w:val="15"/>
+    <w:abstractNumId w:val="16"/>
   </w:num>
   <w:num w:numId="27" w16cid:durableId="470173974">
-    <w:abstractNumId w:val="11"/>
+    <w:abstractNumId w:val="12"/>
   </w:num>
   <w:num w:numId="28" w16cid:durableId="668867472">
-    <w:abstractNumId w:val="17"/>
+    <w:abstractNumId w:val="18"/>
   </w:num>
   <w:num w:numId="29" w16cid:durableId="2075733228">
     <w:abstractNumId w:val="8"/>
@@ -10130,13 +9442,13 @@
     </w:lvlOverride>
   </w:num>
   <w:num w:numId="30" w16cid:durableId="2012443921">
-    <w:abstractNumId w:val="11"/>
+    <w:abstractNumId w:val="12"/>
   </w:num>
   <w:num w:numId="31" w16cid:durableId="1550335370">
-    <w:abstractNumId w:val="24"/>
+    <w:abstractNumId w:val="25"/>
   </w:num>
   <w:num w:numId="32" w16cid:durableId="441456017">
-    <w:abstractNumId w:val="10"/>
+    <w:abstractNumId w:val="11"/>
     <w:lvlOverride w:ilvl="0">
       <w:startOverride w:val="1"/>
     </w:lvlOverride>
@@ -10145,16 +9457,19 @@
     <w:abstractNumId w:val="2"/>
   </w:num>
   <w:num w:numId="34" w16cid:durableId="173500285">
-    <w:abstractNumId w:val="25"/>
+    <w:abstractNumId w:val="26"/>
     <w:lvlOverride w:ilvl="0">
       <w:startOverride w:val="1"/>
     </w:lvlOverride>
   </w:num>
   <w:num w:numId="35" w16cid:durableId="1662200336">
-    <w:abstractNumId w:val="22"/>
+    <w:abstractNumId w:val="23"/>
   </w:num>
   <w:num w:numId="36" w16cid:durableId="1352025084">
-    <w:abstractNumId w:val="23"/>
+    <w:abstractNumId w:val="24"/>
+  </w:num>
+  <w:num w:numId="37" w16cid:durableId="955674922">
+    <w:abstractNumId w:val="9"/>
   </w:num>
 </w:numbering>
 </file>
@@ -10565,7 +9880,7 @@
       <w:lang w:val="es-ES"/>
     </w:rPr>
   </w:style>
-  <w:style w:type="paragraph" w:styleId="Heading1">
+  <w:style w:type="paragraph" w:styleId="Ttulo1">
     <w:name w:val="heading 1"/>
     <w:basedOn w:val="Standard"/>
     <w:next w:val="Standard"/>
@@ -10588,7 +9903,7 @@
       <w:lang w:eastAsia="en-US"/>
     </w:rPr>
   </w:style>
-  <w:style w:type="paragraph" w:styleId="Heading2">
+  <w:style w:type="paragraph" w:styleId="Ttulo2">
     <w:name w:val="heading 2"/>
     <w:basedOn w:val="Standard"/>
     <w:next w:val="Standard"/>
@@ -10615,7 +9930,7 @@
       <w:lang w:eastAsia="en-US"/>
     </w:rPr>
   </w:style>
-  <w:style w:type="paragraph" w:styleId="Heading3">
+  <w:style w:type="paragraph" w:styleId="Ttulo3">
     <w:name w:val="heading 3"/>
     <w:basedOn w:val="Standard"/>
     <w:next w:val="Standard"/>
@@ -10637,7 +9952,7 @@
       <w:lang w:eastAsia="en-US"/>
     </w:rPr>
   </w:style>
-  <w:style w:type="paragraph" w:styleId="Heading4">
+  <w:style w:type="paragraph" w:styleId="Ttulo4">
     <w:name w:val="heading 4"/>
     <w:basedOn w:val="Standard"/>
     <w:next w:val="Standard"/>
@@ -10662,7 +9977,7 @@
       <w:lang w:eastAsia="en-US"/>
     </w:rPr>
   </w:style>
-  <w:style w:type="paragraph" w:styleId="Heading5">
+  <w:style w:type="paragraph" w:styleId="Ttulo5">
     <w:name w:val="heading 5"/>
     <w:basedOn w:val="Standard"/>
     <w:next w:val="Standard"/>
@@ -10681,12 +9996,12 @@
       <w:lang w:eastAsia="en-US"/>
     </w:rPr>
   </w:style>
-  <w:style w:type="character" w:default="1" w:styleId="DefaultParagraphFont">
+  <w:style w:type="character" w:default="1" w:styleId="Fuentedeprrafopredeter">
     <w:name w:val="Default Paragraph Font"/>
     <w:uiPriority w:val="1"/>
     <w:unhideWhenUsed/>
   </w:style>
-  <w:style w:type="table" w:default="1" w:styleId="TableNormal">
+  <w:style w:type="table" w:default="1" w:styleId="Tablanormal">
     <w:name w:val="Normal Table"/>
     <w:uiPriority w:val="99"/>
     <w:semiHidden/>
@@ -10701,7 +10016,7 @@
       </w:tblCellMar>
     </w:tblPr>
   </w:style>
-  <w:style w:type="numbering" w:default="1" w:styleId="NoList">
+  <w:style w:type="numbering" w:default="1" w:styleId="Sinlista">
     <w:name w:val="No List"/>
     <w:uiPriority w:val="99"/>
     <w:semiHidden/>
@@ -10709,7 +10024,7 @@
   </w:style>
   <w:style w:type="numbering" w:customStyle="1" w:styleId="Outline">
     <w:name w:val="Outline"/>
-    <w:basedOn w:val="NoList"/>
+    <w:basedOn w:val="Sinlista"/>
     <w:pPr>
       <w:numPr>
         <w:numId w:val="1"/>
@@ -10758,7 +10073,7 @@
       <w:spacing w:val="-1"/>
     </w:rPr>
   </w:style>
-  <w:style w:type="paragraph" w:styleId="List">
+  <w:style w:type="paragraph" w:styleId="Lista">
     <w:name w:val="List"/>
     <w:basedOn w:val="Textbody"/>
     <w:rPr>
@@ -10766,7 +10081,7 @@
       <w:sz w:val="24"/>
     </w:rPr>
   </w:style>
-  <w:style w:type="paragraph" w:styleId="Caption">
+  <w:style w:type="paragraph" w:styleId="Descripcin">
     <w:name w:val="caption"/>
     <w:basedOn w:val="Standard"/>
     <w:next w:val="Standard"/>
@@ -11033,7 +10348,7 @@
       <w:i/>
     </w:rPr>
   </w:style>
-  <w:style w:type="paragraph" w:styleId="Header">
+  <w:style w:type="paragraph" w:styleId="Encabezado">
     <w:name w:val="header"/>
     <w:basedOn w:val="Standard"/>
     <w:pPr>
@@ -11043,7 +10358,7 @@
       </w:tabs>
     </w:pPr>
   </w:style>
-  <w:style w:type="paragraph" w:styleId="Footer">
+  <w:style w:type="paragraph" w:styleId="Piedepgina">
     <w:name w:val="footer"/>
     <w:basedOn w:val="Standard"/>
     <w:pPr>
@@ -11502,11 +10817,11 @@
   </w:style>
   <w:style w:type="character" w:customStyle="1" w:styleId="EncabezadoCar">
     <w:name w:val="Encabezado Car"/>
-    <w:basedOn w:val="DefaultParagraphFont"/>
+    <w:basedOn w:val="Fuentedeprrafopredeter"/>
   </w:style>
   <w:style w:type="character" w:customStyle="1" w:styleId="PiedepginaCar">
     <w:name w:val="Pie de página Car"/>
-    <w:basedOn w:val="DefaultParagraphFont"/>
+    <w:basedOn w:val="Fuentedeprrafopredeter"/>
   </w:style>
   <w:style w:type="character" w:customStyle="1" w:styleId="Internetlink">
     <w:name w:val="Internet link"/>
@@ -11517,7 +10832,7 @@
   </w:style>
   <w:style w:type="numbering" w:customStyle="1" w:styleId="WW8Num1">
     <w:name w:val="WW8Num1"/>
-    <w:basedOn w:val="NoList"/>
+    <w:basedOn w:val="Sinlista"/>
     <w:pPr>
       <w:numPr>
         <w:numId w:val="2"/>
@@ -11526,7 +10841,7 @@
   </w:style>
   <w:style w:type="numbering" w:customStyle="1" w:styleId="WW8Num2">
     <w:name w:val="WW8Num2"/>
-    <w:basedOn w:val="NoList"/>
+    <w:basedOn w:val="Sinlista"/>
     <w:pPr>
       <w:numPr>
         <w:numId w:val="3"/>
@@ -11535,7 +10850,7 @@
   </w:style>
   <w:style w:type="numbering" w:customStyle="1" w:styleId="WW8Num3">
     <w:name w:val="WW8Num3"/>
-    <w:basedOn w:val="NoList"/>
+    <w:basedOn w:val="Sinlista"/>
     <w:pPr>
       <w:numPr>
         <w:numId w:val="4"/>
@@ -11544,7 +10859,7 @@
   </w:style>
   <w:style w:type="numbering" w:customStyle="1" w:styleId="WW8Num4">
     <w:name w:val="WW8Num4"/>
-    <w:basedOn w:val="NoList"/>
+    <w:basedOn w:val="Sinlista"/>
     <w:pPr>
       <w:numPr>
         <w:numId w:val="5"/>
@@ -11553,7 +10868,7 @@
   </w:style>
   <w:style w:type="numbering" w:customStyle="1" w:styleId="WW8Num5">
     <w:name w:val="WW8Num5"/>
-    <w:basedOn w:val="NoList"/>
+    <w:basedOn w:val="Sinlista"/>
     <w:pPr>
       <w:numPr>
         <w:numId w:val="6"/>
@@ -11562,7 +10877,7 @@
   </w:style>
   <w:style w:type="numbering" w:customStyle="1" w:styleId="WW8Num6">
     <w:name w:val="WW8Num6"/>
-    <w:basedOn w:val="NoList"/>
+    <w:basedOn w:val="Sinlista"/>
     <w:pPr>
       <w:numPr>
         <w:numId w:val="7"/>
@@ -11571,7 +10886,7 @@
   </w:style>
   <w:style w:type="numbering" w:customStyle="1" w:styleId="WW8Num7">
     <w:name w:val="WW8Num7"/>
-    <w:basedOn w:val="NoList"/>
+    <w:basedOn w:val="Sinlista"/>
     <w:pPr>
       <w:numPr>
         <w:numId w:val="8"/>
@@ -11580,7 +10895,7 @@
   </w:style>
   <w:style w:type="numbering" w:customStyle="1" w:styleId="WW8Num8">
     <w:name w:val="WW8Num8"/>
-    <w:basedOn w:val="NoList"/>
+    <w:basedOn w:val="Sinlista"/>
     <w:pPr>
       <w:numPr>
         <w:numId w:val="9"/>
@@ -11589,7 +10904,7 @@
   </w:style>
   <w:style w:type="numbering" w:customStyle="1" w:styleId="WW8Num9">
     <w:name w:val="WW8Num9"/>
-    <w:basedOn w:val="NoList"/>
+    <w:basedOn w:val="Sinlista"/>
     <w:pPr>
       <w:numPr>
         <w:numId w:val="10"/>
@@ -11598,7 +10913,7 @@
   </w:style>
   <w:style w:type="numbering" w:customStyle="1" w:styleId="WW8Num10">
     <w:name w:val="WW8Num10"/>
-    <w:basedOn w:val="NoList"/>
+    <w:basedOn w:val="Sinlista"/>
     <w:pPr>
       <w:numPr>
         <w:numId w:val="11"/>
@@ -11607,7 +10922,7 @@
   </w:style>
   <w:style w:type="numbering" w:customStyle="1" w:styleId="WW8Num11">
     <w:name w:val="WW8Num11"/>
-    <w:basedOn w:val="NoList"/>
+    <w:basedOn w:val="Sinlista"/>
     <w:pPr>
       <w:numPr>
         <w:numId w:val="12"/>
@@ -11616,7 +10931,7 @@
   </w:style>
   <w:style w:type="numbering" w:customStyle="1" w:styleId="WW8Num12">
     <w:name w:val="WW8Num12"/>
-    <w:basedOn w:val="NoList"/>
+    <w:basedOn w:val="Sinlista"/>
     <w:pPr>
       <w:numPr>
         <w:numId w:val="13"/>
@@ -11625,7 +10940,7 @@
   </w:style>
   <w:style w:type="numbering" w:customStyle="1" w:styleId="WW8Num13">
     <w:name w:val="WW8Num13"/>
-    <w:basedOn w:val="NoList"/>
+    <w:basedOn w:val="Sinlista"/>
     <w:pPr>
       <w:numPr>
         <w:numId w:val="14"/>
@@ -11634,7 +10949,7 @@
   </w:style>
   <w:style w:type="numbering" w:customStyle="1" w:styleId="WW8Num14">
     <w:name w:val="WW8Num14"/>
-    <w:basedOn w:val="NoList"/>
+    <w:basedOn w:val="Sinlista"/>
     <w:pPr>
       <w:numPr>
         <w:numId w:val="15"/>
@@ -11643,7 +10958,7 @@
   </w:style>
   <w:style w:type="numbering" w:customStyle="1" w:styleId="WW8Num15">
     <w:name w:val="WW8Num15"/>
-    <w:basedOn w:val="NoList"/>
+    <w:basedOn w:val="Sinlista"/>
     <w:pPr>
       <w:numPr>
         <w:numId w:val="16"/>
@@ -11652,7 +10967,7 @@
   </w:style>
   <w:style w:type="numbering" w:customStyle="1" w:styleId="WW8Num16">
     <w:name w:val="WW8Num16"/>
-    <w:basedOn w:val="NoList"/>
+    <w:basedOn w:val="Sinlista"/>
     <w:pPr>
       <w:numPr>
         <w:numId w:val="17"/>
@@ -11661,7 +10976,7 @@
   </w:style>
   <w:style w:type="numbering" w:customStyle="1" w:styleId="WW8Num17">
     <w:name w:val="WW8Num17"/>
-    <w:basedOn w:val="NoList"/>
+    <w:basedOn w:val="Sinlista"/>
     <w:pPr>
       <w:numPr>
         <w:numId w:val="18"/>
@@ -11670,7 +10985,7 @@
   </w:style>
   <w:style w:type="numbering" w:customStyle="1" w:styleId="WW8Num18">
     <w:name w:val="WW8Num18"/>
-    <w:basedOn w:val="NoList"/>
+    <w:basedOn w:val="Sinlista"/>
     <w:pPr>
       <w:numPr>
         <w:numId w:val="19"/>
@@ -11679,7 +10994,7 @@
   </w:style>
   <w:style w:type="numbering" w:customStyle="1" w:styleId="WW8Num19">
     <w:name w:val="WW8Num19"/>
-    <w:basedOn w:val="NoList"/>
+    <w:basedOn w:val="Sinlista"/>
     <w:pPr>
       <w:numPr>
         <w:numId w:val="20"/>
@@ -11688,7 +11003,7 @@
   </w:style>
   <w:style w:type="numbering" w:customStyle="1" w:styleId="WW8Num20">
     <w:name w:val="WW8Num20"/>
-    <w:basedOn w:val="NoList"/>
+    <w:basedOn w:val="Sinlista"/>
     <w:pPr>
       <w:numPr>
         <w:numId w:val="21"/>
@@ -11697,7 +11012,7 @@
   </w:style>
   <w:style w:type="numbering" w:customStyle="1" w:styleId="WW8Num21">
     <w:name w:val="WW8Num21"/>
-    <w:basedOn w:val="NoList"/>
+    <w:basedOn w:val="Sinlista"/>
     <w:pPr>
       <w:numPr>
         <w:numId w:val="22"/>
@@ -11706,7 +11021,7 @@
   </w:style>
   <w:style w:type="numbering" w:customStyle="1" w:styleId="WW8Num22">
     <w:name w:val="WW8Num22"/>
-    <w:basedOn w:val="NoList"/>
+    <w:basedOn w:val="Sinlista"/>
     <w:pPr>
       <w:numPr>
         <w:numId w:val="23"/>
@@ -11715,7 +11030,7 @@
   </w:style>
   <w:style w:type="numbering" w:customStyle="1" w:styleId="WW8Num23">
     <w:name w:val="WW8Num23"/>
-    <w:basedOn w:val="NoList"/>
+    <w:basedOn w:val="Sinlista"/>
     <w:pPr>
       <w:numPr>
         <w:numId w:val="24"/>
@@ -11724,7 +11039,7 @@
   </w:style>
   <w:style w:type="numbering" w:customStyle="1" w:styleId="WW8Num24">
     <w:name w:val="WW8Num24"/>
-    <w:basedOn w:val="NoList"/>
+    <w:basedOn w:val="Sinlista"/>
     <w:pPr>
       <w:numPr>
         <w:numId w:val="25"/>
@@ -11733,7 +11048,7 @@
   </w:style>
   <w:style w:type="numbering" w:customStyle="1" w:styleId="WW8Num25">
     <w:name w:val="WW8Num25"/>
-    <w:basedOn w:val="NoList"/>
+    <w:basedOn w:val="Sinlista"/>
     <w:pPr>
       <w:numPr>
         <w:numId w:val="26"/>
@@ -11742,16 +11057,16 @@
   </w:style>
   <w:style w:type="numbering" w:customStyle="1" w:styleId="WW8Num26">
     <w:name w:val="WW8Num26"/>
-    <w:basedOn w:val="NoList"/>
+    <w:basedOn w:val="Sinlista"/>
     <w:pPr>
       <w:numPr>
         <w:numId w:val="27"/>
       </w:numPr>
     </w:pPr>
   </w:style>
-  <w:style w:type="character" w:styleId="Hyperlink">
+  <w:style w:type="character" w:styleId="Hipervnculo">
     <w:name w:val="Hyperlink"/>
-    <w:basedOn w:val="DefaultParagraphFont"/>
+    <w:basedOn w:val="Fuentedeprrafopredeter"/>
     <w:uiPriority w:val="99"/>
     <w:unhideWhenUsed/>
     <w:rsid w:val="00731F7B"/>
@@ -11760,9 +11075,9 @@
       <w:u w:val="single"/>
     </w:rPr>
   </w:style>
-  <w:style w:type="character" w:styleId="UnresolvedMention">
+  <w:style w:type="character" w:styleId="Mencinsinresolver">
     <w:name w:val="Unresolved Mention"/>
-    <w:basedOn w:val="DefaultParagraphFont"/>
+    <w:basedOn w:val="Fuentedeprrafopredeter"/>
     <w:uiPriority w:val="99"/>
     <w:semiHidden/>
     <w:unhideWhenUsed/>
@@ -11774,27 +11089,27 @@
   </w:style>
   <w:style w:type="character" w:customStyle="1" w:styleId="citation-230">
     <w:name w:val="citation-230"/>
-    <w:basedOn w:val="DefaultParagraphFont"/>
+    <w:basedOn w:val="Fuentedeprrafopredeter"/>
     <w:rsid w:val="003F7341"/>
   </w:style>
   <w:style w:type="character" w:customStyle="1" w:styleId="citation-229">
     <w:name w:val="citation-229"/>
-    <w:basedOn w:val="DefaultParagraphFont"/>
+    <w:basedOn w:val="Fuentedeprrafopredeter"/>
     <w:rsid w:val="003F7341"/>
   </w:style>
   <w:style w:type="character" w:customStyle="1" w:styleId="citation-228">
     <w:name w:val="citation-228"/>
-    <w:basedOn w:val="DefaultParagraphFont"/>
+    <w:basedOn w:val="Fuentedeprrafopredeter"/>
     <w:rsid w:val="003F7341"/>
   </w:style>
   <w:style w:type="character" w:customStyle="1" w:styleId="math-inline">
     <w:name w:val="math-inline"/>
-    <w:basedOn w:val="DefaultParagraphFont"/>
+    <w:basedOn w:val="Fuentedeprrafopredeter"/>
     <w:rsid w:val="003F7341"/>
   </w:style>
-  <w:style w:type="character" w:styleId="FollowedHyperlink">
+  <w:style w:type="character" w:styleId="Hipervnculovisitado">
     <w:name w:val="FollowedHyperlink"/>
-    <w:basedOn w:val="DefaultParagraphFont"/>
+    <w:basedOn w:val="Fuentedeprrafopredeter"/>
     <w:uiPriority w:val="99"/>
     <w:semiHidden/>
     <w:unhideWhenUsed/>
@@ -11804,9 +11119,9 @@
       <w:u w:val="single"/>
     </w:rPr>
   </w:style>
-  <w:style w:type="character" w:styleId="PlaceholderText">
+  <w:style w:type="character" w:styleId="Textodelmarcadordeposicin">
     <w:name w:val="Placeholder Text"/>
-    <w:basedOn w:val="DefaultParagraphFont"/>
+    <w:basedOn w:val="Fuentedeprrafopredeter"/>
     <w:uiPriority w:val="99"/>
     <w:semiHidden/>
     <w:rsid w:val="007950EF"/>
@@ -12130,4 +11445,16 @@
     </a:ext>
   </a:extLst>
 </a:theme>
+</file>
+
+<file path=customXml/item1.xml><?xml version="1.0" encoding="utf-8"?>
+<b:Sources xmlns:b="http://schemas.openxmlformats.org/officeDocument/2006/bibliography" xmlns="http://schemas.openxmlformats.org/officeDocument/2006/bibliography" SelectedStyle="\APASixthEditionOfficeOnline.xsl" StyleName="APA" Version="6"/>
+</file>
+
+<file path=customXml/itemProps1.xml><?xml version="1.0" encoding="utf-8"?>
+<ds:datastoreItem xmlns:ds="http://schemas.openxmlformats.org/officeDocument/2006/customXml" ds:itemID="{D4E2900A-831D-4B4A-994A-E84C6504B41B}">
+  <ds:schemaRefs>
+    <ds:schemaRef ds:uri="http://schemas.openxmlformats.org/officeDocument/2006/bibliography"/>
+  </ds:schemaRefs>
+</ds:datastoreItem>
 </file>
--- a/Senku-Memoria.docx
+++ b/Senku-Memoria.docx
@@ -15,7 +15,23 @@
           <w:i/>
           <w:lang w:val="es-ES"/>
         </w:rPr>
-        <w:t>Título del trabajo (elegir uno original)</w:t>
+        <w:t xml:space="preserve">En busca de la soledad, </w:t>
+      </w:r>
+      <w:proofErr w:type="spellStart"/>
+      <w:r>
+        <w:rPr>
+          <w:i/>
+          <w:lang w:val="es-ES"/>
+        </w:rPr>
+        <w:t>Senku</w:t>
+      </w:r>
+      <w:proofErr w:type="spellEnd"/>
+      <w:r>
+        <w:rPr>
+          <w:i/>
+          <w:lang w:val="es-ES"/>
+        </w:rPr>
+        <w:t xml:space="preserve"> a través de la planificación automática</w:t>
       </w:r>
     </w:p>
     <w:p>
@@ -104,13 +120,23 @@
         </w:rPr>
         <w:br/>
       </w:r>
+      <w:proofErr w:type="spellStart"/>
       <w:r>
         <w:rPr>
           <w:sz w:val="18"/>
           <w:szCs w:val="18"/>
           <w:lang w:val="es-ES"/>
         </w:rPr>
-        <w:t>Sevilla, España</w:t>
+        <w:t>Sevilla</w:t>
+      </w:r>
+      <w:proofErr w:type="spellEnd"/>
+      <w:r>
+        <w:rPr>
+          <w:sz w:val="18"/>
+          <w:szCs w:val="18"/>
+          <w:lang w:val="es-ES"/>
+        </w:rPr>
+        <w:t>, España</w:t>
       </w:r>
       <w:r>
         <w:rPr>
@@ -123,7 +149,7 @@
       <w:hyperlink r:id="rId9" w:history="1">
         <w:r>
           <w:rPr>
-            <w:rStyle w:val="Hipervnculo"/>
+            <w:rStyle w:val="Hyperlink"/>
             <w:sz w:val="18"/>
             <w:szCs w:val="18"/>
             <w:lang w:val="es-ES"/>
@@ -207,13 +233,23 @@
         </w:rPr>
         <w:br/>
       </w:r>
+      <w:proofErr w:type="spellStart"/>
       <w:r>
         <w:rPr>
           <w:sz w:val="18"/>
           <w:szCs w:val="18"/>
           <w:lang w:val="es-ES"/>
         </w:rPr>
-        <w:t>Sevilla, España</w:t>
+        <w:t>Sevilla</w:t>
+      </w:r>
+      <w:proofErr w:type="spellEnd"/>
+      <w:r>
+        <w:rPr>
+          <w:sz w:val="18"/>
+          <w:szCs w:val="18"/>
+          <w:lang w:val="es-ES"/>
+        </w:rPr>
+        <w:t>, España</w:t>
       </w:r>
       <w:r>
         <w:rPr>
@@ -226,7 +262,7 @@
       <w:hyperlink r:id="rId10" w:history="1">
         <w:r>
           <w:rPr>
-            <w:rStyle w:val="Hipervnculo"/>
+            <w:rStyle w:val="Hyperlink"/>
             <w:sz w:val="18"/>
             <w:szCs w:val="18"/>
             <w:lang w:val="es-ES"/>
@@ -316,14 +352,40 @@
           <w:iCs/>
           <w:lang w:val="es-ES"/>
         </w:rPr>
-        <w:t xml:space="preserve"> aplicar la planificación automática para solucionar diferentes modelos del juego senku, en concreto cinco variantes de este. Para ello se han utilizado dos </w:t>
-      </w:r>
+        <w:t xml:space="preserve"> aplicar la planificación automática para solucionar diferentes modelos del juego </w:t>
+      </w:r>
+      <w:proofErr w:type="spellStart"/>
       <w:r>
         <w:rPr>
           <w:i/>
           <w:iCs/>
           <w:lang w:val="es-ES"/>
         </w:rPr>
+        <w:t>S</w:t>
+      </w:r>
+      <w:r>
+        <w:rPr>
+          <w:i/>
+          <w:iCs/>
+          <w:lang w:val="es-ES"/>
+        </w:rPr>
+        <w:t>enku</w:t>
+      </w:r>
+      <w:proofErr w:type="spellEnd"/>
+      <w:r>
+        <w:rPr>
+          <w:i/>
+          <w:iCs/>
+          <w:lang w:val="es-ES"/>
+        </w:rPr>
+        <w:t xml:space="preserve">, en concreto cinco variantes de este. Para ello se han utilizado dos </w:t>
+      </w:r>
+      <w:r>
+        <w:rPr>
+          <w:i/>
+          <w:iCs/>
+          <w:lang w:val="es-ES"/>
+        </w:rPr>
         <w:t>acercamientos</w:t>
       </w:r>
       <w:r>
@@ -332,14 +394,32 @@
           <w:iCs/>
           <w:lang w:val="es-ES"/>
         </w:rPr>
-        <w:t xml:space="preserve"> diferentes, el primero mediante OneShotPlanner, función </w:t>
-      </w:r>
+        <w:t xml:space="preserve"> diferentes, el primero mediante </w:t>
+      </w:r>
+      <w:proofErr w:type="spellStart"/>
       <w:r>
         <w:rPr>
           <w:i/>
           <w:iCs/>
           <w:lang w:val="es-ES"/>
         </w:rPr>
+        <w:t>OneShotPlanner</w:t>
+      </w:r>
+      <w:proofErr w:type="spellEnd"/>
+      <w:r>
+        <w:rPr>
+          <w:i/>
+          <w:iCs/>
+          <w:lang w:val="es-ES"/>
+        </w:rPr>
+        <w:t xml:space="preserve">, función </w:t>
+      </w:r>
+      <w:r>
+        <w:rPr>
+          <w:i/>
+          <w:iCs/>
+          <w:lang w:val="es-ES"/>
+        </w:rPr>
         <w:t>definida</w:t>
       </w:r>
       <w:r>
@@ -364,16 +444,54 @@
           <w:iCs/>
           <w:lang w:val="es-ES"/>
         </w:rPr>
-        <w:t xml:space="preserve"> la librería unified_planning</w:t>
-      </w:r>
+        <w:t xml:space="preserve"> la librería </w:t>
+      </w:r>
+      <w:proofErr w:type="spellStart"/>
       <w:r>
         <w:rPr>
           <w:i/>
           <w:iCs/>
           <w:lang w:val="es-ES"/>
         </w:rPr>
-        <w:t>, y la otra con un algoritmo beam search</w:t>
-      </w:r>
+        <w:t>unified_planning</w:t>
+      </w:r>
+      <w:proofErr w:type="spellEnd"/>
+      <w:r>
+        <w:rPr>
+          <w:i/>
+          <w:iCs/>
+          <w:lang w:val="es-ES"/>
+        </w:rPr>
+        <w:t xml:space="preserve">, y la otra con un algoritmo </w:t>
+      </w:r>
+      <w:proofErr w:type="spellStart"/>
+      <w:r>
+        <w:rPr>
+          <w:i/>
+          <w:iCs/>
+          <w:lang w:val="es-ES"/>
+        </w:rPr>
+        <w:t>beam</w:t>
+      </w:r>
+      <w:proofErr w:type="spellEnd"/>
+      <w:r>
+        <w:rPr>
+          <w:i/>
+          <w:iCs/>
+          <w:lang w:val="es-ES"/>
+        </w:rPr>
+        <w:t xml:space="preserve"> </w:t>
+      </w:r>
+      <w:proofErr w:type="spellStart"/>
+      <w:r>
+        <w:rPr>
+          <w:i/>
+          <w:iCs/>
+          <w:lang w:val="es-ES"/>
+        </w:rPr>
+        <w:t>search</w:t>
+      </w:r>
+      <w:proofErr w:type="spellEnd"/>
       <w:r>
         <w:rPr>
           <w:i/>
@@ -430,6 +548,7 @@
         </w:rPr>
         <w:t xml:space="preserve">Palabras Clave—Inteligencia Artificial, </w:t>
       </w:r>
+      <w:proofErr w:type="spellStart"/>
       <w:r>
         <w:rPr>
           <w:lang w:val="es-ES"/>
@@ -442,6 +561,7 @@
         </w:rPr>
         <w:t>enku</w:t>
       </w:r>
+      <w:proofErr w:type="spellEnd"/>
       <w:r>
         <w:rPr>
           <w:lang w:val="es-ES"/>
@@ -463,7 +583,7 @@
     </w:p>
     <w:p>
       <w:pPr>
-        <w:pStyle w:val="Ttulo1"/>
+        <w:pStyle w:val="Heading1"/>
         <w:rPr>
           <w:lang w:val="es-ES"/>
         </w:rPr>
@@ -566,8 +686,31 @@
           <w:szCs w:val="20"/>
           <w:lang w:eastAsia="es-ES" w:bidi="ar-SA"/>
         </w:rPr>
-        <w:t xml:space="preserve"> ha utilizado históricamente los juegos y  puzles, como entornos controlados de gran utilidad para la evaluación del desempeño de agentes y algoritmos de búsqueda. Dentro de esta categoría, el </w:t>
-      </w:r>
+        <w:t xml:space="preserve"> ha utilizado históricamente los juegos </w:t>
+      </w:r>
+      <w:proofErr w:type="gramStart"/>
+      <w:r>
+        <w:rPr>
+          <w:rFonts w:ascii="Times New Roman" w:eastAsia="Times New Roman" w:hAnsi="Times New Roman" w:cs="Times New Roman"/>
+          <w:kern w:val="0"/>
+          <w:sz w:val="20"/>
+          <w:szCs w:val="20"/>
+          <w:lang w:eastAsia="es-ES" w:bidi="ar-SA"/>
+        </w:rPr>
+        <w:t>y  puzles</w:t>
+      </w:r>
+      <w:proofErr w:type="gramEnd"/>
+      <w:r>
+        <w:rPr>
+          <w:rFonts w:ascii="Times New Roman" w:eastAsia="Times New Roman" w:hAnsi="Times New Roman" w:cs="Times New Roman"/>
+          <w:kern w:val="0"/>
+          <w:sz w:val="20"/>
+          <w:szCs w:val="20"/>
+          <w:lang w:eastAsia="es-ES" w:bidi="ar-SA"/>
+        </w:rPr>
+        <w:t xml:space="preserve">, como entornos controlados de gran utilidad para la evaluación del desempeño de agentes y algoritmos de búsqueda. Dentro de esta categoría, el </w:t>
+      </w:r>
+      <w:proofErr w:type="spellStart"/>
       <w:r>
         <w:rPr>
           <w:rFonts w:ascii="Times New Roman" w:eastAsia="Times New Roman" w:hAnsi="Times New Roman" w:cs="Times New Roman"/>
@@ -592,6 +735,7 @@
         </w:rPr>
         <w:t>enku</w:t>
       </w:r>
+      <w:proofErr w:type="spellEnd"/>
       <w:r>
         <w:rPr>
           <w:rFonts w:ascii="Times New Roman" w:eastAsia="Times New Roman" w:hAnsi="Times New Roman" w:cs="Times New Roman"/>
@@ -766,6 +910,7 @@
         </w:rPr>
         <w:t xml:space="preserve">, una partida de </w:t>
       </w:r>
+      <w:proofErr w:type="spellStart"/>
       <w:r>
         <w:rPr>
           <w:b/>
@@ -774,6 +919,7 @@
         </w:rPr>
         <w:t>Senku</w:t>
       </w:r>
+      <w:proofErr w:type="spellEnd"/>
       <w:r>
         <w:rPr>
           <w:lang w:val="es-ES"/>
@@ -826,6 +972,7 @@
         </w:rPr>
         <w:t xml:space="preserve">El objetivo de este trabajo es el diseño y desarrollo de un sistema capaz de modelar distintos escenarios del juego </w:t>
       </w:r>
+      <w:proofErr w:type="spellStart"/>
       <w:r>
         <w:rPr>
           <w:b/>
@@ -834,6 +981,7 @@
         </w:rPr>
         <w:t>Senku</w:t>
       </w:r>
+      <w:proofErr w:type="spellEnd"/>
       <w:r>
         <w:rPr>
           <w:lang w:val="es-ES"/>
@@ -907,7 +1055,7 @@
     </w:p>
     <w:p>
       <w:pPr>
-        <w:pStyle w:val="Ttulo1"/>
+        <w:pStyle w:val="Heading1"/>
         <w:rPr>
           <w:lang w:val="es-ES"/>
         </w:rPr>
@@ -935,7 +1083,7 @@
     </w:p>
     <w:p>
       <w:pPr>
-        <w:pStyle w:val="Ttulo2"/>
+        <w:pStyle w:val="Heading2"/>
         <w:rPr>
           <w:lang w:val="es-ES"/>
         </w:rPr>
@@ -1007,7 +1155,7 @@
     </w:p>
     <w:p>
       <w:pPr>
-        <w:pStyle w:val="Ttulo2"/>
+        <w:pStyle w:val="Heading2"/>
         <w:rPr>
           <w:lang w:val="es-ES"/>
         </w:rPr>
@@ -1030,7 +1178,27 @@
         <w:rPr>
           <w:lang w:val="es-ES"/>
         </w:rPr>
-        <w:t>Como trabajos relacionados hemos encontrado y consultado diferentes de ellos que estudian matemáticamente el juego del senku.  Estos son:</w:t>
+        <w:t xml:space="preserve">Como trabajos relacionados hemos encontrado y consultado diferentes de ellos que estudian matemáticamente el juego del </w:t>
+      </w:r>
+      <w:proofErr w:type="spellStart"/>
+      <w:r>
+        <w:rPr>
+          <w:lang w:val="es-ES"/>
+        </w:rPr>
+        <w:t>S</w:t>
+      </w:r>
+      <w:r>
+        <w:rPr>
+          <w:lang w:val="es-ES"/>
+        </w:rPr>
+        <w:t>enku</w:t>
+      </w:r>
+      <w:proofErr w:type="spellEnd"/>
+      <w:r>
+        <w:rPr>
+          <w:lang w:val="es-ES"/>
+        </w:rPr>
+        <w:t>.  Estos son:</w:t>
       </w:r>
     </w:p>
     <w:p>
@@ -1048,7 +1216,21 @@
         <w:rPr>
           <w:lang w:val="es-ES"/>
         </w:rPr>
-        <w:t xml:space="preserve">En el primer caso , </w:t>
+        <w:t xml:space="preserve">En el primer </w:t>
+      </w:r>
+      <w:proofErr w:type="gramStart"/>
+      <w:r>
+        <w:rPr>
+          <w:lang w:val="es-ES"/>
+        </w:rPr>
+        <w:t>caso ,</w:t>
+      </w:r>
+      <w:proofErr w:type="gramEnd"/>
+      <w:r>
+        <w:rPr>
+          <w:lang w:val="es-ES"/>
+        </w:rPr>
+        <w:t xml:space="preserve"> </w:t>
       </w:r>
       <w:r>
         <w:rPr>
@@ -1060,7 +1242,27 @@
         <w:rPr>
           <w:lang w:val="es-ES"/>
         </w:rPr>
-        <w:t>esta página se estudia el juego senku desde una vista tanto recreativa como computacional. Una de las partes más importantes e</w:t>
+        <w:t xml:space="preserve">esta página se estudia el juego </w:t>
+      </w:r>
+      <w:proofErr w:type="spellStart"/>
+      <w:r>
+        <w:rPr>
+          <w:lang w:val="es-ES"/>
+        </w:rPr>
+        <w:t>S</w:t>
+      </w:r>
+      <w:r>
+        <w:rPr>
+          <w:lang w:val="es-ES"/>
+        </w:rPr>
+        <w:t>enku</w:t>
+      </w:r>
+      <w:proofErr w:type="spellEnd"/>
+      <w:r>
+        <w:rPr>
+          <w:lang w:val="es-ES"/>
+        </w:rPr>
+        <w:t xml:space="preserve"> desde una vista tanto recreativa como computacional. Una de las partes más importantes e</w:t>
       </w:r>
       <w:r>
         <w:rPr>
@@ -1098,13 +1300,27 @@
         <w:rPr>
           <w:lang w:val="es-ES"/>
         </w:rPr>
-        <w:t>, donde explica cómo los algoritmos de búsqueda en espacio de estados se utilizan para resolver el juego automáticamente</w:t>
-      </w:r>
-      <w:r>
-        <w:rPr>
-          <w:lang w:val="es-ES"/>
-        </w:rPr>
-        <w:t xml:space="preserve">  [2]</w:t>
+        <w:t xml:space="preserve">, donde explica cómo los algoritmos de búsqueda en espacio de estados se utilizan para resolver el juego </w:t>
+      </w:r>
+      <w:proofErr w:type="gramStart"/>
+      <w:r>
+        <w:rPr>
+          <w:lang w:val="es-ES"/>
+        </w:rPr>
+        <w:t>automáticamente</w:t>
+      </w:r>
+      <w:r>
+        <w:rPr>
+          <w:lang w:val="es-ES"/>
+        </w:rPr>
+        <w:t xml:space="preserve">  [</w:t>
+      </w:r>
+      <w:proofErr w:type="gramEnd"/>
+      <w:r>
+        <w:rPr>
+          <w:lang w:val="es-ES"/>
+        </w:rPr>
+        <w:t>2]</w:t>
       </w:r>
       <w:r>
         <w:rPr>
@@ -1244,7 +1460,27 @@
         <w:rPr>
           <w:lang w:val="es-ES"/>
         </w:rPr>
-        <w:t xml:space="preserve"> se centra más en invariantes del senku para demostrar cuándo una partida de este juego es imposible de ganar, donde una invariante es una propiedad o cantidad que permanece constante durante todos los movimientos, y si un estado inicial y un estado final tienen invariantes diferentes, entonces es imposible llegar de uno a otro</w:t>
+        <w:t xml:space="preserve"> se centra más en invariantes del </w:t>
+      </w:r>
+      <w:proofErr w:type="spellStart"/>
+      <w:r>
+        <w:rPr>
+          <w:lang w:val="es-ES"/>
+        </w:rPr>
+        <w:t>S</w:t>
+      </w:r>
+      <w:r>
+        <w:rPr>
+          <w:lang w:val="es-ES"/>
+        </w:rPr>
+        <w:t>enku</w:t>
+      </w:r>
+      <w:proofErr w:type="spellEnd"/>
+      <w:r>
+        <w:rPr>
+          <w:lang w:val="es-ES"/>
+        </w:rPr>
+        <w:t xml:space="preserve"> para demostrar cuándo una partida de este juego es imposible de ganar, donde una invariante es una propiedad o cantidad que permanece constante durante todos los movimientos, y si un estado inicial y un estado final tienen invariantes diferentes, entonces es imposible llegar de uno a otro</w:t>
       </w:r>
       <w:r>
         <w:rPr>
@@ -1256,7 +1492,14 @@
         <w:rPr>
           <w:lang w:val="es-ES"/>
         </w:rPr>
-        <w:t xml:space="preserve">. Esta página nos ha ayudado junto a la siguiente para demostrar que la variante 1 del </w:t>
+        <w:t xml:space="preserve">. Esta página nos ha ayudado junto a la siguiente para demostrar que la </w:t>
+      </w:r>
+      <w:r>
+        <w:rPr>
+          <w:lang w:val="es-ES"/>
+        </w:rPr>
+        <w:lastRenderedPageBreak/>
+        <w:t xml:space="preserve">variante 1 del </w:t>
       </w:r>
       <w:r>
         <w:rPr>
@@ -1268,19 +1511,13 @@
         <w:rPr>
           <w:lang w:val="es-ES"/>
         </w:rPr>
-        <w:t xml:space="preserve">no es </w:t>
-      </w:r>
-      <w:r>
-        <w:rPr>
-          <w:lang w:val="es-ES"/>
-        </w:rPr>
-        <w:lastRenderedPageBreak/>
-        <w:t xml:space="preserve">solucionable si se tiene como estado inicial y final la </w:t>
+        <w:t xml:space="preserve">no es solucionable si se tiene como estado inicial y final la </w:t>
       </w:r>
       <w:r>
         <w:rPr>
           <w:i/>
           <w:iCs/>
+          <w:noProof/>
           <w:sz w:val="16"/>
           <w:szCs w:val="16"/>
           <w:lang w:val="es-ES"/>
@@ -1439,13 +1676,27 @@
         <w:rPr>
           <w:lang w:val="es-ES"/>
         </w:rPr>
-        <w:t xml:space="preserve"> propiedades estructurales tiene el juego</w:t>
-      </w:r>
-      <w:r>
-        <w:rPr>
-          <w:lang w:val="es-ES"/>
-        </w:rPr>
-        <w:t>[4]</w:t>
+        <w:t xml:space="preserve"> propiedades estructurales tiene el </w:t>
+      </w:r>
+      <w:proofErr w:type="gramStart"/>
+      <w:r>
+        <w:rPr>
+          <w:lang w:val="es-ES"/>
+        </w:rPr>
+        <w:t>juego</w:t>
+      </w:r>
+      <w:r>
+        <w:rPr>
+          <w:lang w:val="es-ES"/>
+        </w:rPr>
+        <w:t>[</w:t>
+      </w:r>
+      <w:proofErr w:type="gramEnd"/>
+      <w:r>
+        <w:rPr>
+          <w:lang w:val="es-ES"/>
+        </w:rPr>
+        <w:t>4]</w:t>
       </w:r>
       <w:r>
         <w:rPr>
@@ -1482,7 +1733,7 @@
     </w:p>
     <w:p>
       <w:pPr>
-        <w:pStyle w:val="Ttulo1"/>
+        <w:pStyle w:val="Heading1"/>
         <w:rPr>
           <w:lang w:val="es-ES"/>
         </w:rPr>
@@ -1547,6 +1798,7 @@
       </w:pPr>
       <w:r>
         <w:rPr>
+          <w:noProof/>
           <w:lang w:val="es-ES"/>
         </w:rPr>
         <w:drawing>
@@ -1614,7 +1866,57 @@
           <w:iCs/>
           <w:lang w:val="es-ES"/>
         </w:rPr>
-        <w:t>Diferentes variantes del senku obsequiadas por las instrucciones, variante 1 y 5 erradas.</w:t>
+        <w:t xml:space="preserve">Diferentes variantes del </w:t>
+      </w:r>
+      <w:proofErr w:type="spellStart"/>
+      <w:r>
+        <w:rPr>
+          <w:i/>
+          <w:iCs/>
+          <w:lang w:val="es-ES"/>
+        </w:rPr>
+        <w:t>S</w:t>
+      </w:r>
+      <w:r>
+        <w:rPr>
+          <w:i/>
+          <w:iCs/>
+          <w:lang w:val="es-ES"/>
+        </w:rPr>
+        <w:t>enku</w:t>
+      </w:r>
+      <w:proofErr w:type="spellEnd"/>
+      <w:r>
+        <w:rPr>
+          <w:i/>
+          <w:iCs/>
+          <w:lang w:val="es-ES"/>
+        </w:rPr>
+        <w:t xml:space="preserve"> </w:t>
+      </w:r>
+      <w:r>
+        <w:rPr>
+          <w:i/>
+          <w:iCs/>
+          <w:lang w:val="es-ES"/>
+        </w:rPr>
+        <w:t xml:space="preserve">indicadas en </w:t>
+      </w:r>
+      <w:r>
+        <w:rPr>
+          <w:i/>
+          <w:iCs/>
+          <w:lang w:val="es-ES"/>
+        </w:rPr>
+        <w:t>las instruccione</w:t>
+      </w:r>
+      <w:r>
+        <w:rPr>
+          <w:i/>
+          <w:iCs/>
+          <w:lang w:val="es-ES"/>
+        </w:rPr>
+        <w:t>s del problema.</w:t>
       </w:r>
     </w:p>
     <w:p>
@@ -1711,7 +2013,7 @@
     </w:p>
     <w:p>
       <w:pPr>
-        <w:pStyle w:val="Ttulo2"/>
+        <w:pStyle w:val="Heading2"/>
         <w:rPr>
           <w:lang w:val="es-ES"/>
         </w:rPr>
@@ -1752,8 +2054,16 @@
         <w:rPr>
           <w:lang w:val="es-ES"/>
         </w:rPr>
-        <w:t>e ha definido el dominio con las funciones que nos enseñaron de la librería unified_planning</w:t>
-      </w:r>
+        <w:t xml:space="preserve">e ha definido el dominio con las funciones que nos enseñaron de la librería </w:t>
+      </w:r>
+      <w:proofErr w:type="spellStart"/>
+      <w:r>
+        <w:rPr>
+          <w:lang w:val="es-ES"/>
+        </w:rPr>
+        <w:t>unified_planning</w:t>
+      </w:r>
+      <w:proofErr w:type="spellEnd"/>
       <w:r>
         <w:rPr>
           <w:lang w:val="es-ES"/>
@@ -1776,7 +2086,27 @@
         <w:rPr>
           <w:lang w:val="es-ES"/>
         </w:rPr>
-        <w:t>creando las instancias de los cinco tipos de senku establecidos en el enunciado del trabajo</w:t>
+        <w:t xml:space="preserve">creando las instancias de los cinco tipos de </w:t>
+      </w:r>
+      <w:proofErr w:type="spellStart"/>
+      <w:r>
+        <w:rPr>
+          <w:lang w:val="es-ES"/>
+        </w:rPr>
+        <w:t>S</w:t>
+      </w:r>
+      <w:r>
+        <w:rPr>
+          <w:lang w:val="es-ES"/>
+        </w:rPr>
+        <w:t>enku</w:t>
+      </w:r>
+      <w:proofErr w:type="spellEnd"/>
+      <w:r>
+        <w:rPr>
+          <w:lang w:val="es-ES"/>
+        </w:rPr>
+        <w:t xml:space="preserve"> establecidos en el enunciado del trabajo</w:t>
       </w:r>
       <w:r>
         <w:rPr>
@@ -1814,7 +2144,21 @@
         <w:rPr>
           <w:lang w:val="es-ES"/>
         </w:rPr>
-        <w:t xml:space="preserve"> se busca una solución con el conjunto de acciones realizadas para llegar a ella, mediante la función OneShotPlanner.</w:t>
+        <w:t xml:space="preserve"> se busca una solución con el conjunto de acciones realizadas para llegar a ella, mediante la función </w:t>
+      </w:r>
+      <w:proofErr w:type="spellStart"/>
+      <w:r>
+        <w:rPr>
+          <w:lang w:val="es-ES"/>
+        </w:rPr>
+        <w:t>OneShotPlanner</w:t>
+      </w:r>
+      <w:proofErr w:type="spellEnd"/>
+      <w:r>
+        <w:rPr>
+          <w:lang w:val="es-ES"/>
+        </w:rPr>
+        <w:t>.</w:t>
       </w:r>
     </w:p>
     <w:p>
@@ -1905,11 +2249,19 @@
         <w:t>nos permite indicar si una casilla tiene una ficha o no, lo que ya nos da la posibilidad de hacer representación completa de los estados del tablero. Para facilitar el paso entre estados definimos el segundo predicado: Conectadas(</w:t>
       </w:r>
       <w:proofErr w:type="spellStart"/>
-      <w:r>
-        <w:rPr>
-          <w:lang w:val="es-ES"/>
-        </w:rPr>
-        <w:t>a,b,c</w:t>
+      <w:proofErr w:type="gramStart"/>
+      <w:r>
+        <w:rPr>
+          <w:lang w:val="es-ES"/>
+        </w:rPr>
+        <w:t>a,b</w:t>
+      </w:r>
+      <w:proofErr w:type="gramEnd"/>
+      <w:r>
+        <w:rPr>
+          <w:lang w:val="es-ES"/>
+        </w:rPr>
+        <w:t>,c</w:t>
       </w:r>
       <w:proofErr w:type="spellEnd"/>
       <w:r>
@@ -1957,11 +2309,19 @@
         <w:t>el predicado Conectadas debe ser bidireccional, es decir, si tres casillas (</w:t>
       </w:r>
       <w:proofErr w:type="spellStart"/>
-      <w:r>
-        <w:rPr>
-          <w:lang w:val="es-ES"/>
-        </w:rPr>
-        <w:t>a,b,c</w:t>
+      <w:proofErr w:type="gramStart"/>
+      <w:r>
+        <w:rPr>
+          <w:lang w:val="es-ES"/>
+        </w:rPr>
+        <w:t>a,b</w:t>
+      </w:r>
+      <w:proofErr w:type="gramEnd"/>
+      <w:r>
+        <w:rPr>
+          <w:lang w:val="es-ES"/>
+        </w:rPr>
+        <w:t>,c</w:t>
       </w:r>
       <w:proofErr w:type="spellEnd"/>
       <w:r>
@@ -1971,11 +2331,19 @@
         <w:t>) están conectadas, se debe cumplir también que (</w:t>
       </w:r>
       <w:proofErr w:type="spellStart"/>
-      <w:r>
-        <w:rPr>
-          <w:lang w:val="es-ES"/>
-        </w:rPr>
-        <w:t>c,b,a</w:t>
+      <w:proofErr w:type="gramStart"/>
+      <w:r>
+        <w:rPr>
+          <w:lang w:val="es-ES"/>
+        </w:rPr>
+        <w:t>c,b</w:t>
+      </w:r>
+      <w:proofErr w:type="gramEnd"/>
+      <w:r>
+        <w:rPr>
+          <w:lang w:val="es-ES"/>
+        </w:rPr>
+        <w:t>,a</w:t>
       </w:r>
       <w:proofErr w:type="spellEnd"/>
       <w:r>
@@ -2011,11 +2379,19 @@
         <w:t xml:space="preserve"> acción: Saltar(</w:t>
       </w:r>
       <w:proofErr w:type="spellStart"/>
-      <w:r>
-        <w:rPr>
-          <w:lang w:val="es-ES"/>
-        </w:rPr>
-        <w:t>a,b,c</w:t>
+      <w:proofErr w:type="gramStart"/>
+      <w:r>
+        <w:rPr>
+          <w:lang w:val="es-ES"/>
+        </w:rPr>
+        <w:t>a,b</w:t>
+      </w:r>
+      <w:proofErr w:type="gramEnd"/>
+      <w:r>
+        <w:rPr>
+          <w:lang w:val="es-ES"/>
+        </w:rPr>
+        <w:t>,c</w:t>
       </w:r>
       <w:proofErr w:type="spellEnd"/>
       <w:r>
@@ -2039,11 +2415,19 @@
         <w:t>, que representa el movimiento de una ficha desde una casilla ocupada “a” hasta una casilla libre “c”, pasando por una casilla intermedia ocupada “c”. Las precondiciones para esta acción son que tanto “a” como “b” estén ocupadas, que “c” esté libre y que (</w:t>
       </w:r>
       <w:proofErr w:type="spellStart"/>
-      <w:r>
-        <w:rPr>
-          <w:lang w:val="es-ES"/>
-        </w:rPr>
-        <w:t>a,b,c</w:t>
+      <w:proofErr w:type="gramStart"/>
+      <w:r>
+        <w:rPr>
+          <w:lang w:val="es-ES"/>
+        </w:rPr>
+        <w:t>a,b</w:t>
+      </w:r>
+      <w:proofErr w:type="gramEnd"/>
+      <w:r>
+        <w:rPr>
+          <w:lang w:val="es-ES"/>
+        </w:rPr>
+        <w:t>,c</w:t>
       </w:r>
       <w:proofErr w:type="spellEnd"/>
       <w:r>
@@ -2116,7 +2500,14 @@
         <w:rPr>
           <w:lang w:val="es-ES"/>
         </w:rPr>
-        <w:t xml:space="preserve">escribir dicha representación en un archivo </w:t>
+        <w:t xml:space="preserve">escribir dicha representación en un </w:t>
+      </w:r>
+      <w:proofErr w:type="gramStart"/>
+      <w:r>
+        <w:rPr>
+          <w:lang w:val="es-ES"/>
+        </w:rPr>
+        <w:t xml:space="preserve">archivo </w:t>
       </w:r>
       <w:r>
         <w:rPr>
@@ -2136,6 +2527,7 @@
         <w:t>pddl</w:t>
       </w:r>
       <w:proofErr w:type="spellEnd"/>
+      <w:proofErr w:type="gramEnd"/>
       <w:r>
         <w:rPr>
           <w:lang w:val="es-ES"/>
@@ -2175,6 +2567,7 @@
         </w:rPr>
         <w:t xml:space="preserve"> en esta sección, habiendo definido el dominio y los problemas hemos utilizado el planificador </w:t>
       </w:r>
+      <w:proofErr w:type="spellStart"/>
       <w:r>
         <w:rPr>
           <w:i/>
@@ -2183,6 +2576,7 @@
         </w:rPr>
         <w:t>OneShotPlanner</w:t>
       </w:r>
+      <w:proofErr w:type="spellEnd"/>
       <w:r>
         <w:rPr>
           <w:u w:val="single"/>
@@ -2223,7 +2617,7 @@
     </w:p>
     <w:p>
       <w:pPr>
-        <w:pStyle w:val="Ttulo2"/>
+        <w:pStyle w:val="Heading2"/>
         <w:rPr>
           <w:lang w:val="es-ES"/>
         </w:rPr>
@@ -2318,7 +2712,27 @@
         <w:rPr>
           <w:lang w:val="es-ES"/>
         </w:rPr>
-        <w:t xml:space="preserve">adelante. Junto con este algoritmo y algunas funciones auxiliares se ha llegado al objetivo de solucionar las cinco variantes del senku señaladas en las instrucciones del trabajo. Para llegar a solucionarlas se ha ido optimizando el algoritmo y la heurística pagoda mediante el estudio de ambos en las páginas referenciadas anteriormente y </w:t>
+        <w:t xml:space="preserve">adelante. Junto con este algoritmo y algunas funciones auxiliares se ha llegado al objetivo de solucionar las cinco variantes del </w:t>
+      </w:r>
+      <w:proofErr w:type="spellStart"/>
+      <w:r>
+        <w:rPr>
+          <w:lang w:val="es-ES"/>
+        </w:rPr>
+        <w:t>S</w:t>
+      </w:r>
+      <w:r>
+        <w:rPr>
+          <w:lang w:val="es-ES"/>
+        </w:rPr>
+        <w:t>enku</w:t>
+      </w:r>
+      <w:proofErr w:type="spellEnd"/>
+      <w:r>
+        <w:rPr>
+          <w:lang w:val="es-ES"/>
+        </w:rPr>
+        <w:t xml:space="preserve"> señaladas en las instrucciones del trabajo. Para llegar a solucionarlas se ha ido optimizando el algoritmo y la heurística pagoda mediante el estudio de ambos en las páginas referenciadas anteriormente y </w:t>
       </w:r>
       <w:r>
         <w:rPr>
@@ -2386,7 +2800,14 @@
         <w:rPr>
           <w:lang w:val="es-ES"/>
         </w:rPr>
-        <w:t xml:space="preserve">Entrando más en detalle, el primer obstáculo al que nos hemos enfrentado ha sido la lectura de archivos </w:t>
+        <w:t xml:space="preserve">Entrando más en detalle, el primer obstáculo al que nos hemos enfrentado ha sido la lectura de </w:t>
+      </w:r>
+      <w:proofErr w:type="gramStart"/>
+      <w:r>
+        <w:rPr>
+          <w:lang w:val="es-ES"/>
+        </w:rPr>
+        <w:t xml:space="preserve">archivos </w:t>
       </w:r>
       <w:r>
         <w:rPr>
@@ -2406,6 +2827,7 @@
         <w:t>pddl</w:t>
       </w:r>
       <w:proofErr w:type="spellEnd"/>
+      <w:proofErr w:type="gramEnd"/>
       <w:r>
         <w:rPr>
           <w:lang w:val="es-ES"/>
@@ -2454,7 +2876,21 @@
         <w:rPr>
           <w:lang w:val="es-ES"/>
         </w:rPr>
-        <w:t xml:space="preserve">Para diseñar nuestro algoritmo de búsqueda, nos decantamos por utilizar un sistema basado en búsqueda en espacios de estado más que en grafos, ya que debido a la naturaleza del senku podemos usar esta versión más simple de búsqueda de soluciones para mejorar la legibilidad y mantenibilidad de nuestro algoritmo sin que ello implique una pérdida significativa de eficiencia. La representación de estados se ha realizado mediante objetos </w:t>
+        <w:t xml:space="preserve">Para diseñar nuestro algoritmo de búsqueda, nos decantamos por utilizar un sistema basado en búsqueda en espacios de estado más que en grafos, ya que debido a la naturaleza del </w:t>
+      </w:r>
+      <w:proofErr w:type="spellStart"/>
+      <w:r>
+        <w:rPr>
+          <w:lang w:val="es-ES"/>
+        </w:rPr>
+        <w:t>Senku</w:t>
+      </w:r>
+      <w:proofErr w:type="spellEnd"/>
+      <w:r>
+        <w:rPr>
+          <w:lang w:val="es-ES"/>
+        </w:rPr>
+        <w:t xml:space="preserve"> podemos usar esta versión más simple de búsqueda de soluciones para mejorar la legibilidad y mantenibilidad de nuestro algoritmo sin que ello implique una pérdida significativa de eficiencia. La representación de estados se ha realizado mediante objetos </w:t>
       </w:r>
       <w:proofErr w:type="spellStart"/>
       <w:r>
@@ -2510,6 +2946,7 @@
       </w:pPr>
       <w:r>
         <w:rPr>
+          <w:noProof/>
           <w:lang w:val="es-ES"/>
         </w:rPr>
         <mc:AlternateContent>
@@ -2727,23 +3164,80 @@
                               <w:jc w:val="left"/>
                               <w:rPr>
                                 <w:sz w:val="18"/>
-                                <w:lang w:val="es-ES"/>
+                              </w:rPr>
+                            </w:pPr>
+                            <w:proofErr w:type="spellStart"/>
+                            <w:r>
+                              <w:rPr>
+                                <w:b/>
+                                <w:sz w:val="18"/>
+                              </w:rPr>
+                              <w:t>Algoritmo</w:t>
+                            </w:r>
+                            <w:proofErr w:type="spellEnd"/>
+                            <w:r>
+                              <w:rPr>
+                                <w:sz w:val="18"/>
+                              </w:rPr>
+                              <w:t>:</w:t>
+                            </w:r>
+                          </w:p>
+                          <w:p>
+                            <w:pPr>
+                              <w:pStyle w:val="Standard"/>
+                              <w:jc w:val="left"/>
+                              <w:rPr>
+                                <w:sz w:val="18"/>
                               </w:rPr>
                             </w:pPr>
                             <w:r>
                               <w:rPr>
-                                <w:b/>
                                 <w:sz w:val="18"/>
-                                <w:lang w:val="es-ES"/>
                               </w:rPr>
-                              <w:t>Algoritmo</w:t>
+                              <w:t xml:space="preserve">       P = </w:t>
                             </w:r>
+                            <w:proofErr w:type="gramStart"/>
                             <w:r>
                               <w:rPr>
                                 <w:sz w:val="18"/>
-                                <w:lang w:val="es-ES"/>
                               </w:rPr>
-                              <w:t>:</w:t>
+                              <w:t>List[</w:t>
+                            </w:r>
+                            <w:proofErr w:type="gramEnd"/>
+                            <w:r>
+                              <w:rPr>
+                                <w:sz w:val="18"/>
+                              </w:rPr>
+                              <w:t>]</w:t>
+                            </w:r>
+                          </w:p>
+                          <w:p>
+                            <w:pPr>
+                              <w:pStyle w:val="Standard"/>
+                              <w:jc w:val="left"/>
+                              <w:rPr>
+                                <w:sz w:val="18"/>
+                              </w:rPr>
+                            </w:pPr>
+                            <w:r>
+                              <w:rPr>
+                                <w:sz w:val="18"/>
+                              </w:rPr>
+                              <w:t xml:space="preserve">       B = List [Set(</w:t>
+                            </w:r>
+                            <w:proofErr w:type="gramStart"/>
+                            <w:r>
+                              <w:rPr>
+                                <w:sz w:val="18"/>
+                              </w:rPr>
+                              <w:t>E,P</w:t>
+                            </w:r>
+                            <w:proofErr w:type="gramEnd"/>
+                            <w:r>
+                              <w:rPr>
+                                <w:sz w:val="18"/>
+                              </w:rPr>
+                              <w:t>)]</w:t>
                             </w:r>
                           </w:p>
                           <w:p>
@@ -2758,43 +3252,15 @@
                             <w:r>
                               <w:rPr>
                                 <w:sz w:val="18"/>
-                                <w:lang w:val="es-ES"/>
                               </w:rPr>
-                              <w:t xml:space="preserve">       P = List[]</w:t>
+                              <w:t xml:space="preserve">       </w:t>
                             </w:r>
-                          </w:p>
-                          <w:p>
-                            <w:pPr>
-                              <w:pStyle w:val="Standard"/>
-                              <w:jc w:val="left"/>
-                              <w:rPr>
-                                <w:sz w:val="18"/>
-                                <w:lang w:val="es-ES"/>
-                              </w:rPr>
-                            </w:pPr>
                             <w:r>
                               <w:rPr>
                                 <w:sz w:val="18"/>
                                 <w:lang w:val="es-ES"/>
                               </w:rPr>
-                              <w:t xml:space="preserve">       B = List [Set(E,P)]</w:t>
-                            </w:r>
-                          </w:p>
-                          <w:p>
-                            <w:pPr>
-                              <w:pStyle w:val="Standard"/>
-                              <w:jc w:val="left"/>
-                              <w:rPr>
-                                <w:sz w:val="18"/>
-                                <w:lang w:val="es-ES"/>
-                              </w:rPr>
-                            </w:pPr>
-                            <w:r>
-                              <w:rPr>
-                                <w:sz w:val="18"/>
-                                <w:lang w:val="es-ES"/>
-                              </w:rPr>
-                              <w:t xml:space="preserve">       Mientras B no esté vacío:</w:t>
+                              <w:t>Mientras B no esté vacío:</w:t>
                             </w:r>
                           </w:p>
                           <w:p>
@@ -2831,6 +3297,7 @@
                               <w:tab/>
                             </w:r>
                             <w:proofErr w:type="spellStart"/>
+                            <w:proofErr w:type="gramStart"/>
                             <w:r>
                               <w:rPr>
                                 <w:sz w:val="18"/>
@@ -2844,7 +3311,15 @@
                                 <w:sz w:val="18"/>
                                 <w:lang w:val="es-ES"/>
                               </w:rPr>
-                              <w:t>(estado e</w:t>
+                              <w:t>(</w:t>
+                            </w:r>
+                            <w:proofErr w:type="gramEnd"/>
+                            <w:r>
+                              <w:rPr>
+                                <w:sz w:val="18"/>
+                                <w:lang w:val="es-ES"/>
+                              </w:rPr>
+                              <w:t>estado e</w:t>
                             </w:r>
                             <w:r>
                               <w:rPr>
@@ -2903,6 +3378,7 @@
                               <w:t xml:space="preserve">     </w:t>
                             </w:r>
                             <w:proofErr w:type="spellStart"/>
+                            <w:proofErr w:type="gramStart"/>
                             <w:r>
                               <w:rPr>
                                 <w:sz w:val="18"/>
@@ -2919,6 +3395,7 @@
                               <w:t>(</w:t>
                             </w:r>
                             <w:proofErr w:type="spellStart"/>
+                            <w:proofErr w:type="gramEnd"/>
                             <w:r>
                               <w:rPr>
                                 <w:sz w:val="18"/>
@@ -2974,7 +3451,15 @@
                                 <w:sz w:val="18"/>
                                 <w:lang w:val="es-ES"/>
                               </w:rPr>
-                              <w:t>aplicar_mov</w:t>
+                              <w:t>aplicar_</w:t>
+                            </w:r>
+                            <w:proofErr w:type="gramStart"/>
+                            <w:r>
+                              <w:rPr>
+                                <w:sz w:val="18"/>
+                                <w:lang w:val="es-ES"/>
+                              </w:rPr>
+                              <w:t>mov</w:t>
                             </w:r>
                             <w:proofErr w:type="spellEnd"/>
                             <w:r>
@@ -2982,7 +3467,15 @@
                                 <w:sz w:val="18"/>
                                 <w:lang w:val="es-ES"/>
                               </w:rPr>
-                              <w:t xml:space="preserve">(e, </w:t>
+                              <w:t>(</w:t>
+                            </w:r>
+                            <w:proofErr w:type="gramEnd"/>
+                            <w:r>
+                              <w:rPr>
+                                <w:sz w:val="18"/>
+                                <w:lang w:val="es-ES"/>
+                              </w:rPr>
+                              <w:t xml:space="preserve">e, </w:t>
                             </w:r>
                             <w:proofErr w:type="spellStart"/>
                             <w:r>
@@ -3197,7 +3690,23 @@
                                 <w:lang w:val="es-ES"/>
                               </w:rPr>
                               <w:tab/>
-                              <w:t xml:space="preserve">          h  = </w:t>
+                              <w:t xml:space="preserve">          </w:t>
+                            </w:r>
+                            <w:proofErr w:type="gramStart"/>
+                            <w:r>
+                              <w:rPr>
+                                <w:sz w:val="18"/>
+                                <w:lang w:val="es-ES"/>
+                              </w:rPr>
+                              <w:t>h  =</w:t>
+                            </w:r>
+                            <w:proofErr w:type="gramEnd"/>
+                            <w:r>
+                              <w:rPr>
+                                <w:sz w:val="18"/>
+                                <w:lang w:val="es-ES"/>
+                              </w:rPr>
+                              <w:t xml:space="preserve"> </w:t>
                             </w:r>
                             <w:proofErr w:type="spellStart"/>
                             <w:r>
@@ -3250,6 +3759,7 @@
                               <w:t xml:space="preserve">          </w:t>
                             </w:r>
                             <w:proofErr w:type="spellStart"/>
+                            <w:proofErr w:type="gramStart"/>
                             <w:r>
                               <w:rPr>
                                 <w:sz w:val="18"/>
@@ -3266,6 +3776,7 @@
                               <w:t>( (</w:t>
                             </w:r>
                             <w:proofErr w:type="spellStart"/>
+                            <w:proofErr w:type="gramEnd"/>
                             <w:r>
                               <w:rPr>
                                 <w:sz w:val="18"/>
@@ -3290,12 +3801,91 @@
                               <w:t>nuevo_p</w:t>
                             </w:r>
                             <w:proofErr w:type="spellEnd"/>
+                            <w:proofErr w:type="gramStart"/>
                             <w:r>
                               <w:rPr>
                                 <w:sz w:val="18"/>
                                 <w:lang w:val="es-ES"/>
                               </w:rPr>
                               <w:t>) )</w:t>
+                            </w:r>
+                            <w:proofErr w:type="gramEnd"/>
+                          </w:p>
+                          <w:p>
+                            <w:pPr>
+                              <w:pStyle w:val="Standard"/>
+                              <w:jc w:val="left"/>
+                              <w:rPr>
+                                <w:sz w:val="18"/>
+                              </w:rPr>
+                            </w:pPr>
+                            <w:r>
+                              <w:rPr>
+                                <w:sz w:val="18"/>
+                                <w:lang w:val="es-ES"/>
+                              </w:rPr>
+                              <w:tab/>
+                            </w:r>
+                            <w:proofErr w:type="spellStart"/>
+                            <w:proofErr w:type="gramStart"/>
+                            <w:r>
+                              <w:rPr>
+                                <w:sz w:val="18"/>
+                              </w:rPr>
+                              <w:t>candidatos.sort</w:t>
+                            </w:r>
+                            <w:proofErr w:type="spellEnd"/>
+                            <w:proofErr w:type="gramEnd"/>
+                            <w:r>
+                              <w:rPr>
+                                <w:sz w:val="18"/>
+                              </w:rPr>
+                              <w:t>(key=h)</w:t>
+                            </w:r>
+                          </w:p>
+                          <w:p>
+                            <w:pPr>
+                              <w:pStyle w:val="Standard"/>
+                              <w:jc w:val="left"/>
+                              <w:rPr>
+                                <w:sz w:val="18"/>
+                              </w:rPr>
+                            </w:pPr>
+                            <w:r>
+                              <w:rPr>
+                                <w:sz w:val="18"/>
+                              </w:rPr>
+                              <w:tab/>
+                              <w:t xml:space="preserve">beam = </w:t>
+                            </w:r>
+                            <w:proofErr w:type="spellStart"/>
+                            <w:r>
+                              <w:rPr>
+                                <w:sz w:val="18"/>
+                              </w:rPr>
+                              <w:t>candidatos</w:t>
+                            </w:r>
+                            <w:proofErr w:type="spellEnd"/>
+                            <w:proofErr w:type="gramStart"/>
+                            <w:r>
+                              <w:rPr>
+                                <w:sz w:val="18"/>
+                              </w:rPr>
+                              <w:t>[:</w:t>
+                            </w:r>
+                            <w:r>
+                              <w:rPr>
+                                <w:sz w:val="18"/>
+                                <w:lang w:val="es-ES"/>
+                              </w:rPr>
+                              <w:t>β</w:t>
+                            </w:r>
+                            <w:proofErr w:type="gramEnd"/>
+                            <w:r>
+                              <w:rPr>
+                                <w:sz w:val="18"/>
+                              </w:rPr>
+                              <w:t>]</w:t>
                             </w:r>
                           </w:p>
                           <w:p>
@@ -3310,74 +3900,6 @@
                             <w:r>
                               <w:rPr>
                                 <w:sz w:val="18"/>
-                                <w:lang w:val="es-ES"/>
-                              </w:rPr>
-                              <w:tab/>
-                            </w:r>
-                            <w:proofErr w:type="spellStart"/>
-                            <w:r>
-                              <w:rPr>
-                                <w:sz w:val="18"/>
-                                <w:lang w:val="es-ES"/>
-                              </w:rPr>
-                              <w:t>candidatos.sort</w:t>
-                            </w:r>
-                            <w:proofErr w:type="spellEnd"/>
-                            <w:r>
-                              <w:rPr>
-                                <w:sz w:val="18"/>
-                                <w:lang w:val="es-ES"/>
-                              </w:rPr>
-                              <w:t>(</w:t>
-                            </w:r>
-                            <w:proofErr w:type="spellStart"/>
-                            <w:r>
-                              <w:rPr>
-                                <w:sz w:val="18"/>
-                                <w:lang w:val="es-ES"/>
-                              </w:rPr>
-                              <w:t>key</w:t>
-                            </w:r>
-                            <w:proofErr w:type="spellEnd"/>
-                            <w:r>
-                              <w:rPr>
-                                <w:sz w:val="18"/>
-                                <w:lang w:val="es-ES"/>
-                              </w:rPr>
-                              <w:t>=h)</w:t>
-                            </w:r>
-                          </w:p>
-                          <w:p>
-                            <w:pPr>
-                              <w:pStyle w:val="Standard"/>
-                              <w:jc w:val="left"/>
-                              <w:rPr>
-                                <w:sz w:val="18"/>
-                                <w:lang w:val="es-ES"/>
-                              </w:rPr>
-                            </w:pPr>
-                            <w:r>
-                              <w:rPr>
-                                <w:sz w:val="18"/>
-                                <w:lang w:val="es-ES"/>
-                              </w:rPr>
-                              <w:tab/>
-                              <w:t>beam = candidatos[:β]</w:t>
-                            </w:r>
-                          </w:p>
-                          <w:p>
-                            <w:pPr>
-                              <w:pStyle w:val="Standard"/>
-                              <w:jc w:val="left"/>
-                              <w:rPr>
-                                <w:sz w:val="18"/>
-                                <w:lang w:val="es-ES"/>
-                              </w:rPr>
-                            </w:pPr>
-                            <w:r>
-                              <w:rPr>
-                                <w:sz w:val="18"/>
-                                <w:lang w:val="es-ES"/>
                               </w:rPr>
                               <w:t xml:space="preserve">       </w:t>
                             </w:r>
@@ -3608,23 +4130,80 @@
                         <w:jc w:val="left"/>
                         <w:rPr>
                           <w:sz w:val="18"/>
-                          <w:lang w:val="es-ES"/>
+                        </w:rPr>
+                      </w:pPr>
+                      <w:proofErr w:type="spellStart"/>
+                      <w:r>
+                        <w:rPr>
+                          <w:b/>
+                          <w:sz w:val="18"/>
+                        </w:rPr>
+                        <w:t>Algoritmo</w:t>
+                      </w:r>
+                      <w:proofErr w:type="spellEnd"/>
+                      <w:r>
+                        <w:rPr>
+                          <w:sz w:val="18"/>
+                        </w:rPr>
+                        <w:t>:</w:t>
+                      </w:r>
+                    </w:p>
+                    <w:p>
+                      <w:pPr>
+                        <w:pStyle w:val="Standard"/>
+                        <w:jc w:val="left"/>
+                        <w:rPr>
+                          <w:sz w:val="18"/>
                         </w:rPr>
                       </w:pPr>
                       <w:r>
                         <w:rPr>
-                          <w:b/>
                           <w:sz w:val="18"/>
-                          <w:lang w:val="es-ES"/>
                         </w:rPr>
-                        <w:t>Algoritmo</w:t>
+                        <w:t xml:space="preserve">       P = </w:t>
                       </w:r>
+                      <w:proofErr w:type="gramStart"/>
                       <w:r>
                         <w:rPr>
                           <w:sz w:val="18"/>
-                          <w:lang w:val="es-ES"/>
                         </w:rPr>
-                        <w:t>:</w:t>
+                        <w:t>List[</w:t>
+                      </w:r>
+                      <w:proofErr w:type="gramEnd"/>
+                      <w:r>
+                        <w:rPr>
+                          <w:sz w:val="18"/>
+                        </w:rPr>
+                        <w:t>]</w:t>
+                      </w:r>
+                    </w:p>
+                    <w:p>
+                      <w:pPr>
+                        <w:pStyle w:val="Standard"/>
+                        <w:jc w:val="left"/>
+                        <w:rPr>
+                          <w:sz w:val="18"/>
+                        </w:rPr>
+                      </w:pPr>
+                      <w:r>
+                        <w:rPr>
+                          <w:sz w:val="18"/>
+                        </w:rPr>
+                        <w:t xml:space="preserve">       B = List [Set(</w:t>
+                      </w:r>
+                      <w:proofErr w:type="gramStart"/>
+                      <w:r>
+                        <w:rPr>
+                          <w:sz w:val="18"/>
+                        </w:rPr>
+                        <w:t>E,P</w:t>
+                      </w:r>
+                      <w:proofErr w:type="gramEnd"/>
+                      <w:r>
+                        <w:rPr>
+                          <w:sz w:val="18"/>
+                        </w:rPr>
+                        <w:t>)]</w:t>
                       </w:r>
                     </w:p>
                     <w:p>
@@ -3639,43 +4218,15 @@
                       <w:r>
                         <w:rPr>
                           <w:sz w:val="18"/>
-                          <w:lang w:val="es-ES"/>
                         </w:rPr>
-                        <w:t xml:space="preserve">       P = List[]</w:t>
+                        <w:t xml:space="preserve">       </w:t>
                       </w:r>
-                    </w:p>
-                    <w:p>
-                      <w:pPr>
-                        <w:pStyle w:val="Standard"/>
-                        <w:jc w:val="left"/>
-                        <w:rPr>
-                          <w:sz w:val="18"/>
-                          <w:lang w:val="es-ES"/>
-                        </w:rPr>
-                      </w:pPr>
                       <w:r>
                         <w:rPr>
                           <w:sz w:val="18"/>
                           <w:lang w:val="es-ES"/>
                         </w:rPr>
-                        <w:t xml:space="preserve">       B = List [Set(E,P)]</w:t>
-                      </w:r>
-                    </w:p>
-                    <w:p>
-                      <w:pPr>
-                        <w:pStyle w:val="Standard"/>
-                        <w:jc w:val="left"/>
-                        <w:rPr>
-                          <w:sz w:val="18"/>
-                          <w:lang w:val="es-ES"/>
-                        </w:rPr>
-                      </w:pPr>
-                      <w:r>
-                        <w:rPr>
-                          <w:sz w:val="18"/>
-                          <w:lang w:val="es-ES"/>
-                        </w:rPr>
-                        <w:t xml:space="preserve">       Mientras B no esté vacío:</w:t>
+                        <w:t>Mientras B no esté vacío:</w:t>
                       </w:r>
                     </w:p>
                     <w:p>
@@ -3712,6 +4263,7 @@
                         <w:tab/>
                       </w:r>
                       <w:proofErr w:type="spellStart"/>
+                      <w:proofErr w:type="gramStart"/>
                       <w:r>
                         <w:rPr>
                           <w:sz w:val="18"/>
@@ -3725,7 +4277,15 @@
                           <w:sz w:val="18"/>
                           <w:lang w:val="es-ES"/>
                         </w:rPr>
-                        <w:t>(estado e</w:t>
+                        <w:t>(</w:t>
+                      </w:r>
+                      <w:proofErr w:type="gramEnd"/>
+                      <w:r>
+                        <w:rPr>
+                          <w:sz w:val="18"/>
+                          <w:lang w:val="es-ES"/>
+                        </w:rPr>
+                        <w:t>estado e</w:t>
                       </w:r>
                       <w:r>
                         <w:rPr>
@@ -3784,6 +4344,7 @@
                         <w:t xml:space="preserve">     </w:t>
                       </w:r>
                       <w:proofErr w:type="spellStart"/>
+                      <w:proofErr w:type="gramStart"/>
                       <w:r>
                         <w:rPr>
                           <w:sz w:val="18"/>
@@ -3800,6 +4361,7 @@
                         <w:t>(</w:t>
                       </w:r>
                       <w:proofErr w:type="spellStart"/>
+                      <w:proofErr w:type="gramEnd"/>
                       <w:r>
                         <w:rPr>
                           <w:sz w:val="18"/>
@@ -3855,7 +4417,15 @@
                           <w:sz w:val="18"/>
                           <w:lang w:val="es-ES"/>
                         </w:rPr>
-                        <w:t>aplicar_mov</w:t>
+                        <w:t>aplicar_</w:t>
+                      </w:r>
+                      <w:proofErr w:type="gramStart"/>
+                      <w:r>
+                        <w:rPr>
+                          <w:sz w:val="18"/>
+                          <w:lang w:val="es-ES"/>
+                        </w:rPr>
+                        <w:t>mov</w:t>
                       </w:r>
                       <w:proofErr w:type="spellEnd"/>
                       <w:r>
@@ -3863,7 +4433,15 @@
                           <w:sz w:val="18"/>
                           <w:lang w:val="es-ES"/>
                         </w:rPr>
-                        <w:t xml:space="preserve">(e, </w:t>
+                        <w:t>(</w:t>
+                      </w:r>
+                      <w:proofErr w:type="gramEnd"/>
+                      <w:r>
+                        <w:rPr>
+                          <w:sz w:val="18"/>
+                          <w:lang w:val="es-ES"/>
+                        </w:rPr>
+                        <w:t xml:space="preserve">e, </w:t>
                       </w:r>
                       <w:proofErr w:type="spellStart"/>
                       <w:r>
@@ -4078,7 +4656,23 @@
                           <w:lang w:val="es-ES"/>
                         </w:rPr>
                         <w:tab/>
-                        <w:t xml:space="preserve">          h  = </w:t>
+                        <w:t xml:space="preserve">          </w:t>
+                      </w:r>
+                      <w:proofErr w:type="gramStart"/>
+                      <w:r>
+                        <w:rPr>
+                          <w:sz w:val="18"/>
+                          <w:lang w:val="es-ES"/>
+                        </w:rPr>
+                        <w:t>h  =</w:t>
+                      </w:r>
+                      <w:proofErr w:type="gramEnd"/>
+                      <w:r>
+                        <w:rPr>
+                          <w:sz w:val="18"/>
+                          <w:lang w:val="es-ES"/>
+                        </w:rPr>
+                        <w:t xml:space="preserve"> </w:t>
                       </w:r>
                       <w:proofErr w:type="spellStart"/>
                       <w:r>
@@ -4131,6 +4725,7 @@
                         <w:t xml:space="preserve">          </w:t>
                       </w:r>
                       <w:proofErr w:type="spellStart"/>
+                      <w:proofErr w:type="gramStart"/>
                       <w:r>
                         <w:rPr>
                           <w:sz w:val="18"/>
@@ -4147,6 +4742,7 @@
                         <w:t>( (</w:t>
                       </w:r>
                       <w:proofErr w:type="spellStart"/>
+                      <w:proofErr w:type="gramEnd"/>
                       <w:r>
                         <w:rPr>
                           <w:sz w:val="18"/>
@@ -4171,12 +4767,91 @@
                         <w:t>nuevo_p</w:t>
                       </w:r>
                       <w:proofErr w:type="spellEnd"/>
+                      <w:proofErr w:type="gramStart"/>
                       <w:r>
                         <w:rPr>
                           <w:sz w:val="18"/>
                           <w:lang w:val="es-ES"/>
                         </w:rPr>
                         <w:t>) )</w:t>
+                      </w:r>
+                      <w:proofErr w:type="gramEnd"/>
+                    </w:p>
+                    <w:p>
+                      <w:pPr>
+                        <w:pStyle w:val="Standard"/>
+                        <w:jc w:val="left"/>
+                        <w:rPr>
+                          <w:sz w:val="18"/>
+                        </w:rPr>
+                      </w:pPr>
+                      <w:r>
+                        <w:rPr>
+                          <w:sz w:val="18"/>
+                          <w:lang w:val="es-ES"/>
+                        </w:rPr>
+                        <w:tab/>
+                      </w:r>
+                      <w:proofErr w:type="spellStart"/>
+                      <w:proofErr w:type="gramStart"/>
+                      <w:r>
+                        <w:rPr>
+                          <w:sz w:val="18"/>
+                        </w:rPr>
+                        <w:t>candidatos.sort</w:t>
+                      </w:r>
+                      <w:proofErr w:type="spellEnd"/>
+                      <w:proofErr w:type="gramEnd"/>
+                      <w:r>
+                        <w:rPr>
+                          <w:sz w:val="18"/>
+                        </w:rPr>
+                        <w:t>(key=h)</w:t>
+                      </w:r>
+                    </w:p>
+                    <w:p>
+                      <w:pPr>
+                        <w:pStyle w:val="Standard"/>
+                        <w:jc w:val="left"/>
+                        <w:rPr>
+                          <w:sz w:val="18"/>
+                        </w:rPr>
+                      </w:pPr>
+                      <w:r>
+                        <w:rPr>
+                          <w:sz w:val="18"/>
+                        </w:rPr>
+                        <w:tab/>
+                        <w:t xml:space="preserve">beam = </w:t>
+                      </w:r>
+                      <w:proofErr w:type="spellStart"/>
+                      <w:r>
+                        <w:rPr>
+                          <w:sz w:val="18"/>
+                        </w:rPr>
+                        <w:t>candidatos</w:t>
+                      </w:r>
+                      <w:proofErr w:type="spellEnd"/>
+                      <w:proofErr w:type="gramStart"/>
+                      <w:r>
+                        <w:rPr>
+                          <w:sz w:val="18"/>
+                        </w:rPr>
+                        <w:t>[:</w:t>
+                      </w:r>
+                      <w:r>
+                        <w:rPr>
+                          <w:sz w:val="18"/>
+                          <w:lang w:val="es-ES"/>
+                        </w:rPr>
+                        <w:t>β</w:t>
+                      </w:r>
+                      <w:proofErr w:type="gramEnd"/>
+                      <w:r>
+                        <w:rPr>
+                          <w:sz w:val="18"/>
+                        </w:rPr>
+                        <w:t>]</w:t>
                       </w:r>
                     </w:p>
                     <w:p>
@@ -4191,74 +4866,6 @@
                       <w:r>
                         <w:rPr>
                           <w:sz w:val="18"/>
-                          <w:lang w:val="es-ES"/>
-                        </w:rPr>
-                        <w:tab/>
-                      </w:r>
-                      <w:proofErr w:type="spellStart"/>
-                      <w:r>
-                        <w:rPr>
-                          <w:sz w:val="18"/>
-                          <w:lang w:val="es-ES"/>
-                        </w:rPr>
-                        <w:t>candidatos.sort</w:t>
-                      </w:r>
-                      <w:proofErr w:type="spellEnd"/>
-                      <w:r>
-                        <w:rPr>
-                          <w:sz w:val="18"/>
-                          <w:lang w:val="es-ES"/>
-                        </w:rPr>
-                        <w:t>(</w:t>
-                      </w:r>
-                      <w:proofErr w:type="spellStart"/>
-                      <w:r>
-                        <w:rPr>
-                          <w:sz w:val="18"/>
-                          <w:lang w:val="es-ES"/>
-                        </w:rPr>
-                        <w:t>key</w:t>
-                      </w:r>
-                      <w:proofErr w:type="spellEnd"/>
-                      <w:r>
-                        <w:rPr>
-                          <w:sz w:val="18"/>
-                          <w:lang w:val="es-ES"/>
-                        </w:rPr>
-                        <w:t>=h)</w:t>
-                      </w:r>
-                    </w:p>
-                    <w:p>
-                      <w:pPr>
-                        <w:pStyle w:val="Standard"/>
-                        <w:jc w:val="left"/>
-                        <w:rPr>
-                          <w:sz w:val="18"/>
-                          <w:lang w:val="es-ES"/>
-                        </w:rPr>
-                      </w:pPr>
-                      <w:r>
-                        <w:rPr>
-                          <w:sz w:val="18"/>
-                          <w:lang w:val="es-ES"/>
-                        </w:rPr>
-                        <w:tab/>
-                        <w:t>beam = candidatos[:β]</w:t>
-                      </w:r>
-                    </w:p>
-                    <w:p>
-                      <w:pPr>
-                        <w:pStyle w:val="Standard"/>
-                        <w:jc w:val="left"/>
-                        <w:rPr>
-                          <w:sz w:val="18"/>
-                          <w:lang w:val="es-ES"/>
-                        </w:rPr>
-                      </w:pPr>
-                      <w:r>
-                        <w:rPr>
-                          <w:sz w:val="18"/>
-                          <w:lang w:val="es-ES"/>
                         </w:rPr>
                         <w:t xml:space="preserve">       </w:t>
                       </w:r>
@@ -4305,7 +4912,7 @@
     </w:p>
     <w:p>
       <w:pPr>
-        <w:pStyle w:val="Descripcin"/>
+        <w:pStyle w:val="Caption"/>
         <w:jc w:val="left"/>
         <w:rPr>
           <w:lang w:val="es-ES"/>
@@ -4476,8 +5083,18 @@
           <w:iCs/>
           <w:lang w:val="es-ES"/>
         </w:rPr>
-        <w:t>Se crea el plan vacío y el beam</w:t>
-      </w:r>
+        <w:t xml:space="preserve">Se crea el plan vacío y el </w:t>
+      </w:r>
+      <w:proofErr w:type="spellStart"/>
+      <w:r>
+        <w:rPr>
+          <w:rFonts w:ascii="Times New Roman" w:hAnsi="Times New Roman" w:cs="Times New Roman"/>
+          <w:iCs/>
+          <w:lang w:val="es-ES"/>
+        </w:rPr>
+        <w:t>beam</w:t>
+      </w:r>
+      <w:proofErr w:type="spellEnd"/>
       <w:r>
         <w:rPr>
           <w:rFonts w:ascii="Times New Roman" w:hAnsi="Times New Roman" w:cs="Times New Roman"/>
@@ -4937,7 +5554,127 @@
           <w:iCs/>
           <w:lang w:val="es-ES"/>
         </w:rPr>
-        <w:t>, es decir, no se ha encontrado solución al tipo de problema senku elegido.</w:t>
+        <w:t>, es decir, no se ha encontrado solución al tipo de problema</w:t>
+      </w:r>
+      <w:r>
+        <w:rPr>
+          <w:rFonts w:ascii="Times New Roman" w:hAnsi="Times New Roman" w:cs="Times New Roman"/>
+          <w:iCs/>
+          <w:lang w:val="es-ES"/>
+        </w:rPr>
+        <w:t xml:space="preserve"> </w:t>
+      </w:r>
+      <w:proofErr w:type="spellStart"/>
+      <w:r>
+        <w:rPr>
+          <w:rFonts w:ascii="Times New Roman" w:hAnsi="Times New Roman" w:cs="Times New Roman"/>
+          <w:iCs/>
+          <w:lang w:val="es-ES"/>
+        </w:rPr>
+        <w:t>Senku</w:t>
+      </w:r>
+      <w:proofErr w:type="spellEnd"/>
+      <w:r>
+        <w:rPr>
+          <w:rFonts w:ascii="Times New Roman" w:hAnsi="Times New Roman" w:cs="Times New Roman"/>
+          <w:iCs/>
+          <w:lang w:val="es-ES"/>
+        </w:rPr>
+        <w:t xml:space="preserve"> elegido.</w:t>
+      </w:r>
+    </w:p>
+    <w:p>
+      <w:pPr>
+        <w:pStyle w:val="equation"/>
+        <w:rPr>
+          <w:rFonts w:ascii="Times New Roman" w:hAnsi="Times New Roman" w:cs="Times New Roman"/>
+          <w:iCs/>
+          <w:lang w:val="es-ES"/>
+        </w:rPr>
+      </w:pPr>
+      <w:r>
+        <w:rPr>
+          <w:noProof/>
+        </w:rPr>
+        <w:drawing>
+          <wp:inline distT="0" distB="0" distL="0" distR="0" wp14:anchorId="7A140837" wp14:editId="5D80258C">
+            <wp:extent cx="3094355" cy="1875155"/>
+            <wp:effectExtent l="0" t="0" r="0" b="0"/>
+            <wp:docPr id="11849116" name="Picture 1"/>
+            <wp:cNvGraphicFramePr>
+              <a:graphicFrameLocks xmlns:a="http://schemas.openxmlformats.org/drawingml/2006/main" noChangeAspect="1"/>
+            </wp:cNvGraphicFramePr>
+            <a:graphic xmlns:a="http://schemas.openxmlformats.org/drawingml/2006/main">
+              <a:graphicData uri="http://schemas.openxmlformats.org/drawingml/2006/picture">
+                <pic:pic xmlns:pic="http://schemas.openxmlformats.org/drawingml/2006/picture">
+                  <pic:nvPicPr>
+                    <pic:cNvPr id="11849116" name=""/>
+                    <pic:cNvPicPr/>
+                  </pic:nvPicPr>
+                  <pic:blipFill>
+                    <a:blip r:embed="rId13"/>
+                    <a:stretch>
+                      <a:fillRect/>
+                    </a:stretch>
+                  </pic:blipFill>
+                  <pic:spPr>
+                    <a:xfrm>
+                      <a:off x="0" y="0"/>
+                      <a:ext cx="3094355" cy="1875155"/>
+                    </a:xfrm>
+                    <a:prstGeom prst="rect">
+                      <a:avLst/>
+                    </a:prstGeom>
+                  </pic:spPr>
+                </pic:pic>
+              </a:graphicData>
+            </a:graphic>
+          </wp:inline>
+        </w:drawing>
+      </w:r>
+    </w:p>
+    <w:p>
+      <w:pPr>
+        <w:pStyle w:val="equation"/>
+        <w:rPr>
+          <w:rFonts w:ascii="Times New Roman" w:hAnsi="Times New Roman" w:cs="Times New Roman"/>
+          <w:i/>
+          <w:sz w:val="16"/>
+          <w:szCs w:val="16"/>
+          <w:lang w:val="es-ES"/>
+        </w:rPr>
+      </w:pPr>
+      <w:r>
+        <w:rPr>
+          <w:rFonts w:ascii="Times New Roman" w:hAnsi="Times New Roman" w:cs="Times New Roman"/>
+          <w:i/>
+          <w:sz w:val="16"/>
+          <w:szCs w:val="16"/>
+          <w:lang w:val="es-ES"/>
+        </w:rPr>
+        <w:t xml:space="preserve">Fig. 3. Visualización del algoritmo de Beam Search con </w:t>
+      </w:r>
+      <w:proofErr w:type="gramStart"/>
+      <w:r>
+        <w:rPr>
+          <w:rFonts w:ascii="Times New Roman" w:hAnsi="Times New Roman" w:cs="Times New Roman"/>
+          <w:i/>
+          <w:sz w:val="16"/>
+          <w:szCs w:val="16"/>
+          <w:lang w:val="es-ES"/>
+        </w:rPr>
+        <w:t>un beta</w:t>
+      </w:r>
+      <w:proofErr w:type="gramEnd"/>
+      <w:r>
+        <w:rPr>
+          <w:rFonts w:ascii="Times New Roman" w:hAnsi="Times New Roman" w:cs="Times New Roman"/>
+          <w:i/>
+          <w:sz w:val="16"/>
+          <w:szCs w:val="16"/>
+          <w:lang w:val="es-ES"/>
+        </w:rPr>
+        <w:t xml:space="preserve"> de valor 1</w:t>
       </w:r>
     </w:p>
     <w:p>
@@ -4980,13 +5717,23 @@
         <w:t>La función Pagoda requiere que para cualquier terna de celdas conectadas (</w:t>
       </w:r>
       <w:proofErr w:type="spellStart"/>
+      <w:proofErr w:type="gramStart"/>
       <w:r>
         <w:rPr>
           <w:rFonts w:ascii="Times New Roman" w:hAnsi="Times New Roman" w:cs="Times New Roman"/>
           <w:iCs/>
           <w:lang w:val="es-ES"/>
         </w:rPr>
-        <w:t>a,b,c</w:t>
+        <w:t>a,b</w:t>
+      </w:r>
+      <w:proofErr w:type="gramEnd"/>
+      <w:r>
+        <w:rPr>
+          <w:rFonts w:ascii="Times New Roman" w:hAnsi="Times New Roman" w:cs="Times New Roman"/>
+          <w:iCs/>
+          <w:lang w:val="es-ES"/>
+        </w:rPr>
+        <w:t>,c</w:t>
       </w:r>
       <w:proofErr w:type="spellEnd"/>
       <w:r>
@@ -5056,7 +5803,25 @@
           <w:iCs/>
           <w:lang w:val="es-ES"/>
         </w:rPr>
-        <w:t xml:space="preserve">a la hora de enfrentarnos a los tableros Senku es la distancia ortogonal entre casillas. Partiendo de la casilla objetivo, es decir, la casilla en la que acabará la última ficha en el estado objetivo, el valor asignado al resto de casillas del tablero será la suma de las distancias verticales y horizontales a la casilla objetivo. Así, nos aseguramos de cumplir la definición de la función Pagoda ya que en todas las conexiones de casillas se difiere como mucho en 2 unidades, y se cumple la condición </w:t>
+        <w:t xml:space="preserve">a la hora de enfrentarnos a los tableros </w:t>
+      </w:r>
+      <w:proofErr w:type="spellStart"/>
+      <w:r>
+        <w:rPr>
+          <w:rFonts w:ascii="Times New Roman" w:hAnsi="Times New Roman" w:cs="Times New Roman"/>
+          <w:iCs/>
+          <w:lang w:val="es-ES"/>
+        </w:rPr>
+        <w:t>Senku</w:t>
+      </w:r>
+      <w:proofErr w:type="spellEnd"/>
+      <w:r>
+        <w:rPr>
+          <w:rFonts w:ascii="Times New Roman" w:hAnsi="Times New Roman" w:cs="Times New Roman"/>
+          <w:iCs/>
+          <w:lang w:val="es-ES"/>
+        </w:rPr>
+        <w:t xml:space="preserve"> es la distancia ortogonal entre casillas. Partiendo de la casilla objetivo, es decir, la casilla en la que acabará la última ficha en el estado objetivo, el valor asignado al resto de casillas del tablero será la suma de las distancias verticales y horizontales a la casilla objetivo. Así, nos aseguramos de cumplir la definición de la función Pagoda ya que en todas las conexiones de casillas se difiere como mucho en 2 unidades, y se cumple la condición </w:t>
       </w:r>
       <m:oMath>
         <m:r>
@@ -5114,6 +5879,7 @@
       </w:pPr>
       <w:r>
         <w:rPr>
+          <w:noProof/>
           <w:lang w:val="es-ES"/>
         </w:rPr>
         <w:drawing>
@@ -5132,7 +5898,7 @@
                     <pic:cNvPicPr/>
                   </pic:nvPicPr>
                   <pic:blipFill>
-                    <a:blip r:embed="rId13"/>
+                    <a:blip r:embed="rId14"/>
                     <a:stretch>
                       <a:fillRect/>
                     </a:stretch>
@@ -5174,7 +5940,27 @@
           <w:szCs w:val="16"/>
           <w:lang w:val="es-ES"/>
         </w:rPr>
-        <w:t>Fig. 3. Ejemplo de Pagoda, obtenida con nuestra función en el tablero 4.</w:t>
+        <w:t xml:space="preserve">Fig. </w:t>
+      </w:r>
+      <w:r>
+        <w:rPr>
+          <w:rFonts w:ascii="Times New Roman" w:hAnsi="Times New Roman" w:cs="Times New Roman"/>
+          <w:i/>
+          <w:sz w:val="16"/>
+          <w:szCs w:val="16"/>
+          <w:lang w:val="es-ES"/>
+        </w:rPr>
+        <w:t>4</w:t>
+      </w:r>
+      <w:r>
+        <w:rPr>
+          <w:rFonts w:ascii="Times New Roman" w:hAnsi="Times New Roman" w:cs="Times New Roman"/>
+          <w:i/>
+          <w:sz w:val="16"/>
+          <w:szCs w:val="16"/>
+          <w:lang w:val="es-ES"/>
+        </w:rPr>
+        <w:t>. Ejemplo de Pagoda, obtenida con nuestra función en el tablero 4.</w:t>
       </w:r>
     </w:p>
     <w:p>
@@ -5194,15 +5980,7 @@
           <w:iCs/>
           <w:lang w:val="es-ES"/>
         </w:rPr>
-        <w:t xml:space="preserve">Podemos comprobar en la Pagoda de ejemplo que para todas las celdas conectadas se cumple la condición de Pagoda, y la heurística hará un efecto de embudo que empujará a la función de búsqueda a estados que centren sus piezas en torno a la casilla objetivo. Además, el utilizar la distancia tiene como consecuencia que las esquinas interiores del tablero tengan valores más elevados de heurística, lo que permite evitar llevar fichas a esas posiciones de las que es más difícil salir. Así fomentamos el llegar a estados con un buen número de </w:t>
-      </w:r>
-      <w:r>
-        <w:rPr>
-          <w:rFonts w:ascii="Times New Roman" w:hAnsi="Times New Roman" w:cs="Times New Roman"/>
-          <w:iCs/>
-          <w:lang w:val="es-ES"/>
-        </w:rPr>
-        <w:t>movimientos posibles y que buscan llegar a la casilla objetivo como posición final.</w:t>
+        <w:t>Podemos comprobar en la Pagoda de ejemplo que para todas las celdas conectadas se cumple la condición de Pagoda, y la heurística hará un efecto de embudo que empujará a la función de búsqueda a estados que centren sus piezas en torno a la casilla objetivo. Además, el utilizar la distancia tiene como consecuencia que las esquinas interiores del tablero tengan valores más elevados de heurística, lo que permite evitar llevar fichas a esas posiciones de las que es más difícil salir. Así fomentamos el llegar a estados con un buen número de movimientos posibles y que buscan llegar a la casilla objetivo como posición final.</w:t>
       </w:r>
     </w:p>
     <w:p>
@@ -5265,6 +6043,7 @@
       </w:pPr>
       <w:r>
         <w:rPr>
+          <w:noProof/>
           <w:lang w:val="es-ES"/>
         </w:rPr>
         <w:drawing>
@@ -5283,7 +6062,7 @@
                     <pic:cNvPicPr/>
                   </pic:nvPicPr>
                   <pic:blipFill>
-                    <a:blip r:embed="rId14"/>
+                    <a:blip r:embed="rId15"/>
                     <a:stretch>
                       <a:fillRect/>
                     </a:stretch>
@@ -5310,7 +6089,7 @@
         <w:ind w:firstLine="289"/>
         <w:rPr>
           <w:rFonts w:ascii="Times New Roman" w:hAnsi="Times New Roman" w:cs="Times New Roman"/>
-          <w:iCs/>
+          <w:i/>
           <w:sz w:val="16"/>
           <w:szCs w:val="16"/>
           <w:lang w:val="es-ES"/>
@@ -5319,12 +6098,32 @@
       <w:r>
         <w:rPr>
           <w:rFonts w:ascii="Times New Roman" w:hAnsi="Times New Roman" w:cs="Times New Roman"/>
-          <w:iCs/>
+          <w:i/>
           <w:sz w:val="16"/>
           <w:szCs w:val="16"/>
           <w:lang w:val="es-ES"/>
         </w:rPr>
-        <w:t>Fig. 4. Ejemplo de representación gráfica de un movimiento en un estado</w:t>
+        <w:t xml:space="preserve">Fig. </w:t>
+      </w:r>
+      <w:r>
+        <w:rPr>
+          <w:rFonts w:ascii="Times New Roman" w:hAnsi="Times New Roman" w:cs="Times New Roman"/>
+          <w:i/>
+          <w:sz w:val="16"/>
+          <w:szCs w:val="16"/>
+          <w:lang w:val="es-ES"/>
+        </w:rPr>
+        <w:t>5</w:t>
+      </w:r>
+      <w:r>
+        <w:rPr>
+          <w:rFonts w:ascii="Times New Roman" w:hAnsi="Times New Roman" w:cs="Times New Roman"/>
+          <w:i/>
+          <w:sz w:val="16"/>
+          <w:szCs w:val="16"/>
+          <w:lang w:val="es-ES"/>
+        </w:rPr>
+        <w:t>. Ejemplo de representación gráfica de un movimiento en un estado</w:t>
       </w:r>
     </w:p>
     <w:p>
@@ -5340,8 +6139,10 @@
       </w:pPr>
       <w:r>
         <w:rPr>
-          <w:lang w:val="es-ES"/>
-        </w:rPr>
+          <w:noProof/>
+          <w:lang w:val="es-ES"/>
+        </w:rPr>
+        <w:lastRenderedPageBreak/>
         <mc:AlternateContent>
           <mc:Choice Requires="wps">
             <w:drawing>
@@ -5379,7 +6180,7 @@
                         <w:txbxContent>
                           <w:p>
                             <w:pPr>
-                              <w:pStyle w:val="Descripcin"/>
+                              <w:pStyle w:val="Caption"/>
                               <w:jc w:val="left"/>
                               <w:rPr>
                                 <w:lang w:val="es-ES"/>
@@ -5404,7 +6205,7 @@
                   <w:txbxContent>
                     <w:p>
                       <w:pPr>
-                        <w:pStyle w:val="Descripcin"/>
+                        <w:pStyle w:val="Caption"/>
                         <w:jc w:val="left"/>
                         <w:rPr>
                           <w:lang w:val="es-ES"/>
@@ -5422,7 +6223,7 @@
     </w:p>
     <w:p>
       <w:pPr>
-        <w:pStyle w:val="Ttulo1"/>
+        <w:pStyle w:val="Heading1"/>
         <w:rPr>
           <w:lang w:val="es-ES"/>
         </w:rPr>
@@ -5445,12 +6246,12 @@
         <w:rPr>
           <w:lang w:val="es-ES"/>
         </w:rPr>
-        <w:t>Este trabajo, como se ha descrito anteriormente puede distinguirse en dos partes claramente separables, siendo la primera la parte común y la segunda la parte de la convocatoria de junio.</w:t>
+        <w:t>Los resultados, al igual que la metodología, se aprecian con mayor claridad si los dividimos entre los obtenidos en cada parte del enunciado.</w:t>
       </w:r>
     </w:p>
     <w:p>
       <w:pPr>
-        <w:pStyle w:val="Ttulo2"/>
+        <w:pStyle w:val="Heading2"/>
         <w:rPr>
           <w:lang w:val="es-ES"/>
         </w:rPr>
@@ -5473,13 +6274,75 @@
         <w:rPr>
           <w:lang w:val="es-ES"/>
         </w:rPr>
-        <w:t>E</w:t>
-      </w:r>
-      <w:r>
-        <w:rPr>
-          <w:lang w:val="es-ES"/>
-        </w:rPr>
-        <w:t>n esta parte tras aplicar lo anteriormente descrito en la sección anterior se ha obtenido una solución para las variantes 3 y 4 de los problemas planteados en el enunciado, siendo estas dos variaciones típicas y más fáciles del juego senku.</w:t>
+        <w:t>En esta parte</w:t>
+      </w:r>
+      <w:r>
+        <w:rPr>
+          <w:lang w:val="es-ES"/>
+        </w:rPr>
+        <w:t>, y</w:t>
+      </w:r>
+      <w:r>
+        <w:rPr>
+          <w:lang w:val="es-ES"/>
+        </w:rPr>
+        <w:t xml:space="preserve"> tras aplicar lo</w:t>
+      </w:r>
+      <w:r>
+        <w:rPr>
+          <w:lang w:val="es-ES"/>
+        </w:rPr>
+        <w:t xml:space="preserve">s procesos </w:t>
+      </w:r>
+      <w:r>
+        <w:rPr>
+          <w:lang w:val="es-ES"/>
+        </w:rPr>
+        <w:t>descrito</w:t>
+      </w:r>
+      <w:r>
+        <w:rPr>
+          <w:lang w:val="es-ES"/>
+        </w:rPr>
+        <w:t>s</w:t>
+      </w:r>
+      <w:r>
+        <w:rPr>
+          <w:lang w:val="es-ES"/>
+        </w:rPr>
+        <w:t xml:space="preserve"> en la sección</w:t>
+      </w:r>
+      <w:r>
+        <w:rPr>
+          <w:lang w:val="es-ES"/>
+        </w:rPr>
+        <w:t xml:space="preserve"> anterior,</w:t>
+      </w:r>
+      <w:r>
+        <w:rPr>
+          <w:lang w:val="es-ES"/>
+        </w:rPr>
+        <w:t xml:space="preserve"> se ha obtenido una solución para las variantes 3 y 4 de los problemas planteados en el enunciado, siendo estas dos variaciones típicas y más fáciles del juego </w:t>
+      </w:r>
+      <w:proofErr w:type="spellStart"/>
+      <w:r>
+        <w:rPr>
+          <w:lang w:val="es-ES"/>
+        </w:rPr>
+        <w:t>S</w:t>
+      </w:r>
+      <w:r>
+        <w:rPr>
+          <w:lang w:val="es-ES"/>
+        </w:rPr>
+        <w:t>enku</w:t>
+      </w:r>
+      <w:proofErr w:type="spellEnd"/>
+      <w:r>
+        <w:rPr>
+          <w:lang w:val="es-ES"/>
+        </w:rPr>
+        <w:t>.</w:t>
       </w:r>
     </w:p>
     <w:p>
@@ -5493,7 +6356,109 @@
         <w:rPr>
           <w:lang w:val="es-ES"/>
         </w:rPr>
-        <w:t>Sin embargo, la gran complejidad de las variantes 1, 2 y 5 descritas en el enunciado del trabajo, han sido demasiado grande para un algoritmo que no está diseñado para búsqueda de soluciones en este tipo de juego, para encontrar soluciones en un periodo de tiempo razonable, teniendo en cuenta que se estuvo intentando encontrar la solución a la variante 1 durante uno 45 minutos sin éxito.</w:t>
+        <w:t xml:space="preserve">Sin embargo, la complejidad de las variantes 1, 2 y 5 descritas en el enunciado del trabajo </w:t>
+      </w:r>
+      <w:r>
+        <w:rPr>
+          <w:lang w:val="es-ES"/>
+        </w:rPr>
+        <w:t>ha</w:t>
+      </w:r>
+      <w:r>
+        <w:rPr>
+          <w:lang w:val="es-ES"/>
+        </w:rPr>
+        <w:t xml:space="preserve"> </w:t>
+      </w:r>
+      <w:r>
+        <w:rPr>
+          <w:lang w:val="es-ES"/>
+        </w:rPr>
+        <w:t xml:space="preserve">resultado demasiado grande </w:t>
+      </w:r>
+      <w:r>
+        <w:rPr>
+          <w:lang w:val="es-ES"/>
+        </w:rPr>
+        <w:t xml:space="preserve">para un algoritmo </w:t>
+      </w:r>
+      <w:r>
+        <w:rPr>
+          <w:lang w:val="es-ES"/>
+        </w:rPr>
+        <w:t xml:space="preserve">de búsqueda general </w:t>
+      </w:r>
+      <w:r>
+        <w:rPr>
+          <w:lang w:val="es-ES"/>
+        </w:rPr>
+        <w:t xml:space="preserve">que no está </w:t>
+      </w:r>
+      <w:r>
+        <w:rPr>
+          <w:lang w:val="es-ES"/>
+        </w:rPr>
+        <w:t xml:space="preserve">optimizado </w:t>
+      </w:r>
+      <w:r>
+        <w:rPr>
+          <w:lang w:val="es-ES"/>
+        </w:rPr>
+        <w:t>para búsqueda de soluciones en este tipo de juego</w:t>
+      </w:r>
+      <w:r>
+        <w:rPr>
+          <w:lang w:val="es-ES"/>
+        </w:rPr>
+        <w:t>, mucho menos</w:t>
+      </w:r>
+      <w:r>
+        <w:rPr>
+          <w:lang w:val="es-ES"/>
+        </w:rPr>
+        <w:t xml:space="preserve"> para encontrar soluciones en un periodo de tiempo razonable</w:t>
+      </w:r>
+      <w:r>
+        <w:rPr>
+          <w:lang w:val="es-ES"/>
+        </w:rPr>
+        <w:t>.</w:t>
+      </w:r>
+      <w:r>
+        <w:rPr>
+          <w:lang w:val="es-ES"/>
+        </w:rPr>
+        <w:t xml:space="preserve"> </w:t>
+      </w:r>
+      <w:r>
+        <w:rPr>
+          <w:lang w:val="es-ES"/>
+        </w:rPr>
+        <w:t xml:space="preserve">Como ejemplo, al tratar de encontrar </w:t>
+      </w:r>
+      <w:r>
+        <w:rPr>
+          <w:lang w:val="es-ES"/>
+        </w:rPr>
+        <w:t xml:space="preserve">la solución a la variante 1 </w:t>
+      </w:r>
+      <w:r>
+        <w:rPr>
+          <w:lang w:val="es-ES"/>
+        </w:rPr>
+        <w:t xml:space="preserve">del problema tuvimos que detener manualmente la ejecución del algoritmo tras </w:t>
+      </w:r>
+      <w:r>
+        <w:rPr>
+          <w:lang w:val="es-ES"/>
+        </w:rPr>
+        <w:t>45 minutos</w:t>
+      </w:r>
+      <w:r>
+        <w:rPr>
+          <w:lang w:val="es-ES"/>
+        </w:rPr>
+        <w:t>, sin ningún éxito a la hora de llegar a una solución.</w:t>
       </w:r>
     </w:p>
     <w:p>
@@ -5507,8 +6472,49 @@
         <w:rPr>
           <w:lang w:val="es-ES"/>
         </w:rPr>
-        <w:lastRenderedPageBreak/>
-        <w:t>Aun así, las soluciones encontradas para las variantes 3 y 4 se consta que son soluciones validas y se encontraron en una cantidad de tiempo muy razonable, unos 20 segundos.</w:t>
+        <w:t xml:space="preserve">Aun </w:t>
+      </w:r>
+      <w:r>
+        <w:rPr>
+          <w:lang w:val="es-ES"/>
+        </w:rPr>
+        <w:t>con ello</w:t>
+      </w:r>
+      <w:r>
+        <w:rPr>
+          <w:lang w:val="es-ES"/>
+        </w:rPr>
+        <w:t>, las soluciones encontradas para las variantes 3 y 4 son soluciones v</w:t>
+      </w:r>
+      <w:r>
+        <w:rPr>
+          <w:lang w:val="es-ES"/>
+        </w:rPr>
+        <w:t>á</w:t>
+      </w:r>
+      <w:r>
+        <w:rPr>
+          <w:lang w:val="es-ES"/>
+        </w:rPr>
+        <w:t>lidas y se encontraron en una cantidad de tiempo muy razonable, unos 20 segundos</w:t>
+      </w:r>
+      <w:r>
+        <w:rPr>
+          <w:lang w:val="es-ES"/>
+        </w:rPr>
+        <w:t xml:space="preserve"> cada una</w:t>
+      </w:r>
+      <w:r>
+        <w:rPr>
+          <w:lang w:val="es-ES"/>
+        </w:rPr>
+        <w:t>.</w:t>
+      </w:r>
+      <w:r>
+        <w:rPr>
+          <w:lang w:val="es-ES"/>
+        </w:rPr>
+        <w:t xml:space="preserve"> Teniendo en cuenta la facilidad de la aplicación de esta búsqueda sin más preparación previa que la definición del dominio y el problema, es más que satisfactorio como algoritmo de uso general.</w:t>
       </w:r>
     </w:p>
     <w:p>
@@ -5527,7 +6533,7 @@
     </w:p>
     <w:p>
       <w:pPr>
-        <w:pStyle w:val="Ttulo2"/>
+        <w:pStyle w:val="Heading2"/>
         <w:rPr>
           <w:lang w:val="es-ES"/>
         </w:rPr>
@@ -5556,21 +6562,75 @@
         <w:rPr>
           <w:lang w:val="es-ES"/>
         </w:rPr>
-        <w:t xml:space="preserve">n esta parte del trabajo hemos aprovechado todo el potencial de </w:t>
+        <w:t xml:space="preserve">n esta parte del trabajo hemos </w:t>
+      </w:r>
+      <w:r>
+        <w:rPr>
+          <w:lang w:val="es-ES"/>
+        </w:rPr>
+        <w:t xml:space="preserve">tratado de utilizar </w:t>
+      </w:r>
+      <w:r>
+        <w:rPr>
+          <w:lang w:val="es-ES"/>
+        </w:rPr>
+        <w:t xml:space="preserve">el potencial de </w:t>
+      </w:r>
+      <w:r>
+        <w:rPr>
+          <w:lang w:val="es-ES"/>
+        </w:rPr>
+        <w:t>P</w:t>
+      </w:r>
+      <w:r>
+        <w:rPr>
+          <w:lang w:val="es-ES"/>
+        </w:rPr>
+        <w:t>yt</w:t>
+      </w:r>
+      <w:r>
+        <w:rPr>
+          <w:lang w:val="es-ES"/>
+        </w:rPr>
+        <w:t>h</w:t>
+      </w:r>
+      <w:r>
+        <w:rPr>
+          <w:lang w:val="es-ES"/>
+        </w:rPr>
+        <w:t xml:space="preserve">on para </w:t>
+      </w:r>
+      <w:r>
+        <w:rPr>
+          <w:lang w:val="es-ES"/>
+        </w:rPr>
+        <w:t>diseñar</w:t>
+      </w:r>
+      <w:r>
+        <w:rPr>
+          <w:lang w:val="es-ES"/>
+        </w:rPr>
+        <w:t xml:space="preserve"> un algoritmo especializado en búsqueda en espacio de estados, más concretamente en búsqueda de </w:t>
       </w:r>
       <w:proofErr w:type="spellStart"/>
       <w:r>
         <w:rPr>
           <w:lang w:val="es-ES"/>
         </w:rPr>
-        <w:t>phyton</w:t>
+        <w:t>S</w:t>
+      </w:r>
+      <w:r>
+        <w:rPr>
+          <w:lang w:val="es-ES"/>
+        </w:rPr>
+        <w:t>enku</w:t>
       </w:r>
       <w:proofErr w:type="spellEnd"/>
       <w:r>
         <w:rPr>
           <w:lang w:val="es-ES"/>
         </w:rPr>
-        <w:t xml:space="preserve"> para realizar un algoritmo especializado en búsqueda en espacio de estados, más concretamente en búsqueda de senku. Y con este algoritmo hemos encontrado solución a todos los problemas planteados en el enunciado del proyecto.</w:t>
+        <w:t>. Y con este algoritmo hemos encontrado solución a todos los problemas planteados en el enunciado del proyecto.</w:t>
       </w:r>
     </w:p>
     <w:p>
@@ -5608,7 +6668,37 @@
         <w:rPr>
           <w:lang w:val="es-ES"/>
         </w:rPr>
-        <w:t xml:space="preserve">Para la variante 2 se consigue una solución con una beta de valor 741 en 2,1 segundos sin simetría, y en beta de valor 94 en 2,4 segundos con simetría. </w:t>
+        <w:t xml:space="preserve">Para la variante 2 se consigue una solución con una beta de valor 741 en 2,1 segundos sin </w:t>
+      </w:r>
+      <w:r>
+        <w:rPr>
+          <w:lang w:val="es-ES"/>
+        </w:rPr>
+        <w:t xml:space="preserve">comprobaciones de </w:t>
+      </w:r>
+      <w:r>
+        <w:rPr>
+          <w:lang w:val="es-ES"/>
+        </w:rPr>
+        <w:t xml:space="preserve">simetría, y en 2,4 </w:t>
+      </w:r>
+      <w:r>
+        <w:rPr>
+          <w:lang w:val="es-ES"/>
+        </w:rPr>
+        <w:t xml:space="preserve">segundos con una beta de 94 </w:t>
+      </w:r>
+      <w:r>
+        <w:rPr>
+          <w:lang w:val="es-ES"/>
+        </w:rPr>
+        <w:t xml:space="preserve">con simetría. </w:t>
+      </w:r>
+      <w:r>
+        <w:rPr>
+          <w:lang w:val="es-ES"/>
+        </w:rPr>
+        <w:t>La reducción de casi un 90% de la anchura del haz de búsqueda es una señal de lo potente que puede ser la aplicación de este tipo de técnicas en las situaciones apropiadas.</w:t>
       </w:r>
     </w:p>
     <w:p>
@@ -5632,7 +6722,25 @@
         <w:rPr>
           <w:lang w:val="es-ES"/>
         </w:rPr>
-        <w:t>os 2,5 segundos, aquí no se tiene encuentra la simetría ya que el tablero no es simétrico.</w:t>
+        <w:t>os 2,5 segundos</w:t>
+      </w:r>
+      <w:r>
+        <w:rPr>
+          <w:lang w:val="es-ES"/>
+        </w:rPr>
+        <w:t>. Como</w:t>
+      </w:r>
+      <w:r>
+        <w:rPr>
+          <w:lang w:val="es-ES"/>
+        </w:rPr>
+        <w:t xml:space="preserve"> el tablero no es simétrico</w:t>
+      </w:r>
+      <w:r>
+        <w:rPr>
+          <w:lang w:val="es-ES"/>
+        </w:rPr>
+        <w:t>, no hemos podido aprovechar las comprobaciones de simetría.</w:t>
       </w:r>
     </w:p>
     <w:p>
@@ -5650,7 +6758,43 @@
         <w:rPr>
           <w:lang w:val="es-ES"/>
         </w:rPr>
-        <w:t>Para la variante 4, al ser simétrica igual que la variante 2, se obtiene solución con una beta de valor 58 en 0,6 segundos sin aplicar simetría, y con beta 26 en 0,5 segundos aplicando simetría.</w:t>
+        <w:t>Para la variante 4</w:t>
+      </w:r>
+      <w:r>
+        <w:rPr>
+          <w:lang w:val="es-ES"/>
+        </w:rPr>
+        <w:t xml:space="preserve"> </w:t>
+      </w:r>
+      <w:r>
+        <w:rPr>
+          <w:lang w:val="es-ES"/>
+        </w:rPr>
+        <w:t xml:space="preserve">se obtiene solución con una beta de valor 58 en 0,6 segundos sin aplicar </w:t>
+      </w:r>
+      <w:r>
+        <w:rPr>
+          <w:lang w:val="es-ES"/>
+        </w:rPr>
+        <w:t xml:space="preserve">comprobaciones de </w:t>
+      </w:r>
+      <w:r>
+        <w:rPr>
+          <w:lang w:val="es-ES"/>
+        </w:rPr>
+        <w:t xml:space="preserve">simetría, y en 0,5 segundos </w:t>
+      </w:r>
+      <w:r>
+        <w:rPr>
+          <w:lang w:val="es-ES"/>
+        </w:rPr>
+        <w:t>con una beta de 26 aplicándola</w:t>
+      </w:r>
+      <w:r>
+        <w:rPr>
+          <w:lang w:val="es-ES"/>
+        </w:rPr>
+        <w:t>.</w:t>
       </w:r>
     </w:p>
     <w:p>
@@ -5666,13 +6810,18 @@
           <w:lang w:val="es-ES"/>
         </w:rPr>
         <w:tab/>
-        <w:t xml:space="preserve">Aunque en primeras iteraciones del algoritmo de búsqueda hacían fatal betas con valores muy altos para que el haz fuera lo suficientemente ancho y encontrará solución y era muy poco eficiente y tardaba aproximadamente entre 30 y 40 segundos en encontrar solución a los problemas más pequeños como la variante 4, conforme hemos avanzado y se ha mejorado la heurística se ha optimizado muchísimo el algoritmo y </w:t>
-      </w:r>
-      <w:r>
-        <w:rPr>
-          <w:lang w:val="es-ES"/>
-        </w:rPr>
-        <w:t>hemos podido pasar incluso a tener como opción el filtrado de estados simétricos anteriormente explicado, el cual podemos aplicar en todas las variantes cuyo tablero sea simétrico.</w:t>
+      </w:r>
+      <w:r>
+        <w:rPr>
+          <w:lang w:val="es-ES"/>
+        </w:rPr>
+        <w:t xml:space="preserve">Sin embargo, estos resultados no cuentan la historia completa del proyecto. En las primeras iteraciones del algoritmo de búsqueda </w:t>
+      </w:r>
+      <w:r>
+        <w:rPr>
+          <w:lang w:val="es-ES"/>
+        </w:rPr>
+        <w:t xml:space="preserve">llegaron a hacer falta valores excesivamente altos de beta, así como tiempos de búsqueda de entre uno y tres minutos en ejecuciones que ni siquiera llegaban a encontrar una solución al problema. </w:t>
       </w:r>
     </w:p>
     <w:p>
@@ -5688,7 +6837,132 @@
           <w:lang w:val="es-ES"/>
         </w:rPr>
         <w:tab/>
-        <w:t xml:space="preserve">En concreto, en la búsqueda de una buena heurística, hemos definido los algoritmos de forma que se pueda establecer manualmente heurística, con lo que hemos experimentado con diversas de ellas, con lo que hemos probado con la que nos pide el enunciado del trabajo, la función pagoda, como heurísticas que hemos encontrado recomendadas en las páginas de las referencias. </w:t>
+      </w:r>
+      <w:r>
+        <w:rPr>
+          <w:lang w:val="es-ES"/>
+        </w:rPr>
+        <w:t>C</w:t>
+      </w:r>
+      <w:r>
+        <w:rPr>
+          <w:lang w:val="es-ES"/>
+        </w:rPr>
+        <w:t>onforme hemos avanzado</w:t>
+      </w:r>
+      <w:r>
+        <w:rPr>
+          <w:lang w:val="es-ES"/>
+        </w:rPr>
+        <w:t>, hemos experimentado con distintas funciones Pagoda y hemos estudiado documentación de las distintas</w:t>
+      </w:r>
+      <w:r>
+        <w:rPr>
+          <w:lang w:val="es-ES"/>
+        </w:rPr>
+        <w:t xml:space="preserve"> </w:t>
+      </w:r>
+      <w:r>
+        <w:rPr>
+          <w:lang w:val="es-ES"/>
+        </w:rPr>
+        <w:t>fuentes mencionadas, hemos llegado a comprender mucho mejor la influencia de</w:t>
+      </w:r>
+      <w:r>
+        <w:rPr>
+          <w:lang w:val="es-ES"/>
+        </w:rPr>
+        <w:t xml:space="preserve"> la heurística </w:t>
+      </w:r>
+      <w:r>
+        <w:rPr>
+          <w:lang w:val="es-ES"/>
+        </w:rPr>
+        <w:t>aplicada a nuestro algoritmo de búsqueda. Tras ello, mediante la manipulación informada de la heurística hemos llegado a</w:t>
+      </w:r>
+      <w:r>
+        <w:rPr>
+          <w:lang w:val="es-ES"/>
+        </w:rPr>
+        <w:t xml:space="preserve"> optimiza</w:t>
+      </w:r>
+      <w:r>
+        <w:rPr>
+          <w:lang w:val="es-ES"/>
+        </w:rPr>
+        <w:t xml:space="preserve">r </w:t>
+      </w:r>
+      <w:r>
+        <w:rPr>
+          <w:lang w:val="es-ES"/>
+        </w:rPr>
+        <w:t xml:space="preserve">muchísimo </w:t>
+      </w:r>
+      <w:r>
+        <w:rPr>
+          <w:lang w:val="es-ES"/>
+        </w:rPr>
+        <w:t xml:space="preserve">la estimación de candidatos en </w:t>
+      </w:r>
+      <w:r>
+        <w:rPr>
+          <w:lang w:val="es-ES"/>
+        </w:rPr>
+        <w:t>el algoritmo</w:t>
+      </w:r>
+      <w:r>
+        <w:rPr>
+          <w:lang w:val="es-ES"/>
+        </w:rPr>
+        <w:t>,</w:t>
+      </w:r>
+      <w:r>
+        <w:rPr>
+          <w:lang w:val="es-ES"/>
+        </w:rPr>
+        <w:t xml:space="preserve"> y </w:t>
+      </w:r>
+      <w:r>
+        <w:rPr>
+          <w:lang w:val="es-ES"/>
+        </w:rPr>
+        <w:t xml:space="preserve">con el desarrollo de </w:t>
+      </w:r>
+      <w:r>
+        <w:rPr>
+          <w:lang w:val="es-ES"/>
+        </w:rPr>
+        <w:t>opci</w:t>
+      </w:r>
+      <w:r>
+        <w:rPr>
+          <w:lang w:val="es-ES"/>
+        </w:rPr>
+        <w:t>o</w:t>
+      </w:r>
+      <w:r>
+        <w:rPr>
+          <w:lang w:val="es-ES"/>
+        </w:rPr>
+        <w:t>n</w:t>
+      </w:r>
+      <w:r>
+        <w:rPr>
+          <w:lang w:val="es-ES"/>
+        </w:rPr>
+        <w:t>es adicionales como</w:t>
+      </w:r>
+      <w:r>
+        <w:rPr>
+          <w:lang w:val="es-ES"/>
+        </w:rPr>
+        <w:t xml:space="preserve"> el filtrado de estados simétricos </w:t>
+      </w:r>
+      <w:r>
+        <w:rPr>
+          <w:lang w:val="es-ES"/>
+        </w:rPr>
+        <w:t>hemos acabado tanto con una función Pagoda que resulta en una heurística especialmente apta para este tipo de problemas, como con un algoritmo de búsqueda en total que cumple todas las expectativas que teníamos a la hora de empezar este proyecto.</w:t>
       </w:r>
     </w:p>
     <w:p>
@@ -5704,41 +6978,129 @@
           <w:lang w:val="es-ES"/>
         </w:rPr>
         <w:tab/>
-        <w:t xml:space="preserve">Y tras estos experimentos la heurística que nos ha dado mejores resultados y con la que hemos decidido presentar el trabajo es la heurística de distancia, explicada en las secciones   anteriores. La cual ha sido muchísimo más eficiente que el resto de </w:t>
-      </w:r>
-      <w:proofErr w:type="gramStart"/>
-      <w:r>
-        <w:rPr>
-          <w:lang w:val="es-ES"/>
-        </w:rPr>
-        <w:t>heurísticas</w:t>
-      </w:r>
-      <w:proofErr w:type="gramEnd"/>
-      <w:r>
-        <w:rPr>
-          <w:lang w:val="es-ES"/>
-        </w:rPr>
-        <w:t xml:space="preserve"> y en algunos casos ha pasado de no lograr encontrar solución </w:t>
-      </w:r>
-      <w:r>
-        <w:rPr>
-          <w:lang w:val="es-ES"/>
-        </w:rPr>
-        <w:t xml:space="preserve">para algunas variantes, incluso con haces de miles de beta, por </w:t>
-      </w:r>
-      <w:proofErr w:type="gramStart"/>
-      <w:r>
-        <w:rPr>
-          <w:lang w:val="es-ES"/>
-        </w:rPr>
-        <w:t>ejemplo</w:t>
-      </w:r>
-      <w:proofErr w:type="gramEnd"/>
-      <w:r>
-        <w:rPr>
-          <w:lang w:val="es-ES"/>
-        </w:rPr>
-        <w:t xml:space="preserve"> llegando a quince mil a encontrar solución con haces de 50 de anchura.</w:t>
+        <w:t xml:space="preserve">En concreto, </w:t>
+      </w:r>
+      <w:r>
+        <w:rPr>
+          <w:lang w:val="es-ES"/>
+        </w:rPr>
+        <w:t xml:space="preserve">en cuanto a la experimentación </w:t>
+      </w:r>
+      <w:r>
+        <w:rPr>
+          <w:lang w:val="es-ES"/>
+        </w:rPr>
+        <w:t>en la búsqueda de una buena heurística hemos</w:t>
+      </w:r>
+      <w:r>
+        <w:rPr>
+          <w:lang w:val="es-ES"/>
+        </w:rPr>
+        <w:t xml:space="preserve"> implementado</w:t>
+      </w:r>
+      <w:r>
+        <w:rPr>
+          <w:lang w:val="es-ES"/>
+        </w:rPr>
+        <w:t xml:space="preserve"> l</w:t>
+      </w:r>
+      <w:r>
+        <w:rPr>
+          <w:lang w:val="es-ES"/>
+        </w:rPr>
+        <w:t>a</w:t>
+      </w:r>
+      <w:r>
+        <w:rPr>
+          <w:lang w:val="es-ES"/>
+        </w:rPr>
+        <w:t>s</w:t>
+      </w:r>
+      <w:r>
+        <w:rPr>
+          <w:lang w:val="es-ES"/>
+        </w:rPr>
+        <w:t xml:space="preserve"> funciones de búsqueda </w:t>
+      </w:r>
+      <w:r>
+        <w:rPr>
+          <w:lang w:val="es-ES"/>
+        </w:rPr>
+        <w:t>de forma que se pueda</w:t>
+      </w:r>
+      <w:r>
+        <w:rPr>
+          <w:lang w:val="es-ES"/>
+        </w:rPr>
+        <w:t xml:space="preserve"> utilizar una Pagoda definida manualmente. Así hemos podido</w:t>
+      </w:r>
+      <w:r>
+        <w:rPr>
+          <w:lang w:val="es-ES"/>
+        </w:rPr>
+        <w:t xml:space="preserve"> experimenta</w:t>
+      </w:r>
+      <w:r>
+        <w:rPr>
+          <w:lang w:val="es-ES"/>
+        </w:rPr>
+        <w:t xml:space="preserve">r </w:t>
+      </w:r>
+      <w:r>
+        <w:rPr>
+          <w:lang w:val="es-ES"/>
+        </w:rPr>
+        <w:t xml:space="preserve">con </w:t>
+      </w:r>
+      <w:r>
+        <w:rPr>
+          <w:lang w:val="es-ES"/>
+        </w:rPr>
+        <w:t xml:space="preserve">un gran número </w:t>
+      </w:r>
+      <w:r>
+        <w:rPr>
+          <w:lang w:val="es-ES"/>
+        </w:rPr>
+        <w:t>de</w:t>
+      </w:r>
+      <w:r>
+        <w:rPr>
+          <w:lang w:val="es-ES"/>
+        </w:rPr>
+        <w:t xml:space="preserve"> Pagodas diferentes con un control absoluto sobre la heurística</w:t>
+      </w:r>
+      <w:r>
+        <w:rPr>
+          <w:lang w:val="es-ES"/>
+        </w:rPr>
+        <w:t>,</w:t>
+      </w:r>
+      <w:r>
+        <w:rPr>
+          <w:lang w:val="es-ES"/>
+        </w:rPr>
+        <w:t xml:space="preserve"> pudiendo experimentar en tiempo real la influencia que tienen los distintos valores sobre los estados que se consideran más o menos prometedores a la hora de comparar candidatos. </w:t>
+      </w:r>
+      <w:proofErr w:type="spellStart"/>
+      <w:r>
+        <w:rPr>
+          <w:lang w:val="es-ES"/>
+        </w:rPr>
+        <w:t>Ésto</w:t>
+      </w:r>
+      <w:proofErr w:type="spellEnd"/>
+      <w:r>
+        <w:rPr>
+          <w:lang w:val="es-ES"/>
+        </w:rPr>
+        <w:t xml:space="preserve"> nos ha permitido probar rápidamente y entender las ventajas, inconvenientes y diferencias </w:t>
+      </w:r>
+      <w:r>
+        <w:rPr>
+          <w:lang w:val="es-ES"/>
+        </w:rPr>
+        <w:t>entre diferentes funciones Pagoda, como las encontradas de ejemplo en el documento del enunciado o las definidas en las distintas páginas que hemos utilizado para documentarnos.</w:t>
       </w:r>
     </w:p>
     <w:p>
@@ -5754,21 +7116,216 @@
           <w:lang w:val="es-ES"/>
         </w:rPr>
         <w:tab/>
-        <w:t xml:space="preserve">Por </w:t>
+      </w:r>
+      <w:r>
+        <w:rPr>
+          <w:lang w:val="es-ES"/>
+        </w:rPr>
+        <w:t>Tras esta</w:t>
+      </w:r>
+      <w:r>
+        <w:rPr>
+          <w:lang w:val="es-ES"/>
+        </w:rPr>
+        <w:t xml:space="preserve"> experiment</w:t>
+      </w:r>
+      <w:r>
+        <w:rPr>
+          <w:lang w:val="es-ES"/>
+        </w:rPr>
+        <w:t>ación,</w:t>
+      </w:r>
+      <w:r>
+        <w:rPr>
+          <w:lang w:val="es-ES"/>
+        </w:rPr>
+        <w:t xml:space="preserve"> la heurística que nos ha dado mejores resultados y con la que hemos decidido presentar el trabajo es la heurística de distancia, explicada en las secciones   anteriores. </w:t>
+      </w:r>
+      <w:r>
+        <w:rPr>
+          <w:lang w:val="es-ES"/>
+        </w:rPr>
+        <w:t>Esta heurística ha resultado</w:t>
+      </w:r>
+      <w:r>
+        <w:rPr>
+          <w:lang w:val="es-ES"/>
+        </w:rPr>
+        <w:t xml:space="preserve"> muchísimo más eficiente </w:t>
+      </w:r>
+      <w:r>
+        <w:rPr>
+          <w:lang w:val="es-ES"/>
+        </w:rPr>
+        <w:t xml:space="preserve">a la hora de guiar al algoritmo de búsqueda </w:t>
+      </w:r>
+      <w:r>
+        <w:rPr>
+          <w:lang w:val="es-ES"/>
+        </w:rPr>
+        <w:t xml:space="preserve">que el resto de </w:t>
       </w:r>
       <w:proofErr w:type="gramStart"/>
       <w:r>
         <w:rPr>
           <w:lang w:val="es-ES"/>
         </w:rPr>
-        <w:t>último</w:t>
+        <w:t>heurísticas</w:t>
       </w:r>
       <w:proofErr w:type="gramEnd"/>
       <w:r>
         <w:rPr>
           <w:lang w:val="es-ES"/>
         </w:rPr>
-        <w:t xml:space="preserve"> en las variaciones 1 y 5, como ya se explico anteriormente se han probado diferentes estados iniciales y diferentes estados finales y se ha obtenido:</w:t>
+        <w:t xml:space="preserve"> </w:t>
+      </w:r>
+      <w:r>
+        <w:rPr>
+          <w:lang w:val="es-ES"/>
+        </w:rPr>
+        <w:t>y</w:t>
+      </w:r>
+      <w:r>
+        <w:rPr>
+          <w:lang w:val="es-ES"/>
+        </w:rPr>
+        <w:t>,</w:t>
+      </w:r>
+      <w:r>
+        <w:rPr>
+          <w:lang w:val="es-ES"/>
+        </w:rPr>
+        <w:t xml:space="preserve"> en algunos casos</w:t>
+      </w:r>
+      <w:r>
+        <w:rPr>
+          <w:lang w:val="es-ES"/>
+        </w:rPr>
+        <w:t>,</w:t>
+      </w:r>
+      <w:r>
+        <w:rPr>
+          <w:lang w:val="es-ES"/>
+        </w:rPr>
+        <w:t xml:space="preserve"> ha </w:t>
+      </w:r>
+      <w:r>
+        <w:rPr>
+          <w:lang w:val="es-ES"/>
+        </w:rPr>
+        <w:t>sido la diferencia entre</w:t>
+      </w:r>
+      <w:r>
+        <w:rPr>
+          <w:lang w:val="es-ES"/>
+        </w:rPr>
+        <w:t xml:space="preserve"> no lograr encontrar solución </w:t>
+      </w:r>
+      <w:r>
+        <w:rPr>
+          <w:lang w:val="es-ES"/>
+        </w:rPr>
+        <w:t>para algunas variantes incluso con haces</w:t>
+      </w:r>
+      <w:r>
+        <w:rPr>
+          <w:lang w:val="es-ES"/>
+        </w:rPr>
+        <w:t xml:space="preserve"> de búsqueda con valores de </w:t>
+      </w:r>
+      <w:r>
+        <w:rPr>
+          <w:lang w:val="es-ES"/>
+        </w:rPr>
+        <w:t>beta</w:t>
+      </w:r>
+      <w:r>
+        <w:rPr>
+          <w:lang w:val="es-ES"/>
+        </w:rPr>
+        <w:t xml:space="preserve"> que alcanzaban las decenas de miles,</w:t>
+      </w:r>
+      <w:r>
+        <w:rPr>
+          <w:lang w:val="es-ES"/>
+        </w:rPr>
+        <w:t xml:space="preserve"> a encontrar soluci</w:t>
+      </w:r>
+      <w:r>
+        <w:rPr>
+          <w:lang w:val="es-ES"/>
+        </w:rPr>
+        <w:t>o</w:t>
+      </w:r>
+      <w:r>
+        <w:rPr>
+          <w:lang w:val="es-ES"/>
+        </w:rPr>
+        <w:t>n</w:t>
+      </w:r>
+      <w:r>
+        <w:rPr>
+          <w:lang w:val="es-ES"/>
+        </w:rPr>
+        <w:t>es óptimas</w:t>
+      </w:r>
+      <w:r>
+        <w:rPr>
+          <w:lang w:val="es-ES"/>
+        </w:rPr>
+        <w:t xml:space="preserve"> con haces de </w:t>
+      </w:r>
+      <w:r>
+        <w:rPr>
+          <w:lang w:val="es-ES"/>
+        </w:rPr>
+        <w:t xml:space="preserve">valores </w:t>
+      </w:r>
+      <w:r>
+        <w:rPr>
+          <w:lang w:val="es-ES"/>
+        </w:rPr>
+        <w:t>de anchura</w:t>
+      </w:r>
+      <w:r>
+        <w:rPr>
+          <w:lang w:val="es-ES"/>
+        </w:rPr>
+        <w:t xml:space="preserve"> tan pequeños como 50 en algunos casos</w:t>
+      </w:r>
+      <w:r>
+        <w:rPr>
+          <w:lang w:val="es-ES"/>
+        </w:rPr>
+        <w:t>.</w:t>
+      </w:r>
+    </w:p>
+    <w:p>
+      <w:pPr>
+        <w:pStyle w:val="Textbody"/>
+        <w:ind w:firstLine="0"/>
+        <w:rPr>
+          <w:lang w:val="es-ES"/>
+        </w:rPr>
+      </w:pPr>
+      <w:r>
+        <w:rPr>
+          <w:lang w:val="es-ES"/>
+        </w:rPr>
+        <w:tab/>
+        <w:t>Por último</w:t>
+      </w:r>
+      <w:r>
+        <w:rPr>
+          <w:lang w:val="es-ES"/>
+        </w:rPr>
+        <w:t>, como ya se mencionó anteriormente,</w:t>
+      </w:r>
+      <w:r>
+        <w:rPr>
+          <w:lang w:val="es-ES"/>
+        </w:rPr>
+        <w:t xml:space="preserve"> en las variaciones 1 y 5 se han probado diferentes estados iniciales y diferentes estados finales y se ha obtenido:</w:t>
       </w:r>
     </w:p>
     <w:p>
@@ -5788,6 +7345,12 @@
         </w:rPr>
         <w:t>Para la variante 1 hemos llegado a la solución óptima, que se corresponde con el estado inicial que se ve en la imagen</w:t>
       </w:r>
+      <w:r>
+        <w:rPr>
+          <w:lang w:val="es-ES" w:eastAsia="en-US"/>
+        </w:rPr>
+        <w:t xml:space="preserve"> y el estado final correspondiente a la casilla opuesta a la inicial (resaltada en gris en la imagen).</w:t>
+      </w:r>
     </w:p>
     <w:p>
       <w:pPr>
@@ -5804,47 +7367,164 @@
         <w:rPr>
           <w:lang w:val="es-ES" w:eastAsia="en-US"/>
         </w:rPr>
-        <w:t>Para la variante 5 hemos llegado a la solución óptima, que se corresponde con los cuatro estados iniciales que puede tener este tablero de forma que se puede solucionar[3].</w:t>
+        <w:t>Para la variante 5 hemos llegado</w:t>
+      </w:r>
+      <w:r>
+        <w:rPr>
+          <w:lang w:val="es-ES" w:eastAsia="en-US"/>
+        </w:rPr>
+        <w:t xml:space="preserve"> también</w:t>
+      </w:r>
+      <w:r>
+        <w:rPr>
+          <w:lang w:val="es-ES" w:eastAsia="en-US"/>
+        </w:rPr>
+        <w:t xml:space="preserve"> a </w:t>
+      </w:r>
+      <w:r>
+        <w:rPr>
+          <w:lang w:val="es-ES" w:eastAsia="en-US"/>
+        </w:rPr>
+        <w:t>una</w:t>
+      </w:r>
+      <w:r>
+        <w:rPr>
+          <w:lang w:val="es-ES" w:eastAsia="en-US"/>
+        </w:rPr>
+        <w:t xml:space="preserve"> solución óptima, que se corresponde con </w:t>
+      </w:r>
+      <w:r>
+        <w:rPr>
+          <w:lang w:val="es-ES" w:eastAsia="en-US"/>
+        </w:rPr>
+        <w:t xml:space="preserve">uno de </w:t>
+      </w:r>
+      <w:r>
+        <w:rPr>
+          <w:lang w:val="es-ES" w:eastAsia="en-US"/>
+        </w:rPr>
+        <w:t xml:space="preserve">los cuatro estados iniciales </w:t>
+      </w:r>
+      <w:r>
+        <w:rPr>
+          <w:lang w:val="es-ES" w:eastAsia="en-US"/>
+        </w:rPr>
+        <w:t xml:space="preserve">de este tablero que tienen solución </w:t>
+      </w:r>
+      <w:r>
+        <w:rPr>
+          <w:lang w:val="es-ES" w:eastAsia="en-US"/>
+        </w:rPr>
+        <w:t>[3].</w:t>
       </w:r>
     </w:p>
     <w:p>
       <w:pPr>
         <w:pStyle w:val="Textbody"/>
-        <w:rPr>
-          <w:lang w:val="es-ES"/>
-        </w:rPr>
-      </w:pPr>
-      <w:r>
-        <w:rPr>
-          <w:lang w:val="es-ES"/>
-        </w:rPr>
-        <w:t xml:space="preserve">Hemos comprobado que todas las soluciones obtenidas en el transcurso del proyecto eran válidas y para ello nos hemos ayudado de las funciones, no solo de impresión de planes sino también funciones de representación de estados y planes, para antes de encontrar planes de solución de la variaciones poder representar de forma visual los estados más profundos a los que llevaba el algoritmo de </w:t>
-      </w:r>
-      <w:r>
-        <w:rPr>
-          <w:lang w:val="es-ES"/>
-        </w:rPr>
-        <w:t>búsqueda y una vez encontrada una solución la representación del tablero de cada paso desde la posición inicial a la posición objetivo.</w:t>
-      </w:r>
-      <w:r>
-        <w:rPr>
-          <w:lang w:val="es-ES"/>
-        </w:rPr>
-        <w:t xml:space="preserve"> </w:t>
+        <w:ind w:firstLine="0"/>
+        <w:jc w:val="center"/>
+        <w:rPr>
+          <w:lang w:val="es-ES" w:eastAsia="en-US"/>
+        </w:rPr>
+      </w:pPr>
+      <w:r>
+        <w:rPr>
+          <w:noProof/>
+          <w:lang w:val="es-ES" w:eastAsia="en-US"/>
+        </w:rPr>
+        <w:lastRenderedPageBreak/>
+        <w:drawing>
+          <wp:inline distT="0" distB="0" distL="0" distR="0" wp14:anchorId="24F2E50A" wp14:editId="39003167">
+            <wp:extent cx="3091180" cy="1412240"/>
+            <wp:effectExtent l="0" t="0" r="0" b="0"/>
+            <wp:docPr id="1086260890" name="Picture 3"/>
+            <wp:cNvGraphicFramePr>
+              <a:graphicFrameLocks xmlns:a="http://schemas.openxmlformats.org/drawingml/2006/main" noChangeAspect="1"/>
+            </wp:cNvGraphicFramePr>
+            <a:graphic xmlns:a="http://schemas.openxmlformats.org/drawingml/2006/main">
+              <a:graphicData uri="http://schemas.openxmlformats.org/drawingml/2006/picture">
+                <pic:pic xmlns:pic="http://schemas.openxmlformats.org/drawingml/2006/picture">
+                  <pic:nvPicPr>
+                    <pic:cNvPr id="0" name="Picture 1"/>
+                    <pic:cNvPicPr>
+                      <a:picLocks noChangeAspect="1" noChangeArrowheads="1"/>
+                    </pic:cNvPicPr>
+                  </pic:nvPicPr>
+                  <pic:blipFill>
+                    <a:blip r:embed="rId16">
+                      <a:extLst>
+                        <a:ext uri="{28A0092B-C50C-407E-A947-70E740481C1C}">
+                          <a14:useLocalDpi xmlns:a14="http://schemas.microsoft.com/office/drawing/2010/main" val="0"/>
+                        </a:ext>
+                      </a:extLst>
+                    </a:blip>
+                    <a:srcRect/>
+                    <a:stretch>
+                      <a:fillRect/>
+                    </a:stretch>
+                  </pic:blipFill>
+                  <pic:spPr bwMode="auto">
+                    <a:xfrm>
+                      <a:off x="0" y="0"/>
+                      <a:ext cx="3091180" cy="1412240"/>
+                    </a:xfrm>
+                    <a:prstGeom prst="rect">
+                      <a:avLst/>
+                    </a:prstGeom>
+                    <a:noFill/>
+                    <a:ln>
+                      <a:noFill/>
+                    </a:ln>
+                  </pic:spPr>
+                </pic:pic>
+              </a:graphicData>
+            </a:graphic>
+          </wp:inline>
+        </w:drawing>
       </w:r>
     </w:p>
     <w:p>
       <w:pPr>
-        <w:pStyle w:val="Ttulo1"/>
-        <w:rPr>
-          <w:lang w:val="es-ES"/>
-        </w:rPr>
-      </w:pPr>
-      <w:r>
-        <w:rPr>
-          <w:lang w:val="es-ES"/>
-        </w:rPr>
-        <w:t>Conclusiones</w:t>
+        <w:pStyle w:val="Textbody"/>
+        <w:ind w:firstLine="0"/>
+        <w:jc w:val="center"/>
+        <w:rPr>
+          <w:i/>
+          <w:iCs/>
+          <w:sz w:val="16"/>
+          <w:szCs w:val="16"/>
+          <w:lang w:val="es-ES" w:eastAsia="en-US"/>
+        </w:rPr>
+      </w:pPr>
+      <w:r>
+        <w:rPr>
+          <w:i/>
+          <w:iCs/>
+          <w:sz w:val="16"/>
+          <w:szCs w:val="16"/>
+          <w:lang w:val="es-ES" w:eastAsia="en-US"/>
+        </w:rPr>
+        <w:t xml:space="preserve">Fig. </w:t>
+      </w:r>
+      <w:r>
+        <w:rPr>
+          <w:i/>
+          <w:iCs/>
+          <w:sz w:val="16"/>
+          <w:szCs w:val="16"/>
+          <w:lang w:val="es-ES" w:eastAsia="en-US"/>
+        </w:rPr>
+        <w:t>6</w:t>
+      </w:r>
+      <w:r>
+        <w:rPr>
+          <w:i/>
+          <w:iCs/>
+          <w:sz w:val="16"/>
+          <w:szCs w:val="16"/>
+          <w:lang w:val="es-ES" w:eastAsia="en-US"/>
+        </w:rPr>
+        <w:t>. Casillas de inicio y fin de las variantes 1 y 5 del problema utilizadas</w:t>
       </w:r>
     </w:p>
     <w:p>
@@ -5858,21 +7538,139 @@
         <w:rPr>
           <w:lang w:val="es-ES"/>
         </w:rPr>
-        <w:t xml:space="preserve">Podemos hacer una comparación básica entre el algoritmo de OneShotPlanner, </w:t>
-      </w:r>
-      <w:proofErr w:type="gramStart"/>
-      <w:r>
-        <w:rPr>
-          <w:lang w:val="es-ES"/>
-        </w:rPr>
-        <w:t>que</w:t>
-      </w:r>
-      <w:proofErr w:type="gramEnd"/>
-      <w:r>
-        <w:rPr>
-          <w:lang w:val="es-ES"/>
-        </w:rPr>
-        <w:t xml:space="preserve"> al no estar optimizado para búsqueda de solución en un espacio de estados, que es la forma ideal de resolver el juego del senku, no es nada eficiente para la resolución de este tipo de problema en cuanto pasa de cierto nivel de complejidad.</w:t>
+        <w:t>Hemos comprobado que todas las soluciones obtenidas en el transcurso del proyecto eran válidas y para ello nos hemos ayudado de las funciones, no solo de impresión de planes</w:t>
+      </w:r>
+      <w:r>
+        <w:rPr>
+          <w:lang w:val="es-ES"/>
+        </w:rPr>
+        <w:t xml:space="preserve"> como texto plano</w:t>
+      </w:r>
+      <w:r>
+        <w:rPr>
+          <w:lang w:val="es-ES"/>
+        </w:rPr>
+        <w:t xml:space="preserve"> sino también </w:t>
+      </w:r>
+      <w:r>
+        <w:rPr>
+          <w:lang w:val="es-ES"/>
+        </w:rPr>
+        <w:t xml:space="preserve">funciones </w:t>
+      </w:r>
+      <w:r>
+        <w:rPr>
+          <w:lang w:val="es-ES"/>
+        </w:rPr>
+        <w:t xml:space="preserve">de representación </w:t>
+      </w:r>
+      <w:r>
+        <w:rPr>
+          <w:lang w:val="es-ES"/>
+        </w:rPr>
+        <w:t xml:space="preserve">gráfica </w:t>
+      </w:r>
+      <w:r>
+        <w:rPr>
+          <w:lang w:val="es-ES"/>
+        </w:rPr>
+        <w:t>de estados y planes</w:t>
+      </w:r>
+      <w:r>
+        <w:rPr>
+          <w:lang w:val="es-ES"/>
+        </w:rPr>
+        <w:t>.</w:t>
+      </w:r>
+      <w:r>
+        <w:rPr>
+          <w:lang w:val="es-ES"/>
+        </w:rPr>
+        <w:t xml:space="preserve"> </w:t>
+      </w:r>
+      <w:r>
+        <w:rPr>
+          <w:lang w:val="es-ES"/>
+        </w:rPr>
+        <w:t xml:space="preserve">Estas funciones nos han sido de especial utilidad </w:t>
+      </w:r>
+      <w:r>
+        <w:rPr>
+          <w:lang w:val="es-ES"/>
+        </w:rPr>
+        <w:t xml:space="preserve">antes de </w:t>
+      </w:r>
+      <w:r>
+        <w:rPr>
+          <w:lang w:val="es-ES"/>
+        </w:rPr>
+        <w:t xml:space="preserve">lograr </w:t>
+      </w:r>
+      <w:r>
+        <w:rPr>
+          <w:lang w:val="es-ES"/>
+        </w:rPr>
+        <w:t xml:space="preserve">encontrar planes de solución de </w:t>
+      </w:r>
+      <w:r>
+        <w:rPr>
+          <w:lang w:val="es-ES"/>
+        </w:rPr>
+        <w:t xml:space="preserve">las distintas </w:t>
+      </w:r>
+      <w:r>
+        <w:rPr>
+          <w:lang w:val="es-ES"/>
+        </w:rPr>
+        <w:t>variaciones</w:t>
+      </w:r>
+      <w:r>
+        <w:rPr>
+          <w:lang w:val="es-ES"/>
+        </w:rPr>
+        <w:t>.</w:t>
+      </w:r>
+      <w:r>
+        <w:rPr>
+          <w:lang w:val="es-ES"/>
+        </w:rPr>
+        <w:t xml:space="preserve"> </w:t>
+      </w:r>
+      <w:r>
+        <w:rPr>
+          <w:lang w:val="es-ES"/>
+        </w:rPr>
+        <w:t>El p</w:t>
+      </w:r>
+      <w:r>
+        <w:rPr>
+          <w:lang w:val="es-ES"/>
+        </w:rPr>
+        <w:t>oder representar de forma visual los estados más profundos a los que lle</w:t>
+      </w:r>
+      <w:r>
+        <w:rPr>
+          <w:lang w:val="es-ES"/>
+        </w:rPr>
+        <w:t>g</w:t>
+      </w:r>
+      <w:r>
+        <w:rPr>
+          <w:lang w:val="es-ES"/>
+        </w:rPr>
+        <w:t xml:space="preserve">aba el algoritmo de </w:t>
+      </w:r>
+      <w:r>
+        <w:rPr>
+          <w:lang w:val="es-ES"/>
+        </w:rPr>
+        <w:t xml:space="preserve">búsqueda </w:t>
+      </w:r>
+      <w:r>
+        <w:rPr>
+          <w:lang w:val="es-ES"/>
+        </w:rPr>
+        <w:t xml:space="preserve">nos daba una idea de los posibles puntos problemáticos de la función Pagoda utilizada, y con ello teníamos una muy buena indicación de cómo abordarlos. </w:t>
       </w:r>
     </w:p>
     <w:p>
@@ -5886,33 +7684,39 @@
         <w:rPr>
           <w:lang w:val="es-ES"/>
         </w:rPr>
-        <w:t>Sin embargo, un algoritmo manual como el que hemos definido que está diseñado con el objetivo de facilitar las búsquedas de soluciones de este juego en concreto ha conseguido encontrar soluciones incluso a problemas complejos en una cantidad de tiempo muy reducida. Sobre todo, con las optimizaciones</w:t>
-      </w:r>
-      <w:r>
-        <w:rPr>
-          <w:lang w:val="es-ES"/>
-        </w:rPr>
-        <w:t xml:space="preserve"> que se ha hecho al algoritmo vemos la importancia de la aplicación de la ingeniería del software y de la planificación automática, no solo como conceptos generales, sino, como herramientas que aumentan exponencialmente la eficiencia  en representación de problemas y búsqueda de soluciones.</w:t>
+        <w:t>Además,</w:t>
+      </w:r>
+      <w:r>
+        <w:rPr>
+          <w:lang w:val="es-ES"/>
+        </w:rPr>
+        <w:t xml:space="preserve"> una vez encontrada una solución la representación del tablero de cada paso desde la posición inicial a la posición objetivo</w:t>
+      </w:r>
+      <w:r>
+        <w:rPr>
+          <w:lang w:val="es-ES"/>
+        </w:rPr>
+        <w:t xml:space="preserve"> nos ha resultado una forma muy intuitiva de comprobar la validez de todas las soluciones dadas por el algoritmo, y sirven como una guía de resolución visual fácil de seguir.</w:t>
+      </w:r>
+      <w:r>
+        <w:rPr>
+          <w:lang w:val="es-ES"/>
+        </w:rPr>
+        <w:t xml:space="preserve"> </w:t>
       </w:r>
     </w:p>
     <w:p>
       <w:pPr>
-        <w:pStyle w:val="Textbody"/>
-        <w:rPr>
-          <w:lang w:val="es-ES"/>
-        </w:rPr>
-      </w:pPr>
-      <w:r>
-        <w:rPr>
-          <w:lang w:val="es-ES"/>
-        </w:rPr>
-        <w:t xml:space="preserve"> </w:t>
-      </w:r>
-      <w:r>
-        <w:rPr>
-          <w:lang w:val="es-ES"/>
-        </w:rPr>
-        <w:t xml:space="preserve">En concreto, en el apartado de búsqueda manual hemos visto una clara tendencia en la que los tableros que son simétricos y se ha utilizado el filtrado de posiciones simétricos, cuando la heurística aún no era óptima y el algoritmo aún necesitaba valores muy elevados de beta para encontrar solución, búsqueda de estados simétricos llevaba muchísimo más tiempo que la búsqueda normal de estados y con el mismo beta, sin búsqueda de estados simétricos llegaba a 40 segundos la ejecución completa y con búsqueda, a aproximadamente dos minutos y media, es decir, unos 150 segundos. </w:t>
+        <w:pStyle w:val="Heading1"/>
+        <w:rPr>
+          <w:lang w:val="es-ES"/>
+        </w:rPr>
+      </w:pPr>
+      <w:r>
+        <w:rPr>
+          <w:lang w:val="es-ES"/>
+        </w:rPr>
+        <w:t>Conclusiones</w:t>
       </w:r>
     </w:p>
     <w:p>
@@ -5926,13 +7730,113 @@
         <w:rPr>
           <w:lang w:val="es-ES"/>
         </w:rPr>
-        <w:t>Esto es algo que nos ha hecho darnos en cuenta de que esta búsqueda de estados simétrico es exponencialmente computacionalmente más costosa, cuanto más se aumenta la beta y más estados a la vez queremos analizar</w:t>
-      </w:r>
-      <w:r>
-        <w:rPr>
-          <w:lang w:val="es-ES"/>
-        </w:rPr>
-        <w:t>. Pero con el resto de la efectividad del algoritmo de búsqueda, en valores de beta tan bajos como los que hemos llegado a alcanzar con nuestra heurística, esta diferencia es negligible y nos permite reducir mucho la anchura del haz de búsqueda.</w:t>
+        <w:t xml:space="preserve">Podemos hacer una comparación básica entre el algoritmo de </w:t>
+      </w:r>
+      <w:proofErr w:type="spellStart"/>
+      <w:r>
+        <w:rPr>
+          <w:lang w:val="es-ES"/>
+        </w:rPr>
+        <w:t>OneShotPlanner</w:t>
+      </w:r>
+      <w:proofErr w:type="spellEnd"/>
+      <w:r>
+        <w:rPr>
+          <w:lang w:val="es-ES"/>
+        </w:rPr>
+        <w:t xml:space="preserve"> </w:t>
+      </w:r>
+      <w:r>
+        <w:rPr>
+          <w:lang w:val="es-ES"/>
+        </w:rPr>
+        <w:t>que</w:t>
+      </w:r>
+      <w:r>
+        <w:rPr>
+          <w:lang w:val="es-ES"/>
+        </w:rPr>
+        <w:t>,</w:t>
+      </w:r>
+      <w:r>
+        <w:rPr>
+          <w:lang w:val="es-ES"/>
+        </w:rPr>
+        <w:t xml:space="preserve"> al no estar optimizado </w:t>
+      </w:r>
+      <w:r>
+        <w:rPr>
+          <w:lang w:val="es-ES"/>
+        </w:rPr>
+        <w:t xml:space="preserve">específicamente para la </w:t>
+      </w:r>
+      <w:r>
+        <w:rPr>
+          <w:lang w:val="es-ES"/>
+        </w:rPr>
+        <w:t>búsqueda de soluci</w:t>
+      </w:r>
+      <w:r>
+        <w:rPr>
+          <w:lang w:val="es-ES"/>
+        </w:rPr>
+        <w:t>o</w:t>
+      </w:r>
+      <w:r>
+        <w:rPr>
+          <w:lang w:val="es-ES"/>
+        </w:rPr>
+        <w:t>n</w:t>
+      </w:r>
+      <w:r>
+        <w:rPr>
+          <w:lang w:val="es-ES"/>
+        </w:rPr>
+        <w:t>es</w:t>
+      </w:r>
+      <w:r>
+        <w:rPr>
+          <w:lang w:val="es-ES"/>
+        </w:rPr>
+        <w:t xml:space="preserve"> </w:t>
+      </w:r>
+      <w:r>
+        <w:rPr>
+          <w:lang w:val="es-ES"/>
+        </w:rPr>
+        <w:t>d</w:t>
+      </w:r>
+      <w:r>
+        <w:rPr>
+          <w:lang w:val="es-ES"/>
+        </w:rPr>
+        <w:t xml:space="preserve">el juego del </w:t>
+      </w:r>
+      <w:proofErr w:type="spellStart"/>
+      <w:r>
+        <w:rPr>
+          <w:lang w:val="es-ES"/>
+        </w:rPr>
+        <w:t>S</w:t>
+      </w:r>
+      <w:r>
+        <w:rPr>
+          <w:lang w:val="es-ES"/>
+        </w:rPr>
+        <w:t>enku</w:t>
+      </w:r>
+      <w:proofErr w:type="spellEnd"/>
+      <w:r>
+        <w:rPr>
+          <w:lang w:val="es-ES"/>
+        </w:rPr>
+        <w:t>, no es nada eficiente para la resolución de este tipo de problema en cuanto pasa de cierto nivel de complejidad.</w:t>
+      </w:r>
+      <w:r>
+        <w:rPr>
+          <w:lang w:val="es-ES"/>
+        </w:rPr>
+        <w:t xml:space="preserve"> Hemos podido observar cómo ha sido capaz de resolver las variantes 3 y 4, las más sencillas del problema. Sin embargo, en cuanto tratamos de aplicarlo al resto de variantes, la complejidad del problema aumenta exponencialmente, y no es capaz de encontrar una solución en un tiempo razonable.</w:t>
       </w:r>
     </w:p>
     <w:p>
@@ -5946,40 +7850,710 @@
         <w:rPr>
           <w:lang w:val="es-ES"/>
         </w:rPr>
-        <w:t xml:space="preserve">Mayormente, nuestra verdadera conclusión es, la importancia de la buena aplicación de la planificación automática junto al buen uso de la inteligencia natural de nosotros los humanos a la hora de diseñar herramienta que nos </w:t>
-      </w:r>
-      <w:r>
-        <w:rPr>
-          <w:lang w:val="es-ES"/>
-        </w:rPr>
-        <w:lastRenderedPageBreak/>
-        <w:t>ayuden en el desarrollo y la aplicación del ámbito de la inteligencia artificial.</w:t>
+        <w:t xml:space="preserve">Sin embargo, </w:t>
+      </w:r>
+      <w:r>
+        <w:rPr>
+          <w:lang w:val="es-ES"/>
+        </w:rPr>
+        <w:t xml:space="preserve">con el uso de </w:t>
+      </w:r>
+      <w:r>
+        <w:rPr>
+          <w:lang w:val="es-ES"/>
+        </w:rPr>
+        <w:t>un algoritmo manual como el que hemos definido</w:t>
+      </w:r>
+      <w:r>
+        <w:rPr>
+          <w:lang w:val="es-ES"/>
+        </w:rPr>
+        <w:t xml:space="preserve">, </w:t>
+      </w:r>
+      <w:r>
+        <w:rPr>
+          <w:lang w:val="es-ES"/>
+        </w:rPr>
+        <w:t xml:space="preserve">diseñado </w:t>
+      </w:r>
+      <w:r>
+        <w:rPr>
+          <w:lang w:val="es-ES"/>
+        </w:rPr>
+        <w:t xml:space="preserve">además </w:t>
+      </w:r>
+      <w:r>
+        <w:rPr>
+          <w:lang w:val="es-ES"/>
+        </w:rPr>
+        <w:t xml:space="preserve">con el objetivo </w:t>
+      </w:r>
+      <w:r>
+        <w:rPr>
+          <w:lang w:val="es-ES"/>
+        </w:rPr>
+        <w:t xml:space="preserve">específico </w:t>
+      </w:r>
+      <w:r>
+        <w:rPr>
+          <w:lang w:val="es-ES"/>
+        </w:rPr>
+        <w:t>de facilitar las búsquedas de soluciones de este juego en concreto h</w:t>
+      </w:r>
+      <w:r>
+        <w:rPr>
+          <w:lang w:val="es-ES"/>
+        </w:rPr>
+        <w:t xml:space="preserve">emos </w:t>
+      </w:r>
+      <w:r>
+        <w:rPr>
+          <w:lang w:val="es-ES"/>
+        </w:rPr>
+        <w:t xml:space="preserve">conseguido encontrar soluciones incluso a </w:t>
+      </w:r>
+      <w:r>
+        <w:rPr>
+          <w:lang w:val="es-ES"/>
+        </w:rPr>
+        <w:t xml:space="preserve">las variantes más </w:t>
+      </w:r>
+      <w:r>
+        <w:rPr>
+          <w:lang w:val="es-ES"/>
+        </w:rPr>
+        <w:t>complej</w:t>
+      </w:r>
+      <w:r>
+        <w:rPr>
+          <w:lang w:val="es-ES"/>
+        </w:rPr>
+        <w:t>a</w:t>
+      </w:r>
+      <w:r>
+        <w:rPr>
+          <w:lang w:val="es-ES"/>
+        </w:rPr>
+        <w:t>s</w:t>
+      </w:r>
+      <w:r>
+        <w:rPr>
+          <w:lang w:val="es-ES"/>
+        </w:rPr>
+        <w:t xml:space="preserve"> del problema</w:t>
+      </w:r>
+      <w:r>
+        <w:rPr>
+          <w:lang w:val="es-ES"/>
+        </w:rPr>
+        <w:t xml:space="preserve"> en una cantidad de tiempo muy reducida.</w:t>
+      </w:r>
+      <w:r>
+        <w:rPr>
+          <w:lang w:val="es-ES"/>
+        </w:rPr>
+        <w:t xml:space="preserve"> Especialmente</w:t>
+      </w:r>
+      <w:r>
+        <w:rPr>
+          <w:lang w:val="es-ES"/>
+        </w:rPr>
+        <w:t xml:space="preserve"> con las optimizaciones</w:t>
+      </w:r>
+      <w:r>
+        <w:rPr>
+          <w:lang w:val="es-ES"/>
+        </w:rPr>
+        <w:t xml:space="preserve"> que se ha</w:t>
+      </w:r>
+      <w:r>
+        <w:rPr>
+          <w:lang w:val="es-ES"/>
+        </w:rPr>
+        <w:t>n</w:t>
+      </w:r>
+      <w:r>
+        <w:rPr>
+          <w:lang w:val="es-ES"/>
+        </w:rPr>
+        <w:t xml:space="preserve"> hecho </w:t>
+      </w:r>
+      <w:r>
+        <w:rPr>
+          <w:lang w:val="es-ES"/>
+        </w:rPr>
+        <w:t xml:space="preserve">tanto </w:t>
+      </w:r>
+      <w:r>
+        <w:rPr>
+          <w:lang w:val="es-ES"/>
+        </w:rPr>
+        <w:t xml:space="preserve">al algoritmo </w:t>
+      </w:r>
+      <w:r>
+        <w:rPr>
+          <w:lang w:val="es-ES"/>
+        </w:rPr>
+        <w:t>como a la heurística utilizada</w:t>
+      </w:r>
+      <w:r>
+        <w:rPr>
+          <w:lang w:val="es-ES"/>
+        </w:rPr>
+        <w:t>.</w:t>
+      </w:r>
+      <w:r>
+        <w:rPr>
+          <w:lang w:val="es-ES"/>
+        </w:rPr>
+        <w:t xml:space="preserve"> </w:t>
+      </w:r>
+      <w:r>
+        <w:rPr>
+          <w:lang w:val="es-ES"/>
+        </w:rPr>
+        <w:t>R</w:t>
+      </w:r>
+      <w:r>
+        <w:rPr>
+          <w:lang w:val="es-ES"/>
+        </w:rPr>
+        <w:t xml:space="preserve">esulta evidente </w:t>
+      </w:r>
+      <w:r>
+        <w:rPr>
+          <w:lang w:val="es-ES"/>
+        </w:rPr>
+        <w:t>la importancia de la aplicación de la ingeniería del software y de la planificación automática</w:t>
+      </w:r>
+      <w:r>
+        <w:rPr>
+          <w:lang w:val="es-ES"/>
+        </w:rPr>
+        <w:t xml:space="preserve"> a este tipo de problemas. N</w:t>
+      </w:r>
+      <w:r>
+        <w:rPr>
+          <w:lang w:val="es-ES"/>
+        </w:rPr>
+        <w:t>o s</w:t>
+      </w:r>
+      <w:r>
+        <w:rPr>
+          <w:lang w:val="es-ES"/>
+        </w:rPr>
+        <w:t>ó</w:t>
+      </w:r>
+      <w:r>
+        <w:rPr>
+          <w:lang w:val="es-ES"/>
+        </w:rPr>
+        <w:t>lo como conceptos generales, sino como herramientas que aumentan exponencialmente la eficiencia en representación de problemas y búsqueda de soluciones</w:t>
+      </w:r>
+      <w:r>
+        <w:rPr>
+          <w:lang w:val="es-ES"/>
+        </w:rPr>
+        <w:t xml:space="preserve"> al aplicar nuestros conocimientos de forma efectiva.</w:t>
       </w:r>
     </w:p>
     <w:p>
       <w:pPr>
-        <w:pStyle w:val="Ttulo5"/>
-        <w:rPr>
-          <w:lang w:val="es-ES"/>
-        </w:rPr>
-      </w:pPr>
-      <w:r>
-        <w:rPr>
-          <w:lang w:val="es-ES"/>
-        </w:rPr>
-        <w:t>Referencias</w:t>
-      </w:r>
+        <w:pStyle w:val="Textbody"/>
+        <w:rPr>
+          <w:lang w:val="es-ES"/>
+        </w:rPr>
+      </w:pPr>
     </w:p>
     <w:p>
       <w:pPr>
-        <w:pStyle w:val="Standard"/>
-        <w:rPr>
-          <w:lang w:val="es-ES"/>
-        </w:rPr>
-      </w:pPr>
+        <w:pStyle w:val="Textbody"/>
+        <w:rPr>
+          <w:lang w:val="es-ES"/>
+        </w:rPr>
+      </w:pPr>
+      <w:r>
+        <w:rPr>
+          <w:lang w:val="es-ES"/>
+        </w:rPr>
+        <w:t xml:space="preserve"> </w:t>
+      </w:r>
+      <w:r>
+        <w:rPr>
+          <w:lang w:val="es-ES"/>
+        </w:rPr>
+        <w:t xml:space="preserve">En concreto, en el apartado de búsqueda manual hemos visto una clara tendencia en la que </w:t>
+      </w:r>
+      <w:r>
+        <w:rPr>
+          <w:lang w:val="es-ES"/>
+        </w:rPr>
+        <w:t xml:space="preserve">nuestros haces de soluciones se veían inundados de estados equivalentes entre sí, con lo que la variedad real de estados candidatos era muy inferior a la que nos </w:t>
+      </w:r>
+      <w:r>
+        <w:rPr>
+          <w:lang w:val="es-ES"/>
+        </w:rPr>
+        <w:t>indicaban los números. Al tomar nota de esta característica del juego y al actuar en consecuencia, implementando un sistema de</w:t>
+      </w:r>
+      <w:r>
+        <w:rPr>
+          <w:lang w:val="es-ES"/>
+        </w:rPr>
+        <w:t xml:space="preserve"> filtrado de posiciones simétric</w:t>
+      </w:r>
+      <w:r>
+        <w:rPr>
+          <w:lang w:val="es-ES"/>
+        </w:rPr>
+        <w:t>a</w:t>
+      </w:r>
+      <w:r>
+        <w:rPr>
+          <w:lang w:val="es-ES"/>
+        </w:rPr>
+        <w:t xml:space="preserve">s, </w:t>
+      </w:r>
+      <w:r>
+        <w:rPr>
+          <w:lang w:val="es-ES"/>
+        </w:rPr>
+        <w:t>hemos visto mejorar enormemente la capacidad de búsqueda de nuestro algoritmo.</w:t>
+      </w:r>
     </w:p>
     <w:p>
       <w:pPr>
+        <w:pStyle w:val="Textbody"/>
+        <w:rPr>
+          <w:lang w:val="es-ES"/>
+        </w:rPr>
+      </w:pPr>
+      <w:r>
+        <w:rPr>
+          <w:lang w:val="es-ES"/>
+        </w:rPr>
+        <w:t xml:space="preserve">Asimismo, </w:t>
+      </w:r>
+      <w:r>
+        <w:rPr>
+          <w:lang w:val="es-ES"/>
+        </w:rPr>
+        <w:t>cuando la</w:t>
+      </w:r>
+      <w:r>
+        <w:rPr>
+          <w:lang w:val="es-ES"/>
+        </w:rPr>
+        <w:t>s funciones Pagoda utilizadas para la</w:t>
+      </w:r>
+      <w:r>
+        <w:rPr>
+          <w:lang w:val="es-ES"/>
+        </w:rPr>
+        <w:t xml:space="preserve"> heurística aún no era</w:t>
+      </w:r>
+      <w:r>
+        <w:rPr>
+          <w:lang w:val="es-ES"/>
+        </w:rPr>
+        <w:t>n nada</w:t>
+      </w:r>
+      <w:r>
+        <w:rPr>
+          <w:lang w:val="es-ES"/>
+        </w:rPr>
+        <w:t xml:space="preserve"> óptima</w:t>
+      </w:r>
+      <w:r>
+        <w:rPr>
+          <w:lang w:val="es-ES"/>
+        </w:rPr>
+        <w:t>s</w:t>
+      </w:r>
+      <w:r>
+        <w:rPr>
+          <w:lang w:val="es-ES"/>
+        </w:rPr>
+        <w:t xml:space="preserve"> y el algoritmo aún necesitaba valores muy elevados de beta para encontrar solución, </w:t>
+      </w:r>
+      <w:r>
+        <w:rPr>
+          <w:lang w:val="es-ES"/>
+        </w:rPr>
+        <w:t xml:space="preserve">la </w:t>
+      </w:r>
+      <w:r>
+        <w:rPr>
+          <w:lang w:val="es-ES"/>
+        </w:rPr>
+        <w:t>búsqueda</w:t>
+      </w:r>
+      <w:r>
+        <w:rPr>
+          <w:lang w:val="es-ES"/>
+        </w:rPr>
+        <w:t xml:space="preserve"> con comprobación</w:t>
+      </w:r>
+      <w:r>
+        <w:rPr>
+          <w:lang w:val="es-ES"/>
+        </w:rPr>
+        <w:t xml:space="preserve"> de estados simétricos llevaba muchísimo más tiempo que la búsqueda </w:t>
+      </w:r>
+      <w:r>
+        <w:rPr>
+          <w:lang w:val="es-ES"/>
+        </w:rPr>
+        <w:t xml:space="preserve">sin esta comprobación. La naturaleza de la anchura del haz como limitante de estados y del aumento multiplicativo de estados a comprobar simetrías antes de considerar válido a un estado candidato implican que conforme aumentamos la anchura del haz, la diferencia de esfuerzo computacional entre el algoritmo con y sin búsqueda de simetrías se vuelve cada vez más evidente. En casos concretos durante nuestro desarrollo, </w:t>
+      </w:r>
+      <w:r>
+        <w:rPr>
+          <w:lang w:val="es-ES"/>
+        </w:rPr>
+        <w:t>al aplicar el algoritmo con valores de beta de 2000, búsquedas que duraban 90 segundos y encontraban estados de hasta 4 fichas restantes en el tablero podían pasar a durar 150 segundos al aplicar las comprobaciones de simetrías, un coste elevado a cambio de encontrar estados más avanzados del problema de hasta 2 fichas restantes.</w:t>
+      </w:r>
+    </w:p>
+    <w:p>
+      <w:pPr>
+        <w:pStyle w:val="Textbody"/>
+        <w:rPr>
+          <w:lang w:val="es-ES"/>
+        </w:rPr>
+      </w:pPr>
+      <w:proofErr w:type="spellStart"/>
+      <w:r>
+        <w:rPr>
+          <w:lang w:val="es-ES"/>
+        </w:rPr>
+        <w:t>É</w:t>
+      </w:r>
+      <w:r>
+        <w:rPr>
+          <w:lang w:val="es-ES"/>
+        </w:rPr>
+        <w:t>sto</w:t>
+      </w:r>
+      <w:proofErr w:type="spellEnd"/>
+      <w:r>
+        <w:rPr>
+          <w:lang w:val="es-ES"/>
+        </w:rPr>
+        <w:t xml:space="preserve"> es algo que nos ha hecho darnos en cuenta de que esta búsqueda de estados simétrico</w:t>
+      </w:r>
+      <w:r>
+        <w:rPr>
+          <w:lang w:val="es-ES"/>
+        </w:rPr>
+        <w:t>s</w:t>
+      </w:r>
+      <w:r>
+        <w:rPr>
+          <w:lang w:val="es-ES"/>
+        </w:rPr>
+        <w:t xml:space="preserve"> es</w:t>
+      </w:r>
+      <w:r>
+        <w:rPr>
+          <w:lang w:val="es-ES"/>
+        </w:rPr>
+        <w:t xml:space="preserve"> mucho más</w:t>
+      </w:r>
+      <w:r>
+        <w:rPr>
+          <w:lang w:val="es-ES"/>
+        </w:rPr>
+        <w:t xml:space="preserve"> computacionalmente costosa cuanto más se aumenta la beta y más estados a la vez queremos analizar</w:t>
+      </w:r>
+      <w:r>
+        <w:rPr>
+          <w:lang w:val="es-ES"/>
+        </w:rPr>
+        <w:t>. Pero la efectividad del algoritmo de búsqueda en valores de beta tan bajos como los que hemos llegado a alcanzar con nuestra heurística</w:t>
+      </w:r>
+      <w:r>
+        <w:rPr>
+          <w:lang w:val="es-ES"/>
+        </w:rPr>
+        <w:t xml:space="preserve"> es remarcable</w:t>
+      </w:r>
+      <w:r>
+        <w:rPr>
+          <w:lang w:val="es-ES"/>
+        </w:rPr>
+        <w:t>,</w:t>
+      </w:r>
+      <w:r>
+        <w:rPr>
+          <w:lang w:val="es-ES"/>
+        </w:rPr>
+        <w:t xml:space="preserve"> y en estos valores de beta</w:t>
+      </w:r>
+      <w:r>
+        <w:rPr>
+          <w:lang w:val="es-ES"/>
+        </w:rPr>
+        <w:t xml:space="preserve"> </w:t>
+      </w:r>
+      <w:r>
+        <w:rPr>
+          <w:lang w:val="es-ES"/>
+        </w:rPr>
+        <w:t xml:space="preserve">la </w:t>
+      </w:r>
+      <w:r>
+        <w:rPr>
+          <w:lang w:val="es-ES"/>
+        </w:rPr>
+        <w:t xml:space="preserve">diferencia </w:t>
+      </w:r>
+      <w:r>
+        <w:rPr>
+          <w:lang w:val="es-ES"/>
+        </w:rPr>
+        <w:t xml:space="preserve">en tiempo </w:t>
+      </w:r>
+      <w:r>
+        <w:rPr>
+          <w:lang w:val="es-ES"/>
+        </w:rPr>
+        <w:t xml:space="preserve">es negligible y nos permite reducir </w:t>
+      </w:r>
+      <w:r>
+        <w:rPr>
+          <w:lang w:val="es-ES"/>
+        </w:rPr>
+        <w:t xml:space="preserve">enormemente </w:t>
+      </w:r>
+      <w:r>
+        <w:rPr>
+          <w:lang w:val="es-ES"/>
+        </w:rPr>
+        <w:t>la anchura del haz de búsqueda.</w:t>
+      </w:r>
+    </w:p>
+    <w:p>
+      <w:pPr>
+        <w:pStyle w:val="Textbody"/>
+        <w:rPr>
+          <w:lang w:val="es-ES"/>
+        </w:rPr>
+      </w:pPr>
+      <w:r>
+        <w:rPr>
+          <w:lang w:val="es-ES"/>
+        </w:rPr>
+        <w:t>En resumen</w:t>
+      </w:r>
+      <w:r>
+        <w:rPr>
+          <w:lang w:val="es-ES"/>
+        </w:rPr>
+        <w:t xml:space="preserve">, </w:t>
+      </w:r>
+      <w:r>
+        <w:rPr>
+          <w:lang w:val="es-ES"/>
+        </w:rPr>
+        <w:t xml:space="preserve">la conclusión más importante que hemos sacado de este trabajo ha sido </w:t>
+      </w:r>
+      <w:r>
+        <w:rPr>
+          <w:lang w:val="es-ES"/>
+        </w:rPr>
+        <w:t xml:space="preserve">la </w:t>
+      </w:r>
+      <w:r>
+        <w:rPr>
+          <w:lang w:val="es-ES"/>
+        </w:rPr>
+        <w:t xml:space="preserve">tremenda </w:t>
+      </w:r>
+      <w:r>
+        <w:rPr>
+          <w:lang w:val="es-ES"/>
+        </w:rPr>
+        <w:t>importancia de la buena aplicación de la planificación automática junto a</w:t>
+      </w:r>
+      <w:r>
+        <w:rPr>
+          <w:lang w:val="es-ES"/>
+        </w:rPr>
+        <w:t xml:space="preserve"> la aplicación efectiva </w:t>
+      </w:r>
+      <w:r>
+        <w:rPr>
+          <w:lang w:val="es-ES"/>
+        </w:rPr>
+        <w:t xml:space="preserve">de la inteligencia natural a la hora de diseñar </w:t>
+      </w:r>
+      <w:r>
+        <w:rPr>
+          <w:lang w:val="es-ES"/>
+        </w:rPr>
+        <w:t xml:space="preserve">procesos y </w:t>
+      </w:r>
+      <w:r>
+        <w:rPr>
+          <w:lang w:val="es-ES"/>
+        </w:rPr>
+        <w:t>herramienta</w:t>
+      </w:r>
+      <w:r>
+        <w:rPr>
+          <w:lang w:val="es-ES"/>
+        </w:rPr>
+        <w:t>s</w:t>
+      </w:r>
+      <w:r>
+        <w:rPr>
+          <w:lang w:val="es-ES"/>
+        </w:rPr>
+        <w:t xml:space="preserve"> que nos ayuden en el desarrollo</w:t>
+      </w:r>
+      <w:r>
+        <w:rPr>
+          <w:lang w:val="es-ES"/>
+        </w:rPr>
+        <w:t>, y en la aplicación tanto en el</w:t>
+      </w:r>
+      <w:r>
+        <w:rPr>
+          <w:lang w:val="es-ES"/>
+        </w:rPr>
+        <w:t xml:space="preserve"> ámbito de la inteligencia artificial</w:t>
+      </w:r>
+      <w:r>
+        <w:rPr>
+          <w:lang w:val="es-ES"/>
+        </w:rPr>
+        <w:t xml:space="preserve"> </w:t>
+      </w:r>
+      <w:r>
+        <w:rPr>
+          <w:lang w:val="es-ES"/>
+        </w:rPr>
+        <w:t xml:space="preserve">en específico </w:t>
+      </w:r>
+      <w:r>
+        <w:rPr>
+          <w:lang w:val="es-ES"/>
+        </w:rPr>
+        <w:t>como en la resolución</w:t>
+      </w:r>
+      <w:r>
+        <w:rPr>
+          <w:lang w:val="es-ES"/>
+        </w:rPr>
+        <w:t xml:space="preserve"> de problemas en general</w:t>
+      </w:r>
+      <w:r>
+        <w:rPr>
+          <w:lang w:val="es-ES"/>
+        </w:rPr>
+        <w:t>.</w:t>
+      </w:r>
+      <w:r>
+        <w:rPr>
+          <w:lang w:val="es-ES"/>
+        </w:rPr>
+        <w:t xml:space="preserve"> Las diferencias tan radicales que hemos encontrado en la efectividad de nuestro algoritmo tras aplicar pequeños cambios que simplifican enormemente el problema tras analizarlo cuidadosamente son la prueba de que la potencia de computación no lo es todo. Es el estudio intenso de los problemas que nos encontramos junto a la inventiva humana lo que nos permite encontrar soluciones que antes podían resultar imposibles de alcanzar.</w:t>
+      </w:r>
+    </w:p>
+    <w:p>
+      <w:pPr>
+        <w:pStyle w:val="Textbody"/>
+        <w:rPr>
+          <w:lang w:val="es-ES"/>
+        </w:rPr>
+      </w:pPr>
+      <w:r>
+        <w:rPr>
+          <w:lang w:val="es-ES"/>
+        </w:rPr>
+        <w:t xml:space="preserve">Asimismo, la existencia de librerías como </w:t>
+      </w:r>
+      <w:proofErr w:type="spellStart"/>
+      <w:r>
+        <w:rPr>
+          <w:i/>
+          <w:iCs/>
+          <w:lang w:val="es-ES"/>
+        </w:rPr>
+        <w:t>unified</w:t>
+      </w:r>
+      <w:proofErr w:type="spellEnd"/>
+      <w:r>
+        <w:rPr>
+          <w:i/>
+          <w:iCs/>
+          <w:lang w:val="es-ES"/>
+        </w:rPr>
+        <w:t xml:space="preserve"> </w:t>
+      </w:r>
+      <w:proofErr w:type="spellStart"/>
+      <w:r>
+        <w:rPr>
+          <w:i/>
+          <w:iCs/>
+          <w:lang w:val="es-ES"/>
+        </w:rPr>
+        <w:t>planning</w:t>
+      </w:r>
+      <w:proofErr w:type="spellEnd"/>
+      <w:r>
+        <w:rPr>
+          <w:i/>
+          <w:iCs/>
+          <w:lang w:val="es-ES"/>
+        </w:rPr>
+        <w:t xml:space="preserve"> </w:t>
+      </w:r>
+      <w:r>
+        <w:rPr>
+          <w:lang w:val="es-ES"/>
+        </w:rPr>
+        <w:t>resultan una herramienta de aprendizaje tremendamente útil, pero no podemos olvidar que han sido diseñadas como herramientas de uso general, y que depende de nosotros como Ingenieros de Software el determinar si resultan suficientemente adecuadas para los problemas a los que nos enfrentamos o si, por el contrario, debemos implementar soluciones especializadas y fácilmente modificables que pueden resultar muchísimo más eficientes para las situaciones que estamos estudiando.</w:t>
+      </w:r>
+    </w:p>
+    <w:p>
+      <w:pPr>
+        <w:pStyle w:val="Textbody"/>
+        <w:rPr>
+          <w:lang w:val="es-ES"/>
+        </w:rPr>
+      </w:pPr>
+      <w:r>
+        <w:rPr>
+          <w:lang w:val="es-ES"/>
+        </w:rPr>
+        <w:t>Creemos que esta experiencia nos ha ayudado enormemente a crecer como ingenieros, y que nos ha dado la base para seguir nuestra formación en el futuro aplicando las lecciones que hemos aprendido.</w:t>
+      </w:r>
+    </w:p>
+    <w:p>
+      <w:pPr>
+        <w:pStyle w:val="Heading5"/>
+        <w:rPr>
+          <w:lang w:val="es-ES"/>
+        </w:rPr>
+      </w:pPr>
+      <w:r>
+        <w:rPr>
+          <w:lang w:val="es-ES"/>
+        </w:rPr>
+        <w:lastRenderedPageBreak/>
+        <w:t>Referencias</w:t>
+      </w:r>
+    </w:p>
+    <w:p>
+      <w:pPr>
+        <w:pStyle w:val="Standard"/>
+        <w:rPr>
+          <w:lang w:val="es-ES"/>
+        </w:rPr>
+      </w:pPr>
+    </w:p>
+    <w:p>
+      <w:pPr>
         <w:pStyle w:val="references"/>
         <w:rPr>
           <w:lang w:val="es-ES"/>
@@ -5991,14 +8565,16 @@
         </w:rPr>
         <w:t xml:space="preserve">Página de Wikipedia sobre el </w:t>
       </w:r>
-      <w:hyperlink r:id="rId15" w:history="1">
+      <w:hyperlink r:id="rId17" w:history="1">
+        <w:proofErr w:type="spellStart"/>
         <w:r>
           <w:rPr>
-            <w:rStyle w:val="Hipervnculo"/>
+            <w:rStyle w:val="Hyperlink"/>
             <w:lang w:val="es-ES"/>
           </w:rPr>
           <w:t>Senku</w:t>
         </w:r>
+        <w:proofErr w:type="spellEnd"/>
       </w:hyperlink>
       <w:r>
         <w:rPr>
@@ -6014,10 +8590,10 @@
           <w:lang w:val="es-ES"/>
         </w:rPr>
       </w:pPr>
-      <w:hyperlink r:id="rId16" w:history="1">
+      <w:hyperlink r:id="rId18" w:history="1">
         <w:r>
           <w:rPr>
-            <w:rStyle w:val="Hipervnculo"/>
+            <w:rStyle w:val="Hyperlink"/>
             <w:lang w:val="es-ES"/>
           </w:rPr>
           <w:t>Gibell.net</w:t>
@@ -6027,36 +8603,75 @@
         <w:rPr>
           <w:lang w:val="es-ES"/>
         </w:rPr>
-        <w:t>, con todo tipo de información sobre Senku y variaciones, consultada el 28/05/2026</w:t>
+        <w:t xml:space="preserve">, con todo tipo de información sobre </w:t>
+      </w:r>
+      <w:proofErr w:type="spellStart"/>
+      <w:r>
+        <w:rPr>
+          <w:lang w:val="es-ES"/>
+        </w:rPr>
+        <w:t>Senku</w:t>
+      </w:r>
+      <w:proofErr w:type="spellEnd"/>
+      <w:r>
+        <w:rPr>
+          <w:lang w:val="es-ES"/>
+        </w:rPr>
+        <w:t xml:space="preserve"> y variaciones, consultada el 28/05/2026</w:t>
       </w:r>
     </w:p>
     <w:p>
       <w:pPr>
         <w:pStyle w:val="references"/>
-        <w:rPr>
-          <w:lang w:val="es-ES"/>
-        </w:rPr>
-      </w:pPr>
-      <w:hyperlink r:id="rId17" w:history="1">
+      </w:pPr>
+      <w:hyperlink r:id="rId19" w:history="1">
         <w:r>
           <w:rPr>
-            <w:rStyle w:val="Hipervnculo"/>
-            <w:lang w:val="es-ES"/>
+            <w:rStyle w:val="Hyperlink"/>
           </w:rPr>
-          <w:t xml:space="preserve">Peg Solitaire and </w:t>
+          <w:t>Peg Solitaire and its unbeatable games</w:t>
         </w:r>
+      </w:hyperlink>
+      <w:r>
+        <w:t xml:space="preserve">, </w:t>
+      </w:r>
+      <w:proofErr w:type="spellStart"/>
+      <w:r>
+        <w:t>consultada</w:t>
+      </w:r>
+      <w:proofErr w:type="spellEnd"/>
+      <w:r>
+        <w:t xml:space="preserve"> </w:t>
+      </w:r>
+      <w:proofErr w:type="spellStart"/>
+      <w:r>
+        <w:t>el</w:t>
+      </w:r>
+      <w:proofErr w:type="spellEnd"/>
+      <w:r>
+        <w:t xml:space="preserve"> 28/05/2026</w:t>
+      </w:r>
+    </w:p>
+    <w:p>
+      <w:pPr>
+        <w:pStyle w:val="references"/>
+        <w:rPr>
+          <w:lang w:val="es-ES"/>
+        </w:rPr>
+      </w:pPr>
+      <w:hyperlink r:id="rId20" w:history="1">
         <w:proofErr w:type="spellStart"/>
         <w:r>
           <w:rPr>
-            <w:rStyle w:val="Hipervnculo"/>
+            <w:rStyle w:val="Hyperlink"/>
             <w:lang w:val="es-ES"/>
           </w:rPr>
-          <w:t>its</w:t>
+          <w:t>Analysis</w:t>
         </w:r>
         <w:proofErr w:type="spellEnd"/>
         <w:r>
           <w:rPr>
-            <w:rStyle w:val="Hipervnculo"/>
+            <w:rStyle w:val="Hyperlink"/>
             <w:lang w:val="es-ES"/>
           </w:rPr>
           <w:t xml:space="preserve"> </w:t>
@@ -6064,64 +8679,7 @@
         <w:proofErr w:type="spellStart"/>
         <w:r>
           <w:rPr>
-            <w:rStyle w:val="Hipervnculo"/>
-            <w:lang w:val="es-ES"/>
-          </w:rPr>
-          <w:t>unbeatable</w:t>
-        </w:r>
-        <w:proofErr w:type="spellEnd"/>
-        <w:r>
-          <w:rPr>
-            <w:rStyle w:val="Hipervnculo"/>
-            <w:lang w:val="es-ES"/>
-          </w:rPr>
-          <w:t xml:space="preserve"> </w:t>
-        </w:r>
-        <w:proofErr w:type="spellStart"/>
-        <w:r>
-          <w:rPr>
-            <w:rStyle w:val="Hipervnculo"/>
-            <w:lang w:val="es-ES"/>
-          </w:rPr>
-          <w:t>games</w:t>
-        </w:r>
-        <w:proofErr w:type="spellEnd"/>
-      </w:hyperlink>
-      <w:r>
-        <w:rPr>
-          <w:lang w:val="es-ES"/>
-        </w:rPr>
-        <w:t>, consultada el 28/05/2026</w:t>
-      </w:r>
-    </w:p>
-    <w:p>
-      <w:pPr>
-        <w:pStyle w:val="references"/>
-        <w:rPr>
-          <w:lang w:val="es-ES"/>
-        </w:rPr>
-      </w:pPr>
-      <w:hyperlink r:id="rId18" w:history="1">
-        <w:proofErr w:type="spellStart"/>
-        <w:r>
-          <w:rPr>
-            <w:rStyle w:val="Hipervnculo"/>
-            <w:lang w:val="es-ES"/>
-          </w:rPr>
-          <w:t>Analysis</w:t>
-        </w:r>
-        <w:proofErr w:type="spellEnd"/>
-        <w:r>
-          <w:rPr>
-            <w:rStyle w:val="Hipervnculo"/>
-            <w:lang w:val="es-ES"/>
-          </w:rPr>
-          <w:t xml:space="preserve"> </w:t>
-        </w:r>
-        <w:proofErr w:type="spellStart"/>
-        <w:r>
-          <w:rPr>
-            <w:rStyle w:val="Hipervnculo"/>
+            <w:rStyle w:val="Hyperlink"/>
             <w:lang w:val="es-ES"/>
           </w:rPr>
           <w:t>of</w:t>
@@ -6129,7 +8687,7 @@
         <w:proofErr w:type="spellEnd"/>
         <w:r>
           <w:rPr>
-            <w:rStyle w:val="Hipervnculo"/>
+            <w:rStyle w:val="Hyperlink"/>
             <w:lang w:val="es-ES"/>
           </w:rPr>
           <w:t xml:space="preserve"> Peg Solitaire</w:t>
@@ -6219,7 +8777,7 @@
 <w:ftr xmlns:wpc="http://schemas.microsoft.com/office/word/2010/wordprocessingCanvas" xmlns:cx="http://schemas.microsoft.com/office/drawing/2014/chartex" xmlns:cx1="http://schemas.microsoft.com/office/drawing/2015/9/8/chartex" xmlns:cx2="http://schemas.microsoft.com/office/drawing/2015/10/21/chartex" xmlns:cx3="http://schemas.microsoft.com/office/drawing/2016/5/9/chartex" xmlns:cx4="http://schemas.microsoft.com/office/drawing/2016/5/10/chartex" xmlns:cx5="http://schemas.microsoft.com/office/drawing/2016/5/11/chartex" xmlns:cx6="http://schemas.microsoft.com/office/drawing/2016/5/12/chartex" xmlns:cx7="http://schemas.microsoft.com/office/drawing/2016/5/13/chartex" xmlns:cx8="http://schemas.microsoft.com/office/drawing/2016/5/14/chartex" xmlns:mc="http://schemas.openxmlformats.org/markup-compatibility/2006" xmlns:aink="http://schemas.microsoft.com/office/drawing/2016/ink" xmlns:am3d="http://schemas.microsoft.com/office/drawing/2017/model3d" xmlns:o="urn:schemas-microsoft-com:office:office" xmlns:oel="http://schemas.microsoft.com/office/2019/extlst" xmlns:r="http://schemas.openxmlformats.org/officeDocument/2006/relationships" xmlns:m="http://schemas.openxmlformats.org/officeDocument/2006/math" xmlns:v="urn:schemas-microsoft-com:vml" xmlns:wp14="http://schemas.microsoft.com/office/word/2010/wordprocessingDrawing" xmlns:wp="http://schemas.openxmlformats.org/drawingml/2006/wordprocessingDrawing" xmlns:w10="urn:schemas-microsoft-com:office:word" xmlns:w="http://schemas.openxmlformats.org/wordprocessingml/2006/main" xmlns:w14="http://schemas.microsoft.com/office/word/2010/wordml" xmlns:w15="http://schemas.microsoft.com/office/word/2012/wordml" xmlns:w16cex="http://schemas.microsoft.com/office/word/2018/wordml/cex" xmlns:w16cid="http://schemas.microsoft.com/office/word/2016/wordml/cid" xmlns:w16="http://schemas.microsoft.com/office/word/2018/wordml" xmlns:w16du="http://schemas.microsoft.com/office/word/2023/wordml/word16du" xmlns:w16sdtdh="http://schemas.microsoft.com/office/word/2020/wordml/sdtdatahash" xmlns:w16sdtfl="http://schemas.microsoft.com/office/word/2024/wordml/sdtformatlock" xmlns:w16se="http://schemas.microsoft.com/office/word/2015/wordml/symex" xmlns:wpg="http://schemas.microsoft.com/office/word/2010/wordprocessingGroup" xmlns:wpi="http://schemas.microsoft.com/office/word/2010/wordprocessingInk" xmlns:wne="http://schemas.microsoft.com/office/word/2006/wordml" xmlns:wps="http://schemas.microsoft.com/office/word/2010/wordprocessingShape" mc:Ignorable="w14 w15 w16se w16cid w16 w16cex w16sdtdh w16sdtfl w16du wp14">
   <w:p>
     <w:pPr>
-      <w:pStyle w:val="Piedepgina"/>
+      <w:pStyle w:val="Footer"/>
       <w:jc w:val="both"/>
       <w:rPr>
         <w:lang w:val="es-ES"/>
@@ -6810,7 +9368,7 @@
     <w:lvl w:ilvl="0">
       <w:start w:val="1"/>
       <w:numFmt w:val="upperRoman"/>
-      <w:pStyle w:val="Ttulo1"/>
+      <w:pStyle w:val="Heading1"/>
       <w:lvlText w:val="%1."/>
       <w:lvlJc w:val="center"/>
       <w:pPr>
@@ -6837,7 +9395,7 @@
     <w:lvl w:ilvl="1">
       <w:start w:val="1"/>
       <w:numFmt w:val="upperLetter"/>
-      <w:pStyle w:val="Ttulo2"/>
+      <w:pStyle w:val="Heading2"/>
       <w:lvlText w:val="%2."/>
       <w:lvlJc w:val="left"/>
       <w:pPr>
@@ -6868,7 +9426,7 @@
     <w:lvl w:ilvl="2">
       <w:start w:val="1"/>
       <w:numFmt w:val="decimal"/>
-      <w:pStyle w:val="Ttulo3"/>
+      <w:pStyle w:val="Heading3"/>
       <w:lvlText w:val="%3)"/>
       <w:lvlJc w:val="left"/>
       <w:pPr>
@@ -6899,7 +9457,7 @@
     <w:lvl w:ilvl="3">
       <w:start w:val="1"/>
       <w:numFmt w:val="lowerLetter"/>
-      <w:pStyle w:val="Ttulo4"/>
+      <w:pStyle w:val="Heading4"/>
       <w:lvlText w:val="%4)"/>
       <w:lvlJc w:val="left"/>
       <w:pPr>
@@ -9880,7 +12438,7 @@
       <w:lang w:val="es-ES"/>
     </w:rPr>
   </w:style>
-  <w:style w:type="paragraph" w:styleId="Ttulo1">
+  <w:style w:type="paragraph" w:styleId="Heading1">
     <w:name w:val="heading 1"/>
     <w:basedOn w:val="Standard"/>
     <w:next w:val="Standard"/>
@@ -9903,7 +12461,7 @@
       <w:lang w:eastAsia="en-US"/>
     </w:rPr>
   </w:style>
-  <w:style w:type="paragraph" w:styleId="Ttulo2">
+  <w:style w:type="paragraph" w:styleId="Heading2">
     <w:name w:val="heading 2"/>
     <w:basedOn w:val="Standard"/>
     <w:next w:val="Standard"/>
@@ -9930,7 +12488,7 @@
       <w:lang w:eastAsia="en-US"/>
     </w:rPr>
   </w:style>
-  <w:style w:type="paragraph" w:styleId="Ttulo3">
+  <w:style w:type="paragraph" w:styleId="Heading3">
     <w:name w:val="heading 3"/>
     <w:basedOn w:val="Standard"/>
     <w:next w:val="Standard"/>
@@ -9952,7 +12510,7 @@
       <w:lang w:eastAsia="en-US"/>
     </w:rPr>
   </w:style>
-  <w:style w:type="paragraph" w:styleId="Ttulo4">
+  <w:style w:type="paragraph" w:styleId="Heading4">
     <w:name w:val="heading 4"/>
     <w:basedOn w:val="Standard"/>
     <w:next w:val="Standard"/>
@@ -9977,7 +12535,7 @@
       <w:lang w:eastAsia="en-US"/>
     </w:rPr>
   </w:style>
-  <w:style w:type="paragraph" w:styleId="Ttulo5">
+  <w:style w:type="paragraph" w:styleId="Heading5">
     <w:name w:val="heading 5"/>
     <w:basedOn w:val="Standard"/>
     <w:next w:val="Standard"/>
@@ -9996,12 +12554,13 @@
       <w:lang w:eastAsia="en-US"/>
     </w:rPr>
   </w:style>
-  <w:style w:type="character" w:default="1" w:styleId="Fuentedeprrafopredeter">
+  <w:style w:type="character" w:default="1" w:styleId="DefaultParagraphFont">
     <w:name w:val="Default Paragraph Font"/>
     <w:uiPriority w:val="1"/>
+    <w:semiHidden/>
     <w:unhideWhenUsed/>
   </w:style>
-  <w:style w:type="table" w:default="1" w:styleId="Tablanormal">
+  <w:style w:type="table" w:default="1" w:styleId="TableNormal">
     <w:name w:val="Normal Table"/>
     <w:uiPriority w:val="99"/>
     <w:semiHidden/>
@@ -10016,7 +12575,7 @@
       </w:tblCellMar>
     </w:tblPr>
   </w:style>
-  <w:style w:type="numbering" w:default="1" w:styleId="Sinlista">
+  <w:style w:type="numbering" w:default="1" w:styleId="NoList">
     <w:name w:val="No List"/>
     <w:uiPriority w:val="99"/>
     <w:semiHidden/>
@@ -10024,7 +12583,7 @@
   </w:style>
   <w:style w:type="numbering" w:customStyle="1" w:styleId="Outline">
     <w:name w:val="Outline"/>
-    <w:basedOn w:val="Sinlista"/>
+    <w:basedOn w:val="NoList"/>
     <w:pPr>
       <w:numPr>
         <w:numId w:val="1"/>
@@ -10073,7 +12632,7 @@
       <w:spacing w:val="-1"/>
     </w:rPr>
   </w:style>
-  <w:style w:type="paragraph" w:styleId="Lista">
+  <w:style w:type="paragraph" w:styleId="List">
     <w:name w:val="List"/>
     <w:basedOn w:val="Textbody"/>
     <w:rPr>
@@ -10081,7 +12640,7 @@
       <w:sz w:val="24"/>
     </w:rPr>
   </w:style>
-  <w:style w:type="paragraph" w:styleId="Descripcin">
+  <w:style w:type="paragraph" w:styleId="Caption">
     <w:name w:val="caption"/>
     <w:basedOn w:val="Standard"/>
     <w:next w:val="Standard"/>
@@ -10348,7 +12907,7 @@
       <w:i/>
     </w:rPr>
   </w:style>
-  <w:style w:type="paragraph" w:styleId="Encabezado">
+  <w:style w:type="paragraph" w:styleId="Header">
     <w:name w:val="header"/>
     <w:basedOn w:val="Standard"/>
     <w:pPr>
@@ -10358,7 +12917,7 @@
       </w:tabs>
     </w:pPr>
   </w:style>
-  <w:style w:type="paragraph" w:styleId="Piedepgina">
+  <w:style w:type="paragraph" w:styleId="Footer">
     <w:name w:val="footer"/>
     <w:basedOn w:val="Standard"/>
     <w:pPr>
@@ -10817,11 +13376,11 @@
   </w:style>
   <w:style w:type="character" w:customStyle="1" w:styleId="EncabezadoCar">
     <w:name w:val="Encabezado Car"/>
-    <w:basedOn w:val="Fuentedeprrafopredeter"/>
+    <w:basedOn w:val="DefaultParagraphFont"/>
   </w:style>
   <w:style w:type="character" w:customStyle="1" w:styleId="PiedepginaCar">
     <w:name w:val="Pie de página Car"/>
-    <w:basedOn w:val="Fuentedeprrafopredeter"/>
+    <w:basedOn w:val="DefaultParagraphFont"/>
   </w:style>
   <w:style w:type="character" w:customStyle="1" w:styleId="Internetlink">
     <w:name w:val="Internet link"/>
@@ -10832,7 +13391,7 @@
   </w:style>
   <w:style w:type="numbering" w:customStyle="1" w:styleId="WW8Num1">
     <w:name w:val="WW8Num1"/>
-    <w:basedOn w:val="Sinlista"/>
+    <w:basedOn w:val="NoList"/>
     <w:pPr>
       <w:numPr>
         <w:numId w:val="2"/>
@@ -10841,7 +13400,7 @@
   </w:style>
   <w:style w:type="numbering" w:customStyle="1" w:styleId="WW8Num2">
     <w:name w:val="WW8Num2"/>
-    <w:basedOn w:val="Sinlista"/>
+    <w:basedOn w:val="NoList"/>
     <w:pPr>
       <w:numPr>
         <w:numId w:val="3"/>
@@ -10850,7 +13409,7 @@
   </w:style>
   <w:style w:type="numbering" w:customStyle="1" w:styleId="WW8Num3">
     <w:name w:val="WW8Num3"/>
-    <w:basedOn w:val="Sinlista"/>
+    <w:basedOn w:val="NoList"/>
     <w:pPr>
       <w:numPr>
         <w:numId w:val="4"/>
@@ -10859,7 +13418,7 @@
   </w:style>
   <w:style w:type="numbering" w:customStyle="1" w:styleId="WW8Num4">
     <w:name w:val="WW8Num4"/>
-    <w:basedOn w:val="Sinlista"/>
+    <w:basedOn w:val="NoList"/>
     <w:pPr>
       <w:numPr>
         <w:numId w:val="5"/>
@@ -10868,7 +13427,7 @@
   </w:style>
   <w:style w:type="numbering" w:customStyle="1" w:styleId="WW8Num5">
     <w:name w:val="WW8Num5"/>
-    <w:basedOn w:val="Sinlista"/>
+    <w:basedOn w:val="NoList"/>
     <w:pPr>
       <w:numPr>
         <w:numId w:val="6"/>
@@ -10877,7 +13436,7 @@
   </w:style>
   <w:style w:type="numbering" w:customStyle="1" w:styleId="WW8Num6">
     <w:name w:val="WW8Num6"/>
-    <w:basedOn w:val="Sinlista"/>
+    <w:basedOn w:val="NoList"/>
     <w:pPr>
       <w:numPr>
         <w:numId w:val="7"/>
@@ -10886,7 +13445,7 @@
   </w:style>
   <w:style w:type="numbering" w:customStyle="1" w:styleId="WW8Num7">
     <w:name w:val="WW8Num7"/>
-    <w:basedOn w:val="Sinlista"/>
+    <w:basedOn w:val="NoList"/>
     <w:pPr>
       <w:numPr>
         <w:numId w:val="8"/>
@@ -10895,7 +13454,7 @@
   </w:style>
   <w:style w:type="numbering" w:customStyle="1" w:styleId="WW8Num8">
     <w:name w:val="WW8Num8"/>
-    <w:basedOn w:val="Sinlista"/>
+    <w:basedOn w:val="NoList"/>
     <w:pPr>
       <w:numPr>
         <w:numId w:val="9"/>
@@ -10904,7 +13463,7 @@
   </w:style>
   <w:style w:type="numbering" w:customStyle="1" w:styleId="WW8Num9">
     <w:name w:val="WW8Num9"/>
-    <w:basedOn w:val="Sinlista"/>
+    <w:basedOn w:val="NoList"/>
     <w:pPr>
       <w:numPr>
         <w:numId w:val="10"/>
@@ -10913,7 +13472,7 @@
   </w:style>
   <w:style w:type="numbering" w:customStyle="1" w:styleId="WW8Num10">
     <w:name w:val="WW8Num10"/>
-    <w:basedOn w:val="Sinlista"/>
+    <w:basedOn w:val="NoList"/>
     <w:pPr>
       <w:numPr>
         <w:numId w:val="11"/>
@@ -10922,7 +13481,7 @@
   </w:style>
   <w:style w:type="numbering" w:customStyle="1" w:styleId="WW8Num11">
     <w:name w:val="WW8Num11"/>
-    <w:basedOn w:val="Sinlista"/>
+    <w:basedOn w:val="NoList"/>
     <w:pPr>
       <w:numPr>
         <w:numId w:val="12"/>
@@ -10931,7 +13490,7 @@
   </w:style>
   <w:style w:type="numbering" w:customStyle="1" w:styleId="WW8Num12">
     <w:name w:val="WW8Num12"/>
-    <w:basedOn w:val="Sinlista"/>
+    <w:basedOn w:val="NoList"/>
     <w:pPr>
       <w:numPr>
         <w:numId w:val="13"/>
@@ -10940,7 +13499,7 @@
   </w:style>
   <w:style w:type="numbering" w:customStyle="1" w:styleId="WW8Num13">
     <w:name w:val="WW8Num13"/>
-    <w:basedOn w:val="Sinlista"/>
+    <w:basedOn w:val="NoList"/>
     <w:pPr>
       <w:numPr>
         <w:numId w:val="14"/>
@@ -10949,7 +13508,7 @@
   </w:style>
   <w:style w:type="numbering" w:customStyle="1" w:styleId="WW8Num14">
     <w:name w:val="WW8Num14"/>
-    <w:basedOn w:val="Sinlista"/>
+    <w:basedOn w:val="NoList"/>
     <w:pPr>
       <w:numPr>
         <w:numId w:val="15"/>
@@ -10958,7 +13517,7 @@
   </w:style>
   <w:style w:type="numbering" w:customStyle="1" w:styleId="WW8Num15">
     <w:name w:val="WW8Num15"/>
-    <w:basedOn w:val="Sinlista"/>
+    <w:basedOn w:val="NoList"/>
     <w:pPr>
       <w:numPr>
         <w:numId w:val="16"/>
@@ -10967,7 +13526,7 @@
   </w:style>
   <w:style w:type="numbering" w:customStyle="1" w:styleId="WW8Num16">
     <w:name w:val="WW8Num16"/>
-    <w:basedOn w:val="Sinlista"/>
+    <w:basedOn w:val="NoList"/>
     <w:pPr>
       <w:numPr>
         <w:numId w:val="17"/>
@@ -10976,7 +13535,7 @@
   </w:style>
   <w:style w:type="numbering" w:customStyle="1" w:styleId="WW8Num17">
     <w:name w:val="WW8Num17"/>
-    <w:basedOn w:val="Sinlista"/>
+    <w:basedOn w:val="NoList"/>
     <w:pPr>
       <w:numPr>
         <w:numId w:val="18"/>
@@ -10985,7 +13544,7 @@
   </w:style>
   <w:style w:type="numbering" w:customStyle="1" w:styleId="WW8Num18">
     <w:name w:val="WW8Num18"/>
-    <w:basedOn w:val="Sinlista"/>
+    <w:basedOn w:val="NoList"/>
     <w:pPr>
       <w:numPr>
         <w:numId w:val="19"/>
@@ -10994,7 +13553,7 @@
   </w:style>
   <w:style w:type="numbering" w:customStyle="1" w:styleId="WW8Num19">
     <w:name w:val="WW8Num19"/>
-    <w:basedOn w:val="Sinlista"/>
+    <w:basedOn w:val="NoList"/>
     <w:pPr>
       <w:numPr>
         <w:numId w:val="20"/>
@@ -11003,7 +13562,7 @@
   </w:style>
   <w:style w:type="numbering" w:customStyle="1" w:styleId="WW8Num20">
     <w:name w:val="WW8Num20"/>
-    <w:basedOn w:val="Sinlista"/>
+    <w:basedOn w:val="NoList"/>
     <w:pPr>
       <w:numPr>
         <w:numId w:val="21"/>
@@ -11012,7 +13571,7 @@
   </w:style>
   <w:style w:type="numbering" w:customStyle="1" w:styleId="WW8Num21">
     <w:name w:val="WW8Num21"/>
-    <w:basedOn w:val="Sinlista"/>
+    <w:basedOn w:val="NoList"/>
     <w:pPr>
       <w:numPr>
         <w:numId w:val="22"/>
@@ -11021,7 +13580,7 @@
   </w:style>
   <w:style w:type="numbering" w:customStyle="1" w:styleId="WW8Num22">
     <w:name w:val="WW8Num22"/>
-    <w:basedOn w:val="Sinlista"/>
+    <w:basedOn w:val="NoList"/>
     <w:pPr>
       <w:numPr>
         <w:numId w:val="23"/>
@@ -11030,7 +13589,7 @@
   </w:style>
   <w:style w:type="numbering" w:customStyle="1" w:styleId="WW8Num23">
     <w:name w:val="WW8Num23"/>
-    <w:basedOn w:val="Sinlista"/>
+    <w:basedOn w:val="NoList"/>
     <w:pPr>
       <w:numPr>
         <w:numId w:val="24"/>
@@ -11039,7 +13598,7 @@
   </w:style>
   <w:style w:type="numbering" w:customStyle="1" w:styleId="WW8Num24">
     <w:name w:val="WW8Num24"/>
-    <w:basedOn w:val="Sinlista"/>
+    <w:basedOn w:val="NoList"/>
     <w:pPr>
       <w:numPr>
         <w:numId w:val="25"/>
@@ -11048,7 +13607,7 @@
   </w:style>
   <w:style w:type="numbering" w:customStyle="1" w:styleId="WW8Num25">
     <w:name w:val="WW8Num25"/>
-    <w:basedOn w:val="Sinlista"/>
+    <w:basedOn w:val="NoList"/>
     <w:pPr>
       <w:numPr>
         <w:numId w:val="26"/>
@@ -11057,16 +13616,16 @@
   </w:style>
   <w:style w:type="numbering" w:customStyle="1" w:styleId="WW8Num26">
     <w:name w:val="WW8Num26"/>
-    <w:basedOn w:val="Sinlista"/>
+    <w:basedOn w:val="NoList"/>
     <w:pPr>
       <w:numPr>
         <w:numId w:val="27"/>
       </w:numPr>
     </w:pPr>
   </w:style>
-  <w:style w:type="character" w:styleId="Hipervnculo">
+  <w:style w:type="character" w:styleId="Hyperlink">
     <w:name w:val="Hyperlink"/>
-    <w:basedOn w:val="Fuentedeprrafopredeter"/>
+    <w:basedOn w:val="DefaultParagraphFont"/>
     <w:uiPriority w:val="99"/>
     <w:unhideWhenUsed/>
     <w:rsid w:val="00731F7B"/>
@@ -11075,9 +13634,9 @@
       <w:u w:val="single"/>
     </w:rPr>
   </w:style>
-  <w:style w:type="character" w:styleId="Mencinsinresolver">
+  <w:style w:type="character" w:styleId="UnresolvedMention">
     <w:name w:val="Unresolved Mention"/>
-    <w:basedOn w:val="Fuentedeprrafopredeter"/>
+    <w:basedOn w:val="DefaultParagraphFont"/>
     <w:uiPriority w:val="99"/>
     <w:semiHidden/>
     <w:unhideWhenUsed/>
@@ -11089,27 +13648,27 @@
   </w:style>
   <w:style w:type="character" w:customStyle="1" w:styleId="citation-230">
     <w:name w:val="citation-230"/>
-    <w:basedOn w:val="Fuentedeprrafopredeter"/>
+    <w:basedOn w:val="DefaultParagraphFont"/>
     <w:rsid w:val="003F7341"/>
   </w:style>
   <w:style w:type="character" w:customStyle="1" w:styleId="citation-229">
     <w:name w:val="citation-229"/>
-    <w:basedOn w:val="Fuentedeprrafopredeter"/>
+    <w:basedOn w:val="DefaultParagraphFont"/>
     <w:rsid w:val="003F7341"/>
   </w:style>
   <w:style w:type="character" w:customStyle="1" w:styleId="citation-228">
     <w:name w:val="citation-228"/>
-    <w:basedOn w:val="Fuentedeprrafopredeter"/>
+    <w:basedOn w:val="DefaultParagraphFont"/>
     <w:rsid w:val="003F7341"/>
   </w:style>
   <w:style w:type="character" w:customStyle="1" w:styleId="math-inline">
     <w:name w:val="math-inline"/>
-    <w:basedOn w:val="Fuentedeprrafopredeter"/>
+    <w:basedOn w:val="DefaultParagraphFont"/>
     <w:rsid w:val="003F7341"/>
   </w:style>
-  <w:style w:type="character" w:styleId="Hipervnculovisitado">
+  <w:style w:type="character" w:styleId="FollowedHyperlink">
     <w:name w:val="FollowedHyperlink"/>
-    <w:basedOn w:val="Fuentedeprrafopredeter"/>
+    <w:basedOn w:val="DefaultParagraphFont"/>
     <w:uiPriority w:val="99"/>
     <w:semiHidden/>
     <w:unhideWhenUsed/>
@@ -11119,9 +13678,9 @@
       <w:u w:val="single"/>
     </w:rPr>
   </w:style>
-  <w:style w:type="character" w:styleId="Textodelmarcadordeposicin">
+  <w:style w:type="character" w:styleId="PlaceholderText">
     <w:name w:val="Placeholder Text"/>
-    <w:basedOn w:val="Fuentedeprrafopredeter"/>
+    <w:basedOn w:val="DefaultParagraphFont"/>
     <w:uiPriority w:val="99"/>
     <w:semiHidden/>
     <w:rsid w:val="007950EF"/>

--- a/Senku-Memoria.docx
+++ b/Senku-Memoria.docx
@@ -322,13 +322,7 @@
           <w:iCs/>
           <w:lang w:val="es-ES"/>
         </w:rPr>
-        <w:t>Resumen</w:t>
-      </w:r>
-      <w:r>
-        <w:rPr>
-          <w:lang w:val="es-ES"/>
-        </w:rPr>
-        <w:t xml:space="preserve">— </w:t>
+        <w:t xml:space="preserve">Resumen - </w:t>
       </w:r>
       <w:r>
         <w:rPr>
@@ -524,15 +518,7 @@
           <w:iCs/>
           <w:lang w:val="es-ES"/>
         </w:rPr>
-        <w:t xml:space="preserve">Conclusión </w:t>
-      </w:r>
-      <w:r>
-        <w:rPr>
-          <w:i/>
-          <w:iCs/>
-          <w:lang w:val="es-ES"/>
-        </w:rPr>
-        <w:t>–</w:t>
+        <w:t>Tras comparar ambos acercamientos a la búsqueda de soluciones, hemos llegado a comprender mejor las ventajas de una librería no especializada que nos ofrece herramientas muy potentes de búsqueda, así como la eficiencia de un algoritmo hecho y modificado especialmente para solucionar un problema específico. La aplicación de nuestros conocimientos en ambos casos juega un papel crucial.</w:t>
       </w:r>
     </w:p>
     <w:p>
@@ -546,7 +532,19 @@
         <w:rPr>
           <w:lang w:val="es-ES"/>
         </w:rPr>
-        <w:t xml:space="preserve">Palabras Clave—Inteligencia Artificial, </w:t>
+        <w:t>Palabras Clave</w:t>
+      </w:r>
+      <w:r>
+        <w:rPr>
+          <w:lang w:val="es-ES"/>
+        </w:rPr>
+        <w:t xml:space="preserve"> - </w:t>
+      </w:r>
+      <w:r>
+        <w:rPr>
+          <w:lang w:val="es-ES"/>
+        </w:rPr>
+        <w:t xml:space="preserve">Inteligencia Artificial, </w:t>
       </w:r>
       <w:proofErr w:type="spellStart"/>
       <w:r>
@@ -686,29 +684,7 @@
           <w:szCs w:val="20"/>
           <w:lang w:eastAsia="es-ES" w:bidi="ar-SA"/>
         </w:rPr>
-        <w:t xml:space="preserve"> ha utilizado históricamente los juegos </w:t>
-      </w:r>
-      <w:proofErr w:type="gramStart"/>
-      <w:r>
-        <w:rPr>
-          <w:rFonts w:ascii="Times New Roman" w:eastAsia="Times New Roman" w:hAnsi="Times New Roman" w:cs="Times New Roman"/>
-          <w:kern w:val="0"/>
-          <w:sz w:val="20"/>
-          <w:szCs w:val="20"/>
-          <w:lang w:eastAsia="es-ES" w:bidi="ar-SA"/>
-        </w:rPr>
-        <w:t>y  puzles</w:t>
-      </w:r>
-      <w:proofErr w:type="gramEnd"/>
-      <w:r>
-        <w:rPr>
-          <w:rFonts w:ascii="Times New Roman" w:eastAsia="Times New Roman" w:hAnsi="Times New Roman" w:cs="Times New Roman"/>
-          <w:kern w:val="0"/>
-          <w:sz w:val="20"/>
-          <w:szCs w:val="20"/>
-          <w:lang w:eastAsia="es-ES" w:bidi="ar-SA"/>
-        </w:rPr>
-        <w:t xml:space="preserve">, como entornos controlados de gran utilidad para la evaluación del desempeño de agentes y algoritmos de búsqueda. Dentro de esta categoría, el </w:t>
+        <w:t xml:space="preserve"> ha utilizado históricamente los juegos y puzles, como entornos controlados de gran utilidad para la evaluación del desempeño de agentes y algoritmos de búsqueda. Dentro de esta categoría, el </w:t>
       </w:r>
       <w:proofErr w:type="spellStart"/>
       <w:r>
@@ -1018,7 +994,13 @@
         <w:rPr>
           <w:lang w:val="es-ES"/>
         </w:rPr>
-        <w:t xml:space="preserve"> en la eficiencia en la búsqueda en tableros grandes con grandes espacios de estados, por lo que la solución propuesta se ha enfocado utilizando algoritmos avanzados de búsqueda mediante el lenguaje de programación Python. El algoritmo utilizado es el Beam Search que se explicará más adelante, pero en resumen es un algo</w:t>
+        <w:t xml:space="preserve"> en la eficiencia en la búsqueda en tableros grandes con grandes espacios de estados, por lo que la solución propuesta se ha enfocado utilizando algoritmos avanzados de búsqueda mediante el </w:t>
+      </w:r>
+      <w:r>
+        <w:rPr>
+          <w:lang w:val="es-ES"/>
+        </w:rPr>
+        <w:t>lenguaje de programación Python. El algoritmo utilizado es el Beam Search que se explicará más adelante, pero en resumen es un algo</w:t>
       </w:r>
       <w:r>
         <w:rPr>
@@ -1155,6 +1137,20 @@
     </w:p>
     <w:p>
       <w:pPr>
+        <w:pStyle w:val="bulletlist"/>
+        <w:rPr>
+          <w:lang w:val="es-ES"/>
+        </w:rPr>
+      </w:pPr>
+      <w:r>
+        <w:rPr>
+          <w:lang w:val="es-ES"/>
+        </w:rPr>
+        <w:t>PDDL como lenguaje, que nos ofrece un marco de representación lógica muy flexible en el que, siguiendo como guía el modelo STRIPS, definimos el dominio de nuestro problema, así como nuestro problema en sí como una serie de objetos, estados y acciones.</w:t>
+      </w:r>
+    </w:p>
+    <w:p>
+      <w:pPr>
         <w:pStyle w:val="Heading2"/>
         <w:rPr>
           <w:lang w:val="es-ES"/>
@@ -1216,16 +1212,90 @@
         <w:rPr>
           <w:lang w:val="es-ES"/>
         </w:rPr>
-        <w:t xml:space="preserve">En el primer </w:t>
-      </w:r>
-      <w:proofErr w:type="gramStart"/>
-      <w:r>
-        <w:rPr>
-          <w:lang w:val="es-ES"/>
-        </w:rPr>
-        <w:t>caso ,</w:t>
-      </w:r>
-      <w:proofErr w:type="gramEnd"/>
+        <w:t xml:space="preserve">En el primer caso, </w:t>
+      </w:r>
+      <w:r>
+        <w:rPr>
+          <w:lang w:val="es-ES"/>
+        </w:rPr>
+        <w:t xml:space="preserve">en </w:t>
+      </w:r>
+      <w:r>
+        <w:rPr>
+          <w:lang w:val="es-ES"/>
+        </w:rPr>
+        <w:t xml:space="preserve">esta página se estudia el juego </w:t>
+      </w:r>
+      <w:proofErr w:type="spellStart"/>
+      <w:r>
+        <w:rPr>
+          <w:lang w:val="es-ES"/>
+        </w:rPr>
+        <w:t>S</w:t>
+      </w:r>
+      <w:r>
+        <w:rPr>
+          <w:lang w:val="es-ES"/>
+        </w:rPr>
+        <w:t>enku</w:t>
+      </w:r>
+      <w:proofErr w:type="spellEnd"/>
+      <w:r>
+        <w:rPr>
+          <w:lang w:val="es-ES"/>
+        </w:rPr>
+        <w:t xml:space="preserve"> desde una vista tanto recreativa como computacional. Una de las partes más importantes e</w:t>
+      </w:r>
+      <w:r>
+        <w:rPr>
+          <w:lang w:val="es-ES"/>
+        </w:rPr>
+        <w:t>s</w:t>
+      </w:r>
+      <w:r>
+        <w:rPr>
+          <w:lang w:val="es-ES"/>
+        </w:rPr>
+        <w:t xml:space="preserve"> la de Computacional Se</w:t>
+      </w:r>
+      <w:r>
+        <w:rPr>
+          <w:lang w:val="es-ES"/>
+        </w:rPr>
+        <w:t>ar</w:t>
+      </w:r>
+      <w:r>
+        <w:rPr>
+          <w:lang w:val="es-ES"/>
+        </w:rPr>
+        <w:t xml:space="preserve">ch </w:t>
+      </w:r>
+      <w:proofErr w:type="spellStart"/>
+      <w:r>
+        <w:rPr>
+          <w:lang w:val="es-ES"/>
+        </w:rPr>
+        <w:t>Techniques</w:t>
+      </w:r>
+      <w:proofErr w:type="spellEnd"/>
+      <w:r>
+        <w:rPr>
+          <w:lang w:val="es-ES"/>
+        </w:rPr>
+        <w:t>, donde explica cómo los algoritmos de búsqueda en espacio de estados se utilizan para resolver el juego automáticamente</w:t>
+      </w:r>
+      <w:r>
+        <w:rPr>
+          <w:lang w:val="es-ES"/>
+        </w:rPr>
+        <w:t xml:space="preserve"> [2]</w:t>
+      </w:r>
+      <w:r>
+        <w:rPr>
+          <w:lang w:val="es-ES"/>
+        </w:rPr>
+        <w:t>.</w:t>
+      </w:r>
       <w:r>
         <w:rPr>
           <w:lang w:val="es-ES"/>
@@ -1236,182 +1306,81 @@
         <w:rPr>
           <w:lang w:val="es-ES"/>
         </w:rPr>
-        <w:t xml:space="preserve">en </w:t>
-      </w:r>
-      <w:r>
-        <w:rPr>
-          <w:lang w:val="es-ES"/>
-        </w:rPr>
-        <w:t xml:space="preserve">esta página se estudia el juego </w:t>
+        <w:t>C</w:t>
+      </w:r>
+      <w:r>
+        <w:rPr>
+          <w:lang w:val="es-ES"/>
+        </w:rPr>
+        <w:t xml:space="preserve">on este estudio </w:t>
+      </w:r>
+      <w:r>
+        <w:rPr>
+          <w:lang w:val="es-ES"/>
+        </w:rPr>
+        <w:t xml:space="preserve">hemos llegado </w:t>
+      </w:r>
+      <w:r>
+        <w:rPr>
+          <w:lang w:val="es-ES"/>
+        </w:rPr>
+        <w:t xml:space="preserve">a comprender </w:t>
+      </w:r>
+      <w:r>
+        <w:rPr>
+          <w:lang w:val="es-ES"/>
+        </w:rPr>
+        <w:t xml:space="preserve">mejor </w:t>
+      </w:r>
+      <w:r>
+        <w:rPr>
+          <w:lang w:val="es-ES"/>
+        </w:rPr>
+        <w:t>el objetivo y la utili</w:t>
+      </w:r>
+      <w:r>
+        <w:rPr>
+          <w:lang w:val="es-ES"/>
+        </w:rPr>
+        <w:t>d</w:t>
+      </w:r>
+      <w:r>
+        <w:rPr>
+          <w:lang w:val="es-ES"/>
+        </w:rPr>
+        <w:t xml:space="preserve">ad reales que tiene la función pagoda para guiar la heurística. Además, nos confirmó que la variante 5 </w:t>
+      </w:r>
+      <w:r>
+        <w:rPr>
+          <w:lang w:val="es-ES"/>
+        </w:rPr>
+        <w:t xml:space="preserve">del tablero propuesto en el </w:t>
       </w:r>
       <w:proofErr w:type="spellStart"/>
       <w:r>
         <w:rPr>
           <w:lang w:val="es-ES"/>
         </w:rPr>
-        <w:t>S</w:t>
-      </w:r>
-      <w:r>
-        <w:rPr>
-          <w:lang w:val="es-ES"/>
-        </w:rPr>
-        <w:t>enku</w:t>
+        <w:t>enunciaddo</w:t>
       </w:r>
       <w:proofErr w:type="spellEnd"/>
       <w:r>
         <w:rPr>
           <w:lang w:val="es-ES"/>
         </w:rPr>
-        <w:t xml:space="preserve"> desde una vista tanto recreativa como computacional. Una de las partes más importantes e</w:t>
-      </w:r>
-      <w:r>
-        <w:rPr>
-          <w:lang w:val="es-ES"/>
-        </w:rPr>
-        <w:t>s</w:t>
-      </w:r>
-      <w:r>
-        <w:rPr>
-          <w:lang w:val="es-ES"/>
-        </w:rPr>
-        <w:t xml:space="preserve"> la de Computacional Se</w:t>
-      </w:r>
-      <w:r>
-        <w:rPr>
-          <w:lang w:val="es-ES"/>
-        </w:rPr>
-        <w:t>ar</w:t>
-      </w:r>
-      <w:r>
-        <w:rPr>
-          <w:lang w:val="es-ES"/>
-        </w:rPr>
-        <w:t xml:space="preserve">ch </w:t>
-      </w:r>
-      <w:proofErr w:type="spellStart"/>
-      <w:r>
-        <w:rPr>
-          <w:lang w:val="es-ES"/>
-        </w:rPr>
-        <w:t>Techniques</w:t>
-      </w:r>
-      <w:proofErr w:type="spellEnd"/>
-      <w:r>
-        <w:rPr>
-          <w:lang w:val="es-ES"/>
-        </w:rPr>
-        <w:t xml:space="preserve">, donde explica cómo los algoritmos de búsqueda en espacio de estados se utilizan para resolver el juego </w:t>
-      </w:r>
-      <w:proofErr w:type="gramStart"/>
-      <w:r>
-        <w:rPr>
-          <w:lang w:val="es-ES"/>
-        </w:rPr>
-        <w:t>automáticamente</w:t>
-      </w:r>
-      <w:r>
-        <w:rPr>
-          <w:lang w:val="es-ES"/>
-        </w:rPr>
-        <w:t xml:space="preserve">  [</w:t>
-      </w:r>
-      <w:proofErr w:type="gramEnd"/>
-      <w:r>
-        <w:rPr>
-          <w:lang w:val="es-ES"/>
-        </w:rPr>
-        <w:t>2]</w:t>
-      </w:r>
-      <w:r>
-        <w:rPr>
-          <w:lang w:val="es-ES"/>
-        </w:rPr>
-        <w:t>.</w:t>
-      </w:r>
-      <w:r>
-        <w:rPr>
-          <w:lang w:val="es-ES"/>
-        </w:rPr>
         <w:t xml:space="preserve"> </w:t>
       </w:r>
       <w:r>
         <w:rPr>
           <w:lang w:val="es-ES"/>
         </w:rPr>
-        <w:t>C</w:t>
-      </w:r>
-      <w:r>
-        <w:rPr>
-          <w:lang w:val="es-ES"/>
-        </w:rPr>
-        <w:t xml:space="preserve">on este estudio </w:t>
-      </w:r>
-      <w:r>
-        <w:rPr>
-          <w:lang w:val="es-ES"/>
-        </w:rPr>
-        <w:t xml:space="preserve">hemos llegado </w:t>
-      </w:r>
-      <w:r>
-        <w:rPr>
-          <w:lang w:val="es-ES"/>
-        </w:rPr>
-        <w:t xml:space="preserve">a comprender </w:t>
-      </w:r>
-      <w:r>
-        <w:rPr>
-          <w:lang w:val="es-ES"/>
-        </w:rPr>
-        <w:t xml:space="preserve">mejor </w:t>
-      </w:r>
-      <w:r>
-        <w:rPr>
-          <w:lang w:val="es-ES"/>
-        </w:rPr>
-        <w:t>el objetivo y la utili</w:t>
-      </w:r>
-      <w:r>
-        <w:rPr>
-          <w:lang w:val="es-ES"/>
-        </w:rPr>
-        <w:t>d</w:t>
-      </w:r>
-      <w:r>
-        <w:rPr>
-          <w:lang w:val="es-ES"/>
-        </w:rPr>
-        <w:t xml:space="preserve">ad reales que tiene la función pagoda para guiar la heurística. Además, nos confirmó que la variante 5 </w:t>
-      </w:r>
-      <w:r>
-        <w:rPr>
-          <w:lang w:val="es-ES"/>
-        </w:rPr>
-        <w:t xml:space="preserve">del tablero propuesto en el </w:t>
-      </w:r>
-      <w:proofErr w:type="spellStart"/>
-      <w:r>
-        <w:rPr>
-          <w:lang w:val="es-ES"/>
-        </w:rPr>
-        <w:t>enunciaddo</w:t>
-      </w:r>
-      <w:proofErr w:type="spellEnd"/>
-      <w:r>
-        <w:rPr>
-          <w:lang w:val="es-ES"/>
-        </w:rPr>
-        <w:t xml:space="preserve"> </w:t>
-      </w:r>
-      <w:r>
-        <w:rPr>
-          <w:lang w:val="es-ES"/>
-        </w:rPr>
         <w:t xml:space="preserve">tiene </w:t>
       </w:r>
       <w:r>
         <w:rPr>
           <w:lang w:val="es-ES"/>
         </w:rPr>
+        <w:lastRenderedPageBreak/>
         <w:t xml:space="preserve">solamente </w:t>
       </w:r>
       <w:r>
@@ -1492,14 +1461,7 @@
         <w:rPr>
           <w:lang w:val="es-ES"/>
         </w:rPr>
-        <w:t xml:space="preserve">. Esta página nos ha ayudado junto a la siguiente para demostrar que la </w:t>
-      </w:r>
-      <w:r>
-        <w:rPr>
-          <w:lang w:val="es-ES"/>
-        </w:rPr>
-        <w:lastRenderedPageBreak/>
-        <w:t xml:space="preserve">variante 1 del </w:t>
+        <w:t xml:space="preserve">. Esta página nos ha ayudado junto a la siguiente para demostrar que la variante 1 del </w:t>
       </w:r>
       <w:r>
         <w:rPr>
@@ -1950,7 +1912,13 @@
         <w:rPr>
           <w:lang w:val="es-ES"/>
         </w:rPr>
-        <w:t>En las variantes 1, 2, 3 y 4 del problema se han encontrado soluciones siguiendo con la posición inicial representada en la imagen y, excepto en la primera variante, acabando en el hueco objetivo. En la variante 5 se ha elegido un nuevo estado inicial.</w:t>
+        <w:t xml:space="preserve">En las variantes 1, 2, 3 y 4 del problema se han encontrado soluciones siguiendo con la posición inicial representada en la </w:t>
+      </w:r>
+      <w:r>
+        <w:rPr>
+          <w:lang w:val="es-ES"/>
+        </w:rPr>
+        <w:t>imagen y, excepto en la primera variante, acabando en el hueco objetivo. En la variante 5 se ha elegido un nuevo estado inicial.</w:t>
       </w:r>
     </w:p>
     <w:p>
@@ -2448,7 +2416,14 @@
         <w:rPr>
           <w:lang w:val="es-ES"/>
         </w:rPr>
-        <w:t xml:space="preserve">Una vez definido el dominio, debemos poder crear las instancias específicas a nuestros problemas (es decir, las distintas variaciones del juego a las que nos enfrentaremos). Para ello, hemos decidido abordar la definición de problemas como la creación de matrices para representar los estados iniciales de los problemas. En ellas, una posición [f][c] de la matriz representa una casilla del tablero en la fila “f” y en la columna “c”. Además, el valor de la matriz en dicha posición representará el estado de dicha casilla: un 0 representará una casilla vacía, un 1 representará una casilla ocupada, y un valor nulo </w:t>
+        <w:t xml:space="preserve">Una vez definido el dominio, debemos poder crear las instancias específicas a nuestros problemas (es decir, las distintas variaciones del juego a las que nos enfrentaremos). Para ello, hemos decidido abordar la definición de problemas como la creación de matrices para representar los estados iniciales de los problemas. En ellas, una posición [f][c] de la matriz representa </w:t>
+      </w:r>
+      <w:r>
+        <w:rPr>
+          <w:lang w:val="es-ES"/>
+        </w:rPr>
+        <w:lastRenderedPageBreak/>
+        <w:t xml:space="preserve">una casilla del tablero en la fila “f” y en la columna “c”. Además, el valor de la matriz en dicha posición representará el estado de dicha casilla: un 0 representará una casilla vacía, un 1 representará una casilla ocupada, y un valor nulo </w:t>
       </w:r>
       <w:r>
         <w:rPr>
@@ -2532,14 +2507,7 @@
         <w:rPr>
           <w:lang w:val="es-ES"/>
         </w:rPr>
-        <w:t xml:space="preserve"> que nos permitirá leer el problema para buscarles solución con </w:t>
-      </w:r>
-      <w:r>
-        <w:rPr>
-          <w:lang w:val="es-ES"/>
-        </w:rPr>
-        <w:lastRenderedPageBreak/>
-        <w:t>los algoritmos que queramos. Hemos definido, así, funciones para leer y escribir tanto el dominio del problema como el problema en sí.</w:t>
+        <w:t xml:space="preserve"> que nos permitirá leer el problema para buscarles solución con los algoritmos que queramos. Hemos definido, así, funciones para leer y escribir tanto el dominio del problema como el problema en sí.</w:t>
       </w:r>
     </w:p>
     <w:p>
@@ -2914,7 +2882,13 @@
         <w:rPr>
           <w:lang w:val="es-ES"/>
         </w:rPr>
-        <w:t xml:space="preserve">que contienen todas las celdas ocupadas en un estado. Este tipo de objeto nos permite hacer comparaciones muy eficientes entre estados, lo que nos es muy importante a la hora de comprobar si hemos llegado a la solución. Además, </w:t>
+        <w:t xml:space="preserve">que contienen todas las celdas ocupadas en un estado. Este tipo de objeto nos permite hacer comparaciones muy eficientes entre estados, lo que nos es muy importante a la hora de comprobar si hemos llegado a la </w:t>
+      </w:r>
+      <w:r>
+        <w:rPr>
+          <w:lang w:val="es-ES"/>
+        </w:rPr>
+        <w:t xml:space="preserve">solución. Además, </w:t>
       </w:r>
       <w:r>
         <w:rPr>
@@ -3194,21 +3168,7 @@
                               <w:rPr>
                                 <w:sz w:val="18"/>
                               </w:rPr>
-                              <w:t xml:space="preserve">       P = </w:t>
-                            </w:r>
-                            <w:proofErr w:type="gramStart"/>
-                            <w:r>
-                              <w:rPr>
-                                <w:sz w:val="18"/>
-                              </w:rPr>
-                              <w:t>List[</w:t>
-                            </w:r>
-                            <w:proofErr w:type="gramEnd"/>
-                            <w:r>
-                              <w:rPr>
-                                <w:sz w:val="18"/>
-                              </w:rPr>
-                              <w:t>]</w:t>
+                              <w:t xml:space="preserve">       P = List[]</w:t>
                             </w:r>
                           </w:p>
                           <w:p>
@@ -3223,21 +3183,7 @@
                               <w:rPr>
                                 <w:sz w:val="18"/>
                               </w:rPr>
-                              <w:t xml:space="preserve">       B = List [Set(</w:t>
-                            </w:r>
-                            <w:proofErr w:type="gramStart"/>
-                            <w:r>
-                              <w:rPr>
-                                <w:sz w:val="18"/>
-                              </w:rPr>
-                              <w:t>E,P</w:t>
-                            </w:r>
-                            <w:proofErr w:type="gramEnd"/>
-                            <w:r>
-                              <w:rPr>
-                                <w:sz w:val="18"/>
-                              </w:rPr>
-                              <w:t>)]</w:t>
+                              <w:t xml:space="preserve">       B = List [Set(E,P)]</w:t>
                             </w:r>
                           </w:p>
                           <w:p>
@@ -3297,7 +3243,6 @@
                               <w:tab/>
                             </w:r>
                             <w:proofErr w:type="spellStart"/>
-                            <w:proofErr w:type="gramStart"/>
                             <w:r>
                               <w:rPr>
                                 <w:sz w:val="18"/>
@@ -3311,15 +3256,7 @@
                                 <w:sz w:val="18"/>
                                 <w:lang w:val="es-ES"/>
                               </w:rPr>
-                              <w:t>(</w:t>
-                            </w:r>
-                            <w:proofErr w:type="gramEnd"/>
-                            <w:r>
-                              <w:rPr>
-                                <w:sz w:val="18"/>
-                                <w:lang w:val="es-ES"/>
-                              </w:rPr>
-                              <w:t>estado e</w:t>
+                              <w:t>(estado e</w:t>
                             </w:r>
                             <w:r>
                               <w:rPr>
@@ -3378,7 +3315,6 @@
                               <w:t xml:space="preserve">     </w:t>
                             </w:r>
                             <w:proofErr w:type="spellStart"/>
-                            <w:proofErr w:type="gramStart"/>
                             <w:r>
                               <w:rPr>
                                 <w:sz w:val="18"/>
@@ -3395,7 +3331,6 @@
                               <w:t>(</w:t>
                             </w:r>
                             <w:proofErr w:type="spellStart"/>
-                            <w:proofErr w:type="gramEnd"/>
                             <w:r>
                               <w:rPr>
                                 <w:sz w:val="18"/>
@@ -3451,15 +3386,7 @@
                                 <w:sz w:val="18"/>
                                 <w:lang w:val="es-ES"/>
                               </w:rPr>
-                              <w:t>aplicar_</w:t>
-                            </w:r>
-                            <w:proofErr w:type="gramStart"/>
-                            <w:r>
-                              <w:rPr>
-                                <w:sz w:val="18"/>
-                                <w:lang w:val="es-ES"/>
-                              </w:rPr>
-                              <w:t>mov</w:t>
+                              <w:t>aplicar_mov</w:t>
                             </w:r>
                             <w:proofErr w:type="spellEnd"/>
                             <w:r>
@@ -3467,15 +3394,7 @@
                                 <w:sz w:val="18"/>
                                 <w:lang w:val="es-ES"/>
                               </w:rPr>
-                              <w:t>(</w:t>
-                            </w:r>
-                            <w:proofErr w:type="gramEnd"/>
-                            <w:r>
-                              <w:rPr>
-                                <w:sz w:val="18"/>
-                                <w:lang w:val="es-ES"/>
-                              </w:rPr>
-                              <w:t xml:space="preserve">e, </w:t>
+                              <w:t xml:space="preserve">(e, </w:t>
                             </w:r>
                             <w:proofErr w:type="spellStart"/>
                             <w:r>
@@ -3690,23 +3609,7 @@
                                 <w:lang w:val="es-ES"/>
                               </w:rPr>
                               <w:tab/>
-                              <w:t xml:space="preserve">          </w:t>
-                            </w:r>
-                            <w:proofErr w:type="gramStart"/>
-                            <w:r>
-                              <w:rPr>
-                                <w:sz w:val="18"/>
-                                <w:lang w:val="es-ES"/>
-                              </w:rPr>
-                              <w:t>h  =</w:t>
-                            </w:r>
-                            <w:proofErr w:type="gramEnd"/>
-                            <w:r>
-                              <w:rPr>
-                                <w:sz w:val="18"/>
-                                <w:lang w:val="es-ES"/>
-                              </w:rPr>
-                              <w:t xml:space="preserve"> </w:t>
+                              <w:t xml:space="preserve">          h  = </w:t>
                             </w:r>
                             <w:proofErr w:type="spellStart"/>
                             <w:r>
@@ -3759,7 +3662,6 @@
                               <w:t xml:space="preserve">          </w:t>
                             </w:r>
                             <w:proofErr w:type="spellStart"/>
-                            <w:proofErr w:type="gramStart"/>
                             <w:r>
                               <w:rPr>
                                 <w:sz w:val="18"/>
@@ -3776,7 +3678,6 @@
                               <w:t>( (</w:t>
                             </w:r>
                             <w:proofErr w:type="spellStart"/>
-                            <w:proofErr w:type="gramEnd"/>
                             <w:r>
                               <w:rPr>
                                 <w:sz w:val="18"/>
@@ -3801,7 +3702,6 @@
                               <w:t>nuevo_p</w:t>
                             </w:r>
                             <w:proofErr w:type="spellEnd"/>
-                            <w:proofErr w:type="gramStart"/>
                             <w:r>
                               <w:rPr>
                                 <w:sz w:val="18"/>
@@ -3809,7 +3709,6 @@
                               </w:rPr>
                               <w:t>) )</w:t>
                             </w:r>
-                            <w:proofErr w:type="gramEnd"/>
                           </w:p>
                           <w:p>
                             <w:pPr>
@@ -3827,7 +3726,6 @@
                               <w:tab/>
                             </w:r>
                             <w:proofErr w:type="spellStart"/>
-                            <w:proofErr w:type="gramStart"/>
                             <w:r>
                               <w:rPr>
                                 <w:sz w:val="18"/>
@@ -3835,7 +3733,6 @@
                               <w:t>candidatos.sort</w:t>
                             </w:r>
                             <w:proofErr w:type="spellEnd"/>
-                            <w:proofErr w:type="gramEnd"/>
                             <w:r>
                               <w:rPr>
                                 <w:sz w:val="18"/>
@@ -3866,7 +3763,6 @@
                               <w:t>candidatos</w:t>
                             </w:r>
                             <w:proofErr w:type="spellEnd"/>
-                            <w:proofErr w:type="gramStart"/>
                             <w:r>
                               <w:rPr>
                                 <w:sz w:val="18"/>
@@ -3880,7 +3776,6 @@
                               </w:rPr>
                               <w:t>β</w:t>
                             </w:r>
-                            <w:proofErr w:type="gramEnd"/>
                             <w:r>
                               <w:rPr>
                                 <w:sz w:val="18"/>
@@ -3917,17 +3812,8 @@
                                 <w:sz w:val="18"/>
                                 <w:lang w:val="es-ES"/>
                               </w:rPr>
-                              <w:t xml:space="preserve"> </w:t>
+                              <w:t xml:space="preserve"> None</w:t>
                             </w:r>
-                            <w:proofErr w:type="spellStart"/>
-                            <w:r>
-                              <w:rPr>
-                                <w:sz w:val="18"/>
-                                <w:lang w:val="es-ES"/>
-                              </w:rPr>
-                              <w:t>None</w:t>
-                            </w:r>
-                            <w:proofErr w:type="spellEnd"/>
                           </w:p>
                         </w:txbxContent>
                       </wps:txbx>
@@ -4160,21 +4046,7 @@
                         <w:rPr>
                           <w:sz w:val="18"/>
                         </w:rPr>
-                        <w:t xml:space="preserve">       P = </w:t>
-                      </w:r>
-                      <w:proofErr w:type="gramStart"/>
-                      <w:r>
-                        <w:rPr>
-                          <w:sz w:val="18"/>
-                        </w:rPr>
-                        <w:t>List[</w:t>
-                      </w:r>
-                      <w:proofErr w:type="gramEnd"/>
-                      <w:r>
-                        <w:rPr>
-                          <w:sz w:val="18"/>
-                        </w:rPr>
-                        <w:t>]</w:t>
+                        <w:t xml:space="preserve">       P = List[]</w:t>
                       </w:r>
                     </w:p>
                     <w:p>
@@ -4189,21 +4061,7 @@
                         <w:rPr>
                           <w:sz w:val="18"/>
                         </w:rPr>
-                        <w:t xml:space="preserve">       B = List [Set(</w:t>
-                      </w:r>
-                      <w:proofErr w:type="gramStart"/>
-                      <w:r>
-                        <w:rPr>
-                          <w:sz w:val="18"/>
-                        </w:rPr>
-                        <w:t>E,P</w:t>
-                      </w:r>
-                      <w:proofErr w:type="gramEnd"/>
-                      <w:r>
-                        <w:rPr>
-                          <w:sz w:val="18"/>
-                        </w:rPr>
-                        <w:t>)]</w:t>
+                        <w:t xml:space="preserve">       B = List [Set(E,P)]</w:t>
                       </w:r>
                     </w:p>
                     <w:p>
@@ -4263,7 +4121,6 @@
                         <w:tab/>
                       </w:r>
                       <w:proofErr w:type="spellStart"/>
-                      <w:proofErr w:type="gramStart"/>
                       <w:r>
                         <w:rPr>
                           <w:sz w:val="18"/>
@@ -4277,15 +4134,7 @@
                           <w:sz w:val="18"/>
                           <w:lang w:val="es-ES"/>
                         </w:rPr>
-                        <w:t>(</w:t>
-                      </w:r>
-                      <w:proofErr w:type="gramEnd"/>
-                      <w:r>
-                        <w:rPr>
-                          <w:sz w:val="18"/>
-                          <w:lang w:val="es-ES"/>
-                        </w:rPr>
-                        <w:t>estado e</w:t>
+                        <w:t>(estado e</w:t>
                       </w:r>
                       <w:r>
                         <w:rPr>
@@ -4344,7 +4193,6 @@
                         <w:t xml:space="preserve">     </w:t>
                       </w:r>
                       <w:proofErr w:type="spellStart"/>
-                      <w:proofErr w:type="gramStart"/>
                       <w:r>
                         <w:rPr>
                           <w:sz w:val="18"/>
@@ -4361,7 +4209,6 @@
                         <w:t>(</w:t>
                       </w:r>
                       <w:proofErr w:type="spellStart"/>
-                      <w:proofErr w:type="gramEnd"/>
                       <w:r>
                         <w:rPr>
                           <w:sz w:val="18"/>
@@ -4417,15 +4264,7 @@
                           <w:sz w:val="18"/>
                           <w:lang w:val="es-ES"/>
                         </w:rPr>
-                        <w:t>aplicar_</w:t>
-                      </w:r>
-                      <w:proofErr w:type="gramStart"/>
-                      <w:r>
-                        <w:rPr>
-                          <w:sz w:val="18"/>
-                          <w:lang w:val="es-ES"/>
-                        </w:rPr>
-                        <w:t>mov</w:t>
+                        <w:t>aplicar_mov</w:t>
                       </w:r>
                       <w:proofErr w:type="spellEnd"/>
                       <w:r>
@@ -4433,15 +4272,7 @@
                           <w:sz w:val="18"/>
                           <w:lang w:val="es-ES"/>
                         </w:rPr>
-                        <w:t>(</w:t>
-                      </w:r>
-                      <w:proofErr w:type="gramEnd"/>
-                      <w:r>
-                        <w:rPr>
-                          <w:sz w:val="18"/>
-                          <w:lang w:val="es-ES"/>
-                        </w:rPr>
-                        <w:t xml:space="preserve">e, </w:t>
+                        <w:t xml:space="preserve">(e, </w:t>
                       </w:r>
                       <w:proofErr w:type="spellStart"/>
                       <w:r>
@@ -4656,23 +4487,7 @@
                           <w:lang w:val="es-ES"/>
                         </w:rPr>
                         <w:tab/>
-                        <w:t xml:space="preserve">          </w:t>
-                      </w:r>
-                      <w:proofErr w:type="gramStart"/>
-                      <w:r>
-                        <w:rPr>
-                          <w:sz w:val="18"/>
-                          <w:lang w:val="es-ES"/>
-                        </w:rPr>
-                        <w:t>h  =</w:t>
-                      </w:r>
-                      <w:proofErr w:type="gramEnd"/>
-                      <w:r>
-                        <w:rPr>
-                          <w:sz w:val="18"/>
-                          <w:lang w:val="es-ES"/>
-                        </w:rPr>
-                        <w:t xml:space="preserve"> </w:t>
+                        <w:t xml:space="preserve">          h  = </w:t>
                       </w:r>
                       <w:proofErr w:type="spellStart"/>
                       <w:r>
@@ -4725,7 +4540,6 @@
                         <w:t xml:space="preserve">          </w:t>
                       </w:r>
                       <w:proofErr w:type="spellStart"/>
-                      <w:proofErr w:type="gramStart"/>
                       <w:r>
                         <w:rPr>
                           <w:sz w:val="18"/>
@@ -4742,7 +4556,6 @@
                         <w:t>( (</w:t>
                       </w:r>
                       <w:proofErr w:type="spellStart"/>
-                      <w:proofErr w:type="gramEnd"/>
                       <w:r>
                         <w:rPr>
                           <w:sz w:val="18"/>
@@ -4767,7 +4580,6 @@
                         <w:t>nuevo_p</w:t>
                       </w:r>
                       <w:proofErr w:type="spellEnd"/>
-                      <w:proofErr w:type="gramStart"/>
                       <w:r>
                         <w:rPr>
                           <w:sz w:val="18"/>
@@ -4775,7 +4587,6 @@
                         </w:rPr>
                         <w:t>) )</w:t>
                       </w:r>
-                      <w:proofErr w:type="gramEnd"/>
                     </w:p>
                     <w:p>
                       <w:pPr>
@@ -4793,7 +4604,6 @@
                         <w:tab/>
                       </w:r>
                       <w:proofErr w:type="spellStart"/>
-                      <w:proofErr w:type="gramStart"/>
                       <w:r>
                         <w:rPr>
                           <w:sz w:val="18"/>
@@ -4801,7 +4611,6 @@
                         <w:t>candidatos.sort</w:t>
                       </w:r>
                       <w:proofErr w:type="spellEnd"/>
-                      <w:proofErr w:type="gramEnd"/>
                       <w:r>
                         <w:rPr>
                           <w:sz w:val="18"/>
@@ -4832,7 +4641,6 @@
                         <w:t>candidatos</w:t>
                       </w:r>
                       <w:proofErr w:type="spellEnd"/>
-                      <w:proofErr w:type="gramStart"/>
                       <w:r>
                         <w:rPr>
                           <w:sz w:val="18"/>
@@ -4846,7 +4654,6 @@
                         </w:rPr>
                         <w:t>β</w:t>
                       </w:r>
-                      <w:proofErr w:type="gramEnd"/>
                       <w:r>
                         <w:rPr>
                           <w:sz w:val="18"/>
@@ -4883,17 +4690,8 @@
                           <w:sz w:val="18"/>
                           <w:lang w:val="es-ES"/>
                         </w:rPr>
-                        <w:t xml:space="preserve"> </w:t>
+                        <w:t xml:space="preserve"> None</w:t>
                       </w:r>
-                      <w:proofErr w:type="spellStart"/>
-                      <w:r>
-                        <w:rPr>
-                          <w:sz w:val="18"/>
-                          <w:lang w:val="es-ES"/>
-                        </w:rPr>
-                        <w:t>None</w:t>
-                      </w:r>
-                      <w:proofErr w:type="spellEnd"/>
                     </w:p>
                   </w:txbxContent>
                 </v:textbox>
@@ -5403,6 +5201,7 @@
           <w:iCs/>
           <w:lang w:val="es-ES"/>
         </w:rPr>
+        <w:lastRenderedPageBreak/>
         <w:t>T</w:t>
       </w:r>
       <w:r>
@@ -5453,16 +5252,7 @@
           <w:iCs/>
           <w:lang w:val="es-ES"/>
         </w:rPr>
-        <w:t xml:space="preserve"> </w:t>
-      </w:r>
-      <w:r>
-        <w:rPr>
-          <w:rFonts w:ascii="Times New Roman" w:hAnsi="Times New Roman" w:cs="Times New Roman"/>
-          <w:iCs/>
-          <w:lang w:val="es-ES"/>
-        </w:rPr>
-        <w:lastRenderedPageBreak/>
-        <w:t xml:space="preserve">B con la que volveremos al inicio del bucle </w:t>
+        <w:t xml:space="preserve"> B con la que volveremos al inicio del bucle </w:t>
       </w:r>
       <w:proofErr w:type="spellStart"/>
       <w:r>
